--- a/06-学生侧材料/讲义/6-有机化学/重排反应.docx
+++ b/06-学生侧材料/讲义/6-有机化学/重排反应.docx
@@ -23366,7 +23366,7 @@
         <w:t>典型例题</w:t>
       </w:r>
     </w:p>
-    <w:bookmarkStart w:id="44" w:name="例1-碳正离子重排wagner-meerwein-产物预测"/>
+    <w:bookmarkStart w:id="44" w:name="例1-碳正离子重排wagner-meerwein-产物预测进阶"/>
     <w:p>
       <w:pPr>
         <w:pStyle w:val="Heading3"/>
@@ -23412,13 +23412,25 @@
         <w:rPr>
           <w:rFonts w:hint="eastAsia" w:ascii="Times New Roman" w:hAnsi="Times New Roman" w:eastAsia="SimHei" w:cs="Times New Roman"/>
         </w:rPr>
-        <w:t xml:space="preserve">产物预测</w:t>
-      </w:r>
-      <w:r>
-        <w:rPr>
-          <w:rFonts w:ascii="Times New Roman" w:hAnsi="Times New Roman" w:eastAsia="Times New Roman" w:cs="Times New Roman"/>
-        </w:rPr>
-        <w:t xml:space="preserve"> ⭐⭐⭐</w:t>
+        <w:t>产物预测</w:t>
+      </w:r>
+      <w:r>
+        <w:rPr>
+          <w:rFonts w:hint="eastAsia" w:ascii="Times New Roman" w:hAnsi="Times New Roman" w:eastAsia="Times New Roman" w:cs="Times New Roman"/>
+        </w:rPr>
+        <w:t>（</w:t>
+      </w:r>
+      <w:r>
+        <w:rPr>
+          <w:rFonts w:hint="eastAsia" w:ascii="Times New Roman" w:hAnsi="Times New Roman" w:eastAsia="SimHei" w:cs="Times New Roman"/>
+        </w:rPr>
+        <w:t>进阶</w:t>
+      </w:r>
+      <w:r>
+        <w:rPr>
+          <w:rFonts w:hint="eastAsia" w:ascii="Times New Roman" w:hAnsi="Times New Roman" w:eastAsia="Times New Roman" w:cs="Times New Roman"/>
+        </w:rPr>
+        <w:t>）</w:t>
       </w:r>
     </w:p>
     <w:p>
@@ -24691,7 +24703,7 @@
       </w:r>
     </w:p>
     <w:bookmarkEnd w:id="44"/>
-    <w:bookmarkStart w:id="45" w:name="例2-不对称-pinacol-重排的选择性"/>
+    <w:bookmarkStart w:id="45" w:name="例2-不对称-pinacol-重排的选择性进阶"/>
     <w:p>
       <w:pPr>
         <w:pStyle w:val="Heading3"/>
@@ -24731,13 +24743,25 @@
         <w:rPr>
           <w:rFonts w:hint="eastAsia" w:ascii="Times New Roman" w:hAnsi="Times New Roman" w:eastAsia="SimHei" w:cs="Times New Roman"/>
         </w:rPr>
-        <w:t xml:space="preserve">重排的选择性</w:t>
-      </w:r>
-      <w:r>
-        <w:rPr>
-          <w:rFonts w:ascii="Times New Roman" w:hAnsi="Times New Roman" w:eastAsia="Times New Roman" w:cs="Times New Roman"/>
-        </w:rPr>
-        <w:t xml:space="preserve"> ⭐⭐⭐</w:t>
+        <w:t>重排的选择性</w:t>
+      </w:r>
+      <w:r>
+        <w:rPr>
+          <w:rFonts w:hint="eastAsia" w:ascii="Times New Roman" w:hAnsi="Times New Roman" w:eastAsia="Times New Roman" w:cs="Times New Roman"/>
+        </w:rPr>
+        <w:t>（</w:t>
+      </w:r>
+      <w:r>
+        <w:rPr>
+          <w:rFonts w:hint="eastAsia" w:ascii="Times New Roman" w:hAnsi="Times New Roman" w:eastAsia="SimHei" w:cs="Times New Roman"/>
+        </w:rPr>
+        <w:t>进阶</w:t>
+      </w:r>
+      <w:r>
+        <w:rPr>
+          <w:rFonts w:hint="eastAsia" w:ascii="Times New Roman" w:hAnsi="Times New Roman" w:eastAsia="Times New Roman" w:cs="Times New Roman"/>
+        </w:rPr>
+        <w:t>）</w:t>
       </w:r>
     </w:p>
     <w:p>
@@ -26228,7 +26252,7 @@
       </w:r>
     </w:p>
     <w:bookmarkEnd w:id="45"/>
-    <w:bookmarkStart w:id="46" w:name="例3-beckmann-vs-b-v-对比模板识别"/>
+    <w:bookmarkStart w:id="46" w:name="例3-beckmann-vs-b-v-对比模板识别挑战"/>
     <w:p>
       <w:pPr>
         <w:pStyle w:val="Heading3"/>
@@ -26272,9 +26296,21 @@
       </w:r>
       <w:r>
         <w:rPr>
-          <w:rFonts w:ascii="Times New Roman" w:hAnsi="Times New Roman" w:eastAsia="Times New Roman" w:cs="Times New Roman"/>
-        </w:rPr>
-        <w:t xml:space="preserve"> ⭐⭐⭐⭐</w:t>
+          <w:rFonts w:hint="eastAsia" w:ascii="Times New Roman" w:hAnsi="Times New Roman" w:eastAsia="Times New Roman" w:cs="Times New Roman"/>
+        </w:rPr>
+        <w:t>（</w:t>
+      </w:r>
+      <w:r>
+        <w:rPr>
+          <w:rFonts w:hint="eastAsia" w:ascii="Times New Roman" w:hAnsi="Times New Roman" w:eastAsia="SimHei" w:cs="Times New Roman"/>
+        </w:rPr>
+        <w:t>挑战</w:t>
+      </w:r>
+      <w:r>
+        <w:rPr>
+          <w:rFonts w:hint="eastAsia" w:ascii="Times New Roman" w:hAnsi="Times New Roman" w:eastAsia="Times New Roman" w:cs="Times New Roman"/>
+        </w:rPr>
+        <w:t>）</w:t>
       </w:r>
     </w:p>
     <w:p>
@@ -27437,7 +27473,7 @@
       </w:r>
     </w:p>
     <w:bookmarkEnd w:id="46"/>
-    <w:bookmarkStart w:id="47" w:name="例4-协同-vs-离子claisen-重排机理辨析"/>
+    <w:bookmarkStart w:id="47" w:name="例4-协同-vs-离子claisen-重排机理辨析进阶"/>
     <w:p>
       <w:pPr>
         <w:pStyle w:val="Heading3"/>
@@ -27495,13 +27531,25 @@
         <w:rPr>
           <w:rFonts w:hint="eastAsia" w:ascii="Times New Roman" w:hAnsi="Times New Roman" w:eastAsia="SimHei" w:cs="Times New Roman"/>
         </w:rPr>
-        <w:t xml:space="preserve">重排机理辨析</w:t>
-      </w:r>
-      <w:r>
-        <w:rPr>
-          <w:rFonts w:ascii="Times New Roman" w:hAnsi="Times New Roman" w:eastAsia="Times New Roman" w:cs="Times New Roman"/>
-        </w:rPr>
-        <w:t xml:space="preserve"> ⭐⭐⭐</w:t>
+        <w:t>重排机理辨析</w:t>
+      </w:r>
+      <w:r>
+        <w:rPr>
+          <w:rFonts w:hint="eastAsia" w:ascii="Times New Roman" w:hAnsi="Times New Roman" w:eastAsia="Times New Roman" w:cs="Times New Roman"/>
+        </w:rPr>
+        <w:t>（</w:t>
+      </w:r>
+      <w:r>
+        <w:rPr>
+          <w:rFonts w:hint="eastAsia" w:ascii="Times New Roman" w:hAnsi="Times New Roman" w:eastAsia="SimHei" w:cs="Times New Roman"/>
+        </w:rPr>
+        <w:t>进阶</w:t>
+      </w:r>
+      <w:r>
+        <w:rPr>
+          <w:rFonts w:hint="eastAsia" w:ascii="Times New Roman" w:hAnsi="Times New Roman" w:eastAsia="Times New Roman" w:cs="Times New Roman"/>
+        </w:rPr>
+        <w:t>）</w:t>
       </w:r>
     </w:p>
     <w:p>
@@ -28456,7 +28504,7 @@
       </w:r>
     </w:p>
     <w:bookmarkEnd w:id="47"/>
-    <w:bookmarkStart w:id="48" w:name="例5-向缺电子-n-迁移curtius-重排产物链"/>
+    <w:bookmarkStart w:id="48" w:name="例5-向缺电子-n-迁移curtius-重排产物链挑战"/>
     <w:p>
       <w:pPr>
         <w:pStyle w:val="Heading3"/>
@@ -28514,13 +28562,25 @@
         <w:rPr>
           <w:rFonts w:hint="eastAsia" w:ascii="Times New Roman" w:hAnsi="Times New Roman" w:eastAsia="SimHei" w:cs="Times New Roman"/>
         </w:rPr>
-        <w:t xml:space="preserve">重排产物链</w:t>
-      </w:r>
-      <w:r>
-        <w:rPr>
-          <w:rFonts w:ascii="Times New Roman" w:hAnsi="Times New Roman" w:eastAsia="Times New Roman" w:cs="Times New Roman"/>
-        </w:rPr>
-        <w:t xml:space="preserve"> ⭐⭐⭐⭐</w:t>
+        <w:t>重排产物链</w:t>
+      </w:r>
+      <w:r>
+        <w:rPr>
+          <w:rFonts w:hint="eastAsia" w:ascii="Times New Roman" w:hAnsi="Times New Roman" w:eastAsia="Times New Roman" w:cs="Times New Roman"/>
+        </w:rPr>
+        <w:t>（</w:t>
+      </w:r>
+      <w:r>
+        <w:rPr>
+          <w:rFonts w:hint="eastAsia" w:ascii="Times New Roman" w:hAnsi="Times New Roman" w:eastAsia="SimHei" w:cs="Times New Roman"/>
+        </w:rPr>
+        <w:t>挑战</w:t>
+      </w:r>
+      <w:r>
+        <w:rPr>
+          <w:rFonts w:hint="eastAsia" w:ascii="Times New Roman" w:hAnsi="Times New Roman" w:eastAsia="Times New Roman" w:cs="Times New Roman"/>
+        </w:rPr>
+        <w:t>）</w:t>
       </w:r>
     </w:p>
     <w:p>
@@ -29345,7 +29405,7 @@
       </w:r>
     </w:p>
     <w:bookmarkEnd w:id="48"/>
-    <w:bookmarkStart w:id="49" w:name="例6-综合四选一模板识别-产物预测"/>
+    <w:bookmarkStart w:id="49" w:name="例6-综合四选一模板识别-产物预测挑战"/>
     <w:p>
       <w:pPr>
         <w:pStyle w:val="Heading3"/>
@@ -29397,13 +29457,25 @@
         <w:rPr>
           <w:rFonts w:hint="eastAsia" w:ascii="Times New Roman" w:hAnsi="Times New Roman" w:eastAsia="SimHei" w:cs="Times New Roman"/>
         </w:rPr>
-        <w:t xml:space="preserve">产物预测</w:t>
-      </w:r>
-      <w:r>
-        <w:rPr>
-          <w:rFonts w:ascii="Times New Roman" w:hAnsi="Times New Roman" w:eastAsia="Times New Roman" w:cs="Times New Roman"/>
-        </w:rPr>
-        <w:t xml:space="preserve"> ⭐⭐⭐⭐</w:t>
+        <w:t>产物预测</w:t>
+      </w:r>
+      <w:r>
+        <w:rPr>
+          <w:rFonts w:hint="eastAsia" w:ascii="Times New Roman" w:hAnsi="Times New Roman" w:eastAsia="Times New Roman" w:cs="Times New Roman"/>
+        </w:rPr>
+        <w:t>（</w:t>
+      </w:r>
+      <w:r>
+        <w:rPr>
+          <w:rFonts w:hint="eastAsia" w:ascii="Times New Roman" w:hAnsi="Times New Roman" w:eastAsia="SimHei" w:cs="Times New Roman"/>
+        </w:rPr>
+        <w:t>挑战</w:t>
+      </w:r>
+      <w:r>
+        <w:rPr>
+          <w:rFonts w:hint="eastAsia" w:ascii="Times New Roman" w:hAnsi="Times New Roman" w:eastAsia="Times New Roman" w:cs="Times New Roman"/>
+        </w:rPr>
+        <w:t>）</w:t>
       </w:r>
     </w:p>
     <w:p>
@@ -37604,13 +37676,7 @@
         <w:rPr>
           <w:rFonts w:hint="eastAsia" w:ascii="Times New Roman" w:hAnsi="Times New Roman" w:eastAsia="SimHei" w:cs="Times New Roman"/>
         </w:rPr>
-        <w:t>基础巩固</w:t>
-      </w:r>
-      <w:r>
-        <w:rPr>
-          <w:rFonts w:hint="eastAsia" w:ascii="Times New Roman" w:hAnsi="Times New Roman" w:eastAsia="Times New Roman" w:cs="Times New Roman"/>
-        </w:rPr>
-        <w:t>（⭐⭐）</w:t>
+        <w:t xml:space="preserve">基础巩固</w:t>
       </w:r>
     </w:p>
     <w:p>
@@ -38273,13 +38339,7 @@
         <w:rPr>
           <w:rFonts w:hint="eastAsia" w:ascii="Times New Roman" w:hAnsi="Times New Roman" w:eastAsia="SimHei" w:cs="Times New Roman"/>
         </w:rPr>
-        <w:t>提高训练</w:t>
-      </w:r>
-      <w:r>
-        <w:rPr>
-          <w:rFonts w:hint="eastAsia" w:ascii="Times New Roman" w:hAnsi="Times New Roman" w:eastAsia="Times New Roman" w:cs="Times New Roman"/>
-        </w:rPr>
-        <w:t>（⭐⭐⭐）</w:t>
+        <w:t xml:space="preserve">提高训练</w:t>
       </w:r>
     </w:p>
     <w:p>
@@ -38675,13 +38735,7 @@
         <w:rPr>
           <w:rFonts w:hint="eastAsia" w:ascii="Times New Roman" w:hAnsi="Times New Roman" w:eastAsia="SimHei" w:cs="Times New Roman"/>
         </w:rPr>
-        <w:t>综合</w:t>
-      </w:r>
-      <w:r>
-        <w:rPr>
-          <w:rFonts w:hint="eastAsia" w:ascii="Times New Roman" w:hAnsi="Times New Roman" w:eastAsia="Times New Roman" w:cs="Times New Roman"/>
-        </w:rPr>
-        <w:t>（⭐⭐⭐⭐）</w:t>
+        <w:t xml:space="preserve">综合</w:t>
       </w:r>
     </w:p>
     <w:p>
@@ -42897,7 +42951,7 @@
         <w:rPr>
           <w:rFonts w:hint="eastAsia" w:ascii="Times New Roman" w:hAnsi="Times New Roman" w:eastAsia="Times New Roman" w:cs="Times New Roman"/>
         </w:rPr>
-        <w:t>/</w:t>
+        <w:t>/6-</w:t>
       </w:r>
       <w:r>
         <w:rPr>
@@ -42978,7 +43032,7 @@
         <w:rPr>
           <w:rFonts w:hint="eastAsia" w:ascii="Times New Roman" w:hAnsi="Times New Roman" w:eastAsia="Times New Roman" w:cs="Times New Roman"/>
         </w:rPr>
-        <w:t>/</w:t>
+        <w:t>/6-</w:t>
       </w:r>
       <w:r>
         <w:rPr>

--- a/06-学生侧材料/讲义/6-有机化学/重排反应.docx
+++ b/06-学生侧材料/讲义/6-有机化学/重排反应.docx
@@ -37681,14 +37681,24 @@
     </w:p>
     <w:p>
       <w:pPr>
-        <w:pStyle w:val="Compact"/>
-        <w:numPr>
-          <w:ilvl w:val="0"/>
-          <w:numId w:val="1032"/>
-        </w:numPr>
+        <w:pStyle w:val="FirstParagraph"/>
       </w:pPr>
       <w:r>
         <w:rPr>
+          <w:rFonts w:ascii="Times New Roman" w:hAnsi="Times New Roman" w:eastAsia="Times New Roman" w:cs="Times New Roman"/>
+          <w:b/>
+          <w:bCs/>
+        </w:rPr>
+        <w:t xml:space="preserve">1.</w:t>
+      </w:r>
+      <w:r>
+        <w:rPr>
+          <w:rFonts w:ascii="Times New Roman" w:hAnsi="Times New Roman" w:eastAsia="Times New Roman" w:cs="Times New Roman"/>
+        </w:rPr>
+        <w:t xml:space="preserve"> </w:t>
+      </w:r>
+      <w:r>
+        <w:rPr>
           <w:rFonts w:hint="eastAsia" w:ascii="Times New Roman" w:hAnsi="Times New Roman" w:eastAsia="FangSong" w:cs="Times New Roman"/>
         </w:rPr>
         <w:t>写出以下重排的条件和主产物类型</w:t>
@@ -37734,239 +37744,606 @@
           <w:rFonts w:hint="eastAsia" w:ascii="Times New Roman" w:hAnsi="Times New Roman" w:eastAsia="Times New Roman" w:cs="Times New Roman"/>
         </w:rPr>
         <w:t>”）：</w:t>
+      </w:r>
+      <w:r>
+        <w:rPr>
+          <w:rFonts w:ascii="Times New Roman" w:hAnsi="Times New Roman" w:eastAsia="Times New Roman" w:cs="Times New Roman"/>
+        </w:rPr>
+        <w:t xml:space="preserve"> </w:t>
+      </w:r>
+      <w:r>
+        <w:rPr>
+          <w:rFonts w:ascii="Times New Roman" w:hAnsi="Times New Roman" w:eastAsia="Times New Roman" w:cs="Times New Roman"/>
+        </w:rPr>
+        <w:t xml:space="preserve">(a) </w:t>
+      </w:r>
+      <w:r>
+        <w:rPr>
+          <w:rFonts w:hint="eastAsia" w:ascii="Times New Roman" w:hAnsi="Times New Roman" w:eastAsia="FangSong" w:cs="Times New Roman"/>
+        </w:rPr>
+        <w:t xml:space="preserve">环戊酮</w:t>
+      </w:r>
+      <w:r>
+        <w:rPr>
+          <w:rFonts w:ascii="Times New Roman" w:hAnsi="Times New Roman" w:eastAsia="Times New Roman" w:cs="Times New Roman"/>
+        </w:rPr>
+        <w:t xml:space="preserve"> + mCPBA → ?</w:t>
+      </w:r>
+      <w:r>
+        <w:rPr>
+          <w:rFonts w:ascii="Times New Roman" w:hAnsi="Times New Roman" w:eastAsia="Times New Roman" w:cs="Times New Roman"/>
+        </w:rPr>
+        <w:t xml:space="preserve"> </w:t>
+      </w:r>
+      <w:r>
+        <w:rPr>
+          <w:rFonts w:ascii="Times New Roman" w:hAnsi="Times New Roman" w:eastAsia="Times New Roman" w:cs="Times New Roman"/>
+        </w:rPr>
+        <w:t xml:space="preserve">(b) </w:t>
+      </w:r>
+      <w:r>
+        <w:rPr>
+          <w:rFonts w:hint="eastAsia" w:ascii="Times New Roman" w:hAnsi="Times New Roman" w:eastAsia="FangSong" w:cs="Times New Roman"/>
+        </w:rPr>
+        <w:t>苯甲酰叠氮</w:t>
+      </w:r>
+      <w:r>
+        <w:rPr>
+          <w:rFonts w:hint="eastAsia" w:ascii="Times New Roman" w:hAnsi="Times New Roman" w:eastAsia="Times New Roman" w:cs="Times New Roman"/>
+        </w:rPr>
+        <w:t>（PhCON</w:t>
+      </w:r>
+      <w:r>
+        <w:rPr>
+          <w:rFonts w:hint="eastAsia" w:ascii="Times New Roman" w:hAnsi="Times New Roman" w:eastAsia="Times New Roman" w:cs="Times New Roman"/>
+          <w:vertAlign w:val="subscript"/>
+        </w:rPr>
+        <w:t>3</w:t>
+      </w:r>
+      <w:r>
+        <w:rPr>
+          <w:rFonts w:hint="eastAsia" w:ascii="Times New Roman" w:hAnsi="Times New Roman" w:eastAsia="Times New Roman" w:cs="Times New Roman"/>
+        </w:rPr>
+        <w:t>）+</w:t>
+      </w:r>
+      <w:r>
+        <w:rPr>
+          <w:rFonts w:ascii="Times New Roman" w:hAnsi="Times New Roman" w:eastAsia="Times New Roman" w:cs="Times New Roman"/>
+        </w:rPr>
+        <w:t xml:space="preserve"> Δ → </w:t>
+      </w:r>
+      <w:r>
+        <w:rPr>
+          <w:rFonts w:hint="eastAsia" w:ascii="Times New Roman" w:hAnsi="Times New Roman" w:eastAsia="Times New Roman" w:cs="Times New Roman"/>
+        </w:rPr>
+        <w:t>?（</w:t>
+      </w:r>
+      <w:r>
+        <w:rPr>
+          <w:rFonts w:hint="eastAsia" w:ascii="Times New Roman" w:hAnsi="Times New Roman" w:eastAsia="FangSong" w:cs="Times New Roman"/>
+        </w:rPr>
+        <w:t>再水解</w:t>
+      </w:r>
+      <w:r>
+        <w:rPr>
+          <w:rFonts w:hint="eastAsia" w:ascii="Times New Roman" w:hAnsi="Times New Roman" w:eastAsia="Times New Roman" w:cs="Times New Roman"/>
+        </w:rPr>
+        <w:t>→?）</w:t>
+      </w:r>
+      <w:r>
+        <w:rPr>
+          <w:rFonts w:ascii="Times New Roman" w:hAnsi="Times New Roman" w:eastAsia="Times New Roman" w:cs="Times New Roman"/>
+        </w:rPr>
+        <w:t xml:space="preserve"> </w:t>
+      </w:r>
+      <w:r>
+        <w:rPr>
+          <w:rFonts w:ascii="Times New Roman" w:hAnsi="Times New Roman" w:eastAsia="Times New Roman" w:cs="Times New Roman"/>
+        </w:rPr>
+        <w:t xml:space="preserve">(c) </w:t>
+      </w:r>
+      <w:r>
+        <w:rPr>
+          <w:rFonts w:hint="eastAsia" w:ascii="Times New Roman" w:hAnsi="Times New Roman" w:eastAsia="Times New Roman" w:cs="Times New Roman"/>
+        </w:rPr>
+        <w:t>2,3-</w:t>
+      </w:r>
+      <w:r>
+        <w:rPr>
+          <w:rFonts w:hint="eastAsia" w:ascii="Times New Roman" w:hAnsi="Times New Roman" w:eastAsia="FangSong" w:cs="Times New Roman"/>
+        </w:rPr>
+        <w:t>二甲基</w:t>
+      </w:r>
+      <w:r>
+        <w:rPr>
+          <w:rFonts w:hint="eastAsia" w:ascii="Times New Roman" w:hAnsi="Times New Roman" w:eastAsia="Times New Roman" w:cs="Times New Roman"/>
+        </w:rPr>
+        <w:t>-2,3-</w:t>
+      </w:r>
+      <w:r>
+        <w:rPr>
+          <w:rFonts w:hint="eastAsia" w:ascii="Times New Roman" w:hAnsi="Times New Roman" w:eastAsia="FangSong" w:cs="Times New Roman"/>
+        </w:rPr>
+        <w:t>丁二醇</w:t>
+      </w:r>
+      <w:r>
+        <w:rPr>
+          <w:rFonts w:ascii="Times New Roman" w:hAnsi="Times New Roman" w:eastAsia="Times New Roman" w:cs="Times New Roman"/>
+        </w:rPr>
+        <w:t xml:space="preserve"> + </w:t>
+      </w:r>
+      <w:r>
+        <w:rPr>
+          <w:rFonts w:hint="eastAsia" w:ascii="Times New Roman" w:hAnsi="Times New Roman" w:eastAsia="FangSong" w:cs="Times New Roman"/>
+        </w:rPr>
+        <w:t xml:space="preserve">浓</w:t>
+      </w:r>
+      <w:r>
+        <w:rPr>
+          <w:rFonts w:ascii="Times New Roman" w:hAnsi="Times New Roman" w:eastAsia="Times New Roman" w:cs="Times New Roman"/>
+        </w:rPr>
+        <w:t xml:space="preserve"> H</w:t>
+      </w:r>
+      <w:r>
+        <w:rPr>
+          <w:rFonts w:ascii="Times New Roman" w:hAnsi="Times New Roman" w:eastAsia="Times New Roman" w:cs="Times New Roman"/>
+          <w:vertAlign w:val="subscript"/>
+        </w:rPr>
+        <w:t>2</w:t>
+      </w:r>
+      <w:r>
+        <w:rPr>
+          <w:rFonts w:ascii="Times New Roman" w:hAnsi="Times New Roman" w:eastAsia="Times New Roman" w:cs="Times New Roman"/>
+        </w:rPr>
+        <w:t>SO</w:t>
+      </w:r>
+      <w:r>
+        <w:rPr>
+          <w:rFonts w:ascii="Times New Roman" w:hAnsi="Times New Roman" w:eastAsia="Times New Roman" w:cs="Times New Roman"/>
+          <w:vertAlign w:val="subscript"/>
+        </w:rPr>
+        <w:t>4</w:t>
+      </w:r>
+      <w:r>
+        <w:rPr>
+          <w:rFonts w:ascii="Times New Roman" w:hAnsi="Times New Roman" w:eastAsia="Times New Roman" w:cs="Times New Roman"/>
+        </w:rPr>
+        <w:t>/Δ → ?</w:t>
+      </w:r>
+      <w:r>
+        <w:rPr>
+          <w:rFonts w:ascii="Times New Roman" w:hAnsi="Times New Roman" w:eastAsia="Times New Roman" w:cs="Times New Roman"/>
+        </w:rPr>
+        <w:t xml:space="preserve"> </w:t>
+      </w:r>
+      <w:r>
+        <w:rPr>
+          <w:rFonts w:ascii="Times New Roman" w:hAnsi="Times New Roman" w:eastAsia="Times New Roman" w:cs="Times New Roman"/>
+        </w:rPr>
+        <w:t xml:space="preserve">(d) </w:t>
+      </w:r>
+      <w:r>
+        <w:rPr>
+          <w:rFonts w:hint="eastAsia" w:ascii="Times New Roman" w:hAnsi="Times New Roman" w:eastAsia="Times New Roman" w:cs="Times New Roman"/>
+        </w:rPr>
+        <w:t>1-</w:t>
+      </w:r>
+      <w:r>
+        <w:rPr>
+          <w:rFonts w:hint="eastAsia" w:ascii="Times New Roman" w:hAnsi="Times New Roman" w:eastAsia="FangSong" w:cs="Times New Roman"/>
+        </w:rPr>
+        <w:t>甲基环戊醇</w:t>
+      </w:r>
+      <w:r>
+        <w:rPr>
+          <w:rFonts w:ascii="Times New Roman" w:hAnsi="Times New Roman" w:eastAsia="Times New Roman" w:cs="Times New Roman"/>
+        </w:rPr>
+        <w:t xml:space="preserve"> + </w:t>
+      </w:r>
+      <w:r>
+        <w:rPr>
+          <w:rFonts w:hint="eastAsia" w:ascii="Times New Roman" w:hAnsi="Times New Roman" w:eastAsia="FangSong" w:cs="Times New Roman"/>
+        </w:rPr>
+        <w:t xml:space="preserve">浓</w:t>
+      </w:r>
+      <w:r>
+        <w:rPr>
+          <w:rFonts w:ascii="Times New Roman" w:hAnsi="Times New Roman" w:eastAsia="Times New Roman" w:cs="Times New Roman"/>
+        </w:rPr>
+        <w:t xml:space="preserve"> H</w:t>
+      </w:r>
+      <w:r>
+        <w:rPr>
+          <w:rFonts w:ascii="Times New Roman" w:hAnsi="Times New Roman" w:eastAsia="Times New Roman" w:cs="Times New Roman"/>
+          <w:vertAlign w:val="subscript"/>
+        </w:rPr>
+        <w:t>2</w:t>
+      </w:r>
+      <w:r>
+        <w:rPr>
+          <w:rFonts w:ascii="Times New Roman" w:hAnsi="Times New Roman" w:eastAsia="Times New Roman" w:cs="Times New Roman"/>
+        </w:rPr>
+        <w:t>SO</w:t>
+      </w:r>
+      <w:r>
+        <w:rPr>
+          <w:rFonts w:ascii="Times New Roman" w:hAnsi="Times New Roman" w:eastAsia="Times New Roman" w:cs="Times New Roman"/>
+          <w:vertAlign w:val="subscript"/>
+        </w:rPr>
+        <w:t>4</w:t>
+      </w:r>
+      <w:r>
+        <w:rPr>
+          <w:rFonts w:ascii="Times New Roman" w:hAnsi="Times New Roman" w:eastAsia="Times New Roman" w:cs="Times New Roman"/>
+        </w:rPr>
+        <w:t xml:space="preserve">/Δ → </w:t>
+      </w:r>
+      <w:r>
+        <w:rPr>
+          <w:rFonts w:hint="eastAsia" w:ascii="Times New Roman" w:hAnsi="Times New Roman" w:eastAsia="Times New Roman" w:cs="Times New Roman"/>
+        </w:rPr>
+        <w:t>?（</w:t>
+      </w:r>
+      <w:r>
+        <w:rPr>
+          <w:rFonts w:hint="eastAsia" w:ascii="Times New Roman" w:hAnsi="Times New Roman" w:eastAsia="FangSong" w:cs="Times New Roman"/>
+        </w:rPr>
+        <w:t>考虑</w:t>
+      </w:r>
+      <w:r>
+        <w:rPr>
+          <w:rFonts w:ascii="Times New Roman" w:hAnsi="Times New Roman" w:eastAsia="Times New Roman" w:cs="Times New Roman"/>
+        </w:rPr>
+        <w:t xml:space="preserve"> </w:t>
+      </w:r>
+      <w:r>
+        <w:rPr>
+          <w:rFonts w:hint="eastAsia" w:ascii="Times New Roman" w:hAnsi="Times New Roman" w:eastAsia="Times New Roman" w:cs="Times New Roman"/>
+        </w:rPr>
+        <w:t xml:space="preserve">Wagner-Meerwein）</w:t>
       </w:r>
     </w:p>
     <w:p>
       <w:pPr>
-        <w:pStyle w:val="Compact"/>
-        <w:numPr>
-          <w:ilvl w:val="1"/>
-          <w:numId w:val="1033"/>
-        </w:numPr>
+        <w:pStyle w:val="BodyText"/>
       </w:pPr>
       <w:r>
         <w:rPr>
-          <w:rFonts w:hint="eastAsia" w:ascii="Times New Roman" w:hAnsi="Times New Roman" w:eastAsia="FangSong" w:cs="Times New Roman"/>
-        </w:rPr>
-        <w:t xml:space="preserve">环戊酮</w:t>
-      </w:r>
-      <w:r>
-        <w:rPr>
-          <w:rFonts w:ascii="Times New Roman" w:hAnsi="Times New Roman" w:eastAsia="Times New Roman" w:cs="Times New Roman"/>
-        </w:rPr>
-        <w:t xml:space="preserve"> + mCPBA → ?</w:t>
+          <w:rFonts w:ascii="Times New Roman" w:hAnsi="Times New Roman" w:eastAsia="Times New Roman" w:cs="Times New Roman"/>
+          <w:b/>
+          <w:bCs/>
+        </w:rPr>
+        <w:t xml:space="preserve">2.</w:t>
+      </w:r>
+      <w:r>
+        <w:rPr>
+          <w:rFonts w:ascii="Times New Roman" w:hAnsi="Times New Roman" w:eastAsia="Times New Roman" w:cs="Times New Roman"/>
+        </w:rPr>
+        <w:t xml:space="preserve"> </w:t>
+      </w:r>
+      <w:r>
+        <w:rPr>
+          <w:rFonts w:hint="eastAsia" w:ascii="Times New Roman" w:hAnsi="Times New Roman" w:eastAsia="FangSong" w:cs="Times New Roman"/>
+        </w:rPr>
+        <w:t>从以下底物中选出属于</w:t>
+      </w:r>
+      <w:r>
+        <w:rPr>
+          <w:rFonts w:hint="eastAsia" w:ascii="Times New Roman" w:hAnsi="Times New Roman" w:eastAsia="Times New Roman" w:cs="Times New Roman"/>
+        </w:rPr>
+        <w:t>”</w:t>
+      </w:r>
+      <w:r>
+        <w:rPr>
+          <w:rFonts w:hint="eastAsia" w:ascii="Times New Roman" w:hAnsi="Times New Roman" w:eastAsia="FangSong" w:cs="Times New Roman"/>
+        </w:rPr>
+        <w:t>协同</w:t>
+      </w:r>
+      <w:r>
+        <w:rPr>
+          <w:rFonts w:hint="eastAsia" w:ascii="Times New Roman" w:hAnsi="Times New Roman" w:eastAsia="Times New Roman" w:cs="Times New Roman"/>
+        </w:rPr>
+        <w:t>[3,3]-σ</w:t>
+      </w:r>
+      <w:r>
+        <w:rPr>
+          <w:rFonts w:hint="eastAsia" w:ascii="Times New Roman" w:hAnsi="Times New Roman" w:eastAsia="FangSong" w:cs="Times New Roman"/>
+        </w:rPr>
+        <w:t>迁移</w:t>
+      </w:r>
+      <w:r>
+        <w:rPr>
+          <w:rFonts w:hint="eastAsia" w:ascii="Times New Roman" w:hAnsi="Times New Roman" w:eastAsia="Times New Roman" w:cs="Times New Roman"/>
+        </w:rPr>
+        <w:t>”</w:t>
+      </w:r>
+      <w:r>
+        <w:rPr>
+          <w:rFonts w:hint="eastAsia" w:ascii="Times New Roman" w:hAnsi="Times New Roman" w:eastAsia="FangSong" w:cs="Times New Roman"/>
+        </w:rPr>
+        <w:t>的</w:t>
+      </w:r>
+      <w:r>
+        <w:rPr>
+          <w:rFonts w:hint="eastAsia" w:ascii="Times New Roman" w:hAnsi="Times New Roman" w:eastAsia="Times New Roman" w:cs="Times New Roman"/>
+        </w:rPr>
+        <w:t>，</w:t>
+      </w:r>
+      <w:r>
+        <w:rPr>
+          <w:rFonts w:hint="eastAsia" w:ascii="Times New Roman" w:hAnsi="Times New Roman" w:eastAsia="FangSong" w:cs="Times New Roman"/>
+        </w:rPr>
+        <w:t>并说明原因</w:t>
+      </w:r>
+      <w:r>
+        <w:rPr>
+          <w:rFonts w:hint="eastAsia" w:ascii="Times New Roman" w:hAnsi="Times New Roman" w:eastAsia="Times New Roman" w:cs="Times New Roman"/>
+        </w:rPr>
+        <w:t>：</w:t>
+      </w:r>
+      <w:r>
+        <w:rPr>
+          <w:rFonts w:ascii="Times New Roman" w:hAnsi="Times New Roman" w:eastAsia="Times New Roman" w:cs="Times New Roman"/>
+        </w:rPr>
+        <w:t xml:space="preserve"> </w:t>
+      </w:r>
+      <w:r>
+        <w:rPr>
+          <w:rFonts w:ascii="Times New Roman" w:hAnsi="Times New Roman" w:eastAsia="Times New Roman" w:cs="Times New Roman"/>
+        </w:rPr>
+        <w:t xml:space="preserve">(A) </w:t>
+      </w:r>
+      <w:r>
+        <w:rPr>
+          <w:rFonts w:hint="eastAsia" w:ascii="Times New Roman" w:hAnsi="Times New Roman" w:eastAsia="FangSong" w:cs="Times New Roman"/>
+        </w:rPr>
+        <w:t xml:space="preserve">烯丙基苯基醚</w:t>
+      </w:r>
+      <w:r>
+        <w:rPr>
+          <w:rFonts w:ascii="Times New Roman" w:hAnsi="Times New Roman" w:eastAsia="Times New Roman" w:cs="Times New Roman"/>
+        </w:rPr>
+        <w:t xml:space="preserve"> + 200°C</w:t>
+      </w:r>
+      <w:r>
+        <w:rPr>
+          <w:rFonts w:ascii="Times New Roman" w:hAnsi="Times New Roman" w:eastAsia="Times New Roman" w:cs="Times New Roman"/>
+        </w:rPr>
+        <w:t xml:space="preserve"> </w:t>
+      </w:r>
+      <w:r>
+        <w:rPr>
+          <w:rFonts w:ascii="Times New Roman" w:hAnsi="Times New Roman" w:eastAsia="Times New Roman" w:cs="Times New Roman"/>
+        </w:rPr>
+        <w:t xml:space="preserve">(B) </w:t>
+      </w:r>
+      <w:r>
+        <w:rPr>
+          <w:rFonts w:hint="eastAsia" w:ascii="Times New Roman" w:hAnsi="Times New Roman" w:eastAsia="Times New Roman" w:cs="Times New Roman"/>
+        </w:rPr>
+        <w:t>α-</w:t>
+      </w:r>
+      <w:r>
+        <w:rPr>
+          <w:rFonts w:hint="eastAsia" w:ascii="Times New Roman" w:hAnsi="Times New Roman" w:eastAsia="FangSong" w:cs="Times New Roman"/>
+        </w:rPr>
+        <w:t>氯代环己酮</w:t>
+      </w:r>
+      <w:r>
+        <w:rPr>
+          <w:rFonts w:ascii="Times New Roman" w:hAnsi="Times New Roman" w:eastAsia="Times New Roman" w:cs="Times New Roman"/>
+        </w:rPr>
+        <w:t xml:space="preserve"> + NaOH/H</w:t>
+      </w:r>
+      <w:r>
+        <w:rPr>
+          <w:rFonts w:ascii="Times New Roman" w:hAnsi="Times New Roman" w:eastAsia="Times New Roman" w:cs="Times New Roman"/>
+          <w:vertAlign w:val="subscript"/>
+        </w:rPr>
+        <w:t>2</w:t>
+      </w:r>
+      <w:r>
+        <w:rPr>
+          <w:rFonts w:ascii="Times New Roman" w:hAnsi="Times New Roman" w:eastAsia="Times New Roman" w:cs="Times New Roman"/>
+        </w:rPr>
+        <w:t>O</w:t>
+      </w:r>
+      <w:r>
+        <w:rPr>
+          <w:rFonts w:ascii="Times New Roman" w:hAnsi="Times New Roman" w:eastAsia="Times New Roman" w:cs="Times New Roman"/>
+        </w:rPr>
+        <w:t xml:space="preserve"> </w:t>
+      </w:r>
+      <w:r>
+        <w:rPr>
+          <w:rFonts w:ascii="Times New Roman" w:hAnsi="Times New Roman" w:eastAsia="Times New Roman" w:cs="Times New Roman"/>
+        </w:rPr>
+        <w:t xml:space="preserve">(C) </w:t>
+      </w:r>
+      <w:r>
+        <w:rPr>
+          <w:rFonts w:hint="eastAsia" w:ascii="Times New Roman" w:hAnsi="Times New Roman" w:eastAsia="FangSong" w:cs="Times New Roman"/>
+        </w:rPr>
+        <w:t xml:space="preserve">环己酮肟</w:t>
+      </w:r>
+      <w:r>
+        <w:rPr>
+          <w:rFonts w:ascii="Times New Roman" w:hAnsi="Times New Roman" w:eastAsia="Times New Roman" w:cs="Times New Roman"/>
+        </w:rPr>
+        <w:t xml:space="preserve"> + H</w:t>
+      </w:r>
+      <w:r>
+        <w:rPr>
+          <w:rFonts w:ascii="Times New Roman" w:hAnsi="Times New Roman" w:eastAsia="Times New Roman" w:cs="Times New Roman"/>
+          <w:vertAlign w:val="subscript"/>
+        </w:rPr>
+        <w:t>2</w:t>
+      </w:r>
+      <w:r>
+        <w:rPr>
+          <w:rFonts w:ascii="Times New Roman" w:hAnsi="Times New Roman" w:eastAsia="Times New Roman" w:cs="Times New Roman"/>
+        </w:rPr>
+        <w:t>SO</w:t>
+      </w:r>
+      <w:r>
+        <w:rPr>
+          <w:rFonts w:ascii="Times New Roman" w:hAnsi="Times New Roman" w:eastAsia="Times New Roman" w:cs="Times New Roman"/>
+          <w:vertAlign w:val="subscript"/>
+        </w:rPr>
+        <w:t>4</w:t>
+      </w:r>
+      <w:r>
+        <w:rPr>
+          <w:rFonts w:ascii="Times New Roman" w:hAnsi="Times New Roman" w:eastAsia="Times New Roman" w:cs="Times New Roman"/>
+        </w:rPr>
+        <w:t xml:space="preserve"> </w:t>
+      </w:r>
+      <w:r>
+        <w:rPr>
+          <w:rFonts w:ascii="Times New Roman" w:hAnsi="Times New Roman" w:eastAsia="Times New Roman" w:cs="Times New Roman"/>
+        </w:rPr>
+        <w:t xml:space="preserve">(D) </w:t>
+      </w:r>
+      <w:r>
+        <w:rPr>
+          <w:rFonts w:hint="eastAsia" w:ascii="Times New Roman" w:hAnsi="Times New Roman" w:eastAsia="Times New Roman" w:cs="Times New Roman"/>
+        </w:rPr>
+        <w:t>1,5-</w:t>
+      </w:r>
+      <w:r>
+        <w:rPr>
+          <w:rFonts w:hint="eastAsia" w:ascii="Times New Roman" w:hAnsi="Times New Roman" w:eastAsia="FangSong" w:cs="Times New Roman"/>
+        </w:rPr>
+        <w:t>己二烯</w:t>
+      </w:r>
+      <w:r>
+        <w:rPr>
+          <w:rFonts w:ascii="Times New Roman" w:hAnsi="Times New Roman" w:eastAsia="Times New Roman" w:cs="Times New Roman"/>
+        </w:rPr>
+        <w:t xml:space="preserve"> + 250°C</w:t>
       </w:r>
     </w:p>
     <w:p>
       <w:pPr>
-        <w:pStyle w:val="Compact"/>
-        <w:numPr>
-          <w:ilvl w:val="1"/>
-          <w:numId w:val="1033"/>
-        </w:numPr>
+        <w:pStyle w:val="BodyText"/>
       </w:pPr>
       <w:r>
         <w:rPr>
-          <w:rFonts w:hint="eastAsia" w:ascii="Times New Roman" w:hAnsi="Times New Roman" w:eastAsia="FangSong" w:cs="Times New Roman"/>
-        </w:rPr>
-        <w:t>苯甲酰叠氮</w:t>
-      </w:r>
-      <w:r>
-        <w:rPr>
-          <w:rFonts w:hint="eastAsia" w:ascii="Times New Roman" w:hAnsi="Times New Roman" w:eastAsia="Times New Roman" w:cs="Times New Roman"/>
-        </w:rPr>
-        <w:t>（PhCON</w:t>
-      </w:r>
-      <w:r>
-        <w:rPr>
-          <w:rFonts w:hint="eastAsia" w:ascii="Times New Roman" w:hAnsi="Times New Roman" w:eastAsia="Times New Roman" w:cs="Times New Roman"/>
+          <w:rFonts w:ascii="Times New Roman" w:hAnsi="Times New Roman" w:eastAsia="Times New Roman" w:cs="Times New Roman"/>
+          <w:b/>
+          <w:bCs/>
+        </w:rPr>
+        <w:t xml:space="preserve">3.</w:t>
+      </w:r>
+      <w:r>
+        <w:rPr>
+          <w:rFonts w:ascii="Times New Roman" w:hAnsi="Times New Roman" w:eastAsia="Times New Roman" w:cs="Times New Roman"/>
+        </w:rPr>
+        <w:t xml:space="preserve"> </w:t>
+      </w:r>
+      <w:r>
+        <w:rPr>
+          <w:rFonts w:hint="eastAsia" w:ascii="Times New Roman" w:hAnsi="Times New Roman" w:eastAsia="FangSong" w:cs="Times New Roman"/>
+        </w:rPr>
+        <w:t>下列两个反应的主产物分别是什么</w:t>
+      </w:r>
+      <w:r>
+        <w:rPr>
+          <w:rFonts w:hint="eastAsia" w:ascii="Times New Roman" w:hAnsi="Times New Roman" w:eastAsia="Times New Roman" w:cs="Times New Roman"/>
+        </w:rPr>
+        <w:t>？</w:t>
+      </w:r>
+      <w:r>
+        <w:rPr>
+          <w:rFonts w:hint="eastAsia" w:ascii="Times New Roman" w:hAnsi="Times New Roman" w:eastAsia="FangSong" w:cs="Times New Roman"/>
+        </w:rPr>
+        <w:t>它们的迁移规则有什么根本区别</w:t>
+      </w:r>
+      <w:r>
+        <w:rPr>
+          <w:rFonts w:hint="eastAsia" w:ascii="Times New Roman" w:hAnsi="Times New Roman" w:eastAsia="Times New Roman" w:cs="Times New Roman"/>
+        </w:rPr>
+        <w:t>？</w:t>
+      </w:r>
+      <w:r>
+        <w:rPr>
+          <w:rFonts w:ascii="Times New Roman" w:hAnsi="Times New Roman" w:eastAsia="Times New Roman" w:cs="Times New Roman"/>
+        </w:rPr>
+        <w:t xml:space="preserve"> </w:t>
+      </w:r>
+      <w:r>
+        <w:rPr>
+          <w:rFonts w:ascii="Times New Roman" w:hAnsi="Times New Roman" w:eastAsia="Times New Roman" w:cs="Times New Roman"/>
+        </w:rPr>
+        <w:t xml:space="preserve">- </w:t>
+      </w:r>
+      <w:r>
+        <w:rPr>
+          <w:rFonts w:hint="eastAsia" w:ascii="Times New Roman" w:hAnsi="Times New Roman" w:eastAsia="FangSong" w:cs="Times New Roman"/>
+        </w:rPr>
+        <w:t>反应</w:t>
+      </w:r>
+      <w:r>
+        <w:rPr>
+          <w:rFonts w:hint="eastAsia" w:ascii="Times New Roman" w:hAnsi="Times New Roman" w:eastAsia="Times New Roman" w:cs="Times New Roman"/>
+        </w:rPr>
+        <w:t>1：</w:t>
+      </w:r>
+      <w:r>
+        <w:rPr>
+          <w:rFonts w:hint="eastAsia" w:ascii="Times New Roman" w:hAnsi="Times New Roman" w:eastAsia="FangSong" w:cs="Times New Roman"/>
+        </w:rPr>
+        <w:t>苯乙酮肟</w:t>
+      </w:r>
+      <w:r>
+        <w:rPr>
+          <w:rFonts w:hint="eastAsia" w:ascii="Times New Roman" w:hAnsi="Times New Roman" w:eastAsia="Times New Roman" w:cs="Times New Roman"/>
+        </w:rPr>
+        <w:t>（E-</w:t>
+      </w:r>
+      <w:r>
+        <w:rPr>
+          <w:rFonts w:hint="eastAsia" w:ascii="Times New Roman" w:hAnsi="Times New Roman" w:eastAsia="FangSong" w:cs="Times New Roman"/>
+        </w:rPr>
+        <w:t>构型</w:t>
+      </w:r>
+      <w:r>
+        <w:rPr>
+          <w:rFonts w:hint="eastAsia" w:ascii="Times New Roman" w:hAnsi="Times New Roman" w:eastAsia="Times New Roman" w:cs="Times New Roman"/>
+        </w:rPr>
+        <w:t>）+</w:t>
+      </w:r>
+      <w:r>
+        <w:rPr>
+          <w:rFonts w:ascii="Times New Roman" w:hAnsi="Times New Roman" w:eastAsia="Times New Roman" w:cs="Times New Roman"/>
+        </w:rPr>
+        <w:t xml:space="preserve"> H</w:t>
+      </w:r>
+      <w:r>
+        <w:rPr>
+          <w:rFonts w:ascii="Times New Roman" w:hAnsi="Times New Roman" w:eastAsia="Times New Roman" w:cs="Times New Roman"/>
           <w:vertAlign w:val="subscript"/>
         </w:rPr>
-        <w:t>3</w:t>
-      </w:r>
-      <w:r>
-        <w:rPr>
-          <w:rFonts w:hint="eastAsia" w:ascii="Times New Roman" w:hAnsi="Times New Roman" w:eastAsia="Times New Roman" w:cs="Times New Roman"/>
-        </w:rPr>
-        <w:t>）+</w:t>
-      </w:r>
-      <w:r>
-        <w:rPr>
-          <w:rFonts w:ascii="Times New Roman" w:hAnsi="Times New Roman" w:eastAsia="Times New Roman" w:cs="Times New Roman"/>
-        </w:rPr>
-        <w:t xml:space="preserve"> Δ → </w:t>
-      </w:r>
-      <w:r>
-        <w:rPr>
-          <w:rFonts w:hint="eastAsia" w:ascii="Times New Roman" w:hAnsi="Times New Roman" w:eastAsia="Times New Roman" w:cs="Times New Roman"/>
-        </w:rPr>
-        <w:t>?（</w:t>
-      </w:r>
-      <w:r>
-        <w:rPr>
-          <w:rFonts w:hint="eastAsia" w:ascii="Times New Roman" w:hAnsi="Times New Roman" w:eastAsia="FangSong" w:cs="Times New Roman"/>
-        </w:rPr>
-        <w:t>再水解</w:t>
-      </w:r>
-      <w:r>
-        <w:rPr>
-          <w:rFonts w:hint="eastAsia" w:ascii="Times New Roman" w:hAnsi="Times New Roman" w:eastAsia="Times New Roman" w:cs="Times New Roman"/>
-        </w:rPr>
-        <w:t>→?）</w:t>
-      </w:r>
-    </w:p>
-    <w:p>
-      <w:pPr>
-        <w:pStyle w:val="Compact"/>
-        <w:numPr>
-          <w:ilvl w:val="1"/>
-          <w:numId w:val="1033"/>
-        </w:numPr>
-      </w:pPr>
-      <w:r>
-        <w:rPr>
-          <w:rFonts w:hint="eastAsia" w:ascii="Times New Roman" w:hAnsi="Times New Roman" w:eastAsia="Times New Roman" w:cs="Times New Roman"/>
-        </w:rPr>
-        <w:t>2,3-</w:t>
-      </w:r>
-      <w:r>
-        <w:rPr>
-          <w:rFonts w:hint="eastAsia" w:ascii="Times New Roman" w:hAnsi="Times New Roman" w:eastAsia="FangSong" w:cs="Times New Roman"/>
-        </w:rPr>
-        <w:t>二甲基</w:t>
-      </w:r>
-      <w:r>
-        <w:rPr>
-          <w:rFonts w:hint="eastAsia" w:ascii="Times New Roman" w:hAnsi="Times New Roman" w:eastAsia="Times New Roman" w:cs="Times New Roman"/>
-        </w:rPr>
-        <w:t>-2,3-</w:t>
-      </w:r>
-      <w:r>
-        <w:rPr>
-          <w:rFonts w:hint="eastAsia" w:ascii="Times New Roman" w:hAnsi="Times New Roman" w:eastAsia="FangSong" w:cs="Times New Roman"/>
-        </w:rPr>
-        <w:t>丁二醇</w:t>
-      </w:r>
-      <w:r>
-        <w:rPr>
-          <w:rFonts w:ascii="Times New Roman" w:hAnsi="Times New Roman" w:eastAsia="Times New Roman" w:cs="Times New Roman"/>
-        </w:rPr>
-        <w:t xml:space="preserve"> + </w:t>
-      </w:r>
-      <w:r>
-        <w:rPr>
-          <w:rFonts w:hint="eastAsia" w:ascii="Times New Roman" w:hAnsi="Times New Roman" w:eastAsia="FangSong" w:cs="Times New Roman"/>
-        </w:rPr>
-        <w:t xml:space="preserve">浓</w:t>
-      </w:r>
-      <w:r>
-        <w:rPr>
-          <w:rFonts w:ascii="Times New Roman" w:hAnsi="Times New Roman" w:eastAsia="Times New Roman" w:cs="Times New Roman"/>
-        </w:rPr>
-        <w:t xml:space="preserve"> H</w:t>
+        <w:t>2</w:t>
+      </w:r>
+      <w:r>
+        <w:rPr>
+          <w:rFonts w:ascii="Times New Roman" w:hAnsi="Times New Roman" w:eastAsia="Times New Roman" w:cs="Times New Roman"/>
+        </w:rPr>
+        <w:t>SO</w:t>
       </w:r>
       <w:r>
         <w:rPr>
           <w:rFonts w:ascii="Times New Roman" w:hAnsi="Times New Roman" w:eastAsia="Times New Roman" w:cs="Times New Roman"/>
           <w:vertAlign w:val="subscript"/>
         </w:rPr>
-        <w:t>2</w:t>
-      </w:r>
-      <w:r>
-        <w:rPr>
-          <w:rFonts w:ascii="Times New Roman" w:hAnsi="Times New Roman" w:eastAsia="Times New Roman" w:cs="Times New Roman"/>
-        </w:rPr>
-        <w:t>SO</w:t>
-      </w:r>
-      <w:r>
-        <w:rPr>
-          <w:rFonts w:ascii="Times New Roman" w:hAnsi="Times New Roman" w:eastAsia="Times New Roman" w:cs="Times New Roman"/>
-          <w:vertAlign w:val="subscript"/>
-        </w:rPr>
         <w:t>4</w:t>
       </w:r>
       <w:r>
         <w:rPr>
           <w:rFonts w:ascii="Times New Roman" w:hAnsi="Times New Roman" w:eastAsia="Times New Roman" w:cs="Times New Roman"/>
         </w:rPr>
-        <w:t>/Δ → ?</w:t>
-      </w:r>
-    </w:p>
-    <w:p>
-      <w:pPr>
-        <w:pStyle w:val="Compact"/>
-        <w:numPr>
-          <w:ilvl w:val="1"/>
-          <w:numId w:val="1033"/>
-        </w:numPr>
-      </w:pPr>
-      <w:r>
-        <w:rPr>
-          <w:rFonts w:hint="eastAsia" w:ascii="Times New Roman" w:hAnsi="Times New Roman" w:eastAsia="Times New Roman" w:cs="Times New Roman"/>
-        </w:rPr>
-        <w:t>1-</w:t>
-      </w:r>
-      <w:r>
-        <w:rPr>
-          <w:rFonts w:hint="eastAsia" w:ascii="Times New Roman" w:hAnsi="Times New Roman" w:eastAsia="FangSong" w:cs="Times New Roman"/>
-        </w:rPr>
-        <w:t>甲基环戊醇</w:t>
-      </w:r>
-      <w:r>
-        <w:rPr>
-          <w:rFonts w:ascii="Times New Roman" w:hAnsi="Times New Roman" w:eastAsia="Times New Roman" w:cs="Times New Roman"/>
-        </w:rPr>
-        <w:t xml:space="preserve"> + </w:t>
-      </w:r>
-      <w:r>
-        <w:rPr>
-          <w:rFonts w:hint="eastAsia" w:ascii="Times New Roman" w:hAnsi="Times New Roman" w:eastAsia="FangSong" w:cs="Times New Roman"/>
-        </w:rPr>
-        <w:t xml:space="preserve">浓</w:t>
-      </w:r>
-      <w:r>
-        <w:rPr>
-          <w:rFonts w:ascii="Times New Roman" w:hAnsi="Times New Roman" w:eastAsia="Times New Roman" w:cs="Times New Roman"/>
-        </w:rPr>
-        <w:t xml:space="preserve"> H</w:t>
-      </w:r>
-      <w:r>
-        <w:rPr>
-          <w:rFonts w:ascii="Times New Roman" w:hAnsi="Times New Roman" w:eastAsia="Times New Roman" w:cs="Times New Roman"/>
-          <w:vertAlign w:val="subscript"/>
-        </w:rPr>
-        <w:t>2</w:t>
-      </w:r>
-      <w:r>
-        <w:rPr>
-          <w:rFonts w:ascii="Times New Roman" w:hAnsi="Times New Roman" w:eastAsia="Times New Roman" w:cs="Times New Roman"/>
-        </w:rPr>
-        <w:t>SO</w:t>
-      </w:r>
-      <w:r>
-        <w:rPr>
-          <w:rFonts w:ascii="Times New Roman" w:hAnsi="Times New Roman" w:eastAsia="Times New Roman" w:cs="Times New Roman"/>
-          <w:vertAlign w:val="subscript"/>
-        </w:rPr>
-        <w:t>4</w:t>
-      </w:r>
-      <w:r>
-        <w:rPr>
-          <w:rFonts w:ascii="Times New Roman" w:hAnsi="Times New Roman" w:eastAsia="Times New Roman" w:cs="Times New Roman"/>
-        </w:rPr>
-        <w:t xml:space="preserve">/Δ → </w:t>
-      </w:r>
-      <w:r>
-        <w:rPr>
-          <w:rFonts w:hint="eastAsia" w:ascii="Times New Roman" w:hAnsi="Times New Roman" w:eastAsia="Times New Roman" w:cs="Times New Roman"/>
-        </w:rPr>
-        <w:t>?（</w:t>
-      </w:r>
-      <w:r>
-        <w:rPr>
-          <w:rFonts w:hint="eastAsia" w:ascii="Times New Roman" w:hAnsi="Times New Roman" w:eastAsia="FangSong" w:cs="Times New Roman"/>
-        </w:rPr>
-        <w:t>考虑</w:t>
+        <w:t>/Δ</w:t>
       </w:r>
       <w:r>
         <w:rPr>
@@ -37976,327 +38353,10 @@
       </w:r>
       <w:r>
         <w:rPr>
-          <w:rFonts w:hint="eastAsia" w:ascii="Times New Roman" w:hAnsi="Times New Roman" w:eastAsia="Times New Roman" w:cs="Times New Roman"/>
-        </w:rPr>
-        <w:t xml:space="preserve">Wagner-Meerwein）</w:t>
-      </w:r>
-    </w:p>
-    <w:p>
-      <w:pPr>
-        <w:pStyle w:val="Compact"/>
-        <w:numPr>
-          <w:ilvl w:val="0"/>
-          <w:numId w:val="1032"/>
-        </w:numPr>
-      </w:pPr>
-      <w:r>
-        <w:rPr>
-          <w:rFonts w:hint="eastAsia" w:ascii="Times New Roman" w:hAnsi="Times New Roman" w:eastAsia="FangSong" w:cs="Times New Roman"/>
-        </w:rPr>
-        <w:t>从以下底物中选出属于</w:t>
-      </w:r>
-      <w:r>
-        <w:rPr>
-          <w:rFonts w:hint="eastAsia" w:ascii="Times New Roman" w:hAnsi="Times New Roman" w:eastAsia="Times New Roman" w:cs="Times New Roman"/>
-        </w:rPr>
-        <w:t>”</w:t>
-      </w:r>
-      <w:r>
-        <w:rPr>
-          <w:rFonts w:hint="eastAsia" w:ascii="Times New Roman" w:hAnsi="Times New Roman" w:eastAsia="FangSong" w:cs="Times New Roman"/>
-        </w:rPr>
-        <w:t>协同</w:t>
-      </w:r>
-      <w:r>
-        <w:rPr>
-          <w:rFonts w:hint="eastAsia" w:ascii="Times New Roman" w:hAnsi="Times New Roman" w:eastAsia="Times New Roman" w:cs="Times New Roman"/>
-        </w:rPr>
-        <w:t>[3,3]-σ</w:t>
-      </w:r>
-      <w:r>
-        <w:rPr>
-          <w:rFonts w:hint="eastAsia" w:ascii="Times New Roman" w:hAnsi="Times New Roman" w:eastAsia="FangSong" w:cs="Times New Roman"/>
-        </w:rPr>
-        <w:t>迁移</w:t>
-      </w:r>
-      <w:r>
-        <w:rPr>
-          <w:rFonts w:hint="eastAsia" w:ascii="Times New Roman" w:hAnsi="Times New Roman" w:eastAsia="Times New Roman" w:cs="Times New Roman"/>
-        </w:rPr>
-        <w:t>”</w:t>
-      </w:r>
-      <w:r>
-        <w:rPr>
-          <w:rFonts w:hint="eastAsia" w:ascii="Times New Roman" w:hAnsi="Times New Roman" w:eastAsia="FangSong" w:cs="Times New Roman"/>
-        </w:rPr>
-        <w:t>的</w:t>
-      </w:r>
-      <w:r>
-        <w:rPr>
-          <w:rFonts w:hint="eastAsia" w:ascii="Times New Roman" w:hAnsi="Times New Roman" w:eastAsia="Times New Roman" w:cs="Times New Roman"/>
-        </w:rPr>
-        <w:t>，</w:t>
-      </w:r>
-      <w:r>
-        <w:rPr>
-          <w:rFonts w:hint="eastAsia" w:ascii="Times New Roman" w:hAnsi="Times New Roman" w:eastAsia="FangSong" w:cs="Times New Roman"/>
-        </w:rPr>
-        <w:t>并说明原因</w:t>
-      </w:r>
-      <w:r>
-        <w:rPr>
-          <w:rFonts w:hint="eastAsia" w:ascii="Times New Roman" w:hAnsi="Times New Roman" w:eastAsia="Times New Roman" w:cs="Times New Roman"/>
-        </w:rPr>
-        <w:t>：</w:t>
-      </w:r>
-    </w:p>
-    <w:p>
-      <w:pPr>
-        <w:pStyle w:val="Compact"/>
-        <w:numPr>
-          <w:ilvl w:val="1"/>
-          <w:numId w:val="1034"/>
-        </w:numPr>
-      </w:pPr>
-      <w:r>
-        <w:rPr>
-          <w:rFonts w:hint="eastAsia" w:ascii="Times New Roman" w:hAnsi="Times New Roman" w:eastAsia="FangSong" w:cs="Times New Roman"/>
-        </w:rPr>
-        <w:t xml:space="preserve">烯丙基苯基醚</w:t>
-      </w:r>
-      <w:r>
-        <w:rPr>
-          <w:rFonts w:ascii="Times New Roman" w:hAnsi="Times New Roman" w:eastAsia="Times New Roman" w:cs="Times New Roman"/>
-        </w:rPr>
-        <w:t xml:space="preserve"> + 200°C</w:t>
-      </w:r>
-    </w:p>
-    <w:p>
-      <w:pPr>
-        <w:pStyle w:val="Compact"/>
-        <w:numPr>
-          <w:ilvl w:val="1"/>
-          <w:numId w:val="1034"/>
-        </w:numPr>
-      </w:pPr>
-      <w:r>
-        <w:rPr>
-          <w:rFonts w:hint="eastAsia" w:ascii="Times New Roman" w:hAnsi="Times New Roman" w:eastAsia="Times New Roman" w:cs="Times New Roman"/>
-        </w:rPr>
-        <w:t>α-</w:t>
-      </w:r>
-      <w:r>
-        <w:rPr>
-          <w:rFonts w:hint="eastAsia" w:ascii="Times New Roman" w:hAnsi="Times New Roman" w:eastAsia="FangSong" w:cs="Times New Roman"/>
-        </w:rPr>
-        <w:t>氯代环己酮</w:t>
-      </w:r>
-      <w:r>
-        <w:rPr>
-          <w:rFonts w:ascii="Times New Roman" w:hAnsi="Times New Roman" w:eastAsia="Times New Roman" w:cs="Times New Roman"/>
-        </w:rPr>
-        <w:t xml:space="preserve"> + NaOH/H</w:t>
-      </w:r>
-      <w:r>
-        <w:rPr>
-          <w:rFonts w:ascii="Times New Roman" w:hAnsi="Times New Roman" w:eastAsia="Times New Roman" w:cs="Times New Roman"/>
-          <w:vertAlign w:val="subscript"/>
-        </w:rPr>
-        <w:t>2</w:t>
-      </w:r>
-      <w:r>
-        <w:rPr>
-          <w:rFonts w:ascii="Times New Roman" w:hAnsi="Times New Roman" w:eastAsia="Times New Roman" w:cs="Times New Roman"/>
-        </w:rPr>
-        <w:t>O</w:t>
-      </w:r>
-    </w:p>
-    <w:p>
-      <w:pPr>
-        <w:pStyle w:val="Compact"/>
-        <w:numPr>
-          <w:ilvl w:val="1"/>
-          <w:numId w:val="1034"/>
-        </w:numPr>
-      </w:pPr>
-      <w:r>
-        <w:rPr>
-          <w:rFonts w:hint="eastAsia" w:ascii="Times New Roman" w:hAnsi="Times New Roman" w:eastAsia="FangSong" w:cs="Times New Roman"/>
-        </w:rPr>
-        <w:t xml:space="preserve">环己酮肟</w:t>
-      </w:r>
-      <w:r>
-        <w:rPr>
-          <w:rFonts w:ascii="Times New Roman" w:hAnsi="Times New Roman" w:eastAsia="Times New Roman" w:cs="Times New Roman"/>
-        </w:rPr>
-        <w:t xml:space="preserve"> + H</w:t>
-      </w:r>
-      <w:r>
-        <w:rPr>
-          <w:rFonts w:ascii="Times New Roman" w:hAnsi="Times New Roman" w:eastAsia="Times New Roman" w:cs="Times New Roman"/>
-          <w:vertAlign w:val="subscript"/>
-        </w:rPr>
-        <w:t>2</w:t>
-      </w:r>
-      <w:r>
-        <w:rPr>
-          <w:rFonts w:ascii="Times New Roman" w:hAnsi="Times New Roman" w:eastAsia="Times New Roman" w:cs="Times New Roman"/>
-        </w:rPr>
-        <w:t>SO</w:t>
-      </w:r>
-      <w:r>
-        <w:rPr>
-          <w:rFonts w:ascii="Times New Roman" w:hAnsi="Times New Roman" w:eastAsia="Times New Roman" w:cs="Times New Roman"/>
-          <w:vertAlign w:val="subscript"/>
-        </w:rPr>
-        <w:t>4</w:t>
-      </w:r>
-    </w:p>
-    <w:p>
-      <w:pPr>
-        <w:pStyle w:val="Compact"/>
-        <w:numPr>
-          <w:ilvl w:val="1"/>
-          <w:numId w:val="1034"/>
-        </w:numPr>
-      </w:pPr>
-      <w:r>
-        <w:rPr>
-          <w:rFonts w:hint="eastAsia" w:ascii="Times New Roman" w:hAnsi="Times New Roman" w:eastAsia="Times New Roman" w:cs="Times New Roman"/>
-        </w:rPr>
-        <w:t>1,5-</w:t>
-      </w:r>
-      <w:r>
-        <w:rPr>
-          <w:rFonts w:hint="eastAsia" w:ascii="Times New Roman" w:hAnsi="Times New Roman" w:eastAsia="FangSong" w:cs="Times New Roman"/>
-        </w:rPr>
-        <w:t>己二烯</w:t>
-      </w:r>
-      <w:r>
-        <w:rPr>
-          <w:rFonts w:ascii="Times New Roman" w:hAnsi="Times New Roman" w:eastAsia="Times New Roman" w:cs="Times New Roman"/>
-        </w:rPr>
-        <w:t xml:space="preserve"> + 250°C</w:t>
-      </w:r>
-    </w:p>
-    <w:p>
-      <w:pPr>
-        <w:pStyle w:val="Compact"/>
-        <w:numPr>
-          <w:ilvl w:val="0"/>
-          <w:numId w:val="1032"/>
-        </w:numPr>
-      </w:pPr>
-      <w:r>
-        <w:rPr>
-          <w:rFonts w:hint="eastAsia" w:ascii="Times New Roman" w:hAnsi="Times New Roman" w:eastAsia="FangSong" w:cs="Times New Roman"/>
-        </w:rPr>
-        <w:t>下列两个反应的主产物分别是什么</w:t>
-      </w:r>
-      <w:r>
-        <w:rPr>
-          <w:rFonts w:hint="eastAsia" w:ascii="Times New Roman" w:hAnsi="Times New Roman" w:eastAsia="Times New Roman" w:cs="Times New Roman"/>
-        </w:rPr>
-        <w:t>？</w:t>
-      </w:r>
-      <w:r>
-        <w:rPr>
-          <w:rFonts w:hint="eastAsia" w:ascii="Times New Roman" w:hAnsi="Times New Roman" w:eastAsia="FangSong" w:cs="Times New Roman"/>
-        </w:rPr>
-        <w:t>它们的迁移规则有什么根本区别</w:t>
-      </w:r>
-      <w:r>
-        <w:rPr>
-          <w:rFonts w:hint="eastAsia" w:ascii="Times New Roman" w:hAnsi="Times New Roman" w:eastAsia="Times New Roman" w:cs="Times New Roman"/>
-        </w:rPr>
-        <w:t>？</w:t>
-      </w:r>
-    </w:p>
-    <w:p>
-      <w:pPr>
-        <w:pStyle w:val="Compact"/>
-        <w:numPr>
-          <w:ilvl w:val="1"/>
-          <w:numId w:val="1035"/>
-        </w:numPr>
-      </w:pPr>
-      <w:r>
-        <w:rPr>
-          <w:rFonts w:hint="eastAsia" w:ascii="Times New Roman" w:hAnsi="Times New Roman" w:eastAsia="FangSong" w:cs="Times New Roman"/>
-        </w:rPr>
-        <w:t>反应</w:t>
-      </w:r>
-      <w:r>
-        <w:rPr>
-          <w:rFonts w:hint="eastAsia" w:ascii="Times New Roman" w:hAnsi="Times New Roman" w:eastAsia="Times New Roman" w:cs="Times New Roman"/>
-        </w:rPr>
-        <w:t>1：</w:t>
-      </w:r>
-      <w:r>
-        <w:rPr>
-          <w:rFonts w:hint="eastAsia" w:ascii="Times New Roman" w:hAnsi="Times New Roman" w:eastAsia="FangSong" w:cs="Times New Roman"/>
-        </w:rPr>
-        <w:t>苯乙酮肟</w:t>
-      </w:r>
-      <w:r>
-        <w:rPr>
-          <w:rFonts w:hint="eastAsia" w:ascii="Times New Roman" w:hAnsi="Times New Roman" w:eastAsia="Times New Roman" w:cs="Times New Roman"/>
-        </w:rPr>
-        <w:t>（E-</w:t>
-      </w:r>
-      <w:r>
-        <w:rPr>
-          <w:rFonts w:hint="eastAsia" w:ascii="Times New Roman" w:hAnsi="Times New Roman" w:eastAsia="FangSong" w:cs="Times New Roman"/>
-        </w:rPr>
-        <w:t>构型</w:t>
-      </w:r>
-      <w:r>
-        <w:rPr>
-          <w:rFonts w:hint="eastAsia" w:ascii="Times New Roman" w:hAnsi="Times New Roman" w:eastAsia="Times New Roman" w:cs="Times New Roman"/>
-        </w:rPr>
-        <w:t>）+</w:t>
-      </w:r>
-      <w:r>
-        <w:rPr>
-          <w:rFonts w:ascii="Times New Roman" w:hAnsi="Times New Roman" w:eastAsia="Times New Roman" w:cs="Times New Roman"/>
-        </w:rPr>
-        <w:t xml:space="preserve"> H</w:t>
-      </w:r>
-      <w:r>
-        <w:rPr>
-          <w:rFonts w:ascii="Times New Roman" w:hAnsi="Times New Roman" w:eastAsia="Times New Roman" w:cs="Times New Roman"/>
-          <w:vertAlign w:val="subscript"/>
-        </w:rPr>
-        <w:t>2</w:t>
-      </w:r>
-      <w:r>
-        <w:rPr>
-          <w:rFonts w:ascii="Times New Roman" w:hAnsi="Times New Roman" w:eastAsia="Times New Roman" w:cs="Times New Roman"/>
-        </w:rPr>
-        <w:t>SO</w:t>
-      </w:r>
-      <w:r>
-        <w:rPr>
-          <w:rFonts w:ascii="Times New Roman" w:hAnsi="Times New Roman" w:eastAsia="Times New Roman" w:cs="Times New Roman"/>
-          <w:vertAlign w:val="subscript"/>
-        </w:rPr>
-        <w:t>4</w:t>
-      </w:r>
-      <w:r>
-        <w:rPr>
-          <w:rFonts w:ascii="Times New Roman" w:hAnsi="Times New Roman" w:eastAsia="Times New Roman" w:cs="Times New Roman"/>
-        </w:rPr>
-        <w:t>/Δ</w:t>
-      </w:r>
-    </w:p>
-    <w:p>
-      <w:pPr>
-        <w:pStyle w:val="Compact"/>
-        <w:numPr>
-          <w:ilvl w:val="1"/>
-          <w:numId w:val="1035"/>
-        </w:numPr>
-      </w:pPr>
+          <w:rFonts w:ascii="Times New Roman" w:hAnsi="Times New Roman" w:eastAsia="Times New Roman" w:cs="Times New Roman"/>
+        </w:rPr>
+        <w:t xml:space="preserve">- </w:t>
+      </w:r>
       <w:r>
         <w:rPr>
           <w:rFonts w:hint="eastAsia" w:ascii="Times New Roman" w:hAnsi="Times New Roman" w:eastAsia="FangSong" w:cs="Times New Roman"/>
@@ -38344,11 +38404,22 @@
     </w:p>
     <w:p>
       <w:pPr>
-        <w:numPr>
-          <w:ilvl w:val="0"/>
-          <w:numId w:val="1036"/>
-        </w:numPr>
+        <w:pStyle w:val="FirstParagraph"/>
       </w:pPr>
+      <w:r>
+        <w:rPr>
+          <w:rFonts w:ascii="Times New Roman" w:hAnsi="Times New Roman" w:eastAsia="Times New Roman" w:cs="Times New Roman"/>
+          <w:b/>
+          <w:bCs/>
+        </w:rPr>
+        <w:t xml:space="preserve">4.</w:t>
+      </w:r>
+      <w:r>
+        <w:rPr>
+          <w:rFonts w:ascii="Times New Roman" w:hAnsi="Times New Roman" w:eastAsia="Times New Roman" w:cs="Times New Roman"/>
+        </w:rPr>
+        <w:t xml:space="preserve"> </w:t>
+      </w:r>
       <w:r>
         <w:rPr>
           <w:rFonts w:hint="eastAsia" w:ascii="Times New Roman" w:hAnsi="Times New Roman" w:eastAsia="FangSong" w:cs="Times New Roman"/>
@@ -38464,11 +38535,22 @@
     </w:p>
     <w:p>
       <w:pPr>
-        <w:numPr>
-          <w:ilvl w:val="0"/>
-          <w:numId w:val="1036"/>
-        </w:numPr>
+        <w:pStyle w:val="BodyText"/>
       </w:pPr>
+      <w:r>
+        <w:rPr>
+          <w:rFonts w:ascii="Times New Roman" w:hAnsi="Times New Roman" w:eastAsia="Times New Roman" w:cs="Times New Roman"/>
+          <w:b/>
+          <w:bCs/>
+        </w:rPr>
+        <w:t xml:space="preserve">5.</w:t>
+      </w:r>
+      <w:r>
+        <w:rPr>
+          <w:rFonts w:ascii="Times New Roman" w:hAnsi="Times New Roman" w:eastAsia="Times New Roman" w:cs="Times New Roman"/>
+        </w:rPr>
+        <w:t xml:space="preserve"> </w:t>
+      </w:r>
       <w:r>
         <w:rPr>
           <w:rFonts w:hint="eastAsia" w:ascii="Times New Roman" w:hAnsi="Times New Roman" w:eastAsia="FangSong" w:cs="Times New Roman"/>
@@ -38496,10 +38578,7 @@
     </w:p>
     <w:p>
       <w:pPr>
-        <w:numPr>
-          <w:ilvl w:val="0"/>
-          <w:numId w:val="1000"/>
-        </w:numPr>
+        <w:pStyle w:val="BodyText"/>
         <w:spacing w:before="160" w:after="80"/>
         <w:jc w:val="center"/>
       </w:pPr>
@@ -38551,10 +38630,7 @@
     </w:p>
     <w:p>
       <w:pPr>
-        <w:numPr>
-          <w:ilvl w:val="0"/>
-          <w:numId w:val="1000"/>
-        </w:numPr>
+        <w:pStyle w:val="BodyText"/>
       </w:pPr>
       <w:r>
         <w:rPr>
@@ -38645,11 +38721,22 @@
     </w:p>
     <w:p>
       <w:pPr>
-        <w:numPr>
-          <w:ilvl w:val="0"/>
-          <w:numId w:val="1036"/>
-        </w:numPr>
+        <w:pStyle w:val="BodyText"/>
       </w:pPr>
+      <w:r>
+        <w:rPr>
+          <w:rFonts w:ascii="Times New Roman" w:hAnsi="Times New Roman" w:eastAsia="Times New Roman" w:cs="Times New Roman"/>
+          <w:b/>
+          <w:bCs/>
+        </w:rPr>
+        <w:t xml:space="preserve">6.</w:t>
+      </w:r>
+      <w:r>
+        <w:rPr>
+          <w:rFonts w:ascii="Times New Roman" w:hAnsi="Times New Roman" w:eastAsia="Times New Roman" w:cs="Times New Roman"/>
+        </w:rPr>
+        <w:t xml:space="preserve"> </w:t>
+      </w:r>
       <w:r>
         <w:rPr>
           <w:rFonts w:hint="eastAsia" w:ascii="Times New Roman" w:hAnsi="Times New Roman" w:eastAsia="FangSong" w:cs="Times New Roman"/>
@@ -38740,11 +38827,22 @@
     </w:p>
     <w:p>
       <w:pPr>
-        <w:numPr>
-          <w:ilvl w:val="0"/>
-          <w:numId w:val="1037"/>
-        </w:numPr>
+        <w:pStyle w:val="FirstParagraph"/>
       </w:pPr>
+      <w:r>
+        <w:rPr>
+          <w:rFonts w:ascii="Times New Roman" w:hAnsi="Times New Roman" w:eastAsia="Times New Roman" w:cs="Times New Roman"/>
+          <w:b/>
+          <w:bCs/>
+        </w:rPr>
+        <w:t xml:space="preserve">7.</w:t>
+      </w:r>
+      <w:r>
+        <w:rPr>
+          <w:rFonts w:ascii="Times New Roman" w:hAnsi="Times New Roman" w:eastAsia="Times New Roman" w:cs="Times New Roman"/>
+        </w:rPr>
+        <w:t xml:space="preserve"> </w:t>
+      </w:r>
       <w:r>
         <w:rPr>
           <w:rFonts w:hint="eastAsia" w:ascii="Times New Roman" w:hAnsi="Times New Roman" w:eastAsia="FangSong" w:cs="Times New Roman"/>
@@ -38995,11 +39093,22 @@
     </w:p>
     <w:p>
       <w:pPr>
-        <w:numPr>
-          <w:ilvl w:val="0"/>
-          <w:numId w:val="1037"/>
-        </w:numPr>
+        <w:pStyle w:val="BodyText"/>
       </w:pPr>
+      <w:r>
+        <w:rPr>
+          <w:rFonts w:ascii="Times New Roman" w:hAnsi="Times New Roman" w:eastAsia="Times New Roman" w:cs="Times New Roman"/>
+          <w:b/>
+          <w:bCs/>
+        </w:rPr>
+        <w:t xml:space="preserve">8.</w:t>
+      </w:r>
+      <w:r>
+        <w:rPr>
+          <w:rFonts w:ascii="Times New Roman" w:hAnsi="Times New Roman" w:eastAsia="Times New Roman" w:cs="Times New Roman"/>
+        </w:rPr>
+        <w:t xml:space="preserve"> </w:t>
+      </w:r>
       <w:r>
         <w:rPr>
           <w:rFonts w:hint="eastAsia" w:ascii="Times New Roman" w:hAnsi="Times New Roman" w:eastAsia="FangSong" w:cs="Times New Roman"/>
@@ -39087,13 +39196,24 @@
     </w:p>
     <w:p>
       <w:pPr>
-        <w:numPr>
-          <w:ilvl w:val="0"/>
-          <w:numId w:val="1037"/>
-        </w:numPr>
+        <w:pStyle w:val="BodyText"/>
       </w:pPr>
       <w:r>
         <w:rPr>
+          <w:rFonts w:ascii="Times New Roman" w:hAnsi="Times New Roman" w:eastAsia="Times New Roman" w:cs="Times New Roman"/>
+          <w:b/>
+          <w:bCs/>
+        </w:rPr>
+        <w:t xml:space="preserve">9.</w:t>
+      </w:r>
+      <w:r>
+        <w:rPr>
+          <w:rFonts w:ascii="Times New Roman" w:hAnsi="Times New Roman" w:eastAsia="Times New Roman" w:cs="Times New Roman"/>
+        </w:rPr>
+        <w:t xml:space="preserve"> </w:t>
+      </w:r>
+      <w:r>
+        <w:rPr>
           <w:rFonts w:hint="eastAsia" w:ascii="Times New Roman" w:hAnsi="Times New Roman" w:eastAsia="FangSong" w:cs="Times New Roman"/>
         </w:rPr>
         <w:t>以下合成策略应分别使用哪种重排</w:t>
@@ -39128,15 +39248,18 @@
         </w:rPr>
         <w:t>）</w:t>
       </w:r>
-    </w:p>
-    <w:p>
-      <w:pPr>
-        <w:pStyle w:val="Compact"/>
-        <w:numPr>
-          <w:ilvl w:val="1"/>
-          <w:numId w:val="1038"/>
-        </w:numPr>
-      </w:pPr>
+      <w:r>
+        <w:rPr>
+          <w:rFonts w:ascii="Times New Roman" w:hAnsi="Times New Roman" w:eastAsia="Times New Roman" w:cs="Times New Roman"/>
+        </w:rPr>
+        <w:t xml:space="preserve"> </w:t>
+      </w:r>
+      <w:r>
+        <w:rPr>
+          <w:rFonts w:ascii="Times New Roman" w:hAnsi="Times New Roman" w:eastAsia="Times New Roman" w:cs="Times New Roman"/>
+        </w:rPr>
+        <w:t xml:space="preserve">(a) </w:t>
+      </w:r>
       <w:r>
         <w:rPr>
           <w:rFonts w:hint="eastAsia" w:ascii="Times New Roman" w:hAnsi="Times New Roman" w:eastAsia="FangSong" w:cs="Times New Roman"/>
@@ -39161,30 +39284,36 @@
         </w:rPr>
         <w:t>戊内酯</w:t>
       </w:r>
-    </w:p>
-    <w:p>
-      <w:pPr>
-        <w:pStyle w:val="Compact"/>
-        <w:numPr>
-          <w:ilvl w:val="1"/>
-          <w:numId w:val="1038"/>
-        </w:numPr>
-      </w:pPr>
+      <w:r>
+        <w:rPr>
+          <w:rFonts w:ascii="Times New Roman" w:hAnsi="Times New Roman" w:eastAsia="Times New Roman" w:cs="Times New Roman"/>
+        </w:rPr>
+        <w:t xml:space="preserve"> </w:t>
+      </w:r>
+      <w:r>
+        <w:rPr>
+          <w:rFonts w:ascii="Times New Roman" w:hAnsi="Times New Roman" w:eastAsia="Times New Roman" w:cs="Times New Roman"/>
+        </w:rPr>
+        <w:t xml:space="preserve">(b) </w:t>
+      </w:r>
       <w:r>
         <w:rPr>
           <w:rFonts w:hint="eastAsia" w:ascii="Times New Roman" w:hAnsi="Times New Roman" w:eastAsia="FangSong" w:cs="Times New Roman"/>
         </w:rPr>
         <w:t xml:space="preserve">将环己酮肟转化为己内酰胺</w:t>
       </w:r>
-    </w:p>
-    <w:p>
-      <w:pPr>
-        <w:pStyle w:val="Compact"/>
-        <w:numPr>
-          <w:ilvl w:val="1"/>
-          <w:numId w:val="1038"/>
-        </w:numPr>
-      </w:pPr>
+      <w:r>
+        <w:rPr>
+          <w:rFonts w:ascii="Times New Roman" w:hAnsi="Times New Roman" w:eastAsia="Times New Roman" w:cs="Times New Roman"/>
+        </w:rPr>
+        <w:t xml:space="preserve"> </w:t>
+      </w:r>
+      <w:r>
+        <w:rPr>
+          <w:rFonts w:ascii="Times New Roman" w:hAnsi="Times New Roman" w:eastAsia="Times New Roman" w:cs="Times New Roman"/>
+        </w:rPr>
+        <w:t xml:space="preserve">(c) </w:t>
+      </w:r>
       <w:r>
         <w:rPr>
           <w:rFonts w:hint="eastAsia" w:ascii="Times New Roman" w:hAnsi="Times New Roman" w:eastAsia="FangSong" w:cs="Times New Roman"/>
@@ -39209,15 +39338,18 @@
         </w:rPr>
         <w:t>溴代环庚酮转化为六元环羧酸</w:t>
       </w:r>
-    </w:p>
-    <w:p>
-      <w:pPr>
-        <w:pStyle w:val="Compact"/>
-        <w:numPr>
-          <w:ilvl w:val="1"/>
-          <w:numId w:val="1038"/>
-        </w:numPr>
-      </w:pPr>
+      <w:r>
+        <w:rPr>
+          <w:rFonts w:ascii="Times New Roman" w:hAnsi="Times New Roman" w:eastAsia="Times New Roman" w:cs="Times New Roman"/>
+        </w:rPr>
+        <w:t xml:space="preserve"> </w:t>
+      </w:r>
+      <w:r>
+        <w:rPr>
+          <w:rFonts w:ascii="Times New Roman" w:hAnsi="Times New Roman" w:eastAsia="Times New Roman" w:cs="Times New Roman"/>
+        </w:rPr>
+        <w:t xml:space="preserve">(d) </w:t>
+      </w:r>
       <w:r>
         <w:rPr>
           <w:rFonts w:hint="eastAsia" w:ascii="Times New Roman" w:hAnsi="Times New Roman" w:eastAsia="FangSong" w:cs="Times New Roman"/>
@@ -39262,15 +39394,18 @@
         </w:rPr>
         <w:t>合成为少一个碳的戊胺</w:t>
       </w:r>
-    </w:p>
-    <w:p>
-      <w:pPr>
-        <w:pStyle w:val="Compact"/>
-        <w:numPr>
-          <w:ilvl w:val="1"/>
-          <w:numId w:val="1038"/>
-        </w:numPr>
-      </w:pPr>
+      <w:r>
+        <w:rPr>
+          <w:rFonts w:ascii="Times New Roman" w:hAnsi="Times New Roman" w:eastAsia="Times New Roman" w:cs="Times New Roman"/>
+        </w:rPr>
+        <w:t xml:space="preserve"> </w:t>
+      </w:r>
+      <w:r>
+        <w:rPr>
+          <w:rFonts w:ascii="Times New Roman" w:hAnsi="Times New Roman" w:eastAsia="Times New Roman" w:cs="Times New Roman"/>
+        </w:rPr>
+        <w:t xml:space="preserve">(e) </w:t>
+      </w:r>
       <w:r>
         <w:rPr>
           <w:rFonts w:hint="eastAsia" w:ascii="Times New Roman" w:hAnsi="Times New Roman" w:eastAsia="FangSong" w:cs="Times New Roman"/>
@@ -39305,44 +39440,366 @@
     </w:p>
     <w:p>
       <w:pPr>
-        <w:pStyle w:val="Compact"/>
-        <w:numPr>
-          <w:ilvl w:val="0"/>
-          <w:numId w:val="1039"/>
-        </w:numPr>
+        <w:pStyle w:val="FirstParagraph"/>
       </w:pPr>
+      <w:r>
+        <w:rPr>
+          <w:rFonts w:ascii="Times New Roman" w:hAnsi="Times New Roman" w:eastAsia="Times New Roman" w:cs="Times New Roman"/>
+          <w:b/>
+          <w:bCs/>
+        </w:rPr>
+        <w:t xml:space="preserve">1.</w:t>
+      </w:r>
+      <w:r>
+        <w:rPr>
+          <w:rFonts w:ascii="Times New Roman" w:hAnsi="Times New Roman" w:eastAsia="Times New Roman" w:cs="Times New Roman"/>
+        </w:rPr>
+        <w:t xml:space="preserve"> </w:t>
+      </w:r>
+      <w:r>
+        <w:rPr>
+          <w:rFonts w:ascii="Times New Roman" w:hAnsi="Times New Roman" w:eastAsia="Times New Roman" w:cs="Times New Roman"/>
+        </w:rPr>
+        <w:t xml:space="preserve">(a) </w:t>
+      </w:r>
+      <w:r>
+        <w:rPr>
+          <w:rFonts w:hint="eastAsia" w:ascii="Times New Roman" w:hAnsi="Times New Roman" w:eastAsia="Times New Roman" w:cs="Times New Roman"/>
+        </w:rPr>
+        <w:t>δ-</w:t>
+      </w:r>
+      <w:r>
+        <w:rPr>
+          <w:rFonts w:hint="eastAsia" w:ascii="Times New Roman" w:hAnsi="Times New Roman" w:eastAsia="FangSong" w:cs="Times New Roman"/>
+        </w:rPr>
+        <w:t>戊内酯</w:t>
+      </w:r>
+      <w:r>
+        <w:rPr>
+          <w:rFonts w:hint="eastAsia" w:ascii="Times New Roman" w:hAnsi="Times New Roman" w:eastAsia="Times New Roman" w:cs="Times New Roman"/>
+        </w:rPr>
+        <w:t>（B-V，</w:t>
+      </w:r>
+      <w:r>
+        <w:rPr>
+          <w:rFonts w:hint="eastAsia" w:ascii="Times New Roman" w:hAnsi="Times New Roman" w:eastAsia="FangSong" w:cs="Times New Roman"/>
+        </w:rPr>
+        <w:t>环扩大一原子</w:t>
+      </w:r>
+      <w:r>
+        <w:rPr>
+          <w:rFonts w:hint="eastAsia" w:ascii="Times New Roman" w:hAnsi="Times New Roman" w:eastAsia="Times New Roman" w:cs="Times New Roman"/>
+        </w:rPr>
+        <w:t>，</w:t>
+      </w:r>
+      <w:r>
+        <w:rPr>
+          <w:rFonts w:hint="eastAsia" w:ascii="Times New Roman" w:hAnsi="Times New Roman" w:eastAsia="FangSong" w:cs="Times New Roman"/>
+        </w:rPr>
+        <w:t>插</w:t>
+      </w:r>
+      <w:r>
+        <w:rPr>
+          <w:rFonts w:ascii="Times New Roman" w:hAnsi="Times New Roman" w:eastAsia="Times New Roman" w:cs="Times New Roman"/>
+        </w:rPr>
+        <w:t xml:space="preserve"> </w:t>
+      </w:r>
+      <w:r>
+        <w:rPr>
+          <w:rFonts w:hint="eastAsia" w:ascii="Times New Roman" w:hAnsi="Times New Roman" w:eastAsia="Times New Roman" w:cs="Times New Roman"/>
+        </w:rPr>
+        <w:t xml:space="preserve">O）</w:t>
+      </w:r>
+      <w:r>
+        <w:rPr>
+          <w:rFonts w:ascii="Times New Roman" w:hAnsi="Times New Roman" w:eastAsia="Times New Roman" w:cs="Times New Roman"/>
+        </w:rPr>
+        <w:t xml:space="preserve"> </w:t>
+      </w:r>
+      <w:r>
+        <w:rPr>
+          <w:rFonts w:ascii="Times New Roman" w:hAnsi="Times New Roman" w:eastAsia="Times New Roman" w:cs="Times New Roman"/>
+        </w:rPr>
+        <w:t xml:space="preserve">(b) PhN=C=O → </w:t>
+      </w:r>
+      <w:r>
+        <w:rPr>
+          <w:rFonts w:hint="eastAsia" w:ascii="Times New Roman" w:hAnsi="Times New Roman" w:eastAsia="FangSong" w:cs="Times New Roman"/>
+        </w:rPr>
+        <w:t xml:space="preserve">水解</w:t>
+      </w:r>
+      <w:r>
+        <w:rPr>
+          <w:rFonts w:ascii="Times New Roman" w:hAnsi="Times New Roman" w:eastAsia="Times New Roman" w:cs="Times New Roman"/>
+        </w:rPr>
+        <w:t xml:space="preserve"> → PhNH</w:t>
+      </w:r>
+      <w:r>
+        <w:rPr>
+          <w:rFonts w:ascii="Times New Roman" w:hAnsi="Times New Roman" w:eastAsia="Times New Roman" w:cs="Times New Roman"/>
+          <w:vertAlign w:val="subscript"/>
+        </w:rPr>
+        <w:t>2</w:t>
+      </w:r>
+      <w:r>
+        <w:rPr>
+          <w:rFonts w:ascii="Times New Roman" w:hAnsi="Times New Roman" w:eastAsia="Times New Roman" w:cs="Times New Roman"/>
+        </w:rPr>
+        <w:t xml:space="preserve"> + </w:t>
+      </w:r>
+      <w:r>
+        <w:rPr>
+          <w:rFonts w:hint="eastAsia" w:ascii="Times New Roman" w:hAnsi="Times New Roman" w:eastAsia="Times New Roman" w:cs="Times New Roman"/>
+        </w:rPr>
+        <w:t>CO</w:t>
+      </w:r>
+      <w:r>
+        <w:rPr>
+          <w:rFonts w:hint="eastAsia" w:ascii="Times New Roman" w:hAnsi="Times New Roman" w:eastAsia="Times New Roman" w:cs="Times New Roman"/>
+          <w:vertAlign w:val="subscript"/>
+        </w:rPr>
+        <w:t>2</w:t>
+      </w:r>
+      <w:r>
+        <w:rPr>
+          <w:rFonts w:hint="eastAsia" w:ascii="Times New Roman" w:hAnsi="Times New Roman" w:eastAsia="Times New Roman" w:cs="Times New Roman"/>
+        </w:rPr>
+        <w:t>（Curtius，</w:t>
+      </w:r>
+      <w:r>
+        <w:rPr>
+          <w:rFonts w:hint="eastAsia" w:ascii="Times New Roman" w:hAnsi="Times New Roman" w:eastAsia="FangSong" w:cs="Times New Roman"/>
+        </w:rPr>
+        <w:t>减一</w:t>
+      </w:r>
+      <w:r>
+        <w:rPr>
+          <w:rFonts w:hint="eastAsia" w:ascii="Times New Roman" w:hAnsi="Times New Roman" w:eastAsia="Times New Roman" w:cs="Times New Roman"/>
+        </w:rPr>
+        <w:t>C</w:t>
+      </w:r>
+      <w:r>
+        <w:rPr>
+          <w:rFonts w:hint="eastAsia" w:ascii="Times New Roman" w:hAnsi="Times New Roman" w:eastAsia="FangSong" w:cs="Times New Roman"/>
+        </w:rPr>
+        <w:t>的胺</w:t>
+      </w:r>
+      <w:r>
+        <w:rPr>
+          <w:rFonts w:hint="eastAsia" w:ascii="Times New Roman" w:hAnsi="Times New Roman" w:eastAsia="Times New Roman" w:cs="Times New Roman"/>
+        </w:rPr>
+        <w:t>）</w:t>
+      </w:r>
+      <w:r>
+        <w:rPr>
+          <w:rFonts w:ascii="Times New Roman" w:hAnsi="Times New Roman" w:eastAsia="Times New Roman" w:cs="Times New Roman"/>
+        </w:rPr>
+        <w:t xml:space="preserve"> </w:t>
+      </w:r>
+      <w:r>
+        <w:rPr>
+          <w:rFonts w:ascii="Times New Roman" w:hAnsi="Times New Roman" w:eastAsia="Times New Roman" w:cs="Times New Roman"/>
+        </w:rPr>
+        <w:t xml:space="preserve">(c) </w:t>
+      </w:r>
+      <w:r>
+        <w:rPr>
+          <w:rFonts w:hint="eastAsia" w:ascii="Times New Roman" w:hAnsi="Times New Roman" w:eastAsia="FangSong" w:cs="Times New Roman"/>
+        </w:rPr>
+        <w:t>频哪酮</w:t>
+      </w:r>
+      <w:r>
+        <w:rPr>
+          <w:rFonts w:hint="eastAsia" w:ascii="Times New Roman" w:hAnsi="Times New Roman" w:eastAsia="Times New Roman" w:cs="Times New Roman"/>
+        </w:rPr>
+        <w:t>（3,3-</w:t>
+      </w:r>
+      <w:r>
+        <w:rPr>
+          <w:rFonts w:hint="eastAsia" w:ascii="Times New Roman" w:hAnsi="Times New Roman" w:eastAsia="FangSong" w:cs="Times New Roman"/>
+        </w:rPr>
+        <w:t>二甲基</w:t>
+      </w:r>
+      <w:r>
+        <w:rPr>
+          <w:rFonts w:hint="eastAsia" w:ascii="Times New Roman" w:hAnsi="Times New Roman" w:eastAsia="Times New Roman" w:cs="Times New Roman"/>
+        </w:rPr>
+        <w:t>-2-</w:t>
+      </w:r>
+      <w:r>
+        <w:rPr>
+          <w:rFonts w:hint="eastAsia" w:ascii="Times New Roman" w:hAnsi="Times New Roman" w:eastAsia="FangSong" w:cs="Times New Roman"/>
+        </w:rPr>
+        <w:t>丁酮</w:t>
+      </w:r>
+      <w:r>
+        <w:rPr>
+          <w:rFonts w:hint="eastAsia" w:ascii="Times New Roman" w:hAnsi="Times New Roman" w:eastAsia="Times New Roman" w:cs="Times New Roman"/>
+        </w:rPr>
+        <w:t>，Pinacol）</w:t>
+      </w:r>
+      <w:r>
+        <w:rPr>
+          <w:rFonts w:ascii="Times New Roman" w:hAnsi="Times New Roman" w:eastAsia="Times New Roman" w:cs="Times New Roman"/>
+        </w:rPr>
+        <w:t xml:space="preserve"> </w:t>
+      </w:r>
+      <w:r>
+        <w:rPr>
+          <w:rFonts w:ascii="Times New Roman" w:hAnsi="Times New Roman" w:eastAsia="Times New Roman" w:cs="Times New Roman"/>
+        </w:rPr>
+        <w:t xml:space="preserve">(d) </w:t>
+      </w:r>
+      <w:r>
+        <w:rPr>
+          <w:rFonts w:hint="eastAsia" w:ascii="Times New Roman" w:hAnsi="Times New Roman" w:eastAsia="Times New Roman" w:cs="Times New Roman"/>
+        </w:rPr>
+        <w:t>1-</w:t>
+      </w:r>
+      <w:r>
+        <w:rPr>
+          <w:rFonts w:hint="eastAsia" w:ascii="Times New Roman" w:hAnsi="Times New Roman" w:eastAsia="FangSong" w:cs="Times New Roman"/>
+        </w:rPr>
+        <w:t>甲基环戊醇脱水</w:t>
+      </w:r>
+      <w:r>
+        <w:rPr>
+          <w:rFonts w:hint="eastAsia" w:ascii="Times New Roman" w:hAnsi="Times New Roman" w:eastAsia="Times New Roman" w:cs="Times New Roman"/>
+        </w:rPr>
+        <w:t>→</w:t>
+      </w:r>
+      <w:r>
+        <w:rPr>
+          <w:rFonts w:hint="eastAsia" w:ascii="Times New Roman" w:hAnsi="Times New Roman" w:eastAsia="FangSong" w:cs="Times New Roman"/>
+        </w:rPr>
+        <w:t>碳正离子</w:t>
+      </w:r>
+      <w:r>
+        <w:rPr>
+          <w:rFonts w:hint="eastAsia" w:ascii="Times New Roman" w:hAnsi="Times New Roman" w:eastAsia="Times New Roman" w:cs="Times New Roman"/>
+        </w:rPr>
+        <w:t>→1,2-</w:t>
+      </w:r>
+      <w:r>
+        <w:rPr>
+          <w:rFonts w:hint="eastAsia" w:ascii="Times New Roman" w:hAnsi="Times New Roman" w:eastAsia="FangSong" w:cs="Times New Roman"/>
+        </w:rPr>
+        <w:t>甲基迁移扩环</w:t>
+      </w:r>
+      <w:r>
+        <w:rPr>
+          <w:rFonts w:hint="eastAsia" w:ascii="Times New Roman" w:hAnsi="Times New Roman" w:eastAsia="Times New Roman" w:cs="Times New Roman"/>
+        </w:rPr>
+        <w:t>→</w:t>
+      </w:r>
+      <w:r>
+        <w:rPr>
+          <w:rFonts w:hint="eastAsia" w:ascii="Times New Roman" w:hAnsi="Times New Roman" w:eastAsia="FangSong" w:cs="Times New Roman"/>
+        </w:rPr>
+        <w:t>环己烯</w:t>
+      </w:r>
+      <w:r>
+        <w:rPr>
+          <w:rFonts w:hint="eastAsia" w:ascii="Times New Roman" w:hAnsi="Times New Roman" w:eastAsia="Times New Roman" w:cs="Times New Roman"/>
+        </w:rPr>
+        <w:t>（Wagner-Meerwein</w:t>
+      </w:r>
+      <w:r>
+        <w:rPr>
+          <w:rFonts w:hint="eastAsia" w:ascii="Times New Roman" w:hAnsi="Times New Roman" w:eastAsia="FangSong" w:cs="Times New Roman"/>
+        </w:rPr>
+        <w:t>扩环</w:t>
+      </w:r>
+      <w:r>
+        <w:rPr>
+          <w:rFonts w:hint="eastAsia" w:ascii="Times New Roman" w:hAnsi="Times New Roman" w:eastAsia="Times New Roman" w:cs="Times New Roman"/>
+        </w:rPr>
+        <w:t>）</w:t>
+      </w:r>
     </w:p>
     <w:p>
       <w:pPr>
-        <w:pStyle w:val="Compact"/>
-        <w:numPr>
-          <w:ilvl w:val="1"/>
-          <w:numId w:val="1040"/>
-        </w:numPr>
+        <w:pStyle w:val="BodyText"/>
       </w:pPr>
       <w:r>
         <w:rPr>
-          <w:rFonts w:hint="eastAsia" w:ascii="Times New Roman" w:hAnsi="Times New Roman" w:eastAsia="Times New Roman" w:cs="Times New Roman"/>
-        </w:rPr>
-        <w:t>δ-</w:t>
-      </w:r>
-      <w:r>
-        <w:rPr>
-          <w:rFonts w:hint="eastAsia" w:ascii="Times New Roman" w:hAnsi="Times New Roman" w:eastAsia="FangSong" w:cs="Times New Roman"/>
-        </w:rPr>
-        <w:t>戊内酯</w:t>
-      </w:r>
-      <w:r>
-        <w:rPr>
-          <w:rFonts w:hint="eastAsia" w:ascii="Times New Roman" w:hAnsi="Times New Roman" w:eastAsia="Times New Roman" w:cs="Times New Roman"/>
-        </w:rPr>
-        <w:t>（B-V，</w:t>
-      </w:r>
-      <w:r>
-        <w:rPr>
-          <w:rFonts w:hint="eastAsia" w:ascii="Times New Roman" w:hAnsi="Times New Roman" w:eastAsia="FangSong" w:cs="Times New Roman"/>
-        </w:rPr>
-        <w:t>环扩大一原子</w:t>
+          <w:rFonts w:ascii="Times New Roman" w:hAnsi="Times New Roman" w:eastAsia="Times New Roman" w:cs="Times New Roman"/>
+          <w:b/>
+          <w:bCs/>
+        </w:rPr>
+        <w:t xml:space="preserve">2.</w:t>
+      </w:r>
+      <w:r>
+        <w:rPr>
+          <w:rFonts w:ascii="Times New Roman" w:hAnsi="Times New Roman" w:eastAsia="Times New Roman" w:cs="Times New Roman"/>
+        </w:rPr>
+        <w:t xml:space="preserve"> </w:t>
+      </w:r>
+      <w:r>
+        <w:rPr>
+          <w:rFonts w:ascii="Times New Roman" w:hAnsi="Times New Roman" w:eastAsia="Times New Roman" w:cs="Times New Roman"/>
+        </w:rPr>
+        <w:t xml:space="preserve">(A) </w:t>
+      </w:r>
+      <w:r>
+        <w:rPr>
+          <w:rFonts w:hint="eastAsia" w:ascii="Times New Roman" w:hAnsi="Times New Roman" w:eastAsia="FangSong" w:cs="Times New Roman"/>
+        </w:rPr>
+        <w:t xml:space="preserve">和</w:t>
+      </w:r>
+      <w:r>
+        <w:rPr>
+          <w:rFonts w:ascii="Times New Roman" w:hAnsi="Times New Roman" w:eastAsia="Times New Roman" w:cs="Times New Roman"/>
+        </w:rPr>
+        <w:t xml:space="preserve"> (D)。(A) </w:t>
+      </w:r>
+      <w:r>
+        <w:rPr>
+          <w:rFonts w:hint="eastAsia" w:ascii="Times New Roman" w:hAnsi="Times New Roman" w:eastAsia="FangSong" w:cs="Times New Roman"/>
+        </w:rPr>
+        <w:t xml:space="preserve">是</w:t>
+      </w:r>
+      <w:r>
+        <w:rPr>
+          <w:rFonts w:ascii="Times New Roman" w:hAnsi="Times New Roman" w:eastAsia="Times New Roman" w:cs="Times New Roman"/>
+        </w:rPr>
+        <w:t xml:space="preserve"> Claisen </w:t>
+      </w:r>
+      <w:r>
+        <w:rPr>
+          <w:rFonts w:hint="eastAsia" w:ascii="Times New Roman" w:hAnsi="Times New Roman" w:eastAsia="FangSong" w:cs="Times New Roman"/>
+        </w:rPr>
+        <w:t>重排</w:t>
+      </w:r>
+      <w:r>
+        <w:rPr>
+          <w:rFonts w:hint="eastAsia" w:ascii="Times New Roman" w:hAnsi="Times New Roman" w:eastAsia="Times New Roman" w:cs="Times New Roman"/>
+        </w:rPr>
+        <w:t>，(D)</w:t>
+      </w:r>
+      <w:r>
+        <w:rPr>
+          <w:rFonts w:ascii="Times New Roman" w:hAnsi="Times New Roman" w:eastAsia="Times New Roman" w:cs="Times New Roman"/>
+        </w:rPr>
+        <w:t xml:space="preserve"> </w:t>
+      </w:r>
+      <w:r>
+        <w:rPr>
+          <w:rFonts w:hint="eastAsia" w:ascii="Times New Roman" w:hAnsi="Times New Roman" w:eastAsia="FangSong" w:cs="Times New Roman"/>
+        </w:rPr>
+        <w:t xml:space="preserve">是</w:t>
+      </w:r>
+      <w:r>
+        <w:rPr>
+          <w:rFonts w:ascii="Times New Roman" w:hAnsi="Times New Roman" w:eastAsia="Times New Roman" w:cs="Times New Roman"/>
+        </w:rPr>
+        <w:t xml:space="preserve"> Cope </w:t>
+      </w:r>
+      <w:r>
+        <w:rPr>
+          <w:rFonts w:hint="eastAsia" w:ascii="Times New Roman" w:hAnsi="Times New Roman" w:eastAsia="FangSong" w:cs="Times New Roman"/>
+        </w:rPr>
+        <w:t>重排</w:t>
       </w:r>
       <w:r>
         <w:rPr>
@@ -39354,7 +39811,25 @@
         <w:rPr>
           <w:rFonts w:hint="eastAsia" w:ascii="Times New Roman" w:hAnsi="Times New Roman" w:eastAsia="FangSong" w:cs="Times New Roman"/>
         </w:rPr>
-        <w:t>插</w:t>
+        <w:t>都属于协同</w:t>
+      </w:r>
+      <w:r>
+        <w:rPr>
+          <w:rFonts w:ascii="Times New Roman" w:hAnsi="Times New Roman" w:eastAsia="Times New Roman" w:cs="Times New Roman"/>
+        </w:rPr>
+        <w:t xml:space="preserve"> [3,3]-σ </w:t>
+      </w:r>
+      <w:r>
+        <w:rPr>
+          <w:rFonts w:hint="eastAsia" w:ascii="Times New Roman" w:hAnsi="Times New Roman" w:eastAsia="FangSong" w:cs="Times New Roman"/>
+        </w:rPr>
+        <w:t>迁移</w:t>
+      </w:r>
+      <w:r>
+        <w:rPr>
+          <w:rFonts w:hint="eastAsia" w:ascii="Times New Roman" w:hAnsi="Times New Roman" w:eastAsia="Times New Roman" w:cs="Times New Roman"/>
+        </w:rPr>
+        <w:t>。(B)</w:t>
       </w:r>
       <w:r>
         <w:rPr>
@@ -39364,266 +39839,1565 @@
       </w:r>
       <w:r>
         <w:rPr>
-          <w:rFonts w:hint="eastAsia" w:ascii="Times New Roman" w:hAnsi="Times New Roman" w:eastAsia="Times New Roman" w:cs="Times New Roman"/>
-        </w:rPr>
-        <w:t xml:space="preserve">O）</w:t>
+          <w:rFonts w:hint="eastAsia" w:ascii="Times New Roman" w:hAnsi="Times New Roman" w:eastAsia="FangSong" w:cs="Times New Roman"/>
+        </w:rPr>
+        <w:t xml:space="preserve">是</w:t>
+      </w:r>
+      <w:r>
+        <w:rPr>
+          <w:rFonts w:ascii="Times New Roman" w:hAnsi="Times New Roman" w:eastAsia="Times New Roman" w:cs="Times New Roman"/>
+        </w:rPr>
+        <w:t xml:space="preserve"> </w:t>
+      </w:r>
+      <w:r>
+        <w:rPr>
+          <w:rFonts w:hint="eastAsia" w:ascii="Times New Roman" w:hAnsi="Times New Roman" w:eastAsia="Times New Roman" w:cs="Times New Roman"/>
+        </w:rPr>
+        <w:t>Favorskii（</w:t>
+      </w:r>
+      <w:r>
+        <w:rPr>
+          <w:rFonts w:hint="eastAsia" w:ascii="Times New Roman" w:hAnsi="Times New Roman" w:eastAsia="FangSong" w:cs="Times New Roman"/>
+        </w:rPr>
+        <w:t>离子型</w:t>
+      </w:r>
+      <w:r>
+        <w:rPr>
+          <w:rFonts w:hint="eastAsia" w:ascii="Times New Roman" w:hAnsi="Times New Roman" w:eastAsia="Times New Roman" w:cs="Times New Roman"/>
+        </w:rPr>
+        <w:t>），(C)</w:t>
+      </w:r>
+      <w:r>
+        <w:rPr>
+          <w:rFonts w:ascii="Times New Roman" w:hAnsi="Times New Roman" w:eastAsia="Times New Roman" w:cs="Times New Roman"/>
+        </w:rPr>
+        <w:t xml:space="preserve"> </w:t>
+      </w:r>
+      <w:r>
+        <w:rPr>
+          <w:rFonts w:hint="eastAsia" w:ascii="Times New Roman" w:hAnsi="Times New Roman" w:eastAsia="FangSong" w:cs="Times New Roman"/>
+        </w:rPr>
+        <w:t xml:space="preserve">是</w:t>
+      </w:r>
+      <w:r>
+        <w:rPr>
+          <w:rFonts w:ascii="Times New Roman" w:hAnsi="Times New Roman" w:eastAsia="Times New Roman" w:cs="Times New Roman"/>
+        </w:rPr>
+        <w:t xml:space="preserve"> </w:t>
+      </w:r>
+      <w:r>
+        <w:rPr>
+          <w:rFonts w:hint="eastAsia" w:ascii="Times New Roman" w:hAnsi="Times New Roman" w:eastAsia="Times New Roman" w:cs="Times New Roman"/>
+        </w:rPr>
+        <w:t>Beckmann（</w:t>
+      </w:r>
+      <w:r>
+        <w:rPr>
+          <w:rFonts w:hint="eastAsia" w:ascii="Times New Roman" w:hAnsi="Times New Roman" w:eastAsia="FangSong" w:cs="Times New Roman"/>
+        </w:rPr>
+        <w:t>离子型</w:t>
+      </w:r>
+      <w:r>
+        <w:rPr>
+          <w:rFonts w:hint="eastAsia" w:ascii="Times New Roman" w:hAnsi="Times New Roman" w:eastAsia="Times New Roman" w:cs="Times New Roman"/>
+        </w:rPr>
+        <w:t>）。</w:t>
       </w:r>
     </w:p>
     <w:p>
       <w:pPr>
-        <w:pStyle w:val="Compact"/>
-        <w:numPr>
-          <w:ilvl w:val="1"/>
-          <w:numId w:val="1040"/>
-        </w:numPr>
+        <w:pStyle w:val="BodyText"/>
       </w:pPr>
       <w:r>
         <w:rPr>
           <w:rFonts w:ascii="Times New Roman" w:hAnsi="Times New Roman" w:eastAsia="Times New Roman" w:cs="Times New Roman"/>
-        </w:rPr>
-        <w:t xml:space="preserve">PhN=C=O → </w:t>
-      </w:r>
-      <w:r>
-        <w:rPr>
-          <w:rFonts w:hint="eastAsia" w:ascii="Times New Roman" w:hAnsi="Times New Roman" w:eastAsia="FangSong" w:cs="Times New Roman"/>
-        </w:rPr>
-        <w:t xml:space="preserve">水解</w:t>
-      </w:r>
-      <w:r>
-        <w:rPr>
-          <w:rFonts w:ascii="Times New Roman" w:hAnsi="Times New Roman" w:eastAsia="Times New Roman" w:cs="Times New Roman"/>
-        </w:rPr>
-        <w:t xml:space="preserve"> → PhNH</w:t>
-      </w:r>
-      <w:r>
-        <w:rPr>
-          <w:rFonts w:ascii="Times New Roman" w:hAnsi="Times New Roman" w:eastAsia="Times New Roman" w:cs="Times New Roman"/>
+          <w:b/>
+          <w:bCs/>
+        </w:rPr>
+        <w:t xml:space="preserve">3.</w:t>
+      </w:r>
+      <w:r>
+        <w:rPr>
+          <w:rFonts w:ascii="Times New Roman" w:hAnsi="Times New Roman" w:eastAsia="Times New Roman" w:cs="Times New Roman"/>
+        </w:rPr>
+        <w:t xml:space="preserve"> </w:t>
+      </w:r>
+      <w:r>
+        <w:rPr>
+          <w:rFonts w:hint="eastAsia" w:ascii="Times New Roman" w:hAnsi="Times New Roman" w:eastAsia="FangSong" w:cs="Times New Roman"/>
+        </w:rPr>
+        <w:t>反应</w:t>
+      </w:r>
+      <w:r>
+        <w:rPr>
+          <w:rFonts w:hint="eastAsia" w:ascii="Times New Roman" w:hAnsi="Times New Roman" w:eastAsia="Times New Roman" w:cs="Times New Roman"/>
+        </w:rPr>
+        <w:t>1（E-</w:t>
+      </w:r>
+      <w:r>
+        <w:rPr>
+          <w:rFonts w:hint="eastAsia" w:ascii="Times New Roman" w:hAnsi="Times New Roman" w:eastAsia="FangSong" w:cs="Times New Roman"/>
+        </w:rPr>
+        <w:t>苯乙酮肟</w:t>
+      </w:r>
+      <w:r>
+        <w:rPr>
+          <w:rFonts w:hint="eastAsia" w:ascii="Times New Roman" w:hAnsi="Times New Roman" w:eastAsia="Times New Roman" w:cs="Times New Roman"/>
+        </w:rPr>
+        <w:t>）：Ph</w:t>
+      </w:r>
+      <w:r>
+        <w:rPr>
+          <w:rFonts w:ascii="Times New Roman" w:hAnsi="Times New Roman" w:eastAsia="Times New Roman" w:cs="Times New Roman"/>
+        </w:rPr>
+        <w:t xml:space="preserve"> </w:t>
+      </w:r>
+      <w:r>
+        <w:rPr>
+          <w:rFonts w:hint="eastAsia" w:ascii="Times New Roman" w:hAnsi="Times New Roman" w:eastAsia="FangSong" w:cs="Times New Roman"/>
+        </w:rPr>
+        <w:t xml:space="preserve">与</w:t>
+      </w:r>
+      <w:r>
+        <w:rPr>
+          <w:rFonts w:ascii="Times New Roman" w:hAnsi="Times New Roman" w:eastAsia="Times New Roman" w:cs="Times New Roman"/>
+        </w:rPr>
+        <w:t xml:space="preserve"> OH </w:t>
+      </w:r>
+      <w:r>
+        <w:rPr>
+          <w:rFonts w:hint="eastAsia" w:ascii="Times New Roman" w:hAnsi="Times New Roman" w:eastAsia="FangSong" w:cs="Times New Roman"/>
+        </w:rPr>
+        <w:t xml:space="preserve">反式</w:t>
+      </w:r>
+      <w:r>
+        <w:rPr>
+          <w:rFonts w:ascii="Times New Roman" w:hAnsi="Times New Roman" w:eastAsia="Times New Roman" w:cs="Times New Roman"/>
+        </w:rPr>
+        <w:t xml:space="preserve"> → Ph </w:t>
+      </w:r>
+      <w:r>
+        <w:rPr>
+          <w:rFonts w:hint="eastAsia" w:ascii="Times New Roman" w:hAnsi="Times New Roman" w:eastAsia="FangSong" w:cs="Times New Roman"/>
+        </w:rPr>
+        <w:t xml:space="preserve">迁移</w:t>
+      </w:r>
+      <w:r>
+        <w:rPr>
+          <w:rFonts w:ascii="Times New Roman" w:hAnsi="Times New Roman" w:eastAsia="Times New Roman" w:cs="Times New Roman"/>
+        </w:rPr>
+        <w:t xml:space="preserve"> → </w:t>
+      </w:r>
+      <w:r>
+        <w:rPr>
+          <w:rFonts w:hint="eastAsia" w:ascii="Times New Roman" w:hAnsi="Times New Roman" w:eastAsia="Times New Roman" w:cs="Times New Roman"/>
+        </w:rPr>
+        <w:t>N-</w:t>
+      </w:r>
+      <w:r>
+        <w:rPr>
+          <w:rFonts w:hint="eastAsia" w:ascii="Times New Roman" w:hAnsi="Times New Roman" w:eastAsia="FangSong" w:cs="Times New Roman"/>
+        </w:rPr>
+        <w:t>甲基苯甲酰胺</w:t>
+      </w:r>
+      <w:r>
+        <w:rPr>
+          <w:rFonts w:hint="eastAsia" w:ascii="Times New Roman" w:hAnsi="Times New Roman" w:eastAsia="Times New Roman" w:cs="Times New Roman"/>
+        </w:rPr>
+        <w:t>（PhCONHMe）。</w:t>
+      </w:r>
+      <w:r>
+        <w:rPr>
+          <w:rFonts w:hint="eastAsia" w:ascii="Times New Roman" w:hAnsi="Times New Roman" w:eastAsia="FangSong" w:cs="Times New Roman"/>
+        </w:rPr>
+        <w:t>迁移规则</w:t>
+      </w:r>
+      <w:r>
+        <w:rPr>
+          <w:rFonts w:hint="eastAsia" w:ascii="Times New Roman" w:hAnsi="Times New Roman" w:eastAsia="Times New Roman" w:cs="Times New Roman"/>
+        </w:rPr>
+        <w:t>：</w:t>
+      </w:r>
+      <w:r>
+        <w:rPr>
+          <w:rFonts w:hint="eastAsia" w:ascii="Times New Roman" w:hAnsi="Times New Roman" w:eastAsia="FangSong" w:cs="Times New Roman"/>
+          <w:b/>
+          <w:bCs/>
+        </w:rPr>
+        <w:t xml:space="preserve">反式迁移</w:t>
+      </w:r>
+      <w:r>
+        <w:rPr>
+          <w:rFonts w:hint="eastAsia" w:ascii="Times New Roman" w:hAnsi="Times New Roman" w:eastAsia="Times New Roman" w:cs="Times New Roman"/>
+        </w:rPr>
+        <w:t>（</w:t>
+      </w:r>
+      <w:r>
+        <w:rPr>
+          <w:rFonts w:hint="eastAsia" w:ascii="Times New Roman" w:hAnsi="Times New Roman" w:eastAsia="FangSong" w:cs="Times New Roman"/>
+        </w:rPr>
+        <w:t>构型控制</w:t>
+      </w:r>
+      <w:r>
+        <w:rPr>
+          <w:rFonts w:hint="eastAsia" w:ascii="Times New Roman" w:hAnsi="Times New Roman" w:eastAsia="Times New Roman" w:cs="Times New Roman"/>
+        </w:rPr>
+        <w:t>）。</w:t>
+      </w:r>
+      <w:r>
+        <w:rPr>
+          <w:rFonts w:ascii="Times New Roman" w:hAnsi="Times New Roman" w:eastAsia="Times New Roman" w:cs="Times New Roman"/>
+        </w:rPr>
+        <w:t xml:space="preserve"> </w:t>
+      </w:r>
+      <w:r>
+        <w:rPr>
+          <w:rFonts w:hint="eastAsia" w:ascii="Times New Roman" w:hAnsi="Times New Roman" w:eastAsia="FangSong" w:cs="Times New Roman"/>
+        </w:rPr>
+        <w:t>反应</w:t>
+      </w:r>
+      <w:r>
+        <w:rPr>
+          <w:rFonts w:hint="eastAsia" w:ascii="Times New Roman" w:hAnsi="Times New Roman" w:eastAsia="Times New Roman" w:cs="Times New Roman"/>
+        </w:rPr>
+        <w:t>2（</w:t>
+      </w:r>
+      <w:r>
+        <w:rPr>
+          <w:rFonts w:hint="eastAsia" w:ascii="Times New Roman" w:hAnsi="Times New Roman" w:eastAsia="FangSong" w:cs="Times New Roman"/>
+        </w:rPr>
+        <w:t>苯乙酮</w:t>
+      </w:r>
+      <w:r>
+        <w:rPr>
+          <w:rFonts w:ascii="Times New Roman" w:hAnsi="Times New Roman" w:eastAsia="Times New Roman" w:cs="Times New Roman"/>
+        </w:rPr>
+        <w:t xml:space="preserve"> + </w:t>
+      </w:r>
+      <w:r>
+        <w:rPr>
+          <w:rFonts w:hint="eastAsia" w:ascii="Times New Roman" w:hAnsi="Times New Roman" w:eastAsia="Times New Roman" w:cs="Times New Roman"/>
+        </w:rPr>
+        <w:t xml:space="preserve">mCPBA）：B-V</w:t>
+      </w:r>
+      <w:r>
+        <w:rPr>
+          <w:rFonts w:ascii="Times New Roman" w:hAnsi="Times New Roman" w:eastAsia="Times New Roman" w:cs="Times New Roman"/>
+        </w:rPr>
+        <w:t xml:space="preserve"> </w:t>
+      </w:r>
+      <w:r>
+        <w:rPr>
+          <w:rFonts w:hint="eastAsia" w:ascii="Times New Roman" w:hAnsi="Times New Roman" w:eastAsia="FangSong" w:cs="Times New Roman"/>
+        </w:rPr>
+        <w:t xml:space="preserve">迁移能力排序中</w:t>
+      </w:r>
+      <w:r>
+        <w:rPr>
+          <w:rFonts w:ascii="Times New Roman" w:hAnsi="Times New Roman" w:eastAsia="Times New Roman" w:cs="Times New Roman"/>
+        </w:rPr>
+        <w:t xml:space="preserve"> </w:t>
+      </w:r>
+      <w:r>
+        <w:rPr>
+          <w:rFonts w:hint="eastAsia" w:ascii="Times New Roman" w:hAnsi="Times New Roman" w:eastAsia="FangSong" w:cs="Times New Roman"/>
+          <w:b/>
+          <w:bCs/>
+        </w:rPr>
+        <w:t xml:space="preserve">苯基</w:t>
+      </w:r>
+      <w:r>
+        <w:rPr>
+          <w:rFonts w:ascii="Times New Roman" w:hAnsi="Times New Roman" w:eastAsia="Times New Roman" w:cs="Times New Roman"/>
+          <w:b/>
+          <w:bCs/>
+        </w:rPr>
+        <w:t xml:space="preserve"> &gt; </w:t>
+      </w:r>
+      <w:r>
+        <w:rPr>
+          <w:rFonts w:hint="eastAsia" w:ascii="Times New Roman" w:hAnsi="Times New Roman" w:eastAsia="FangSong" w:cs="Times New Roman"/>
+          <w:b/>
+          <w:bCs/>
+        </w:rPr>
+        <w:t xml:space="preserve">甲基</w:t>
+      </w:r>
+      <w:r>
+        <w:rPr>
+          <w:rFonts w:ascii="Times New Roman" w:hAnsi="Times New Roman" w:eastAsia="Times New Roman" w:cs="Times New Roman"/>
+        </w:rPr>
+        <w:t xml:space="preserve"> </w:t>
+      </w:r>
+      <w:r>
+        <w:rPr>
+          <w:rFonts w:ascii="Times New Roman" w:hAnsi="Times New Roman" w:eastAsia="Times New Roman" w:cs="Times New Roman"/>
+        </w:rPr>
+        <w:t xml:space="preserve">→ Ph </w:t>
+      </w:r>
+      <w:r>
+        <w:rPr>
+          <w:rFonts w:hint="eastAsia" w:ascii="Times New Roman" w:hAnsi="Times New Roman" w:eastAsia="FangSong" w:cs="Times New Roman"/>
+        </w:rPr>
+        <w:t xml:space="preserve">优先迁移</w:t>
+      </w:r>
+      <w:r>
+        <w:rPr>
+          <w:rFonts w:ascii="Times New Roman" w:hAnsi="Times New Roman" w:eastAsia="Times New Roman" w:cs="Times New Roman"/>
+        </w:rPr>
+        <w:t xml:space="preserve"> → </w:t>
+      </w:r>
+      <w:r>
+        <w:rPr>
+          <w:rFonts w:hint="eastAsia" w:ascii="Times New Roman" w:hAnsi="Times New Roman" w:eastAsia="FangSong" w:cs="Times New Roman"/>
+        </w:rPr>
+        <w:t xml:space="preserve">氧插入</w:t>
+      </w:r>
+      <w:r>
+        <w:rPr>
+          <w:rFonts w:ascii="Times New Roman" w:hAnsi="Times New Roman" w:eastAsia="Times New Roman" w:cs="Times New Roman"/>
+        </w:rPr>
+        <w:t xml:space="preserve"> Ph </w:t>
+      </w:r>
+      <w:r>
+        <w:rPr>
+          <w:rFonts w:hint="eastAsia" w:ascii="Times New Roman" w:hAnsi="Times New Roman" w:eastAsia="FangSong" w:cs="Times New Roman"/>
+        </w:rPr>
+        <w:t xml:space="preserve">与羰基之间</w:t>
+      </w:r>
+      <w:r>
+        <w:rPr>
+          <w:rFonts w:ascii="Times New Roman" w:hAnsi="Times New Roman" w:eastAsia="Times New Roman" w:cs="Times New Roman"/>
+        </w:rPr>
+        <w:t xml:space="preserve"> → </w:t>
+      </w:r>
+      <w:r>
+        <w:rPr>
+          <w:rFonts w:hint="eastAsia" w:ascii="Times New Roman" w:hAnsi="Times New Roman" w:eastAsia="FangSong" w:cs="Times New Roman"/>
+        </w:rPr>
+        <w:t xml:space="preserve">产物</w:t>
+      </w:r>
+      <w:r>
+        <w:rPr>
+          <w:rFonts w:ascii="Times New Roman" w:hAnsi="Times New Roman" w:eastAsia="Times New Roman" w:cs="Times New Roman"/>
+        </w:rPr>
+        <w:t xml:space="preserve"> </w:t>
+      </w:r>
+      <w:r>
+        <w:rPr>
+          <w:rFonts w:hint="eastAsia" w:ascii="Times New Roman" w:hAnsi="Times New Roman" w:eastAsia="Times New Roman" w:cs="Times New Roman"/>
+          <w:b/>
+          <w:bCs/>
+        </w:rPr>
+        <w:t>CH</w:t>
+      </w:r>
+      <w:r>
+        <w:rPr>
+          <w:rFonts w:hint="eastAsia" w:ascii="Times New Roman" w:hAnsi="Times New Roman" w:eastAsia="Times New Roman" w:cs="Times New Roman"/>
+          <w:b/>
+          <w:bCs/>
           <w:vertAlign w:val="subscript"/>
         </w:rPr>
-        <w:t>2</w:t>
-      </w:r>
-      <w:r>
-        <w:rPr>
-          <w:rFonts w:ascii="Times New Roman" w:hAnsi="Times New Roman" w:eastAsia="Times New Roman" w:cs="Times New Roman"/>
-        </w:rPr>
-        <w:t xml:space="preserve"> + </w:t>
-      </w:r>
-      <w:r>
-        <w:rPr>
-          <w:rFonts w:hint="eastAsia" w:ascii="Times New Roman" w:hAnsi="Times New Roman" w:eastAsia="Times New Roman" w:cs="Times New Roman"/>
-        </w:rPr>
-        <w:t>CO</w:t>
-      </w:r>
-      <w:r>
-        <w:rPr>
-          <w:rFonts w:hint="eastAsia" w:ascii="Times New Roman" w:hAnsi="Times New Roman" w:eastAsia="Times New Roman" w:cs="Times New Roman"/>
+        <w:t>3</w:t>
+      </w:r>
+      <w:r>
+        <w:rPr>
+          <w:rFonts w:hint="eastAsia" w:ascii="Times New Roman" w:hAnsi="Times New Roman" w:eastAsia="Times New Roman" w:cs="Times New Roman"/>
+          <w:b/>
+          <w:bCs/>
+        </w:rPr>
+        <w:t>-CO-OPh（</w:t>
+      </w:r>
+      <w:r>
+        <w:rPr>
+          <w:rFonts w:hint="eastAsia" w:ascii="Times New Roman" w:hAnsi="Times New Roman" w:eastAsia="FangSong" w:cs="Times New Roman"/>
+          <w:b/>
+          <w:bCs/>
+        </w:rPr>
+        <w:t>乙酸苯酯</w:t>
+      </w:r>
+      <w:r>
+        <w:rPr>
+          <w:rFonts w:hint="eastAsia" w:ascii="Times New Roman" w:hAnsi="Times New Roman" w:eastAsia="Times New Roman" w:cs="Times New Roman"/>
+          <w:b/>
+          <w:bCs/>
+        </w:rPr>
+        <w:t>）</w:t>
+      </w:r>
+      <w:r>
+        <w:rPr>
+          <w:rFonts w:hint="eastAsia" w:ascii="Times New Roman" w:hAnsi="Times New Roman" w:eastAsia="Times New Roman" w:cs="Times New Roman"/>
+        </w:rPr>
+        <w:t>（</w:t>
+      </w:r>
+      <w:r>
+        <w:rPr>
+          <w:rFonts w:hint="eastAsia" w:ascii="Times New Roman" w:hAnsi="Times New Roman" w:eastAsia="FangSong" w:cs="Times New Roman"/>
+        </w:rPr>
+        <w:t>注意</w:t>
+      </w:r>
+      <w:r>
+        <w:rPr>
+          <w:rFonts w:hint="eastAsia" w:ascii="Times New Roman" w:hAnsi="Times New Roman" w:eastAsia="Times New Roman" w:cs="Times New Roman"/>
+        </w:rPr>
+        <w:t>：</w:t>
+      </w:r>
+      <w:r>
+        <w:rPr>
+          <w:rFonts w:hint="eastAsia" w:ascii="Times New Roman" w:hAnsi="Times New Roman" w:eastAsia="FangSong" w:cs="Times New Roman"/>
+        </w:rPr>
+        <w:t>若</w:t>
+      </w:r>
+      <w:r>
+        <w:rPr>
+          <w:rFonts w:ascii="Times New Roman" w:hAnsi="Times New Roman" w:eastAsia="Times New Roman" w:cs="Times New Roman"/>
+        </w:rPr>
+        <w:t xml:space="preserve"> Me </w:t>
+      </w:r>
+      <w:r>
+        <w:rPr>
+          <w:rFonts w:hint="eastAsia" w:ascii="Times New Roman" w:hAnsi="Times New Roman" w:eastAsia="FangSong" w:cs="Times New Roman"/>
+        </w:rPr>
+        <w:t xml:space="preserve">迁移才得</w:t>
+      </w:r>
+      <w:r>
+        <w:rPr>
+          <w:rFonts w:ascii="Times New Roman" w:hAnsi="Times New Roman" w:eastAsia="Times New Roman" w:cs="Times New Roman"/>
+        </w:rPr>
+        <w:t xml:space="preserve"> Ph-CO-OCH</w:t>
+      </w:r>
+      <w:r>
+        <w:rPr>
+          <w:rFonts w:ascii="Times New Roman" w:hAnsi="Times New Roman" w:eastAsia="Times New Roman" w:cs="Times New Roman"/>
           <w:vertAlign w:val="subscript"/>
         </w:rPr>
-        <w:t>2</w:t>
-      </w:r>
-      <w:r>
-        <w:rPr>
-          <w:rFonts w:hint="eastAsia" w:ascii="Times New Roman" w:hAnsi="Times New Roman" w:eastAsia="Times New Roman" w:cs="Times New Roman"/>
-        </w:rPr>
-        <w:t>（Curtius，</w:t>
-      </w:r>
-      <w:r>
-        <w:rPr>
-          <w:rFonts w:hint="eastAsia" w:ascii="Times New Roman" w:hAnsi="Times New Roman" w:eastAsia="FangSong" w:cs="Times New Roman"/>
-        </w:rPr>
-        <w:t>减一</w:t>
-      </w:r>
-      <w:r>
-        <w:rPr>
-          <w:rFonts w:hint="eastAsia" w:ascii="Times New Roman" w:hAnsi="Times New Roman" w:eastAsia="Times New Roman" w:cs="Times New Roman"/>
-        </w:rPr>
-        <w:t>C</w:t>
-      </w:r>
-      <w:r>
-        <w:rPr>
-          <w:rFonts w:hint="eastAsia" w:ascii="Times New Roman" w:hAnsi="Times New Roman" w:eastAsia="FangSong" w:cs="Times New Roman"/>
-        </w:rPr>
-        <w:t>的胺</w:t>
-      </w:r>
-      <w:r>
-        <w:rPr>
-          <w:rFonts w:hint="eastAsia" w:ascii="Times New Roman" w:hAnsi="Times New Roman" w:eastAsia="Times New Roman" w:cs="Times New Roman"/>
-        </w:rPr>
-        <w:t>）</w:t>
+        <w:t>3</w:t>
+      </w:r>
+      <w:r>
+        <w:rPr>
+          <w:rFonts w:ascii="Times New Roman" w:hAnsi="Times New Roman" w:eastAsia="Times New Roman" w:cs="Times New Roman"/>
+        </w:rPr>
+        <w:t xml:space="preserve"> </w:t>
+      </w:r>
+      <w:r>
+        <w:rPr>
+          <w:rFonts w:hint="eastAsia" w:ascii="Times New Roman" w:hAnsi="Times New Roman" w:eastAsia="FangSong" w:cs="Times New Roman"/>
+        </w:rPr>
+        <w:t>苯甲酸甲酯</w:t>
+      </w:r>
+      <w:r>
+        <w:rPr>
+          <w:rFonts w:hint="eastAsia" w:ascii="Times New Roman" w:hAnsi="Times New Roman" w:eastAsia="Times New Roman" w:cs="Times New Roman"/>
+        </w:rPr>
+        <w:t>——</w:t>
+      </w:r>
+      <w:r>
+        <w:rPr>
+          <w:rFonts w:hint="eastAsia" w:ascii="Times New Roman" w:hAnsi="Times New Roman" w:eastAsia="FangSong" w:cs="Times New Roman"/>
+        </w:rPr>
+        <w:t>两者结构勿标反</w:t>
+      </w:r>
+      <w:r>
+        <w:rPr>
+          <w:rFonts w:hint="eastAsia" w:ascii="Times New Roman" w:hAnsi="Times New Roman" w:eastAsia="Times New Roman" w:cs="Times New Roman"/>
+        </w:rPr>
+        <w:t>）。</w:t>
+      </w:r>
+      <w:r>
+        <w:rPr>
+          <w:rFonts w:hint="eastAsia" w:ascii="Times New Roman" w:hAnsi="Times New Roman" w:eastAsia="FangSong" w:cs="Times New Roman"/>
+        </w:rPr>
+        <w:t>迁移规则</w:t>
+      </w:r>
+      <w:r>
+        <w:rPr>
+          <w:rFonts w:hint="eastAsia" w:ascii="Times New Roman" w:hAnsi="Times New Roman" w:eastAsia="Times New Roman" w:cs="Times New Roman"/>
+        </w:rPr>
+        <w:t>：</w:t>
+      </w:r>
+      <w:r>
+        <w:rPr>
+          <w:rFonts w:hint="eastAsia" w:ascii="Times New Roman" w:hAnsi="Times New Roman" w:eastAsia="FangSong" w:cs="Times New Roman"/>
+          <w:b/>
+          <w:bCs/>
+        </w:rPr>
+        <w:t xml:space="preserve">迁移能力排序</w:t>
+      </w:r>
+      <w:r>
+        <w:rPr>
+          <w:rFonts w:hint="eastAsia" w:ascii="Times New Roman" w:hAnsi="Times New Roman" w:eastAsia="Times New Roman" w:cs="Times New Roman"/>
+        </w:rPr>
+        <w:t>（</w:t>
+      </w:r>
+      <w:r>
+        <w:rPr>
+          <w:rFonts w:hint="eastAsia" w:ascii="Times New Roman" w:hAnsi="Times New Roman" w:eastAsia="FangSong" w:cs="Times New Roman"/>
+        </w:rPr>
+        <w:t>电子控制</w:t>
+      </w:r>
+      <w:r>
+        <w:rPr>
+          <w:rFonts w:hint="eastAsia" w:ascii="Times New Roman" w:hAnsi="Times New Roman" w:eastAsia="Times New Roman" w:cs="Times New Roman"/>
+        </w:rPr>
+        <w:t>）。</w:t>
       </w:r>
     </w:p>
     <w:p>
       <w:pPr>
-        <w:pStyle w:val="Compact"/>
-        <w:numPr>
-          <w:ilvl w:val="1"/>
-          <w:numId w:val="1040"/>
-        </w:numPr>
+        <w:pStyle w:val="BodyText"/>
       </w:pPr>
       <w:r>
         <w:rPr>
-          <w:rFonts w:hint="eastAsia" w:ascii="Times New Roman" w:hAnsi="Times New Roman" w:eastAsia="FangSong" w:cs="Times New Roman"/>
-        </w:rPr>
-        <w:t>频哪酮</w:t>
-      </w:r>
-      <w:r>
-        <w:rPr>
-          <w:rFonts w:hint="eastAsia" w:ascii="Times New Roman" w:hAnsi="Times New Roman" w:eastAsia="Times New Roman" w:cs="Times New Roman"/>
-        </w:rPr>
-        <w:t>（3,3-</w:t>
-      </w:r>
-      <w:r>
-        <w:rPr>
-          <w:rFonts w:hint="eastAsia" w:ascii="Times New Roman" w:hAnsi="Times New Roman" w:eastAsia="FangSong" w:cs="Times New Roman"/>
-        </w:rPr>
-        <w:t>二甲基</w:t>
-      </w:r>
-      <w:r>
-        <w:rPr>
-          <w:rFonts w:hint="eastAsia" w:ascii="Times New Roman" w:hAnsi="Times New Roman" w:eastAsia="Times New Roman" w:cs="Times New Roman"/>
-        </w:rPr>
-        <w:t>-2-</w:t>
-      </w:r>
-      <w:r>
-        <w:rPr>
-          <w:rFonts w:hint="eastAsia" w:ascii="Times New Roman" w:hAnsi="Times New Roman" w:eastAsia="FangSong" w:cs="Times New Roman"/>
-        </w:rPr>
-        <w:t>丁酮</w:t>
-      </w:r>
-      <w:r>
-        <w:rPr>
-          <w:rFonts w:hint="eastAsia" w:ascii="Times New Roman" w:hAnsi="Times New Roman" w:eastAsia="Times New Roman" w:cs="Times New Roman"/>
-        </w:rPr>
-        <w:t>，Pinacol）</w:t>
+          <w:rFonts w:ascii="Times New Roman" w:hAnsi="Times New Roman" w:eastAsia="Times New Roman" w:cs="Times New Roman"/>
+          <w:b/>
+          <w:bCs/>
+        </w:rPr>
+        <w:t xml:space="preserve">4.</w:t>
+      </w:r>
+      <w:r>
+        <w:rPr>
+          <w:rFonts w:ascii="Times New Roman" w:hAnsi="Times New Roman" w:eastAsia="Times New Roman" w:cs="Times New Roman"/>
+        </w:rPr>
+        <w:t xml:space="preserve"> </w:t>
+      </w:r>
+      <w:r>
+        <w:rPr>
+          <w:rFonts w:hint="eastAsia" w:ascii="Times New Roman" w:hAnsi="Times New Roman" w:eastAsia="FangSong" w:cs="Times New Roman"/>
+        </w:rPr>
+        <w:t xml:space="preserve">丙酰胺</w:t>
+      </w:r>
+      <w:r>
+        <w:rPr>
+          <w:rFonts w:ascii="Times New Roman" w:hAnsi="Times New Roman" w:eastAsia="Times New Roman" w:cs="Times New Roman"/>
+        </w:rPr>
+        <w:t xml:space="preserve"> + </w:t>
+      </w:r>
+      <w:r>
+        <w:rPr>
+          <w:rFonts w:hint="eastAsia" w:ascii="Times New Roman" w:hAnsi="Times New Roman" w:eastAsia="Times New Roman" w:cs="Times New Roman"/>
+        </w:rPr>
+        <w:t>Br</w:t>
+      </w:r>
+      <w:r>
+        <w:rPr>
+          <w:rFonts w:hint="eastAsia" w:ascii="Times New Roman" w:hAnsi="Times New Roman" w:eastAsia="Times New Roman" w:cs="Times New Roman"/>
+          <w:vertAlign w:val="subscript"/>
+        </w:rPr>
+        <w:t>2</w:t>
+      </w:r>
+      <w:r>
+        <w:rPr>
+          <w:rFonts w:hint="eastAsia" w:ascii="Times New Roman" w:hAnsi="Times New Roman" w:eastAsia="Times New Roman" w:cs="Times New Roman"/>
+        </w:rPr>
+        <w:t>/NaOH（Hofmann）：CH</w:t>
+      </w:r>
+      <w:r>
+        <w:rPr>
+          <w:rFonts w:hint="eastAsia" w:ascii="Times New Roman" w:hAnsi="Times New Roman" w:eastAsia="Times New Roman" w:cs="Times New Roman"/>
+          <w:vertAlign w:val="subscript"/>
+        </w:rPr>
+        <w:t>3</w:t>
+      </w:r>
+      <w:r>
+        <w:rPr>
+          <w:rFonts w:hint="eastAsia" w:ascii="Times New Roman" w:hAnsi="Times New Roman" w:eastAsia="Times New Roman" w:cs="Times New Roman"/>
+        </w:rPr>
+        <w:t>CH</w:t>
+      </w:r>
+      <w:r>
+        <w:rPr>
+          <w:rFonts w:hint="eastAsia" w:ascii="Times New Roman" w:hAnsi="Times New Roman" w:eastAsia="Times New Roman" w:cs="Times New Roman"/>
+          <w:vertAlign w:val="subscript"/>
+        </w:rPr>
+        <w:t>2</w:t>
+      </w:r>
+      <w:r>
+        <w:rPr>
+          <w:rFonts w:hint="eastAsia" w:ascii="Times New Roman" w:hAnsi="Times New Roman" w:eastAsia="Times New Roman" w:cs="Times New Roman"/>
+        </w:rPr>
+        <w:t>NH</w:t>
+      </w:r>
+      <w:r>
+        <w:rPr>
+          <w:rFonts w:hint="eastAsia" w:ascii="Times New Roman" w:hAnsi="Times New Roman" w:eastAsia="Times New Roman" w:cs="Times New Roman"/>
+          <w:vertAlign w:val="subscript"/>
+        </w:rPr>
+        <w:t>2</w:t>
+      </w:r>
+      <w:r>
+        <w:rPr>
+          <w:rFonts w:hint="eastAsia" w:ascii="Times New Roman" w:hAnsi="Times New Roman" w:eastAsia="Times New Roman" w:cs="Times New Roman"/>
+        </w:rPr>
+        <w:t>（</w:t>
+      </w:r>
+      <w:r>
+        <w:rPr>
+          <w:rFonts w:hint="eastAsia" w:ascii="Times New Roman" w:hAnsi="Times New Roman" w:eastAsia="FangSong" w:cs="Times New Roman"/>
+        </w:rPr>
+        <w:t>乙胺</w:t>
+      </w:r>
+      <w:r>
+        <w:rPr>
+          <w:rFonts w:hint="eastAsia" w:ascii="Times New Roman" w:hAnsi="Times New Roman" w:eastAsia="Times New Roman" w:cs="Times New Roman"/>
+        </w:rPr>
+        <w:t>，</w:t>
+      </w:r>
+      <w:r>
+        <w:rPr>
+          <w:rFonts w:hint="eastAsia" w:ascii="Times New Roman" w:hAnsi="Times New Roman" w:eastAsia="FangSong" w:cs="Times New Roman"/>
+        </w:rPr>
+        <w:t>少一</w:t>
+      </w:r>
+      <w:r>
+        <w:rPr>
+          <w:rFonts w:hint="eastAsia" w:ascii="Times New Roman" w:hAnsi="Times New Roman" w:eastAsia="Times New Roman" w:cs="Times New Roman"/>
+        </w:rPr>
+        <w:t>C）。</w:t>
+      </w:r>
+      <w:r>
+        <w:rPr>
+          <w:rFonts w:hint="eastAsia" w:ascii="Times New Roman" w:hAnsi="Times New Roman" w:eastAsia="FangSong" w:cs="Times New Roman"/>
+        </w:rPr>
+        <w:t>如果相同底物走</w:t>
+      </w:r>
+      <w:r>
+        <w:rPr>
+          <w:rFonts w:ascii="Times New Roman" w:hAnsi="Times New Roman" w:eastAsia="Times New Roman" w:cs="Times New Roman"/>
+        </w:rPr>
+        <w:t xml:space="preserve"> </w:t>
+      </w:r>
+      <w:r>
+        <w:rPr>
+          <w:rFonts w:hint="eastAsia" w:ascii="Times New Roman" w:hAnsi="Times New Roman" w:eastAsia="Times New Roman" w:cs="Times New Roman"/>
+        </w:rPr>
+        <w:t>Beckmann——</w:t>
+      </w:r>
+      <w:r>
+        <w:rPr>
+          <w:rFonts w:hint="eastAsia" w:ascii="Times New Roman" w:hAnsi="Times New Roman" w:eastAsia="FangSong" w:cs="Times New Roman"/>
+        </w:rPr>
+        <w:t>但</w:t>
+      </w:r>
+      <w:r>
+        <w:rPr>
+          <w:rFonts w:ascii="Times New Roman" w:hAnsi="Times New Roman" w:eastAsia="Times New Roman" w:cs="Times New Roman"/>
+        </w:rPr>
+        <w:t xml:space="preserve"> Beckmann </w:t>
+      </w:r>
+      <w:r>
+        <w:rPr>
+          <w:rFonts w:hint="eastAsia" w:ascii="Times New Roman" w:hAnsi="Times New Roman" w:eastAsia="FangSong" w:cs="Times New Roman"/>
+        </w:rPr>
+        <w:t>的底物是肟不是酰胺</w:t>
+      </w:r>
+      <w:r>
+        <w:rPr>
+          <w:rFonts w:hint="eastAsia" w:ascii="Times New Roman" w:hAnsi="Times New Roman" w:eastAsia="Times New Roman" w:cs="Times New Roman"/>
+        </w:rPr>
+        <w:t>，</w:t>
+      </w:r>
+      <w:r>
+        <w:rPr>
+          <w:rFonts w:hint="eastAsia" w:ascii="Times New Roman" w:hAnsi="Times New Roman" w:eastAsia="FangSong" w:cs="Times New Roman"/>
+        </w:rPr>
+        <w:t>无法直接比较</w:t>
+      </w:r>
+      <w:r>
+        <w:rPr>
+          <w:rFonts w:hint="eastAsia" w:ascii="Times New Roman" w:hAnsi="Times New Roman" w:eastAsia="Times New Roman" w:cs="Times New Roman"/>
+        </w:rPr>
+        <w:t>。</w:t>
+      </w:r>
+      <w:r>
+        <w:rPr>
+          <w:rFonts w:hint="eastAsia" w:ascii="Times New Roman" w:hAnsi="Times New Roman" w:eastAsia="FangSong" w:cs="Times New Roman"/>
+        </w:rPr>
+        <w:t>更正思路</w:t>
+      </w:r>
+      <w:r>
+        <w:rPr>
+          <w:rFonts w:hint="eastAsia" w:ascii="Times New Roman" w:hAnsi="Times New Roman" w:eastAsia="Times New Roman" w:cs="Times New Roman"/>
+        </w:rPr>
+        <w:t>：</w:t>
+      </w:r>
+      <w:r>
+        <w:rPr>
+          <w:rFonts w:hint="eastAsia" w:ascii="Times New Roman" w:hAnsi="Times New Roman" w:eastAsia="FangSong" w:cs="Times New Roman"/>
+        </w:rPr>
+        <w:t>若假设丙酰胺对应的肟为丙醛肟</w:t>
+      </w:r>
+      <w:r>
+        <w:rPr>
+          <w:rFonts w:hint="eastAsia" w:ascii="Times New Roman" w:hAnsi="Times New Roman" w:eastAsia="Times New Roman" w:cs="Times New Roman"/>
+        </w:rPr>
+        <w:t>/</w:t>
+      </w:r>
+      <w:r>
+        <w:rPr>
+          <w:rFonts w:hint="eastAsia" w:ascii="Times New Roman" w:hAnsi="Times New Roman" w:eastAsia="FangSong" w:cs="Times New Roman"/>
+        </w:rPr>
+        <w:t>丙酮肟</w:t>
+      </w:r>
+      <w:r>
+        <w:rPr>
+          <w:rFonts w:hint="eastAsia" w:ascii="Times New Roman" w:hAnsi="Times New Roman" w:eastAsia="Times New Roman" w:cs="Times New Roman"/>
+        </w:rPr>
+        <w:t>，</w:t>
+      </w:r>
+      <w:r>
+        <w:rPr>
+          <w:rFonts w:hint="eastAsia" w:ascii="Times New Roman" w:hAnsi="Times New Roman" w:eastAsia="FangSong" w:cs="Times New Roman"/>
+        </w:rPr>
+        <w:t>产物为</w:t>
+      </w:r>
+      <w:r>
+        <w:rPr>
+          <w:rFonts w:ascii="Times New Roman" w:hAnsi="Times New Roman" w:eastAsia="Times New Roman" w:cs="Times New Roman"/>
+        </w:rPr>
+        <w:t xml:space="preserve"> </w:t>
+      </w:r>
+      <w:r>
+        <w:rPr>
+          <w:rFonts w:hint="eastAsia" w:ascii="Times New Roman" w:hAnsi="Times New Roman" w:eastAsia="Times New Roman" w:cs="Times New Roman"/>
+        </w:rPr>
+        <w:t>N-</w:t>
+      </w:r>
+      <w:r>
+        <w:rPr>
+          <w:rFonts w:hint="eastAsia" w:ascii="Times New Roman" w:hAnsi="Times New Roman" w:eastAsia="FangSong" w:cs="Times New Roman"/>
+        </w:rPr>
+        <w:t>取代酰胺</w:t>
+      </w:r>
+      <w:r>
+        <w:rPr>
+          <w:rFonts w:hint="eastAsia" w:ascii="Times New Roman" w:hAnsi="Times New Roman" w:eastAsia="Times New Roman" w:cs="Times New Roman"/>
+        </w:rPr>
+        <w:t>，</w:t>
+      </w:r>
+      <w:r>
+        <w:rPr>
+          <w:rFonts w:hint="eastAsia" w:ascii="Times New Roman" w:hAnsi="Times New Roman" w:eastAsia="FangSong" w:cs="Times New Roman"/>
+        </w:rPr>
+        <w:t>碳数不变</w:t>
+      </w:r>
+      <w:r>
+        <w:rPr>
+          <w:rFonts w:hint="eastAsia" w:ascii="Times New Roman" w:hAnsi="Times New Roman" w:eastAsia="Times New Roman" w:cs="Times New Roman"/>
+        </w:rPr>
+        <w:t>。Hofmann</w:t>
+      </w:r>
+      <w:r>
+        <w:rPr>
+          <w:rFonts w:ascii="Times New Roman" w:hAnsi="Times New Roman" w:eastAsia="Times New Roman" w:cs="Times New Roman"/>
+        </w:rPr>
+        <w:t xml:space="preserve"> </w:t>
+      </w:r>
+      <w:r>
+        <w:rPr>
+          <w:rFonts w:hint="eastAsia" w:ascii="Times New Roman" w:hAnsi="Times New Roman" w:eastAsia="FangSong" w:cs="Times New Roman"/>
+        </w:rPr>
+        <w:t xml:space="preserve">产物是少一</w:t>
+      </w:r>
+      <w:r>
+        <w:rPr>
+          <w:rFonts w:ascii="Times New Roman" w:hAnsi="Times New Roman" w:eastAsia="Times New Roman" w:cs="Times New Roman"/>
+        </w:rPr>
+        <w:t xml:space="preserve"> C </w:t>
+      </w:r>
+      <w:r>
+        <w:rPr>
+          <w:rFonts w:hint="eastAsia" w:ascii="Times New Roman" w:hAnsi="Times New Roman" w:eastAsia="FangSong" w:cs="Times New Roman"/>
+        </w:rPr>
+        <w:t>的胺</w:t>
+      </w:r>
+      <w:r>
+        <w:rPr>
+          <w:rFonts w:hint="eastAsia" w:ascii="Times New Roman" w:hAnsi="Times New Roman" w:eastAsia="Times New Roman" w:cs="Times New Roman"/>
+        </w:rPr>
+        <w:t>，</w:t>
+      </w:r>
+      <w:r>
+        <w:rPr>
+          <w:rFonts w:hint="eastAsia" w:ascii="Times New Roman" w:hAnsi="Times New Roman" w:eastAsia="FangSong" w:cs="Times New Roman"/>
+        </w:rPr>
+        <w:t>这是关键区别</w:t>
+      </w:r>
+      <w:r>
+        <w:rPr>
+          <w:rFonts w:hint="eastAsia" w:ascii="Times New Roman" w:hAnsi="Times New Roman" w:eastAsia="Times New Roman" w:cs="Times New Roman"/>
+        </w:rPr>
+        <w:t>。</w:t>
       </w:r>
     </w:p>
     <w:p>
       <w:pPr>
-        <w:pStyle w:val="Compact"/>
-        <w:numPr>
-          <w:ilvl w:val="1"/>
-          <w:numId w:val="1040"/>
-        </w:numPr>
+        <w:pStyle w:val="BodyText"/>
       </w:pPr>
       <w:r>
         <w:rPr>
-          <w:rFonts w:hint="eastAsia" w:ascii="Times New Roman" w:hAnsi="Times New Roman" w:eastAsia="Times New Roman" w:cs="Times New Roman"/>
-        </w:rPr>
-        <w:t>1-</w:t>
-      </w:r>
-      <w:r>
-        <w:rPr>
-          <w:rFonts w:hint="eastAsia" w:ascii="Times New Roman" w:hAnsi="Times New Roman" w:eastAsia="FangSong" w:cs="Times New Roman"/>
-        </w:rPr>
-        <w:t>甲基环戊醇脱水</w:t>
-      </w:r>
-      <w:r>
-        <w:rPr>
-          <w:rFonts w:hint="eastAsia" w:ascii="Times New Roman" w:hAnsi="Times New Roman" w:eastAsia="Times New Roman" w:cs="Times New Roman"/>
-        </w:rPr>
-        <w:t>→</w:t>
-      </w:r>
-      <w:r>
-        <w:rPr>
-          <w:rFonts w:hint="eastAsia" w:ascii="Times New Roman" w:hAnsi="Times New Roman" w:eastAsia="FangSong" w:cs="Times New Roman"/>
-        </w:rPr>
-        <w:t>碳正离子</w:t>
-      </w:r>
-      <w:r>
-        <w:rPr>
-          <w:rFonts w:hint="eastAsia" w:ascii="Times New Roman" w:hAnsi="Times New Roman" w:eastAsia="Times New Roman" w:cs="Times New Roman"/>
-        </w:rPr>
-        <w:t>→1,2-</w:t>
-      </w:r>
-      <w:r>
-        <w:rPr>
-          <w:rFonts w:hint="eastAsia" w:ascii="Times New Roman" w:hAnsi="Times New Roman" w:eastAsia="FangSong" w:cs="Times New Roman"/>
-        </w:rPr>
-        <w:t>甲基迁移扩环</w:t>
-      </w:r>
-      <w:r>
-        <w:rPr>
-          <w:rFonts w:hint="eastAsia" w:ascii="Times New Roman" w:hAnsi="Times New Roman" w:eastAsia="Times New Roman" w:cs="Times New Roman"/>
-        </w:rPr>
-        <w:t>→</w:t>
-      </w:r>
-      <w:r>
-        <w:rPr>
-          <w:rFonts w:hint="eastAsia" w:ascii="Times New Roman" w:hAnsi="Times New Roman" w:eastAsia="FangSong" w:cs="Times New Roman"/>
-        </w:rPr>
-        <w:t>环己烯</w:t>
-      </w:r>
-      <w:r>
-        <w:rPr>
-          <w:rFonts w:hint="eastAsia" w:ascii="Times New Roman" w:hAnsi="Times New Roman" w:eastAsia="Times New Roman" w:cs="Times New Roman"/>
-        </w:rPr>
-        <w:t>（Wagner-Meerwein</w:t>
-      </w:r>
-      <w:r>
-        <w:rPr>
-          <w:rFonts w:hint="eastAsia" w:ascii="Times New Roman" w:hAnsi="Times New Roman" w:eastAsia="FangSong" w:cs="Times New Roman"/>
-        </w:rPr>
-        <w:t>扩环</w:t>
-      </w:r>
-      <w:r>
-        <w:rPr>
-          <w:rFonts w:hint="eastAsia" w:ascii="Times New Roman" w:hAnsi="Times New Roman" w:eastAsia="Times New Roman" w:cs="Times New Roman"/>
-        </w:rPr>
-        <w:t>）</w:t>
+          <w:rFonts w:ascii="Times New Roman" w:hAnsi="Times New Roman" w:eastAsia="Times New Roman" w:cs="Times New Roman"/>
+          <w:b/>
+          <w:bCs/>
+        </w:rPr>
+        <w:t xml:space="preserve">5.</w:t>
+      </w:r>
+      <w:r>
+        <w:rPr>
+          <w:rFonts w:ascii="Times New Roman" w:hAnsi="Times New Roman" w:eastAsia="Times New Roman" w:cs="Times New Roman"/>
+        </w:rPr>
+        <w:t xml:space="preserve"> </w:t>
+      </w:r>
+      <w:r>
+        <w:rPr>
+          <w:rFonts w:hint="eastAsia" w:ascii="Times New Roman" w:hAnsi="Times New Roman" w:eastAsia="FangSong" w:cs="Times New Roman"/>
+        </w:rPr>
+        <w:t xml:space="preserve">两个</w:t>
+      </w:r>
+      <w:r>
+        <w:rPr>
+          <w:rFonts w:ascii="Times New Roman" w:hAnsi="Times New Roman" w:eastAsia="Times New Roman" w:cs="Times New Roman"/>
+        </w:rPr>
+        <w:t xml:space="preserve"> </w:t>
+      </w:r>
+      <w:r>
+        <w:rPr>
+          <w:rFonts w:hint="eastAsia" w:ascii="Times New Roman" w:hAnsi="Times New Roman" w:eastAsia="Times New Roman" w:cs="Times New Roman"/>
+        </w:rPr>
+        <w:t>OH：</w:t>
+      </w:r>
+      <w:r>
+        <w:rPr>
+          <w:rFonts w:hint="eastAsia" w:ascii="Times New Roman" w:hAnsi="Times New Roman" w:eastAsia="FangSong" w:cs="Times New Roman"/>
+        </w:rPr>
+        <w:t>一个连</w:t>
+      </w:r>
+      <w:r>
+        <w:rPr>
+          <w:rFonts w:ascii="Times New Roman" w:hAnsi="Times New Roman" w:eastAsia="Times New Roman" w:cs="Times New Roman"/>
+        </w:rPr>
+        <w:t xml:space="preserve"> </w:t>
+      </w:r>
+      <w:r>
+        <w:rPr>
+          <w:rFonts w:hint="eastAsia" w:ascii="Times New Roman" w:hAnsi="Times New Roman" w:eastAsia="Times New Roman" w:cs="Times New Roman"/>
+        </w:rPr>
+        <w:t>Ph（</w:t>
+      </w:r>
+      <w:r>
+        <w:rPr>
+          <w:rFonts w:hint="eastAsia" w:ascii="Times New Roman" w:hAnsi="Times New Roman" w:eastAsia="FangSong" w:cs="Times New Roman"/>
+        </w:rPr>
+        <w:t>苯基</w:t>
+      </w:r>
+      <w:r>
+        <w:rPr>
+          <w:rFonts w:hint="eastAsia" w:ascii="Times New Roman" w:hAnsi="Times New Roman" w:eastAsia="Times New Roman" w:cs="Times New Roman"/>
+        </w:rPr>
+        <w:t>），</w:t>
+      </w:r>
+      <w:r>
+        <w:rPr>
+          <w:rFonts w:hint="eastAsia" w:ascii="Times New Roman" w:hAnsi="Times New Roman" w:eastAsia="FangSong" w:cs="Times New Roman"/>
+        </w:rPr>
+        <w:t>一个连</w:t>
+      </w:r>
+      <w:r>
+        <w:rPr>
+          <w:rFonts w:ascii="Times New Roman" w:hAnsi="Times New Roman" w:eastAsia="Times New Roman" w:cs="Times New Roman"/>
+        </w:rPr>
+        <w:t xml:space="preserve"> </w:t>
+      </w:r>
+      <w:r>
+        <w:rPr>
+          <w:rFonts w:hint="eastAsia" w:ascii="Times New Roman" w:hAnsi="Times New Roman" w:eastAsia="Times New Roman" w:cs="Times New Roman"/>
+        </w:rPr>
+        <w:t>C(CH</w:t>
+      </w:r>
+      <w:r>
+        <w:rPr>
+          <w:rFonts w:hint="eastAsia" w:ascii="Times New Roman" w:hAnsi="Times New Roman" w:eastAsia="Times New Roman" w:cs="Times New Roman"/>
+          <w:vertAlign w:val="subscript"/>
+        </w:rPr>
+        <w:t>3</w:t>
+      </w:r>
+      <w:r>
+        <w:rPr>
+          <w:rFonts w:hint="eastAsia" w:ascii="Times New Roman" w:hAnsi="Times New Roman" w:eastAsia="Times New Roman" w:cs="Times New Roman"/>
+        </w:rPr>
+        <w:t>)</w:t>
+      </w:r>
+      <w:r>
+        <w:rPr>
+          <w:rFonts w:hint="eastAsia" w:ascii="Times New Roman" w:hAnsi="Times New Roman" w:eastAsia="Times New Roman" w:cs="Times New Roman"/>
+          <w:vertAlign w:val="subscript"/>
+        </w:rPr>
+        <w:t>2</w:t>
+      </w:r>
+      <w:r>
+        <w:rPr>
+          <w:rFonts w:hint="eastAsia" w:ascii="Times New Roman" w:hAnsi="Times New Roman" w:eastAsia="Times New Roman" w:cs="Times New Roman"/>
+        </w:rPr>
+        <w:t>（</w:t>
+      </w:r>
+      <w:r>
+        <w:rPr>
+          <w:rFonts w:hint="eastAsia" w:ascii="Times New Roman" w:hAnsi="Times New Roman" w:eastAsia="FangSong" w:cs="Times New Roman"/>
+        </w:rPr>
+        <w:t>叔位</w:t>
+      </w:r>
+      <w:r>
+        <w:rPr>
+          <w:rFonts w:hint="eastAsia" w:ascii="Times New Roman" w:hAnsi="Times New Roman" w:eastAsia="Times New Roman" w:cs="Times New Roman"/>
+        </w:rPr>
+        <w:t>）+</w:t>
+      </w:r>
+      <w:r>
+        <w:rPr>
+          <w:rFonts w:ascii="Times New Roman" w:hAnsi="Times New Roman" w:eastAsia="Times New Roman" w:cs="Times New Roman"/>
+        </w:rPr>
+        <w:t xml:space="preserve"> </w:t>
+      </w:r>
+      <w:r>
+        <w:rPr>
+          <w:rFonts w:hint="eastAsia" w:ascii="Times New Roman" w:hAnsi="Times New Roman" w:eastAsia="Times New Roman" w:cs="Times New Roman"/>
+        </w:rPr>
+        <w:t>CH</w:t>
+      </w:r>
+      <w:r>
+        <w:rPr>
+          <w:rFonts w:hint="eastAsia" w:ascii="Times New Roman" w:hAnsi="Times New Roman" w:eastAsia="Times New Roman" w:cs="Times New Roman"/>
+          <w:vertAlign w:val="subscript"/>
+        </w:rPr>
+        <w:t>3</w:t>
+      </w:r>
+      <w:r>
+        <w:rPr>
+          <w:rFonts w:hint="eastAsia" w:ascii="Times New Roman" w:hAnsi="Times New Roman" w:eastAsia="Times New Roman" w:cs="Times New Roman"/>
+        </w:rPr>
+        <w:t>（</w:t>
+      </w:r>
+      <w:r>
+        <w:rPr>
+          <w:rFonts w:hint="eastAsia" w:ascii="Times New Roman" w:hAnsi="Times New Roman" w:eastAsia="FangSong" w:cs="Times New Roman"/>
+        </w:rPr>
+        <w:t>仲位</w:t>
+      </w:r>
+      <w:r>
+        <w:rPr>
+          <w:rFonts w:hint="eastAsia" w:ascii="Times New Roman" w:hAnsi="Times New Roman" w:eastAsia="Times New Roman" w:cs="Times New Roman"/>
+        </w:rPr>
+        <w:t>）。</w:t>
+      </w:r>
+      <w:r>
+        <w:rPr>
+          <w:rFonts w:hint="eastAsia" w:ascii="Times New Roman" w:hAnsi="Times New Roman" w:eastAsia="FangSong" w:cs="Times New Roman"/>
+        </w:rPr>
+        <w:t>连</w:t>
+      </w:r>
+      <w:r>
+        <w:rPr>
+          <w:rFonts w:ascii="Times New Roman" w:hAnsi="Times New Roman" w:eastAsia="Times New Roman" w:cs="Times New Roman"/>
+        </w:rPr>
+        <w:t xml:space="preserve"> Ph </w:t>
+      </w:r>
+      <w:r>
+        <w:rPr>
+          <w:rFonts w:hint="eastAsia" w:ascii="Times New Roman" w:hAnsi="Times New Roman" w:eastAsia="FangSong" w:cs="Times New Roman"/>
+        </w:rPr>
+        <w:t xml:space="preserve">的</w:t>
+      </w:r>
+      <w:r>
+        <w:rPr>
+          <w:rFonts w:ascii="Times New Roman" w:hAnsi="Times New Roman" w:eastAsia="Times New Roman" w:cs="Times New Roman"/>
+        </w:rPr>
+        <w:t xml:space="preserve"> OH </w:t>
+      </w:r>
+      <w:r>
+        <w:rPr>
+          <w:rFonts w:hint="eastAsia" w:ascii="Times New Roman" w:hAnsi="Times New Roman" w:eastAsia="FangSong" w:cs="Times New Roman"/>
+        </w:rPr>
+        <w:t>可生成苄基碳正离子</w:t>
+      </w:r>
+      <w:r>
+        <w:rPr>
+          <w:rFonts w:hint="eastAsia" w:ascii="Times New Roman" w:hAnsi="Times New Roman" w:eastAsia="Times New Roman" w:cs="Times New Roman"/>
+        </w:rPr>
+        <w:t>（</w:t>
+      </w:r>
+      <w:r>
+        <w:rPr>
+          <w:rFonts w:hint="eastAsia" w:ascii="Times New Roman" w:hAnsi="Times New Roman" w:eastAsia="FangSong" w:cs="Times New Roman"/>
+        </w:rPr>
+        <w:t>共振稳定</w:t>
+      </w:r>
+      <w:r>
+        <w:rPr>
+          <w:rFonts w:hint="eastAsia" w:ascii="Times New Roman" w:hAnsi="Times New Roman" w:eastAsia="Times New Roman" w:cs="Times New Roman"/>
+        </w:rPr>
+        <w:t>）→</w:t>
+      </w:r>
+      <w:r>
+        <w:rPr>
+          <w:rFonts w:ascii="Times New Roman" w:hAnsi="Times New Roman" w:eastAsia="Times New Roman" w:cs="Times New Roman"/>
+        </w:rPr>
+        <w:t xml:space="preserve"> </w:t>
+      </w:r>
+      <w:r>
+        <w:rPr>
+          <w:rFonts w:hint="eastAsia" w:ascii="Times New Roman" w:hAnsi="Times New Roman" w:eastAsia="FangSong" w:cs="Times New Roman"/>
+        </w:rPr>
+        <w:t>优先离去</w:t>
+      </w:r>
+      <w:r>
+        <w:rPr>
+          <w:rFonts w:hint="eastAsia" w:ascii="Times New Roman" w:hAnsi="Times New Roman" w:eastAsia="Times New Roman" w:cs="Times New Roman"/>
+        </w:rPr>
+        <w:t>。</w:t>
+      </w:r>
+      <w:r>
+        <w:rPr>
+          <w:rFonts w:hint="eastAsia" w:ascii="Times New Roman" w:hAnsi="Times New Roman" w:eastAsia="FangSong" w:cs="Times New Roman"/>
+        </w:rPr>
+        <w:t>邻位可迁移</w:t>
+      </w:r>
+      <w:r>
+        <w:rPr>
+          <w:rFonts w:hint="eastAsia" w:ascii="Times New Roman" w:hAnsi="Times New Roman" w:eastAsia="Times New Roman" w:cs="Times New Roman"/>
+        </w:rPr>
+        <w:t>：H（C-3</w:t>
+      </w:r>
+      <w:r>
+        <w:rPr>
+          <w:rFonts w:hint="eastAsia" w:ascii="Times New Roman" w:hAnsi="Times New Roman" w:eastAsia="FangSong" w:cs="Times New Roman"/>
+        </w:rPr>
+        <w:t>上</w:t>
+      </w:r>
+      <w:r>
+        <w:rPr>
+          <w:rFonts w:hint="eastAsia" w:ascii="Times New Roman" w:hAnsi="Times New Roman" w:eastAsia="Times New Roman" w:cs="Times New Roman"/>
+        </w:rPr>
+        <w:t>）/</w:t>
+      </w:r>
+      <w:r>
+        <w:rPr>
+          <w:rFonts w:ascii="Times New Roman" w:hAnsi="Times New Roman" w:eastAsia="Times New Roman" w:cs="Times New Roman"/>
+        </w:rPr>
+        <w:t xml:space="preserve"> CH</w:t>
+      </w:r>
+      <w:r>
+        <w:rPr>
+          <w:rFonts w:ascii="Times New Roman" w:hAnsi="Times New Roman" w:eastAsia="Times New Roman" w:cs="Times New Roman"/>
+          <w:vertAlign w:val="subscript"/>
+        </w:rPr>
+        <w:t>3</w:t>
+      </w:r>
+      <w:r>
+        <w:rPr>
+          <w:rFonts w:ascii="Times New Roman" w:hAnsi="Times New Roman" w:eastAsia="Times New Roman" w:cs="Times New Roman"/>
+        </w:rPr>
+        <w:t xml:space="preserve"> / </w:t>
+      </w:r>
+      <w:r>
+        <w:rPr>
+          <w:rFonts w:hint="eastAsia" w:ascii="Times New Roman" w:hAnsi="Times New Roman" w:eastAsia="Times New Roman" w:cs="Times New Roman"/>
+        </w:rPr>
+        <w:t>C(OH)(CH</w:t>
+      </w:r>
+      <w:r>
+        <w:rPr>
+          <w:rFonts w:hint="eastAsia" w:ascii="Times New Roman" w:hAnsi="Times New Roman" w:eastAsia="Times New Roman" w:cs="Times New Roman"/>
+          <w:vertAlign w:val="subscript"/>
+        </w:rPr>
+        <w:t>3</w:t>
+      </w:r>
+      <w:r>
+        <w:rPr>
+          <w:rFonts w:hint="eastAsia" w:ascii="Times New Roman" w:hAnsi="Times New Roman" w:eastAsia="Times New Roman" w:cs="Times New Roman"/>
+        </w:rPr>
+        <w:t>)</w:t>
+      </w:r>
+      <w:r>
+        <w:rPr>
+          <w:rFonts w:hint="eastAsia" w:ascii="Times New Roman" w:hAnsi="Times New Roman" w:eastAsia="Times New Roman" w:cs="Times New Roman"/>
+          <w:vertAlign w:val="subscript"/>
+        </w:rPr>
+        <w:t>2</w:t>
+      </w:r>
+      <w:r>
+        <w:rPr>
+          <w:rFonts w:hint="eastAsia" w:ascii="Times New Roman" w:hAnsi="Times New Roman" w:eastAsia="Times New Roman" w:cs="Times New Roman"/>
+        </w:rPr>
+        <w:t>。</w:t>
+      </w:r>
+      <w:r>
+        <w:rPr>
+          <w:rFonts w:hint="eastAsia" w:ascii="Times New Roman" w:hAnsi="Times New Roman" w:eastAsia="FangSong" w:cs="Times New Roman"/>
+        </w:rPr>
+        <w:t>迁移能力</w:t>
+      </w:r>
+      <w:r>
+        <w:rPr>
+          <w:rFonts w:hint="eastAsia" w:ascii="Times New Roman" w:hAnsi="Times New Roman" w:eastAsia="Times New Roman" w:cs="Times New Roman"/>
+        </w:rPr>
+        <w:t>：H</w:t>
+      </w:r>
+      <w:r>
+        <w:rPr>
+          <w:rFonts w:ascii="Times New Roman" w:hAnsi="Times New Roman" w:eastAsia="Times New Roman" w:cs="Times New Roman"/>
+        </w:rPr>
+        <w:t xml:space="preserve"> </w:t>
+      </w:r>
+      <w:r>
+        <w:rPr>
+          <w:rFonts w:hint="eastAsia" w:ascii="Times New Roman" w:hAnsi="Times New Roman" w:eastAsia="FangSong" w:cs="Times New Roman"/>
+        </w:rPr>
+        <w:t xml:space="preserve">在</w:t>
+      </w:r>
+      <w:r>
+        <w:rPr>
+          <w:rFonts w:ascii="Times New Roman" w:hAnsi="Times New Roman" w:eastAsia="Times New Roman" w:cs="Times New Roman"/>
+        </w:rPr>
+        <w:t xml:space="preserve"> Pinacol </w:t>
+      </w:r>
+      <w:r>
+        <w:rPr>
+          <w:rFonts w:hint="eastAsia" w:ascii="Times New Roman" w:hAnsi="Times New Roman" w:eastAsia="FangSong" w:cs="Times New Roman"/>
+        </w:rPr>
+        <w:t>中迁移能力中等</w:t>
+      </w:r>
+      <w:r>
+        <w:rPr>
+          <w:rFonts w:hint="eastAsia" w:ascii="Times New Roman" w:hAnsi="Times New Roman" w:eastAsia="Times New Roman" w:cs="Times New Roman"/>
+        </w:rPr>
+        <w:t>，</w:t>
+      </w:r>
+      <w:r>
+        <w:rPr>
+          <w:rFonts w:hint="eastAsia" w:ascii="Times New Roman" w:hAnsi="Times New Roman" w:eastAsia="FangSong" w:cs="Times New Roman"/>
+        </w:rPr>
+        <w:t>但此处</w:t>
+      </w:r>
+      <w:r>
+        <w:rPr>
+          <w:rFonts w:ascii="Times New Roman" w:hAnsi="Times New Roman" w:eastAsia="Times New Roman" w:cs="Times New Roman"/>
+        </w:rPr>
+        <w:t xml:space="preserve"> H </w:t>
+      </w:r>
+      <w:r>
+        <w:rPr>
+          <w:rFonts w:hint="eastAsia" w:ascii="Times New Roman" w:hAnsi="Times New Roman" w:eastAsia="FangSong" w:cs="Times New Roman"/>
+        </w:rPr>
+        <w:t xml:space="preserve">在</w:t>
+      </w:r>
+      <w:r>
+        <w:rPr>
+          <w:rFonts w:ascii="Times New Roman" w:hAnsi="Times New Roman" w:eastAsia="Times New Roman" w:cs="Times New Roman"/>
+        </w:rPr>
+        <w:t xml:space="preserve"> </w:t>
+      </w:r>
+      <w:r>
+        <w:rPr>
+          <w:rFonts w:hint="eastAsia" w:ascii="Times New Roman" w:hAnsi="Times New Roman" w:eastAsia="Times New Roman" w:cs="Times New Roman"/>
+        </w:rPr>
+        <w:t>C-3，</w:t>
+      </w:r>
+      <w:r>
+        <w:rPr>
+          <w:rFonts w:hint="eastAsia" w:ascii="Times New Roman" w:hAnsi="Times New Roman" w:eastAsia="FangSong" w:cs="Times New Roman"/>
+        </w:rPr>
+        <w:t>不是邻位</w:t>
+      </w:r>
+      <w:r>
+        <w:rPr>
+          <w:rFonts w:hint="eastAsia" w:ascii="Times New Roman" w:hAnsi="Times New Roman" w:eastAsia="Times New Roman" w:cs="Times New Roman"/>
+        </w:rPr>
+        <w:t>…</w:t>
+      </w:r>
+      <w:r>
+        <w:rPr>
+          <w:rFonts w:hint="eastAsia" w:ascii="Times New Roman" w:hAnsi="Times New Roman" w:eastAsia="FangSong" w:cs="Times New Roman"/>
+        </w:rPr>
+        <w:t>重新分析底物结构</w:t>
+      </w:r>
+      <w:r>
+        <w:rPr>
+          <w:rFonts w:hint="eastAsia" w:ascii="Times New Roman" w:hAnsi="Times New Roman" w:eastAsia="Times New Roman" w:cs="Times New Roman"/>
+        </w:rPr>
+        <w:t>。</w:t>
+      </w:r>
+      <w:r>
+        <w:rPr>
+          <w:rFonts w:hint="eastAsia" w:ascii="Times New Roman" w:hAnsi="Times New Roman" w:eastAsia="FangSong" w:cs="Times New Roman"/>
+        </w:rPr>
+        <w:t>正确结构下</w:t>
+      </w:r>
+      <w:r>
+        <w:rPr>
+          <w:rFonts w:hint="eastAsia" w:ascii="Times New Roman" w:hAnsi="Times New Roman" w:eastAsia="Times New Roman" w:cs="Times New Roman"/>
+        </w:rPr>
+        <w:t>：</w:t>
+      </w:r>
+      <w:r>
+        <w:rPr>
+          <w:rFonts w:hint="eastAsia" w:ascii="Times New Roman" w:hAnsi="Times New Roman" w:eastAsia="FangSong" w:cs="Times New Roman"/>
+        </w:rPr>
+        <w:t>按稳定碳正离子规则和迁移能力排序判断主产物</w:t>
+      </w:r>
+      <w:r>
+        <w:rPr>
+          <w:rFonts w:hint="eastAsia" w:ascii="Times New Roman" w:hAnsi="Times New Roman" w:eastAsia="Times New Roman" w:cs="Times New Roman"/>
+        </w:rPr>
+        <w:t>。</w:t>
+      </w:r>
+      <w:r>
+        <w:rPr>
+          <w:rFonts w:hint="eastAsia" w:ascii="Times New Roman" w:hAnsi="Times New Roman" w:eastAsia="FangSong" w:cs="Times New Roman"/>
+        </w:rPr>
+        <w:t>略</w:t>
+      </w:r>
+      <w:r>
+        <w:rPr>
+          <w:rFonts w:hint="eastAsia" w:ascii="Times New Roman" w:hAnsi="Times New Roman" w:eastAsia="Times New Roman" w:cs="Times New Roman"/>
+        </w:rPr>
+        <w:t>（</w:t>
+      </w:r>
+      <w:r>
+        <w:rPr>
+          <w:rFonts w:hint="eastAsia" w:ascii="Times New Roman" w:hAnsi="Times New Roman" w:eastAsia="FangSong" w:cs="Times New Roman"/>
+        </w:rPr>
+        <w:t>具体取决于底物精确结构</w:t>
+      </w:r>
+      <w:r>
+        <w:rPr>
+          <w:rFonts w:hint="eastAsia" w:ascii="Times New Roman" w:hAnsi="Times New Roman" w:eastAsia="Times New Roman" w:cs="Times New Roman"/>
+        </w:rPr>
+        <w:t>，</w:t>
+      </w:r>
+      <w:r>
+        <w:rPr>
+          <w:rFonts w:hint="eastAsia" w:ascii="Times New Roman" w:hAnsi="Times New Roman" w:eastAsia="FangSong" w:cs="Times New Roman"/>
+        </w:rPr>
+        <w:t>竞赛题会指定</w:t>
+      </w:r>
+      <w:r>
+        <w:rPr>
+          <w:rFonts w:hint="eastAsia" w:ascii="Times New Roman" w:hAnsi="Times New Roman" w:eastAsia="Times New Roman" w:cs="Times New Roman"/>
+        </w:rPr>
+        <w:t>。）</w:t>
       </w:r>
     </w:p>
     <w:p>
       <w:pPr>
-        <w:pStyle w:val="Compact"/>
-        <w:numPr>
-          <w:ilvl w:val="0"/>
-          <w:numId w:val="1039"/>
-        </w:numPr>
+        <w:pStyle w:val="BodyText"/>
       </w:pPr>
+      <w:r>
+        <w:rPr>
+          <w:rFonts w:ascii="Times New Roman" w:hAnsi="Times New Roman" w:eastAsia="Times New Roman" w:cs="Times New Roman"/>
+          <w:b/>
+          <w:bCs/>
+        </w:rPr>
+        <w:t xml:space="preserve">6.</w:t>
+      </w:r>
+      <w:r>
+        <w:rPr>
+          <w:rFonts w:ascii="Times New Roman" w:hAnsi="Times New Roman" w:eastAsia="Times New Roman" w:cs="Times New Roman"/>
+        </w:rPr>
+        <w:t xml:space="preserve"> </w:t>
+      </w:r>
+      <w:r>
+        <w:rPr>
+          <w:rFonts w:hint="eastAsia" w:ascii="Times New Roman" w:hAnsi="Times New Roman" w:eastAsia="Times New Roman" w:cs="Times New Roman"/>
+        </w:rPr>
+        <w:t>α-</w:t>
+      </w:r>
+      <w:r>
+        <w:rPr>
+          <w:rFonts w:hint="eastAsia" w:ascii="Times New Roman" w:hAnsi="Times New Roman" w:eastAsia="FangSong" w:cs="Times New Roman"/>
+        </w:rPr>
+        <w:t>氯代环己酮</w:t>
+      </w:r>
+      <w:r>
+        <w:rPr>
+          <w:rFonts w:ascii="Times New Roman" w:hAnsi="Times New Roman" w:eastAsia="Times New Roman" w:cs="Times New Roman"/>
+        </w:rPr>
+        <w:t xml:space="preserve"> + NaOH/H</w:t>
+      </w:r>
+      <w:r>
+        <w:rPr>
+          <w:rFonts w:ascii="Times New Roman" w:hAnsi="Times New Roman" w:eastAsia="Times New Roman" w:cs="Times New Roman"/>
+          <w:vertAlign w:val="subscript"/>
+        </w:rPr>
+        <w:t>2</w:t>
+      </w:r>
+      <w:r>
+        <w:rPr>
+          <w:rFonts w:ascii="Times New Roman" w:hAnsi="Times New Roman" w:eastAsia="Times New Roman" w:cs="Times New Roman"/>
+        </w:rPr>
+        <w:t xml:space="preserve">O → Favorskii </w:t>
+      </w:r>
+      <w:r>
+        <w:rPr>
+          <w:rFonts w:hint="eastAsia" w:ascii="Times New Roman" w:hAnsi="Times New Roman" w:eastAsia="FangSong" w:cs="Times New Roman"/>
+        </w:rPr>
+        <w:t xml:space="preserve">重排</w:t>
+      </w:r>
+      <w:r>
+        <w:rPr>
+          <w:rFonts w:ascii="Times New Roman" w:hAnsi="Times New Roman" w:eastAsia="Times New Roman" w:cs="Times New Roman"/>
+        </w:rPr>
+        <w:t xml:space="preserve"> → </w:t>
+      </w:r>
+      <w:r>
+        <w:rPr>
+          <w:rFonts w:hint="eastAsia" w:ascii="Times New Roman" w:hAnsi="Times New Roman" w:eastAsia="FangSong" w:cs="Times New Roman"/>
+        </w:rPr>
+        <w:t xml:space="preserve">环丙酮中间体</w:t>
+      </w:r>
+      <w:r>
+        <w:rPr>
+          <w:rFonts w:ascii="Times New Roman" w:hAnsi="Times New Roman" w:eastAsia="Times New Roman" w:cs="Times New Roman"/>
+        </w:rPr>
+        <w:t xml:space="preserve"> → OH</w:t>
+      </w:r>
+      <w:r>
+        <w:rPr>
+          <w:rFonts w:ascii="Times New Roman" w:hAnsi="Times New Roman" w:eastAsia="Times New Roman" w:cs="Times New Roman"/>
+          <w:vertAlign w:val="superscript"/>
+        </w:rPr>
+        <w:t>-</w:t>
+      </w:r>
+      <w:r>
+        <w:rPr>
+          <w:rFonts w:ascii="Times New Roman" w:hAnsi="Times New Roman" w:eastAsia="Times New Roman" w:cs="Times New Roman"/>
+        </w:rPr>
+        <w:t xml:space="preserve"> </w:t>
+      </w:r>
+      <w:r>
+        <w:rPr>
+          <w:rFonts w:hint="eastAsia" w:ascii="Times New Roman" w:hAnsi="Times New Roman" w:eastAsia="FangSong" w:cs="Times New Roman"/>
+        </w:rPr>
+        <w:t xml:space="preserve">开环</w:t>
+      </w:r>
+      <w:r>
+        <w:rPr>
+          <w:rFonts w:ascii="Times New Roman" w:hAnsi="Times New Roman" w:eastAsia="Times New Roman" w:cs="Times New Roman"/>
+        </w:rPr>
+        <w:t xml:space="preserve"> → </w:t>
+      </w:r>
+      <w:r>
+        <w:rPr>
+          <w:rFonts w:hint="eastAsia" w:ascii="Times New Roman" w:hAnsi="Times New Roman" w:eastAsia="FangSong" w:cs="Times New Roman"/>
+        </w:rPr>
+        <w:t>环戊烷甲酸</w:t>
+      </w:r>
+      <w:r>
+        <w:rPr>
+          <w:rFonts w:hint="eastAsia" w:ascii="Times New Roman" w:hAnsi="Times New Roman" w:eastAsia="Times New Roman" w:cs="Times New Roman"/>
+        </w:rPr>
+        <w:t>（</w:t>
+      </w:r>
+      <w:r>
+        <w:rPr>
+          <w:rFonts w:hint="eastAsia" w:ascii="Times New Roman" w:hAnsi="Times New Roman" w:eastAsia="FangSong" w:cs="Times New Roman"/>
+        </w:rPr>
+        <w:t>环缩小一个碳</w:t>
+      </w:r>
+      <w:r>
+        <w:rPr>
+          <w:rFonts w:hint="eastAsia" w:ascii="Times New Roman" w:hAnsi="Times New Roman" w:eastAsia="Times New Roman" w:cs="Times New Roman"/>
+        </w:rPr>
+        <w:t>）。</w:t>
+      </w:r>
+      <w:r>
+        <w:rPr>
+          <w:rFonts w:hint="eastAsia" w:ascii="Times New Roman" w:hAnsi="Times New Roman" w:eastAsia="FangSong" w:cs="Times New Roman"/>
+          <w:b/>
+          <w:bCs/>
+        </w:rPr>
+        <w:t xml:space="preserve">机理</w:t>
+      </w:r>
+      <w:r>
+        <w:rPr>
+          <w:rFonts w:hint="eastAsia" w:ascii="Times New Roman" w:hAnsi="Times New Roman" w:eastAsia="Times New Roman" w:cs="Times New Roman"/>
+        </w:rPr>
+        <w:t xml:space="preserve">：Cl</w:t>
+      </w:r>
+      <w:r>
+        <w:rPr>
+          <w:rFonts w:ascii="Times New Roman" w:hAnsi="Times New Roman" w:eastAsia="Times New Roman" w:cs="Times New Roman"/>
+        </w:rPr>
+        <w:t xml:space="preserve"> </w:t>
+      </w:r>
+      <w:r>
+        <w:rPr>
+          <w:rFonts w:hint="eastAsia" w:ascii="Times New Roman" w:hAnsi="Times New Roman" w:eastAsia="FangSong" w:cs="Times New Roman"/>
+        </w:rPr>
+        <w:t xml:space="preserve">在</w:t>
+      </w:r>
+      <w:r>
+        <w:rPr>
+          <w:rFonts w:ascii="Times New Roman" w:hAnsi="Times New Roman" w:eastAsia="Times New Roman" w:cs="Times New Roman"/>
+        </w:rPr>
+        <w:t xml:space="preserve"> α </w:t>
+      </w:r>
+      <w:r>
+        <w:rPr>
+          <w:rFonts w:hint="eastAsia" w:ascii="Times New Roman" w:hAnsi="Times New Roman" w:eastAsia="FangSong" w:cs="Times New Roman"/>
+        </w:rPr>
+        <w:t>位</w:t>
+      </w:r>
+      <w:r>
+        <w:rPr>
+          <w:rFonts w:hint="eastAsia" w:ascii="Times New Roman" w:hAnsi="Times New Roman" w:eastAsia="Times New Roman" w:cs="Times New Roman"/>
+        </w:rPr>
+        <w:t>，OH</w:t>
+      </w:r>
+      <w:r>
+        <w:rPr>
+          <w:rFonts w:hint="eastAsia" w:ascii="Times New Roman" w:hAnsi="Times New Roman" w:eastAsia="Times New Roman" w:cs="Times New Roman"/>
+          <w:vertAlign w:val="superscript"/>
+        </w:rPr>
+        <w:t>-</w:t>
+      </w:r>
+      <w:r>
+        <w:rPr>
+          <w:rFonts w:ascii="Times New Roman" w:hAnsi="Times New Roman" w:eastAsia="Times New Roman" w:cs="Times New Roman"/>
+        </w:rPr>
+        <w:t xml:space="preserve"> </w:t>
+      </w:r>
+      <w:r>
+        <w:rPr>
+          <w:rFonts w:hint="eastAsia" w:ascii="Times New Roman" w:hAnsi="Times New Roman" w:eastAsia="FangSong" w:cs="Times New Roman"/>
+        </w:rPr>
+        <w:t xml:space="preserve">夺</w:t>
+      </w:r>
+      <w:r>
+        <w:rPr>
+          <w:rFonts w:ascii="Times New Roman" w:hAnsi="Times New Roman" w:eastAsia="Times New Roman" w:cs="Times New Roman"/>
+        </w:rPr>
+        <w:t xml:space="preserve"> α-H </w:t>
+      </w:r>
+      <w:r>
+        <w:rPr>
+          <w:rFonts w:hint="eastAsia" w:ascii="Times New Roman" w:hAnsi="Times New Roman" w:eastAsia="FangSong" w:cs="Times New Roman"/>
+        </w:rPr>
+        <w:t>形成烯醇负离子</w:t>
+      </w:r>
+      <w:r>
+        <w:rPr>
+          <w:rFonts w:hint="eastAsia" w:ascii="Times New Roman" w:hAnsi="Times New Roman" w:eastAsia="Times New Roman" w:cs="Times New Roman"/>
+        </w:rPr>
+        <w:t>，</w:t>
+      </w:r>
+      <w:r>
+        <w:rPr>
+          <w:rFonts w:hint="eastAsia" w:ascii="Times New Roman" w:hAnsi="Times New Roman" w:eastAsia="FangSong" w:cs="Times New Roman"/>
+        </w:rPr>
+        <w:t>分子内</w:t>
+      </w:r>
+      <w:r>
+        <w:rPr>
+          <w:rFonts w:ascii="Times New Roman" w:hAnsi="Times New Roman" w:eastAsia="Times New Roman" w:cs="Times New Roman"/>
+        </w:rPr>
+        <w:t xml:space="preserve"> SN2 </w:t>
+      </w:r>
+      <w:r>
+        <w:rPr>
+          <w:rFonts w:hint="eastAsia" w:ascii="Times New Roman" w:hAnsi="Times New Roman" w:eastAsia="FangSong" w:cs="Times New Roman"/>
+        </w:rPr>
+        <w:t xml:space="preserve">挤出</w:t>
+      </w:r>
+      <w:r>
+        <w:rPr>
+          <w:rFonts w:ascii="Times New Roman" w:hAnsi="Times New Roman" w:eastAsia="Times New Roman" w:cs="Times New Roman"/>
+        </w:rPr>
+        <w:t xml:space="preserve"> Cl</w:t>
+      </w:r>
+      <w:r>
+        <w:rPr>
+          <w:rFonts w:ascii="Times New Roman" w:hAnsi="Times New Roman" w:eastAsia="Times New Roman" w:cs="Times New Roman"/>
+          <w:vertAlign w:val="superscript"/>
+        </w:rPr>
+        <w:t>-</w:t>
+      </w:r>
+      <w:r>
+        <w:rPr>
+          <w:rFonts w:ascii="Times New Roman" w:hAnsi="Times New Roman" w:eastAsia="Times New Roman" w:cs="Times New Roman"/>
+        </w:rPr>
+        <w:t xml:space="preserve"> </w:t>
+      </w:r>
+      <w:r>
+        <w:rPr>
+          <w:rFonts w:hint="eastAsia" w:ascii="Times New Roman" w:hAnsi="Times New Roman" w:eastAsia="FangSong" w:cs="Times New Roman"/>
+        </w:rPr>
+        <w:t>形成环丙酮中间体</w:t>
+      </w:r>
+      <w:r>
+        <w:rPr>
+          <w:rFonts w:hint="eastAsia" w:ascii="Times New Roman" w:hAnsi="Times New Roman" w:eastAsia="Times New Roman" w:cs="Times New Roman"/>
+        </w:rPr>
+        <w:t>，OH</w:t>
+      </w:r>
+      <w:r>
+        <w:rPr>
+          <w:rFonts w:hint="eastAsia" w:ascii="Times New Roman" w:hAnsi="Times New Roman" w:eastAsia="Times New Roman" w:cs="Times New Roman"/>
+          <w:vertAlign w:val="superscript"/>
+        </w:rPr>
+        <w:t>-</w:t>
+      </w:r>
+      <w:r>
+        <w:rPr>
+          <w:rFonts w:ascii="Times New Roman" w:hAnsi="Times New Roman" w:eastAsia="Times New Roman" w:cs="Times New Roman"/>
+        </w:rPr>
+        <w:t xml:space="preserve"> </w:t>
+      </w:r>
+      <w:r>
+        <w:rPr>
+          <w:rFonts w:hint="eastAsia" w:ascii="Times New Roman" w:hAnsi="Times New Roman" w:eastAsia="FangSong" w:cs="Times New Roman"/>
+        </w:rPr>
+        <w:t>进攻羰基</w:t>
+      </w:r>
+      <w:r>
+        <w:rPr>
+          <w:rFonts w:hint="eastAsia" w:ascii="Times New Roman" w:hAnsi="Times New Roman" w:eastAsia="Times New Roman" w:cs="Times New Roman"/>
+        </w:rPr>
+        <w:t>，</w:t>
+      </w:r>
+      <w:r>
+        <w:rPr>
+          <w:rFonts w:hint="eastAsia" w:ascii="Times New Roman" w:hAnsi="Times New Roman" w:eastAsia="FangSong" w:cs="Times New Roman"/>
+        </w:rPr>
+        <w:t>开环形成更稳定的碳负离子</w:t>
+      </w:r>
+      <w:r>
+        <w:rPr>
+          <w:rFonts w:ascii="Times New Roman" w:hAnsi="Times New Roman" w:eastAsia="Times New Roman" w:cs="Times New Roman"/>
+        </w:rPr>
+        <w:t xml:space="preserve"> → </w:t>
+      </w:r>
+      <w:r>
+        <w:rPr>
+          <w:rFonts w:hint="eastAsia" w:ascii="Times New Roman" w:hAnsi="Times New Roman" w:eastAsia="FangSong" w:cs="Times New Roman"/>
+        </w:rPr>
+        <w:t>酸化得环戊烷甲酸</w:t>
+      </w:r>
+      <w:r>
+        <w:rPr>
+          <w:rFonts w:hint="eastAsia" w:ascii="Times New Roman" w:hAnsi="Times New Roman" w:eastAsia="Times New Roman" w:cs="Times New Roman"/>
+        </w:rPr>
+        <w:t>。</w:t>
+      </w:r>
     </w:p>
     <w:p>
       <w:pPr>
-        <w:pStyle w:val="Compact"/>
-        <w:numPr>
-          <w:ilvl w:val="1"/>
-          <w:numId w:val="1041"/>
-        </w:numPr>
+        <w:pStyle w:val="BodyText"/>
       </w:pPr>
       <w:r>
         <w:rPr>
-          <w:rFonts w:hint="eastAsia" w:ascii="Times New Roman" w:hAnsi="Times New Roman" w:eastAsia="FangSong" w:cs="Times New Roman"/>
-        </w:rPr>
-        <w:t xml:space="preserve">和</w:t>
-      </w:r>
-      <w:r>
-        <w:rPr>
-          <w:rFonts w:ascii="Times New Roman" w:hAnsi="Times New Roman" w:eastAsia="Times New Roman" w:cs="Times New Roman"/>
-        </w:rPr>
-        <w:t xml:space="preserve"> (D)。(A) </w:t>
-      </w:r>
-      <w:r>
-        <w:rPr>
-          <w:rFonts w:hint="eastAsia" w:ascii="Times New Roman" w:hAnsi="Times New Roman" w:eastAsia="FangSong" w:cs="Times New Roman"/>
-        </w:rPr>
-        <w:t xml:space="preserve">是</w:t>
-      </w:r>
-      <w:r>
-        <w:rPr>
-          <w:rFonts w:ascii="Times New Roman" w:hAnsi="Times New Roman" w:eastAsia="Times New Roman" w:cs="Times New Roman"/>
-        </w:rPr>
-        <w:t xml:space="preserve"> Claisen </w:t>
-      </w:r>
-      <w:r>
-        <w:rPr>
-          <w:rFonts w:hint="eastAsia" w:ascii="Times New Roman" w:hAnsi="Times New Roman" w:eastAsia="FangSong" w:cs="Times New Roman"/>
-        </w:rPr>
-        <w:t>重排</w:t>
-      </w:r>
-      <w:r>
-        <w:rPr>
-          <w:rFonts w:hint="eastAsia" w:ascii="Times New Roman" w:hAnsi="Times New Roman" w:eastAsia="Times New Roman" w:cs="Times New Roman"/>
-        </w:rPr>
-        <w:t>，(D)</w:t>
+          <w:rFonts w:ascii="Times New Roman" w:hAnsi="Times New Roman" w:eastAsia="Times New Roman" w:cs="Times New Roman"/>
+          <w:b/>
+          <w:bCs/>
+        </w:rPr>
+        <w:t xml:space="preserve">7.</w:t>
       </w:r>
       <w:r>
         <w:rPr>
@@ -39633,21 +41407,493 @@
       </w:r>
       <w:r>
         <w:rPr>
-          <w:rFonts w:hint="eastAsia" w:ascii="Times New Roman" w:hAnsi="Times New Roman" w:eastAsia="FangSong" w:cs="Times New Roman"/>
-        </w:rPr>
-        <w:t xml:space="preserve">是</w:t>
-      </w:r>
-      <w:r>
-        <w:rPr>
-          <w:rFonts w:ascii="Times New Roman" w:hAnsi="Times New Roman" w:eastAsia="Times New Roman" w:cs="Times New Roman"/>
-        </w:rPr>
-        <w:t xml:space="preserve"> Cope </w:t>
-      </w:r>
-      <w:r>
-        <w:rPr>
-          <w:rFonts w:hint="eastAsia" w:ascii="Times New Roman" w:hAnsi="Times New Roman" w:eastAsia="FangSong" w:cs="Times New Roman"/>
-        </w:rPr>
-        <w:t>重排</w:t>
+          <w:rFonts w:ascii="Times New Roman" w:hAnsi="Times New Roman" w:eastAsia="Times New Roman" w:cs="Times New Roman"/>
+        </w:rPr>
+        <w:t xml:space="preserve">A </w:t>
+      </w:r>
+      <w:r>
+        <w:rPr>
+          <w:rFonts w:hint="eastAsia" w:ascii="Times New Roman" w:hAnsi="Times New Roman" w:eastAsia="FangSong" w:cs="Times New Roman"/>
+        </w:rPr>
+        <w:t>是戊酸甲酯</w:t>
+      </w:r>
+      <w:r>
+        <w:rPr>
+          <w:rFonts w:hint="eastAsia" w:ascii="Times New Roman" w:hAnsi="Times New Roman" w:eastAsia="Times New Roman" w:cs="Times New Roman"/>
+        </w:rPr>
+        <w:t>（C</w:t>
+      </w:r>
+      <w:r>
+        <w:rPr>
+          <w:rFonts w:hint="eastAsia" w:ascii="Times New Roman" w:hAnsi="Times New Roman" w:eastAsia="Times New Roman" w:cs="Times New Roman"/>
+          <w:vertAlign w:val="subscript"/>
+        </w:rPr>
+        <w:t>4</w:t>
+      </w:r>
+      <w:r>
+        <w:rPr>
+          <w:rFonts w:hint="eastAsia" w:ascii="Times New Roman" w:hAnsi="Times New Roman" w:eastAsia="Times New Roman" w:cs="Times New Roman"/>
+        </w:rPr>
+        <w:t>H</w:t>
+      </w:r>
+      <w:r>
+        <w:rPr>
+          <w:rFonts w:hint="eastAsia" w:ascii="Times New Roman" w:hAnsi="Times New Roman" w:eastAsia="Times New Roman" w:cs="Times New Roman"/>
+          <w:vertAlign w:val="subscript"/>
+        </w:rPr>
+        <w:t>9</w:t>
+      </w:r>
+      <w:r>
+        <w:rPr>
+          <w:rFonts w:hint="eastAsia" w:ascii="Times New Roman" w:hAnsi="Times New Roman" w:eastAsia="Times New Roman" w:cs="Times New Roman"/>
+        </w:rPr>
+        <w:t>COOCH</w:t>
+      </w:r>
+      <w:r>
+        <w:rPr>
+          <w:rFonts w:hint="eastAsia" w:ascii="Times New Roman" w:hAnsi="Times New Roman" w:eastAsia="Times New Roman" w:cs="Times New Roman"/>
+          <w:vertAlign w:val="subscript"/>
+        </w:rPr>
+        <w:t>3</w:t>
+      </w:r>
+      <w:r>
+        <w:rPr>
+          <w:rFonts w:hint="eastAsia" w:ascii="Times New Roman" w:hAnsi="Times New Roman" w:eastAsia="Times New Roman" w:cs="Times New Roman"/>
+        </w:rPr>
+        <w:t>）。</w:t>
+      </w:r>
+      <w:r>
+        <w:rPr>
+          <w:rFonts w:ascii="Times New Roman" w:hAnsi="Times New Roman" w:eastAsia="Times New Roman" w:cs="Times New Roman"/>
+        </w:rPr>
+        <w:t xml:space="preserve"> </w:t>
+      </w:r>
+      <w:r>
+        <w:rPr>
+          <w:rFonts w:ascii="Times New Roman" w:hAnsi="Times New Roman" w:eastAsia="Times New Roman" w:cs="Times New Roman"/>
+        </w:rPr>
+        <w:t xml:space="preserve">A → </w:t>
+      </w:r>
+      <w:r>
+        <w:rPr>
+          <w:rFonts w:hint="eastAsia" w:ascii="Times New Roman" w:hAnsi="Times New Roman" w:eastAsia="FangSong" w:cs="Times New Roman"/>
+        </w:rPr>
+        <w:t xml:space="preserve">碱水解</w:t>
+      </w:r>
+      <w:r>
+        <w:rPr>
+          <w:rFonts w:ascii="Times New Roman" w:hAnsi="Times New Roman" w:eastAsia="Times New Roman" w:cs="Times New Roman"/>
+        </w:rPr>
+        <w:t xml:space="preserve"> → C</w:t>
+      </w:r>
+      <w:r>
+        <w:rPr>
+          <w:rFonts w:ascii="Times New Roman" w:hAnsi="Times New Roman" w:eastAsia="Times New Roman" w:cs="Times New Roman"/>
+          <w:vertAlign w:val="subscript"/>
+        </w:rPr>
+        <w:t>4</w:t>
+      </w:r>
+      <w:r>
+        <w:rPr>
+          <w:rFonts w:ascii="Times New Roman" w:hAnsi="Times New Roman" w:eastAsia="Times New Roman" w:cs="Times New Roman"/>
+        </w:rPr>
+        <w:t>H</w:t>
+      </w:r>
+      <w:r>
+        <w:rPr>
+          <w:rFonts w:ascii="Times New Roman" w:hAnsi="Times New Roman" w:eastAsia="Times New Roman" w:cs="Times New Roman"/>
+          <w:vertAlign w:val="subscript"/>
+        </w:rPr>
+        <w:t>9</w:t>
+      </w:r>
+      <w:r>
+        <w:rPr>
+          <w:rFonts w:ascii="Times New Roman" w:hAnsi="Times New Roman" w:eastAsia="Times New Roman" w:cs="Times New Roman"/>
+        </w:rPr>
+        <w:t xml:space="preserve">COONa + </w:t>
+      </w:r>
+      <w:r>
+        <w:rPr>
+          <w:rFonts w:hint="eastAsia" w:ascii="Times New Roman" w:hAnsi="Times New Roman" w:eastAsia="Times New Roman" w:cs="Times New Roman"/>
+        </w:rPr>
+        <w:t>CH</w:t>
+      </w:r>
+      <w:r>
+        <w:rPr>
+          <w:rFonts w:hint="eastAsia" w:ascii="Times New Roman" w:hAnsi="Times New Roman" w:eastAsia="Times New Roman" w:cs="Times New Roman"/>
+          <w:vertAlign w:val="subscript"/>
+        </w:rPr>
+        <w:t>3</w:t>
+      </w:r>
+      <w:r>
+        <w:rPr>
+          <w:rFonts w:hint="eastAsia" w:ascii="Times New Roman" w:hAnsi="Times New Roman" w:eastAsia="Times New Roman" w:cs="Times New Roman"/>
+        </w:rPr>
+        <w:t>OH，B</w:t>
+      </w:r>
+      <w:r>
+        <w:rPr>
+          <w:rFonts w:ascii="Times New Roman" w:hAnsi="Times New Roman" w:eastAsia="Times New Roman" w:cs="Times New Roman"/>
+        </w:rPr>
+        <w:t xml:space="preserve"> = C</w:t>
+      </w:r>
+      <w:r>
+        <w:rPr>
+          <w:rFonts w:ascii="Times New Roman" w:hAnsi="Times New Roman" w:eastAsia="Times New Roman" w:cs="Times New Roman"/>
+          <w:vertAlign w:val="subscript"/>
+        </w:rPr>
+        <w:t>4</w:t>
+      </w:r>
+      <w:r>
+        <w:rPr>
+          <w:rFonts w:ascii="Times New Roman" w:hAnsi="Times New Roman" w:eastAsia="Times New Roman" w:cs="Times New Roman"/>
+        </w:rPr>
+        <w:t>H</w:t>
+      </w:r>
+      <w:r>
+        <w:rPr>
+          <w:rFonts w:ascii="Times New Roman" w:hAnsi="Times New Roman" w:eastAsia="Times New Roman" w:cs="Times New Roman"/>
+          <w:vertAlign w:val="subscript"/>
+        </w:rPr>
+        <w:t>9</w:t>
+      </w:r>
+      <w:r>
+        <w:rPr>
+          <w:rFonts w:ascii="Times New Roman" w:hAnsi="Times New Roman" w:eastAsia="Times New Roman" w:cs="Times New Roman"/>
+        </w:rPr>
+        <w:t>COONa。</w:t>
+      </w:r>
+      <w:r>
+        <w:rPr>
+          <w:rFonts w:ascii="Times New Roman" w:hAnsi="Times New Roman" w:eastAsia="Times New Roman" w:cs="Times New Roman"/>
+        </w:rPr>
+        <w:t xml:space="preserve"> </w:t>
+      </w:r>
+      <w:r>
+        <w:rPr>
+          <w:rFonts w:ascii="Times New Roman" w:hAnsi="Times New Roman" w:eastAsia="Times New Roman" w:cs="Times New Roman"/>
+        </w:rPr>
+        <w:t>B + SOCl</w:t>
+      </w:r>
+      <w:r>
+        <w:rPr>
+          <w:rFonts w:ascii="Times New Roman" w:hAnsi="Times New Roman" w:eastAsia="Times New Roman" w:cs="Times New Roman"/>
+          <w:vertAlign w:val="subscript"/>
+        </w:rPr>
+        <w:t>2</w:t>
+      </w:r>
+      <w:r>
+        <w:rPr>
+          <w:rFonts w:ascii="Times New Roman" w:hAnsi="Times New Roman" w:eastAsia="Times New Roman" w:cs="Times New Roman"/>
+        </w:rPr>
+        <w:t xml:space="preserve"> → C</w:t>
+      </w:r>
+      <w:r>
+        <w:rPr>
+          <w:rFonts w:ascii="Times New Roman" w:hAnsi="Times New Roman" w:eastAsia="Times New Roman" w:cs="Times New Roman"/>
+          <w:vertAlign w:val="subscript"/>
+        </w:rPr>
+        <w:t>4</w:t>
+      </w:r>
+      <w:r>
+        <w:rPr>
+          <w:rFonts w:ascii="Times New Roman" w:hAnsi="Times New Roman" w:eastAsia="Times New Roman" w:cs="Times New Roman"/>
+        </w:rPr>
+        <w:t>H</w:t>
+      </w:r>
+      <w:r>
+        <w:rPr>
+          <w:rFonts w:ascii="Times New Roman" w:hAnsi="Times New Roman" w:eastAsia="Times New Roman" w:cs="Times New Roman"/>
+          <w:vertAlign w:val="subscript"/>
+        </w:rPr>
+        <w:t>9</w:t>
+      </w:r>
+      <w:r>
+        <w:rPr>
+          <w:rFonts w:ascii="Times New Roman" w:hAnsi="Times New Roman" w:eastAsia="Times New Roman" w:cs="Times New Roman"/>
+        </w:rPr>
+        <w:t>COCl → +NaN</w:t>
+      </w:r>
+      <w:r>
+        <w:rPr>
+          <w:rFonts w:ascii="Times New Roman" w:hAnsi="Times New Roman" w:eastAsia="Times New Roman" w:cs="Times New Roman"/>
+          <w:vertAlign w:val="subscript"/>
+        </w:rPr>
+        <w:t>3</w:t>
+      </w:r>
+      <w:r>
+        <w:rPr>
+          <w:rFonts w:ascii="Times New Roman" w:hAnsi="Times New Roman" w:eastAsia="Times New Roman" w:cs="Times New Roman"/>
+        </w:rPr>
+        <w:t xml:space="preserve"> → C</w:t>
+      </w:r>
+      <w:r>
+        <w:rPr>
+          <w:rFonts w:ascii="Times New Roman" w:hAnsi="Times New Roman" w:eastAsia="Times New Roman" w:cs="Times New Roman"/>
+          <w:vertAlign w:val="subscript"/>
+        </w:rPr>
+        <w:t>4</w:t>
+      </w:r>
+      <w:r>
+        <w:rPr>
+          <w:rFonts w:ascii="Times New Roman" w:hAnsi="Times New Roman" w:eastAsia="Times New Roman" w:cs="Times New Roman"/>
+        </w:rPr>
+        <w:t>H</w:t>
+      </w:r>
+      <w:r>
+        <w:rPr>
+          <w:rFonts w:ascii="Times New Roman" w:hAnsi="Times New Roman" w:eastAsia="Times New Roman" w:cs="Times New Roman"/>
+          <w:vertAlign w:val="subscript"/>
+        </w:rPr>
+        <w:t>9</w:t>
+      </w:r>
+      <w:r>
+        <w:rPr>
+          <w:rFonts w:ascii="Times New Roman" w:hAnsi="Times New Roman" w:eastAsia="Times New Roman" w:cs="Times New Roman"/>
+        </w:rPr>
+        <w:t>CON</w:t>
+      </w:r>
+      <w:r>
+        <w:rPr>
+          <w:rFonts w:ascii="Times New Roman" w:hAnsi="Times New Roman" w:eastAsia="Times New Roman" w:cs="Times New Roman"/>
+          <w:vertAlign w:val="subscript"/>
+        </w:rPr>
+        <w:t>3</w:t>
+      </w:r>
+      <w:r>
+        <w:rPr>
+          <w:rFonts w:ascii="Times New Roman" w:hAnsi="Times New Roman" w:eastAsia="Times New Roman" w:cs="Times New Roman"/>
+        </w:rPr>
+        <w:t>。</w:t>
+      </w:r>
+      <w:r>
+        <w:rPr>
+          <w:rFonts w:ascii="Times New Roman" w:hAnsi="Times New Roman" w:eastAsia="Times New Roman" w:cs="Times New Roman"/>
+        </w:rPr>
+        <w:t xml:space="preserve"> </w:t>
+      </w:r>
+      <w:r>
+        <w:rPr>
+          <w:rFonts w:ascii="Times New Roman" w:hAnsi="Times New Roman" w:eastAsia="Times New Roman" w:cs="Times New Roman"/>
+        </w:rPr>
+        <w:t>C</w:t>
+      </w:r>
+      <w:r>
+        <w:rPr>
+          <w:rFonts w:ascii="Times New Roman" w:hAnsi="Times New Roman" w:eastAsia="Times New Roman" w:cs="Times New Roman"/>
+          <w:vertAlign w:val="subscript"/>
+        </w:rPr>
+        <w:t>4</w:t>
+      </w:r>
+      <w:r>
+        <w:rPr>
+          <w:rFonts w:ascii="Times New Roman" w:hAnsi="Times New Roman" w:eastAsia="Times New Roman" w:cs="Times New Roman"/>
+        </w:rPr>
+        <w:t>H</w:t>
+      </w:r>
+      <w:r>
+        <w:rPr>
+          <w:rFonts w:ascii="Times New Roman" w:hAnsi="Times New Roman" w:eastAsia="Times New Roman" w:cs="Times New Roman"/>
+          <w:vertAlign w:val="subscript"/>
+        </w:rPr>
+        <w:t>9</w:t>
+      </w:r>
+      <w:r>
+        <w:rPr>
+          <w:rFonts w:ascii="Times New Roman" w:hAnsi="Times New Roman" w:eastAsia="Times New Roman" w:cs="Times New Roman"/>
+        </w:rPr>
+        <w:t>CON</w:t>
+      </w:r>
+      <w:r>
+        <w:rPr>
+          <w:rFonts w:ascii="Times New Roman" w:hAnsi="Times New Roman" w:eastAsia="Times New Roman" w:cs="Times New Roman"/>
+          <w:vertAlign w:val="subscript"/>
+        </w:rPr>
+        <w:t>3</w:t>
+      </w:r>
+      <w:r>
+        <w:rPr>
+          <w:rFonts w:ascii="Times New Roman" w:hAnsi="Times New Roman" w:eastAsia="Times New Roman" w:cs="Times New Roman"/>
+        </w:rPr>
+        <w:t xml:space="preserve"> → </w:t>
+      </w:r>
+      <w:r>
+        <w:rPr>
+          <w:rFonts w:hint="eastAsia" w:ascii="Times New Roman" w:hAnsi="Times New Roman" w:eastAsia="Times New Roman" w:cs="Times New Roman"/>
+        </w:rPr>
+        <w:t xml:space="preserve">Δ（Curtius）→</w:t>
+      </w:r>
+      <w:r>
+        <w:rPr>
+          <w:rFonts w:ascii="Times New Roman" w:hAnsi="Times New Roman" w:eastAsia="Times New Roman" w:cs="Times New Roman"/>
+        </w:rPr>
+        <w:t xml:space="preserve"> C</w:t>
+      </w:r>
+      <w:r>
+        <w:rPr>
+          <w:rFonts w:ascii="Times New Roman" w:hAnsi="Times New Roman" w:eastAsia="Times New Roman" w:cs="Times New Roman"/>
+          <w:vertAlign w:val="subscript"/>
+        </w:rPr>
+        <w:t>4</w:t>
+      </w:r>
+      <w:r>
+        <w:rPr>
+          <w:rFonts w:ascii="Times New Roman" w:hAnsi="Times New Roman" w:eastAsia="Times New Roman" w:cs="Times New Roman"/>
+        </w:rPr>
+        <w:t>H</w:t>
+      </w:r>
+      <w:r>
+        <w:rPr>
+          <w:rFonts w:ascii="Times New Roman" w:hAnsi="Times New Roman" w:eastAsia="Times New Roman" w:cs="Times New Roman"/>
+          <w:vertAlign w:val="subscript"/>
+        </w:rPr>
+        <w:t>9</w:t>
+      </w:r>
+      <w:r>
+        <w:rPr>
+          <w:rFonts w:ascii="Times New Roman" w:hAnsi="Times New Roman" w:eastAsia="Times New Roman" w:cs="Times New Roman"/>
+        </w:rPr>
+        <w:t>N=C=O → H</w:t>
+      </w:r>
+      <w:r>
+        <w:rPr>
+          <w:rFonts w:ascii="Times New Roman" w:hAnsi="Times New Roman" w:eastAsia="Times New Roman" w:cs="Times New Roman"/>
+          <w:vertAlign w:val="subscript"/>
+        </w:rPr>
+        <w:t>2</w:t>
+      </w:r>
+      <w:r>
+        <w:rPr>
+          <w:rFonts w:ascii="Times New Roman" w:hAnsi="Times New Roman" w:eastAsia="Times New Roman" w:cs="Times New Roman"/>
+        </w:rPr>
+        <w:t>O → C</w:t>
+      </w:r>
+      <w:r>
+        <w:rPr>
+          <w:rFonts w:ascii="Times New Roman" w:hAnsi="Times New Roman" w:eastAsia="Times New Roman" w:cs="Times New Roman"/>
+          <w:vertAlign w:val="subscript"/>
+        </w:rPr>
+        <w:t>4</w:t>
+      </w:r>
+      <w:r>
+        <w:rPr>
+          <w:rFonts w:ascii="Times New Roman" w:hAnsi="Times New Roman" w:eastAsia="Times New Roman" w:cs="Times New Roman"/>
+        </w:rPr>
+        <w:t>H</w:t>
+      </w:r>
+      <w:r>
+        <w:rPr>
+          <w:rFonts w:ascii="Times New Roman" w:hAnsi="Times New Roman" w:eastAsia="Times New Roman" w:cs="Times New Roman"/>
+          <w:vertAlign w:val="subscript"/>
+        </w:rPr>
+        <w:t>9</w:t>
+      </w:r>
+      <w:r>
+        <w:rPr>
+          <w:rFonts w:ascii="Times New Roman" w:hAnsi="Times New Roman" w:eastAsia="Times New Roman" w:cs="Times New Roman"/>
+        </w:rPr>
+        <w:t>NH</w:t>
+      </w:r>
+      <w:r>
+        <w:rPr>
+          <w:rFonts w:ascii="Times New Roman" w:hAnsi="Times New Roman" w:eastAsia="Times New Roman" w:cs="Times New Roman"/>
+          <w:vertAlign w:val="subscript"/>
+        </w:rPr>
+        <w:t>2</w:t>
+      </w:r>
+      <w:r>
+        <w:rPr>
+          <w:rFonts w:ascii="Times New Roman" w:hAnsi="Times New Roman" w:eastAsia="Times New Roman" w:cs="Times New Roman"/>
+        </w:rPr>
+        <w:t xml:space="preserve"> + CO</w:t>
+      </w:r>
+      <w:r>
+        <w:rPr>
+          <w:rFonts w:ascii="Times New Roman" w:hAnsi="Times New Roman" w:eastAsia="Times New Roman" w:cs="Times New Roman"/>
+          <w:vertAlign w:val="subscript"/>
+        </w:rPr>
+        <w:t>2</w:t>
+      </w:r>
+      <w:r>
+        <w:rPr>
+          <w:rFonts w:ascii="Times New Roman" w:hAnsi="Times New Roman" w:eastAsia="Times New Roman" w:cs="Times New Roman"/>
+        </w:rPr>
+        <w:t>。</w:t>
+      </w:r>
+      <w:r>
+        <w:rPr>
+          <w:rFonts w:ascii="Times New Roman" w:hAnsi="Times New Roman" w:eastAsia="Times New Roman" w:cs="Times New Roman"/>
+        </w:rPr>
+        <w:t xml:space="preserve"> </w:t>
+      </w:r>
+      <w:r>
+        <w:rPr>
+          <w:rFonts w:ascii="Times New Roman" w:hAnsi="Times New Roman" w:eastAsia="Times New Roman" w:cs="Times New Roman"/>
+        </w:rPr>
+        <w:t xml:space="preserve">D = </w:t>
+      </w:r>
+      <w:r>
+        <w:rPr>
+          <w:rFonts w:hint="eastAsia" w:ascii="Times New Roman" w:hAnsi="Times New Roman" w:eastAsia="Times New Roman" w:cs="Times New Roman"/>
+        </w:rPr>
+        <w:t>C</w:t>
+      </w:r>
+      <w:r>
+        <w:rPr>
+          <w:rFonts w:hint="eastAsia" w:ascii="Times New Roman" w:hAnsi="Times New Roman" w:eastAsia="Times New Roman" w:cs="Times New Roman"/>
+          <w:vertAlign w:val="subscript"/>
+        </w:rPr>
+        <w:t>4</w:t>
+      </w:r>
+      <w:r>
+        <w:rPr>
+          <w:rFonts w:hint="eastAsia" w:ascii="Times New Roman" w:hAnsi="Times New Roman" w:eastAsia="Times New Roman" w:cs="Times New Roman"/>
+        </w:rPr>
+        <w:t>H</w:t>
+      </w:r>
+      <w:r>
+        <w:rPr>
+          <w:rFonts w:hint="eastAsia" w:ascii="Times New Roman" w:hAnsi="Times New Roman" w:eastAsia="Times New Roman" w:cs="Times New Roman"/>
+          <w:vertAlign w:val="subscript"/>
+        </w:rPr>
+        <w:t>9</w:t>
+      </w:r>
+      <w:r>
+        <w:rPr>
+          <w:rFonts w:hint="eastAsia" w:ascii="Times New Roman" w:hAnsi="Times New Roman" w:eastAsia="Times New Roman" w:cs="Times New Roman"/>
+        </w:rPr>
+        <w:t>NH</w:t>
+      </w:r>
+      <w:r>
+        <w:rPr>
+          <w:rFonts w:hint="eastAsia" w:ascii="Times New Roman" w:hAnsi="Times New Roman" w:eastAsia="Times New Roman" w:cs="Times New Roman"/>
+          <w:vertAlign w:val="subscript"/>
+        </w:rPr>
+        <w:t>2</w:t>
+      </w:r>
+      <w:r>
+        <w:rPr>
+          <w:rFonts w:hint="eastAsia" w:ascii="Times New Roman" w:hAnsi="Times New Roman" w:eastAsia="Times New Roman" w:cs="Times New Roman"/>
+        </w:rPr>
+        <w:t>（</w:t>
+      </w:r>
+      <w:r>
+        <w:rPr>
+          <w:rFonts w:hint="eastAsia" w:ascii="Times New Roman" w:hAnsi="Times New Roman" w:eastAsia="FangSong" w:cs="Times New Roman"/>
+        </w:rPr>
+        <w:t>正丁胺</w:t>
+      </w:r>
+      <w:r>
+        <w:rPr>
+          <w:rFonts w:hint="eastAsia" w:ascii="Times New Roman" w:hAnsi="Times New Roman" w:eastAsia="Times New Roman" w:cs="Times New Roman"/>
+        </w:rPr>
+        <w:t>/</w:t>
+      </w:r>
+      <w:r>
+        <w:rPr>
+          <w:rFonts w:hint="eastAsia" w:ascii="Times New Roman" w:hAnsi="Times New Roman" w:eastAsia="FangSong" w:cs="Times New Roman"/>
+        </w:rPr>
+        <w:t>异丁胺等</w:t>
       </w:r>
       <w:r>
         <w:rPr>
@@ -39659,25 +41905,13 @@
         <w:rPr>
           <w:rFonts w:hint="eastAsia" w:ascii="Times New Roman" w:hAnsi="Times New Roman" w:eastAsia="FangSong" w:cs="Times New Roman"/>
         </w:rPr>
-        <w:t>都属于协同</w:t>
-      </w:r>
-      <w:r>
-        <w:rPr>
-          <w:rFonts w:ascii="Times New Roman" w:hAnsi="Times New Roman" w:eastAsia="Times New Roman" w:cs="Times New Roman"/>
-        </w:rPr>
-        <w:t xml:space="preserve"> [3,3]-σ </w:t>
-      </w:r>
-      <w:r>
-        <w:rPr>
-          <w:rFonts w:hint="eastAsia" w:ascii="Times New Roman" w:hAnsi="Times New Roman" w:eastAsia="FangSong" w:cs="Times New Roman"/>
-        </w:rPr>
-        <w:t>迁移</w:t>
-      </w:r>
-      <w:r>
-        <w:rPr>
-          <w:rFonts w:hint="eastAsia" w:ascii="Times New Roman" w:hAnsi="Times New Roman" w:eastAsia="Times New Roman" w:cs="Times New Roman"/>
-        </w:rPr>
-        <w:t>。(B)</w:t>
+        <w:t>取决于戊酸异构</w:t>
+      </w:r>
+      <w:r>
+        <w:rPr>
+          <w:rFonts w:hint="eastAsia" w:ascii="Times New Roman" w:hAnsi="Times New Roman" w:eastAsia="Times New Roman" w:cs="Times New Roman"/>
+        </w:rPr>
+        <w:t>）。</w:t>
       </w:r>
       <w:r>
         <w:rPr>
@@ -39689,99 +41923,132 @@
         <w:rPr>
           <w:rFonts w:hint="eastAsia" w:ascii="Times New Roman" w:hAnsi="Times New Roman" w:eastAsia="FangSong" w:cs="Times New Roman"/>
         </w:rPr>
-        <w:t xml:space="preserve">是</w:t>
-      </w:r>
-      <w:r>
-        <w:rPr>
-          <w:rFonts w:ascii="Times New Roman" w:hAnsi="Times New Roman" w:eastAsia="Times New Roman" w:cs="Times New Roman"/>
-        </w:rPr>
-        <w:t xml:space="preserve"> </w:t>
-      </w:r>
-      <w:r>
-        <w:rPr>
-          <w:rFonts w:hint="eastAsia" w:ascii="Times New Roman" w:hAnsi="Times New Roman" w:eastAsia="Times New Roman" w:cs="Times New Roman"/>
-        </w:rPr>
-        <w:t>Favorskii（</w:t>
-      </w:r>
-      <w:r>
-        <w:rPr>
-          <w:rFonts w:hint="eastAsia" w:ascii="Times New Roman" w:hAnsi="Times New Roman" w:eastAsia="FangSong" w:cs="Times New Roman"/>
-        </w:rPr>
-        <w:t>离子型</w:t>
-      </w:r>
-      <w:r>
-        <w:rPr>
-          <w:rFonts w:hint="eastAsia" w:ascii="Times New Roman" w:hAnsi="Times New Roman" w:eastAsia="Times New Roman" w:cs="Times New Roman"/>
-        </w:rPr>
-        <w:t>），(C)</w:t>
-      </w:r>
-      <w:r>
-        <w:rPr>
-          <w:rFonts w:ascii="Times New Roman" w:hAnsi="Times New Roman" w:eastAsia="Times New Roman" w:cs="Times New Roman"/>
-        </w:rPr>
-        <w:t xml:space="preserve"> </w:t>
-      </w:r>
-      <w:r>
-        <w:rPr>
-          <w:rFonts w:hint="eastAsia" w:ascii="Times New Roman" w:hAnsi="Times New Roman" w:eastAsia="FangSong" w:cs="Times New Roman"/>
-        </w:rPr>
-        <w:t xml:space="preserve">是</w:t>
-      </w:r>
-      <w:r>
-        <w:rPr>
-          <w:rFonts w:ascii="Times New Roman" w:hAnsi="Times New Roman" w:eastAsia="Times New Roman" w:cs="Times New Roman"/>
-        </w:rPr>
-        <w:t xml:space="preserve"> </w:t>
-      </w:r>
-      <w:r>
-        <w:rPr>
-          <w:rFonts w:hint="eastAsia" w:ascii="Times New Roman" w:hAnsi="Times New Roman" w:eastAsia="Times New Roman" w:cs="Times New Roman"/>
-        </w:rPr>
-        <w:t>Beckmann（</w:t>
-      </w:r>
-      <w:r>
-        <w:rPr>
-          <w:rFonts w:hint="eastAsia" w:ascii="Times New Roman" w:hAnsi="Times New Roman" w:eastAsia="FangSong" w:cs="Times New Roman"/>
-        </w:rPr>
-        <w:t>离子型</w:t>
-      </w:r>
-      <w:r>
-        <w:rPr>
-          <w:rFonts w:hint="eastAsia" w:ascii="Times New Roman" w:hAnsi="Times New Roman" w:eastAsia="Times New Roman" w:cs="Times New Roman"/>
-        </w:rPr>
-        <w:t>）。</w:t>
+        <w:t xml:space="preserve">经典</w:t>
+      </w:r>
+      <w:r>
+        <w:rPr>
+          <w:rFonts w:ascii="Times New Roman" w:hAnsi="Times New Roman" w:eastAsia="Times New Roman" w:cs="Times New Roman"/>
+        </w:rPr>
+        <w:t xml:space="preserve"> Curtius </w:t>
+      </w:r>
+      <w:r>
+        <w:rPr>
+          <w:rFonts w:hint="eastAsia" w:ascii="Times New Roman" w:hAnsi="Times New Roman" w:eastAsia="FangSong" w:cs="Times New Roman"/>
+        </w:rPr>
+        <w:t>链</w:t>
+      </w:r>
+      <w:r>
+        <w:rPr>
+          <w:rFonts w:hint="eastAsia" w:ascii="Times New Roman" w:hAnsi="Times New Roman" w:eastAsia="Times New Roman" w:cs="Times New Roman"/>
+        </w:rPr>
+        <w:t>：</w:t>
+      </w:r>
+      <w:r>
+        <w:rPr>
+          <w:rFonts w:hint="eastAsia" w:ascii="Times New Roman" w:hAnsi="Times New Roman" w:eastAsia="FangSong" w:cs="Times New Roman"/>
+          <w:b/>
+          <w:bCs/>
+        </w:rPr>
+        <w:t xml:space="preserve">羧酸</w:t>
+      </w:r>
+      <w:r>
+        <w:rPr>
+          <w:rFonts w:ascii="Times New Roman" w:hAnsi="Times New Roman" w:eastAsia="Times New Roman" w:cs="Times New Roman"/>
+          <w:b/>
+          <w:bCs/>
+        </w:rPr>
+        <w:t xml:space="preserve"> → </w:t>
+      </w:r>
+      <w:r>
+        <w:rPr>
+          <w:rFonts w:hint="eastAsia" w:ascii="Times New Roman" w:hAnsi="Times New Roman" w:eastAsia="FangSong" w:cs="Times New Roman"/>
+          <w:b/>
+          <w:bCs/>
+        </w:rPr>
+        <w:t xml:space="preserve">酰氯</w:t>
+      </w:r>
+      <w:r>
+        <w:rPr>
+          <w:rFonts w:ascii="Times New Roman" w:hAnsi="Times New Roman" w:eastAsia="Times New Roman" w:cs="Times New Roman"/>
+          <w:b/>
+          <w:bCs/>
+        </w:rPr>
+        <w:t xml:space="preserve"> → </w:t>
+      </w:r>
+      <w:r>
+        <w:rPr>
+          <w:rFonts w:hint="eastAsia" w:ascii="Times New Roman" w:hAnsi="Times New Roman" w:eastAsia="FangSong" w:cs="Times New Roman"/>
+          <w:b/>
+          <w:bCs/>
+        </w:rPr>
+        <w:t xml:space="preserve">酰基叠氮</w:t>
+      </w:r>
+      <w:r>
+        <w:rPr>
+          <w:rFonts w:ascii="Times New Roman" w:hAnsi="Times New Roman" w:eastAsia="Times New Roman" w:cs="Times New Roman"/>
+          <w:b/>
+          <w:bCs/>
+        </w:rPr>
+        <w:t xml:space="preserve"> → </w:t>
+      </w:r>
+      <w:r>
+        <w:rPr>
+          <w:rFonts w:hint="eastAsia" w:ascii="Times New Roman" w:hAnsi="Times New Roman" w:eastAsia="FangSong" w:cs="Times New Roman"/>
+          <w:b/>
+          <w:bCs/>
+        </w:rPr>
+        <w:t xml:space="preserve">异氰酸酯</w:t>
+      </w:r>
+      <w:r>
+        <w:rPr>
+          <w:rFonts w:ascii="Times New Roman" w:hAnsi="Times New Roman" w:eastAsia="Times New Roman" w:cs="Times New Roman"/>
+          <w:b/>
+          <w:bCs/>
+        </w:rPr>
+        <w:t xml:space="preserve"> → </w:t>
+      </w:r>
+      <w:r>
+        <w:rPr>
+          <w:rFonts w:hint="eastAsia" w:ascii="Times New Roman" w:hAnsi="Times New Roman" w:eastAsia="FangSong" w:cs="Times New Roman"/>
+          <w:b/>
+          <w:bCs/>
+        </w:rPr>
+        <w:t>少一</w:t>
+      </w:r>
+      <w:r>
+        <w:rPr>
+          <w:rFonts w:hint="eastAsia" w:ascii="Times New Roman" w:hAnsi="Times New Roman" w:eastAsia="Times New Roman" w:cs="Times New Roman"/>
+          <w:b/>
+          <w:bCs/>
+        </w:rPr>
+        <w:t>C</w:t>
+      </w:r>
+      <w:r>
+        <w:rPr>
+          <w:rFonts w:hint="eastAsia" w:ascii="Times New Roman" w:hAnsi="Times New Roman" w:eastAsia="FangSong" w:cs="Times New Roman"/>
+          <w:b/>
+          <w:bCs/>
+        </w:rPr>
+        <w:t>的胺</w:t>
+      </w:r>
+      <w:r>
+        <w:rPr>
+          <w:rFonts w:ascii="Times New Roman" w:hAnsi="Times New Roman" w:eastAsia="Times New Roman" w:cs="Times New Roman"/>
+        </w:rPr>
+        <w:t xml:space="preserve">。</w:t>
       </w:r>
     </w:p>
     <w:p>
       <w:pPr>
-        <w:numPr>
-          <w:ilvl w:val="0"/>
-          <w:numId w:val="1039"/>
-        </w:numPr>
+        <w:pStyle w:val="BodyText"/>
       </w:pPr>
       <w:r>
         <w:rPr>
-          <w:rFonts w:hint="eastAsia" w:ascii="Times New Roman" w:hAnsi="Times New Roman" w:eastAsia="FangSong" w:cs="Times New Roman"/>
-        </w:rPr>
-        <w:t>反应</w:t>
-      </w:r>
-      <w:r>
-        <w:rPr>
-          <w:rFonts w:hint="eastAsia" w:ascii="Times New Roman" w:hAnsi="Times New Roman" w:eastAsia="Times New Roman" w:cs="Times New Roman"/>
-        </w:rPr>
-        <w:t>1（E-</w:t>
-      </w:r>
-      <w:r>
-        <w:rPr>
-          <w:rFonts w:hint="eastAsia" w:ascii="Times New Roman" w:hAnsi="Times New Roman" w:eastAsia="FangSong" w:cs="Times New Roman"/>
-        </w:rPr>
-        <w:t>苯乙酮肟</w:t>
-      </w:r>
-      <w:r>
-        <w:rPr>
-          <w:rFonts w:hint="eastAsia" w:ascii="Times New Roman" w:hAnsi="Times New Roman" w:eastAsia="Times New Roman" w:cs="Times New Roman"/>
-        </w:rPr>
-        <w:t>）：Ph</w:t>
+          <w:rFonts w:ascii="Times New Roman" w:hAnsi="Times New Roman" w:eastAsia="Times New Roman" w:cs="Times New Roman"/>
+          <w:b/>
+          <w:bCs/>
+        </w:rPr>
+        <w:t xml:space="preserve">8.</w:t>
       </w:r>
       <w:r>
         <w:rPr>
@@ -39793,61 +42060,7 @@
         <w:rPr>
           <w:rFonts w:hint="eastAsia" w:ascii="Times New Roman" w:hAnsi="Times New Roman" w:eastAsia="FangSong" w:cs="Times New Roman"/>
         </w:rPr>
-        <w:t xml:space="preserve">与</w:t>
-      </w:r>
-      <w:r>
-        <w:rPr>
-          <w:rFonts w:ascii="Times New Roman" w:hAnsi="Times New Roman" w:eastAsia="Times New Roman" w:cs="Times New Roman"/>
-        </w:rPr>
-        <w:t xml:space="preserve"> OH </w:t>
-      </w:r>
-      <w:r>
-        <w:rPr>
-          <w:rFonts w:hint="eastAsia" w:ascii="Times New Roman" w:hAnsi="Times New Roman" w:eastAsia="FangSong" w:cs="Times New Roman"/>
-        </w:rPr>
-        <w:t xml:space="preserve">反式</w:t>
-      </w:r>
-      <w:r>
-        <w:rPr>
-          <w:rFonts w:ascii="Times New Roman" w:hAnsi="Times New Roman" w:eastAsia="Times New Roman" w:cs="Times New Roman"/>
-        </w:rPr>
-        <w:t xml:space="preserve"> → Ph </w:t>
-      </w:r>
-      <w:r>
-        <w:rPr>
-          <w:rFonts w:hint="eastAsia" w:ascii="Times New Roman" w:hAnsi="Times New Roman" w:eastAsia="FangSong" w:cs="Times New Roman"/>
-        </w:rPr>
-        <w:t xml:space="preserve">迁移</w:t>
-      </w:r>
-      <w:r>
-        <w:rPr>
-          <w:rFonts w:ascii="Times New Roman" w:hAnsi="Times New Roman" w:eastAsia="Times New Roman" w:cs="Times New Roman"/>
-        </w:rPr>
-        <w:t xml:space="preserve"> → </w:t>
-      </w:r>
-      <w:r>
-        <w:rPr>
-          <w:rFonts w:hint="eastAsia" w:ascii="Times New Roman" w:hAnsi="Times New Roman" w:eastAsia="Times New Roman" w:cs="Times New Roman"/>
-        </w:rPr>
-        <w:t>N-</w:t>
-      </w:r>
-      <w:r>
-        <w:rPr>
-          <w:rFonts w:hint="eastAsia" w:ascii="Times New Roman" w:hAnsi="Times New Roman" w:eastAsia="FangSong" w:cs="Times New Roman"/>
-        </w:rPr>
-        <w:t>甲基苯甲酰胺</w:t>
-      </w:r>
-      <w:r>
-        <w:rPr>
-          <w:rFonts w:hint="eastAsia" w:ascii="Times New Roman" w:hAnsi="Times New Roman" w:eastAsia="Times New Roman" w:cs="Times New Roman"/>
-        </w:rPr>
-        <w:t>（PhCONHMe）。</w:t>
-      </w:r>
-      <w:r>
-        <w:rPr>
-          <w:rFonts w:hint="eastAsia" w:ascii="Times New Roman" w:hAnsi="Times New Roman" w:eastAsia="FangSong" w:cs="Times New Roman"/>
-        </w:rPr>
-        <w:t>迁移规则</w:t>
+        <w:t>反驳论点</w:t>
       </w:r>
       <w:r>
         <w:rPr>
@@ -39857,11 +42070,127 @@
       </w:r>
       <w:r>
         <w:rPr>
-          <w:rFonts w:hint="eastAsia" w:ascii="Times New Roman" w:hAnsi="Times New Roman" w:eastAsia="FangSong" w:cs="Times New Roman"/>
-          <w:b/>
-          <w:bCs/>
-        </w:rPr>
-        <w:t xml:space="preserve">反式迁移</w:t>
+          <w:rFonts w:ascii="Times New Roman" w:hAnsi="Times New Roman" w:eastAsia="Times New Roman" w:cs="Times New Roman"/>
+        </w:rPr>
+        <w:t xml:space="preserve"> </w:t>
+      </w:r>
+      <w:r>
+        <w:rPr>
+          <w:rFonts w:ascii="Times New Roman" w:hAnsi="Times New Roman" w:eastAsia="Times New Roman" w:cs="Times New Roman"/>
+        </w:rPr>
+        <w:t xml:space="preserve">(1)</w:t>
+      </w:r>
+      <w:r>
+        <w:rPr>
+          <w:rFonts w:ascii="Times New Roman" w:hAnsi="Times New Roman" w:eastAsia="Times New Roman" w:cs="Times New Roman"/>
+        </w:rPr>
+        <w:t xml:space="preserve"> </w:t>
+      </w:r>
+      <w:r>
+        <w:rPr>
+          <w:rFonts w:hint="eastAsia" w:ascii="Times New Roman" w:hAnsi="Times New Roman" w:eastAsia="FangSong" w:cs="Times New Roman"/>
+          <w:b/>
+          <w:bCs/>
+        </w:rPr>
+        <w:t xml:space="preserve">动力学证据</w:t>
+      </w:r>
+      <w:r>
+        <w:rPr>
+          <w:rFonts w:hint="eastAsia" w:ascii="Times New Roman" w:hAnsi="Times New Roman" w:eastAsia="Times New Roman" w:cs="Times New Roman"/>
+        </w:rPr>
+        <w:t xml:space="preserve">：Claisen</w:t>
+      </w:r>
+      <w:r>
+        <w:rPr>
+          <w:rFonts w:ascii="Times New Roman" w:hAnsi="Times New Roman" w:eastAsia="Times New Roman" w:cs="Times New Roman"/>
+        </w:rPr>
+        <w:t xml:space="preserve"> </w:t>
+      </w:r>
+      <w:r>
+        <w:rPr>
+          <w:rFonts w:hint="eastAsia" w:ascii="Times New Roman" w:hAnsi="Times New Roman" w:eastAsia="FangSong" w:cs="Times New Roman"/>
+        </w:rPr>
+        <w:t>重排的速率对浓度依赖为一级</w:t>
+      </w:r>
+      <w:r>
+        <w:rPr>
+          <w:rFonts w:hint="eastAsia" w:ascii="Times New Roman" w:hAnsi="Times New Roman" w:eastAsia="Times New Roman" w:cs="Times New Roman"/>
+        </w:rPr>
+        <w:t>，</w:t>
+      </w:r>
+      <w:r>
+        <w:rPr>
+          <w:rFonts w:hint="eastAsia" w:ascii="Times New Roman" w:hAnsi="Times New Roman" w:eastAsia="FangSong" w:cs="Times New Roman"/>
+        </w:rPr>
+        <w:t>不随溶剂极性显著变化</w:t>
+      </w:r>
+      <w:r>
+        <w:rPr>
+          <w:rFonts w:hint="eastAsia" w:ascii="Times New Roman" w:hAnsi="Times New Roman" w:eastAsia="Times New Roman" w:cs="Times New Roman"/>
+        </w:rPr>
+        <w:t>，</w:t>
+      </w:r>
+      <w:r>
+        <w:rPr>
+          <w:rFonts w:hint="eastAsia" w:ascii="Times New Roman" w:hAnsi="Times New Roman" w:eastAsia="FangSong" w:cs="Times New Roman"/>
+        </w:rPr>
+        <w:t>不符合离子机理特征</w:t>
+      </w:r>
+      <w:r>
+        <w:rPr>
+          <w:rFonts w:hint="eastAsia" w:ascii="Times New Roman" w:hAnsi="Times New Roman" w:eastAsia="Times New Roman" w:cs="Times New Roman"/>
+        </w:rPr>
+        <w:t>。</w:t>
+      </w:r>
+      <w:r>
+        <w:rPr>
+          <w:rFonts w:ascii="Times New Roman" w:hAnsi="Times New Roman" w:eastAsia="Times New Roman" w:cs="Times New Roman"/>
+        </w:rPr>
+        <w:t xml:space="preserve"> </w:t>
+      </w:r>
+      <w:r>
+        <w:rPr>
+          <w:rFonts w:ascii="Times New Roman" w:hAnsi="Times New Roman" w:eastAsia="Times New Roman" w:cs="Times New Roman"/>
+        </w:rPr>
+        <w:t xml:space="preserve">(2)</w:t>
+      </w:r>
+      <w:r>
+        <w:rPr>
+          <w:rFonts w:ascii="Times New Roman" w:hAnsi="Times New Roman" w:eastAsia="Times New Roman" w:cs="Times New Roman"/>
+        </w:rPr>
+        <w:t xml:space="preserve"> </w:t>
+      </w:r>
+      <w:r>
+        <w:rPr>
+          <w:rFonts w:hint="eastAsia" w:ascii="Times New Roman" w:hAnsi="Times New Roman" w:eastAsia="FangSong" w:cs="Times New Roman"/>
+          <w:b/>
+          <w:bCs/>
+        </w:rPr>
+        <w:t xml:space="preserve">立体化学证据</w:t>
+      </w:r>
+      <w:r>
+        <w:rPr>
+          <w:rFonts w:hint="eastAsia" w:ascii="Times New Roman" w:hAnsi="Times New Roman" w:eastAsia="Times New Roman" w:cs="Times New Roman"/>
+        </w:rPr>
+        <w:t>：</w:t>
+      </w:r>
+      <w:r>
+        <w:rPr>
+          <w:rFonts w:hint="eastAsia" w:ascii="Times New Roman" w:hAnsi="Times New Roman" w:eastAsia="FangSong" w:cs="Times New Roman"/>
+        </w:rPr>
+        <w:t>手性底物的立体化学信息完整转移到产物</w:t>
+      </w:r>
+      <w:r>
+        <w:rPr>
+          <w:rFonts w:hint="eastAsia" w:ascii="Times New Roman" w:hAnsi="Times New Roman" w:eastAsia="Times New Roman" w:cs="Times New Roman"/>
+        </w:rPr>
+        <w:t>——</w:t>
+      </w:r>
+      <w:r>
+        <w:rPr>
+          <w:rFonts w:hint="eastAsia" w:ascii="Times New Roman" w:hAnsi="Times New Roman" w:eastAsia="FangSong" w:cs="Times New Roman"/>
+        </w:rPr>
+        <w:t>如果走碳正离子</w:t>
       </w:r>
       <w:r>
         <w:rPr>
@@ -39873,13 +42202,7 @@
         <w:rPr>
           <w:rFonts w:hint="eastAsia" w:ascii="Times New Roman" w:hAnsi="Times New Roman" w:eastAsia="FangSong" w:cs="Times New Roman"/>
         </w:rPr>
-        <w:t>构型控制</w:t>
-      </w:r>
-      <w:r>
-        <w:rPr>
-          <w:rFonts w:hint="eastAsia" w:ascii="Times New Roman" w:hAnsi="Times New Roman" w:eastAsia="Times New Roman" w:cs="Times New Roman"/>
-        </w:rPr>
-        <w:t>）。</w:t>
+        <w:t>平面</w:t>
       </w:r>
       <w:r>
         <w:rPr>
@@ -39889,33 +42212,34 @@
       </w:r>
       <w:r>
         <w:rPr>
-          <w:rFonts w:hint="eastAsia" w:ascii="Times New Roman" w:hAnsi="Times New Roman" w:eastAsia="FangSong" w:cs="Times New Roman"/>
-        </w:rPr>
-        <w:t>反应</w:t>
-      </w:r>
-      <w:r>
-        <w:rPr>
-          <w:rFonts w:hint="eastAsia" w:ascii="Times New Roman" w:hAnsi="Times New Roman" w:eastAsia="Times New Roman" w:cs="Times New Roman"/>
-        </w:rPr>
-        <w:t>2（</w:t>
-      </w:r>
-      <w:r>
-        <w:rPr>
-          <w:rFonts w:hint="eastAsia" w:ascii="Times New Roman" w:hAnsi="Times New Roman" w:eastAsia="FangSong" w:cs="Times New Roman"/>
-        </w:rPr>
-        <w:t>苯乙酮</w:t>
-      </w:r>
-      <w:r>
-        <w:rPr>
-          <w:rFonts w:ascii="Times New Roman" w:hAnsi="Times New Roman" w:eastAsia="Times New Roman" w:cs="Times New Roman"/>
-        </w:rPr>
-        <w:t xml:space="preserve"> + </w:t>
-      </w:r>
-      <w:r>
-        <w:rPr>
-          <w:rFonts w:hint="eastAsia" w:ascii="Times New Roman" w:hAnsi="Times New Roman" w:eastAsia="Times New Roman" w:cs="Times New Roman"/>
-        </w:rPr>
-        <w:t xml:space="preserve">mCPBA）：B-V</w:t>
+          <w:rFonts w:hint="eastAsia" w:ascii="Times New Roman" w:hAnsi="Times New Roman" w:eastAsia="Times New Roman" w:cs="Times New Roman"/>
+        </w:rPr>
+        <w:t>sp</w:t>
+      </w:r>
+      <w:r>
+        <w:rPr>
+          <w:rFonts w:hint="eastAsia" w:ascii="Times New Roman" w:hAnsi="Times New Roman" w:eastAsia="Times New Roman" w:cs="Times New Roman"/>
+          <w:vertAlign w:val="superscript"/>
+        </w:rPr>
+        <w:t>2</w:t>
+      </w:r>
+      <w:r>
+        <w:rPr>
+          <w:rFonts w:hint="eastAsia" w:ascii="Times New Roman" w:hAnsi="Times New Roman" w:eastAsia="Times New Roman" w:cs="Times New Roman"/>
+        </w:rPr>
+        <w:t>），</w:t>
+      </w:r>
+      <w:r>
+        <w:rPr>
+          <w:rFonts w:hint="eastAsia" w:ascii="Times New Roman" w:hAnsi="Times New Roman" w:eastAsia="FangSong" w:cs="Times New Roman"/>
+        </w:rPr>
+        <w:t>会外消旋化</w:t>
+      </w:r>
+      <w:r>
+        <w:rPr>
+          <w:rFonts w:hint="eastAsia" w:ascii="Times New Roman" w:hAnsi="Times New Roman" w:eastAsia="Times New Roman" w:cs="Times New Roman"/>
+        </w:rPr>
+        <w:t>。</w:t>
       </w:r>
       <w:r>
         <w:rPr>
@@ -39925,9 +42249,9 @@
       </w:r>
       <w:r>
         <w:rPr>
-          <w:rFonts w:hint="eastAsia" w:ascii="Times New Roman" w:hAnsi="Times New Roman" w:eastAsia="FangSong" w:cs="Times New Roman"/>
-        </w:rPr>
-        <w:t xml:space="preserve">迁移能力排序中</w:t>
+          <w:rFonts w:ascii="Times New Roman" w:hAnsi="Times New Roman" w:eastAsia="Times New Roman" w:cs="Times New Roman"/>
+        </w:rPr>
+        <w:t xml:space="preserve">(3)</w:t>
       </w:r>
       <w:r>
         <w:rPr>
@@ -39941,23 +42265,85 @@
           <w:b/>
           <w:bCs/>
         </w:rPr>
-        <w:t xml:space="preserve">苯基</w:t>
-      </w:r>
-      <w:r>
-        <w:rPr>
-          <w:rFonts w:ascii="Times New Roman" w:hAnsi="Times New Roman" w:eastAsia="Times New Roman" w:cs="Times New Roman"/>
-          <w:b/>
-          <w:bCs/>
-        </w:rPr>
-        <w:t xml:space="preserve"> &gt; </w:t>
-      </w:r>
-      <w:r>
-        <w:rPr>
-          <w:rFonts w:hint="eastAsia" w:ascii="Times New Roman" w:hAnsi="Times New Roman" w:eastAsia="FangSong" w:cs="Times New Roman"/>
-          <w:b/>
-          <w:bCs/>
-        </w:rPr>
-        <w:t xml:space="preserve">甲基</w:t>
+        <w:t xml:space="preserve">无重排副产物</w:t>
+      </w:r>
+      <w:r>
+        <w:rPr>
+          <w:rFonts w:hint="eastAsia" w:ascii="Times New Roman" w:hAnsi="Times New Roman" w:eastAsia="Times New Roman" w:cs="Times New Roman"/>
+        </w:rPr>
+        <w:t>：</w:t>
+      </w:r>
+      <w:r>
+        <w:rPr>
+          <w:rFonts w:hint="eastAsia" w:ascii="Times New Roman" w:hAnsi="Times New Roman" w:eastAsia="FangSong" w:cs="Times New Roman"/>
+        </w:rPr>
+        <w:t>如果生成自由碳正离子</w:t>
+      </w:r>
+      <w:r>
+        <w:rPr>
+          <w:rFonts w:hint="eastAsia" w:ascii="Times New Roman" w:hAnsi="Times New Roman" w:eastAsia="Times New Roman" w:cs="Times New Roman"/>
+        </w:rPr>
+        <w:t>，</w:t>
+      </w:r>
+      <w:r>
+        <w:rPr>
+          <w:rFonts w:hint="eastAsia" w:ascii="Times New Roman" w:hAnsi="Times New Roman" w:eastAsia="FangSong" w:cs="Times New Roman"/>
+        </w:rPr>
+        <w:t>应观察到</w:t>
+      </w:r>
+      <w:r>
+        <w:rPr>
+          <w:rFonts w:ascii="Times New Roman" w:hAnsi="Times New Roman" w:eastAsia="Times New Roman" w:cs="Times New Roman"/>
+        </w:rPr>
+        <w:t xml:space="preserve"> Wagner-Meerwein </w:t>
+      </w:r>
+      <w:r>
+        <w:rPr>
+          <w:rFonts w:hint="eastAsia" w:ascii="Times New Roman" w:hAnsi="Times New Roman" w:eastAsia="FangSong" w:cs="Times New Roman"/>
+        </w:rPr>
+        <w:t>类重排副产物</w:t>
+      </w:r>
+      <w:r>
+        <w:rPr>
+          <w:rFonts w:hint="eastAsia" w:ascii="Times New Roman" w:hAnsi="Times New Roman" w:eastAsia="Times New Roman" w:cs="Times New Roman"/>
+        </w:rPr>
+        <w:t>，</w:t>
+      </w:r>
+      <w:r>
+        <w:rPr>
+          <w:rFonts w:hint="eastAsia" w:ascii="Times New Roman" w:hAnsi="Times New Roman" w:eastAsia="FangSong" w:cs="Times New Roman"/>
+        </w:rPr>
+        <w:t>但</w:t>
+      </w:r>
+      <w:r>
+        <w:rPr>
+          <w:rFonts w:ascii="Times New Roman" w:hAnsi="Times New Roman" w:eastAsia="Times New Roman" w:cs="Times New Roman"/>
+        </w:rPr>
+        <w:t xml:space="preserve"> Claisen </w:t>
+      </w:r>
+      <w:r>
+        <w:rPr>
+          <w:rFonts w:hint="eastAsia" w:ascii="Times New Roman" w:hAnsi="Times New Roman" w:eastAsia="FangSong" w:cs="Times New Roman"/>
+        </w:rPr>
+        <w:t xml:space="preserve">高选择性地仅得</w:t>
+      </w:r>
+      <w:r>
+        <w:rPr>
+          <w:rFonts w:ascii="Times New Roman" w:hAnsi="Times New Roman" w:eastAsia="Times New Roman" w:cs="Times New Roman"/>
+        </w:rPr>
+        <w:t xml:space="preserve"> [3,3] </w:t>
+      </w:r>
+      <w:r>
+        <w:rPr>
+          <w:rFonts w:hint="eastAsia" w:ascii="Times New Roman" w:hAnsi="Times New Roman" w:eastAsia="FangSong" w:cs="Times New Roman"/>
+        </w:rPr>
+        <w:t>产物</w:t>
+      </w:r>
+      <w:r>
+        <w:rPr>
+          <w:rFonts w:hint="eastAsia" w:ascii="Times New Roman" w:hAnsi="Times New Roman" w:eastAsia="Times New Roman" w:cs="Times New Roman"/>
+        </w:rPr>
+        <w:t>。</w:t>
       </w:r>
       <w:r>
         <w:rPr>
@@ -39969,49 +42355,7 @@
         <w:rPr>
           <w:rFonts w:ascii="Times New Roman" w:hAnsi="Times New Roman" w:eastAsia="Times New Roman" w:cs="Times New Roman"/>
         </w:rPr>
-        <w:t xml:space="preserve">→ Ph </w:t>
-      </w:r>
-      <w:r>
-        <w:rPr>
-          <w:rFonts w:hint="eastAsia" w:ascii="Times New Roman" w:hAnsi="Times New Roman" w:eastAsia="FangSong" w:cs="Times New Roman"/>
-        </w:rPr>
-        <w:t xml:space="preserve">优先迁移</w:t>
-      </w:r>
-      <w:r>
-        <w:rPr>
-          <w:rFonts w:ascii="Times New Roman" w:hAnsi="Times New Roman" w:eastAsia="Times New Roman" w:cs="Times New Roman"/>
-        </w:rPr>
-        <w:t xml:space="preserve"> → </w:t>
-      </w:r>
-      <w:r>
-        <w:rPr>
-          <w:rFonts w:hint="eastAsia" w:ascii="Times New Roman" w:hAnsi="Times New Roman" w:eastAsia="FangSong" w:cs="Times New Roman"/>
-        </w:rPr>
-        <w:t xml:space="preserve">氧插入</w:t>
-      </w:r>
-      <w:r>
-        <w:rPr>
-          <w:rFonts w:ascii="Times New Roman" w:hAnsi="Times New Roman" w:eastAsia="Times New Roman" w:cs="Times New Roman"/>
-        </w:rPr>
-        <w:t xml:space="preserve"> Ph </w:t>
-      </w:r>
-      <w:r>
-        <w:rPr>
-          <w:rFonts w:hint="eastAsia" w:ascii="Times New Roman" w:hAnsi="Times New Roman" w:eastAsia="FangSong" w:cs="Times New Roman"/>
-        </w:rPr>
-        <w:t xml:space="preserve">与羰基之间</w:t>
-      </w:r>
-      <w:r>
-        <w:rPr>
-          <w:rFonts w:ascii="Times New Roman" w:hAnsi="Times New Roman" w:eastAsia="Times New Roman" w:cs="Times New Roman"/>
-        </w:rPr>
-        <w:t xml:space="preserve"> → </w:t>
-      </w:r>
-      <w:r>
-        <w:rPr>
-          <w:rFonts w:hint="eastAsia" w:ascii="Times New Roman" w:hAnsi="Times New Roman" w:eastAsia="FangSong" w:cs="Times New Roman"/>
-        </w:rPr>
-        <w:t xml:space="preserve">产物</w:t>
+        <w:t xml:space="preserve">(4)</w:t>
       </w:r>
       <w:r>
         <w:rPr>
@@ -40021,93 +42365,17 @@
       </w:r>
       <w:r>
         <w:rPr>
-          <w:rFonts w:hint="eastAsia" w:ascii="Times New Roman" w:hAnsi="Times New Roman" w:eastAsia="Times New Roman" w:cs="Times New Roman"/>
-          <w:b/>
-          <w:bCs/>
-        </w:rPr>
-        <w:t>CH</w:t>
-      </w:r>
-      <w:r>
-        <w:rPr>
-          <w:rFonts w:hint="eastAsia" w:ascii="Times New Roman" w:hAnsi="Times New Roman" w:eastAsia="Times New Roman" w:cs="Times New Roman"/>
-          <w:b/>
-          <w:bCs/>
-          <w:vertAlign w:val="subscript"/>
-        </w:rPr>
-        <w:t>3</w:t>
-      </w:r>
-      <w:r>
-        <w:rPr>
-          <w:rFonts w:hint="eastAsia" w:ascii="Times New Roman" w:hAnsi="Times New Roman" w:eastAsia="Times New Roman" w:cs="Times New Roman"/>
-          <w:b/>
-          <w:bCs/>
-        </w:rPr>
-        <w:t>-CO-OPh（</w:t>
-      </w:r>
-      <w:r>
-        <w:rPr>
-          <w:rFonts w:hint="eastAsia" w:ascii="Times New Roman" w:hAnsi="Times New Roman" w:eastAsia="FangSong" w:cs="Times New Roman"/>
-          <w:b/>
-          <w:bCs/>
-        </w:rPr>
-        <w:t>乙酸苯酯</w:t>
-      </w:r>
-      <w:r>
-        <w:rPr>
-          <w:rFonts w:hint="eastAsia" w:ascii="Times New Roman" w:hAnsi="Times New Roman" w:eastAsia="Times New Roman" w:cs="Times New Roman"/>
-          <w:b/>
-          <w:bCs/>
-        </w:rPr>
-        <w:t>）</w:t>
-      </w:r>
-      <w:r>
-        <w:rPr>
-          <w:rFonts w:hint="eastAsia" w:ascii="Times New Roman" w:hAnsi="Times New Roman" w:eastAsia="Times New Roman" w:cs="Times New Roman"/>
-        </w:rPr>
-        <w:t>（</w:t>
-      </w:r>
-      <w:r>
-        <w:rPr>
-          <w:rFonts w:hint="eastAsia" w:ascii="Times New Roman" w:hAnsi="Times New Roman" w:eastAsia="FangSong" w:cs="Times New Roman"/>
-        </w:rPr>
-        <w:t>注意</w:t>
-      </w:r>
-      <w:r>
-        <w:rPr>
-          <w:rFonts w:hint="eastAsia" w:ascii="Times New Roman" w:hAnsi="Times New Roman" w:eastAsia="Times New Roman" w:cs="Times New Roman"/>
-        </w:rPr>
-        <w:t>：</w:t>
-      </w:r>
-      <w:r>
-        <w:rPr>
-          <w:rFonts w:hint="eastAsia" w:ascii="Times New Roman" w:hAnsi="Times New Roman" w:eastAsia="FangSong" w:cs="Times New Roman"/>
-        </w:rPr>
-        <w:t>若</w:t>
-      </w:r>
-      <w:r>
-        <w:rPr>
-          <w:rFonts w:ascii="Times New Roman" w:hAnsi="Times New Roman" w:eastAsia="Times New Roman" w:cs="Times New Roman"/>
-        </w:rPr>
-        <w:t xml:space="preserve"> Me </w:t>
-      </w:r>
-      <w:r>
-        <w:rPr>
-          <w:rFonts w:hint="eastAsia" w:ascii="Times New Roman" w:hAnsi="Times New Roman" w:eastAsia="FangSong" w:cs="Times New Roman"/>
-        </w:rPr>
-        <w:t xml:space="preserve">迁移才得</w:t>
-      </w:r>
-      <w:r>
-        <w:rPr>
-          <w:rFonts w:ascii="Times New Roman" w:hAnsi="Times New Roman" w:eastAsia="Times New Roman" w:cs="Times New Roman"/>
-        </w:rPr>
-        <w:t xml:space="preserve"> Ph-CO-OCH</w:t>
-      </w:r>
-      <w:r>
-        <w:rPr>
-          <w:rFonts w:ascii="Times New Roman" w:hAnsi="Times New Roman" w:eastAsia="Times New Roman" w:cs="Times New Roman"/>
-          <w:vertAlign w:val="subscript"/>
-        </w:rPr>
-        <w:t>3</w:t>
+          <w:rFonts w:hint="eastAsia" w:ascii="Times New Roman" w:hAnsi="Times New Roman" w:eastAsia="FangSong" w:cs="Times New Roman"/>
+          <w:b/>
+          <w:bCs/>
+        </w:rPr>
+        <w:t xml:space="preserve">轨道对称性</w:t>
+      </w:r>
+      <w:r>
+        <w:rPr>
+          <w:rFonts w:hint="eastAsia" w:ascii="Times New Roman" w:hAnsi="Times New Roman" w:eastAsia="Times New Roman" w:cs="Times New Roman"/>
+        </w:rPr>
+        <w:t xml:space="preserve">：Claisen</w:t>
       </w:r>
       <w:r>
         <w:rPr>
@@ -40119,77 +42387,341 @@
         <w:rPr>
           <w:rFonts w:hint="eastAsia" w:ascii="Times New Roman" w:hAnsi="Times New Roman" w:eastAsia="FangSong" w:cs="Times New Roman"/>
         </w:rPr>
-        <w:t>苯甲酸甲酯</w:t>
-      </w:r>
-      <w:r>
-        <w:rPr>
-          <w:rFonts w:hint="eastAsia" w:ascii="Times New Roman" w:hAnsi="Times New Roman" w:eastAsia="Times New Roman" w:cs="Times New Roman"/>
-        </w:rPr>
-        <w:t>——</w:t>
-      </w:r>
-      <w:r>
-        <w:rPr>
-          <w:rFonts w:hint="eastAsia" w:ascii="Times New Roman" w:hAnsi="Times New Roman" w:eastAsia="FangSong" w:cs="Times New Roman"/>
-        </w:rPr>
-        <w:t>两者结构勿标反</w:t>
-      </w:r>
-      <w:r>
-        <w:rPr>
-          <w:rFonts w:hint="eastAsia" w:ascii="Times New Roman" w:hAnsi="Times New Roman" w:eastAsia="Times New Roman" w:cs="Times New Roman"/>
-        </w:rPr>
-        <w:t>）。</w:t>
-      </w:r>
-      <w:r>
-        <w:rPr>
-          <w:rFonts w:hint="eastAsia" w:ascii="Times New Roman" w:hAnsi="Times New Roman" w:eastAsia="FangSong" w:cs="Times New Roman"/>
-        </w:rPr>
-        <w:t>迁移规则</w:t>
-      </w:r>
-      <w:r>
-        <w:rPr>
-          <w:rFonts w:hint="eastAsia" w:ascii="Times New Roman" w:hAnsi="Times New Roman" w:eastAsia="Times New Roman" w:cs="Times New Roman"/>
-        </w:rPr>
-        <w:t>：</w:t>
-      </w:r>
-      <w:r>
-        <w:rPr>
-          <w:rFonts w:hint="eastAsia" w:ascii="Times New Roman" w:hAnsi="Times New Roman" w:eastAsia="FangSong" w:cs="Times New Roman"/>
-          <w:b/>
-          <w:bCs/>
-        </w:rPr>
-        <w:t xml:space="preserve">迁移能力排序</w:t>
-      </w:r>
-      <w:r>
-        <w:rPr>
-          <w:rFonts w:hint="eastAsia" w:ascii="Times New Roman" w:hAnsi="Times New Roman" w:eastAsia="Times New Roman" w:cs="Times New Roman"/>
-        </w:rPr>
-        <w:t>（</w:t>
-      </w:r>
-      <w:r>
-        <w:rPr>
-          <w:rFonts w:hint="eastAsia" w:ascii="Times New Roman" w:hAnsi="Times New Roman" w:eastAsia="FangSong" w:cs="Times New Roman"/>
-        </w:rPr>
-        <w:t>电子控制</w:t>
-      </w:r>
-      <w:r>
-        <w:rPr>
-          <w:rFonts w:hint="eastAsia" w:ascii="Times New Roman" w:hAnsi="Times New Roman" w:eastAsia="Times New Roman" w:cs="Times New Roman"/>
-        </w:rPr>
-        <w:t>）。</w:t>
+        <w:t xml:space="preserve">是热允许的</w:t>
+      </w:r>
+      <w:r>
+        <w:rPr>
+          <w:rFonts w:ascii="Times New Roman" w:hAnsi="Times New Roman" w:eastAsia="Times New Roman" w:cs="Times New Roman"/>
+        </w:rPr>
+        <w:t xml:space="preserve"> [3,3]-σ </w:t>
+      </w:r>
+      <w:r>
+        <w:rPr>
+          <w:rFonts w:hint="eastAsia" w:ascii="Times New Roman" w:hAnsi="Times New Roman" w:eastAsia="FangSong" w:cs="Times New Roman"/>
+        </w:rPr>
+        <w:t>迁移</w:t>
+      </w:r>
+      <w:r>
+        <w:rPr>
+          <w:rFonts w:hint="eastAsia" w:ascii="Times New Roman" w:hAnsi="Times New Roman" w:eastAsia="Times New Roman" w:cs="Times New Roman"/>
+        </w:rPr>
+        <w:t>，</w:t>
+      </w:r>
+      <w:r>
+        <w:rPr>
+          <w:rFonts w:hint="eastAsia" w:ascii="Times New Roman" w:hAnsi="Times New Roman" w:eastAsia="FangSong" w:cs="Times New Roman"/>
+        </w:rPr>
+        <w:t>可用</w:t>
+      </w:r>
+      <w:r>
+        <w:rPr>
+          <w:rFonts w:ascii="Times New Roman" w:hAnsi="Times New Roman" w:eastAsia="Times New Roman" w:cs="Times New Roman"/>
+        </w:rPr>
+        <w:t xml:space="preserve"> Woodward-Hoffmann </w:t>
+      </w:r>
+      <w:r>
+        <w:rPr>
+          <w:rFonts w:hint="eastAsia" w:ascii="Times New Roman" w:hAnsi="Times New Roman" w:eastAsia="FangSong" w:cs="Times New Roman"/>
+        </w:rPr>
+        <w:t>规则预测</w:t>
+      </w:r>
+      <w:r>
+        <w:rPr>
+          <w:rFonts w:hint="eastAsia" w:ascii="Times New Roman" w:hAnsi="Times New Roman" w:eastAsia="Times New Roman" w:cs="Times New Roman"/>
+        </w:rPr>
+        <w:t>，</w:t>
+      </w:r>
+      <w:r>
+        <w:rPr>
+          <w:rFonts w:hint="eastAsia" w:ascii="Times New Roman" w:hAnsi="Times New Roman" w:eastAsia="FangSong" w:cs="Times New Roman"/>
+        </w:rPr>
+        <w:t>与离子路径不符</w:t>
+      </w:r>
+      <w:r>
+        <w:rPr>
+          <w:rFonts w:hint="eastAsia" w:ascii="Times New Roman" w:hAnsi="Times New Roman" w:eastAsia="Times New Roman" w:cs="Times New Roman"/>
+        </w:rPr>
+        <w:t>。</w:t>
       </w:r>
     </w:p>
     <w:p>
       <w:pPr>
-        <w:numPr>
-          <w:ilvl w:val="0"/>
-          <w:numId w:val="1039"/>
-        </w:numPr>
+        <w:pStyle w:val="BodyText"/>
       </w:pPr>
       <w:r>
         <w:rPr>
-          <w:rFonts w:hint="eastAsia" w:ascii="Times New Roman" w:hAnsi="Times New Roman" w:eastAsia="FangSong" w:cs="Times New Roman"/>
-        </w:rPr>
-        <w:t xml:space="preserve">丙酰胺</w:t>
+          <w:rFonts w:ascii="Times New Roman" w:hAnsi="Times New Roman" w:eastAsia="Times New Roman" w:cs="Times New Roman"/>
+          <w:b/>
+          <w:bCs/>
+        </w:rPr>
+        <w:t xml:space="preserve">9.</w:t>
+      </w:r>
+      <w:r>
+        <w:rPr>
+          <w:rFonts w:ascii="Times New Roman" w:hAnsi="Times New Roman" w:eastAsia="Times New Roman" w:cs="Times New Roman"/>
+        </w:rPr>
+        <w:t xml:space="preserve"> </w:t>
+      </w:r>
+      <w:r>
+        <w:rPr>
+          <w:rFonts w:ascii="Times New Roman" w:hAnsi="Times New Roman" w:eastAsia="Times New Roman" w:cs="Times New Roman"/>
+        </w:rPr>
+        <w:t xml:space="preserve">(a) </w:t>
+      </w:r>
+      <w:r>
+        <w:rPr>
+          <w:rFonts w:hint="eastAsia" w:ascii="Times New Roman" w:hAnsi="Times New Roman" w:eastAsia="Times New Roman" w:cs="Times New Roman"/>
+        </w:rPr>
+        <w:t>B-V（</w:t>
+      </w:r>
+      <w:r>
+        <w:rPr>
+          <w:rFonts w:hint="eastAsia" w:ascii="Times New Roman" w:hAnsi="Times New Roman" w:eastAsia="FangSong" w:cs="Times New Roman"/>
+        </w:rPr>
+        <w:t>环戊酮</w:t>
+      </w:r>
+      <w:r>
+        <w:rPr>
+          <w:rFonts w:ascii="Times New Roman" w:hAnsi="Times New Roman" w:eastAsia="Times New Roman" w:cs="Times New Roman"/>
+        </w:rPr>
+        <w:t xml:space="preserve"> + mCPBA → </w:t>
+      </w:r>
+      <w:r>
+        <w:rPr>
+          <w:rFonts w:hint="eastAsia" w:ascii="Times New Roman" w:hAnsi="Times New Roman" w:eastAsia="Times New Roman" w:cs="Times New Roman"/>
+        </w:rPr>
+        <w:t>δ-</w:t>
+      </w:r>
+      <w:r>
+        <w:rPr>
+          <w:rFonts w:hint="eastAsia" w:ascii="Times New Roman" w:hAnsi="Times New Roman" w:eastAsia="FangSong" w:cs="Times New Roman"/>
+        </w:rPr>
+        <w:t>戊内酯</w:t>
+      </w:r>
+      <w:r>
+        <w:rPr>
+          <w:rFonts w:hint="eastAsia" w:ascii="Times New Roman" w:hAnsi="Times New Roman" w:eastAsia="Times New Roman" w:cs="Times New Roman"/>
+        </w:rPr>
+        <w:t>）</w:t>
+      </w:r>
+      <w:r>
+        <w:rPr>
+          <w:rFonts w:ascii="Times New Roman" w:hAnsi="Times New Roman" w:eastAsia="Times New Roman" w:cs="Times New Roman"/>
+        </w:rPr>
+        <w:t xml:space="preserve"> </w:t>
+      </w:r>
+      <w:r>
+        <w:rPr>
+          <w:rFonts w:ascii="Times New Roman" w:hAnsi="Times New Roman" w:eastAsia="Times New Roman" w:cs="Times New Roman"/>
+        </w:rPr>
+        <w:t xml:space="preserve">(b) </w:t>
+      </w:r>
+      <w:r>
+        <w:rPr>
+          <w:rFonts w:hint="eastAsia" w:ascii="Times New Roman" w:hAnsi="Times New Roman" w:eastAsia="Times New Roman" w:cs="Times New Roman"/>
+        </w:rPr>
+        <w:t>Beckmann（</w:t>
+      </w:r>
+      <w:r>
+        <w:rPr>
+          <w:rFonts w:hint="eastAsia" w:ascii="Times New Roman" w:hAnsi="Times New Roman" w:eastAsia="FangSong" w:cs="Times New Roman"/>
+        </w:rPr>
+        <w:t>环己酮肟</w:t>
+      </w:r>
+      <w:r>
+        <w:rPr>
+          <w:rFonts w:ascii="Times New Roman" w:hAnsi="Times New Roman" w:eastAsia="Times New Roman" w:cs="Times New Roman"/>
+        </w:rPr>
+        <w:t xml:space="preserve"> + H</w:t>
+      </w:r>
+      <w:r>
+        <w:rPr>
+          <w:rFonts w:ascii="Times New Roman" w:hAnsi="Times New Roman" w:eastAsia="Times New Roman" w:cs="Times New Roman"/>
+          <w:vertAlign w:val="subscript"/>
+        </w:rPr>
+        <w:t>2</w:t>
+      </w:r>
+      <w:r>
+        <w:rPr>
+          <w:rFonts w:ascii="Times New Roman" w:hAnsi="Times New Roman" w:eastAsia="Times New Roman" w:cs="Times New Roman"/>
+        </w:rPr>
+        <w:t>SO</w:t>
+      </w:r>
+      <w:r>
+        <w:rPr>
+          <w:rFonts w:ascii="Times New Roman" w:hAnsi="Times New Roman" w:eastAsia="Times New Roman" w:cs="Times New Roman"/>
+          <w:vertAlign w:val="subscript"/>
+        </w:rPr>
+        <w:t>4</w:t>
+      </w:r>
+      <w:r>
+        <w:rPr>
+          <w:rFonts w:ascii="Times New Roman" w:hAnsi="Times New Roman" w:eastAsia="Times New Roman" w:cs="Times New Roman"/>
+        </w:rPr>
+        <w:t xml:space="preserve"> → </w:t>
+      </w:r>
+      <w:r>
+        <w:rPr>
+          <w:rFonts w:hint="eastAsia" w:ascii="Times New Roman" w:hAnsi="Times New Roman" w:eastAsia="FangSong" w:cs="Times New Roman"/>
+        </w:rPr>
+        <w:t>己内酰胺</w:t>
+      </w:r>
+      <w:r>
+        <w:rPr>
+          <w:rFonts w:hint="eastAsia" w:ascii="Times New Roman" w:hAnsi="Times New Roman" w:eastAsia="Times New Roman" w:cs="Times New Roman"/>
+        </w:rPr>
+        <w:t>）</w:t>
+      </w:r>
+      <w:r>
+        <w:rPr>
+          <w:rFonts w:ascii="Times New Roman" w:hAnsi="Times New Roman" w:eastAsia="Times New Roman" w:cs="Times New Roman"/>
+        </w:rPr>
+        <w:t xml:space="preserve"> </w:t>
+      </w:r>
+      <w:r>
+        <w:rPr>
+          <w:rFonts w:ascii="Times New Roman" w:hAnsi="Times New Roman" w:eastAsia="Times New Roman" w:cs="Times New Roman"/>
+        </w:rPr>
+        <w:t xml:space="preserve">(c) </w:t>
+      </w:r>
+      <w:r>
+        <w:rPr>
+          <w:rFonts w:hint="eastAsia" w:ascii="Times New Roman" w:hAnsi="Times New Roman" w:eastAsia="Times New Roman" w:cs="Times New Roman"/>
+        </w:rPr>
+        <w:t>Favorskii（α-</w:t>
+      </w:r>
+      <w:r>
+        <w:rPr>
+          <w:rFonts w:hint="eastAsia" w:ascii="Times New Roman" w:hAnsi="Times New Roman" w:eastAsia="FangSong" w:cs="Times New Roman"/>
+        </w:rPr>
+        <w:t>溴代环庚酮</w:t>
+      </w:r>
+      <w:r>
+        <w:rPr>
+          <w:rFonts w:ascii="Times New Roman" w:hAnsi="Times New Roman" w:eastAsia="Times New Roman" w:cs="Times New Roman"/>
+        </w:rPr>
+        <w:t xml:space="preserve"> + OH</w:t>
+      </w:r>
+      <w:r>
+        <w:rPr>
+          <w:rFonts w:ascii="Times New Roman" w:hAnsi="Times New Roman" w:eastAsia="Times New Roman" w:cs="Times New Roman"/>
+          <w:vertAlign w:val="superscript"/>
+        </w:rPr>
+        <w:t>-</w:t>
+      </w:r>
+      <w:r>
+        <w:rPr>
+          <w:rFonts w:ascii="Times New Roman" w:hAnsi="Times New Roman" w:eastAsia="Times New Roman" w:cs="Times New Roman"/>
+        </w:rPr>
+        <w:t xml:space="preserve"> → </w:t>
+      </w:r>
+      <w:r>
+        <w:rPr>
+          <w:rFonts w:hint="eastAsia" w:ascii="Times New Roman" w:hAnsi="Times New Roman" w:eastAsia="FangSong" w:cs="Times New Roman"/>
+        </w:rPr>
+        <w:t>环己烷甲酸</w:t>
+      </w:r>
+      <w:r>
+        <w:rPr>
+          <w:rFonts w:hint="eastAsia" w:ascii="Times New Roman" w:hAnsi="Times New Roman" w:eastAsia="Times New Roman" w:cs="Times New Roman"/>
+        </w:rPr>
+        <w:t>，</w:t>
+      </w:r>
+      <w:r>
+        <w:rPr>
+          <w:rFonts w:hint="eastAsia" w:ascii="Times New Roman" w:hAnsi="Times New Roman" w:eastAsia="FangSong" w:cs="Times New Roman"/>
+        </w:rPr>
+        <w:t>缩环</w:t>
+      </w:r>
+      <w:r>
+        <w:rPr>
+          <w:rFonts w:hint="eastAsia" w:ascii="Times New Roman" w:hAnsi="Times New Roman" w:eastAsia="Times New Roman" w:cs="Times New Roman"/>
+        </w:rPr>
+        <w:t>）</w:t>
+      </w:r>
+      <w:r>
+        <w:rPr>
+          <w:rFonts w:ascii="Times New Roman" w:hAnsi="Times New Roman" w:eastAsia="Times New Roman" w:cs="Times New Roman"/>
+        </w:rPr>
+        <w:t xml:space="preserve"> </w:t>
+      </w:r>
+      <w:r>
+        <w:rPr>
+          <w:rFonts w:ascii="Times New Roman" w:hAnsi="Times New Roman" w:eastAsia="Times New Roman" w:cs="Times New Roman"/>
+        </w:rPr>
+        <w:t xml:space="preserve">(d) Curtius </w:t>
+      </w:r>
+      <w:r>
+        <w:rPr>
+          <w:rFonts w:hint="eastAsia" w:ascii="Times New Roman" w:hAnsi="Times New Roman" w:eastAsia="FangSong" w:cs="Times New Roman"/>
+        </w:rPr>
+        <w:t xml:space="preserve">或</w:t>
+      </w:r>
+      <w:r>
+        <w:rPr>
+          <w:rFonts w:ascii="Times New Roman" w:hAnsi="Times New Roman" w:eastAsia="Times New Roman" w:cs="Times New Roman"/>
+        </w:rPr>
+        <w:t xml:space="preserve"> </w:t>
+      </w:r>
+      <w:r>
+        <w:rPr>
+          <w:rFonts w:hint="eastAsia" w:ascii="Times New Roman" w:hAnsi="Times New Roman" w:eastAsia="Times New Roman" w:cs="Times New Roman"/>
+        </w:rPr>
+        <w:t>Hofmann（</w:t>
+      </w:r>
+      <w:r>
+        <w:rPr>
+          <w:rFonts w:hint="eastAsia" w:ascii="Times New Roman" w:hAnsi="Times New Roman" w:eastAsia="FangSong" w:cs="Times New Roman"/>
+        </w:rPr>
+        <w:t>羧酸</w:t>
+      </w:r>
+      <w:r>
+        <w:rPr>
+          <w:rFonts w:ascii="Times New Roman" w:hAnsi="Times New Roman" w:eastAsia="Times New Roman" w:cs="Times New Roman"/>
+        </w:rPr>
+        <w:t xml:space="preserve"> → </w:t>
+      </w:r>
+      <w:r>
+        <w:rPr>
+          <w:rFonts w:hint="eastAsia" w:ascii="Times New Roman" w:hAnsi="Times New Roman" w:eastAsia="FangSong" w:cs="Times New Roman"/>
+        </w:rPr>
+        <w:t xml:space="preserve">酰基叠氮</w:t>
+      </w:r>
+      <w:r>
+        <w:rPr>
+          <w:rFonts w:ascii="Times New Roman" w:hAnsi="Times New Roman" w:eastAsia="Times New Roman" w:cs="Times New Roman"/>
+        </w:rPr>
+        <w:t xml:space="preserve"> → </w:t>
+      </w:r>
+      <w:r>
+        <w:rPr>
+          <w:rFonts w:hint="eastAsia" w:ascii="Times New Roman" w:hAnsi="Times New Roman" w:eastAsia="FangSong" w:cs="Times New Roman"/>
+        </w:rPr>
+        <w:t>少一</w:t>
+      </w:r>
+      <w:r>
+        <w:rPr>
+          <w:rFonts w:hint="eastAsia" w:ascii="Times New Roman" w:hAnsi="Times New Roman" w:eastAsia="Times New Roman" w:cs="Times New Roman"/>
+        </w:rPr>
+        <w:t>C</w:t>
+      </w:r>
+      <w:r>
+        <w:rPr>
+          <w:rFonts w:hint="eastAsia" w:ascii="Times New Roman" w:hAnsi="Times New Roman" w:eastAsia="FangSong" w:cs="Times New Roman"/>
+        </w:rPr>
+        <w:t>的胺</w:t>
+      </w:r>
+      <w:r>
+        <w:rPr>
+          <w:rFonts w:hint="eastAsia" w:ascii="Times New Roman" w:hAnsi="Times New Roman" w:eastAsia="Times New Roman" w:cs="Times New Roman"/>
+        </w:rPr>
+        <w:t>；</w:t>
+      </w:r>
+      <w:r>
+        <w:rPr>
+          <w:rFonts w:hint="eastAsia" w:ascii="Times New Roman" w:hAnsi="Times New Roman" w:eastAsia="FangSong" w:cs="Times New Roman"/>
+        </w:rPr>
+        <w:t>或酰胺</w:t>
       </w:r>
       <w:r>
         <w:rPr>
@@ -40214,76 +42746,20 @@
         <w:rPr>
           <w:rFonts w:hint="eastAsia" w:ascii="Times New Roman" w:hAnsi="Times New Roman" w:eastAsia="Times New Roman" w:cs="Times New Roman"/>
         </w:rPr>
-        <w:t>/NaOH（Hofmann）：CH</w:t>
-      </w:r>
-      <w:r>
-        <w:rPr>
-          <w:rFonts w:hint="eastAsia" w:ascii="Times New Roman" w:hAnsi="Times New Roman" w:eastAsia="Times New Roman" w:cs="Times New Roman"/>
-          <w:vertAlign w:val="subscript"/>
-        </w:rPr>
-        <w:t>3</w:t>
-      </w:r>
-      <w:r>
-        <w:rPr>
-          <w:rFonts w:hint="eastAsia" w:ascii="Times New Roman" w:hAnsi="Times New Roman" w:eastAsia="Times New Roman" w:cs="Times New Roman"/>
-        </w:rPr>
-        <w:t>CH</w:t>
-      </w:r>
-      <w:r>
-        <w:rPr>
-          <w:rFonts w:hint="eastAsia" w:ascii="Times New Roman" w:hAnsi="Times New Roman" w:eastAsia="Times New Roman" w:cs="Times New Roman"/>
-          <w:vertAlign w:val="subscript"/>
-        </w:rPr>
-        <w:t>2</w:t>
-      </w:r>
-      <w:r>
-        <w:rPr>
-          <w:rFonts w:hint="eastAsia" w:ascii="Times New Roman" w:hAnsi="Times New Roman" w:eastAsia="Times New Roman" w:cs="Times New Roman"/>
-        </w:rPr>
-        <w:t>NH</w:t>
-      </w:r>
-      <w:r>
-        <w:rPr>
-          <w:rFonts w:hint="eastAsia" w:ascii="Times New Roman" w:hAnsi="Times New Roman" w:eastAsia="Times New Roman" w:cs="Times New Roman"/>
-          <w:vertAlign w:val="subscript"/>
-        </w:rPr>
-        <w:t>2</w:t>
-      </w:r>
-      <w:r>
-        <w:rPr>
-          <w:rFonts w:hint="eastAsia" w:ascii="Times New Roman" w:hAnsi="Times New Roman" w:eastAsia="Times New Roman" w:cs="Times New Roman"/>
-        </w:rPr>
-        <w:t>（</w:t>
-      </w:r>
-      <w:r>
-        <w:rPr>
-          <w:rFonts w:hint="eastAsia" w:ascii="Times New Roman" w:hAnsi="Times New Roman" w:eastAsia="FangSong" w:cs="Times New Roman"/>
-        </w:rPr>
-        <w:t>乙胺</w:t>
-      </w:r>
-      <w:r>
-        <w:rPr>
-          <w:rFonts w:hint="eastAsia" w:ascii="Times New Roman" w:hAnsi="Times New Roman" w:eastAsia="Times New Roman" w:cs="Times New Roman"/>
-        </w:rPr>
-        <w:t>，</w:t>
-      </w:r>
-      <w:r>
-        <w:rPr>
-          <w:rFonts w:hint="eastAsia" w:ascii="Times New Roman" w:hAnsi="Times New Roman" w:eastAsia="FangSong" w:cs="Times New Roman"/>
-        </w:rPr>
-        <w:t>少一</w:t>
-      </w:r>
-      <w:r>
-        <w:rPr>
-          <w:rFonts w:hint="eastAsia" w:ascii="Times New Roman" w:hAnsi="Times New Roman" w:eastAsia="Times New Roman" w:cs="Times New Roman"/>
-        </w:rPr>
-        <w:t>C）。</w:t>
-      </w:r>
-      <w:r>
-        <w:rPr>
-          <w:rFonts w:hint="eastAsia" w:ascii="Times New Roman" w:hAnsi="Times New Roman" w:eastAsia="FangSong" w:cs="Times New Roman"/>
-        </w:rPr>
-        <w:t>如果相同底物走</w:t>
+        <w:t>/OH</w:t>
+      </w:r>
+      <w:r>
+        <w:rPr>
+          <w:rFonts w:hint="eastAsia" w:ascii="Times New Roman" w:hAnsi="Times New Roman" w:eastAsia="Times New Roman" w:cs="Times New Roman"/>
+          <w:vertAlign w:val="superscript"/>
+        </w:rPr>
+        <w:t>-</w:t>
+      </w:r>
+      <w:r>
+        <w:rPr>
+          <w:rFonts w:hint="eastAsia" w:ascii="Times New Roman" w:hAnsi="Times New Roman" w:eastAsia="Times New Roman" w:cs="Times New Roman"/>
+        </w:rPr>
+        <w:t>）</w:t>
       </w:r>
       <w:r>
         <w:rPr>
@@ -40293,2219 +42769,10 @@
       </w:r>
       <w:r>
         <w:rPr>
-          <w:rFonts w:hint="eastAsia" w:ascii="Times New Roman" w:hAnsi="Times New Roman" w:eastAsia="Times New Roman" w:cs="Times New Roman"/>
-        </w:rPr>
-        <w:t>Beckmann——</w:t>
-      </w:r>
-      <w:r>
-        <w:rPr>
-          <w:rFonts w:hint="eastAsia" w:ascii="Times New Roman" w:hAnsi="Times New Roman" w:eastAsia="FangSong" w:cs="Times New Roman"/>
-        </w:rPr>
-        <w:t>但</w:t>
-      </w:r>
-      <w:r>
-        <w:rPr>
-          <w:rFonts w:ascii="Times New Roman" w:hAnsi="Times New Roman" w:eastAsia="Times New Roman" w:cs="Times New Roman"/>
-        </w:rPr>
-        <w:t xml:space="preserve"> Beckmann </w:t>
-      </w:r>
-      <w:r>
-        <w:rPr>
-          <w:rFonts w:hint="eastAsia" w:ascii="Times New Roman" w:hAnsi="Times New Roman" w:eastAsia="FangSong" w:cs="Times New Roman"/>
-        </w:rPr>
-        <w:t>的底物是肟不是酰胺</w:t>
-      </w:r>
-      <w:r>
-        <w:rPr>
-          <w:rFonts w:hint="eastAsia" w:ascii="Times New Roman" w:hAnsi="Times New Roman" w:eastAsia="Times New Roman" w:cs="Times New Roman"/>
-        </w:rPr>
-        <w:t>，</w:t>
-      </w:r>
-      <w:r>
-        <w:rPr>
-          <w:rFonts w:hint="eastAsia" w:ascii="Times New Roman" w:hAnsi="Times New Roman" w:eastAsia="FangSong" w:cs="Times New Roman"/>
-        </w:rPr>
-        <w:t>无法直接比较</w:t>
-      </w:r>
-      <w:r>
-        <w:rPr>
-          <w:rFonts w:hint="eastAsia" w:ascii="Times New Roman" w:hAnsi="Times New Roman" w:eastAsia="Times New Roman" w:cs="Times New Roman"/>
-        </w:rPr>
-        <w:t>。</w:t>
-      </w:r>
-      <w:r>
-        <w:rPr>
-          <w:rFonts w:hint="eastAsia" w:ascii="Times New Roman" w:hAnsi="Times New Roman" w:eastAsia="FangSong" w:cs="Times New Roman"/>
-        </w:rPr>
-        <w:t>更正思路</w:t>
-      </w:r>
-      <w:r>
-        <w:rPr>
-          <w:rFonts w:hint="eastAsia" w:ascii="Times New Roman" w:hAnsi="Times New Roman" w:eastAsia="Times New Roman" w:cs="Times New Roman"/>
-        </w:rPr>
-        <w:t>：</w:t>
-      </w:r>
-      <w:r>
-        <w:rPr>
-          <w:rFonts w:hint="eastAsia" w:ascii="Times New Roman" w:hAnsi="Times New Roman" w:eastAsia="FangSong" w:cs="Times New Roman"/>
-        </w:rPr>
-        <w:t>若假设丙酰胺对应的肟为丙醛肟</w:t>
-      </w:r>
-      <w:r>
-        <w:rPr>
-          <w:rFonts w:hint="eastAsia" w:ascii="Times New Roman" w:hAnsi="Times New Roman" w:eastAsia="Times New Roman" w:cs="Times New Roman"/>
-        </w:rPr>
-        <w:t>/</w:t>
-      </w:r>
-      <w:r>
-        <w:rPr>
-          <w:rFonts w:hint="eastAsia" w:ascii="Times New Roman" w:hAnsi="Times New Roman" w:eastAsia="FangSong" w:cs="Times New Roman"/>
-        </w:rPr>
-        <w:t>丙酮肟</w:t>
-      </w:r>
-      <w:r>
-        <w:rPr>
-          <w:rFonts w:hint="eastAsia" w:ascii="Times New Roman" w:hAnsi="Times New Roman" w:eastAsia="Times New Roman" w:cs="Times New Roman"/>
-        </w:rPr>
-        <w:t>，</w:t>
-      </w:r>
-      <w:r>
-        <w:rPr>
-          <w:rFonts w:hint="eastAsia" w:ascii="Times New Roman" w:hAnsi="Times New Roman" w:eastAsia="FangSong" w:cs="Times New Roman"/>
-        </w:rPr>
-        <w:t>产物为</w:t>
-      </w:r>
-      <w:r>
-        <w:rPr>
-          <w:rFonts w:ascii="Times New Roman" w:hAnsi="Times New Roman" w:eastAsia="Times New Roman" w:cs="Times New Roman"/>
-        </w:rPr>
-        <w:t xml:space="preserve"> </w:t>
-      </w:r>
-      <w:r>
-        <w:rPr>
-          <w:rFonts w:hint="eastAsia" w:ascii="Times New Roman" w:hAnsi="Times New Roman" w:eastAsia="Times New Roman" w:cs="Times New Roman"/>
-        </w:rPr>
-        <w:t>N-</w:t>
-      </w:r>
-      <w:r>
-        <w:rPr>
-          <w:rFonts w:hint="eastAsia" w:ascii="Times New Roman" w:hAnsi="Times New Roman" w:eastAsia="FangSong" w:cs="Times New Roman"/>
-        </w:rPr>
-        <w:t>取代酰胺</w:t>
-      </w:r>
-      <w:r>
-        <w:rPr>
-          <w:rFonts w:hint="eastAsia" w:ascii="Times New Roman" w:hAnsi="Times New Roman" w:eastAsia="Times New Roman" w:cs="Times New Roman"/>
-        </w:rPr>
-        <w:t>，</w:t>
-      </w:r>
-      <w:r>
-        <w:rPr>
-          <w:rFonts w:hint="eastAsia" w:ascii="Times New Roman" w:hAnsi="Times New Roman" w:eastAsia="FangSong" w:cs="Times New Roman"/>
-        </w:rPr>
-        <w:t>碳数不变</w:t>
-      </w:r>
-      <w:r>
-        <w:rPr>
-          <w:rFonts w:hint="eastAsia" w:ascii="Times New Roman" w:hAnsi="Times New Roman" w:eastAsia="Times New Roman" w:cs="Times New Roman"/>
-        </w:rPr>
-        <w:t>。Hofmann</w:t>
-      </w:r>
-      <w:r>
-        <w:rPr>
-          <w:rFonts w:ascii="Times New Roman" w:hAnsi="Times New Roman" w:eastAsia="Times New Roman" w:cs="Times New Roman"/>
-        </w:rPr>
-        <w:t xml:space="preserve"> </w:t>
-      </w:r>
-      <w:r>
-        <w:rPr>
-          <w:rFonts w:hint="eastAsia" w:ascii="Times New Roman" w:hAnsi="Times New Roman" w:eastAsia="FangSong" w:cs="Times New Roman"/>
-        </w:rPr>
-        <w:t xml:space="preserve">产物是少一</w:t>
-      </w:r>
-      <w:r>
-        <w:rPr>
-          <w:rFonts w:ascii="Times New Roman" w:hAnsi="Times New Roman" w:eastAsia="Times New Roman" w:cs="Times New Roman"/>
-        </w:rPr>
-        <w:t xml:space="preserve"> C </w:t>
-      </w:r>
-      <w:r>
-        <w:rPr>
-          <w:rFonts w:hint="eastAsia" w:ascii="Times New Roman" w:hAnsi="Times New Roman" w:eastAsia="FangSong" w:cs="Times New Roman"/>
-        </w:rPr>
-        <w:t>的胺</w:t>
-      </w:r>
-      <w:r>
-        <w:rPr>
-          <w:rFonts w:hint="eastAsia" w:ascii="Times New Roman" w:hAnsi="Times New Roman" w:eastAsia="Times New Roman" w:cs="Times New Roman"/>
-        </w:rPr>
-        <w:t>，</w:t>
-      </w:r>
-      <w:r>
-        <w:rPr>
-          <w:rFonts w:hint="eastAsia" w:ascii="Times New Roman" w:hAnsi="Times New Roman" w:eastAsia="FangSong" w:cs="Times New Roman"/>
-        </w:rPr>
-        <w:t>这是关键区别</w:t>
-      </w:r>
-      <w:r>
-        <w:rPr>
-          <w:rFonts w:hint="eastAsia" w:ascii="Times New Roman" w:hAnsi="Times New Roman" w:eastAsia="Times New Roman" w:cs="Times New Roman"/>
-        </w:rPr>
-        <w:t>。</w:t>
-      </w:r>
-    </w:p>
-    <w:p>
-      <w:pPr>
-        <w:numPr>
-          <w:ilvl w:val="0"/>
-          <w:numId w:val="1039"/>
-        </w:numPr>
-      </w:pPr>
-      <w:r>
-        <w:rPr>
-          <w:rFonts w:hint="eastAsia" w:ascii="Times New Roman" w:hAnsi="Times New Roman" w:eastAsia="FangSong" w:cs="Times New Roman"/>
-        </w:rPr>
-        <w:t xml:space="preserve">两个</w:t>
-      </w:r>
-      <w:r>
-        <w:rPr>
-          <w:rFonts w:ascii="Times New Roman" w:hAnsi="Times New Roman" w:eastAsia="Times New Roman" w:cs="Times New Roman"/>
-        </w:rPr>
-        <w:t xml:space="preserve"> </w:t>
-      </w:r>
-      <w:r>
-        <w:rPr>
-          <w:rFonts w:hint="eastAsia" w:ascii="Times New Roman" w:hAnsi="Times New Roman" w:eastAsia="Times New Roman" w:cs="Times New Roman"/>
-        </w:rPr>
-        <w:t>OH：</w:t>
-      </w:r>
-      <w:r>
-        <w:rPr>
-          <w:rFonts w:hint="eastAsia" w:ascii="Times New Roman" w:hAnsi="Times New Roman" w:eastAsia="FangSong" w:cs="Times New Roman"/>
-        </w:rPr>
-        <w:t>一个连</w:t>
-      </w:r>
-      <w:r>
-        <w:rPr>
-          <w:rFonts w:ascii="Times New Roman" w:hAnsi="Times New Roman" w:eastAsia="Times New Roman" w:cs="Times New Roman"/>
-        </w:rPr>
-        <w:t xml:space="preserve"> </w:t>
-      </w:r>
-      <w:r>
-        <w:rPr>
-          <w:rFonts w:hint="eastAsia" w:ascii="Times New Roman" w:hAnsi="Times New Roman" w:eastAsia="Times New Roman" w:cs="Times New Roman"/>
-        </w:rPr>
-        <w:t>Ph（</w:t>
-      </w:r>
-      <w:r>
-        <w:rPr>
-          <w:rFonts w:hint="eastAsia" w:ascii="Times New Roman" w:hAnsi="Times New Roman" w:eastAsia="FangSong" w:cs="Times New Roman"/>
-        </w:rPr>
-        <w:t>苯基</w:t>
-      </w:r>
-      <w:r>
-        <w:rPr>
-          <w:rFonts w:hint="eastAsia" w:ascii="Times New Roman" w:hAnsi="Times New Roman" w:eastAsia="Times New Roman" w:cs="Times New Roman"/>
-        </w:rPr>
-        <w:t>），</w:t>
-      </w:r>
-      <w:r>
-        <w:rPr>
-          <w:rFonts w:hint="eastAsia" w:ascii="Times New Roman" w:hAnsi="Times New Roman" w:eastAsia="FangSong" w:cs="Times New Roman"/>
-        </w:rPr>
-        <w:t>一个连</w:t>
-      </w:r>
-      <w:r>
-        <w:rPr>
-          <w:rFonts w:ascii="Times New Roman" w:hAnsi="Times New Roman" w:eastAsia="Times New Roman" w:cs="Times New Roman"/>
-        </w:rPr>
-        <w:t xml:space="preserve"> </w:t>
-      </w:r>
-      <w:r>
-        <w:rPr>
-          <w:rFonts w:hint="eastAsia" w:ascii="Times New Roman" w:hAnsi="Times New Roman" w:eastAsia="Times New Roman" w:cs="Times New Roman"/>
-        </w:rPr>
-        <w:t>C(CH</w:t>
-      </w:r>
-      <w:r>
-        <w:rPr>
-          <w:rFonts w:hint="eastAsia" w:ascii="Times New Roman" w:hAnsi="Times New Roman" w:eastAsia="Times New Roman" w:cs="Times New Roman"/>
-          <w:vertAlign w:val="subscript"/>
-        </w:rPr>
-        <w:t>3</w:t>
-      </w:r>
-      <w:r>
-        <w:rPr>
-          <w:rFonts w:hint="eastAsia" w:ascii="Times New Roman" w:hAnsi="Times New Roman" w:eastAsia="Times New Roman" w:cs="Times New Roman"/>
-        </w:rPr>
-        <w:t>)</w:t>
-      </w:r>
-      <w:r>
-        <w:rPr>
-          <w:rFonts w:hint="eastAsia" w:ascii="Times New Roman" w:hAnsi="Times New Roman" w:eastAsia="Times New Roman" w:cs="Times New Roman"/>
-          <w:vertAlign w:val="subscript"/>
-        </w:rPr>
-        <w:t>2</w:t>
-      </w:r>
-      <w:r>
-        <w:rPr>
-          <w:rFonts w:hint="eastAsia" w:ascii="Times New Roman" w:hAnsi="Times New Roman" w:eastAsia="Times New Roman" w:cs="Times New Roman"/>
-        </w:rPr>
-        <w:t>（</w:t>
-      </w:r>
-      <w:r>
-        <w:rPr>
-          <w:rFonts w:hint="eastAsia" w:ascii="Times New Roman" w:hAnsi="Times New Roman" w:eastAsia="FangSong" w:cs="Times New Roman"/>
-        </w:rPr>
-        <w:t>叔位</w:t>
-      </w:r>
-      <w:r>
-        <w:rPr>
-          <w:rFonts w:hint="eastAsia" w:ascii="Times New Roman" w:hAnsi="Times New Roman" w:eastAsia="Times New Roman" w:cs="Times New Roman"/>
-        </w:rPr>
-        <w:t>）+</w:t>
-      </w:r>
-      <w:r>
-        <w:rPr>
-          <w:rFonts w:ascii="Times New Roman" w:hAnsi="Times New Roman" w:eastAsia="Times New Roman" w:cs="Times New Roman"/>
-        </w:rPr>
-        <w:t xml:space="preserve"> </w:t>
-      </w:r>
-      <w:r>
-        <w:rPr>
-          <w:rFonts w:hint="eastAsia" w:ascii="Times New Roman" w:hAnsi="Times New Roman" w:eastAsia="Times New Roman" w:cs="Times New Roman"/>
-        </w:rPr>
-        <w:t>CH</w:t>
-      </w:r>
-      <w:r>
-        <w:rPr>
-          <w:rFonts w:hint="eastAsia" w:ascii="Times New Roman" w:hAnsi="Times New Roman" w:eastAsia="Times New Roman" w:cs="Times New Roman"/>
-          <w:vertAlign w:val="subscript"/>
-        </w:rPr>
-        <w:t>3</w:t>
-      </w:r>
-      <w:r>
-        <w:rPr>
-          <w:rFonts w:hint="eastAsia" w:ascii="Times New Roman" w:hAnsi="Times New Roman" w:eastAsia="Times New Roman" w:cs="Times New Roman"/>
-        </w:rPr>
-        <w:t>（</w:t>
-      </w:r>
-      <w:r>
-        <w:rPr>
-          <w:rFonts w:hint="eastAsia" w:ascii="Times New Roman" w:hAnsi="Times New Roman" w:eastAsia="FangSong" w:cs="Times New Roman"/>
-        </w:rPr>
-        <w:t>仲位</w:t>
-      </w:r>
-      <w:r>
-        <w:rPr>
-          <w:rFonts w:hint="eastAsia" w:ascii="Times New Roman" w:hAnsi="Times New Roman" w:eastAsia="Times New Roman" w:cs="Times New Roman"/>
-        </w:rPr>
-        <w:t>）。</w:t>
-      </w:r>
-      <w:r>
-        <w:rPr>
-          <w:rFonts w:hint="eastAsia" w:ascii="Times New Roman" w:hAnsi="Times New Roman" w:eastAsia="FangSong" w:cs="Times New Roman"/>
-        </w:rPr>
-        <w:t>连</w:t>
-      </w:r>
-      <w:r>
-        <w:rPr>
-          <w:rFonts w:ascii="Times New Roman" w:hAnsi="Times New Roman" w:eastAsia="Times New Roman" w:cs="Times New Roman"/>
-        </w:rPr>
-        <w:t xml:space="preserve"> Ph </w:t>
-      </w:r>
-      <w:r>
-        <w:rPr>
-          <w:rFonts w:hint="eastAsia" w:ascii="Times New Roman" w:hAnsi="Times New Roman" w:eastAsia="FangSong" w:cs="Times New Roman"/>
-        </w:rPr>
-        <w:t xml:space="preserve">的</w:t>
-      </w:r>
-      <w:r>
-        <w:rPr>
-          <w:rFonts w:ascii="Times New Roman" w:hAnsi="Times New Roman" w:eastAsia="Times New Roman" w:cs="Times New Roman"/>
-        </w:rPr>
-        <w:t xml:space="preserve"> OH </w:t>
-      </w:r>
-      <w:r>
-        <w:rPr>
-          <w:rFonts w:hint="eastAsia" w:ascii="Times New Roman" w:hAnsi="Times New Roman" w:eastAsia="FangSong" w:cs="Times New Roman"/>
-        </w:rPr>
-        <w:t>可生成苄基碳正离子</w:t>
-      </w:r>
-      <w:r>
-        <w:rPr>
-          <w:rFonts w:hint="eastAsia" w:ascii="Times New Roman" w:hAnsi="Times New Roman" w:eastAsia="Times New Roman" w:cs="Times New Roman"/>
-        </w:rPr>
-        <w:t>（</w:t>
-      </w:r>
-      <w:r>
-        <w:rPr>
-          <w:rFonts w:hint="eastAsia" w:ascii="Times New Roman" w:hAnsi="Times New Roman" w:eastAsia="FangSong" w:cs="Times New Roman"/>
-        </w:rPr>
-        <w:t>共振稳定</w:t>
-      </w:r>
-      <w:r>
-        <w:rPr>
-          <w:rFonts w:hint="eastAsia" w:ascii="Times New Roman" w:hAnsi="Times New Roman" w:eastAsia="Times New Roman" w:cs="Times New Roman"/>
-        </w:rPr>
-        <w:t>）→</w:t>
-      </w:r>
-      <w:r>
-        <w:rPr>
-          <w:rFonts w:ascii="Times New Roman" w:hAnsi="Times New Roman" w:eastAsia="Times New Roman" w:cs="Times New Roman"/>
-        </w:rPr>
-        <w:t xml:space="preserve"> </w:t>
-      </w:r>
-      <w:r>
-        <w:rPr>
-          <w:rFonts w:hint="eastAsia" w:ascii="Times New Roman" w:hAnsi="Times New Roman" w:eastAsia="FangSong" w:cs="Times New Roman"/>
-        </w:rPr>
-        <w:t>优先离去</w:t>
-      </w:r>
-      <w:r>
-        <w:rPr>
-          <w:rFonts w:hint="eastAsia" w:ascii="Times New Roman" w:hAnsi="Times New Roman" w:eastAsia="Times New Roman" w:cs="Times New Roman"/>
-        </w:rPr>
-        <w:t>。</w:t>
-      </w:r>
-      <w:r>
-        <w:rPr>
-          <w:rFonts w:hint="eastAsia" w:ascii="Times New Roman" w:hAnsi="Times New Roman" w:eastAsia="FangSong" w:cs="Times New Roman"/>
-        </w:rPr>
-        <w:t>邻位可迁移</w:t>
-      </w:r>
-      <w:r>
-        <w:rPr>
-          <w:rFonts w:hint="eastAsia" w:ascii="Times New Roman" w:hAnsi="Times New Roman" w:eastAsia="Times New Roman" w:cs="Times New Roman"/>
-        </w:rPr>
-        <w:t>：H（C-3</w:t>
-      </w:r>
-      <w:r>
-        <w:rPr>
-          <w:rFonts w:hint="eastAsia" w:ascii="Times New Roman" w:hAnsi="Times New Roman" w:eastAsia="FangSong" w:cs="Times New Roman"/>
-        </w:rPr>
-        <w:t>上</w:t>
-      </w:r>
-      <w:r>
-        <w:rPr>
-          <w:rFonts w:hint="eastAsia" w:ascii="Times New Roman" w:hAnsi="Times New Roman" w:eastAsia="Times New Roman" w:cs="Times New Roman"/>
-        </w:rPr>
-        <w:t>）/</w:t>
-      </w:r>
-      <w:r>
-        <w:rPr>
-          <w:rFonts w:ascii="Times New Roman" w:hAnsi="Times New Roman" w:eastAsia="Times New Roman" w:cs="Times New Roman"/>
-        </w:rPr>
-        <w:t xml:space="preserve"> CH</w:t>
-      </w:r>
-      <w:r>
-        <w:rPr>
-          <w:rFonts w:ascii="Times New Roman" w:hAnsi="Times New Roman" w:eastAsia="Times New Roman" w:cs="Times New Roman"/>
-          <w:vertAlign w:val="subscript"/>
-        </w:rPr>
-        <w:t>3</w:t>
-      </w:r>
-      <w:r>
-        <w:rPr>
-          <w:rFonts w:ascii="Times New Roman" w:hAnsi="Times New Roman" w:eastAsia="Times New Roman" w:cs="Times New Roman"/>
-        </w:rPr>
-        <w:t xml:space="preserve"> / </w:t>
-      </w:r>
-      <w:r>
-        <w:rPr>
-          <w:rFonts w:hint="eastAsia" w:ascii="Times New Roman" w:hAnsi="Times New Roman" w:eastAsia="Times New Roman" w:cs="Times New Roman"/>
-        </w:rPr>
-        <w:t>C(OH)(CH</w:t>
-      </w:r>
-      <w:r>
-        <w:rPr>
-          <w:rFonts w:hint="eastAsia" w:ascii="Times New Roman" w:hAnsi="Times New Roman" w:eastAsia="Times New Roman" w:cs="Times New Roman"/>
-          <w:vertAlign w:val="subscript"/>
-        </w:rPr>
-        <w:t>3</w:t>
-      </w:r>
-      <w:r>
-        <w:rPr>
-          <w:rFonts w:hint="eastAsia" w:ascii="Times New Roman" w:hAnsi="Times New Roman" w:eastAsia="Times New Roman" w:cs="Times New Roman"/>
-        </w:rPr>
-        <w:t>)</w:t>
-      </w:r>
-      <w:r>
-        <w:rPr>
-          <w:rFonts w:hint="eastAsia" w:ascii="Times New Roman" w:hAnsi="Times New Roman" w:eastAsia="Times New Roman" w:cs="Times New Roman"/>
-          <w:vertAlign w:val="subscript"/>
-        </w:rPr>
-        <w:t>2</w:t>
-      </w:r>
-      <w:r>
-        <w:rPr>
-          <w:rFonts w:hint="eastAsia" w:ascii="Times New Roman" w:hAnsi="Times New Roman" w:eastAsia="Times New Roman" w:cs="Times New Roman"/>
-        </w:rPr>
-        <w:t>。</w:t>
-      </w:r>
-      <w:r>
-        <w:rPr>
-          <w:rFonts w:hint="eastAsia" w:ascii="Times New Roman" w:hAnsi="Times New Roman" w:eastAsia="FangSong" w:cs="Times New Roman"/>
-        </w:rPr>
-        <w:t>迁移能力</w:t>
-      </w:r>
-      <w:r>
-        <w:rPr>
-          <w:rFonts w:hint="eastAsia" w:ascii="Times New Roman" w:hAnsi="Times New Roman" w:eastAsia="Times New Roman" w:cs="Times New Roman"/>
-        </w:rPr>
-        <w:t>：H</w:t>
-      </w:r>
-      <w:r>
-        <w:rPr>
-          <w:rFonts w:ascii="Times New Roman" w:hAnsi="Times New Roman" w:eastAsia="Times New Roman" w:cs="Times New Roman"/>
-        </w:rPr>
-        <w:t xml:space="preserve"> </w:t>
-      </w:r>
-      <w:r>
-        <w:rPr>
-          <w:rFonts w:hint="eastAsia" w:ascii="Times New Roman" w:hAnsi="Times New Roman" w:eastAsia="FangSong" w:cs="Times New Roman"/>
-        </w:rPr>
-        <w:t xml:space="preserve">在</w:t>
-      </w:r>
-      <w:r>
-        <w:rPr>
-          <w:rFonts w:ascii="Times New Roman" w:hAnsi="Times New Roman" w:eastAsia="Times New Roman" w:cs="Times New Roman"/>
-        </w:rPr>
-        <w:t xml:space="preserve"> Pinacol </w:t>
-      </w:r>
-      <w:r>
-        <w:rPr>
-          <w:rFonts w:hint="eastAsia" w:ascii="Times New Roman" w:hAnsi="Times New Roman" w:eastAsia="FangSong" w:cs="Times New Roman"/>
-        </w:rPr>
-        <w:t>中迁移能力中等</w:t>
-      </w:r>
-      <w:r>
-        <w:rPr>
-          <w:rFonts w:hint="eastAsia" w:ascii="Times New Roman" w:hAnsi="Times New Roman" w:eastAsia="Times New Roman" w:cs="Times New Roman"/>
-        </w:rPr>
-        <w:t>，</w:t>
-      </w:r>
-      <w:r>
-        <w:rPr>
-          <w:rFonts w:hint="eastAsia" w:ascii="Times New Roman" w:hAnsi="Times New Roman" w:eastAsia="FangSong" w:cs="Times New Roman"/>
-        </w:rPr>
-        <w:t>但此处</w:t>
-      </w:r>
-      <w:r>
-        <w:rPr>
-          <w:rFonts w:ascii="Times New Roman" w:hAnsi="Times New Roman" w:eastAsia="Times New Roman" w:cs="Times New Roman"/>
-        </w:rPr>
-        <w:t xml:space="preserve"> H </w:t>
-      </w:r>
-      <w:r>
-        <w:rPr>
-          <w:rFonts w:hint="eastAsia" w:ascii="Times New Roman" w:hAnsi="Times New Roman" w:eastAsia="FangSong" w:cs="Times New Roman"/>
-        </w:rPr>
-        <w:t xml:space="preserve">在</w:t>
-      </w:r>
-      <w:r>
-        <w:rPr>
-          <w:rFonts w:ascii="Times New Roman" w:hAnsi="Times New Roman" w:eastAsia="Times New Roman" w:cs="Times New Roman"/>
-        </w:rPr>
-        <w:t xml:space="preserve"> </w:t>
-      </w:r>
-      <w:r>
-        <w:rPr>
-          <w:rFonts w:hint="eastAsia" w:ascii="Times New Roman" w:hAnsi="Times New Roman" w:eastAsia="Times New Roman" w:cs="Times New Roman"/>
-        </w:rPr>
-        <w:t>C-3，</w:t>
-      </w:r>
-      <w:r>
-        <w:rPr>
-          <w:rFonts w:hint="eastAsia" w:ascii="Times New Roman" w:hAnsi="Times New Roman" w:eastAsia="FangSong" w:cs="Times New Roman"/>
-        </w:rPr>
-        <w:t>不是邻位</w:t>
-      </w:r>
-      <w:r>
-        <w:rPr>
-          <w:rFonts w:hint="eastAsia" w:ascii="Times New Roman" w:hAnsi="Times New Roman" w:eastAsia="Times New Roman" w:cs="Times New Roman"/>
-        </w:rPr>
-        <w:t>…</w:t>
-      </w:r>
-      <w:r>
-        <w:rPr>
-          <w:rFonts w:hint="eastAsia" w:ascii="Times New Roman" w:hAnsi="Times New Roman" w:eastAsia="FangSong" w:cs="Times New Roman"/>
-        </w:rPr>
-        <w:t>重新分析底物结构</w:t>
-      </w:r>
-      <w:r>
-        <w:rPr>
-          <w:rFonts w:hint="eastAsia" w:ascii="Times New Roman" w:hAnsi="Times New Roman" w:eastAsia="Times New Roman" w:cs="Times New Roman"/>
-        </w:rPr>
-        <w:t>。</w:t>
-      </w:r>
-      <w:r>
-        <w:rPr>
-          <w:rFonts w:hint="eastAsia" w:ascii="Times New Roman" w:hAnsi="Times New Roman" w:eastAsia="FangSong" w:cs="Times New Roman"/>
-        </w:rPr>
-        <w:t>正确结构下</w:t>
-      </w:r>
-      <w:r>
-        <w:rPr>
-          <w:rFonts w:hint="eastAsia" w:ascii="Times New Roman" w:hAnsi="Times New Roman" w:eastAsia="Times New Roman" w:cs="Times New Roman"/>
-        </w:rPr>
-        <w:t>：</w:t>
-      </w:r>
-      <w:r>
-        <w:rPr>
-          <w:rFonts w:hint="eastAsia" w:ascii="Times New Roman" w:hAnsi="Times New Roman" w:eastAsia="FangSong" w:cs="Times New Roman"/>
-        </w:rPr>
-        <w:t>按稳定碳正离子规则和迁移能力排序判断主产物</w:t>
-      </w:r>
-      <w:r>
-        <w:rPr>
-          <w:rFonts w:hint="eastAsia" w:ascii="Times New Roman" w:hAnsi="Times New Roman" w:eastAsia="Times New Roman" w:cs="Times New Roman"/>
-        </w:rPr>
-        <w:t>。</w:t>
-      </w:r>
-      <w:r>
-        <w:rPr>
-          <w:rFonts w:hint="eastAsia" w:ascii="Times New Roman" w:hAnsi="Times New Roman" w:eastAsia="FangSong" w:cs="Times New Roman"/>
-        </w:rPr>
-        <w:t>略</w:t>
-      </w:r>
-      <w:r>
-        <w:rPr>
-          <w:rFonts w:hint="eastAsia" w:ascii="Times New Roman" w:hAnsi="Times New Roman" w:eastAsia="Times New Roman" w:cs="Times New Roman"/>
-        </w:rPr>
-        <w:t>（</w:t>
-      </w:r>
-      <w:r>
-        <w:rPr>
-          <w:rFonts w:hint="eastAsia" w:ascii="Times New Roman" w:hAnsi="Times New Roman" w:eastAsia="FangSong" w:cs="Times New Roman"/>
-        </w:rPr>
-        <w:t>具体取决于底物精确结构</w:t>
-      </w:r>
-      <w:r>
-        <w:rPr>
-          <w:rFonts w:hint="eastAsia" w:ascii="Times New Roman" w:hAnsi="Times New Roman" w:eastAsia="Times New Roman" w:cs="Times New Roman"/>
-        </w:rPr>
-        <w:t>，</w:t>
-      </w:r>
-      <w:r>
-        <w:rPr>
-          <w:rFonts w:hint="eastAsia" w:ascii="Times New Roman" w:hAnsi="Times New Roman" w:eastAsia="FangSong" w:cs="Times New Roman"/>
-        </w:rPr>
-        <w:t>竞赛题会指定</w:t>
-      </w:r>
-      <w:r>
-        <w:rPr>
-          <w:rFonts w:hint="eastAsia" w:ascii="Times New Roman" w:hAnsi="Times New Roman" w:eastAsia="Times New Roman" w:cs="Times New Roman"/>
-        </w:rPr>
-        <w:t>。）</w:t>
-      </w:r>
-    </w:p>
-    <w:p>
-      <w:pPr>
-        <w:numPr>
-          <w:ilvl w:val="0"/>
-          <w:numId w:val="1039"/>
-        </w:numPr>
-      </w:pPr>
-      <w:r>
-        <w:rPr>
-          <w:rFonts w:hint="eastAsia" w:ascii="Times New Roman" w:hAnsi="Times New Roman" w:eastAsia="Times New Roman" w:cs="Times New Roman"/>
-        </w:rPr>
-        <w:t>α-</w:t>
-      </w:r>
-      <w:r>
-        <w:rPr>
-          <w:rFonts w:hint="eastAsia" w:ascii="Times New Roman" w:hAnsi="Times New Roman" w:eastAsia="FangSong" w:cs="Times New Roman"/>
-        </w:rPr>
-        <w:t>氯代环己酮</w:t>
-      </w:r>
-      <w:r>
-        <w:rPr>
-          <w:rFonts w:ascii="Times New Roman" w:hAnsi="Times New Roman" w:eastAsia="Times New Roman" w:cs="Times New Roman"/>
-        </w:rPr>
-        <w:t xml:space="preserve"> + NaOH/H</w:t>
-      </w:r>
-      <w:r>
-        <w:rPr>
-          <w:rFonts w:ascii="Times New Roman" w:hAnsi="Times New Roman" w:eastAsia="Times New Roman" w:cs="Times New Roman"/>
-          <w:vertAlign w:val="subscript"/>
-        </w:rPr>
-        <w:t>2</w:t>
-      </w:r>
-      <w:r>
-        <w:rPr>
-          <w:rFonts w:ascii="Times New Roman" w:hAnsi="Times New Roman" w:eastAsia="Times New Roman" w:cs="Times New Roman"/>
-        </w:rPr>
-        <w:t xml:space="preserve">O → Favorskii </w:t>
-      </w:r>
-      <w:r>
-        <w:rPr>
-          <w:rFonts w:hint="eastAsia" w:ascii="Times New Roman" w:hAnsi="Times New Roman" w:eastAsia="FangSong" w:cs="Times New Roman"/>
-        </w:rPr>
-        <w:t xml:space="preserve">重排</w:t>
-      </w:r>
-      <w:r>
-        <w:rPr>
-          <w:rFonts w:ascii="Times New Roman" w:hAnsi="Times New Roman" w:eastAsia="Times New Roman" w:cs="Times New Roman"/>
-        </w:rPr>
-        <w:t xml:space="preserve"> → </w:t>
-      </w:r>
-      <w:r>
-        <w:rPr>
-          <w:rFonts w:hint="eastAsia" w:ascii="Times New Roman" w:hAnsi="Times New Roman" w:eastAsia="FangSong" w:cs="Times New Roman"/>
-        </w:rPr>
-        <w:t xml:space="preserve">环丙酮中间体</w:t>
-      </w:r>
-      <w:r>
-        <w:rPr>
-          <w:rFonts w:ascii="Times New Roman" w:hAnsi="Times New Roman" w:eastAsia="Times New Roman" w:cs="Times New Roman"/>
-        </w:rPr>
-        <w:t xml:space="preserve"> → OH</w:t>
-      </w:r>
-      <w:r>
-        <w:rPr>
-          <w:rFonts w:ascii="Times New Roman" w:hAnsi="Times New Roman" w:eastAsia="Times New Roman" w:cs="Times New Roman"/>
-          <w:vertAlign w:val="superscript"/>
-        </w:rPr>
-        <w:t>-</w:t>
-      </w:r>
-      <w:r>
-        <w:rPr>
-          <w:rFonts w:ascii="Times New Roman" w:hAnsi="Times New Roman" w:eastAsia="Times New Roman" w:cs="Times New Roman"/>
-        </w:rPr>
-        <w:t xml:space="preserve"> </w:t>
-      </w:r>
-      <w:r>
-        <w:rPr>
-          <w:rFonts w:hint="eastAsia" w:ascii="Times New Roman" w:hAnsi="Times New Roman" w:eastAsia="FangSong" w:cs="Times New Roman"/>
-        </w:rPr>
-        <w:t xml:space="preserve">开环</w:t>
-      </w:r>
-      <w:r>
-        <w:rPr>
-          <w:rFonts w:ascii="Times New Roman" w:hAnsi="Times New Roman" w:eastAsia="Times New Roman" w:cs="Times New Roman"/>
-        </w:rPr>
-        <w:t xml:space="preserve"> → </w:t>
-      </w:r>
-      <w:r>
-        <w:rPr>
-          <w:rFonts w:hint="eastAsia" w:ascii="Times New Roman" w:hAnsi="Times New Roman" w:eastAsia="FangSong" w:cs="Times New Roman"/>
-        </w:rPr>
-        <w:t>环戊烷甲酸</w:t>
-      </w:r>
-      <w:r>
-        <w:rPr>
-          <w:rFonts w:hint="eastAsia" w:ascii="Times New Roman" w:hAnsi="Times New Roman" w:eastAsia="Times New Roman" w:cs="Times New Roman"/>
-        </w:rPr>
-        <w:t>（</w:t>
-      </w:r>
-      <w:r>
-        <w:rPr>
-          <w:rFonts w:hint="eastAsia" w:ascii="Times New Roman" w:hAnsi="Times New Roman" w:eastAsia="FangSong" w:cs="Times New Roman"/>
-        </w:rPr>
-        <w:t>环缩小一个碳</w:t>
-      </w:r>
-      <w:r>
-        <w:rPr>
-          <w:rFonts w:hint="eastAsia" w:ascii="Times New Roman" w:hAnsi="Times New Roman" w:eastAsia="Times New Roman" w:cs="Times New Roman"/>
-        </w:rPr>
-        <w:t>）。</w:t>
-      </w:r>
-      <w:r>
-        <w:rPr>
-          <w:rFonts w:hint="eastAsia" w:ascii="Times New Roman" w:hAnsi="Times New Roman" w:eastAsia="FangSong" w:cs="Times New Roman"/>
-          <w:b/>
-          <w:bCs/>
-        </w:rPr>
-        <w:t xml:space="preserve">机理</w:t>
-      </w:r>
-      <w:r>
-        <w:rPr>
-          <w:rFonts w:hint="eastAsia" w:ascii="Times New Roman" w:hAnsi="Times New Roman" w:eastAsia="Times New Roman" w:cs="Times New Roman"/>
-        </w:rPr>
-        <w:t xml:space="preserve">：Cl</w:t>
-      </w:r>
-      <w:r>
-        <w:rPr>
-          <w:rFonts w:ascii="Times New Roman" w:hAnsi="Times New Roman" w:eastAsia="Times New Roman" w:cs="Times New Roman"/>
-        </w:rPr>
-        <w:t xml:space="preserve"> </w:t>
-      </w:r>
-      <w:r>
-        <w:rPr>
-          <w:rFonts w:hint="eastAsia" w:ascii="Times New Roman" w:hAnsi="Times New Roman" w:eastAsia="FangSong" w:cs="Times New Roman"/>
-        </w:rPr>
-        <w:t xml:space="preserve">在</w:t>
-      </w:r>
-      <w:r>
-        <w:rPr>
-          <w:rFonts w:ascii="Times New Roman" w:hAnsi="Times New Roman" w:eastAsia="Times New Roman" w:cs="Times New Roman"/>
-        </w:rPr>
-        <w:t xml:space="preserve"> α </w:t>
-      </w:r>
-      <w:r>
-        <w:rPr>
-          <w:rFonts w:hint="eastAsia" w:ascii="Times New Roman" w:hAnsi="Times New Roman" w:eastAsia="FangSong" w:cs="Times New Roman"/>
-        </w:rPr>
-        <w:t>位</w:t>
-      </w:r>
-      <w:r>
-        <w:rPr>
-          <w:rFonts w:hint="eastAsia" w:ascii="Times New Roman" w:hAnsi="Times New Roman" w:eastAsia="Times New Roman" w:cs="Times New Roman"/>
-        </w:rPr>
-        <w:t>，OH</w:t>
-      </w:r>
-      <w:r>
-        <w:rPr>
-          <w:rFonts w:hint="eastAsia" w:ascii="Times New Roman" w:hAnsi="Times New Roman" w:eastAsia="Times New Roman" w:cs="Times New Roman"/>
-          <w:vertAlign w:val="superscript"/>
-        </w:rPr>
-        <w:t>-</w:t>
-      </w:r>
-      <w:r>
-        <w:rPr>
-          <w:rFonts w:ascii="Times New Roman" w:hAnsi="Times New Roman" w:eastAsia="Times New Roman" w:cs="Times New Roman"/>
-        </w:rPr>
-        <w:t xml:space="preserve"> </w:t>
-      </w:r>
-      <w:r>
-        <w:rPr>
-          <w:rFonts w:hint="eastAsia" w:ascii="Times New Roman" w:hAnsi="Times New Roman" w:eastAsia="FangSong" w:cs="Times New Roman"/>
-        </w:rPr>
-        <w:t xml:space="preserve">夺</w:t>
-      </w:r>
-      <w:r>
-        <w:rPr>
-          <w:rFonts w:ascii="Times New Roman" w:hAnsi="Times New Roman" w:eastAsia="Times New Roman" w:cs="Times New Roman"/>
-        </w:rPr>
-        <w:t xml:space="preserve"> α-H </w:t>
-      </w:r>
-      <w:r>
-        <w:rPr>
-          <w:rFonts w:hint="eastAsia" w:ascii="Times New Roman" w:hAnsi="Times New Roman" w:eastAsia="FangSong" w:cs="Times New Roman"/>
-        </w:rPr>
-        <w:t>形成烯醇负离子</w:t>
-      </w:r>
-      <w:r>
-        <w:rPr>
-          <w:rFonts w:hint="eastAsia" w:ascii="Times New Roman" w:hAnsi="Times New Roman" w:eastAsia="Times New Roman" w:cs="Times New Roman"/>
-        </w:rPr>
-        <w:t>，</w:t>
-      </w:r>
-      <w:r>
-        <w:rPr>
-          <w:rFonts w:hint="eastAsia" w:ascii="Times New Roman" w:hAnsi="Times New Roman" w:eastAsia="FangSong" w:cs="Times New Roman"/>
-        </w:rPr>
-        <w:t>分子内</w:t>
-      </w:r>
-      <w:r>
-        <w:rPr>
-          <w:rFonts w:ascii="Times New Roman" w:hAnsi="Times New Roman" w:eastAsia="Times New Roman" w:cs="Times New Roman"/>
-        </w:rPr>
-        <w:t xml:space="preserve"> SN2 </w:t>
-      </w:r>
-      <w:r>
-        <w:rPr>
-          <w:rFonts w:hint="eastAsia" w:ascii="Times New Roman" w:hAnsi="Times New Roman" w:eastAsia="FangSong" w:cs="Times New Roman"/>
-        </w:rPr>
-        <w:t xml:space="preserve">挤出</w:t>
-      </w:r>
-      <w:r>
-        <w:rPr>
-          <w:rFonts w:ascii="Times New Roman" w:hAnsi="Times New Roman" w:eastAsia="Times New Roman" w:cs="Times New Roman"/>
-        </w:rPr>
-        <w:t xml:space="preserve"> Cl</w:t>
-      </w:r>
-      <w:r>
-        <w:rPr>
-          <w:rFonts w:ascii="Times New Roman" w:hAnsi="Times New Roman" w:eastAsia="Times New Roman" w:cs="Times New Roman"/>
-          <w:vertAlign w:val="superscript"/>
-        </w:rPr>
-        <w:t>-</w:t>
-      </w:r>
-      <w:r>
-        <w:rPr>
-          <w:rFonts w:ascii="Times New Roman" w:hAnsi="Times New Roman" w:eastAsia="Times New Roman" w:cs="Times New Roman"/>
-        </w:rPr>
-        <w:t xml:space="preserve"> </w:t>
-      </w:r>
-      <w:r>
-        <w:rPr>
-          <w:rFonts w:hint="eastAsia" w:ascii="Times New Roman" w:hAnsi="Times New Roman" w:eastAsia="FangSong" w:cs="Times New Roman"/>
-        </w:rPr>
-        <w:t>形成环丙酮中间体</w:t>
-      </w:r>
-      <w:r>
-        <w:rPr>
-          <w:rFonts w:hint="eastAsia" w:ascii="Times New Roman" w:hAnsi="Times New Roman" w:eastAsia="Times New Roman" w:cs="Times New Roman"/>
-        </w:rPr>
-        <w:t>，OH</w:t>
-      </w:r>
-      <w:r>
-        <w:rPr>
-          <w:rFonts w:hint="eastAsia" w:ascii="Times New Roman" w:hAnsi="Times New Roman" w:eastAsia="Times New Roman" w:cs="Times New Roman"/>
-          <w:vertAlign w:val="superscript"/>
-        </w:rPr>
-        <w:t>-</w:t>
-      </w:r>
-      <w:r>
-        <w:rPr>
-          <w:rFonts w:ascii="Times New Roman" w:hAnsi="Times New Roman" w:eastAsia="Times New Roman" w:cs="Times New Roman"/>
-        </w:rPr>
-        <w:t xml:space="preserve"> </w:t>
-      </w:r>
-      <w:r>
-        <w:rPr>
-          <w:rFonts w:hint="eastAsia" w:ascii="Times New Roman" w:hAnsi="Times New Roman" w:eastAsia="FangSong" w:cs="Times New Roman"/>
-        </w:rPr>
-        <w:t>进攻羰基</w:t>
-      </w:r>
-      <w:r>
-        <w:rPr>
-          <w:rFonts w:hint="eastAsia" w:ascii="Times New Roman" w:hAnsi="Times New Roman" w:eastAsia="Times New Roman" w:cs="Times New Roman"/>
-        </w:rPr>
-        <w:t>，</w:t>
-      </w:r>
-      <w:r>
-        <w:rPr>
-          <w:rFonts w:hint="eastAsia" w:ascii="Times New Roman" w:hAnsi="Times New Roman" w:eastAsia="FangSong" w:cs="Times New Roman"/>
-        </w:rPr>
-        <w:t>开环形成更稳定的碳负离子</w:t>
-      </w:r>
-      <w:r>
-        <w:rPr>
-          <w:rFonts w:ascii="Times New Roman" w:hAnsi="Times New Roman" w:eastAsia="Times New Roman" w:cs="Times New Roman"/>
-        </w:rPr>
-        <w:t xml:space="preserve"> → </w:t>
-      </w:r>
-      <w:r>
-        <w:rPr>
-          <w:rFonts w:hint="eastAsia" w:ascii="Times New Roman" w:hAnsi="Times New Roman" w:eastAsia="FangSong" w:cs="Times New Roman"/>
-        </w:rPr>
-        <w:t>酸化得环戊烷甲酸</w:t>
-      </w:r>
-      <w:r>
-        <w:rPr>
-          <w:rFonts w:hint="eastAsia" w:ascii="Times New Roman" w:hAnsi="Times New Roman" w:eastAsia="Times New Roman" w:cs="Times New Roman"/>
-        </w:rPr>
-        <w:t>。</w:t>
-      </w:r>
-    </w:p>
-    <w:p>
-      <w:pPr>
-        <w:numPr>
-          <w:ilvl w:val="0"/>
-          <w:numId w:val="1039"/>
-        </w:numPr>
-      </w:pPr>
-      <w:r>
-        <w:rPr>
-          <w:rFonts w:ascii="Times New Roman" w:hAnsi="Times New Roman" w:eastAsia="Times New Roman" w:cs="Times New Roman"/>
-        </w:rPr>
-        <w:t xml:space="preserve">A </w:t>
-      </w:r>
-      <w:r>
-        <w:rPr>
-          <w:rFonts w:hint="eastAsia" w:ascii="Times New Roman" w:hAnsi="Times New Roman" w:eastAsia="FangSong" w:cs="Times New Roman"/>
-        </w:rPr>
-        <w:t>是戊酸甲酯</w:t>
-      </w:r>
-      <w:r>
-        <w:rPr>
-          <w:rFonts w:hint="eastAsia" w:ascii="Times New Roman" w:hAnsi="Times New Roman" w:eastAsia="Times New Roman" w:cs="Times New Roman"/>
-        </w:rPr>
-        <w:t>（C</w:t>
-      </w:r>
-      <w:r>
-        <w:rPr>
-          <w:rFonts w:hint="eastAsia" w:ascii="Times New Roman" w:hAnsi="Times New Roman" w:eastAsia="Times New Roman" w:cs="Times New Roman"/>
-          <w:vertAlign w:val="subscript"/>
-        </w:rPr>
-        <w:t>4</w:t>
-      </w:r>
-      <w:r>
-        <w:rPr>
-          <w:rFonts w:hint="eastAsia" w:ascii="Times New Roman" w:hAnsi="Times New Roman" w:eastAsia="Times New Roman" w:cs="Times New Roman"/>
-        </w:rPr>
-        <w:t>H</w:t>
-      </w:r>
-      <w:r>
-        <w:rPr>
-          <w:rFonts w:hint="eastAsia" w:ascii="Times New Roman" w:hAnsi="Times New Roman" w:eastAsia="Times New Roman" w:cs="Times New Roman"/>
-          <w:vertAlign w:val="subscript"/>
-        </w:rPr>
-        <w:t>9</w:t>
-      </w:r>
-      <w:r>
-        <w:rPr>
-          <w:rFonts w:hint="eastAsia" w:ascii="Times New Roman" w:hAnsi="Times New Roman" w:eastAsia="Times New Roman" w:cs="Times New Roman"/>
-        </w:rPr>
-        <w:t>COOCH</w:t>
-      </w:r>
-      <w:r>
-        <w:rPr>
-          <w:rFonts w:hint="eastAsia" w:ascii="Times New Roman" w:hAnsi="Times New Roman" w:eastAsia="Times New Roman" w:cs="Times New Roman"/>
-          <w:vertAlign w:val="subscript"/>
-        </w:rPr>
-        <w:t>3</w:t>
-      </w:r>
-      <w:r>
-        <w:rPr>
-          <w:rFonts w:hint="eastAsia" w:ascii="Times New Roman" w:hAnsi="Times New Roman" w:eastAsia="Times New Roman" w:cs="Times New Roman"/>
-        </w:rPr>
-        <w:t>）。</w:t>
-      </w:r>
-      <w:r>
-        <w:rPr>
-          <w:rFonts w:ascii="Times New Roman" w:hAnsi="Times New Roman" w:eastAsia="Times New Roman" w:cs="Times New Roman"/>
-        </w:rPr>
-        <w:t xml:space="preserve"> </w:t>
-      </w:r>
-      <w:r>
-        <w:rPr>
-          <w:rFonts w:ascii="Times New Roman" w:hAnsi="Times New Roman" w:eastAsia="Times New Roman" w:cs="Times New Roman"/>
-        </w:rPr>
-        <w:t xml:space="preserve">A → </w:t>
-      </w:r>
-      <w:r>
-        <w:rPr>
-          <w:rFonts w:hint="eastAsia" w:ascii="Times New Roman" w:hAnsi="Times New Roman" w:eastAsia="FangSong" w:cs="Times New Roman"/>
-        </w:rPr>
-        <w:t xml:space="preserve">碱水解</w:t>
-      </w:r>
-      <w:r>
-        <w:rPr>
-          <w:rFonts w:ascii="Times New Roman" w:hAnsi="Times New Roman" w:eastAsia="Times New Roman" w:cs="Times New Roman"/>
-        </w:rPr>
-        <w:t xml:space="preserve"> → C</w:t>
-      </w:r>
-      <w:r>
-        <w:rPr>
-          <w:rFonts w:ascii="Times New Roman" w:hAnsi="Times New Roman" w:eastAsia="Times New Roman" w:cs="Times New Roman"/>
-          <w:vertAlign w:val="subscript"/>
-        </w:rPr>
-        <w:t>4</w:t>
-      </w:r>
-      <w:r>
-        <w:rPr>
-          <w:rFonts w:ascii="Times New Roman" w:hAnsi="Times New Roman" w:eastAsia="Times New Roman" w:cs="Times New Roman"/>
-        </w:rPr>
-        <w:t>H</w:t>
-      </w:r>
-      <w:r>
-        <w:rPr>
-          <w:rFonts w:ascii="Times New Roman" w:hAnsi="Times New Roman" w:eastAsia="Times New Roman" w:cs="Times New Roman"/>
-          <w:vertAlign w:val="subscript"/>
-        </w:rPr>
-        <w:t>9</w:t>
-      </w:r>
-      <w:r>
-        <w:rPr>
-          <w:rFonts w:ascii="Times New Roman" w:hAnsi="Times New Roman" w:eastAsia="Times New Roman" w:cs="Times New Roman"/>
-        </w:rPr>
-        <w:t xml:space="preserve">COONa + </w:t>
-      </w:r>
-      <w:r>
-        <w:rPr>
-          <w:rFonts w:hint="eastAsia" w:ascii="Times New Roman" w:hAnsi="Times New Roman" w:eastAsia="Times New Roman" w:cs="Times New Roman"/>
-        </w:rPr>
-        <w:t>CH</w:t>
-      </w:r>
-      <w:r>
-        <w:rPr>
-          <w:rFonts w:hint="eastAsia" w:ascii="Times New Roman" w:hAnsi="Times New Roman" w:eastAsia="Times New Roman" w:cs="Times New Roman"/>
-          <w:vertAlign w:val="subscript"/>
-        </w:rPr>
-        <w:t>3</w:t>
-      </w:r>
-      <w:r>
-        <w:rPr>
-          <w:rFonts w:hint="eastAsia" w:ascii="Times New Roman" w:hAnsi="Times New Roman" w:eastAsia="Times New Roman" w:cs="Times New Roman"/>
-        </w:rPr>
-        <w:t>OH，B</w:t>
-      </w:r>
-      <w:r>
-        <w:rPr>
-          <w:rFonts w:ascii="Times New Roman" w:hAnsi="Times New Roman" w:eastAsia="Times New Roman" w:cs="Times New Roman"/>
-        </w:rPr>
-        <w:t xml:space="preserve"> = C</w:t>
-      </w:r>
-      <w:r>
-        <w:rPr>
-          <w:rFonts w:ascii="Times New Roman" w:hAnsi="Times New Roman" w:eastAsia="Times New Roman" w:cs="Times New Roman"/>
-          <w:vertAlign w:val="subscript"/>
-        </w:rPr>
-        <w:t>4</w:t>
-      </w:r>
-      <w:r>
-        <w:rPr>
-          <w:rFonts w:ascii="Times New Roman" w:hAnsi="Times New Roman" w:eastAsia="Times New Roman" w:cs="Times New Roman"/>
-        </w:rPr>
-        <w:t>H</w:t>
-      </w:r>
-      <w:r>
-        <w:rPr>
-          <w:rFonts w:ascii="Times New Roman" w:hAnsi="Times New Roman" w:eastAsia="Times New Roman" w:cs="Times New Roman"/>
-          <w:vertAlign w:val="subscript"/>
-        </w:rPr>
-        <w:t>9</w:t>
-      </w:r>
-      <w:r>
-        <w:rPr>
-          <w:rFonts w:ascii="Times New Roman" w:hAnsi="Times New Roman" w:eastAsia="Times New Roman" w:cs="Times New Roman"/>
-        </w:rPr>
-        <w:t>COONa。</w:t>
-      </w:r>
-      <w:r>
-        <w:rPr>
-          <w:rFonts w:ascii="Times New Roman" w:hAnsi="Times New Roman" w:eastAsia="Times New Roman" w:cs="Times New Roman"/>
-        </w:rPr>
-        <w:t xml:space="preserve"> </w:t>
-      </w:r>
-      <w:r>
-        <w:rPr>
-          <w:rFonts w:ascii="Times New Roman" w:hAnsi="Times New Roman" w:eastAsia="Times New Roman" w:cs="Times New Roman"/>
-        </w:rPr>
-        <w:t>B + SOCl</w:t>
-      </w:r>
-      <w:r>
-        <w:rPr>
-          <w:rFonts w:ascii="Times New Roman" w:hAnsi="Times New Roman" w:eastAsia="Times New Roman" w:cs="Times New Roman"/>
-          <w:vertAlign w:val="subscript"/>
-        </w:rPr>
-        <w:t>2</w:t>
-      </w:r>
-      <w:r>
-        <w:rPr>
-          <w:rFonts w:ascii="Times New Roman" w:hAnsi="Times New Roman" w:eastAsia="Times New Roman" w:cs="Times New Roman"/>
-        </w:rPr>
-        <w:t xml:space="preserve"> → C</w:t>
-      </w:r>
-      <w:r>
-        <w:rPr>
-          <w:rFonts w:ascii="Times New Roman" w:hAnsi="Times New Roman" w:eastAsia="Times New Roman" w:cs="Times New Roman"/>
-          <w:vertAlign w:val="subscript"/>
-        </w:rPr>
-        <w:t>4</w:t>
-      </w:r>
-      <w:r>
-        <w:rPr>
-          <w:rFonts w:ascii="Times New Roman" w:hAnsi="Times New Roman" w:eastAsia="Times New Roman" w:cs="Times New Roman"/>
-        </w:rPr>
-        <w:t>H</w:t>
-      </w:r>
-      <w:r>
-        <w:rPr>
-          <w:rFonts w:ascii="Times New Roman" w:hAnsi="Times New Roman" w:eastAsia="Times New Roman" w:cs="Times New Roman"/>
-          <w:vertAlign w:val="subscript"/>
-        </w:rPr>
-        <w:t>9</w:t>
-      </w:r>
-      <w:r>
-        <w:rPr>
-          <w:rFonts w:ascii="Times New Roman" w:hAnsi="Times New Roman" w:eastAsia="Times New Roman" w:cs="Times New Roman"/>
-        </w:rPr>
-        <w:t>COCl → +NaN</w:t>
-      </w:r>
-      <w:r>
-        <w:rPr>
-          <w:rFonts w:ascii="Times New Roman" w:hAnsi="Times New Roman" w:eastAsia="Times New Roman" w:cs="Times New Roman"/>
-          <w:vertAlign w:val="subscript"/>
-        </w:rPr>
-        <w:t>3</w:t>
-      </w:r>
-      <w:r>
-        <w:rPr>
-          <w:rFonts w:ascii="Times New Roman" w:hAnsi="Times New Roman" w:eastAsia="Times New Roman" w:cs="Times New Roman"/>
-        </w:rPr>
-        <w:t xml:space="preserve"> → C</w:t>
-      </w:r>
-      <w:r>
-        <w:rPr>
-          <w:rFonts w:ascii="Times New Roman" w:hAnsi="Times New Roman" w:eastAsia="Times New Roman" w:cs="Times New Roman"/>
-          <w:vertAlign w:val="subscript"/>
-        </w:rPr>
-        <w:t>4</w:t>
-      </w:r>
-      <w:r>
-        <w:rPr>
-          <w:rFonts w:ascii="Times New Roman" w:hAnsi="Times New Roman" w:eastAsia="Times New Roman" w:cs="Times New Roman"/>
-        </w:rPr>
-        <w:t>H</w:t>
-      </w:r>
-      <w:r>
-        <w:rPr>
-          <w:rFonts w:ascii="Times New Roman" w:hAnsi="Times New Roman" w:eastAsia="Times New Roman" w:cs="Times New Roman"/>
-          <w:vertAlign w:val="subscript"/>
-        </w:rPr>
-        <w:t>9</w:t>
-      </w:r>
-      <w:r>
-        <w:rPr>
-          <w:rFonts w:ascii="Times New Roman" w:hAnsi="Times New Roman" w:eastAsia="Times New Roman" w:cs="Times New Roman"/>
-        </w:rPr>
-        <w:t>CON</w:t>
-      </w:r>
-      <w:r>
-        <w:rPr>
-          <w:rFonts w:ascii="Times New Roman" w:hAnsi="Times New Roman" w:eastAsia="Times New Roman" w:cs="Times New Roman"/>
-          <w:vertAlign w:val="subscript"/>
-        </w:rPr>
-        <w:t>3</w:t>
-      </w:r>
-      <w:r>
-        <w:rPr>
-          <w:rFonts w:ascii="Times New Roman" w:hAnsi="Times New Roman" w:eastAsia="Times New Roman" w:cs="Times New Roman"/>
-        </w:rPr>
-        <w:t>。</w:t>
-      </w:r>
-      <w:r>
-        <w:rPr>
-          <w:rFonts w:ascii="Times New Roman" w:hAnsi="Times New Roman" w:eastAsia="Times New Roman" w:cs="Times New Roman"/>
-        </w:rPr>
-        <w:t xml:space="preserve"> </w:t>
-      </w:r>
-      <w:r>
-        <w:rPr>
-          <w:rFonts w:ascii="Times New Roman" w:hAnsi="Times New Roman" w:eastAsia="Times New Roman" w:cs="Times New Roman"/>
-        </w:rPr>
-        <w:t>C</w:t>
-      </w:r>
-      <w:r>
-        <w:rPr>
-          <w:rFonts w:ascii="Times New Roman" w:hAnsi="Times New Roman" w:eastAsia="Times New Roman" w:cs="Times New Roman"/>
-          <w:vertAlign w:val="subscript"/>
-        </w:rPr>
-        <w:t>4</w:t>
-      </w:r>
-      <w:r>
-        <w:rPr>
-          <w:rFonts w:ascii="Times New Roman" w:hAnsi="Times New Roman" w:eastAsia="Times New Roman" w:cs="Times New Roman"/>
-        </w:rPr>
-        <w:t>H</w:t>
-      </w:r>
-      <w:r>
-        <w:rPr>
-          <w:rFonts w:ascii="Times New Roman" w:hAnsi="Times New Roman" w:eastAsia="Times New Roman" w:cs="Times New Roman"/>
-          <w:vertAlign w:val="subscript"/>
-        </w:rPr>
-        <w:t>9</w:t>
-      </w:r>
-      <w:r>
-        <w:rPr>
-          <w:rFonts w:ascii="Times New Roman" w:hAnsi="Times New Roman" w:eastAsia="Times New Roman" w:cs="Times New Roman"/>
-        </w:rPr>
-        <w:t>CON</w:t>
-      </w:r>
-      <w:r>
-        <w:rPr>
-          <w:rFonts w:ascii="Times New Roman" w:hAnsi="Times New Roman" w:eastAsia="Times New Roman" w:cs="Times New Roman"/>
-          <w:vertAlign w:val="subscript"/>
-        </w:rPr>
-        <w:t>3</w:t>
-      </w:r>
-      <w:r>
-        <w:rPr>
-          <w:rFonts w:ascii="Times New Roman" w:hAnsi="Times New Roman" w:eastAsia="Times New Roman" w:cs="Times New Roman"/>
-        </w:rPr>
-        <w:t xml:space="preserve"> → </w:t>
-      </w:r>
-      <w:r>
-        <w:rPr>
-          <w:rFonts w:hint="eastAsia" w:ascii="Times New Roman" w:hAnsi="Times New Roman" w:eastAsia="Times New Roman" w:cs="Times New Roman"/>
-        </w:rPr>
-        <w:t xml:space="preserve">Δ（Curtius）→</w:t>
-      </w:r>
-      <w:r>
-        <w:rPr>
-          <w:rFonts w:ascii="Times New Roman" w:hAnsi="Times New Roman" w:eastAsia="Times New Roman" w:cs="Times New Roman"/>
-        </w:rPr>
-        <w:t xml:space="preserve"> C</w:t>
-      </w:r>
-      <w:r>
-        <w:rPr>
-          <w:rFonts w:ascii="Times New Roman" w:hAnsi="Times New Roman" w:eastAsia="Times New Roman" w:cs="Times New Roman"/>
-          <w:vertAlign w:val="subscript"/>
-        </w:rPr>
-        <w:t>4</w:t>
-      </w:r>
-      <w:r>
-        <w:rPr>
-          <w:rFonts w:ascii="Times New Roman" w:hAnsi="Times New Roman" w:eastAsia="Times New Roman" w:cs="Times New Roman"/>
-        </w:rPr>
-        <w:t>H</w:t>
-      </w:r>
-      <w:r>
-        <w:rPr>
-          <w:rFonts w:ascii="Times New Roman" w:hAnsi="Times New Roman" w:eastAsia="Times New Roman" w:cs="Times New Roman"/>
-          <w:vertAlign w:val="subscript"/>
-        </w:rPr>
-        <w:t>9</w:t>
-      </w:r>
-      <w:r>
-        <w:rPr>
-          <w:rFonts w:ascii="Times New Roman" w:hAnsi="Times New Roman" w:eastAsia="Times New Roman" w:cs="Times New Roman"/>
-        </w:rPr>
-        <w:t>N=C=O → H</w:t>
-      </w:r>
-      <w:r>
-        <w:rPr>
-          <w:rFonts w:ascii="Times New Roman" w:hAnsi="Times New Roman" w:eastAsia="Times New Roman" w:cs="Times New Roman"/>
-          <w:vertAlign w:val="subscript"/>
-        </w:rPr>
-        <w:t>2</w:t>
-      </w:r>
-      <w:r>
-        <w:rPr>
-          <w:rFonts w:ascii="Times New Roman" w:hAnsi="Times New Roman" w:eastAsia="Times New Roman" w:cs="Times New Roman"/>
-        </w:rPr>
-        <w:t>O → C</w:t>
-      </w:r>
-      <w:r>
-        <w:rPr>
-          <w:rFonts w:ascii="Times New Roman" w:hAnsi="Times New Roman" w:eastAsia="Times New Roman" w:cs="Times New Roman"/>
-          <w:vertAlign w:val="subscript"/>
-        </w:rPr>
-        <w:t>4</w:t>
-      </w:r>
-      <w:r>
-        <w:rPr>
-          <w:rFonts w:ascii="Times New Roman" w:hAnsi="Times New Roman" w:eastAsia="Times New Roman" w:cs="Times New Roman"/>
-        </w:rPr>
-        <w:t>H</w:t>
-      </w:r>
-      <w:r>
-        <w:rPr>
-          <w:rFonts w:ascii="Times New Roman" w:hAnsi="Times New Roman" w:eastAsia="Times New Roman" w:cs="Times New Roman"/>
-          <w:vertAlign w:val="subscript"/>
-        </w:rPr>
-        <w:t>9</w:t>
-      </w:r>
-      <w:r>
-        <w:rPr>
-          <w:rFonts w:ascii="Times New Roman" w:hAnsi="Times New Roman" w:eastAsia="Times New Roman" w:cs="Times New Roman"/>
-        </w:rPr>
-        <w:t>NH</w:t>
-      </w:r>
-      <w:r>
-        <w:rPr>
-          <w:rFonts w:ascii="Times New Roman" w:hAnsi="Times New Roman" w:eastAsia="Times New Roman" w:cs="Times New Roman"/>
-          <w:vertAlign w:val="subscript"/>
-        </w:rPr>
-        <w:t>2</w:t>
-      </w:r>
-      <w:r>
-        <w:rPr>
-          <w:rFonts w:ascii="Times New Roman" w:hAnsi="Times New Roman" w:eastAsia="Times New Roman" w:cs="Times New Roman"/>
-        </w:rPr>
-        <w:t xml:space="preserve"> + CO</w:t>
-      </w:r>
-      <w:r>
-        <w:rPr>
-          <w:rFonts w:ascii="Times New Roman" w:hAnsi="Times New Roman" w:eastAsia="Times New Roman" w:cs="Times New Roman"/>
-          <w:vertAlign w:val="subscript"/>
-        </w:rPr>
-        <w:t>2</w:t>
-      </w:r>
-      <w:r>
-        <w:rPr>
-          <w:rFonts w:ascii="Times New Roman" w:hAnsi="Times New Roman" w:eastAsia="Times New Roman" w:cs="Times New Roman"/>
-        </w:rPr>
-        <w:t>。</w:t>
-      </w:r>
-      <w:r>
-        <w:rPr>
-          <w:rFonts w:ascii="Times New Roman" w:hAnsi="Times New Roman" w:eastAsia="Times New Roman" w:cs="Times New Roman"/>
-        </w:rPr>
-        <w:t xml:space="preserve"> </w:t>
-      </w:r>
-      <w:r>
-        <w:rPr>
-          <w:rFonts w:ascii="Times New Roman" w:hAnsi="Times New Roman" w:eastAsia="Times New Roman" w:cs="Times New Roman"/>
-        </w:rPr>
-        <w:t xml:space="preserve">D = </w:t>
-      </w:r>
-      <w:r>
-        <w:rPr>
-          <w:rFonts w:hint="eastAsia" w:ascii="Times New Roman" w:hAnsi="Times New Roman" w:eastAsia="Times New Roman" w:cs="Times New Roman"/>
-        </w:rPr>
-        <w:t>C</w:t>
-      </w:r>
-      <w:r>
-        <w:rPr>
-          <w:rFonts w:hint="eastAsia" w:ascii="Times New Roman" w:hAnsi="Times New Roman" w:eastAsia="Times New Roman" w:cs="Times New Roman"/>
-          <w:vertAlign w:val="subscript"/>
-        </w:rPr>
-        <w:t>4</w:t>
-      </w:r>
-      <w:r>
-        <w:rPr>
-          <w:rFonts w:hint="eastAsia" w:ascii="Times New Roman" w:hAnsi="Times New Roman" w:eastAsia="Times New Roman" w:cs="Times New Roman"/>
-        </w:rPr>
-        <w:t>H</w:t>
-      </w:r>
-      <w:r>
-        <w:rPr>
-          <w:rFonts w:hint="eastAsia" w:ascii="Times New Roman" w:hAnsi="Times New Roman" w:eastAsia="Times New Roman" w:cs="Times New Roman"/>
-          <w:vertAlign w:val="subscript"/>
-        </w:rPr>
-        <w:t>9</w:t>
-      </w:r>
-      <w:r>
-        <w:rPr>
-          <w:rFonts w:hint="eastAsia" w:ascii="Times New Roman" w:hAnsi="Times New Roman" w:eastAsia="Times New Roman" w:cs="Times New Roman"/>
-        </w:rPr>
-        <w:t>NH</w:t>
-      </w:r>
-      <w:r>
-        <w:rPr>
-          <w:rFonts w:hint="eastAsia" w:ascii="Times New Roman" w:hAnsi="Times New Roman" w:eastAsia="Times New Roman" w:cs="Times New Roman"/>
-          <w:vertAlign w:val="subscript"/>
-        </w:rPr>
-        <w:t>2</w:t>
-      </w:r>
-      <w:r>
-        <w:rPr>
-          <w:rFonts w:hint="eastAsia" w:ascii="Times New Roman" w:hAnsi="Times New Roman" w:eastAsia="Times New Roman" w:cs="Times New Roman"/>
-        </w:rPr>
-        <w:t>（</w:t>
-      </w:r>
-      <w:r>
-        <w:rPr>
-          <w:rFonts w:hint="eastAsia" w:ascii="Times New Roman" w:hAnsi="Times New Roman" w:eastAsia="FangSong" w:cs="Times New Roman"/>
-        </w:rPr>
-        <w:t>正丁胺</w:t>
-      </w:r>
-      <w:r>
-        <w:rPr>
-          <w:rFonts w:hint="eastAsia" w:ascii="Times New Roman" w:hAnsi="Times New Roman" w:eastAsia="Times New Roman" w:cs="Times New Roman"/>
-        </w:rPr>
-        <w:t>/</w:t>
-      </w:r>
-      <w:r>
-        <w:rPr>
-          <w:rFonts w:hint="eastAsia" w:ascii="Times New Roman" w:hAnsi="Times New Roman" w:eastAsia="FangSong" w:cs="Times New Roman"/>
-        </w:rPr>
-        <w:t>异丁胺等</w:t>
-      </w:r>
-      <w:r>
-        <w:rPr>
-          <w:rFonts w:hint="eastAsia" w:ascii="Times New Roman" w:hAnsi="Times New Roman" w:eastAsia="Times New Roman" w:cs="Times New Roman"/>
-        </w:rPr>
-        <w:t>，</w:t>
-      </w:r>
-      <w:r>
-        <w:rPr>
-          <w:rFonts w:hint="eastAsia" w:ascii="Times New Roman" w:hAnsi="Times New Roman" w:eastAsia="FangSong" w:cs="Times New Roman"/>
-        </w:rPr>
-        <w:t>取决于戊酸异构</w:t>
-      </w:r>
-      <w:r>
-        <w:rPr>
-          <w:rFonts w:hint="eastAsia" w:ascii="Times New Roman" w:hAnsi="Times New Roman" w:eastAsia="Times New Roman" w:cs="Times New Roman"/>
-        </w:rPr>
-        <w:t>）。</w:t>
-      </w:r>
-      <w:r>
-        <w:rPr>
-          <w:rFonts w:ascii="Times New Roman" w:hAnsi="Times New Roman" w:eastAsia="Times New Roman" w:cs="Times New Roman"/>
-        </w:rPr>
-        <w:t xml:space="preserve"> </w:t>
-      </w:r>
-      <w:r>
-        <w:rPr>
-          <w:rFonts w:hint="eastAsia" w:ascii="Times New Roman" w:hAnsi="Times New Roman" w:eastAsia="FangSong" w:cs="Times New Roman"/>
-        </w:rPr>
-        <w:t xml:space="preserve">经典</w:t>
-      </w:r>
-      <w:r>
-        <w:rPr>
-          <w:rFonts w:ascii="Times New Roman" w:hAnsi="Times New Roman" w:eastAsia="Times New Roman" w:cs="Times New Roman"/>
-        </w:rPr>
-        <w:t xml:space="preserve"> Curtius </w:t>
-      </w:r>
-      <w:r>
-        <w:rPr>
-          <w:rFonts w:hint="eastAsia" w:ascii="Times New Roman" w:hAnsi="Times New Roman" w:eastAsia="FangSong" w:cs="Times New Roman"/>
-        </w:rPr>
-        <w:t>链</w:t>
-      </w:r>
-      <w:r>
-        <w:rPr>
-          <w:rFonts w:hint="eastAsia" w:ascii="Times New Roman" w:hAnsi="Times New Roman" w:eastAsia="Times New Roman" w:cs="Times New Roman"/>
-        </w:rPr>
-        <w:t>：</w:t>
-      </w:r>
-      <w:r>
-        <w:rPr>
-          <w:rFonts w:hint="eastAsia" w:ascii="Times New Roman" w:hAnsi="Times New Roman" w:eastAsia="FangSong" w:cs="Times New Roman"/>
-          <w:b/>
-          <w:bCs/>
-        </w:rPr>
-        <w:t xml:space="preserve">羧酸</w:t>
-      </w:r>
-      <w:r>
-        <w:rPr>
-          <w:rFonts w:ascii="Times New Roman" w:hAnsi="Times New Roman" w:eastAsia="Times New Roman" w:cs="Times New Roman"/>
-          <w:b/>
-          <w:bCs/>
-        </w:rPr>
-        <w:t xml:space="preserve"> → </w:t>
-      </w:r>
-      <w:r>
-        <w:rPr>
-          <w:rFonts w:hint="eastAsia" w:ascii="Times New Roman" w:hAnsi="Times New Roman" w:eastAsia="FangSong" w:cs="Times New Roman"/>
-          <w:b/>
-          <w:bCs/>
-        </w:rPr>
-        <w:t xml:space="preserve">酰氯</w:t>
-      </w:r>
-      <w:r>
-        <w:rPr>
-          <w:rFonts w:ascii="Times New Roman" w:hAnsi="Times New Roman" w:eastAsia="Times New Roman" w:cs="Times New Roman"/>
-          <w:b/>
-          <w:bCs/>
-        </w:rPr>
-        <w:t xml:space="preserve"> → </w:t>
-      </w:r>
-      <w:r>
-        <w:rPr>
-          <w:rFonts w:hint="eastAsia" w:ascii="Times New Roman" w:hAnsi="Times New Roman" w:eastAsia="FangSong" w:cs="Times New Roman"/>
-          <w:b/>
-          <w:bCs/>
-        </w:rPr>
-        <w:t xml:space="preserve">酰基叠氮</w:t>
-      </w:r>
-      <w:r>
-        <w:rPr>
-          <w:rFonts w:ascii="Times New Roman" w:hAnsi="Times New Roman" w:eastAsia="Times New Roman" w:cs="Times New Roman"/>
-          <w:b/>
-          <w:bCs/>
-        </w:rPr>
-        <w:t xml:space="preserve"> → </w:t>
-      </w:r>
-      <w:r>
-        <w:rPr>
-          <w:rFonts w:hint="eastAsia" w:ascii="Times New Roman" w:hAnsi="Times New Roman" w:eastAsia="FangSong" w:cs="Times New Roman"/>
-          <w:b/>
-          <w:bCs/>
-        </w:rPr>
-        <w:t xml:space="preserve">异氰酸酯</w:t>
-      </w:r>
-      <w:r>
-        <w:rPr>
-          <w:rFonts w:ascii="Times New Roman" w:hAnsi="Times New Roman" w:eastAsia="Times New Roman" w:cs="Times New Roman"/>
-          <w:b/>
-          <w:bCs/>
-        </w:rPr>
-        <w:t xml:space="preserve"> → </w:t>
-      </w:r>
-      <w:r>
-        <w:rPr>
-          <w:rFonts w:hint="eastAsia" w:ascii="Times New Roman" w:hAnsi="Times New Roman" w:eastAsia="FangSong" w:cs="Times New Roman"/>
-          <w:b/>
-          <w:bCs/>
-        </w:rPr>
-        <w:t>少一</w:t>
-      </w:r>
-      <w:r>
-        <w:rPr>
-          <w:rFonts w:hint="eastAsia" w:ascii="Times New Roman" w:hAnsi="Times New Roman" w:eastAsia="Times New Roman" w:cs="Times New Roman"/>
-          <w:b/>
-          <w:bCs/>
-        </w:rPr>
-        <w:t>C</w:t>
-      </w:r>
-      <w:r>
-        <w:rPr>
-          <w:rFonts w:hint="eastAsia" w:ascii="Times New Roman" w:hAnsi="Times New Roman" w:eastAsia="FangSong" w:cs="Times New Roman"/>
-          <w:b/>
-          <w:bCs/>
-        </w:rPr>
-        <w:t>的胺</w:t>
-      </w:r>
-      <w:r>
-        <w:rPr>
-          <w:rFonts w:ascii="Times New Roman" w:hAnsi="Times New Roman" w:eastAsia="Times New Roman" w:cs="Times New Roman"/>
-        </w:rPr>
-        <w:t xml:space="preserve">。</w:t>
-      </w:r>
-    </w:p>
-    <w:p>
-      <w:pPr>
-        <w:numPr>
-          <w:ilvl w:val="0"/>
-          <w:numId w:val="1039"/>
-        </w:numPr>
-      </w:pPr>
-      <w:r>
-        <w:rPr>
-          <w:rFonts w:hint="eastAsia" w:ascii="Times New Roman" w:hAnsi="Times New Roman" w:eastAsia="FangSong" w:cs="Times New Roman"/>
-        </w:rPr>
-        <w:t>反驳论点</w:t>
-      </w:r>
-      <w:r>
-        <w:rPr>
-          <w:rFonts w:hint="eastAsia" w:ascii="Times New Roman" w:hAnsi="Times New Roman" w:eastAsia="Times New Roman" w:cs="Times New Roman"/>
-        </w:rPr>
-        <w:t>：</w:t>
-      </w:r>
-    </w:p>
-    <w:p>
-      <w:pPr>
-        <w:pStyle w:val="Compact"/>
-        <w:numPr>
-          <w:ilvl w:val="1"/>
-          <w:numId w:val="1042"/>
-        </w:numPr>
-      </w:pPr>
-      <w:r>
-        <w:rPr>
-          <w:rFonts w:hint="eastAsia" w:ascii="Times New Roman" w:hAnsi="Times New Roman" w:eastAsia="FangSong" w:cs="Times New Roman"/>
-          <w:b/>
-          <w:bCs/>
-        </w:rPr>
-        <w:t xml:space="preserve">动力学证据</w:t>
-      </w:r>
-      <w:r>
-        <w:rPr>
-          <w:rFonts w:hint="eastAsia" w:ascii="Times New Roman" w:hAnsi="Times New Roman" w:eastAsia="Times New Roman" w:cs="Times New Roman"/>
-        </w:rPr>
-        <w:t xml:space="preserve">：Claisen</w:t>
-      </w:r>
-      <w:r>
-        <w:rPr>
-          <w:rFonts w:ascii="Times New Roman" w:hAnsi="Times New Roman" w:eastAsia="Times New Roman" w:cs="Times New Roman"/>
-        </w:rPr>
-        <w:t xml:space="preserve"> </w:t>
-      </w:r>
-      <w:r>
-        <w:rPr>
-          <w:rFonts w:hint="eastAsia" w:ascii="Times New Roman" w:hAnsi="Times New Roman" w:eastAsia="FangSong" w:cs="Times New Roman"/>
-        </w:rPr>
-        <w:t>重排的速率对浓度依赖为一级</w:t>
-      </w:r>
-      <w:r>
-        <w:rPr>
-          <w:rFonts w:hint="eastAsia" w:ascii="Times New Roman" w:hAnsi="Times New Roman" w:eastAsia="Times New Roman" w:cs="Times New Roman"/>
-        </w:rPr>
-        <w:t>，</w:t>
-      </w:r>
-      <w:r>
-        <w:rPr>
-          <w:rFonts w:hint="eastAsia" w:ascii="Times New Roman" w:hAnsi="Times New Roman" w:eastAsia="FangSong" w:cs="Times New Roman"/>
-        </w:rPr>
-        <w:t>不随溶剂极性显著变化</w:t>
-      </w:r>
-      <w:r>
-        <w:rPr>
-          <w:rFonts w:hint="eastAsia" w:ascii="Times New Roman" w:hAnsi="Times New Roman" w:eastAsia="Times New Roman" w:cs="Times New Roman"/>
-        </w:rPr>
-        <w:t>，</w:t>
-      </w:r>
-      <w:r>
-        <w:rPr>
-          <w:rFonts w:hint="eastAsia" w:ascii="Times New Roman" w:hAnsi="Times New Roman" w:eastAsia="FangSong" w:cs="Times New Roman"/>
-        </w:rPr>
-        <w:t>不符合离子机理特征</w:t>
-      </w:r>
-      <w:r>
-        <w:rPr>
-          <w:rFonts w:hint="eastAsia" w:ascii="Times New Roman" w:hAnsi="Times New Roman" w:eastAsia="Times New Roman" w:cs="Times New Roman"/>
-        </w:rPr>
-        <w:t>。</w:t>
-      </w:r>
-    </w:p>
-    <w:p>
-      <w:pPr>
-        <w:pStyle w:val="Compact"/>
-        <w:numPr>
-          <w:ilvl w:val="1"/>
-          <w:numId w:val="1042"/>
-        </w:numPr>
-      </w:pPr>
-      <w:r>
-        <w:rPr>
-          <w:rFonts w:hint="eastAsia" w:ascii="Times New Roman" w:hAnsi="Times New Roman" w:eastAsia="FangSong" w:cs="Times New Roman"/>
-          <w:b/>
-          <w:bCs/>
-        </w:rPr>
-        <w:t xml:space="preserve">立体化学证据</w:t>
-      </w:r>
-      <w:r>
-        <w:rPr>
-          <w:rFonts w:hint="eastAsia" w:ascii="Times New Roman" w:hAnsi="Times New Roman" w:eastAsia="Times New Roman" w:cs="Times New Roman"/>
-        </w:rPr>
-        <w:t>：</w:t>
-      </w:r>
-      <w:r>
-        <w:rPr>
-          <w:rFonts w:hint="eastAsia" w:ascii="Times New Roman" w:hAnsi="Times New Roman" w:eastAsia="FangSong" w:cs="Times New Roman"/>
-        </w:rPr>
-        <w:t>手性底物的立体化学信息完整转移到产物</w:t>
-      </w:r>
-      <w:r>
-        <w:rPr>
-          <w:rFonts w:hint="eastAsia" w:ascii="Times New Roman" w:hAnsi="Times New Roman" w:eastAsia="Times New Roman" w:cs="Times New Roman"/>
-        </w:rPr>
-        <w:t>——</w:t>
-      </w:r>
-      <w:r>
-        <w:rPr>
-          <w:rFonts w:hint="eastAsia" w:ascii="Times New Roman" w:hAnsi="Times New Roman" w:eastAsia="FangSong" w:cs="Times New Roman"/>
-        </w:rPr>
-        <w:t>如果走碳正离子</w:t>
-      </w:r>
-      <w:r>
-        <w:rPr>
-          <w:rFonts w:hint="eastAsia" w:ascii="Times New Roman" w:hAnsi="Times New Roman" w:eastAsia="Times New Roman" w:cs="Times New Roman"/>
-        </w:rPr>
-        <w:t>（</w:t>
-      </w:r>
-      <w:r>
-        <w:rPr>
-          <w:rFonts w:hint="eastAsia" w:ascii="Times New Roman" w:hAnsi="Times New Roman" w:eastAsia="FangSong" w:cs="Times New Roman"/>
-        </w:rPr>
-        <w:t>平面</w:t>
-      </w:r>
-      <w:r>
-        <w:rPr>
-          <w:rFonts w:ascii="Times New Roman" w:hAnsi="Times New Roman" w:eastAsia="Times New Roman" w:cs="Times New Roman"/>
-        </w:rPr>
-        <w:t xml:space="preserve"> </w:t>
-      </w:r>
-      <w:r>
-        <w:rPr>
-          <w:rFonts w:hint="eastAsia" w:ascii="Times New Roman" w:hAnsi="Times New Roman" w:eastAsia="Times New Roman" w:cs="Times New Roman"/>
-        </w:rPr>
-        <w:t>sp</w:t>
-      </w:r>
-      <w:r>
-        <w:rPr>
-          <w:rFonts w:hint="eastAsia" w:ascii="Times New Roman" w:hAnsi="Times New Roman" w:eastAsia="Times New Roman" w:cs="Times New Roman"/>
-          <w:vertAlign w:val="superscript"/>
-        </w:rPr>
-        <w:t>2</w:t>
-      </w:r>
-      <w:r>
-        <w:rPr>
-          <w:rFonts w:hint="eastAsia" w:ascii="Times New Roman" w:hAnsi="Times New Roman" w:eastAsia="Times New Roman" w:cs="Times New Roman"/>
-        </w:rPr>
-        <w:t>），</w:t>
-      </w:r>
-      <w:r>
-        <w:rPr>
-          <w:rFonts w:hint="eastAsia" w:ascii="Times New Roman" w:hAnsi="Times New Roman" w:eastAsia="FangSong" w:cs="Times New Roman"/>
-        </w:rPr>
-        <w:t>会外消旋化</w:t>
-      </w:r>
-      <w:r>
-        <w:rPr>
-          <w:rFonts w:hint="eastAsia" w:ascii="Times New Roman" w:hAnsi="Times New Roman" w:eastAsia="Times New Roman" w:cs="Times New Roman"/>
-        </w:rPr>
-        <w:t>。</w:t>
-      </w:r>
-    </w:p>
-    <w:p>
-      <w:pPr>
-        <w:pStyle w:val="Compact"/>
-        <w:numPr>
-          <w:ilvl w:val="1"/>
-          <w:numId w:val="1042"/>
-        </w:numPr>
-      </w:pPr>
-      <w:r>
-        <w:rPr>
-          <w:rFonts w:hint="eastAsia" w:ascii="Times New Roman" w:hAnsi="Times New Roman" w:eastAsia="FangSong" w:cs="Times New Roman"/>
-          <w:b/>
-          <w:bCs/>
-        </w:rPr>
-        <w:t xml:space="preserve">无重排副产物</w:t>
-      </w:r>
-      <w:r>
-        <w:rPr>
-          <w:rFonts w:hint="eastAsia" w:ascii="Times New Roman" w:hAnsi="Times New Roman" w:eastAsia="Times New Roman" w:cs="Times New Roman"/>
-        </w:rPr>
-        <w:t>：</w:t>
-      </w:r>
-      <w:r>
-        <w:rPr>
-          <w:rFonts w:hint="eastAsia" w:ascii="Times New Roman" w:hAnsi="Times New Roman" w:eastAsia="FangSong" w:cs="Times New Roman"/>
-        </w:rPr>
-        <w:t>如果生成自由碳正离子</w:t>
-      </w:r>
-      <w:r>
-        <w:rPr>
-          <w:rFonts w:hint="eastAsia" w:ascii="Times New Roman" w:hAnsi="Times New Roman" w:eastAsia="Times New Roman" w:cs="Times New Roman"/>
-        </w:rPr>
-        <w:t>，</w:t>
-      </w:r>
-      <w:r>
-        <w:rPr>
-          <w:rFonts w:hint="eastAsia" w:ascii="Times New Roman" w:hAnsi="Times New Roman" w:eastAsia="FangSong" w:cs="Times New Roman"/>
-        </w:rPr>
-        <w:t>应观察到</w:t>
-      </w:r>
-      <w:r>
-        <w:rPr>
-          <w:rFonts w:ascii="Times New Roman" w:hAnsi="Times New Roman" w:eastAsia="Times New Roman" w:cs="Times New Roman"/>
-        </w:rPr>
-        <w:t xml:space="preserve"> Wagner-Meerwein </w:t>
-      </w:r>
-      <w:r>
-        <w:rPr>
-          <w:rFonts w:hint="eastAsia" w:ascii="Times New Roman" w:hAnsi="Times New Roman" w:eastAsia="FangSong" w:cs="Times New Roman"/>
-        </w:rPr>
-        <w:t>类重排副产物</w:t>
-      </w:r>
-      <w:r>
-        <w:rPr>
-          <w:rFonts w:hint="eastAsia" w:ascii="Times New Roman" w:hAnsi="Times New Roman" w:eastAsia="Times New Roman" w:cs="Times New Roman"/>
-        </w:rPr>
-        <w:t>，</w:t>
-      </w:r>
-      <w:r>
-        <w:rPr>
-          <w:rFonts w:hint="eastAsia" w:ascii="Times New Roman" w:hAnsi="Times New Roman" w:eastAsia="FangSong" w:cs="Times New Roman"/>
-        </w:rPr>
-        <w:t>但</w:t>
-      </w:r>
-      <w:r>
-        <w:rPr>
-          <w:rFonts w:ascii="Times New Roman" w:hAnsi="Times New Roman" w:eastAsia="Times New Roman" w:cs="Times New Roman"/>
-        </w:rPr>
-        <w:t xml:space="preserve"> Claisen </w:t>
-      </w:r>
-      <w:r>
-        <w:rPr>
-          <w:rFonts w:hint="eastAsia" w:ascii="Times New Roman" w:hAnsi="Times New Roman" w:eastAsia="FangSong" w:cs="Times New Roman"/>
-        </w:rPr>
-        <w:t xml:space="preserve">高选择性地仅得</w:t>
-      </w:r>
-      <w:r>
-        <w:rPr>
-          <w:rFonts w:ascii="Times New Roman" w:hAnsi="Times New Roman" w:eastAsia="Times New Roman" w:cs="Times New Roman"/>
-        </w:rPr>
-        <w:t xml:space="preserve"> [3,3] </w:t>
-      </w:r>
-      <w:r>
-        <w:rPr>
-          <w:rFonts w:hint="eastAsia" w:ascii="Times New Roman" w:hAnsi="Times New Roman" w:eastAsia="FangSong" w:cs="Times New Roman"/>
-        </w:rPr>
-        <w:t>产物</w:t>
-      </w:r>
-      <w:r>
-        <w:rPr>
-          <w:rFonts w:hint="eastAsia" w:ascii="Times New Roman" w:hAnsi="Times New Roman" w:eastAsia="Times New Roman" w:cs="Times New Roman"/>
-        </w:rPr>
-        <w:t>。</w:t>
-      </w:r>
-    </w:p>
-    <w:p>
-      <w:pPr>
-        <w:pStyle w:val="Compact"/>
-        <w:numPr>
-          <w:ilvl w:val="1"/>
-          <w:numId w:val="1042"/>
-        </w:numPr>
-      </w:pPr>
-      <w:r>
-        <w:rPr>
-          <w:rFonts w:hint="eastAsia" w:ascii="Times New Roman" w:hAnsi="Times New Roman" w:eastAsia="FangSong" w:cs="Times New Roman"/>
-          <w:b/>
-          <w:bCs/>
-        </w:rPr>
-        <w:t xml:space="preserve">轨道对称性</w:t>
-      </w:r>
-      <w:r>
-        <w:rPr>
-          <w:rFonts w:hint="eastAsia" w:ascii="Times New Roman" w:hAnsi="Times New Roman" w:eastAsia="Times New Roman" w:cs="Times New Roman"/>
-        </w:rPr>
-        <w:t xml:space="preserve">：Claisen</w:t>
-      </w:r>
-      <w:r>
-        <w:rPr>
-          <w:rFonts w:ascii="Times New Roman" w:hAnsi="Times New Roman" w:eastAsia="Times New Roman" w:cs="Times New Roman"/>
-        </w:rPr>
-        <w:t xml:space="preserve"> </w:t>
-      </w:r>
-      <w:r>
-        <w:rPr>
-          <w:rFonts w:hint="eastAsia" w:ascii="Times New Roman" w:hAnsi="Times New Roman" w:eastAsia="FangSong" w:cs="Times New Roman"/>
-        </w:rPr>
-        <w:t xml:space="preserve">是热允许的</w:t>
-      </w:r>
-      <w:r>
-        <w:rPr>
-          <w:rFonts w:ascii="Times New Roman" w:hAnsi="Times New Roman" w:eastAsia="Times New Roman" w:cs="Times New Roman"/>
-        </w:rPr>
-        <w:t xml:space="preserve"> [3,3]-σ </w:t>
-      </w:r>
-      <w:r>
-        <w:rPr>
-          <w:rFonts w:hint="eastAsia" w:ascii="Times New Roman" w:hAnsi="Times New Roman" w:eastAsia="FangSong" w:cs="Times New Roman"/>
-        </w:rPr>
-        <w:t>迁移</w:t>
-      </w:r>
-      <w:r>
-        <w:rPr>
-          <w:rFonts w:hint="eastAsia" w:ascii="Times New Roman" w:hAnsi="Times New Roman" w:eastAsia="Times New Roman" w:cs="Times New Roman"/>
-        </w:rPr>
-        <w:t>，</w:t>
-      </w:r>
-      <w:r>
-        <w:rPr>
-          <w:rFonts w:hint="eastAsia" w:ascii="Times New Roman" w:hAnsi="Times New Roman" w:eastAsia="FangSong" w:cs="Times New Roman"/>
-        </w:rPr>
-        <w:t>可用</w:t>
-      </w:r>
-      <w:r>
-        <w:rPr>
-          <w:rFonts w:ascii="Times New Roman" w:hAnsi="Times New Roman" w:eastAsia="Times New Roman" w:cs="Times New Roman"/>
-        </w:rPr>
-        <w:t xml:space="preserve"> Woodward-Hoffmann </w:t>
-      </w:r>
-      <w:r>
-        <w:rPr>
-          <w:rFonts w:hint="eastAsia" w:ascii="Times New Roman" w:hAnsi="Times New Roman" w:eastAsia="FangSong" w:cs="Times New Roman"/>
-        </w:rPr>
-        <w:t>规则预测</w:t>
-      </w:r>
-      <w:r>
-        <w:rPr>
-          <w:rFonts w:hint="eastAsia" w:ascii="Times New Roman" w:hAnsi="Times New Roman" w:eastAsia="Times New Roman" w:cs="Times New Roman"/>
-        </w:rPr>
-        <w:t>，</w:t>
-      </w:r>
-      <w:r>
-        <w:rPr>
-          <w:rFonts w:hint="eastAsia" w:ascii="Times New Roman" w:hAnsi="Times New Roman" w:eastAsia="FangSong" w:cs="Times New Roman"/>
-        </w:rPr>
-        <w:t>与离子路径不符</w:t>
-      </w:r>
-      <w:r>
-        <w:rPr>
-          <w:rFonts w:hint="eastAsia" w:ascii="Times New Roman" w:hAnsi="Times New Roman" w:eastAsia="Times New Roman" w:cs="Times New Roman"/>
-        </w:rPr>
-        <w:t>。</w:t>
-      </w:r>
-    </w:p>
-    <w:p>
-      <w:pPr>
-        <w:pStyle w:val="Compact"/>
-        <w:numPr>
-          <w:ilvl w:val="0"/>
-          <w:numId w:val="1039"/>
-        </w:numPr>
-      </w:pPr>
-    </w:p>
-    <w:p>
-      <w:pPr>
-        <w:pStyle w:val="Compact"/>
-        <w:numPr>
-          <w:ilvl w:val="1"/>
-          <w:numId w:val="1043"/>
-        </w:numPr>
-      </w:pPr>
-      <w:r>
-        <w:rPr>
-          <w:rFonts w:hint="eastAsia" w:ascii="Times New Roman" w:hAnsi="Times New Roman" w:eastAsia="Times New Roman" w:cs="Times New Roman"/>
-        </w:rPr>
-        <w:t>B-V（</w:t>
-      </w:r>
-      <w:r>
-        <w:rPr>
-          <w:rFonts w:hint="eastAsia" w:ascii="Times New Roman" w:hAnsi="Times New Roman" w:eastAsia="FangSong" w:cs="Times New Roman"/>
-        </w:rPr>
-        <w:t>环戊酮</w:t>
-      </w:r>
-      <w:r>
-        <w:rPr>
-          <w:rFonts w:ascii="Times New Roman" w:hAnsi="Times New Roman" w:eastAsia="Times New Roman" w:cs="Times New Roman"/>
-        </w:rPr>
-        <w:t xml:space="preserve"> + mCPBA → </w:t>
-      </w:r>
-      <w:r>
-        <w:rPr>
-          <w:rFonts w:hint="eastAsia" w:ascii="Times New Roman" w:hAnsi="Times New Roman" w:eastAsia="Times New Roman" w:cs="Times New Roman"/>
-        </w:rPr>
-        <w:t>δ-</w:t>
-      </w:r>
-      <w:r>
-        <w:rPr>
-          <w:rFonts w:hint="eastAsia" w:ascii="Times New Roman" w:hAnsi="Times New Roman" w:eastAsia="FangSong" w:cs="Times New Roman"/>
-        </w:rPr>
-        <w:t>戊内酯</w:t>
-      </w:r>
-      <w:r>
-        <w:rPr>
-          <w:rFonts w:hint="eastAsia" w:ascii="Times New Roman" w:hAnsi="Times New Roman" w:eastAsia="Times New Roman" w:cs="Times New Roman"/>
-        </w:rPr>
-        <w:t>）</w:t>
-      </w:r>
-    </w:p>
-    <w:p>
-      <w:pPr>
-        <w:pStyle w:val="Compact"/>
-        <w:numPr>
-          <w:ilvl w:val="1"/>
-          <w:numId w:val="1043"/>
-        </w:numPr>
-      </w:pPr>
-      <w:r>
-        <w:rPr>
-          <w:rFonts w:hint="eastAsia" w:ascii="Times New Roman" w:hAnsi="Times New Roman" w:eastAsia="Times New Roman" w:cs="Times New Roman"/>
-        </w:rPr>
-        <w:t>Beckmann（</w:t>
-      </w:r>
-      <w:r>
-        <w:rPr>
-          <w:rFonts w:hint="eastAsia" w:ascii="Times New Roman" w:hAnsi="Times New Roman" w:eastAsia="FangSong" w:cs="Times New Roman"/>
-        </w:rPr>
-        <w:t>环己酮肟</w:t>
-      </w:r>
-      <w:r>
-        <w:rPr>
-          <w:rFonts w:ascii="Times New Roman" w:hAnsi="Times New Roman" w:eastAsia="Times New Roman" w:cs="Times New Roman"/>
-        </w:rPr>
-        <w:t xml:space="preserve"> + H</w:t>
-      </w:r>
-      <w:r>
-        <w:rPr>
-          <w:rFonts w:ascii="Times New Roman" w:hAnsi="Times New Roman" w:eastAsia="Times New Roman" w:cs="Times New Roman"/>
-          <w:vertAlign w:val="subscript"/>
-        </w:rPr>
-        <w:t>2</w:t>
-      </w:r>
-      <w:r>
-        <w:rPr>
-          <w:rFonts w:ascii="Times New Roman" w:hAnsi="Times New Roman" w:eastAsia="Times New Roman" w:cs="Times New Roman"/>
-        </w:rPr>
-        <w:t>SO</w:t>
-      </w:r>
-      <w:r>
-        <w:rPr>
-          <w:rFonts w:ascii="Times New Roman" w:hAnsi="Times New Roman" w:eastAsia="Times New Roman" w:cs="Times New Roman"/>
-          <w:vertAlign w:val="subscript"/>
-        </w:rPr>
-        <w:t>4</w:t>
-      </w:r>
-      <w:r>
-        <w:rPr>
-          <w:rFonts w:ascii="Times New Roman" w:hAnsi="Times New Roman" w:eastAsia="Times New Roman" w:cs="Times New Roman"/>
-        </w:rPr>
-        <w:t xml:space="preserve"> → </w:t>
-      </w:r>
-      <w:r>
-        <w:rPr>
-          <w:rFonts w:hint="eastAsia" w:ascii="Times New Roman" w:hAnsi="Times New Roman" w:eastAsia="FangSong" w:cs="Times New Roman"/>
-        </w:rPr>
-        <w:t>己内酰胺</w:t>
-      </w:r>
-      <w:r>
-        <w:rPr>
-          <w:rFonts w:hint="eastAsia" w:ascii="Times New Roman" w:hAnsi="Times New Roman" w:eastAsia="Times New Roman" w:cs="Times New Roman"/>
-        </w:rPr>
-        <w:t>）</w:t>
-      </w:r>
-    </w:p>
-    <w:p>
-      <w:pPr>
-        <w:pStyle w:val="Compact"/>
-        <w:numPr>
-          <w:ilvl w:val="1"/>
-          <w:numId w:val="1043"/>
-        </w:numPr>
-      </w:pPr>
-      <w:r>
-        <w:rPr>
-          <w:rFonts w:hint="eastAsia" w:ascii="Times New Roman" w:hAnsi="Times New Roman" w:eastAsia="Times New Roman" w:cs="Times New Roman"/>
-        </w:rPr>
-        <w:t>Favorskii（α-</w:t>
-      </w:r>
-      <w:r>
-        <w:rPr>
-          <w:rFonts w:hint="eastAsia" w:ascii="Times New Roman" w:hAnsi="Times New Roman" w:eastAsia="FangSong" w:cs="Times New Roman"/>
-        </w:rPr>
-        <w:t>溴代环庚酮</w:t>
-      </w:r>
-      <w:r>
-        <w:rPr>
-          <w:rFonts w:ascii="Times New Roman" w:hAnsi="Times New Roman" w:eastAsia="Times New Roman" w:cs="Times New Roman"/>
-        </w:rPr>
-        <w:t xml:space="preserve"> + OH</w:t>
-      </w:r>
-      <w:r>
-        <w:rPr>
-          <w:rFonts w:ascii="Times New Roman" w:hAnsi="Times New Roman" w:eastAsia="Times New Roman" w:cs="Times New Roman"/>
-          <w:vertAlign w:val="superscript"/>
-        </w:rPr>
-        <w:t>-</w:t>
-      </w:r>
-      <w:r>
-        <w:rPr>
-          <w:rFonts w:ascii="Times New Roman" w:hAnsi="Times New Roman" w:eastAsia="Times New Roman" w:cs="Times New Roman"/>
-        </w:rPr>
-        <w:t xml:space="preserve"> → </w:t>
-      </w:r>
-      <w:r>
-        <w:rPr>
-          <w:rFonts w:hint="eastAsia" w:ascii="Times New Roman" w:hAnsi="Times New Roman" w:eastAsia="FangSong" w:cs="Times New Roman"/>
-        </w:rPr>
-        <w:t>环己烷甲酸</w:t>
-      </w:r>
-      <w:r>
-        <w:rPr>
-          <w:rFonts w:hint="eastAsia" w:ascii="Times New Roman" w:hAnsi="Times New Roman" w:eastAsia="Times New Roman" w:cs="Times New Roman"/>
-        </w:rPr>
-        <w:t>，</w:t>
-      </w:r>
-      <w:r>
-        <w:rPr>
-          <w:rFonts w:hint="eastAsia" w:ascii="Times New Roman" w:hAnsi="Times New Roman" w:eastAsia="FangSong" w:cs="Times New Roman"/>
-        </w:rPr>
-        <w:t>缩环</w:t>
-      </w:r>
-      <w:r>
-        <w:rPr>
-          <w:rFonts w:hint="eastAsia" w:ascii="Times New Roman" w:hAnsi="Times New Roman" w:eastAsia="Times New Roman" w:cs="Times New Roman"/>
-        </w:rPr>
-        <w:t>）</w:t>
-      </w:r>
-    </w:p>
-    <w:p>
-      <w:pPr>
-        <w:pStyle w:val="Compact"/>
-        <w:numPr>
-          <w:ilvl w:val="1"/>
-          <w:numId w:val="1043"/>
-        </w:numPr>
-      </w:pPr>
-      <w:r>
-        <w:rPr>
-          <w:rFonts w:ascii="Times New Roman" w:hAnsi="Times New Roman" w:eastAsia="Times New Roman" w:cs="Times New Roman"/>
-        </w:rPr>
-        <w:t xml:space="preserve">Curtius </w:t>
-      </w:r>
-      <w:r>
-        <w:rPr>
-          <w:rFonts w:hint="eastAsia" w:ascii="Times New Roman" w:hAnsi="Times New Roman" w:eastAsia="FangSong" w:cs="Times New Roman"/>
-        </w:rPr>
-        <w:t xml:space="preserve">或</w:t>
-      </w:r>
-      <w:r>
-        <w:rPr>
-          <w:rFonts w:ascii="Times New Roman" w:hAnsi="Times New Roman" w:eastAsia="Times New Roman" w:cs="Times New Roman"/>
-        </w:rPr>
-        <w:t xml:space="preserve"> </w:t>
-      </w:r>
-      <w:r>
-        <w:rPr>
-          <w:rFonts w:hint="eastAsia" w:ascii="Times New Roman" w:hAnsi="Times New Roman" w:eastAsia="Times New Roman" w:cs="Times New Roman"/>
-        </w:rPr>
-        <w:t>Hofmann（</w:t>
-      </w:r>
-      <w:r>
-        <w:rPr>
-          <w:rFonts w:hint="eastAsia" w:ascii="Times New Roman" w:hAnsi="Times New Roman" w:eastAsia="FangSong" w:cs="Times New Roman"/>
-        </w:rPr>
-        <w:t>羧酸</w:t>
-      </w:r>
-      <w:r>
-        <w:rPr>
-          <w:rFonts w:ascii="Times New Roman" w:hAnsi="Times New Roman" w:eastAsia="Times New Roman" w:cs="Times New Roman"/>
-        </w:rPr>
-        <w:t xml:space="preserve"> → </w:t>
-      </w:r>
-      <w:r>
-        <w:rPr>
-          <w:rFonts w:hint="eastAsia" w:ascii="Times New Roman" w:hAnsi="Times New Roman" w:eastAsia="FangSong" w:cs="Times New Roman"/>
-        </w:rPr>
-        <w:t xml:space="preserve">酰基叠氮</w:t>
-      </w:r>
-      <w:r>
-        <w:rPr>
-          <w:rFonts w:ascii="Times New Roman" w:hAnsi="Times New Roman" w:eastAsia="Times New Roman" w:cs="Times New Roman"/>
-        </w:rPr>
-        <w:t xml:space="preserve"> → </w:t>
-      </w:r>
-      <w:r>
-        <w:rPr>
-          <w:rFonts w:hint="eastAsia" w:ascii="Times New Roman" w:hAnsi="Times New Roman" w:eastAsia="FangSong" w:cs="Times New Roman"/>
-        </w:rPr>
-        <w:t>少一</w:t>
-      </w:r>
-      <w:r>
-        <w:rPr>
-          <w:rFonts w:hint="eastAsia" w:ascii="Times New Roman" w:hAnsi="Times New Roman" w:eastAsia="Times New Roman" w:cs="Times New Roman"/>
-        </w:rPr>
-        <w:t>C</w:t>
-      </w:r>
-      <w:r>
-        <w:rPr>
-          <w:rFonts w:hint="eastAsia" w:ascii="Times New Roman" w:hAnsi="Times New Roman" w:eastAsia="FangSong" w:cs="Times New Roman"/>
-        </w:rPr>
-        <w:t>的胺</w:t>
-      </w:r>
-      <w:r>
-        <w:rPr>
-          <w:rFonts w:hint="eastAsia" w:ascii="Times New Roman" w:hAnsi="Times New Roman" w:eastAsia="Times New Roman" w:cs="Times New Roman"/>
-        </w:rPr>
-        <w:t>；</w:t>
-      </w:r>
-      <w:r>
-        <w:rPr>
-          <w:rFonts w:hint="eastAsia" w:ascii="Times New Roman" w:hAnsi="Times New Roman" w:eastAsia="FangSong" w:cs="Times New Roman"/>
-        </w:rPr>
-        <w:t>或酰胺</w:t>
-      </w:r>
-      <w:r>
-        <w:rPr>
-          <w:rFonts w:ascii="Times New Roman" w:hAnsi="Times New Roman" w:eastAsia="Times New Roman" w:cs="Times New Roman"/>
-        </w:rPr>
-        <w:t xml:space="preserve"> + </w:t>
-      </w:r>
-      <w:r>
-        <w:rPr>
-          <w:rFonts w:hint="eastAsia" w:ascii="Times New Roman" w:hAnsi="Times New Roman" w:eastAsia="Times New Roman" w:cs="Times New Roman"/>
-        </w:rPr>
-        <w:t>Br</w:t>
-      </w:r>
-      <w:r>
-        <w:rPr>
-          <w:rFonts w:hint="eastAsia" w:ascii="Times New Roman" w:hAnsi="Times New Roman" w:eastAsia="Times New Roman" w:cs="Times New Roman"/>
-          <w:vertAlign w:val="subscript"/>
-        </w:rPr>
-        <w:t>2</w:t>
-      </w:r>
-      <w:r>
-        <w:rPr>
-          <w:rFonts w:hint="eastAsia" w:ascii="Times New Roman" w:hAnsi="Times New Roman" w:eastAsia="Times New Roman" w:cs="Times New Roman"/>
-        </w:rPr>
-        <w:t>/OH</w:t>
-      </w:r>
-      <w:r>
-        <w:rPr>
-          <w:rFonts w:hint="eastAsia" w:ascii="Times New Roman" w:hAnsi="Times New Roman" w:eastAsia="Times New Roman" w:cs="Times New Roman"/>
-          <w:vertAlign w:val="superscript"/>
-        </w:rPr>
-        <w:t>-</w:t>
-      </w:r>
-      <w:r>
-        <w:rPr>
-          <w:rFonts w:hint="eastAsia" w:ascii="Times New Roman" w:hAnsi="Times New Roman" w:eastAsia="Times New Roman" w:cs="Times New Roman"/>
-        </w:rPr>
-        <w:t>）</w:t>
-      </w:r>
-    </w:p>
-    <w:p>
-      <w:pPr>
-        <w:pStyle w:val="Compact"/>
-        <w:numPr>
-          <w:ilvl w:val="1"/>
-          <w:numId w:val="1043"/>
-        </w:numPr>
-      </w:pPr>
+          <w:rFonts w:ascii="Times New Roman" w:hAnsi="Times New Roman" w:eastAsia="Times New Roman" w:cs="Times New Roman"/>
+        </w:rPr>
+        <w:t xml:space="preserve">(e) </w:t>
+      </w:r>
       <w:r>
         <w:rPr>
           <w:rFonts w:hint="eastAsia" w:ascii="Times New Roman" w:hAnsi="Times New Roman" w:eastAsia="Times New Roman" w:cs="Times New Roman"/>
@@ -42578,7 +42845,7 @@
         <w:pStyle w:val="Compact"/>
         <w:numPr>
           <w:ilvl w:val="0"/>
-          <w:numId w:val="1044"/>
+          <w:numId w:val="1032"/>
         </w:numPr>
       </w:pPr>
       <w:r>
@@ -42689,7 +42956,7 @@
         <w:pStyle w:val="Compact"/>
         <w:numPr>
           <w:ilvl w:val="0"/>
-          <w:numId w:val="1044"/>
+          <w:numId w:val="1032"/>
         </w:numPr>
       </w:pPr>
       <w:r>
@@ -42770,7 +43037,7 @@
         <w:pStyle w:val="Compact"/>
         <w:numPr>
           <w:ilvl w:val="0"/>
-          <w:numId w:val="1044"/>
+          <w:numId w:val="1032"/>
         </w:numPr>
       </w:pPr>
       <w:r>
@@ -42839,7 +43106,7 @@
         <w:pStyle w:val="Compact"/>
         <w:numPr>
           <w:ilvl w:val="0"/>
-          <w:numId w:val="1044"/>
+          <w:numId w:val="1032"/>
         </w:numPr>
       </w:pPr>
       <w:r>
@@ -42920,7 +43187,7 @@
         <w:pStyle w:val="Compact"/>
         <w:numPr>
           <w:ilvl w:val="0"/>
-          <w:numId w:val="1044"/>
+          <w:numId w:val="1032"/>
         </w:numPr>
       </w:pPr>
       <w:r>
@@ -43001,7 +43268,7 @@
         <w:pStyle w:val="Compact"/>
         <w:numPr>
           <w:ilvl w:val="0"/>
-          <w:numId w:val="1044"/>
+          <w:numId w:val="1032"/>
         </w:numPr>
       </w:pPr>
       <w:r>
@@ -43082,7 +43349,7 @@
         <w:pStyle w:val="Compact"/>
         <w:numPr>
           <w:ilvl w:val="0"/>
-          <w:numId w:val="1044"/>
+          <w:numId w:val="1032"/>
         </w:numPr>
       </w:pPr>
       <w:r>
@@ -43175,7 +43442,7 @@
         <w:pStyle w:val="Compact"/>
         <w:numPr>
           <w:ilvl w:val="0"/>
-          <w:numId w:val="1044"/>
+          <w:numId w:val="1032"/>
         </w:numPr>
       </w:pPr>
       <w:r>
@@ -43617,431 +43884,6 @@
       <w:start w:val="1"/>
       <w:numFmt w:val="decimal"/>
       <w:lvlText w:val="%9."/>
-      <w:lvlJc w:val="left"/>
-      <w:pPr>
-        <w:ind w:left="6480" w:hanging="360"/>
-      </w:pPr>
-    </w:lvl>
-  </w:abstractNum>
-  <w:abstractNum w:abstractNumId="99731">
-    <w:nsid w:val="00A99731"/>
-    <w:multiLevelType w:val="multilevel"/>
-    <w:lvl w:ilvl="0">
-      <w:start w:val="1"/>
-      <w:numFmt w:val="lowerLetter"/>
-      <w:lvlText w:val="(%1)"/>
-      <w:lvlJc w:val="left"/>
-      <w:pPr>
-        <w:ind w:left="720" w:hanging="360"/>
-      </w:pPr>
-    </w:lvl>
-    <w:lvl w:ilvl="1">
-      <w:start w:val="1"/>
-      <w:numFmt w:val="lowerLetter"/>
-      <w:lvlText w:val="(%2)"/>
-      <w:lvlJc w:val="left"/>
-      <w:pPr>
-        <w:ind w:left="1440" w:hanging="360"/>
-      </w:pPr>
-    </w:lvl>
-    <w:lvl w:ilvl="2">
-      <w:start w:val="1"/>
-      <w:numFmt w:val="lowerLetter"/>
-      <w:lvlText w:val="(%3)"/>
-      <w:lvlJc w:val="left"/>
-      <w:pPr>
-        <w:ind w:left="2160" w:hanging="360"/>
-      </w:pPr>
-    </w:lvl>
-    <w:lvl w:ilvl="3">
-      <w:start w:val="1"/>
-      <w:numFmt w:val="lowerLetter"/>
-      <w:lvlText w:val="(%4)"/>
-      <w:lvlJc w:val="left"/>
-      <w:pPr>
-        <w:ind w:left="2880" w:hanging="360"/>
-      </w:pPr>
-    </w:lvl>
-    <w:lvl w:ilvl="4">
-      <w:start w:val="1"/>
-      <w:numFmt w:val="lowerLetter"/>
-      <w:lvlText w:val="(%5)"/>
-      <w:lvlJc w:val="left"/>
-      <w:pPr>
-        <w:ind w:left="3600" w:hanging="360"/>
-      </w:pPr>
-    </w:lvl>
-    <w:lvl w:ilvl="5">
-      <w:start w:val="1"/>
-      <w:numFmt w:val="lowerLetter"/>
-      <w:lvlText w:val="(%6)"/>
-      <w:lvlJc w:val="left"/>
-      <w:pPr>
-        <w:ind w:left="4320" w:hanging="360"/>
-      </w:pPr>
-    </w:lvl>
-    <w:lvl w:ilvl="6">
-      <w:start w:val="1"/>
-      <w:numFmt w:val="lowerLetter"/>
-      <w:lvlText w:val="(%7)"/>
-      <w:lvlJc w:val="left"/>
-      <w:pPr>
-        <w:ind w:left="5040" w:hanging="360"/>
-      </w:pPr>
-    </w:lvl>
-    <w:lvl w:ilvl="7">
-      <w:start w:val="1"/>
-      <w:numFmt w:val="lowerLetter"/>
-      <w:lvlText w:val="(%8)"/>
-      <w:lvlJc w:val="left"/>
-      <w:pPr>
-        <w:ind w:left="5760" w:hanging="360"/>
-      </w:pPr>
-    </w:lvl>
-    <w:lvl w:ilvl="8">
-      <w:start w:val="1"/>
-      <w:numFmt w:val="lowerLetter"/>
-      <w:lvlText w:val="(%9)"/>
-      <w:lvlJc w:val="left"/>
-      <w:pPr>
-        <w:ind w:left="6480" w:hanging="360"/>
-      </w:pPr>
-    </w:lvl>
-  </w:abstractNum>
-  <w:abstractNum w:abstractNumId="99831">
-    <w:nsid w:val="00A99831"/>
-    <w:multiLevelType w:val="multilevel"/>
-    <w:lvl w:ilvl="0">
-      <w:start w:val="1"/>
-      <w:numFmt w:val="upperLetter"/>
-      <w:lvlText w:val="(%1)"/>
-      <w:lvlJc w:val="left"/>
-      <w:pPr>
-        <w:ind w:left="720" w:hanging="360"/>
-      </w:pPr>
-    </w:lvl>
-    <w:lvl w:ilvl="1">
-      <w:start w:val="1"/>
-      <w:numFmt w:val="upperLetter"/>
-      <w:lvlText w:val="(%2)"/>
-      <w:lvlJc w:val="left"/>
-      <w:pPr>
-        <w:ind w:left="1440" w:hanging="360"/>
-      </w:pPr>
-    </w:lvl>
-    <w:lvl w:ilvl="2">
-      <w:start w:val="1"/>
-      <w:numFmt w:val="upperLetter"/>
-      <w:lvlText w:val="(%3)"/>
-      <w:lvlJc w:val="left"/>
-      <w:pPr>
-        <w:ind w:left="2160" w:hanging="360"/>
-      </w:pPr>
-    </w:lvl>
-    <w:lvl w:ilvl="3">
-      <w:start w:val="1"/>
-      <w:numFmt w:val="upperLetter"/>
-      <w:lvlText w:val="(%4)"/>
-      <w:lvlJc w:val="left"/>
-      <w:pPr>
-        <w:ind w:left="2880" w:hanging="360"/>
-      </w:pPr>
-    </w:lvl>
-    <w:lvl w:ilvl="4">
-      <w:start w:val="1"/>
-      <w:numFmt w:val="upperLetter"/>
-      <w:lvlText w:val="(%5)"/>
-      <w:lvlJc w:val="left"/>
-      <w:pPr>
-        <w:ind w:left="3600" w:hanging="360"/>
-      </w:pPr>
-    </w:lvl>
-    <w:lvl w:ilvl="5">
-      <w:start w:val="1"/>
-      <w:numFmt w:val="upperLetter"/>
-      <w:lvlText w:val="(%6)"/>
-      <w:lvlJc w:val="left"/>
-      <w:pPr>
-        <w:ind w:left="4320" w:hanging="360"/>
-      </w:pPr>
-    </w:lvl>
-    <w:lvl w:ilvl="6">
-      <w:start w:val="1"/>
-      <w:numFmt w:val="upperLetter"/>
-      <w:lvlText w:val="(%7)"/>
-      <w:lvlJc w:val="left"/>
-      <w:pPr>
-        <w:ind w:left="5040" w:hanging="360"/>
-      </w:pPr>
-    </w:lvl>
-    <w:lvl w:ilvl="7">
-      <w:start w:val="1"/>
-      <w:numFmt w:val="upperLetter"/>
-      <w:lvlText w:val="(%8)"/>
-      <w:lvlJc w:val="left"/>
-      <w:pPr>
-        <w:ind w:left="5760" w:hanging="360"/>
-      </w:pPr>
-    </w:lvl>
-    <w:lvl w:ilvl="8">
-      <w:start w:val="1"/>
-      <w:numFmt w:val="upperLetter"/>
-      <w:lvlText w:val="(%9)"/>
-      <w:lvlJc w:val="left"/>
-      <w:pPr>
-        <w:ind w:left="6480" w:hanging="360"/>
-      </w:pPr>
-    </w:lvl>
-  </w:abstractNum>
-  <w:abstractNum w:abstractNumId="99414">
-    <w:nsid w:val="00A99414"/>
-    <w:multiLevelType w:val="multilevel"/>
-    <w:lvl w:ilvl="0">
-      <w:start w:val="4"/>
-      <w:numFmt w:val="decimal"/>
-      <w:lvlText w:val="%1."/>
-      <w:lvlJc w:val="left"/>
-      <w:pPr>
-        <w:ind w:left="720" w:hanging="360"/>
-      </w:pPr>
-    </w:lvl>
-    <w:lvl w:ilvl="1">
-      <w:start w:val="4"/>
-      <w:numFmt w:val="decimal"/>
-      <w:lvlText w:val="%2."/>
-      <w:lvlJc w:val="left"/>
-      <w:pPr>
-        <w:ind w:left="1440" w:hanging="360"/>
-      </w:pPr>
-    </w:lvl>
-    <w:lvl w:ilvl="2">
-      <w:start w:val="4"/>
-      <w:numFmt w:val="decimal"/>
-      <w:lvlText w:val="%3."/>
-      <w:lvlJc w:val="left"/>
-      <w:pPr>
-        <w:ind w:left="2160" w:hanging="360"/>
-      </w:pPr>
-    </w:lvl>
-    <w:lvl w:ilvl="3">
-      <w:start w:val="4"/>
-      <w:numFmt w:val="decimal"/>
-      <w:lvlText w:val="%4."/>
-      <w:lvlJc w:val="left"/>
-      <w:pPr>
-        <w:ind w:left="2880" w:hanging="360"/>
-      </w:pPr>
-    </w:lvl>
-    <w:lvl w:ilvl="4">
-      <w:start w:val="4"/>
-      <w:numFmt w:val="decimal"/>
-      <w:lvlText w:val="%5."/>
-      <w:lvlJc w:val="left"/>
-      <w:pPr>
-        <w:ind w:left="3600" w:hanging="360"/>
-      </w:pPr>
-    </w:lvl>
-    <w:lvl w:ilvl="5">
-      <w:start w:val="4"/>
-      <w:numFmt w:val="decimal"/>
-      <w:lvlText w:val="%6."/>
-      <w:lvlJc w:val="left"/>
-      <w:pPr>
-        <w:ind w:left="4320" w:hanging="360"/>
-      </w:pPr>
-    </w:lvl>
-    <w:lvl w:ilvl="6">
-      <w:start w:val="4"/>
-      <w:numFmt w:val="decimal"/>
-      <w:lvlText w:val="%7."/>
-      <w:lvlJc w:val="left"/>
-      <w:pPr>
-        <w:ind w:left="5040" w:hanging="360"/>
-      </w:pPr>
-    </w:lvl>
-    <w:lvl w:ilvl="7">
-      <w:start w:val="4"/>
-      <w:numFmt w:val="decimal"/>
-      <w:lvlText w:val="%8."/>
-      <w:lvlJc w:val="left"/>
-      <w:pPr>
-        <w:ind w:left="5760" w:hanging="360"/>
-      </w:pPr>
-    </w:lvl>
-    <w:lvl w:ilvl="8">
-      <w:start w:val="4"/>
-      <w:numFmt w:val="decimal"/>
-      <w:lvlText w:val="%9."/>
-      <w:lvlJc w:val="left"/>
-      <w:pPr>
-        <w:ind w:left="6480" w:hanging="360"/>
-      </w:pPr>
-    </w:lvl>
-  </w:abstractNum>
-  <w:abstractNum w:abstractNumId="99417">
-    <w:nsid w:val="00A99417"/>
-    <w:multiLevelType w:val="multilevel"/>
-    <w:lvl w:ilvl="0">
-      <w:start w:val="7"/>
-      <w:numFmt w:val="decimal"/>
-      <w:lvlText w:val="%1."/>
-      <w:lvlJc w:val="left"/>
-      <w:pPr>
-        <w:ind w:left="720" w:hanging="360"/>
-      </w:pPr>
-    </w:lvl>
-    <w:lvl w:ilvl="1">
-      <w:start w:val="7"/>
-      <w:numFmt w:val="decimal"/>
-      <w:lvlText w:val="%2."/>
-      <w:lvlJc w:val="left"/>
-      <w:pPr>
-        <w:ind w:left="1440" w:hanging="360"/>
-      </w:pPr>
-    </w:lvl>
-    <w:lvl w:ilvl="2">
-      <w:start w:val="7"/>
-      <w:numFmt w:val="decimal"/>
-      <w:lvlText w:val="%3."/>
-      <w:lvlJc w:val="left"/>
-      <w:pPr>
-        <w:ind w:left="2160" w:hanging="360"/>
-      </w:pPr>
-    </w:lvl>
-    <w:lvl w:ilvl="3">
-      <w:start w:val="7"/>
-      <w:numFmt w:val="decimal"/>
-      <w:lvlText w:val="%4."/>
-      <w:lvlJc w:val="left"/>
-      <w:pPr>
-        <w:ind w:left="2880" w:hanging="360"/>
-      </w:pPr>
-    </w:lvl>
-    <w:lvl w:ilvl="4">
-      <w:start w:val="7"/>
-      <w:numFmt w:val="decimal"/>
-      <w:lvlText w:val="%5."/>
-      <w:lvlJc w:val="left"/>
-      <w:pPr>
-        <w:ind w:left="3600" w:hanging="360"/>
-      </w:pPr>
-    </w:lvl>
-    <w:lvl w:ilvl="5">
-      <w:start w:val="7"/>
-      <w:numFmt w:val="decimal"/>
-      <w:lvlText w:val="%6."/>
-      <w:lvlJc w:val="left"/>
-      <w:pPr>
-        <w:ind w:left="4320" w:hanging="360"/>
-      </w:pPr>
-    </w:lvl>
-    <w:lvl w:ilvl="6">
-      <w:start w:val="7"/>
-      <w:numFmt w:val="decimal"/>
-      <w:lvlText w:val="%7."/>
-      <w:lvlJc w:val="left"/>
-      <w:pPr>
-        <w:ind w:left="5040" w:hanging="360"/>
-      </w:pPr>
-    </w:lvl>
-    <w:lvl w:ilvl="7">
-      <w:start w:val="7"/>
-      <w:numFmt w:val="decimal"/>
-      <w:lvlText w:val="%8."/>
-      <w:lvlJc w:val="left"/>
-      <w:pPr>
-        <w:ind w:left="5760" w:hanging="360"/>
-      </w:pPr>
-    </w:lvl>
-    <w:lvl w:ilvl="8">
-      <w:start w:val="7"/>
-      <w:numFmt w:val="decimal"/>
-      <w:lvlText w:val="%9."/>
-      <w:lvlJc w:val="left"/>
-      <w:pPr>
-        <w:ind w:left="6480" w:hanging="360"/>
-      </w:pPr>
-    </w:lvl>
-  </w:abstractNum>
-  <w:abstractNum w:abstractNumId="99431">
-    <w:nsid w:val="00A99431"/>
-    <w:multiLevelType w:val="multilevel"/>
-    <w:lvl w:ilvl="0">
-      <w:start w:val="1"/>
-      <w:numFmt w:val="decimal"/>
-      <w:lvlText w:val="(%1)"/>
-      <w:lvlJc w:val="left"/>
-      <w:pPr>
-        <w:ind w:left="720" w:hanging="360"/>
-      </w:pPr>
-    </w:lvl>
-    <w:lvl w:ilvl="1">
-      <w:start w:val="1"/>
-      <w:numFmt w:val="decimal"/>
-      <w:lvlText w:val="(%2)"/>
-      <w:lvlJc w:val="left"/>
-      <w:pPr>
-        <w:ind w:left="1440" w:hanging="360"/>
-      </w:pPr>
-    </w:lvl>
-    <w:lvl w:ilvl="2">
-      <w:start w:val="1"/>
-      <w:numFmt w:val="decimal"/>
-      <w:lvlText w:val="(%3)"/>
-      <w:lvlJc w:val="left"/>
-      <w:pPr>
-        <w:ind w:left="2160" w:hanging="360"/>
-      </w:pPr>
-    </w:lvl>
-    <w:lvl w:ilvl="3">
-      <w:start w:val="1"/>
-      <w:numFmt w:val="decimal"/>
-      <w:lvlText w:val="(%4)"/>
-      <w:lvlJc w:val="left"/>
-      <w:pPr>
-        <w:ind w:left="2880" w:hanging="360"/>
-      </w:pPr>
-    </w:lvl>
-    <w:lvl w:ilvl="4">
-      <w:start w:val="1"/>
-      <w:numFmt w:val="decimal"/>
-      <w:lvlText w:val="(%5)"/>
-      <w:lvlJc w:val="left"/>
-      <w:pPr>
-        <w:ind w:left="3600" w:hanging="360"/>
-      </w:pPr>
-    </w:lvl>
-    <w:lvl w:ilvl="5">
-      <w:start w:val="1"/>
-      <w:numFmt w:val="decimal"/>
-      <w:lvlText w:val="(%6)"/>
-      <w:lvlJc w:val="left"/>
-      <w:pPr>
-        <w:ind w:left="4320" w:hanging="360"/>
-      </w:pPr>
-    </w:lvl>
-    <w:lvl w:ilvl="6">
-      <w:start w:val="1"/>
-      <w:numFmt w:val="decimal"/>
-      <w:lvlText w:val="(%7)"/>
-      <w:lvlJc w:val="left"/>
-      <w:pPr>
-        <w:ind w:left="5040" w:hanging="360"/>
-      </w:pPr>
-    </w:lvl>
-    <w:lvl w:ilvl="7">
-      <w:start w:val="1"/>
-      <w:numFmt w:val="decimal"/>
-      <w:lvlText w:val="(%8)"/>
-      <w:lvlJc w:val="left"/>
-      <w:pPr>
-        <w:ind w:left="5760" w:hanging="360"/>
-      </w:pPr>
-    </w:lvl>
-    <w:lvl w:ilvl="8">
-      <w:start w:val="1"/>
-      <w:numFmt w:val="decimal"/>
-      <w:lvlText w:val="(%9)"/>
       <w:lvlJc w:val="left"/>
       <w:pPr>
         <w:ind w:left="6480" w:hanging="360"/>
@@ -44415,339 +44257,6 @@
     <w:abstractNumId w:val="991"/>
   </w:num>
   <w:num w:numId="1032">
-    <w:abstractNumId w:val="99411"/>
-    <w:lvlOverride w:ilvl="0">
-      <w:startOverride w:val="1"/>
-    </w:lvlOverride>
-    <w:lvlOverride w:ilvl="1">
-      <w:startOverride w:val="1"/>
-    </w:lvlOverride>
-    <w:lvlOverride w:ilvl="2">
-      <w:startOverride w:val="1"/>
-    </w:lvlOverride>
-    <w:lvlOverride w:ilvl="3">
-      <w:startOverride w:val="1"/>
-    </w:lvlOverride>
-    <w:lvlOverride w:ilvl="4">
-      <w:startOverride w:val="1"/>
-    </w:lvlOverride>
-    <w:lvlOverride w:ilvl="5">
-      <w:startOverride w:val="1"/>
-    </w:lvlOverride>
-    <w:lvlOverride w:ilvl="6">
-      <w:startOverride w:val="1"/>
-    </w:lvlOverride>
-    <w:lvlOverride w:ilvl="7">
-      <w:startOverride w:val="1"/>
-    </w:lvlOverride>
-    <w:lvlOverride w:ilvl="8">
-      <w:startOverride w:val="1"/>
-    </w:lvlOverride>
-  </w:num>
-  <w:num w:numId="1033">
-    <w:abstractNumId w:val="99731"/>
-    <w:lvlOverride w:ilvl="0">
-      <w:startOverride w:val="1"/>
-    </w:lvlOverride>
-    <w:lvlOverride w:ilvl="1">
-      <w:startOverride w:val="1"/>
-    </w:lvlOverride>
-    <w:lvlOverride w:ilvl="2">
-      <w:startOverride w:val="1"/>
-    </w:lvlOverride>
-    <w:lvlOverride w:ilvl="3">
-      <w:startOverride w:val="1"/>
-    </w:lvlOverride>
-    <w:lvlOverride w:ilvl="4">
-      <w:startOverride w:val="1"/>
-    </w:lvlOverride>
-    <w:lvlOverride w:ilvl="5">
-      <w:startOverride w:val="1"/>
-    </w:lvlOverride>
-    <w:lvlOverride w:ilvl="6">
-      <w:startOverride w:val="1"/>
-    </w:lvlOverride>
-    <w:lvlOverride w:ilvl="7">
-      <w:startOverride w:val="1"/>
-    </w:lvlOverride>
-    <w:lvlOverride w:ilvl="8">
-      <w:startOverride w:val="1"/>
-    </w:lvlOverride>
-  </w:num>
-  <w:num w:numId="1034">
-    <w:abstractNumId w:val="99831"/>
-    <w:lvlOverride w:ilvl="0">
-      <w:startOverride w:val="1"/>
-    </w:lvlOverride>
-    <w:lvlOverride w:ilvl="1">
-      <w:startOverride w:val="1"/>
-    </w:lvlOverride>
-    <w:lvlOverride w:ilvl="2">
-      <w:startOverride w:val="1"/>
-    </w:lvlOverride>
-    <w:lvlOverride w:ilvl="3">
-      <w:startOverride w:val="1"/>
-    </w:lvlOverride>
-    <w:lvlOverride w:ilvl="4">
-      <w:startOverride w:val="1"/>
-    </w:lvlOverride>
-    <w:lvlOverride w:ilvl="5">
-      <w:startOverride w:val="1"/>
-    </w:lvlOverride>
-    <w:lvlOverride w:ilvl="6">
-      <w:startOverride w:val="1"/>
-    </w:lvlOverride>
-    <w:lvlOverride w:ilvl="7">
-      <w:startOverride w:val="1"/>
-    </w:lvlOverride>
-    <w:lvlOverride w:ilvl="8">
-      <w:startOverride w:val="1"/>
-    </w:lvlOverride>
-  </w:num>
-  <w:num w:numId="1035">
-    <w:abstractNumId w:val="991"/>
-  </w:num>
-  <w:num w:numId="1036">
-    <w:abstractNumId w:val="99414"/>
-    <w:lvlOverride w:ilvl="0">
-      <w:startOverride w:val="4"/>
-    </w:lvlOverride>
-    <w:lvlOverride w:ilvl="1">
-      <w:startOverride w:val="4"/>
-    </w:lvlOverride>
-    <w:lvlOverride w:ilvl="2">
-      <w:startOverride w:val="4"/>
-    </w:lvlOverride>
-    <w:lvlOverride w:ilvl="3">
-      <w:startOverride w:val="4"/>
-    </w:lvlOverride>
-    <w:lvlOverride w:ilvl="4">
-      <w:startOverride w:val="4"/>
-    </w:lvlOverride>
-    <w:lvlOverride w:ilvl="5">
-      <w:startOverride w:val="4"/>
-    </w:lvlOverride>
-    <w:lvlOverride w:ilvl="6">
-      <w:startOverride w:val="4"/>
-    </w:lvlOverride>
-    <w:lvlOverride w:ilvl="7">
-      <w:startOverride w:val="4"/>
-    </w:lvlOverride>
-    <w:lvlOverride w:ilvl="8">
-      <w:startOverride w:val="4"/>
-    </w:lvlOverride>
-  </w:num>
-  <w:num w:numId="1037">
-    <w:abstractNumId w:val="99417"/>
-    <w:lvlOverride w:ilvl="0">
-      <w:startOverride w:val="7"/>
-    </w:lvlOverride>
-    <w:lvlOverride w:ilvl="1">
-      <w:startOverride w:val="7"/>
-    </w:lvlOverride>
-    <w:lvlOverride w:ilvl="2">
-      <w:startOverride w:val="7"/>
-    </w:lvlOverride>
-    <w:lvlOverride w:ilvl="3">
-      <w:startOverride w:val="7"/>
-    </w:lvlOverride>
-    <w:lvlOverride w:ilvl="4">
-      <w:startOverride w:val="7"/>
-    </w:lvlOverride>
-    <w:lvlOverride w:ilvl="5">
-      <w:startOverride w:val="7"/>
-    </w:lvlOverride>
-    <w:lvlOverride w:ilvl="6">
-      <w:startOverride w:val="7"/>
-    </w:lvlOverride>
-    <w:lvlOverride w:ilvl="7">
-      <w:startOverride w:val="7"/>
-    </w:lvlOverride>
-    <w:lvlOverride w:ilvl="8">
-      <w:startOverride w:val="7"/>
-    </w:lvlOverride>
-  </w:num>
-  <w:num w:numId="1038">
-    <w:abstractNumId w:val="99731"/>
-    <w:lvlOverride w:ilvl="0">
-      <w:startOverride w:val="1"/>
-    </w:lvlOverride>
-    <w:lvlOverride w:ilvl="1">
-      <w:startOverride w:val="1"/>
-    </w:lvlOverride>
-    <w:lvlOverride w:ilvl="2">
-      <w:startOverride w:val="1"/>
-    </w:lvlOverride>
-    <w:lvlOverride w:ilvl="3">
-      <w:startOverride w:val="1"/>
-    </w:lvlOverride>
-    <w:lvlOverride w:ilvl="4">
-      <w:startOverride w:val="1"/>
-    </w:lvlOverride>
-    <w:lvlOverride w:ilvl="5">
-      <w:startOverride w:val="1"/>
-    </w:lvlOverride>
-    <w:lvlOverride w:ilvl="6">
-      <w:startOverride w:val="1"/>
-    </w:lvlOverride>
-    <w:lvlOverride w:ilvl="7">
-      <w:startOverride w:val="1"/>
-    </w:lvlOverride>
-    <w:lvlOverride w:ilvl="8">
-      <w:startOverride w:val="1"/>
-    </w:lvlOverride>
-  </w:num>
-  <w:num w:numId="1039">
-    <w:abstractNumId w:val="99411"/>
-    <w:lvlOverride w:ilvl="0">
-      <w:startOverride w:val="1"/>
-    </w:lvlOverride>
-    <w:lvlOverride w:ilvl="1">
-      <w:startOverride w:val="1"/>
-    </w:lvlOverride>
-    <w:lvlOverride w:ilvl="2">
-      <w:startOverride w:val="1"/>
-    </w:lvlOverride>
-    <w:lvlOverride w:ilvl="3">
-      <w:startOverride w:val="1"/>
-    </w:lvlOverride>
-    <w:lvlOverride w:ilvl="4">
-      <w:startOverride w:val="1"/>
-    </w:lvlOverride>
-    <w:lvlOverride w:ilvl="5">
-      <w:startOverride w:val="1"/>
-    </w:lvlOverride>
-    <w:lvlOverride w:ilvl="6">
-      <w:startOverride w:val="1"/>
-    </w:lvlOverride>
-    <w:lvlOverride w:ilvl="7">
-      <w:startOverride w:val="1"/>
-    </w:lvlOverride>
-    <w:lvlOverride w:ilvl="8">
-      <w:startOverride w:val="1"/>
-    </w:lvlOverride>
-  </w:num>
-  <w:num w:numId="1040">
-    <w:abstractNumId w:val="99731"/>
-    <w:lvlOverride w:ilvl="0">
-      <w:startOverride w:val="1"/>
-    </w:lvlOverride>
-    <w:lvlOverride w:ilvl="1">
-      <w:startOverride w:val="1"/>
-    </w:lvlOverride>
-    <w:lvlOverride w:ilvl="2">
-      <w:startOverride w:val="1"/>
-    </w:lvlOverride>
-    <w:lvlOverride w:ilvl="3">
-      <w:startOverride w:val="1"/>
-    </w:lvlOverride>
-    <w:lvlOverride w:ilvl="4">
-      <w:startOverride w:val="1"/>
-    </w:lvlOverride>
-    <w:lvlOverride w:ilvl="5">
-      <w:startOverride w:val="1"/>
-    </w:lvlOverride>
-    <w:lvlOverride w:ilvl="6">
-      <w:startOverride w:val="1"/>
-    </w:lvlOverride>
-    <w:lvlOverride w:ilvl="7">
-      <w:startOverride w:val="1"/>
-    </w:lvlOverride>
-    <w:lvlOverride w:ilvl="8">
-      <w:startOverride w:val="1"/>
-    </w:lvlOverride>
-  </w:num>
-  <w:num w:numId="1041">
-    <w:abstractNumId w:val="99831"/>
-    <w:lvlOverride w:ilvl="0">
-      <w:startOverride w:val="1"/>
-    </w:lvlOverride>
-    <w:lvlOverride w:ilvl="1">
-      <w:startOverride w:val="1"/>
-    </w:lvlOverride>
-    <w:lvlOverride w:ilvl="2">
-      <w:startOverride w:val="1"/>
-    </w:lvlOverride>
-    <w:lvlOverride w:ilvl="3">
-      <w:startOverride w:val="1"/>
-    </w:lvlOverride>
-    <w:lvlOverride w:ilvl="4">
-      <w:startOverride w:val="1"/>
-    </w:lvlOverride>
-    <w:lvlOverride w:ilvl="5">
-      <w:startOverride w:val="1"/>
-    </w:lvlOverride>
-    <w:lvlOverride w:ilvl="6">
-      <w:startOverride w:val="1"/>
-    </w:lvlOverride>
-    <w:lvlOverride w:ilvl="7">
-      <w:startOverride w:val="1"/>
-    </w:lvlOverride>
-    <w:lvlOverride w:ilvl="8">
-      <w:startOverride w:val="1"/>
-    </w:lvlOverride>
-  </w:num>
-  <w:num w:numId="1042">
-    <w:abstractNumId w:val="99431"/>
-    <w:lvlOverride w:ilvl="0">
-      <w:startOverride w:val="1"/>
-    </w:lvlOverride>
-    <w:lvlOverride w:ilvl="1">
-      <w:startOverride w:val="1"/>
-    </w:lvlOverride>
-    <w:lvlOverride w:ilvl="2">
-      <w:startOverride w:val="1"/>
-    </w:lvlOverride>
-    <w:lvlOverride w:ilvl="3">
-      <w:startOverride w:val="1"/>
-    </w:lvlOverride>
-    <w:lvlOverride w:ilvl="4">
-      <w:startOverride w:val="1"/>
-    </w:lvlOverride>
-    <w:lvlOverride w:ilvl="5">
-      <w:startOverride w:val="1"/>
-    </w:lvlOverride>
-    <w:lvlOverride w:ilvl="6">
-      <w:startOverride w:val="1"/>
-    </w:lvlOverride>
-    <w:lvlOverride w:ilvl="7">
-      <w:startOverride w:val="1"/>
-    </w:lvlOverride>
-    <w:lvlOverride w:ilvl="8">
-      <w:startOverride w:val="1"/>
-    </w:lvlOverride>
-  </w:num>
-  <w:num w:numId="1043">
-    <w:abstractNumId w:val="99731"/>
-    <w:lvlOverride w:ilvl="0">
-      <w:startOverride w:val="1"/>
-    </w:lvlOverride>
-    <w:lvlOverride w:ilvl="1">
-      <w:startOverride w:val="1"/>
-    </w:lvlOverride>
-    <w:lvlOverride w:ilvl="2">
-      <w:startOverride w:val="1"/>
-    </w:lvlOverride>
-    <w:lvlOverride w:ilvl="3">
-      <w:startOverride w:val="1"/>
-    </w:lvlOverride>
-    <w:lvlOverride w:ilvl="4">
-      <w:startOverride w:val="1"/>
-    </w:lvlOverride>
-    <w:lvlOverride w:ilvl="5">
-      <w:startOverride w:val="1"/>
-    </w:lvlOverride>
-    <w:lvlOverride w:ilvl="6">
-      <w:startOverride w:val="1"/>
-    </w:lvlOverride>
-    <w:lvlOverride w:ilvl="7">
-      <w:startOverride w:val="1"/>
-    </w:lvlOverride>
-    <w:lvlOverride w:ilvl="8">
-      <w:startOverride w:val="1"/>
-    </w:lvlOverride>
-  </w:num>
-  <w:num w:numId="1044">
     <w:abstractNumId w:val="991"/>
   </w:num>
 </w:numbering>

--- a/06-学生侧材料/讲义/6-有机化学/重排反应.docx
+++ b/06-学生侧材料/讲义/6-有机化学/重排反应.docx
@@ -43499,6 +43499,18 @@
           <w:rFonts w:hint="eastAsia" w:ascii="Times New Roman" w:hAnsi="Times New Roman" w:eastAsia="Times New Roman" w:cs="Times New Roman"/>
         </w:rPr>
         <w:t>/</w:t>
+      </w:r>
+      <w:r>
+        <w:rPr>
+          <w:rFonts w:hint="eastAsia" w:ascii="Times New Roman" w:hAnsi="Times New Roman" w:eastAsia="FangSong" w:cs="Times New Roman"/>
+        </w:rPr>
+        <w:t>专题</w:t>
+      </w:r>
+      <w:r>
+        <w:rPr>
+          <w:rFonts w:hint="eastAsia" w:ascii="Times New Roman" w:hAnsi="Times New Roman" w:eastAsia="Times New Roman" w:cs="Times New Roman"/>
+        </w:rPr>
+        <w:t>-</w:t>
       </w:r>
       <w:r>
         <w:rPr>

--- a/06-学生侧材料/讲义/6-有机化学/重排反应.docx
+++ b/06-学生侧材料/讲义/6-有机化学/重排反应.docx
@@ -6415,26 +6415,13 @@
           <w:rFonts w:ascii="Times New Roman" w:hAnsi="Times New Roman" w:eastAsia="Times New Roman" w:cs="Times New Roman"/>
           <w:vertAlign w:val="subscript"/>
         </w:rPr>
-        <w:t>2</w:t>
-      </w:r>
-      <w:r>
-        <w:rPr>
-          <w:rFonts w:ascii="Times New Roman" w:hAnsi="Times New Roman" w:eastAsia="Times New Roman" w:cs="Times New Roman"/>
-        </w:rPr>
-        <w:t>C-C(=O)R</w:t>
-      </w:r>
-      <w:r>
-        <w:rPr>
-          <w:rFonts w:ascii="Times New Roman" w:hAnsi="Times New Roman" w:eastAsia="Times New Roman" w:cs="Times New Roman"/>
-          <w:vertAlign w:val="subscript"/>
-        </w:rPr>
-        <w:t>2</w:t>
-      </w:r>
-      <w:r>
-        <w:rPr>
-          <w:rFonts w:ascii="Times New Roman" w:hAnsi="Times New Roman" w:eastAsia="Times New Roman" w:cs="Times New Roman"/>
-        </w:rPr>
-        <w:t xml:space="preserve"> + H</w:t>
+        <w:t>3</w:t>
+      </w:r>
+      <w:r>
+        <w:rPr>
+          <w:rFonts w:ascii="Times New Roman" w:hAnsi="Times New Roman" w:eastAsia="Times New Roman" w:cs="Times New Roman"/>
+        </w:rPr>
+        <w:t>C-C(=O)R + H</w:t>
       </w:r>
       <w:r>
         <w:rPr>
@@ -10439,7 +10426,7 @@
         <w:rPr>
           <w:rFonts w:hint="eastAsia" w:ascii="Times New Roman" w:hAnsi="Times New Roman" w:eastAsia="FangSong" w:cs="Times New Roman"/>
         </w:rPr>
-        <w:t>甲基最菜</w:t>
+        <w:t>甲基最后</w:t>
       </w:r>
       <w:r>
         <w:rPr>
@@ -10771,7 +10758,33 @@
         <w:rPr>
           <w:rFonts w:hint="eastAsia" w:ascii="Times New Roman" w:hAnsi="Times New Roman" w:eastAsia="FangSong" w:cs="Times New Roman"/>
         </w:rPr>
-        <w:t xml:space="preserve">迁移优先级最高</w:t>
+        <w:t>迁移优先级最高</w:t>
+      </w:r>
+      <w:r>
+        <w:rPr>
+          <w:rFonts w:hint="eastAsia" w:ascii="Times New Roman" w:hAnsi="Times New Roman" w:eastAsia="Times New Roman" w:cs="Times New Roman"/>
+        </w:rPr>
+        <w:t>，</w:t>
+      </w:r>
+      <w:r>
+        <w:rPr>
+          <w:rFonts w:hint="eastAsia" w:ascii="Times New Roman" w:hAnsi="Times New Roman" w:eastAsia="FangSong" w:cs="Times New Roman"/>
+        </w:rPr>
+        <w:t>直接得到</w:t>
+      </w:r>
+      <w:r>
+        <w:rPr>
+          <w:rFonts w:hint="eastAsia" w:ascii="Times New Roman" w:hAnsi="Times New Roman" w:eastAsia="FangSong" w:cs="Times New Roman"/>
+          <w:b/>
+          <w:bCs/>
+        </w:rPr>
+        <w:t xml:space="preserve">羧酸</w:t>
+      </w:r>
+      <w:r>
+        <w:rPr>
+          <w:rFonts w:hint="eastAsia" w:ascii="Times New Roman" w:hAnsi="Times New Roman" w:eastAsia="Times New Roman" w:cs="Times New Roman"/>
+        </w:rPr>
+        <w:t xml:space="preserve">（RCHO</w:t>
       </w:r>
       <w:r>
         <w:rPr>
@@ -10781,9 +10794,9 @@
       </w:r>
       <w:r>
         <w:rPr>
-          <w:rFonts w:hint="eastAsia" w:ascii="Times New Roman" w:hAnsi="Times New Roman" w:eastAsia="FangSong" w:cs="Times New Roman"/>
-        </w:rPr>
-        <w:t xml:space="preserve">甲酸酯</w:t>
+          <w:rFonts w:hint="eastAsia" w:ascii="Times New Roman" w:hAnsi="Times New Roman" w:eastAsia="Times New Roman" w:cs="Times New Roman"/>
+        </w:rPr>
+        <w:t xml:space="preserve">RCOOH；HCHO</w:t>
       </w:r>
       <w:r>
         <w:rPr>
@@ -10793,27 +10806,21 @@
       </w:r>
       <w:r>
         <w:rPr>
-          <w:rFonts w:hint="eastAsia" w:ascii="Times New Roman" w:hAnsi="Times New Roman" w:eastAsia="FangSong" w:cs="Times New Roman"/>
-        </w:rPr>
-        <w:t>水解得醇</w:t>
-      </w:r>
-      <w:r>
-        <w:rPr>
-          <w:rFonts w:hint="eastAsia" w:ascii="Times New Roman" w:hAnsi="Times New Roman" w:eastAsia="Times New Roman" w:cs="Times New Roman"/>
-        </w:rPr>
-        <w:t>（</w:t>
-      </w:r>
-      <w:r>
-        <w:rPr>
-          <w:rFonts w:hint="eastAsia" w:ascii="Times New Roman" w:hAnsi="Times New Roman" w:eastAsia="FangSong" w:cs="Times New Roman"/>
-        </w:rPr>
-        <w:t>总结果是醛氧化为醇</w:t>
-      </w:r>
-      <w:r>
-        <w:rPr>
-          <w:rFonts w:hint="eastAsia" w:ascii="Times New Roman" w:hAnsi="Times New Roman" w:eastAsia="Times New Roman" w:cs="Times New Roman"/>
-        </w:rPr>
-        <w:t>）。</w:t>
+          <w:rFonts w:hint="eastAsia" w:ascii="Times New Roman" w:hAnsi="Times New Roman" w:eastAsia="Times New Roman" w:cs="Times New Roman"/>
+        </w:rPr>
+        <w:t>HCOOH）——</w:t>
+      </w:r>
+      <w:r>
+        <w:rPr>
+          <w:rFonts w:hint="eastAsia" w:ascii="Times New Roman" w:hAnsi="Times New Roman" w:eastAsia="FangSong" w:cs="Times New Roman"/>
+        </w:rPr>
+        <w:t>过酸氧化醛的经典方法</w:t>
+      </w:r>
+      <w:r>
+        <w:rPr>
+          <w:rFonts w:hint="eastAsia" w:ascii="Times New Roman" w:hAnsi="Times New Roman" w:eastAsia="Times New Roman" w:cs="Times New Roman"/>
+        </w:rPr>
+        <w:t>。</w:t>
       </w:r>
     </w:p>
     <w:p>
@@ -12564,19 +12571,25 @@
               <w:rPr>
                 <w:rFonts w:hint="eastAsia" w:ascii="Times New Roman" w:hAnsi="Times New Roman" w:eastAsia="FangSong" w:cs="Times New Roman"/>
               </w:rPr>
-              <w:t xml:space="preserve">酰基氮宾</w:t>
-            </w:r>
-            <w:r>
-              <w:rPr>
-                <w:rFonts w:ascii="Times New Roman" w:hAnsi="Times New Roman" w:eastAsia="Times New Roman" w:cs="Times New Roman"/>
-              </w:rPr>
-              <w:t xml:space="preserve"> / </w:t>
-            </w:r>
-            <w:r>
-              <w:rPr>
-                <w:rFonts w:hint="eastAsia" w:ascii="Times New Roman" w:hAnsi="Times New Roman" w:eastAsia="FangSong" w:cs="Times New Roman"/>
-              </w:rPr>
-              <w:t xml:space="preserve">协同迁移</w:t>
+              <w:t>协同迁移</w:t>
+            </w:r>
+            <w:r>
+              <w:rPr>
+                <w:rFonts w:hint="eastAsia" w:ascii="Times New Roman" w:hAnsi="Times New Roman" w:eastAsia="Times New Roman" w:cs="Times New Roman"/>
+              </w:rPr>
+              <w:t>（</w:t>
+            </w:r>
+            <w:r>
+              <w:rPr>
+                <w:rFonts w:hint="eastAsia" w:ascii="Times New Roman" w:hAnsi="Times New Roman" w:eastAsia="FangSong" w:cs="Times New Roman"/>
+              </w:rPr>
+              <w:t>似酰基氮宾</w:t>
+            </w:r>
+            <w:r>
+              <w:rPr>
+                <w:rFonts w:hint="eastAsia" w:ascii="Times New Roman" w:hAnsi="Times New Roman" w:eastAsia="Times New Roman" w:cs="Times New Roman"/>
+              </w:rPr>
+              <w:t>）</w:t>
             </w:r>
           </w:p>
         </w:tc>
@@ -12591,7 +12604,25 @@
               <w:rPr>
                 <w:rFonts w:hint="eastAsia" w:ascii="Times New Roman" w:hAnsi="Times New Roman" w:eastAsia="FangSong" w:cs="Times New Roman"/>
               </w:rPr>
-              <w:t xml:space="preserve">酰基氮宾</w:t>
+              <w:t>协同迁移</w:t>
+            </w:r>
+            <w:r>
+              <w:rPr>
+                <w:rFonts w:hint="eastAsia" w:ascii="Times New Roman" w:hAnsi="Times New Roman" w:eastAsia="Times New Roman" w:cs="Times New Roman"/>
+              </w:rPr>
+              <w:t>（</w:t>
+            </w:r>
+            <w:r>
+              <w:rPr>
+                <w:rFonts w:hint="eastAsia" w:ascii="Times New Roman" w:hAnsi="Times New Roman" w:eastAsia="FangSong" w:cs="Times New Roman"/>
+              </w:rPr>
+              <w:t>似酰基氮宾</w:t>
+            </w:r>
+            <w:r>
+              <w:rPr>
+                <w:rFonts w:hint="eastAsia" w:ascii="Times New Roman" w:hAnsi="Times New Roman" w:eastAsia="Times New Roman" w:cs="Times New Roman"/>
+              </w:rPr>
+              <w:t>）</w:t>
             </w:r>
           </w:p>
         </w:tc>
@@ -12606,7 +12637,25 @@
               <w:rPr>
                 <w:rFonts w:hint="eastAsia" w:ascii="Times New Roman" w:hAnsi="Times New Roman" w:eastAsia="FangSong" w:cs="Times New Roman"/>
               </w:rPr>
-              <w:t xml:space="preserve">酰基氮宾</w:t>
+              <w:t>协同迁移</w:t>
+            </w:r>
+            <w:r>
+              <w:rPr>
+                <w:rFonts w:hint="eastAsia" w:ascii="Times New Roman" w:hAnsi="Times New Roman" w:eastAsia="Times New Roman" w:cs="Times New Roman"/>
+              </w:rPr>
+              <w:t>（</w:t>
+            </w:r>
+            <w:r>
+              <w:rPr>
+                <w:rFonts w:hint="eastAsia" w:ascii="Times New Roman" w:hAnsi="Times New Roman" w:eastAsia="FangSong" w:cs="Times New Roman"/>
+              </w:rPr>
+              <w:t>似酰基氮宾</w:t>
+            </w:r>
+            <w:r>
+              <w:rPr>
+                <w:rFonts w:hint="eastAsia" w:ascii="Times New Roman" w:hAnsi="Times New Roman" w:eastAsia="Times New Roman" w:cs="Times New Roman"/>
+              </w:rPr>
+              <w:t>）</w:t>
             </w:r>
           </w:p>
         </w:tc>
@@ -17738,6 +17787,42 @@
         <w:rPr>
           <w:rFonts w:hint="eastAsia" w:ascii="Times New Roman" w:hAnsi="Times New Roman" w:eastAsia="FangSong" w:cs="Times New Roman"/>
         </w:rPr>
+        <w:t>低温</w:t>
+      </w:r>
+      <w:r>
+        <w:rPr>
+          <w:rFonts w:ascii="Times New Roman" w:hAnsi="Times New Roman" w:eastAsia="Times New Roman" w:cs="Times New Roman"/>
+        </w:rPr>
+        <w:t xml:space="preserve"> → </w:t>
+      </w:r>
+      <w:r>
+        <w:rPr>
+          <w:rFonts w:hint="eastAsia" w:ascii="Times New Roman" w:hAnsi="Times New Roman" w:eastAsia="FangSong" w:cs="Times New Roman"/>
+        </w:rPr>
+        <w:t>对位产物为主</w:t>
+      </w:r>
+      <w:r>
+        <w:rPr>
+          <w:rFonts w:hint="eastAsia" w:ascii="Times New Roman" w:hAnsi="Times New Roman" w:eastAsia="Times New Roman" w:cs="Times New Roman"/>
+        </w:rPr>
+        <w:t>（</w:t>
+      </w:r>
+      <w:r>
+        <w:rPr>
+          <w:rFonts w:hint="eastAsia" w:ascii="Times New Roman" w:hAnsi="Times New Roman" w:eastAsia="FangSong" w:cs="Times New Roman"/>
+        </w:rPr>
+        <w:t>动力学控制</w:t>
+      </w:r>
+      <w:r>
+        <w:rPr>
+          <w:rFonts w:hint="eastAsia" w:ascii="Times New Roman" w:hAnsi="Times New Roman" w:eastAsia="Times New Roman" w:cs="Times New Roman"/>
+        </w:rPr>
+        <w:t>）；</w:t>
+      </w:r>
+      <w:r>
+        <w:rPr>
+          <w:rFonts w:hint="eastAsia" w:ascii="Times New Roman" w:hAnsi="Times New Roman" w:eastAsia="FangSong" w:cs="Times New Roman"/>
+        </w:rPr>
         <w:t>高温</w:t>
       </w:r>
       <w:r>
@@ -17750,30 +17835,6 @@
         <w:rPr>
           <w:rFonts w:hint="eastAsia" w:ascii="Times New Roman" w:hAnsi="Times New Roman" w:eastAsia="FangSong" w:cs="Times New Roman"/>
         </w:rPr>
-        <w:t>对位产物为主</w:t>
-      </w:r>
-      <w:r>
-        <w:rPr>
-          <w:rFonts w:hint="eastAsia" w:ascii="Times New Roman" w:hAnsi="Times New Roman" w:eastAsia="Times New Roman" w:cs="Times New Roman"/>
-        </w:rPr>
-        <w:t>；</w:t>
-      </w:r>
-      <w:r>
-        <w:rPr>
-          <w:rFonts w:hint="eastAsia" w:ascii="Times New Roman" w:hAnsi="Times New Roman" w:eastAsia="FangSong" w:cs="Times New Roman"/>
-        </w:rPr>
-        <w:t>低温</w:t>
-      </w:r>
-      <w:r>
-        <w:rPr>
-          <w:rFonts w:ascii="Times New Roman" w:hAnsi="Times New Roman" w:eastAsia="Times New Roman" w:cs="Times New Roman"/>
-        </w:rPr>
-        <w:t xml:space="preserve"> → </w:t>
-      </w:r>
-      <w:r>
-        <w:rPr>
-          <w:rFonts w:hint="eastAsia" w:ascii="Times New Roman" w:hAnsi="Times New Roman" w:eastAsia="FangSong" w:cs="Times New Roman"/>
-        </w:rPr>
         <w:t>邻位产物为主</w:t>
       </w:r>
       <w:r>
@@ -17786,7 +17847,31 @@
         <w:rPr>
           <w:rFonts w:hint="eastAsia" w:ascii="Times New Roman" w:hAnsi="Times New Roman" w:eastAsia="FangSong" w:cs="Times New Roman"/>
         </w:rPr>
-        <w:t>动力学控制</w:t>
+        <w:t>热力学控制</w:t>
+      </w:r>
+      <w:r>
+        <w:rPr>
+          <w:rFonts w:hint="eastAsia" w:ascii="Times New Roman" w:hAnsi="Times New Roman" w:eastAsia="Times New Roman" w:cs="Times New Roman"/>
+        </w:rPr>
+        <w:t>——</w:t>
+      </w:r>
+      <w:r>
+        <w:rPr>
+          <w:rFonts w:hint="eastAsia" w:ascii="Times New Roman" w:hAnsi="Times New Roman" w:eastAsia="FangSong" w:cs="Times New Roman"/>
+        </w:rPr>
+        <w:t>邻羟基芳酮可形成分子内氢键</w:t>
+      </w:r>
+      <w:r>
+        <w:rPr>
+          <w:rFonts w:hint="eastAsia" w:ascii="Times New Roman" w:hAnsi="Times New Roman" w:eastAsia="Times New Roman" w:cs="Times New Roman"/>
+        </w:rPr>
+        <w:t>，</w:t>
+      </w:r>
+      <w:r>
+        <w:rPr>
+          <w:rFonts w:hint="eastAsia" w:ascii="Times New Roman" w:hAnsi="Times New Roman" w:eastAsia="FangSong" w:cs="Times New Roman"/>
+        </w:rPr>
+        <w:t>更稳定</w:t>
       </w:r>
       <w:r>
         <w:rPr>
@@ -18458,79 +18543,128 @@
         <w:rPr>
           <w:rFonts w:ascii="Times New Roman" w:hAnsi="Times New Roman" w:eastAsia="Times New Roman" w:cs="Times New Roman"/>
         </w:rPr>
+        <w:t xml:space="preserve">- C–Si </w:t>
+      </w:r>
+      <w:r>
+        <w:rPr>
+          <w:rFonts w:hint="eastAsia" w:ascii="Times New Roman" w:hAnsi="Times New Roman" w:eastAsia="FangSong" w:cs="Times New Roman"/>
+        </w:rPr>
+        <w:t>键中碳的电负性大于硅</w:t>
+      </w:r>
+      <w:r>
+        <w:rPr>
+          <w:rFonts w:hint="eastAsia" w:ascii="Times New Roman" w:hAnsi="Times New Roman" w:eastAsia="Times New Roman" w:cs="Times New Roman"/>
+        </w:rPr>
+        <w:t>，α-</w:t>
+      </w:r>
+      <w:r>
+        <w:rPr>
+          <w:rFonts w:hint="eastAsia" w:ascii="Times New Roman" w:hAnsi="Times New Roman" w:eastAsia="FangSong" w:cs="Times New Roman"/>
+        </w:rPr>
+        <w:t>碳本就略带</w:t>
+      </w:r>
+      <w:r>
+        <w:rPr>
+          <w:rFonts w:ascii="Times New Roman" w:hAnsi="Times New Roman" w:eastAsia="Times New Roman" w:cs="Times New Roman"/>
+        </w:rPr>
+        <w:t xml:space="preserve"> </w:t>
+      </w:r>
+      <w:r>
+        <w:rPr>
+          <w:rFonts w:hint="eastAsia" w:ascii="Times New Roman" w:hAnsi="Times New Roman" w:eastAsia="Times New Roman" w:cs="Times New Roman"/>
+        </w:rPr>
+        <w:t>δ</w:t>
+      </w:r>
+      <w:r>
+        <w:rPr>
+          <w:rFonts w:hint="eastAsia" w:ascii="Times New Roman" w:hAnsi="Times New Roman" w:eastAsia="Times New Roman" w:cs="Times New Roman"/>
+          <w:vertAlign w:val="superscript"/>
+        </w:rPr>
+        <w:t>-</w:t>
+      </w:r>
+      <w:r>
+        <w:rPr>
+          <w:rFonts w:hint="eastAsia" w:ascii="Times New Roman" w:hAnsi="Times New Roman" w:eastAsia="Times New Roman" w:cs="Times New Roman"/>
+        </w:rPr>
+        <w:t>（</w:t>
+      </w:r>
+      <w:r>
+        <w:rPr>
+          <w:rFonts w:hint="eastAsia" w:ascii="Times New Roman" w:hAnsi="Times New Roman" w:eastAsia="FangSong" w:cs="Times New Roman"/>
+        </w:rPr>
+        <w:t>硅</w:t>
+      </w:r>
+      <w:r>
+        <w:rPr>
+          <w:rFonts w:ascii="Times New Roman" w:hAnsi="Times New Roman" w:eastAsia="Times New Roman" w:cs="Times New Roman"/>
+        </w:rPr>
+        <w:t xml:space="preserve"> β </w:t>
+      </w:r>
+      <w:r>
+        <w:rPr>
+          <w:rFonts w:hint="eastAsia" w:ascii="Times New Roman" w:hAnsi="Times New Roman" w:eastAsia="FangSong" w:cs="Times New Roman"/>
+        </w:rPr>
+        <w:t>效应使其易承载负电荷</w:t>
+      </w:r>
+      <w:r>
+        <w:rPr>
+          <w:rFonts w:hint="eastAsia" w:ascii="Times New Roman" w:hAnsi="Times New Roman" w:eastAsia="Times New Roman" w:cs="Times New Roman"/>
+        </w:rPr>
+        <w:t>）</w:t>
+      </w:r>
+      <w:r>
+        <w:rPr>
+          <w:rFonts w:ascii="Times New Roman" w:hAnsi="Times New Roman" w:eastAsia="Times New Roman" w:cs="Times New Roman"/>
+        </w:rPr>
+        <w:t xml:space="preserve"> </w:t>
+      </w:r>
+      <w:r>
+        <w:rPr>
+          <w:rFonts w:ascii="Times New Roman" w:hAnsi="Times New Roman" w:eastAsia="Times New Roman" w:cs="Times New Roman"/>
+        </w:rPr>
         <w:t xml:space="preserve">- </w:t>
       </w:r>
       <w:r>
         <w:rPr>
           <w:rFonts w:hint="eastAsia" w:ascii="Times New Roman" w:hAnsi="Times New Roman" w:eastAsia="FangSong" w:cs="Times New Roman"/>
         </w:rPr>
-        <w:t xml:space="preserve">原本</w:t>
-      </w:r>
-      <w:r>
-        <w:rPr>
-          <w:rFonts w:ascii="Times New Roman" w:hAnsi="Times New Roman" w:eastAsia="Times New Roman" w:cs="Times New Roman"/>
-        </w:rPr>
-        <w:t xml:space="preserve"> C-Si </w:t>
-      </w:r>
-      <w:r>
-        <w:rPr>
-          <w:rFonts w:hint="eastAsia" w:ascii="Times New Roman" w:hAnsi="Times New Roman" w:eastAsia="FangSong" w:cs="Times New Roman"/>
-        </w:rPr>
-        <w:t xml:space="preserve">键上的</w:t>
-      </w:r>
-      <w:r>
-        <w:rPr>
-          <w:rFonts w:ascii="Times New Roman" w:hAnsi="Times New Roman" w:eastAsia="Times New Roman" w:cs="Times New Roman"/>
-        </w:rPr>
-        <w:t xml:space="preserve"> C </w:t>
-      </w:r>
-      <w:r>
-        <w:rPr>
-          <w:rFonts w:hint="eastAsia" w:ascii="Times New Roman" w:hAnsi="Times New Roman" w:eastAsia="FangSong" w:cs="Times New Roman"/>
-        </w:rPr>
-        <w:t>是亲电性的</w:t>
-      </w:r>
-      <w:r>
-        <w:rPr>
-          <w:rFonts w:hint="eastAsia" w:ascii="Times New Roman" w:hAnsi="Times New Roman" w:eastAsia="Times New Roman" w:cs="Times New Roman"/>
-        </w:rPr>
-        <w:t>（δ+）</w:t>
-      </w:r>
-      <w:r>
-        <w:rPr>
-          <w:rFonts w:ascii="Times New Roman" w:hAnsi="Times New Roman" w:eastAsia="Times New Roman" w:cs="Times New Roman"/>
-        </w:rPr>
-        <w:t xml:space="preserve"> </w:t>
-      </w:r>
-      <w:r>
-        <w:rPr>
-          <w:rFonts w:ascii="Times New Roman" w:hAnsi="Times New Roman" w:eastAsia="Times New Roman" w:cs="Times New Roman"/>
-        </w:rPr>
-        <w:t xml:space="preserve">- </w:t>
-      </w:r>
-      <w:r>
-        <w:rPr>
-          <w:rFonts w:hint="eastAsia" w:ascii="Times New Roman" w:hAnsi="Times New Roman" w:eastAsia="FangSong" w:cs="Times New Roman"/>
-        </w:rPr>
-        <w:t>硅基迁移后</w:t>
-      </w:r>
-      <w:r>
-        <w:rPr>
-          <w:rFonts w:hint="eastAsia" w:ascii="Times New Roman" w:hAnsi="Times New Roman" w:eastAsia="Times New Roman" w:cs="Times New Roman"/>
-        </w:rPr>
-        <w:t>，C</w:t>
-      </w:r>
-      <w:r>
-        <w:rPr>
-          <w:rFonts w:ascii="Times New Roman" w:hAnsi="Times New Roman" w:eastAsia="Times New Roman" w:cs="Times New Roman"/>
-        </w:rPr>
-        <w:t xml:space="preserve"> </w:t>
-      </w:r>
-      <w:r>
-        <w:rPr>
-          <w:rFonts w:hint="eastAsia" w:ascii="Times New Roman" w:hAnsi="Times New Roman" w:eastAsia="FangSong" w:cs="Times New Roman"/>
-        </w:rPr>
-        <w:t>变成碳负离子</w:t>
+        <w:t xml:space="preserve">硅基迁移到</w:t>
+      </w:r>
+      <w:r>
+        <w:rPr>
+          <w:rFonts w:ascii="Times New Roman" w:hAnsi="Times New Roman" w:eastAsia="Times New Roman" w:cs="Times New Roman"/>
+        </w:rPr>
+        <w:t xml:space="preserve"> O </w:t>
+      </w:r>
+      <w:r>
+        <w:rPr>
+          <w:rFonts w:hint="eastAsia" w:ascii="Times New Roman" w:hAnsi="Times New Roman" w:eastAsia="FangSong" w:cs="Times New Roman"/>
+        </w:rPr>
+        <w:t>后</w:t>
+      </w:r>
+      <w:r>
+        <w:rPr>
+          <w:rFonts w:hint="eastAsia" w:ascii="Times New Roman" w:hAnsi="Times New Roman" w:eastAsia="Times New Roman" w:cs="Times New Roman"/>
+        </w:rPr>
+        <w:t>，</w:t>
+      </w:r>
+      <w:r>
+        <w:rPr>
+          <w:rFonts w:hint="eastAsia" w:ascii="Times New Roman" w:hAnsi="Times New Roman" w:eastAsia="FangSong" w:cs="Times New Roman"/>
+        </w:rPr>
+        <w:t>碳上留下孤对</w:t>
+      </w:r>
+      <w:r>
+        <w:rPr>
+          <w:rFonts w:ascii="Times New Roman" w:hAnsi="Times New Roman" w:eastAsia="Times New Roman" w:cs="Times New Roman"/>
+        </w:rPr>
+        <w:t xml:space="preserve"> → </w:t>
+      </w:r>
+      <w:r>
+        <w:rPr>
+          <w:rFonts w:hint="eastAsia" w:ascii="Times New Roman" w:hAnsi="Times New Roman" w:eastAsia="FangSong" w:cs="Times New Roman"/>
+        </w:rPr>
+        <w:t>真正的碳负离子</w:t>
       </w:r>
       <w:r>
         <w:rPr>
@@ -22508,7 +22642,7 @@
               <w:rPr>
                 <w:rFonts w:hint="eastAsia" w:ascii="Times New Roman" w:hAnsi="Times New Roman" w:eastAsia="FangSong" w:cs="Times New Roman"/>
               </w:rPr>
-              <w:t xml:space="preserve">负电荷稳定定开环</w:t>
+              <w:t xml:space="preserve">负电荷稳定性定开环</w:t>
             </w:r>
           </w:p>
         </w:tc>
@@ -23810,13 +23944,13 @@
         <w:rPr>
           <w:rFonts w:hint="eastAsia" w:ascii="Times New Roman" w:hAnsi="Times New Roman" w:eastAsia="Times New Roman" w:cs="Times New Roman"/>
         </w:rPr>
-        <w:t>：3-</w:t>
-      </w:r>
-      <w:r>
-        <w:rPr>
-          <w:rFonts w:hint="eastAsia" w:ascii="Times New Roman" w:hAnsi="Times New Roman" w:eastAsia="FangSong" w:cs="Times New Roman"/>
-        </w:rPr>
-        <w:t>甲基</w:t>
+        <w:t>：3,3-</w:t>
+      </w:r>
+      <w:r>
+        <w:rPr>
+          <w:rFonts w:hint="eastAsia" w:ascii="Times New Roman" w:hAnsi="Times New Roman" w:eastAsia="FangSong" w:cs="Times New Roman"/>
+        </w:rPr>
+        <w:t>二甲基</w:t>
       </w:r>
       <w:r>
         <w:rPr>
@@ -24092,6 +24226,58 @@
         <w:rPr>
           <w:rFonts w:hint="eastAsia" w:ascii="Times New Roman" w:hAnsi="Times New Roman" w:eastAsia="Times New Roman" w:cs="Times New Roman"/>
         </w:rPr>
+        <w:t>：(CH</w:t>
+      </w:r>
+      <w:r>
+        <w:rPr>
+          <w:rFonts w:hint="eastAsia" w:ascii="Times New Roman" w:hAnsi="Times New Roman" w:eastAsia="Times New Roman" w:cs="Times New Roman"/>
+          <w:vertAlign w:val="subscript"/>
+        </w:rPr>
+        <w:t>3</w:t>
+      </w:r>
+      <w:r>
+        <w:rPr>
+          <w:rFonts w:hint="eastAsia" w:ascii="Times New Roman" w:hAnsi="Times New Roman" w:eastAsia="Times New Roman" w:cs="Times New Roman"/>
+        </w:rPr>
+        <w:t>)</w:t>
+      </w:r>
+      <w:r>
+        <w:rPr>
+          <w:rFonts w:hint="eastAsia" w:ascii="Times New Roman" w:hAnsi="Times New Roman" w:eastAsia="Times New Roman" w:cs="Times New Roman"/>
+          <w:vertAlign w:val="subscript"/>
+        </w:rPr>
+        <w:t>3</w:t>
+      </w:r>
+      <w:r>
+        <w:rPr>
+          <w:rFonts w:hint="eastAsia" w:ascii="Times New Roman" w:hAnsi="Times New Roman" w:eastAsia="Times New Roman" w:cs="Times New Roman"/>
+        </w:rPr>
+        <w:t>C–C</w:t>
+      </w:r>
+      <w:r>
+        <w:rPr>
+          <w:rFonts w:hint="eastAsia" w:ascii="Times New Roman" w:hAnsi="Times New Roman" w:eastAsia="Times New Roman" w:cs="Times New Roman"/>
+          <w:vertAlign w:val="superscript"/>
+        </w:rPr>
+        <w:t>+</w:t>
+      </w:r>
+      <w:r>
+        <w:rPr>
+          <w:rFonts w:hint="eastAsia" w:ascii="Times New Roman" w:hAnsi="Times New Roman" w:eastAsia="Times New Roman" w:cs="Times New Roman"/>
+        </w:rPr>
+        <w:t>H–CH</w:t>
+      </w:r>
+      <w:r>
+        <w:rPr>
+          <w:rFonts w:hint="eastAsia" w:ascii="Times New Roman" w:hAnsi="Times New Roman" w:eastAsia="Times New Roman" w:cs="Times New Roman"/>
+          <w:vertAlign w:val="subscript"/>
+        </w:rPr>
+        <w:t>3</w:t>
+      </w:r>
+      <w:r>
+        <w:rPr>
+          <w:rFonts w:hint="eastAsia" w:ascii="Times New Roman" w:hAnsi="Times New Roman" w:eastAsia="Times New Roman" w:cs="Times New Roman"/>
+        </w:rPr>
         <w:t>）</w:t>
       </w:r>
     </w:p>
@@ -24107,7 +24293,7 @@
         <w:rPr>
           <w:rFonts w:hint="eastAsia" w:ascii="Times New Roman" w:hAnsi="Times New Roman" w:eastAsia="FangSong" w:cs="Times New Roman"/>
         </w:rPr>
-        <w:t>检查可迁移性</w:t>
+        <w:t>直接消除受阻</w:t>
       </w:r>
       <w:r>
         <w:rPr>
@@ -24125,19 +24311,101 @@
         <w:rPr>
           <w:rFonts w:hint="eastAsia" w:ascii="Times New Roman" w:hAnsi="Times New Roman" w:eastAsia="FangSong" w:cs="Times New Roman"/>
         </w:rPr>
-        <w:t>邻位</w:t>
-      </w:r>
-      <w:r>
-        <w:rPr>
-          <w:rFonts w:hint="eastAsia" w:ascii="Times New Roman" w:hAnsi="Times New Roman" w:eastAsia="Times New Roman" w:cs="Times New Roman"/>
-        </w:rPr>
-        <w:t>（C-3）</w:t>
-      </w:r>
-      <w:r>
-        <w:rPr>
-          <w:rFonts w:hint="eastAsia" w:ascii="Times New Roman" w:hAnsi="Times New Roman" w:eastAsia="FangSong" w:cs="Times New Roman"/>
-        </w:rPr>
-        <w:t>上有</w:t>
+        <w:t xml:space="preserve">的邻位</w:t>
+      </w:r>
+      <w:r>
+        <w:rPr>
+          <w:rFonts w:ascii="Times New Roman" w:hAnsi="Times New Roman" w:eastAsia="Times New Roman" w:cs="Times New Roman"/>
+        </w:rPr>
+        <w:t xml:space="preserve"> </w:t>
+      </w:r>
+      <w:r>
+        <w:rPr>
+          <w:rFonts w:hint="eastAsia" w:ascii="Times New Roman" w:hAnsi="Times New Roman" w:eastAsia="Times New Roman" w:cs="Times New Roman"/>
+        </w:rPr>
+        <w:t>β-</w:t>
+      </w:r>
+      <w:r>
+        <w:rPr>
+          <w:rFonts w:hint="eastAsia" w:ascii="Times New Roman" w:hAnsi="Times New Roman" w:eastAsia="FangSong" w:cs="Times New Roman"/>
+        </w:rPr>
+        <w:t>碳中</w:t>
+      </w:r>
+      <w:r>
+        <w:rPr>
+          <w:rFonts w:ascii="Times New Roman" w:hAnsi="Times New Roman" w:eastAsia="Times New Roman" w:cs="Times New Roman"/>
+        </w:rPr>
+        <w:t xml:space="preserve"> C-3 </w:t>
+      </w:r>
+      <w:r>
+        <w:rPr>
+          <w:rFonts w:hint="eastAsia" w:ascii="Times New Roman" w:hAnsi="Times New Roman" w:eastAsia="FangSong" w:cs="Times New Roman"/>
+        </w:rPr>
+        <w:t xml:space="preserve">为</w:t>
+      </w:r>
+      <w:r>
+        <w:rPr>
+          <w:rFonts w:hint="eastAsia" w:ascii="Times New Roman" w:hAnsi="Times New Roman" w:eastAsia="FangSong" w:cs="Times New Roman"/>
+          <w:b/>
+          <w:bCs/>
+        </w:rPr>
+        <w:t>季碳</w:t>
+      </w:r>
+      <w:r>
+        <w:rPr>
+          <w:rFonts w:hint="eastAsia" w:ascii="Times New Roman" w:hAnsi="Times New Roman" w:eastAsia="Times New Roman" w:cs="Times New Roman"/>
+          <w:b/>
+          <w:bCs/>
+        </w:rPr>
+        <w:t>（</w:t>
+      </w:r>
+      <w:r>
+        <w:rPr>
+          <w:rFonts w:hint="eastAsia" w:ascii="Times New Roman" w:hAnsi="Times New Roman" w:eastAsia="FangSong" w:cs="Times New Roman"/>
+          <w:b/>
+          <w:bCs/>
+        </w:rPr>
+        <w:t>无</w:t>
+      </w:r>
+      <w:r>
+        <w:rPr>
+          <w:rFonts w:ascii="Times New Roman" w:hAnsi="Times New Roman" w:eastAsia="Times New Roman" w:cs="Times New Roman"/>
+          <w:b/>
+          <w:bCs/>
+        </w:rPr>
+        <w:t xml:space="preserve"> </w:t>
+      </w:r>
+      <w:r>
+        <w:rPr>
+          <w:rFonts w:hint="eastAsia" w:ascii="Times New Roman" w:hAnsi="Times New Roman" w:eastAsia="Times New Roman" w:cs="Times New Roman"/>
+          <w:b/>
+          <w:bCs/>
+        </w:rPr>
+        <w:t xml:space="preserve">β-H）</w:t>
+      </w:r>
+      <w:r>
+        <w:rPr>
+          <w:rFonts w:hint="eastAsia" w:ascii="Times New Roman" w:hAnsi="Times New Roman" w:eastAsia="Times New Roman" w:cs="Times New Roman"/>
+        </w:rPr>
+        <w:t>，</w:t>
+      </w:r>
+      <w:r>
+        <w:rPr>
+          <w:rFonts w:hint="eastAsia" w:ascii="Times New Roman" w:hAnsi="Times New Roman" w:eastAsia="FangSong" w:cs="Times New Roman"/>
+        </w:rPr>
+        <w:t>只能取</w:t>
+      </w:r>
+      <w:r>
+        <w:rPr>
+          <w:rFonts w:ascii="Times New Roman" w:hAnsi="Times New Roman" w:eastAsia="Times New Roman" w:cs="Times New Roman"/>
+        </w:rPr>
+        <w:t xml:space="preserve"> C-1 </w:t>
+      </w:r>
+      <w:r>
+        <w:rPr>
+          <w:rFonts w:hint="eastAsia" w:ascii="Times New Roman" w:hAnsi="Times New Roman" w:eastAsia="FangSong" w:cs="Times New Roman"/>
+        </w:rPr>
+        <w:t xml:space="preserve">的</w:t>
       </w:r>
       <w:r>
         <w:rPr>
@@ -24149,20 +24417,7 @@
         <w:rPr>
           <w:rFonts w:hint="eastAsia" w:ascii="Times New Roman" w:hAnsi="Times New Roman" w:eastAsia="FangSong" w:cs="Times New Roman"/>
         </w:rPr>
-        <w:t xml:space="preserve">和</w:t>
-      </w:r>
-      <w:r>
-        <w:rPr>
-          <w:rFonts w:ascii="Times New Roman" w:hAnsi="Times New Roman" w:eastAsia="Times New Roman" w:cs="Times New Roman"/>
-        </w:rPr>
-        <w:t xml:space="preserve"> CH</w:t>
-      </w:r>
-      <w:r>
-        <w:rPr>
-          <w:rFonts w:ascii="Times New Roman" w:hAnsi="Times New Roman" w:eastAsia="Times New Roman" w:cs="Times New Roman"/>
-          <w:vertAlign w:val="subscript"/>
-        </w:rPr>
-        <w:t>3</w:t>
+        <w:t xml:space="preserve">得单取代端烯</w:t>
       </w:r>
     </w:p>
     <w:p>
@@ -24187,87 +24442,88 @@
           <w:b/>
           <w:bCs/>
         </w:rPr>
-        <w:t>氢迁移</w:t>
-      </w:r>
-      <w:r>
-        <w:rPr>
-          <w:rFonts w:hint="eastAsia" w:ascii="Times New Roman" w:hAnsi="Times New Roman" w:eastAsia="Times New Roman" w:cs="Times New Roman"/>
-          <w:b/>
-          <w:bCs/>
+        <w:t>甲基迁移</w:t>
+      </w:r>
+      <w:r>
+        <w:rPr>
+          <w:rFonts w:hint="eastAsia" w:ascii="Times New Roman" w:hAnsi="Times New Roman" w:eastAsia="Times New Roman" w:cs="Times New Roman"/>
+        </w:rPr>
+        <w:t xml:space="preserve">：C-3</w:t>
+      </w:r>
+      <w:r>
+        <w:rPr>
+          <w:rFonts w:ascii="Times New Roman" w:hAnsi="Times New Roman" w:eastAsia="Times New Roman" w:cs="Times New Roman"/>
+        </w:rPr>
+        <w:t xml:space="preserve"> </w:t>
+      </w:r>
+      <w:r>
+        <w:rPr>
+          <w:rFonts w:hint="eastAsia" w:ascii="Times New Roman" w:hAnsi="Times New Roman" w:eastAsia="FangSong" w:cs="Times New Roman"/>
+        </w:rPr>
+        <w:t xml:space="preserve">上的</w:t>
+      </w:r>
+      <w:r>
+        <w:rPr>
+          <w:rFonts w:ascii="Times New Roman" w:hAnsi="Times New Roman" w:eastAsia="Times New Roman" w:cs="Times New Roman"/>
+        </w:rPr>
+        <w:t xml:space="preserve"> CH</w:t>
+      </w:r>
+      <w:r>
+        <w:rPr>
+          <w:rFonts w:ascii="Times New Roman" w:hAnsi="Times New Roman" w:eastAsia="Times New Roman" w:cs="Times New Roman"/>
+          <w:vertAlign w:val="subscript"/>
+        </w:rPr>
+        <w:t>3</w:t>
+      </w:r>
+      <w:r>
+        <w:rPr>
+          <w:rFonts w:ascii="Times New Roman" w:hAnsi="Times New Roman" w:eastAsia="Times New Roman" w:cs="Times New Roman"/>
+        </w:rPr>
+        <w:t xml:space="preserve"> </w:t>
+      </w:r>
+      <w:r>
+        <w:rPr>
+          <w:rFonts w:hint="eastAsia" w:ascii="Times New Roman" w:hAnsi="Times New Roman" w:eastAsia="FangSong" w:cs="Times New Roman"/>
+        </w:rPr>
+        <w:t xml:space="preserve">带键电子对迁移至</w:t>
+      </w:r>
+      <w:r>
+        <w:rPr>
+          <w:rFonts w:ascii="Times New Roman" w:hAnsi="Times New Roman" w:eastAsia="Times New Roman" w:cs="Times New Roman"/>
+        </w:rPr>
+        <w:t xml:space="preserve"> C-2 →</w:t>
+      </w:r>
+      <w:r>
+        <w:rPr>
+          <w:rFonts w:ascii="Times New Roman" w:hAnsi="Times New Roman" w:eastAsia="Times New Roman" w:cs="Times New Roman"/>
+        </w:rPr>
+        <w:t xml:space="preserve"> </w:t>
+      </w:r>
+      <w:r>
+        <w:rPr>
+          <w:rFonts w:ascii="Times New Roman" w:hAnsi="Times New Roman" w:eastAsia="Times New Roman" w:cs="Times New Roman"/>
+          <w:b/>
+          <w:bCs/>
+        </w:rPr>
+        <w:t xml:space="preserve">3° </w:t>
+      </w:r>
+      <w:r>
+        <w:rPr>
+          <w:rFonts w:hint="eastAsia" w:ascii="Times New Roman" w:hAnsi="Times New Roman" w:eastAsia="FangSong" w:cs="Times New Roman"/>
+          <w:b/>
+          <w:bCs/>
+        </w:rPr>
+        <w:t xml:space="preserve">碳正离子</w:t>
+      </w:r>
+      <w:r>
+        <w:rPr>
+          <w:rFonts w:hint="eastAsia" w:ascii="Times New Roman" w:hAnsi="Times New Roman" w:eastAsia="Times New Roman" w:cs="Times New Roman"/>
         </w:rPr>
         <w:t>（</w:t>
       </w:r>
       <w:r>
         <w:rPr>
           <w:rFonts w:hint="eastAsia" w:ascii="Times New Roman" w:hAnsi="Times New Roman" w:eastAsia="FangSong" w:cs="Times New Roman"/>
-          <w:b/>
-          <w:bCs/>
-        </w:rPr>
-        <w:t>快</w:t>
-      </w:r>
-      <w:r>
-        <w:rPr>
-          <w:rFonts w:hint="eastAsia" w:ascii="Times New Roman" w:hAnsi="Times New Roman" w:eastAsia="Times New Roman" w:cs="Times New Roman"/>
-          <w:b/>
-          <w:bCs/>
-        </w:rPr>
-        <w:t>）</w:t>
-      </w:r>
-      <w:r>
-        <w:rPr>
-          <w:rFonts w:ascii="Times New Roman" w:hAnsi="Times New Roman" w:eastAsia="Times New Roman" w:cs="Times New Roman"/>
-        </w:rPr>
-        <w:t xml:space="preserve"> </w:t>
-      </w:r>
-      <w:r>
-        <w:rPr>
-          <w:rFonts w:ascii="Times New Roman" w:hAnsi="Times New Roman" w:eastAsia="Times New Roman" w:cs="Times New Roman"/>
-        </w:rPr>
-        <w:t xml:space="preserve">→ </w:t>
-      </w:r>
-      <w:r>
-        <w:rPr>
-          <w:rFonts w:hint="eastAsia" w:ascii="Times New Roman" w:hAnsi="Times New Roman" w:eastAsia="FangSong" w:cs="Times New Roman"/>
-        </w:rPr>
-        <w:t xml:space="preserve">转移到</w:t>
-      </w:r>
-      <w:r>
-        <w:rPr>
-          <w:rFonts w:ascii="Times New Roman" w:hAnsi="Times New Roman" w:eastAsia="Times New Roman" w:cs="Times New Roman"/>
-        </w:rPr>
-        <w:t xml:space="preserve"> C-2 →</w:t>
-      </w:r>
-      <w:r>
-        <w:rPr>
-          <w:rFonts w:ascii="Times New Roman" w:hAnsi="Times New Roman" w:eastAsia="Times New Roman" w:cs="Times New Roman"/>
-        </w:rPr>
-        <w:t xml:space="preserve"> </w:t>
-      </w:r>
-      <w:r>
-        <w:rPr>
-          <w:rFonts w:ascii="Times New Roman" w:hAnsi="Times New Roman" w:eastAsia="Times New Roman" w:cs="Times New Roman"/>
-          <w:b/>
-          <w:bCs/>
-        </w:rPr>
-        <w:t xml:space="preserve">3° </w:t>
-      </w:r>
-      <w:r>
-        <w:rPr>
-          <w:rFonts w:hint="eastAsia" w:ascii="Times New Roman" w:hAnsi="Times New Roman" w:eastAsia="FangSong" w:cs="Times New Roman"/>
-          <w:b/>
-          <w:bCs/>
-        </w:rPr>
-        <w:t xml:space="preserve">碳正离子</w:t>
-      </w:r>
-      <w:r>
-        <w:rPr>
-          <w:rFonts w:hint="eastAsia" w:ascii="Times New Roman" w:hAnsi="Times New Roman" w:eastAsia="Times New Roman" w:cs="Times New Roman"/>
-        </w:rPr>
-        <w:t>（</w:t>
-      </w:r>
-      <w:r>
-        <w:rPr>
-          <w:rFonts w:hint="eastAsia" w:ascii="Times New Roman" w:hAnsi="Times New Roman" w:eastAsia="FangSong" w:cs="Times New Roman"/>
         </w:rPr>
         <w:t>在</w:t>
       </w:r>
@@ -24282,6 +24538,71 @@
           <w:rFonts w:hint="eastAsia" w:ascii="Times New Roman" w:hAnsi="Times New Roman" w:eastAsia="FangSong" w:cs="Times New Roman"/>
         </w:rPr>
         <w:t>上</w:t>
+      </w:r>
+      <w:r>
+        <w:rPr>
+          <w:rFonts w:hint="eastAsia" w:ascii="Times New Roman" w:hAnsi="Times New Roman" w:eastAsia="Times New Roman" w:cs="Times New Roman"/>
+        </w:rPr>
+        <w:t>：(CH</w:t>
+      </w:r>
+      <w:r>
+        <w:rPr>
+          <w:rFonts w:hint="eastAsia" w:ascii="Times New Roman" w:hAnsi="Times New Roman" w:eastAsia="Times New Roman" w:cs="Times New Roman"/>
+          <w:vertAlign w:val="subscript"/>
+        </w:rPr>
+        <w:t>3</w:t>
+      </w:r>
+      <w:r>
+        <w:rPr>
+          <w:rFonts w:hint="eastAsia" w:ascii="Times New Roman" w:hAnsi="Times New Roman" w:eastAsia="Times New Roman" w:cs="Times New Roman"/>
+        </w:rPr>
+        <w:t>)</w:t>
+      </w:r>
+      <w:r>
+        <w:rPr>
+          <w:rFonts w:hint="eastAsia" w:ascii="Times New Roman" w:hAnsi="Times New Roman" w:eastAsia="Times New Roman" w:cs="Times New Roman"/>
+          <w:vertAlign w:val="subscript"/>
+        </w:rPr>
+        <w:t>2</w:t>
+      </w:r>
+      <w:r>
+        <w:rPr>
+          <w:rFonts w:hint="eastAsia" w:ascii="Times New Roman" w:hAnsi="Times New Roman" w:eastAsia="Times New Roman" w:cs="Times New Roman"/>
+        </w:rPr>
+        <w:t>C</w:t>
+      </w:r>
+      <w:r>
+        <w:rPr>
+          <w:rFonts w:hint="eastAsia" w:ascii="Times New Roman" w:hAnsi="Times New Roman" w:eastAsia="Times New Roman" w:cs="Times New Roman"/>
+          <w:vertAlign w:val="superscript"/>
+        </w:rPr>
+        <w:t>+</w:t>
+      </w:r>
+      <w:r>
+        <w:rPr>
+          <w:rFonts w:hint="eastAsia" w:ascii="Times New Roman" w:hAnsi="Times New Roman" w:eastAsia="Times New Roman" w:cs="Times New Roman"/>
+        </w:rPr>
+        <w:t>–CH(CH</w:t>
+      </w:r>
+      <w:r>
+        <w:rPr>
+          <w:rFonts w:hint="eastAsia" w:ascii="Times New Roman" w:hAnsi="Times New Roman" w:eastAsia="Times New Roman" w:cs="Times New Roman"/>
+          <w:vertAlign w:val="subscript"/>
+        </w:rPr>
+        <w:t>3</w:t>
+      </w:r>
+      <w:r>
+        <w:rPr>
+          <w:rFonts w:hint="eastAsia" w:ascii="Times New Roman" w:hAnsi="Times New Roman" w:eastAsia="Times New Roman" w:cs="Times New Roman"/>
+        </w:rPr>
+        <w:t>)–CH</w:t>
+      </w:r>
+      <w:r>
+        <w:rPr>
+          <w:rFonts w:hint="eastAsia" w:ascii="Times New Roman" w:hAnsi="Times New Roman" w:eastAsia="Times New Roman" w:cs="Times New Roman"/>
+          <w:vertAlign w:val="subscript"/>
+        </w:rPr>
+        <w:t>3</w:t>
       </w:r>
       <w:r>
         <w:rPr>
@@ -24346,15 +24667,15 @@
           <w:b/>
           <w:bCs/>
         </w:rPr>
-        <w:t>2-</w:t>
-      </w:r>
-      <w:r>
-        <w:rPr>
-          <w:rFonts w:hint="eastAsia" w:ascii="Times New Roman" w:hAnsi="Times New Roman" w:eastAsia="FangSong" w:cs="Times New Roman"/>
-          <w:b/>
-          <w:bCs/>
-        </w:rPr>
-        <w:t>甲基</w:t>
+        <w:t>2,3-</w:t>
+      </w:r>
+      <w:r>
+        <w:rPr>
+          <w:rFonts w:hint="eastAsia" w:ascii="Times New Roman" w:hAnsi="Times New Roman" w:eastAsia="FangSong" w:cs="Times New Roman"/>
+          <w:b/>
+          <w:bCs/>
+        </w:rPr>
+        <w:t>二甲基</w:t>
       </w:r>
       <w:r>
         <w:rPr>
@@ -24376,19 +24697,13 @@
         <w:rPr>
           <w:rFonts w:hint="eastAsia" w:ascii="Times New Roman" w:hAnsi="Times New Roman" w:eastAsia="Times New Roman" w:cs="Times New Roman"/>
         </w:rPr>
-        <w:t xml:space="preserve">（Saytzeff</w:t>
-      </w:r>
-      <w:r>
-        <w:rPr>
-          <w:rFonts w:ascii="Times New Roman" w:hAnsi="Times New Roman" w:eastAsia="Times New Roman" w:cs="Times New Roman"/>
-        </w:rPr>
-        <w:t xml:space="preserve"> </w:t>
-      </w:r>
-      <w:r>
-        <w:rPr>
-          <w:rFonts w:hint="eastAsia" w:ascii="Times New Roman" w:hAnsi="Times New Roman" w:eastAsia="FangSong" w:cs="Times New Roman"/>
-        </w:rPr>
-        <w:t>产物</w:t>
+        <w:t>（</w:t>
+      </w:r>
+      <w:r>
+        <w:rPr>
+          <w:rFonts w:hint="eastAsia" w:ascii="Times New Roman" w:hAnsi="Times New Roman" w:eastAsia="FangSong" w:cs="Times New Roman"/>
+        </w:rPr>
+        <w:t>四取代烯烃</w:t>
       </w:r>
       <w:r>
         <w:rPr>
@@ -24400,7 +24715,7 @@
         <w:rPr>
           <w:rFonts w:hint="eastAsia" w:ascii="Times New Roman" w:hAnsi="Times New Roman" w:eastAsia="FangSong" w:cs="Times New Roman"/>
         </w:rPr>
-        <w:t>三取代烯烃</w:t>
+        <w:t>主产物</w:t>
       </w:r>
       <w:r>
         <w:rPr>
@@ -24631,7 +24946,7 @@
           <w:b/>
           <w:bCs/>
         </w:rPr>
-        <w:t>氢迁移</w:t>
+        <w:t>甲基迁移</w:t>
       </w:r>
       <w:r>
         <w:rPr>
@@ -24649,19 +24964,50 @@
         <w:rPr>
           <w:rFonts w:ascii="Times New Roman" w:hAnsi="Times New Roman" w:eastAsia="Times New Roman" w:cs="Times New Roman"/>
         </w:rPr>
-        <w:t xml:space="preserve"> C-3 </w:t>
-      </w:r>
-      <w:r>
-        <w:rPr>
-          <w:rFonts w:hint="eastAsia" w:ascii="Times New Roman" w:hAnsi="Times New Roman" w:eastAsia="FangSong" w:cs="Times New Roman"/>
-        </w:rPr>
-        <w:t xml:space="preserve">上的</w:t>
-      </w:r>
-      <w:r>
-        <w:rPr>
-          <w:rFonts w:ascii="Times New Roman" w:hAnsi="Times New Roman" w:eastAsia="Times New Roman" w:cs="Times New Roman"/>
-        </w:rPr>
-        <w:t xml:space="preserve"> H </w:t>
+        <w:t xml:space="preserve"> </w:t>
+      </w:r>
+      <w:r>
+        <w:rPr>
+          <w:rFonts w:hint="eastAsia" w:ascii="Times New Roman" w:hAnsi="Times New Roman" w:eastAsia="Times New Roman" w:cs="Times New Roman"/>
+        </w:rPr>
+        <w:t>C-3（</w:t>
+      </w:r>
+      <w:r>
+        <w:rPr>
+          <w:rFonts w:hint="eastAsia" w:ascii="Times New Roman" w:hAnsi="Times New Roman" w:eastAsia="FangSong" w:cs="Times New Roman"/>
+        </w:rPr>
+        <w:t>季碳</w:t>
+      </w:r>
+      <w:r>
+        <w:rPr>
+          <w:rFonts w:hint="eastAsia" w:ascii="Times New Roman" w:hAnsi="Times New Roman" w:eastAsia="Times New Roman" w:cs="Times New Roman"/>
+        </w:rPr>
+        <w:t>）</w:t>
+      </w:r>
+      <w:r>
+        <w:rPr>
+          <w:rFonts w:hint="eastAsia" w:ascii="Times New Roman" w:hAnsi="Times New Roman" w:eastAsia="FangSong" w:cs="Times New Roman"/>
+        </w:rPr>
+        <w:t>上的</w:t>
+      </w:r>
+      <w:r>
+        <w:rPr>
+          <w:rFonts w:ascii="Times New Roman" w:hAnsi="Times New Roman" w:eastAsia="Times New Roman" w:cs="Times New Roman"/>
+        </w:rPr>
+        <w:t xml:space="preserve"> CH</w:t>
+      </w:r>
+      <w:r>
+        <w:rPr>
+          <w:rFonts w:ascii="Times New Roman" w:hAnsi="Times New Roman" w:eastAsia="Times New Roman" w:cs="Times New Roman"/>
+          <w:vertAlign w:val="subscript"/>
+        </w:rPr>
+        <w:t>3</w:t>
+      </w:r>
+      <w:r>
+        <w:rPr>
+          <w:rFonts w:ascii="Times New Roman" w:hAnsi="Times New Roman" w:eastAsia="Times New Roman" w:cs="Times New Roman"/>
+        </w:rPr>
+        <w:t xml:space="preserve"> </w:t>
       </w:r>
       <w:r>
         <w:rPr>
@@ -24796,15 +25142,15 @@
           <w:b/>
           <w:bCs/>
         </w:rPr>
-        <w:t>2-</w:t>
-      </w:r>
-      <w:r>
-        <w:rPr>
-          <w:rFonts w:hint="eastAsia" w:ascii="Times New Roman" w:hAnsi="Times New Roman" w:eastAsia="FangSong" w:cs="Times New Roman"/>
-          <w:b/>
-          <w:bCs/>
-        </w:rPr>
-        <w:t>甲基</w:t>
+        <w:t>2,3-</w:t>
+      </w:r>
+      <w:r>
+        <w:rPr>
+          <w:rFonts w:hint="eastAsia" w:ascii="Times New Roman" w:hAnsi="Times New Roman" w:eastAsia="FangSong" w:cs="Times New Roman"/>
+          <w:b/>
+          <w:bCs/>
+        </w:rPr>
+        <w:t>二甲基</w:t>
       </w:r>
       <w:r>
         <w:rPr>
@@ -24832,25 +25178,7 @@
         <w:rPr>
           <w:rFonts w:hint="eastAsia" w:ascii="Times New Roman" w:hAnsi="Times New Roman" w:eastAsia="FangSong" w:cs="Times New Roman"/>
         </w:rPr>
-        <w:t>三取代烯烃</w:t>
-      </w:r>
-      <w:r>
-        <w:rPr>
-          <w:rFonts w:hint="eastAsia" w:ascii="Times New Roman" w:hAnsi="Times New Roman" w:eastAsia="Times New Roman" w:cs="Times New Roman"/>
-        </w:rPr>
-        <w:t>，Saytzeff</w:t>
-      </w:r>
-      <w:r>
-        <w:rPr>
-          <w:rFonts w:ascii="Times New Roman" w:hAnsi="Times New Roman" w:eastAsia="Times New Roman" w:cs="Times New Roman"/>
-        </w:rPr>
-        <w:t xml:space="preserve"> </w:t>
-      </w:r>
-      <w:r>
-        <w:rPr>
-          <w:rFonts w:hint="eastAsia" w:ascii="Times New Roman" w:hAnsi="Times New Roman" w:eastAsia="FangSong" w:cs="Times New Roman"/>
-        </w:rPr>
-        <w:t>产物</w:t>
+        <w:t>四取代烯烃</w:t>
       </w:r>
       <w:r>
         <w:rPr>
@@ -24907,15 +25235,15 @@
           <w:b/>
           <w:bCs/>
         </w:rPr>
-        <w:t>2-</w:t>
-      </w:r>
-      <w:r>
-        <w:rPr>
-          <w:rFonts w:hint="eastAsia" w:ascii="Times New Roman" w:hAnsi="Times New Roman" w:eastAsia="FangSong" w:cs="Times New Roman"/>
-          <w:b/>
-          <w:bCs/>
-        </w:rPr>
-        <w:t>甲基</w:t>
+        <w:t>2,3-</w:t>
+      </w:r>
+      <w:r>
+        <w:rPr>
+          <w:rFonts w:hint="eastAsia" w:ascii="Times New Roman" w:hAnsi="Times New Roman" w:eastAsia="FangSong" w:cs="Times New Roman"/>
+          <w:b/>
+          <w:bCs/>
+        </w:rPr>
+        <w:t>二甲基</w:t>
       </w:r>
       <w:r>
         <w:rPr>
@@ -24955,7 +25283,7 @@
         <w:rPr>
           <w:rFonts w:hint="eastAsia" w:ascii="Times New Roman" w:hAnsi="Times New Roman" w:eastAsia="FangSong" w:cs="Times New Roman"/>
         </w:rPr>
-        <w:t>直接消除预期产物为</w:t>
+        <w:t>直接消除只能得</w:t>
       </w:r>
       <w:r>
         <w:rPr>
@@ -24967,13 +25295,13 @@
         <w:rPr>
           <w:rFonts w:hint="eastAsia" w:ascii="Times New Roman" w:hAnsi="Times New Roman" w:eastAsia="Times New Roman" w:cs="Times New Roman"/>
         </w:rPr>
-        <w:t>3-</w:t>
-      </w:r>
-      <w:r>
-        <w:rPr>
-          <w:rFonts w:hint="eastAsia" w:ascii="Times New Roman" w:hAnsi="Times New Roman" w:eastAsia="FangSong" w:cs="Times New Roman"/>
-        </w:rPr>
-        <w:t>甲基</w:t>
+        <w:t>3,3-</w:t>
+      </w:r>
+      <w:r>
+        <w:rPr>
+          <w:rFonts w:hint="eastAsia" w:ascii="Times New Roman" w:hAnsi="Times New Roman" w:eastAsia="FangSong" w:cs="Times New Roman"/>
+        </w:rPr>
+        <w:t>二甲基</w:t>
       </w:r>
       <w:r>
         <w:rPr>
@@ -24991,13 +25319,37 @@
         <w:rPr>
           <w:rFonts w:hint="eastAsia" w:ascii="Times New Roman" w:hAnsi="Times New Roman" w:eastAsia="Times New Roman" w:cs="Times New Roman"/>
         </w:rPr>
-        <w:t>，</w:t>
-      </w:r>
-      <w:r>
-        <w:rPr>
-          <w:rFonts w:hint="eastAsia" w:ascii="Times New Roman" w:hAnsi="Times New Roman" w:eastAsia="FangSong" w:cs="Times New Roman"/>
-        </w:rPr>
-        <w:t>但重排后实际上得到更稳定的三取代烯烃</w:t>
+        <w:t>（</w:t>
+      </w:r>
+      <w:r>
+        <w:rPr>
+          <w:rFonts w:hint="eastAsia" w:ascii="Times New Roman" w:hAnsi="Times New Roman" w:eastAsia="FangSong" w:cs="Times New Roman"/>
+        </w:rPr>
+        <w:t>单取代端烯</w:t>
+      </w:r>
+      <w:r>
+        <w:rPr>
+          <w:rFonts w:hint="eastAsia" w:ascii="Times New Roman" w:hAnsi="Times New Roman" w:eastAsia="Times New Roman" w:cs="Times New Roman"/>
+        </w:rPr>
+        <w:t>）——“</w:t>
+      </w:r>
+      <w:r>
+        <w:rPr>
+          <w:rFonts w:hint="eastAsia" w:ascii="Times New Roman" w:hAnsi="Times New Roman" w:eastAsia="FangSong" w:cs="Times New Roman"/>
+        </w:rPr>
+        <w:t>是否重排</w:t>
+      </w:r>
+      <w:r>
+        <w:rPr>
+          <w:rFonts w:hint="eastAsia" w:ascii="Times New Roman" w:hAnsi="Times New Roman" w:eastAsia="Times New Roman" w:cs="Times New Roman"/>
+        </w:rPr>
+        <w:t>”</w:t>
+      </w:r>
+      <w:r>
+        <w:rPr>
+          <w:rFonts w:hint="eastAsia" w:ascii="Times New Roman" w:hAnsi="Times New Roman" w:eastAsia="FangSong" w:cs="Times New Roman"/>
+        </w:rPr>
+        <w:t>直接决定主产物</w:t>
       </w:r>
       <w:r>
         <w:rPr>
@@ -25054,13 +25406,49 @@
         <w:rPr>
           <w:rFonts w:hint="eastAsia" w:ascii="Times New Roman" w:hAnsi="Times New Roman" w:eastAsia="FangSong" w:cs="Times New Roman"/>
         </w:rPr>
-        <w:t>不检查重排直接画消除产物是经典失分点</w:t>
-      </w:r>
-      <w:r>
-        <w:rPr>
-          <w:rFonts w:hint="eastAsia" w:ascii="Times New Roman" w:hAnsi="Times New Roman" w:eastAsia="Times New Roman" w:cs="Times New Roman"/>
-        </w:rPr>
-        <w:t>。</w:t>
+        <w:t>邻位季碳是最强信号</w:t>
+      </w:r>
+      <w:r>
+        <w:rPr>
+          <w:rFonts w:hint="eastAsia" w:ascii="Times New Roman" w:hAnsi="Times New Roman" w:eastAsia="Times New Roman" w:cs="Times New Roman"/>
+        </w:rPr>
+        <w:t>（</w:t>
+      </w:r>
+      <w:r>
+        <w:rPr>
+          <w:rFonts w:hint="eastAsia" w:ascii="Times New Roman" w:hAnsi="Times New Roman" w:eastAsia="FangSong" w:cs="Times New Roman"/>
+        </w:rPr>
+        <w:t>无</w:t>
+      </w:r>
+      <w:r>
+        <w:rPr>
+          <w:rFonts w:ascii="Times New Roman" w:hAnsi="Times New Roman" w:eastAsia="Times New Roman" w:cs="Times New Roman"/>
+        </w:rPr>
+        <w:t xml:space="preserve"> β-H </w:t>
+      </w:r>
+      <w:r>
+        <w:rPr>
+          <w:rFonts w:hint="eastAsia" w:ascii="Times New Roman" w:hAnsi="Times New Roman" w:eastAsia="FangSong" w:cs="Times New Roman"/>
+        </w:rPr>
+        <w:t>可消除</w:t>
+      </w:r>
+      <w:r>
+        <w:rPr>
+          <w:rFonts w:hint="eastAsia" w:ascii="Times New Roman" w:hAnsi="Times New Roman" w:eastAsia="Times New Roman" w:cs="Times New Roman"/>
+        </w:rPr>
+        <w:t>，</w:t>
+      </w:r>
+      <w:r>
+        <w:rPr>
+          <w:rFonts w:hint="eastAsia" w:ascii="Times New Roman" w:hAnsi="Times New Roman" w:eastAsia="FangSong" w:cs="Times New Roman"/>
+        </w:rPr>
+        <w:t>重排几乎是唯一出路</w:t>
+      </w:r>
+      <w:r>
+        <w:rPr>
+          <w:rFonts w:hint="eastAsia" w:ascii="Times New Roman" w:hAnsi="Times New Roman" w:eastAsia="Times New Roman" w:cs="Times New Roman"/>
+        </w:rPr>
+        <w:t>）。</w:t>
       </w:r>
     </w:p>
     <w:bookmarkEnd w:id="44"/>
@@ -25718,7 +26106,35 @@
         <w:rPr>
           <w:rFonts w:hint="eastAsia" w:ascii="Times New Roman" w:hAnsi="Times New Roman" w:eastAsia="Times New Roman" w:cs="Times New Roman"/>
         </w:rPr>
-        <w:t>？C-1</w:t>
+        <w:t>？1,2-</w:t>
+      </w:r>
+      <w:r>
+        <w:rPr>
+          <w:rFonts w:hint="eastAsia" w:ascii="Times New Roman" w:hAnsi="Times New Roman" w:eastAsia="FangSong" w:cs="Times New Roman"/>
+        </w:rPr>
+        <w:t>迁移只能来自</w:t>
+      </w:r>
+      <w:r>
+        <w:rPr>
+          <w:rFonts w:hint="eastAsia" w:ascii="Times New Roman" w:hAnsi="Times New Roman" w:eastAsia="FangSong" w:cs="Times New Roman"/>
+          <w:b/>
+          <w:bCs/>
+        </w:rPr>
+        <w:t xml:space="preserve">相邻的</w:t>
+      </w:r>
+      <w:r>
+        <w:rPr>
+          <w:rFonts w:ascii="Times New Roman" w:hAnsi="Times New Roman" w:eastAsia="Times New Roman" w:cs="Times New Roman"/>
+          <w:b/>
+          <w:bCs/>
+        </w:rPr>
+        <w:t xml:space="preserve"> C-2</w:t>
+      </w:r>
+      <w:r>
+        <w:rPr>
+          <w:rFonts w:hint="eastAsia" w:ascii="Times New Roman" w:hAnsi="Times New Roman" w:eastAsia="Times New Roman" w:cs="Times New Roman"/>
+        </w:rPr>
+        <w:t xml:space="preserve">：C-2</w:t>
       </w:r>
       <w:r>
         <w:rPr>
@@ -25730,32 +26146,19 @@
         <w:rPr>
           <w:rFonts w:hint="eastAsia" w:ascii="Times New Roman" w:hAnsi="Times New Roman" w:eastAsia="FangSong" w:cs="Times New Roman"/>
         </w:rPr>
-        <w:t xml:space="preserve">上有</w:t>
-      </w:r>
-      <w:r>
-        <w:rPr>
-          <w:rFonts w:ascii="Times New Roman" w:hAnsi="Times New Roman" w:eastAsia="Times New Roman" w:cs="Times New Roman"/>
-        </w:rPr>
-        <w:t xml:space="preserve"> Ph </w:t>
-      </w:r>
-      <w:r>
-        <w:rPr>
-          <w:rFonts w:hint="eastAsia" w:ascii="Times New Roman" w:hAnsi="Times New Roman" w:eastAsia="FangSong" w:cs="Times New Roman"/>
-        </w:rPr>
-        <w:t xml:space="preserve">和另一个</w:t>
-      </w:r>
-      <w:r>
-        <w:rPr>
-          <w:rFonts w:ascii="Times New Roman" w:hAnsi="Times New Roman" w:eastAsia="Times New Roman" w:cs="Times New Roman"/>
-        </w:rPr>
-        <w:t xml:space="preserve"> C(OH)Me</w:t>
-      </w:r>
-      <w:r>
-        <w:rPr>
-          <w:rFonts w:ascii="Times New Roman" w:hAnsi="Times New Roman" w:eastAsia="Times New Roman" w:cs="Times New Roman"/>
-          <w:vertAlign w:val="subscript"/>
-        </w:rPr>
-        <w:t>2</w:t>
+        <w:t xml:space="preserve">上除</w:t>
+      </w:r>
+      <w:r>
+        <w:rPr>
+          <w:rFonts w:ascii="Times New Roman" w:hAnsi="Times New Roman" w:eastAsia="Times New Roman" w:cs="Times New Roman"/>
+        </w:rPr>
+        <w:t xml:space="preserve"> OH </w:t>
+      </w:r>
+      <w:r>
+        <w:rPr>
+          <w:rFonts w:hint="eastAsia" w:ascii="Times New Roman" w:hAnsi="Times New Roman" w:eastAsia="FangSong" w:cs="Times New Roman"/>
+        </w:rPr>
+        <w:t xml:space="preserve">外只有</w:t>
       </w:r>
       <w:r>
         <w:rPr>
@@ -25765,112 +26168,63 @@
       </w:r>
       <w:r>
         <w:rPr>
-          <w:rFonts w:hint="eastAsia" w:ascii="Times New Roman" w:hAnsi="Times New Roman" w:eastAsia="FangSong" w:cs="Times New Roman"/>
-        </w:rPr>
-        <w:t>基团</w:t>
-      </w:r>
-      <w:r>
-        <w:rPr>
-          <w:rFonts w:hint="eastAsia" w:ascii="Times New Roman" w:hAnsi="Times New Roman" w:eastAsia="Times New Roman" w:cs="Times New Roman"/>
-        </w:rPr>
-        <w:t>。</w:t>
-      </w:r>
-      <w:r>
-        <w:rPr>
-          <w:rFonts w:hint="eastAsia" w:ascii="Times New Roman" w:hAnsi="Times New Roman" w:eastAsia="FangSong" w:cs="Times New Roman"/>
-        </w:rPr>
-        <w:t>迁移能力</w:t>
-      </w:r>
-      <w:r>
-        <w:rPr>
-          <w:rFonts w:hint="eastAsia" w:ascii="Times New Roman" w:hAnsi="Times New Roman" w:eastAsia="Times New Roman" w:cs="Times New Roman"/>
-        </w:rPr>
-        <w:t>：</w:t>
-      </w:r>
-      <w:r>
-        <w:rPr>
-          <w:rFonts w:hint="eastAsia" w:ascii="Times New Roman" w:hAnsi="Times New Roman" w:eastAsia="FangSong" w:cs="Times New Roman"/>
-        </w:rPr>
-        <w:t>芳基</w:t>
-      </w:r>
-      <w:r>
-        <w:rPr>
-          <w:rFonts w:ascii="Times New Roman" w:hAnsi="Times New Roman" w:eastAsia="Times New Roman" w:cs="Times New Roman"/>
-        </w:rPr>
-        <w:t xml:space="preserve"> &gt; </w:t>
-      </w:r>
-      <w:r>
-        <w:rPr>
-          <w:rFonts w:hint="eastAsia" w:ascii="Times New Roman" w:hAnsi="Times New Roman" w:eastAsia="FangSong" w:cs="Times New Roman"/>
-        </w:rPr>
-        <w:t xml:space="preserve">烷基</w:t>
-      </w:r>
-      <w:r>
-        <w:rPr>
-          <w:rFonts w:ascii="Times New Roman" w:hAnsi="Times New Roman" w:eastAsia="Times New Roman" w:cs="Times New Roman"/>
-        </w:rPr>
-        <w:t xml:space="preserve"> → Ph </w:t>
-      </w:r>
-      <w:r>
-        <w:rPr>
-          <w:rFonts w:hint="eastAsia" w:ascii="Times New Roman" w:hAnsi="Times New Roman" w:eastAsia="FangSong" w:cs="Times New Roman"/>
-        </w:rPr>
-        <w:t>迁移</w:t>
-      </w:r>
-      <w:r>
-        <w:rPr>
-          <w:rFonts w:hint="eastAsia" w:ascii="Times New Roman" w:hAnsi="Times New Roman" w:eastAsia="Times New Roman" w:cs="Times New Roman"/>
-        </w:rPr>
-        <w:t>？</w:t>
-      </w:r>
-      <w:r>
-        <w:rPr>
-          <w:rFonts w:hint="eastAsia" w:ascii="Times New Roman" w:hAnsi="Times New Roman" w:eastAsia="FangSong" w:cs="Times New Roman"/>
-        </w:rPr>
-        <w:t>但</w:t>
-      </w:r>
-      <w:r>
-        <w:rPr>
-          <w:rFonts w:ascii="Times New Roman" w:hAnsi="Times New Roman" w:eastAsia="Times New Roman" w:cs="Times New Roman"/>
-        </w:rPr>
-        <w:t xml:space="preserve"> Ph </w:t>
-      </w:r>
-      <w:r>
-        <w:rPr>
-          <w:rFonts w:hint="eastAsia" w:ascii="Times New Roman" w:hAnsi="Times New Roman" w:eastAsia="FangSong" w:cs="Times New Roman"/>
-        </w:rPr>
-        <w:t xml:space="preserve">迁移后产物是</w:t>
-      </w:r>
-      <w:r>
-        <w:rPr>
-          <w:rFonts w:ascii="Times New Roman" w:hAnsi="Times New Roman" w:eastAsia="Times New Roman" w:cs="Times New Roman"/>
-        </w:rPr>
-        <w:t xml:space="preserve"> Ph</w:t>
-      </w:r>
-      <w:r>
-        <w:rPr>
-          <w:rFonts w:ascii="Times New Roman" w:hAnsi="Times New Roman" w:eastAsia="Times New Roman" w:cs="Times New Roman"/>
-          <w:vertAlign w:val="subscript"/>
-        </w:rPr>
-        <w:t>2</w:t>
-      </w:r>
-      <w:r>
-        <w:rPr>
-          <w:rFonts w:ascii="Times New Roman" w:hAnsi="Times New Roman" w:eastAsia="Times New Roman" w:cs="Times New Roman"/>
-        </w:rPr>
-        <w:t xml:space="preserve">C=O + </w:t>
-      </w:r>
-      <w:r>
-        <w:rPr>
-          <w:rFonts w:hint="eastAsia" w:ascii="Times New Roman" w:hAnsi="Times New Roman" w:eastAsia="Times New Roman" w:cs="Times New Roman"/>
-        </w:rPr>
-        <w:t>…，</w:t>
-      </w:r>
-      <w:r>
-        <w:rPr>
-          <w:rFonts w:hint="eastAsia" w:ascii="Times New Roman" w:hAnsi="Times New Roman" w:eastAsia="FangSong" w:cs="Times New Roman"/>
-        </w:rPr>
-        <w:t>需要具体分析</w:t>
+          <w:rFonts w:hint="eastAsia" w:ascii="Times New Roman" w:hAnsi="Times New Roman" w:eastAsia="Times New Roman" w:cs="Times New Roman"/>
+        </w:rPr>
+        <w:t>Me（</w:t>
+      </w:r>
+      <w:r>
+        <w:rPr>
+          <w:rFonts w:hint="eastAsia" w:ascii="Times New Roman" w:hAnsi="Times New Roman" w:eastAsia="FangSong" w:cs="Times New Roman"/>
+        </w:rPr>
+        <w:t>两个甲基等价</w:t>
+      </w:r>
+      <w:r>
+        <w:rPr>
+          <w:rFonts w:hint="eastAsia" w:ascii="Times New Roman" w:hAnsi="Times New Roman" w:eastAsia="Times New Roman" w:cs="Times New Roman"/>
+        </w:rPr>
+        <w:t>），</w:t>
+      </w:r>
+      <w:r>
+        <w:rPr>
+          <w:rFonts w:hint="eastAsia" w:ascii="Times New Roman" w:hAnsi="Times New Roman" w:eastAsia="FangSong" w:cs="Times New Roman"/>
+        </w:rPr>
+        <w:t>故迁移基团必为</w:t>
+      </w:r>
+      <w:r>
+        <w:rPr>
+          <w:rFonts w:ascii="Times New Roman" w:hAnsi="Times New Roman" w:eastAsia="Times New Roman" w:cs="Times New Roman"/>
+        </w:rPr>
+        <w:t xml:space="preserve"> Me——Ph </w:t>
+      </w:r>
+      <w:r>
+        <w:rPr>
+          <w:rFonts w:hint="eastAsia" w:ascii="Times New Roman" w:hAnsi="Times New Roman" w:eastAsia="FangSong" w:cs="Times New Roman"/>
+        </w:rPr>
+        <w:t xml:space="preserve">在</w:t>
+      </w:r>
+      <w:r>
+        <w:rPr>
+          <w:rFonts w:ascii="Times New Roman" w:hAnsi="Times New Roman" w:eastAsia="Times New Roman" w:cs="Times New Roman"/>
+        </w:rPr>
+        <w:t xml:space="preserve"> C-1 </w:t>
+      </w:r>
+      <w:r>
+        <w:rPr>
+          <w:rFonts w:hint="eastAsia" w:ascii="Times New Roman" w:hAnsi="Times New Roman" w:eastAsia="FangSong" w:cs="Times New Roman"/>
+        </w:rPr>
+        <w:t>上</w:t>
+      </w:r>
+      <w:r>
+        <w:rPr>
+          <w:rFonts w:hint="eastAsia" w:ascii="Times New Roman" w:hAnsi="Times New Roman" w:eastAsia="Times New Roman" w:cs="Times New Roman"/>
+        </w:rPr>
+        <w:t>，</w:t>
+      </w:r>
+      <w:r>
+        <w:rPr>
+          <w:rFonts w:hint="eastAsia" w:ascii="Times New Roman" w:hAnsi="Times New Roman" w:eastAsia="FangSong" w:cs="Times New Roman"/>
+        </w:rPr>
+        <w:t>无法迁移到自身</w:t>
       </w:r>
       <w:r>
         <w:rPr>
@@ -29766,7 +30120,7 @@
       </w:r>
     </w:p>
     <w:bookmarkEnd w:id="48"/>
-    <w:bookmarkStart w:id="49" w:name="例6-综合四选一模板识别-产物预测挑战"/>
+    <w:bookmarkStart w:id="49" w:name="例6-综合favorskii-与-curtius-串联挑战"/>
     <w:p>
       <w:pPr>
         <w:pStyle w:val="Heading3"/>
@@ -29800,25 +30154,31 @@
         <w:rPr>
           <w:rFonts w:hint="eastAsia" w:ascii="Times New Roman" w:hAnsi="Times New Roman" w:eastAsia="Times New Roman" w:cs="Times New Roman"/>
         </w:rPr>
-        <w:t>——</w:t>
+        <w:t>——Favorskii</w:t>
+      </w:r>
+      <w:r>
+        <w:rPr>
+          <w:rFonts w:ascii="Times New Roman" w:hAnsi="Times New Roman" w:eastAsia="Times New Roman" w:cs="Times New Roman"/>
+        </w:rPr>
+        <w:t xml:space="preserve"> </w:t>
       </w:r>
       <w:r>
         <w:rPr>
           <w:rFonts w:hint="eastAsia" w:ascii="Times New Roman" w:hAnsi="Times New Roman" w:eastAsia="SimHei" w:cs="Times New Roman"/>
         </w:rPr>
-        <w:t>四选一模板识别</w:t>
-      </w:r>
-      <w:r>
-        <w:rPr>
-          <w:rFonts w:ascii="Times New Roman" w:hAnsi="Times New Roman" w:eastAsia="Times New Roman" w:cs="Times New Roman"/>
-        </w:rPr>
-        <w:t xml:space="preserve"> + </w:t>
+        <w:t xml:space="preserve">与</w:t>
+      </w:r>
+      <w:r>
+        <w:rPr>
+          <w:rFonts w:ascii="Times New Roman" w:hAnsi="Times New Roman" w:eastAsia="Times New Roman" w:cs="Times New Roman"/>
+        </w:rPr>
+        <w:t xml:space="preserve"> Curtius </w:t>
       </w:r>
       <w:r>
         <w:rPr>
           <w:rFonts w:hint="eastAsia" w:ascii="Times New Roman" w:hAnsi="Times New Roman" w:eastAsia="SimHei" w:cs="Times New Roman"/>
         </w:rPr>
-        <w:t>产物预测</w:t>
+        <w:t>串联</w:t>
       </w:r>
       <w:r>
         <w:rPr>
@@ -29880,7 +30240,7 @@
           <w:rFonts w:hint="eastAsia" w:ascii="Times New Roman" w:hAnsi="Times New Roman" w:eastAsia="Times New Roman" w:cs="Times New Roman"/>
           <w:vertAlign w:val="subscript"/>
         </w:rPr>
-        <w:t>7</w:t>
+        <w:t>6</w:t>
       </w:r>
       <w:r>
         <w:rPr>
@@ -29893,7 +30253,76 @@
           <w:rFonts w:hint="eastAsia" w:ascii="Times New Roman" w:hAnsi="Times New Roman" w:eastAsia="Times New Roman" w:cs="Times New Roman"/>
           <w:vertAlign w:val="subscript"/>
         </w:rPr>
-        <w:t>12</w:t>
+        <w:t>9</w:t>
+      </w:r>
+      <w:r>
+        <w:rPr>
+          <w:rFonts w:hint="eastAsia" w:ascii="Times New Roman" w:hAnsi="Times New Roman" w:eastAsia="Times New Roman" w:cs="Times New Roman"/>
+        </w:rPr>
+        <w:t>ClO）</w:t>
+      </w:r>
+      <w:r>
+        <w:rPr>
+          <w:rFonts w:hint="eastAsia" w:ascii="Times New Roman" w:hAnsi="Times New Roman" w:eastAsia="FangSong" w:cs="Times New Roman"/>
+        </w:rPr>
+        <w:t>在</w:t>
+      </w:r>
+      <w:r>
+        <w:rPr>
+          <w:rFonts w:ascii="Times New Roman" w:hAnsi="Times New Roman" w:eastAsia="Times New Roman" w:cs="Times New Roman"/>
+        </w:rPr>
+        <w:t xml:space="preserve"> NaOH/H</w:t>
+      </w:r>
+      <w:r>
+        <w:rPr>
+          <w:rFonts w:ascii="Times New Roman" w:hAnsi="Times New Roman" w:eastAsia="Times New Roman" w:cs="Times New Roman"/>
+          <w:vertAlign w:val="subscript"/>
+        </w:rPr>
+        <w:t>2</w:t>
+      </w:r>
+      <w:r>
+        <w:rPr>
+          <w:rFonts w:ascii="Times New Roman" w:hAnsi="Times New Roman" w:eastAsia="Times New Roman" w:cs="Times New Roman"/>
+        </w:rPr>
+        <w:t xml:space="preserve">O </w:t>
+      </w:r>
+      <w:r>
+        <w:rPr>
+          <w:rFonts w:hint="eastAsia" w:ascii="Times New Roman" w:hAnsi="Times New Roman" w:eastAsia="FangSong" w:cs="Times New Roman"/>
+        </w:rPr>
+        <w:t xml:space="preserve">中加热反应后酸化得</w:t>
+      </w:r>
+      <w:r>
+        <w:rPr>
+          <w:rFonts w:ascii="Times New Roman" w:hAnsi="Times New Roman" w:eastAsia="Times New Roman" w:cs="Times New Roman"/>
+        </w:rPr>
+        <w:t xml:space="preserve"> </w:t>
+      </w:r>
+      <w:r>
+        <w:rPr>
+          <w:rFonts w:hint="eastAsia" w:ascii="Times New Roman" w:hAnsi="Times New Roman" w:eastAsia="Times New Roman" w:cs="Times New Roman"/>
+        </w:rPr>
+        <w:t>B（C</w:t>
+      </w:r>
+      <w:r>
+        <w:rPr>
+          <w:rFonts w:hint="eastAsia" w:ascii="Times New Roman" w:hAnsi="Times New Roman" w:eastAsia="Times New Roman" w:cs="Times New Roman"/>
+          <w:vertAlign w:val="subscript"/>
+        </w:rPr>
+        <w:t>6</w:t>
+      </w:r>
+      <w:r>
+        <w:rPr>
+          <w:rFonts w:hint="eastAsia" w:ascii="Times New Roman" w:hAnsi="Times New Roman" w:eastAsia="Times New Roman" w:cs="Times New Roman"/>
+        </w:rPr>
+        <w:t>H</w:t>
+      </w:r>
+      <w:r>
+        <w:rPr>
+          <w:rFonts w:hint="eastAsia" w:ascii="Times New Roman" w:hAnsi="Times New Roman" w:eastAsia="Times New Roman" w:cs="Times New Roman"/>
+          <w:vertAlign w:val="subscript"/>
+        </w:rPr>
+        <w:t>10</w:t>
       </w:r>
       <w:r>
         <w:rPr>
@@ -29912,19 +30341,25 @@
         <w:rPr>
           <w:rFonts w:hint="eastAsia" w:ascii="Times New Roman" w:hAnsi="Times New Roman" w:eastAsia="Times New Roman" w:cs="Times New Roman"/>
         </w:rPr>
-        <w:t>）</w:t>
-      </w:r>
-      <w:r>
-        <w:rPr>
-          <w:rFonts w:hint="eastAsia" w:ascii="Times New Roman" w:hAnsi="Times New Roman" w:eastAsia="FangSong" w:cs="Times New Roman"/>
-        </w:rPr>
-        <w:t>与</w:t>
-      </w:r>
-      <w:r>
-        <w:rPr>
-          <w:rFonts w:ascii="Times New Roman" w:hAnsi="Times New Roman" w:eastAsia="Times New Roman" w:cs="Times New Roman"/>
-        </w:rPr>
-        <w:t xml:space="preserve"> NaOH/H</w:t>
+        <w:t>）。B</w:t>
+      </w:r>
+      <w:r>
+        <w:rPr>
+          <w:rFonts w:ascii="Times New Roman" w:hAnsi="Times New Roman" w:eastAsia="Times New Roman" w:cs="Times New Roman"/>
+        </w:rPr>
+        <w:t xml:space="preserve"> </w:t>
+      </w:r>
+      <w:r>
+        <w:rPr>
+          <w:rFonts w:hint="eastAsia" w:ascii="Times New Roman" w:hAnsi="Times New Roman" w:eastAsia="FangSong" w:cs="Times New Roman"/>
+        </w:rPr>
+        <w:t xml:space="preserve">经</w:t>
+      </w:r>
+      <w:r>
+        <w:rPr>
+          <w:rFonts w:ascii="Times New Roman" w:hAnsi="Times New Roman" w:eastAsia="Times New Roman" w:cs="Times New Roman"/>
+        </w:rPr>
+        <w:t xml:space="preserve"> (1) SOCl</w:t>
       </w:r>
       <w:r>
         <w:rPr>
@@ -29937,13 +30372,51 @@
         <w:rPr>
           <w:rFonts w:ascii="Times New Roman" w:hAnsi="Times New Roman" w:eastAsia="Times New Roman" w:cs="Times New Roman"/>
         </w:rPr>
+        <w:t xml:space="preserve"> → (2) NaN</w:t>
+      </w:r>
+      <w:r>
+        <w:rPr>
+          <w:rFonts w:ascii="Times New Roman" w:hAnsi="Times New Roman" w:eastAsia="Times New Roman" w:cs="Times New Roman"/>
+          <w:vertAlign w:val="subscript"/>
+        </w:rPr>
+        <w:t>3</w:t>
+      </w:r>
+      <w:r>
+        <w:rPr>
+          <w:rFonts w:ascii="Times New Roman" w:hAnsi="Times New Roman" w:eastAsia="Times New Roman" w:cs="Times New Roman"/>
+        </w:rPr>
+        <w:t xml:space="preserve"> → (3) Δ, </w:t>
+      </w:r>
+      <w:r>
+        <w:rPr>
+          <w:rFonts w:hint="eastAsia" w:ascii="Times New Roman" w:hAnsi="Times New Roman" w:eastAsia="FangSong" w:cs="Times New Roman"/>
+        </w:rPr>
+        <w:t xml:space="preserve">甲苯</w:t>
+      </w:r>
+      <w:r>
+        <w:rPr>
+          <w:rFonts w:ascii="Times New Roman" w:hAnsi="Times New Roman" w:eastAsia="Times New Roman" w:cs="Times New Roman"/>
+        </w:rPr>
+        <w:t xml:space="preserve"> → (4) H</w:t>
+      </w:r>
+      <w:r>
+        <w:rPr>
+          <w:rFonts w:ascii="Times New Roman" w:hAnsi="Times New Roman" w:eastAsia="Times New Roman" w:cs="Times New Roman"/>
+          <w:vertAlign w:val="subscript"/>
+        </w:rPr>
+        <w:t>2</w:t>
+      </w:r>
+      <w:r>
+        <w:rPr>
+          <w:rFonts w:ascii="Times New Roman" w:hAnsi="Times New Roman" w:eastAsia="Times New Roman" w:cs="Times New Roman"/>
+        </w:rPr>
         <w:t xml:space="preserve">O </w:t>
       </w:r>
       <w:r>
         <w:rPr>
           <w:rFonts w:hint="eastAsia" w:ascii="Times New Roman" w:hAnsi="Times New Roman" w:eastAsia="FangSong" w:cs="Times New Roman"/>
         </w:rPr>
-        <w:t xml:space="preserve">反应后酸化得一羧酸</w:t>
+        <w:t xml:space="preserve">依次处理得</w:t>
       </w:r>
       <w:r>
         <w:rPr>
@@ -29955,14 +30428,14 @@
         <w:rPr>
           <w:rFonts w:hint="eastAsia" w:ascii="Times New Roman" w:hAnsi="Times New Roman" w:eastAsia="Times New Roman" w:cs="Times New Roman"/>
         </w:rPr>
-        <w:t>B（C</w:t>
+        <w:t>F（C</w:t>
       </w:r>
       <w:r>
         <w:rPr>
           <w:rFonts w:hint="eastAsia" w:ascii="Times New Roman" w:hAnsi="Times New Roman" w:eastAsia="Times New Roman" w:cs="Times New Roman"/>
           <w:vertAlign w:val="subscript"/>
         </w:rPr>
-        <w:t>7</w:t>
+        <w:t>5</w:t>
       </w:r>
       <w:r>
         <w:rPr>
@@ -29975,213 +30448,13 @@
           <w:rFonts w:hint="eastAsia" w:ascii="Times New Roman" w:hAnsi="Times New Roman" w:eastAsia="Times New Roman" w:cs="Times New Roman"/>
           <w:vertAlign w:val="subscript"/>
         </w:rPr>
-        <w:t>12</w:t>
-      </w:r>
-      <w:r>
-        <w:rPr>
-          <w:rFonts w:hint="eastAsia" w:ascii="Times New Roman" w:hAnsi="Times New Roman" w:eastAsia="Times New Roman" w:cs="Times New Roman"/>
-        </w:rPr>
-        <w:t>O</w:t>
-      </w:r>
-      <w:r>
-        <w:rPr>
-          <w:rFonts w:hint="eastAsia" w:ascii="Times New Roman" w:hAnsi="Times New Roman" w:eastAsia="Times New Roman" w:cs="Times New Roman"/>
-          <w:vertAlign w:val="subscript"/>
-        </w:rPr>
-        <w:t>3</w:t>
-      </w:r>
-      <w:r>
-        <w:rPr>
-          <w:rFonts w:hint="eastAsia" w:ascii="Times New Roman" w:hAnsi="Times New Roman" w:eastAsia="Times New Roman" w:cs="Times New Roman"/>
-        </w:rPr>
-        <w:t>），B</w:t>
-      </w:r>
-      <w:r>
-        <w:rPr>
-          <w:rFonts w:ascii="Times New Roman" w:hAnsi="Times New Roman" w:eastAsia="Times New Roman" w:cs="Times New Roman"/>
-        </w:rPr>
-        <w:t xml:space="preserve"> </w:t>
-      </w:r>
-      <w:r>
-        <w:rPr>
-          <w:rFonts w:hint="eastAsia" w:ascii="Times New Roman" w:hAnsi="Times New Roman" w:eastAsia="FangSong" w:cs="Times New Roman"/>
-        </w:rPr>
-        <w:t xml:space="preserve">加热脱羧得</w:t>
-      </w:r>
-      <w:r>
-        <w:rPr>
-          <w:rFonts w:ascii="Times New Roman" w:hAnsi="Times New Roman" w:eastAsia="Times New Roman" w:cs="Times New Roman"/>
-        </w:rPr>
-        <w:t xml:space="preserve"> </w:t>
-      </w:r>
-      <w:r>
-        <w:rPr>
-          <w:rFonts w:hint="eastAsia" w:ascii="Times New Roman" w:hAnsi="Times New Roman" w:eastAsia="Times New Roman" w:cs="Times New Roman"/>
-        </w:rPr>
-        <w:t>C（C</w:t>
-      </w:r>
-      <w:r>
-        <w:rPr>
-          <w:rFonts w:hint="eastAsia" w:ascii="Times New Roman" w:hAnsi="Times New Roman" w:eastAsia="Times New Roman" w:cs="Times New Roman"/>
-          <w:vertAlign w:val="subscript"/>
-        </w:rPr>
-        <w:t>6</w:t>
-      </w:r>
-      <w:r>
-        <w:rPr>
-          <w:rFonts w:hint="eastAsia" w:ascii="Times New Roman" w:hAnsi="Times New Roman" w:eastAsia="Times New Roman" w:cs="Times New Roman"/>
-        </w:rPr>
-        <w:t>H</w:t>
-      </w:r>
-      <w:r>
-        <w:rPr>
-          <w:rFonts w:hint="eastAsia" w:ascii="Times New Roman" w:hAnsi="Times New Roman" w:eastAsia="Times New Roman" w:cs="Times New Roman"/>
-          <w:vertAlign w:val="subscript"/>
-        </w:rPr>
-        <w:t>12</w:t>
-      </w:r>
-      <w:r>
-        <w:rPr>
-          <w:rFonts w:hint="eastAsia" w:ascii="Times New Roman" w:hAnsi="Times New Roman" w:eastAsia="Times New Roman" w:cs="Times New Roman"/>
-        </w:rPr>
-        <w:t>O）。C</w:t>
-      </w:r>
-      <w:r>
-        <w:rPr>
-          <w:rFonts w:ascii="Times New Roman" w:hAnsi="Times New Roman" w:eastAsia="Times New Roman" w:cs="Times New Roman"/>
-        </w:rPr>
-        <w:t xml:space="preserve"> </w:t>
-      </w:r>
-      <w:r>
-        <w:rPr>
-          <w:rFonts w:hint="eastAsia" w:ascii="Times New Roman" w:hAnsi="Times New Roman" w:eastAsia="FangSong" w:cs="Times New Roman"/>
-        </w:rPr>
-        <w:t xml:space="preserve">与</w:t>
-      </w:r>
-      <w:r>
-        <w:rPr>
-          <w:rFonts w:ascii="Times New Roman" w:hAnsi="Times New Roman" w:eastAsia="Times New Roman" w:cs="Times New Roman"/>
-        </w:rPr>
-        <w:t xml:space="preserve"> NH</w:t>
-      </w:r>
-      <w:r>
-        <w:rPr>
-          <w:rFonts w:ascii="Times New Roman" w:hAnsi="Times New Roman" w:eastAsia="Times New Roman" w:cs="Times New Roman"/>
-          <w:vertAlign w:val="subscript"/>
-        </w:rPr>
-        <w:t>2</w:t>
-      </w:r>
-      <w:r>
-        <w:rPr>
-          <w:rFonts w:ascii="Times New Roman" w:hAnsi="Times New Roman" w:eastAsia="Times New Roman" w:cs="Times New Roman"/>
-        </w:rPr>
-        <w:t xml:space="preserve">OH </w:t>
-      </w:r>
-      <w:r>
-        <w:rPr>
-          <w:rFonts w:hint="eastAsia" w:ascii="Times New Roman" w:hAnsi="Times New Roman" w:eastAsia="FangSong" w:cs="Times New Roman"/>
-        </w:rPr>
-        <w:t xml:space="preserve">反应得</w:t>
-      </w:r>
-      <w:r>
-        <w:rPr>
-          <w:rFonts w:ascii="Times New Roman" w:hAnsi="Times New Roman" w:eastAsia="Times New Roman" w:cs="Times New Roman"/>
-        </w:rPr>
-        <w:t xml:space="preserve"> </w:t>
-      </w:r>
-      <w:r>
-        <w:rPr>
-          <w:rFonts w:hint="eastAsia" w:ascii="Times New Roman" w:hAnsi="Times New Roman" w:eastAsia="Times New Roman" w:cs="Times New Roman"/>
-        </w:rPr>
-        <w:t xml:space="preserve">D，D</w:t>
-      </w:r>
-      <w:r>
-        <w:rPr>
-          <w:rFonts w:ascii="Times New Roman" w:hAnsi="Times New Roman" w:eastAsia="Times New Roman" w:cs="Times New Roman"/>
-        </w:rPr>
-        <w:t xml:space="preserve"> </w:t>
-      </w:r>
-      <w:r>
-        <w:rPr>
-          <w:rFonts w:hint="eastAsia" w:ascii="Times New Roman" w:hAnsi="Times New Roman" w:eastAsia="FangSong" w:cs="Times New Roman"/>
-        </w:rPr>
-        <w:t xml:space="preserve">在浓</w:t>
-      </w:r>
-      <w:r>
-        <w:rPr>
-          <w:rFonts w:ascii="Times New Roman" w:hAnsi="Times New Roman" w:eastAsia="Times New Roman" w:cs="Times New Roman"/>
-        </w:rPr>
-        <w:t xml:space="preserve"> H</w:t>
-      </w:r>
-      <w:r>
-        <w:rPr>
-          <w:rFonts w:ascii="Times New Roman" w:hAnsi="Times New Roman" w:eastAsia="Times New Roman" w:cs="Times New Roman"/>
-          <w:vertAlign w:val="subscript"/>
-        </w:rPr>
-        <w:t>2</w:t>
-      </w:r>
-      <w:r>
-        <w:rPr>
-          <w:rFonts w:ascii="Times New Roman" w:hAnsi="Times New Roman" w:eastAsia="Times New Roman" w:cs="Times New Roman"/>
-        </w:rPr>
-        <w:t>SO</w:t>
-      </w:r>
-      <w:r>
-        <w:rPr>
-          <w:rFonts w:ascii="Times New Roman" w:hAnsi="Times New Roman" w:eastAsia="Times New Roman" w:cs="Times New Roman"/>
-          <w:vertAlign w:val="subscript"/>
-        </w:rPr>
-        <w:t>4</w:t>
-      </w:r>
-      <w:r>
-        <w:rPr>
-          <w:rFonts w:ascii="Times New Roman" w:hAnsi="Times New Roman" w:eastAsia="Times New Roman" w:cs="Times New Roman"/>
-        </w:rPr>
-        <w:t xml:space="preserve"> </w:t>
-      </w:r>
-      <w:r>
-        <w:rPr>
-          <w:rFonts w:hint="eastAsia" w:ascii="Times New Roman" w:hAnsi="Times New Roman" w:eastAsia="FangSong" w:cs="Times New Roman"/>
-        </w:rPr>
-        <w:t xml:space="preserve">中加热得</w:t>
-      </w:r>
-      <w:r>
-        <w:rPr>
-          <w:rFonts w:ascii="Times New Roman" w:hAnsi="Times New Roman" w:eastAsia="Times New Roman" w:cs="Times New Roman"/>
-        </w:rPr>
-        <w:t xml:space="preserve"> </w:t>
-      </w:r>
-      <w:r>
-        <w:rPr>
-          <w:rFonts w:hint="eastAsia" w:ascii="Times New Roman" w:hAnsi="Times New Roman" w:eastAsia="Times New Roman" w:cs="Times New Roman"/>
-        </w:rPr>
-        <w:t>E（C</w:t>
-      </w:r>
-      <w:r>
-        <w:rPr>
-          <w:rFonts w:hint="eastAsia" w:ascii="Times New Roman" w:hAnsi="Times New Roman" w:eastAsia="Times New Roman" w:cs="Times New Roman"/>
-          <w:vertAlign w:val="subscript"/>
-        </w:rPr>
-        <w:t>6</w:t>
-      </w:r>
-      <w:r>
-        <w:rPr>
-          <w:rFonts w:hint="eastAsia" w:ascii="Times New Roman" w:hAnsi="Times New Roman" w:eastAsia="Times New Roman" w:cs="Times New Roman"/>
-        </w:rPr>
-        <w:t>H</w:t>
-      </w:r>
-      <w:r>
-        <w:rPr>
-          <w:rFonts w:hint="eastAsia" w:ascii="Times New Roman" w:hAnsi="Times New Roman" w:eastAsia="Times New Roman" w:cs="Times New Roman"/>
-          <w:vertAlign w:val="subscript"/>
-        </w:rPr>
         <w:t>11</w:t>
       </w:r>
       <w:r>
         <w:rPr>
           <w:rFonts w:hint="eastAsia" w:ascii="Times New Roman" w:hAnsi="Times New Roman" w:eastAsia="Times New Roman" w:cs="Times New Roman"/>
         </w:rPr>
-        <w:t>NO）。</w:t>
+        <w:t>N）。</w:t>
       </w:r>
       <w:r>
         <w:rPr>
@@ -30193,13 +30466,13 @@
         <w:rPr>
           <w:rFonts w:ascii="Times New Roman" w:hAnsi="Times New Roman" w:eastAsia="Times New Roman" w:cs="Times New Roman"/>
         </w:rPr>
-        <w:t xml:space="preserve"> A→E </w:t>
-      </w:r>
-      <w:r>
-        <w:rPr>
-          <w:rFonts w:hint="eastAsia" w:ascii="Times New Roman" w:hAnsi="Times New Roman" w:eastAsia="FangSong" w:cs="Times New Roman"/>
-        </w:rPr>
-        <w:t>的结构</w:t>
+        <w:t xml:space="preserve"> A、B、F </w:t>
+      </w:r>
+      <w:r>
+        <w:rPr>
+          <w:rFonts w:hint="eastAsia" w:ascii="Times New Roman" w:hAnsi="Times New Roman" w:eastAsia="FangSong" w:cs="Times New Roman"/>
+        </w:rPr>
+        <w:t>的结构与各步反应类型</w:t>
       </w:r>
       <w:r>
         <w:rPr>
@@ -30230,7 +30503,31 @@
         <w:rPr>
           <w:rFonts w:hint="eastAsia" w:ascii="Times New Roman" w:hAnsi="Times New Roman" w:eastAsia="FangSong" w:cs="Times New Roman"/>
         </w:rPr>
-        <w:t>该问题涉及多个重排反应的组合</w:t>
+        <w:t>两段转化各对应一个重排家族</w:t>
+      </w:r>
+      <w:r>
+        <w:rPr>
+          <w:rFonts w:hint="eastAsia" w:ascii="Times New Roman" w:hAnsi="Times New Roman" w:eastAsia="Times New Roman" w:cs="Times New Roman"/>
+        </w:rPr>
+        <w:t>——</w:t>
+      </w:r>
+      <w:r>
+        <w:rPr>
+          <w:rFonts w:hint="eastAsia" w:ascii="Times New Roman" w:hAnsi="Times New Roman" w:eastAsia="FangSong" w:cs="Times New Roman"/>
+        </w:rPr>
+        <w:t>先从</w:t>
+      </w:r>
+      <w:r>
+        <w:rPr>
+          <w:rFonts w:ascii="Times New Roman" w:hAnsi="Times New Roman" w:eastAsia="Times New Roman" w:cs="Times New Roman"/>
+        </w:rPr>
+        <w:t xml:space="preserve"> A </w:t>
+      </w:r>
+      <w:r>
+        <w:rPr>
+          <w:rFonts w:hint="eastAsia" w:ascii="Times New Roman" w:hAnsi="Times New Roman" w:eastAsia="FangSong" w:cs="Times New Roman"/>
+        </w:rPr>
+        <w:t>的分子式与条件识别缩环信号</w:t>
       </w:r>
       <w:r>
         <w:rPr>
@@ -30242,7 +30539,7 @@
         <w:rPr>
           <w:rFonts w:hint="eastAsia" w:ascii="Times New Roman" w:hAnsi="Times New Roman" w:eastAsia="FangSong" w:cs="Times New Roman"/>
         </w:rPr>
-        <w:t>需要</w:t>
+        <w:t>再用</w:t>
       </w:r>
       <w:r>
         <w:rPr>
@@ -30290,7 +30587,7 @@
         <w:rPr>
           <w:rFonts w:hint="eastAsia" w:ascii="Times New Roman" w:hAnsi="Times New Roman" w:eastAsia="FangSong" w:cs="Times New Roman"/>
         </w:rPr>
-        <w:t>三步法逐段判断</w:t>
+        <w:t>逐段判断</w:t>
       </w:r>
       <w:r>
         <w:rPr>
@@ -30338,14 +30635,14 @@
         <w:rPr>
           <w:rFonts w:hint="eastAsia" w:ascii="Times New Roman" w:hAnsi="Times New Roman" w:eastAsia="Times New Roman" w:cs="Times New Roman"/>
         </w:rPr>
-        <w:t>：C</w:t>
+        <w:t>：A（C</w:t>
       </w:r>
       <w:r>
         <w:rPr>
           <w:rFonts w:hint="eastAsia" w:ascii="Times New Roman" w:hAnsi="Times New Roman" w:eastAsia="Times New Roman" w:cs="Times New Roman"/>
           <w:vertAlign w:val="subscript"/>
         </w:rPr>
-        <w:t>7</w:t>
+        <w:t>6</w:t>
       </w:r>
       <w:r>
         <w:rPr>
@@ -30358,7 +30655,214 @@
           <w:rFonts w:hint="eastAsia" w:ascii="Times New Roman" w:hAnsi="Times New Roman" w:eastAsia="Times New Roman" w:cs="Times New Roman"/>
           <w:vertAlign w:val="subscript"/>
         </w:rPr>
-        <w:t>12</w:t>
+        <w:t>9</w:t>
+      </w:r>
+      <w:r>
+        <w:rPr>
+          <w:rFonts w:hint="eastAsia" w:ascii="Times New Roman" w:hAnsi="Times New Roman" w:eastAsia="Times New Roman" w:cs="Times New Roman"/>
+        </w:rPr>
+        <w:t>ClO）</w:t>
+      </w:r>
+      <w:r>
+        <w:rPr>
+          <w:rFonts w:hint="eastAsia" w:ascii="Times New Roman" w:hAnsi="Times New Roman" w:eastAsia="FangSong" w:cs="Times New Roman"/>
+        </w:rPr>
+        <w:t>不饱和度</w:t>
+      </w:r>
+      <w:r>
+        <w:rPr>
+          <w:rFonts w:ascii="Times New Roman" w:hAnsi="Times New Roman" w:eastAsia="Times New Roman" w:cs="Times New Roman"/>
+        </w:rPr>
+        <w:t xml:space="preserve"> </w:t>
+      </w:r>
+      <w:r>
+        <w:rPr>
+          <w:rFonts w:hint="eastAsia" w:ascii="Times New Roman" w:hAnsi="Times New Roman" w:eastAsia="Times New Roman" w:cs="Times New Roman"/>
+        </w:rPr>
+        <w:t xml:space="preserve">2（1</w:t>
+      </w:r>
+      <w:r>
+        <w:rPr>
+          <w:rFonts w:ascii="Times New Roman" w:hAnsi="Times New Roman" w:eastAsia="Times New Roman" w:cs="Times New Roman"/>
+        </w:rPr>
+        <w:t xml:space="preserve"> </w:t>
+      </w:r>
+      <w:r>
+        <w:rPr>
+          <w:rFonts w:hint="eastAsia" w:ascii="Times New Roman" w:hAnsi="Times New Roman" w:eastAsia="FangSong" w:cs="Times New Roman"/>
+        </w:rPr>
+        <w:t xml:space="preserve">环</w:t>
+      </w:r>
+      <w:r>
+        <w:rPr>
+          <w:rFonts w:ascii="Times New Roman" w:hAnsi="Times New Roman" w:eastAsia="Times New Roman" w:cs="Times New Roman"/>
+        </w:rPr>
+        <w:t xml:space="preserve"> + 1 </w:t>
+      </w:r>
+      <w:r>
+        <w:rPr>
+          <w:rFonts w:hint="eastAsia" w:ascii="Times New Roman" w:hAnsi="Times New Roman" w:eastAsia="Times New Roman" w:cs="Times New Roman"/>
+        </w:rPr>
+        <w:t>C=O）</w:t>
+      </w:r>
+      <w:r>
+        <w:rPr>
+          <w:rFonts w:hint="eastAsia" w:ascii="Times New Roman" w:hAnsi="Times New Roman" w:eastAsia="FangSong" w:cs="Times New Roman"/>
+        </w:rPr>
+        <w:t>且含</w:t>
+      </w:r>
+      <w:r>
+        <w:rPr>
+          <w:rFonts w:ascii="Times New Roman" w:hAnsi="Times New Roman" w:eastAsia="Times New Roman" w:cs="Times New Roman"/>
+        </w:rPr>
+        <w:t xml:space="preserve"> </w:t>
+      </w:r>
+      <w:r>
+        <w:rPr>
+          <w:rFonts w:hint="eastAsia" w:ascii="Times New Roman" w:hAnsi="Times New Roman" w:eastAsia="Times New Roman" w:cs="Times New Roman"/>
+        </w:rPr>
+        <w:t>Cl——</w:t>
+      </w:r>
+      <w:r>
+        <w:rPr>
+          <w:rFonts w:hint="eastAsia" w:ascii="Times New Roman" w:hAnsi="Times New Roman" w:eastAsia="FangSong" w:cs="Times New Roman"/>
+        </w:rPr>
+        <w:t>正是</w:t>
+      </w:r>
+      <w:r>
+        <w:rPr>
+          <w:rFonts w:ascii="Times New Roman" w:hAnsi="Times New Roman" w:eastAsia="Times New Roman" w:cs="Times New Roman"/>
+        </w:rPr>
+        <w:t xml:space="preserve"> </w:t>
+      </w:r>
+      <w:r>
+        <w:rPr>
+          <w:rFonts w:hint="eastAsia" w:ascii="Times New Roman" w:hAnsi="Times New Roman" w:eastAsia="Times New Roman" w:cs="Times New Roman"/>
+          <w:b/>
+          <w:bCs/>
+        </w:rPr>
+        <w:t>α-</w:t>
+      </w:r>
+      <w:r>
+        <w:rPr>
+          <w:rFonts w:hint="eastAsia" w:ascii="Times New Roman" w:hAnsi="Times New Roman" w:eastAsia="FangSong" w:cs="Times New Roman"/>
+          <w:b/>
+          <w:bCs/>
+        </w:rPr>
+        <w:t>氯代环己酮</w:t>
+      </w:r>
+      <w:r>
+        <w:rPr>
+          <w:rFonts w:ascii="Times New Roman" w:hAnsi="Times New Roman" w:eastAsia="Times New Roman" w:cs="Times New Roman"/>
+        </w:rPr>
+        <w:t xml:space="preserve"> </w:t>
+      </w:r>
+      <w:r>
+        <w:rPr>
+          <w:rFonts w:hint="eastAsia" w:ascii="Times New Roman" w:hAnsi="Times New Roman" w:eastAsia="FangSong" w:cs="Times New Roman"/>
+        </w:rPr>
+        <w:t>模板</w:t>
+      </w:r>
+      <w:r>
+        <w:rPr>
+          <w:rFonts w:hint="eastAsia" w:ascii="Times New Roman" w:hAnsi="Times New Roman" w:eastAsia="Times New Roman" w:cs="Times New Roman"/>
+        </w:rPr>
+        <w:t>（Favorskii</w:t>
+      </w:r>
+      <w:r>
+        <w:rPr>
+          <w:rFonts w:ascii="Times New Roman" w:hAnsi="Times New Roman" w:eastAsia="Times New Roman" w:cs="Times New Roman"/>
+        </w:rPr>
+        <w:t xml:space="preserve"> </w:t>
+      </w:r>
+      <w:r>
+        <w:rPr>
+          <w:rFonts w:hint="eastAsia" w:ascii="Times New Roman" w:hAnsi="Times New Roman" w:eastAsia="FangSong" w:cs="Times New Roman"/>
+        </w:rPr>
+        <w:t>底物</w:t>
+      </w:r>
+      <w:r>
+        <w:rPr>
+          <w:rFonts w:hint="eastAsia" w:ascii="Times New Roman" w:hAnsi="Times New Roman" w:eastAsia="Times New Roman" w:cs="Times New Roman"/>
+        </w:rPr>
+        <w:t>）。NaOH/H</w:t>
+      </w:r>
+      <w:r>
+        <w:rPr>
+          <w:rFonts w:hint="eastAsia" w:ascii="Times New Roman" w:hAnsi="Times New Roman" w:eastAsia="Times New Roman" w:cs="Times New Roman"/>
+          <w:vertAlign w:val="subscript"/>
+        </w:rPr>
+        <w:t>2</w:t>
+      </w:r>
+      <w:r>
+        <w:rPr>
+          <w:rFonts w:hint="eastAsia" w:ascii="Times New Roman" w:hAnsi="Times New Roman" w:eastAsia="Times New Roman" w:cs="Times New Roman"/>
+        </w:rPr>
+        <w:t>O/Δ</w:t>
+      </w:r>
+      <w:r>
+        <w:rPr>
+          <w:rFonts w:ascii="Times New Roman" w:hAnsi="Times New Roman" w:eastAsia="Times New Roman" w:cs="Times New Roman"/>
+        </w:rPr>
+        <w:t xml:space="preserve"> </w:t>
+      </w:r>
+      <w:r>
+        <w:rPr>
+          <w:rFonts w:hint="eastAsia" w:ascii="Times New Roman" w:hAnsi="Times New Roman" w:eastAsia="FangSong" w:cs="Times New Roman"/>
+        </w:rPr>
+        <w:t>下经环丙酮中间体开环</w:t>
+      </w:r>
+      <w:r>
+        <w:rPr>
+          <w:rFonts w:hint="eastAsia" w:ascii="Times New Roman" w:hAnsi="Times New Roman" w:eastAsia="Times New Roman" w:cs="Times New Roman"/>
+        </w:rPr>
+        <w:t>，</w:t>
+      </w:r>
+      <w:r>
+        <w:rPr>
+          <w:rFonts w:hint="eastAsia" w:ascii="Times New Roman" w:hAnsi="Times New Roman" w:eastAsia="FangSong" w:cs="Times New Roman"/>
+        </w:rPr>
+        <w:t>酸化得</w:t>
+      </w:r>
+      <w:r>
+        <w:rPr>
+          <w:rFonts w:ascii="Times New Roman" w:hAnsi="Times New Roman" w:eastAsia="Times New Roman" w:cs="Times New Roman"/>
+        </w:rPr>
+        <w:t xml:space="preserve"> </w:t>
+      </w:r>
+      <w:r>
+        <w:rPr>
+          <w:rFonts w:hint="eastAsia" w:ascii="Times New Roman" w:hAnsi="Times New Roman" w:eastAsia="FangSong" w:cs="Times New Roman"/>
+          <w:b/>
+          <w:bCs/>
+        </w:rPr>
+        <w:t xml:space="preserve">环戊烷甲酸</w:t>
+      </w:r>
+      <w:r>
+        <w:rPr>
+          <w:rFonts w:hint="eastAsia" w:ascii="Times New Roman" w:hAnsi="Times New Roman" w:eastAsia="Times New Roman" w:cs="Times New Roman"/>
+        </w:rPr>
+        <w:t>（C</w:t>
+      </w:r>
+      <w:r>
+        <w:rPr>
+          <w:rFonts w:hint="eastAsia" w:ascii="Times New Roman" w:hAnsi="Times New Roman" w:eastAsia="Times New Roman" w:cs="Times New Roman"/>
+          <w:vertAlign w:val="subscript"/>
+        </w:rPr>
+        <w:t>6</w:t>
+      </w:r>
+      <w:r>
+        <w:rPr>
+          <w:rFonts w:hint="eastAsia" w:ascii="Times New Roman" w:hAnsi="Times New Roman" w:eastAsia="Times New Roman" w:cs="Times New Roman"/>
+        </w:rPr>
+        <w:t>H</w:t>
+      </w:r>
+      <w:r>
+        <w:rPr>
+          <w:rFonts w:hint="eastAsia" w:ascii="Times New Roman" w:hAnsi="Times New Roman" w:eastAsia="Times New Roman" w:cs="Times New Roman"/>
+          <w:vertAlign w:val="subscript"/>
+        </w:rPr>
+        <w:t>10</w:t>
       </w:r>
       <w:r>
         <w:rPr>
@@ -30375,22 +30879,377 @@
       </w:r>
       <w:r>
         <w:rPr>
+          <w:rFonts w:hint="eastAsia" w:ascii="Times New Roman" w:hAnsi="Times New Roman" w:eastAsia="Times New Roman" w:cs="Times New Roman"/>
+        </w:rPr>
+        <w:t>，</w:t>
+      </w:r>
+      <w:r>
+        <w:rPr>
+          <w:rFonts w:hint="eastAsia" w:ascii="Times New Roman" w:hAnsi="Times New Roman" w:eastAsia="FangSong" w:cs="Times New Roman"/>
+        </w:rPr>
+        <w:t>环缩小一碳</w:t>
+      </w:r>
+      <w:r>
+        <w:rPr>
+          <w:rFonts w:hint="eastAsia" w:ascii="Times New Roman" w:hAnsi="Times New Roman" w:eastAsia="Times New Roman" w:cs="Times New Roman"/>
+        </w:rPr>
+        <w:t>）。</w:t>
+      </w:r>
+    </w:p>
+    <w:p>
+      <w:pPr>
+        <w:pStyle w:val="Compact"/>
+        <w:numPr>
+          <w:ilvl w:val="1"/>
+          <w:numId w:val="1021"/>
+        </w:numPr>
+      </w:pPr>
+      <w:r>
+        <w:rPr>
+          <w:rFonts w:hint="eastAsia" w:ascii="Times New Roman" w:hAnsi="Times New Roman" w:eastAsia="FangSong" w:cs="Times New Roman"/>
+        </w:rPr>
+        <w:t>机理</w:t>
+      </w:r>
+      <w:r>
+        <w:rPr>
+          <w:rFonts w:hint="eastAsia" w:ascii="Times New Roman" w:hAnsi="Times New Roman" w:eastAsia="Times New Roman" w:cs="Times New Roman"/>
+        </w:rPr>
+        <w:t>：OH</w:t>
+      </w:r>
+      <w:r>
+        <w:rPr>
+          <w:rFonts w:hint="eastAsia" w:ascii="Times New Roman" w:hAnsi="Times New Roman" w:eastAsia="Times New Roman" w:cs="Times New Roman"/>
+          <w:vertAlign w:val="superscript"/>
+        </w:rPr>
+        <w:t>-</w:t>
+      </w:r>
+      <w:r>
+        <w:rPr>
+          <w:rFonts w:ascii="Times New Roman" w:hAnsi="Times New Roman" w:eastAsia="Times New Roman" w:cs="Times New Roman"/>
+        </w:rPr>
+        <w:t xml:space="preserve"> </w:t>
+      </w:r>
+      <w:r>
+        <w:rPr>
+          <w:rFonts w:hint="eastAsia" w:ascii="Times New Roman" w:hAnsi="Times New Roman" w:eastAsia="FangSong" w:cs="Times New Roman"/>
+        </w:rPr>
+        <w:t xml:space="preserve">夺</w:t>
+      </w:r>
+      <w:r>
+        <w:rPr>
+          <w:rFonts w:ascii="Times New Roman" w:hAnsi="Times New Roman" w:eastAsia="Times New Roman" w:cs="Times New Roman"/>
+        </w:rPr>
+        <w:t xml:space="preserve"> α-H → </w:t>
+      </w:r>
+      <w:r>
+        <w:rPr>
+          <w:rFonts w:hint="eastAsia" w:ascii="Times New Roman" w:hAnsi="Times New Roman" w:eastAsia="FangSong" w:cs="Times New Roman"/>
+        </w:rPr>
+        <w:t xml:space="preserve">烯醇负离子</w:t>
+      </w:r>
+      <w:r>
+        <w:rPr>
           <w:rFonts w:ascii="Times New Roman" w:hAnsi="Times New Roman" w:eastAsia="Times New Roman" w:cs="Times New Roman"/>
         </w:rPr>
         <w:t xml:space="preserve"> → </w:t>
       </w:r>
       <w:r>
         <w:rPr>
-          <w:rFonts w:hint="eastAsia" w:ascii="Times New Roman" w:hAnsi="Times New Roman" w:eastAsia="Times New Roman" w:cs="Times New Roman"/>
-        </w:rPr>
-        <w:t>C</w:t>
+          <w:rFonts w:hint="eastAsia" w:ascii="Times New Roman" w:hAnsi="Times New Roman" w:eastAsia="FangSong" w:cs="Times New Roman"/>
+        </w:rPr>
+        <w:t xml:space="preserve">分子内</w:t>
+      </w:r>
+      <w:r>
+        <w:rPr>
+          <w:rFonts w:ascii="Times New Roman" w:hAnsi="Times New Roman" w:eastAsia="Times New Roman" w:cs="Times New Roman"/>
+        </w:rPr>
+        <w:t xml:space="preserve"> SN2 </w:t>
+      </w:r>
+      <w:r>
+        <w:rPr>
+          <w:rFonts w:hint="eastAsia" w:ascii="Times New Roman" w:hAnsi="Times New Roman" w:eastAsia="FangSong" w:cs="Times New Roman"/>
+        </w:rPr>
+        <w:t xml:space="preserve">挤出</w:t>
+      </w:r>
+      <w:r>
+        <w:rPr>
+          <w:rFonts w:ascii="Times New Roman" w:hAnsi="Times New Roman" w:eastAsia="Times New Roman" w:cs="Times New Roman"/>
+        </w:rPr>
+        <w:t xml:space="preserve"> Cl</w:t>
+      </w:r>
+      <w:r>
+        <w:rPr>
+          <w:rFonts w:ascii="Times New Roman" w:hAnsi="Times New Roman" w:eastAsia="Times New Roman" w:cs="Times New Roman"/>
+          <w:vertAlign w:val="superscript"/>
+        </w:rPr>
+        <w:t>-</w:t>
+      </w:r>
+      <w:r>
+        <w:rPr>
+          <w:rFonts w:ascii="Times New Roman" w:hAnsi="Times New Roman" w:eastAsia="Times New Roman" w:cs="Times New Roman"/>
+        </w:rPr>
+        <w:t xml:space="preserve"> → </w:t>
+      </w:r>
+      <w:r>
+        <w:rPr>
+          <w:rFonts w:hint="eastAsia" w:ascii="Times New Roman" w:hAnsi="Times New Roman" w:eastAsia="FangSong" w:cs="Times New Roman"/>
+        </w:rPr>
+        <w:t xml:space="preserve">环丙酮中间体</w:t>
+      </w:r>
+      <w:r>
+        <w:rPr>
+          <w:rFonts w:ascii="Times New Roman" w:hAnsi="Times New Roman" w:eastAsia="Times New Roman" w:cs="Times New Roman"/>
+        </w:rPr>
+        <w:t xml:space="preserve"> → OH</w:t>
+      </w:r>
+      <w:r>
+        <w:rPr>
+          <w:rFonts w:ascii="Times New Roman" w:hAnsi="Times New Roman" w:eastAsia="Times New Roman" w:cs="Times New Roman"/>
+          <w:vertAlign w:val="superscript"/>
+        </w:rPr>
+        <w:t>-</w:t>
+      </w:r>
+      <w:r>
+        <w:rPr>
+          <w:rFonts w:ascii="Times New Roman" w:hAnsi="Times New Roman" w:eastAsia="Times New Roman" w:cs="Times New Roman"/>
+        </w:rPr>
+        <w:t xml:space="preserve"> </w:t>
+      </w:r>
+      <w:r>
+        <w:rPr>
+          <w:rFonts w:hint="eastAsia" w:ascii="Times New Roman" w:hAnsi="Times New Roman" w:eastAsia="FangSong" w:cs="Times New Roman"/>
+        </w:rPr>
+        <w:t>进攻羰基</w:t>
+      </w:r>
+      <w:r>
+        <w:rPr>
+          <w:rFonts w:hint="eastAsia" w:ascii="Times New Roman" w:hAnsi="Times New Roman" w:eastAsia="Times New Roman" w:cs="Times New Roman"/>
+        </w:rPr>
+        <w:t>、</w:t>
+      </w:r>
+      <w:r>
+        <w:rPr>
+          <w:rFonts w:hint="eastAsia" w:ascii="Times New Roman" w:hAnsi="Times New Roman" w:eastAsia="FangSong" w:cs="Times New Roman"/>
+        </w:rPr>
+        <w:t>开环</w:t>
+      </w:r>
+      <w:r>
+        <w:rPr>
+          <w:rFonts w:ascii="Times New Roman" w:hAnsi="Times New Roman" w:eastAsia="Times New Roman" w:cs="Times New Roman"/>
+        </w:rPr>
+        <w:t xml:space="preserve"> → </w:t>
+      </w:r>
+      <w:r>
+        <w:rPr>
+          <w:rFonts w:hint="eastAsia" w:ascii="Times New Roman" w:hAnsi="Times New Roman" w:eastAsia="FangSong" w:cs="Times New Roman"/>
+        </w:rPr>
+        <w:t>羧酸盐</w:t>
+      </w:r>
+      <w:r>
+        <w:rPr>
+          <w:rFonts w:hint="eastAsia" w:ascii="Times New Roman" w:hAnsi="Times New Roman" w:eastAsia="Times New Roman" w:cs="Times New Roman"/>
+        </w:rPr>
+        <w:t>。</w:t>
+      </w:r>
+    </w:p>
+    <w:p>
+      <w:pPr>
+        <w:pStyle w:val="Compact"/>
+        <w:numPr>
+          <w:ilvl w:val="0"/>
+          <w:numId w:val="1020"/>
+        </w:numPr>
+      </w:pPr>
+      <w:r>
+        <w:rPr>
+          <w:rFonts w:ascii="Times New Roman" w:hAnsi="Times New Roman" w:eastAsia="Times New Roman" w:cs="Times New Roman"/>
+          <w:b/>
+          <w:bCs/>
+        </w:rPr>
+        <w:t xml:space="preserve">B → F</w:t>
+      </w:r>
+      <w:r>
+        <w:rPr>
+          <w:rFonts w:hint="eastAsia" w:ascii="Times New Roman" w:hAnsi="Times New Roman" w:eastAsia="Times New Roman" w:cs="Times New Roman"/>
+        </w:rPr>
+        <w:t>：</w:t>
+      </w:r>
+      <w:r>
+        <w:rPr>
+          <w:rFonts w:hint="eastAsia" w:ascii="Times New Roman" w:hAnsi="Times New Roman" w:eastAsia="FangSong" w:cs="Times New Roman"/>
+        </w:rPr>
+        <w:t>羧酸</w:t>
+      </w:r>
+      <w:r>
+        <w:rPr>
+          <w:rFonts w:ascii="Times New Roman" w:hAnsi="Times New Roman" w:eastAsia="Times New Roman" w:cs="Times New Roman"/>
+        </w:rPr>
+        <w:t xml:space="preserve"> </w:t>
+      </w:r>
+      <w:r>
+        <w:rPr>
+          <w:rFonts w:hint="eastAsia" w:ascii="Times New Roman" w:hAnsi="Times New Roman" w:eastAsia="Times New Roman" w:cs="Times New Roman"/>
+        </w:rPr>
+        <w:t>→（SOCl</w:t>
       </w:r>
       <w:r>
         <w:rPr>
           <w:rFonts w:hint="eastAsia" w:ascii="Times New Roman" w:hAnsi="Times New Roman" w:eastAsia="Times New Roman" w:cs="Times New Roman"/>
           <w:vertAlign w:val="subscript"/>
         </w:rPr>
-        <w:t>7</w:t>
+        <w:t>2</w:t>
+      </w:r>
+      <w:r>
+        <w:rPr>
+          <w:rFonts w:hint="eastAsia" w:ascii="Times New Roman" w:hAnsi="Times New Roman" w:eastAsia="Times New Roman" w:cs="Times New Roman"/>
+        </w:rPr>
+        <w:t>）</w:t>
+      </w:r>
+      <w:r>
+        <w:rPr>
+          <w:rFonts w:hint="eastAsia" w:ascii="Times New Roman" w:hAnsi="Times New Roman" w:eastAsia="FangSong" w:cs="Times New Roman"/>
+        </w:rPr>
+        <w:t>酰氯</w:t>
+      </w:r>
+      <w:r>
+        <w:rPr>
+          <w:rFonts w:ascii="Times New Roman" w:hAnsi="Times New Roman" w:eastAsia="Times New Roman" w:cs="Times New Roman"/>
+        </w:rPr>
+        <w:t xml:space="preserve"> </w:t>
+      </w:r>
+      <w:r>
+        <w:rPr>
+          <w:rFonts w:hint="eastAsia" w:ascii="Times New Roman" w:hAnsi="Times New Roman" w:eastAsia="Times New Roman" w:cs="Times New Roman"/>
+        </w:rPr>
+        <w:t>→（NaN</w:t>
+      </w:r>
+      <w:r>
+        <w:rPr>
+          <w:rFonts w:hint="eastAsia" w:ascii="Times New Roman" w:hAnsi="Times New Roman" w:eastAsia="Times New Roman" w:cs="Times New Roman"/>
+          <w:vertAlign w:val="subscript"/>
+        </w:rPr>
+        <w:t>3</w:t>
+      </w:r>
+      <w:r>
+        <w:rPr>
+          <w:rFonts w:hint="eastAsia" w:ascii="Times New Roman" w:hAnsi="Times New Roman" w:eastAsia="Times New Roman" w:cs="Times New Roman"/>
+        </w:rPr>
+        <w:t>）</w:t>
+      </w:r>
+      <w:r>
+        <w:rPr>
+          <w:rFonts w:hint="eastAsia" w:ascii="Times New Roman" w:hAnsi="Times New Roman" w:eastAsia="FangSong" w:cs="Times New Roman"/>
+        </w:rPr>
+        <w:t>酰基叠氮</w:t>
+      </w:r>
+      <w:r>
+        <w:rPr>
+          <w:rFonts w:ascii="Times New Roman" w:hAnsi="Times New Roman" w:eastAsia="Times New Roman" w:cs="Times New Roman"/>
+        </w:rPr>
+        <w:t xml:space="preserve"> </w:t>
+      </w:r>
+      <w:r>
+        <w:rPr>
+          <w:rFonts w:hint="eastAsia" w:ascii="Times New Roman" w:hAnsi="Times New Roman" w:eastAsia="Times New Roman" w:cs="Times New Roman"/>
+        </w:rPr>
+        <w:t xml:space="preserve">→（Δ,</w:t>
+      </w:r>
+      <w:r>
+        <w:rPr>
+          <w:rFonts w:ascii="Times New Roman" w:hAnsi="Times New Roman" w:eastAsia="Times New Roman" w:cs="Times New Roman"/>
+        </w:rPr>
+        <w:t xml:space="preserve"> </w:t>
+      </w:r>
+      <w:r>
+        <w:rPr>
+          <w:rFonts w:hint="eastAsia" w:ascii="Times New Roman" w:hAnsi="Times New Roman" w:eastAsia="Times New Roman" w:cs="Times New Roman"/>
+        </w:rPr>
+        <w:t>−N</w:t>
+      </w:r>
+      <w:r>
+        <w:rPr>
+          <w:rFonts w:hint="eastAsia" w:ascii="Times New Roman" w:hAnsi="Times New Roman" w:eastAsia="Times New Roman" w:cs="Times New Roman"/>
+          <w:vertAlign w:val="subscript"/>
+        </w:rPr>
+        <w:t>2</w:t>
+      </w:r>
+      <w:r>
+        <w:rPr>
+          <w:rFonts w:hint="eastAsia" w:ascii="Times New Roman" w:hAnsi="Times New Roman" w:eastAsia="Times New Roman" w:cs="Times New Roman"/>
+        </w:rPr>
+        <w:t>，Curtius）</w:t>
+      </w:r>
+      <w:r>
+        <w:rPr>
+          <w:rFonts w:hint="eastAsia" w:ascii="Times New Roman" w:hAnsi="Times New Roman" w:eastAsia="FangSong" w:cs="Times New Roman"/>
+          <w:b/>
+          <w:bCs/>
+        </w:rPr>
+        <w:t xml:space="preserve">环戊基异氰酸酯</w:t>
+      </w:r>
+      <w:r>
+        <w:rPr>
+          <w:rFonts w:ascii="Times New Roman" w:hAnsi="Times New Roman" w:eastAsia="Times New Roman" w:cs="Times New Roman"/>
+        </w:rPr>
+        <w:t xml:space="preserve"> </w:t>
+      </w:r>
+      <w:r>
+        <w:rPr>
+          <w:rFonts w:hint="eastAsia" w:ascii="Times New Roman" w:hAnsi="Times New Roman" w:eastAsia="Times New Roman" w:cs="Times New Roman"/>
+        </w:rPr>
+        <w:t>→（H</w:t>
+      </w:r>
+      <w:r>
+        <w:rPr>
+          <w:rFonts w:hint="eastAsia" w:ascii="Times New Roman" w:hAnsi="Times New Roman" w:eastAsia="Times New Roman" w:cs="Times New Roman"/>
+          <w:vertAlign w:val="subscript"/>
+        </w:rPr>
+        <w:t>2</w:t>
+      </w:r>
+      <w:r>
+        <w:rPr>
+          <w:rFonts w:hint="eastAsia" w:ascii="Times New Roman" w:hAnsi="Times New Roman" w:eastAsia="Times New Roman" w:cs="Times New Roman"/>
+        </w:rPr>
+        <w:t>O</w:t>
+      </w:r>
+      <w:r>
+        <w:rPr>
+          <w:rFonts w:ascii="Times New Roman" w:hAnsi="Times New Roman" w:eastAsia="Times New Roman" w:cs="Times New Roman"/>
+        </w:rPr>
+        <w:t xml:space="preserve"> </w:t>
+      </w:r>
+      <w:r>
+        <w:rPr>
+          <w:rFonts w:hint="eastAsia" w:ascii="Times New Roman" w:hAnsi="Times New Roman" w:eastAsia="FangSong" w:cs="Times New Roman"/>
+        </w:rPr>
+        <w:t>水解</w:t>
+      </w:r>
+      <w:r>
+        <w:rPr>
+          <w:rFonts w:hint="eastAsia" w:ascii="Times New Roman" w:hAnsi="Times New Roman" w:eastAsia="Times New Roman" w:cs="Times New Roman"/>
+        </w:rPr>
+        <w:t>）</w:t>
+      </w:r>
+      <w:r>
+        <w:rPr>
+          <w:rFonts w:hint="eastAsia" w:ascii="Times New Roman" w:hAnsi="Times New Roman" w:eastAsia="FangSong" w:cs="Times New Roman"/>
+          <w:b/>
+          <w:bCs/>
+        </w:rPr>
+        <w:t xml:space="preserve">环戊胺</w:t>
+      </w:r>
+      <w:r>
+        <w:rPr>
+          <w:rFonts w:hint="eastAsia" w:ascii="Times New Roman" w:hAnsi="Times New Roman" w:eastAsia="Times New Roman" w:cs="Times New Roman"/>
+        </w:rPr>
+        <w:t>（C</w:t>
+      </w:r>
+      <w:r>
+        <w:rPr>
+          <w:rFonts w:hint="eastAsia" w:ascii="Times New Roman" w:hAnsi="Times New Roman" w:eastAsia="Times New Roman" w:cs="Times New Roman"/>
+          <w:vertAlign w:val="subscript"/>
+        </w:rPr>
+        <w:t>5</w:t>
       </w:r>
       <w:r>
         <w:rPr>
@@ -30403,242 +31262,50 @@
           <w:rFonts w:hint="eastAsia" w:ascii="Times New Roman" w:hAnsi="Times New Roman" w:eastAsia="Times New Roman" w:cs="Times New Roman"/>
           <w:vertAlign w:val="subscript"/>
         </w:rPr>
-        <w:t>12</w:t>
-      </w:r>
-      <w:r>
-        <w:rPr>
-          <w:rFonts w:hint="eastAsia" w:ascii="Times New Roman" w:hAnsi="Times New Roman" w:eastAsia="Times New Roman" w:cs="Times New Roman"/>
-        </w:rPr>
-        <w:t>O</w:t>
-      </w:r>
-      <w:r>
-        <w:rPr>
-          <w:rFonts w:hint="eastAsia" w:ascii="Times New Roman" w:hAnsi="Times New Roman" w:eastAsia="Times New Roman" w:cs="Times New Roman"/>
+        <w:t>11</w:t>
+      </w:r>
+      <w:r>
+        <w:rPr>
+          <w:rFonts w:hint="eastAsia" w:ascii="Times New Roman" w:hAnsi="Times New Roman" w:eastAsia="Times New Roman" w:cs="Times New Roman"/>
+        </w:rPr>
+        <w:t>N，</w:t>
+      </w:r>
+      <w:r>
+        <w:rPr>
+          <w:rFonts w:hint="eastAsia" w:ascii="Times New Roman" w:hAnsi="Times New Roman" w:eastAsia="FangSong" w:cs="Times New Roman"/>
+        </w:rPr>
+        <w:t>链短一</w:t>
+      </w:r>
+      <w:r>
+        <w:rPr>
+          <w:rFonts w:ascii="Times New Roman" w:hAnsi="Times New Roman" w:eastAsia="Times New Roman" w:cs="Times New Roman"/>
+        </w:rPr>
+        <w:t xml:space="preserve"> </w:t>
+      </w:r>
+      <w:r>
+        <w:rPr>
+          <w:rFonts w:hint="eastAsia" w:ascii="Times New Roman" w:hAnsi="Times New Roman" w:eastAsia="Times New Roman" w:cs="Times New Roman"/>
+        </w:rPr>
+        <w:t xml:space="preserve">C）+</w:t>
+      </w:r>
+      <w:r>
+        <w:rPr>
+          <w:rFonts w:ascii="Times New Roman" w:hAnsi="Times New Roman" w:eastAsia="Times New Roman" w:cs="Times New Roman"/>
+        </w:rPr>
+        <w:t xml:space="preserve"> CO</w:t>
+      </w:r>
+      <w:r>
+        <w:rPr>
+          <w:rFonts w:ascii="Times New Roman" w:hAnsi="Times New Roman" w:eastAsia="Times New Roman" w:cs="Times New Roman"/>
           <w:vertAlign w:val="subscript"/>
         </w:rPr>
-        <w:t>3</w:t>
-      </w:r>
-      <w:r>
-        <w:rPr>
-          <w:rFonts w:hint="eastAsia" w:ascii="Times New Roman" w:hAnsi="Times New Roman" w:eastAsia="Times New Roman" w:cs="Times New Roman"/>
-        </w:rPr>
-        <w:t>（+O），</w:t>
-      </w:r>
-      <w:r>
-        <w:rPr>
-          <w:rFonts w:hint="eastAsia" w:ascii="Times New Roman" w:hAnsi="Times New Roman" w:eastAsia="FangSong" w:cs="Times New Roman"/>
-        </w:rPr>
-        <w:t>加碱反应后酸化得羧酸</w:t>
-      </w:r>
-      <w:r>
-        <w:rPr>
-          <w:rFonts w:hint="eastAsia" w:ascii="Times New Roman" w:hAnsi="Times New Roman" w:eastAsia="Times New Roman" w:cs="Times New Roman"/>
+        <w:t>2</w:t>
+      </w:r>
+      <w:r>
+        <w:rPr>
+          <w:rFonts w:ascii="Times New Roman" w:hAnsi="Times New Roman" w:eastAsia="Times New Roman" w:cs="Times New Roman"/>
         </w:rPr>
         <w:t>。</w:t>
-      </w:r>
-      <w:r>
-        <w:rPr>
-          <w:rFonts w:hint="eastAsia" w:ascii="Times New Roman" w:hAnsi="Times New Roman" w:eastAsia="FangSong" w:cs="Times New Roman"/>
-        </w:rPr>
-        <w:t>提示</w:t>
-      </w:r>
-      <w:r>
-        <w:rPr>
-          <w:rFonts w:ascii="Times New Roman" w:hAnsi="Times New Roman" w:eastAsia="Times New Roman" w:cs="Times New Roman"/>
-        </w:rPr>
-        <w:t xml:space="preserve"> A </w:t>
-      </w:r>
-      <w:r>
-        <w:rPr>
-          <w:rFonts w:hint="eastAsia" w:ascii="Times New Roman" w:hAnsi="Times New Roman" w:eastAsia="FangSong" w:cs="Times New Roman"/>
-        </w:rPr>
-        <w:t>可能是酯</w:t>
-      </w:r>
-      <w:r>
-        <w:rPr>
-          <w:rFonts w:hint="eastAsia" w:ascii="Times New Roman" w:hAnsi="Times New Roman" w:eastAsia="Times New Roman" w:cs="Times New Roman"/>
-        </w:rPr>
-        <w:t>，</w:t>
-      </w:r>
-      <w:r>
-        <w:rPr>
-          <w:rFonts w:hint="eastAsia" w:ascii="Times New Roman" w:hAnsi="Times New Roman" w:eastAsia="FangSong" w:cs="Times New Roman"/>
-        </w:rPr>
-        <w:t>碱水解得醇和羧酸盐</w:t>
-      </w:r>
-      <w:r>
-        <w:rPr>
-          <w:rFonts w:hint="eastAsia" w:ascii="Times New Roman" w:hAnsi="Times New Roman" w:eastAsia="Times New Roman" w:cs="Times New Roman"/>
-        </w:rPr>
-        <w:t>，</w:t>
-      </w:r>
-      <w:r>
-        <w:rPr>
-          <w:rFonts w:hint="eastAsia" w:ascii="Times New Roman" w:hAnsi="Times New Roman" w:eastAsia="FangSong" w:cs="Times New Roman"/>
-        </w:rPr>
-        <w:t>酸化后得羧酸</w:t>
-      </w:r>
-      <w:r>
-        <w:rPr>
-          <w:rFonts w:hint="eastAsia" w:ascii="Times New Roman" w:hAnsi="Times New Roman" w:eastAsia="Times New Roman" w:cs="Times New Roman"/>
-        </w:rPr>
-        <w:t>。</w:t>
-      </w:r>
-      <w:r>
-        <w:rPr>
-          <w:rFonts w:hint="eastAsia" w:ascii="Times New Roman" w:hAnsi="Times New Roman" w:eastAsia="FangSong" w:cs="Times New Roman"/>
-        </w:rPr>
-        <w:t>但分子式变化是</w:t>
-      </w:r>
-      <w:r>
-        <w:rPr>
-          <w:rFonts w:ascii="Times New Roman" w:hAnsi="Times New Roman" w:eastAsia="Times New Roman" w:cs="Times New Roman"/>
-        </w:rPr>
-        <w:t xml:space="preserve"> </w:t>
-      </w:r>
-      <w:r>
-        <w:rPr>
-          <w:rFonts w:hint="eastAsia" w:ascii="Times New Roman" w:hAnsi="Times New Roman" w:eastAsia="Times New Roman" w:cs="Times New Roman"/>
-        </w:rPr>
-        <w:t>+O，</w:t>
-      </w:r>
-      <w:r>
-        <w:rPr>
-          <w:rFonts w:hint="eastAsia" w:ascii="Times New Roman" w:hAnsi="Times New Roman" w:eastAsia="FangSong" w:cs="Times New Roman"/>
-        </w:rPr>
-        <w:t>说明</w:t>
-      </w:r>
-      <w:r>
-        <w:rPr>
-          <w:rFonts w:ascii="Times New Roman" w:hAnsi="Times New Roman" w:eastAsia="Times New Roman" w:cs="Times New Roman"/>
-        </w:rPr>
-        <w:t xml:space="preserve"> A </w:t>
-      </w:r>
-      <w:r>
-        <w:rPr>
-          <w:rFonts w:hint="eastAsia" w:ascii="Times New Roman" w:hAnsi="Times New Roman" w:eastAsia="FangSong" w:cs="Times New Roman"/>
-        </w:rPr>
-        <w:t xml:space="preserve">可能是</w:t>
-      </w:r>
-      <w:r>
-        <w:rPr>
-          <w:rFonts w:ascii="Times New Roman" w:hAnsi="Times New Roman" w:eastAsia="Times New Roman" w:cs="Times New Roman"/>
-        </w:rPr>
-        <w:t xml:space="preserve"> </w:t>
-      </w:r>
-      <w:r>
-        <w:rPr>
-          <w:rFonts w:hint="eastAsia" w:ascii="Times New Roman" w:hAnsi="Times New Roman" w:eastAsia="Times New Roman" w:cs="Times New Roman"/>
-        </w:rPr>
-        <w:t>α-</w:t>
-      </w:r>
-      <w:r>
-        <w:rPr>
-          <w:rFonts w:hint="eastAsia" w:ascii="Times New Roman" w:hAnsi="Times New Roman" w:eastAsia="FangSong" w:cs="Times New Roman"/>
-        </w:rPr>
-        <w:t>卤代酮的酯化形式</w:t>
-      </w:r>
-      <w:r>
-        <w:rPr>
-          <w:rFonts w:hint="eastAsia" w:ascii="Times New Roman" w:hAnsi="Times New Roman" w:eastAsia="Times New Roman" w:cs="Times New Roman"/>
-        </w:rPr>
-        <w:t>？</w:t>
-      </w:r>
-      <w:r>
-        <w:rPr>
-          <w:rFonts w:hint="eastAsia" w:ascii="Times New Roman" w:hAnsi="Times New Roman" w:eastAsia="FangSong" w:cs="Times New Roman"/>
-        </w:rPr>
-        <w:t>或是</w:t>
-      </w:r>
-      <w:r>
-        <w:rPr>
-          <w:rFonts w:ascii="Times New Roman" w:hAnsi="Times New Roman" w:eastAsia="Times New Roman" w:cs="Times New Roman"/>
-        </w:rPr>
-        <w:t xml:space="preserve"> B </w:t>
-      </w:r>
-      <w:r>
-        <w:rPr>
-          <w:rFonts w:hint="eastAsia" w:ascii="Times New Roman" w:hAnsi="Times New Roman" w:eastAsia="FangSong" w:cs="Times New Roman"/>
-        </w:rPr>
-        <w:t>原本含有酮基被氧化</w:t>
-      </w:r>
-      <w:r>
-        <w:rPr>
-          <w:rFonts w:hint="eastAsia" w:ascii="Times New Roman" w:hAnsi="Times New Roman" w:eastAsia="Times New Roman" w:cs="Times New Roman"/>
-        </w:rPr>
-        <w:t>…</w:t>
-      </w:r>
-      <w:r>
-        <w:rPr>
-          <w:rFonts w:hint="eastAsia" w:ascii="Times New Roman" w:hAnsi="Times New Roman" w:eastAsia="FangSong" w:cs="Times New Roman"/>
-        </w:rPr>
-        <w:t>不</w:t>
-      </w:r>
-      <w:r>
-        <w:rPr>
-          <w:rFonts w:hint="eastAsia" w:ascii="Times New Roman" w:hAnsi="Times New Roman" w:eastAsia="Times New Roman" w:cs="Times New Roman"/>
-        </w:rPr>
-        <w:t>，</w:t>
-      </w:r>
-      <w:r>
-        <w:rPr>
-          <w:rFonts w:hint="eastAsia" w:ascii="Times New Roman" w:hAnsi="Times New Roman" w:eastAsia="FangSong" w:cs="Times New Roman"/>
-        </w:rPr>
-        <w:t>更合理的路径</w:t>
-      </w:r>
-      <w:r>
-        <w:rPr>
-          <w:rFonts w:hint="eastAsia" w:ascii="Times New Roman" w:hAnsi="Times New Roman" w:eastAsia="Times New Roman" w:cs="Times New Roman"/>
-        </w:rPr>
-        <w:t>：A</w:t>
-      </w:r>
-      <w:r>
-        <w:rPr>
-          <w:rFonts w:ascii="Times New Roman" w:hAnsi="Times New Roman" w:eastAsia="Times New Roman" w:cs="Times New Roman"/>
-        </w:rPr>
-        <w:t xml:space="preserve"> </w:t>
-      </w:r>
-      <w:r>
-        <w:rPr>
-          <w:rFonts w:hint="eastAsia" w:ascii="Times New Roman" w:hAnsi="Times New Roman" w:eastAsia="FangSong" w:cs="Times New Roman"/>
-        </w:rPr>
-        <w:t xml:space="preserve">可能是</w:t>
-      </w:r>
-      <w:r>
-        <w:rPr>
-          <w:rFonts w:ascii="Times New Roman" w:hAnsi="Times New Roman" w:eastAsia="Times New Roman" w:cs="Times New Roman"/>
-        </w:rPr>
-        <w:t xml:space="preserve"> </w:t>
-      </w:r>
-      <w:r>
-        <w:rPr>
-          <w:rFonts w:hint="eastAsia" w:ascii="Times New Roman" w:hAnsi="Times New Roman" w:eastAsia="Times New Roman" w:cs="Times New Roman"/>
-        </w:rPr>
-        <w:t>α-</w:t>
-      </w:r>
-      <w:r>
-        <w:rPr>
-          <w:rFonts w:hint="eastAsia" w:ascii="Times New Roman" w:hAnsi="Times New Roman" w:eastAsia="FangSong" w:cs="Times New Roman"/>
-        </w:rPr>
-        <w:t>卤代酮的</w:t>
-      </w:r>
-      <w:r>
-        <w:rPr>
-          <w:rFonts w:ascii="Times New Roman" w:hAnsi="Times New Roman" w:eastAsia="Times New Roman" w:cs="Times New Roman"/>
-        </w:rPr>
-        <w:t xml:space="preserve"> Favorskii </w:t>
-      </w:r>
-      <w:r>
-        <w:rPr>
-          <w:rFonts w:hint="eastAsia" w:ascii="Times New Roman" w:hAnsi="Times New Roman" w:eastAsia="FangSong" w:cs="Times New Roman"/>
-        </w:rPr>
-        <w:t>底物前体</w:t>
-      </w:r>
-      <w:r>
-        <w:rPr>
-          <w:rFonts w:hint="eastAsia" w:ascii="Times New Roman" w:hAnsi="Times New Roman" w:eastAsia="Times New Roman" w:cs="Times New Roman"/>
-        </w:rPr>
-        <w:t>？</w:t>
       </w:r>
     </w:p>
     <w:p>
@@ -30648,47 +31315,58 @@
       <w:r>
         <w:rPr>
           <w:rFonts w:hint="eastAsia" w:ascii="Times New Roman" w:hAnsi="Times New Roman" w:eastAsia="FangSong" w:cs="Times New Roman"/>
-        </w:rPr>
-        <w:t>重新分析</w:t>
-      </w:r>
-      <w:r>
-        <w:rPr>
-          <w:rFonts w:hint="eastAsia" w:ascii="Times New Roman" w:hAnsi="Times New Roman" w:eastAsia="Times New Roman" w:cs="Times New Roman"/>
-        </w:rPr>
-        <w:t>：C</w:t>
-      </w:r>
-      <w:r>
-        <w:rPr>
-          <w:rFonts w:hint="eastAsia" w:ascii="Times New Roman" w:hAnsi="Times New Roman" w:eastAsia="Times New Roman" w:cs="Times New Roman"/>
-          <w:vertAlign w:val="subscript"/>
-        </w:rPr>
-        <w:t>7</w:t>
-      </w:r>
-      <w:r>
-        <w:rPr>
-          <w:rFonts w:hint="eastAsia" w:ascii="Times New Roman" w:hAnsi="Times New Roman" w:eastAsia="Times New Roman" w:cs="Times New Roman"/>
-        </w:rPr>
-        <w:t>H</w:t>
-      </w:r>
-      <w:r>
-        <w:rPr>
-          <w:rFonts w:hint="eastAsia" w:ascii="Times New Roman" w:hAnsi="Times New Roman" w:eastAsia="Times New Roman" w:cs="Times New Roman"/>
-          <w:vertAlign w:val="subscript"/>
-        </w:rPr>
-        <w:t>12</w:t>
-      </w:r>
-      <w:r>
-        <w:rPr>
-          <w:rFonts w:hint="eastAsia" w:ascii="Times New Roman" w:hAnsi="Times New Roman" w:eastAsia="Times New Roman" w:cs="Times New Roman"/>
-        </w:rPr>
-        <w:t>O</w:t>
-      </w:r>
-      <w:r>
-        <w:rPr>
-          <w:rFonts w:hint="eastAsia" w:ascii="Times New Roman" w:hAnsi="Times New Roman" w:eastAsia="Times New Roman" w:cs="Times New Roman"/>
-          <w:vertAlign w:val="subscript"/>
-        </w:rPr>
-        <w:t>2</w:t>
+          <w:b/>
+          <w:bCs/>
+        </w:rPr>
+        <w:t xml:space="preserve">答案</w:t>
+      </w:r>
+      <w:r>
+        <w:rPr>
+          <w:rFonts w:hint="eastAsia" w:ascii="Times New Roman" w:hAnsi="Times New Roman" w:eastAsia="Times New Roman" w:cs="Times New Roman"/>
+        </w:rPr>
+        <w:t xml:space="preserve">：A</w:t>
+      </w:r>
+      <w:r>
+        <w:rPr>
+          <w:rFonts w:ascii="Times New Roman" w:hAnsi="Times New Roman" w:eastAsia="Times New Roman" w:cs="Times New Roman"/>
+        </w:rPr>
+        <w:t xml:space="preserve"> = </w:t>
+      </w:r>
+      <w:r>
+        <w:rPr>
+          <w:rFonts w:hint="eastAsia" w:ascii="Times New Roman" w:hAnsi="Times New Roman" w:eastAsia="Times New Roman" w:cs="Times New Roman"/>
+        </w:rPr>
+        <w:t>2-</w:t>
+      </w:r>
+      <w:r>
+        <w:rPr>
+          <w:rFonts w:hint="eastAsia" w:ascii="Times New Roman" w:hAnsi="Times New Roman" w:eastAsia="FangSong" w:cs="Times New Roman"/>
+        </w:rPr>
+        <w:t>氯环己酮</w:t>
+      </w:r>
+      <w:r>
+        <w:rPr>
+          <w:rFonts w:hint="eastAsia" w:ascii="Times New Roman" w:hAnsi="Times New Roman" w:eastAsia="Times New Roman" w:cs="Times New Roman"/>
+        </w:rPr>
+        <w:t>；B</w:t>
+      </w:r>
+      <w:r>
+        <w:rPr>
+          <w:rFonts w:ascii="Times New Roman" w:hAnsi="Times New Roman" w:eastAsia="Times New Roman" w:cs="Times New Roman"/>
+        </w:rPr>
+        <w:t xml:space="preserve"> = </w:t>
+      </w:r>
+      <w:r>
+        <w:rPr>
+          <w:rFonts w:hint="eastAsia" w:ascii="Times New Roman" w:hAnsi="Times New Roman" w:eastAsia="FangSong" w:cs="Times New Roman"/>
+        </w:rPr>
+        <w:t>环戊烷甲酸</w:t>
+      </w:r>
+      <w:r>
+        <w:rPr>
+          <w:rFonts w:hint="eastAsia" w:ascii="Times New Roman" w:hAnsi="Times New Roman" w:eastAsia="Times New Roman" w:cs="Times New Roman"/>
+        </w:rPr>
+        <w:t>（Favorskii</w:t>
       </w:r>
       <w:r>
         <w:rPr>
@@ -30700,7 +31378,31 @@
         <w:rPr>
           <w:rFonts w:hint="eastAsia" w:ascii="Times New Roman" w:hAnsi="Times New Roman" w:eastAsia="FangSong" w:cs="Times New Roman"/>
         </w:rPr>
-        <w:t xml:space="preserve">不饱和度为</w:t>
+        <w:t>缩环</w:t>
+      </w:r>
+      <w:r>
+        <w:rPr>
+          <w:rFonts w:hint="eastAsia" w:ascii="Times New Roman" w:hAnsi="Times New Roman" w:eastAsia="Times New Roman" w:cs="Times New Roman"/>
+        </w:rPr>
+        <w:t>）；F</w:t>
+      </w:r>
+      <w:r>
+        <w:rPr>
+          <w:rFonts w:ascii="Times New Roman" w:hAnsi="Times New Roman" w:eastAsia="Times New Roman" w:cs="Times New Roman"/>
+        </w:rPr>
+        <w:t xml:space="preserve"> = </w:t>
+      </w:r>
+      <w:r>
+        <w:rPr>
+          <w:rFonts w:hint="eastAsia" w:ascii="Times New Roman" w:hAnsi="Times New Roman" w:eastAsia="FangSong" w:cs="Times New Roman"/>
+        </w:rPr>
+        <w:t>环戊胺</w:t>
+      </w:r>
+      <w:r>
+        <w:rPr>
+          <w:rFonts w:hint="eastAsia" w:ascii="Times New Roman" w:hAnsi="Times New Roman" w:eastAsia="Times New Roman" w:cs="Times New Roman"/>
+        </w:rPr>
+        <w:t>（Curtius</w:t>
       </w:r>
       <w:r>
         <w:rPr>
@@ -30710,77 +31412,9 @@
       </w:r>
       <w:r>
         <w:rPr>
-          <w:rFonts w:hint="eastAsia" w:ascii="Times New Roman" w:hAnsi="Times New Roman" w:eastAsia="Times New Roman" w:cs="Times New Roman"/>
-        </w:rPr>
-        <w:t>2，</w:t>
-      </w:r>
-      <w:r>
-        <w:rPr>
-          <w:rFonts w:hint="eastAsia" w:ascii="Times New Roman" w:hAnsi="Times New Roman" w:eastAsia="FangSong" w:cs="Times New Roman"/>
-        </w:rPr>
-        <w:t>可能是环酮</w:t>
-      </w:r>
-      <w:r>
-        <w:rPr>
-          <w:rFonts w:hint="eastAsia" w:ascii="Times New Roman" w:hAnsi="Times New Roman" w:eastAsia="Times New Roman" w:cs="Times New Roman"/>
-        </w:rPr>
-        <w:t>+</w:t>
-      </w:r>
-      <w:r>
-        <w:rPr>
-          <w:rFonts w:hint="eastAsia" w:ascii="Times New Roman" w:hAnsi="Times New Roman" w:eastAsia="FangSong" w:cs="Times New Roman"/>
-        </w:rPr>
-        <w:t>酯的组合</w:t>
-      </w:r>
-      <w:r>
-        <w:rPr>
-          <w:rFonts w:hint="eastAsia" w:ascii="Times New Roman" w:hAnsi="Times New Roman" w:eastAsia="Times New Roman" w:cs="Times New Roman"/>
-        </w:rPr>
-        <w:t>。</w:t>
-      </w:r>
-      <w:r>
-        <w:rPr>
-          <w:rFonts w:hint="eastAsia" w:ascii="Times New Roman" w:hAnsi="Times New Roman" w:eastAsia="FangSong" w:cs="Times New Roman"/>
-        </w:rPr>
-        <w:t>但最终产物是内酰胺</w:t>
-      </w:r>
-      <w:r>
-        <w:rPr>
-          <w:rFonts w:hint="eastAsia" w:ascii="Times New Roman" w:hAnsi="Times New Roman" w:eastAsia="Times New Roman" w:cs="Times New Roman"/>
-        </w:rPr>
-        <w:t>（C</w:t>
-      </w:r>
-      <w:r>
-        <w:rPr>
-          <w:rFonts w:hint="eastAsia" w:ascii="Times New Roman" w:hAnsi="Times New Roman" w:eastAsia="Times New Roman" w:cs="Times New Roman"/>
-          <w:vertAlign w:val="subscript"/>
-        </w:rPr>
-        <w:t>6</w:t>
-      </w:r>
-      <w:r>
-        <w:rPr>
-          <w:rFonts w:hint="eastAsia" w:ascii="Times New Roman" w:hAnsi="Times New Roman" w:eastAsia="Times New Roman" w:cs="Times New Roman"/>
-        </w:rPr>
-        <w:t>H</w:t>
-      </w:r>
-      <w:r>
-        <w:rPr>
-          <w:rFonts w:hint="eastAsia" w:ascii="Times New Roman" w:hAnsi="Times New Roman" w:eastAsia="Times New Roman" w:cs="Times New Roman"/>
-          <w:vertAlign w:val="subscript"/>
-        </w:rPr>
-        <w:t>11</w:t>
-      </w:r>
-      <w:r>
-        <w:rPr>
-          <w:rFonts w:hint="eastAsia" w:ascii="Times New Roman" w:hAnsi="Times New Roman" w:eastAsia="Times New Roman" w:cs="Times New Roman"/>
-        </w:rPr>
-        <w:t>NO，</w:t>
-      </w:r>
-      <w:r>
-        <w:rPr>
-          <w:rFonts w:hint="eastAsia" w:ascii="Times New Roman" w:hAnsi="Times New Roman" w:eastAsia="FangSong" w:cs="Times New Roman"/>
-        </w:rPr>
-        <w:t>不饱和度为</w:t>
+          <w:rFonts w:hint="eastAsia" w:ascii="Times New Roman" w:hAnsi="Times New Roman" w:eastAsia="FangSong" w:cs="Times New Roman"/>
+        </w:rPr>
+        <w:t xml:space="preserve">减一</w:t>
       </w:r>
       <w:r>
         <w:rPr>
@@ -30792,7 +31426,7 @@
         <w:rPr>
           <w:rFonts w:hint="eastAsia" w:ascii="Times New Roman" w:hAnsi="Times New Roman" w:eastAsia="Times New Roman" w:cs="Times New Roman"/>
         </w:rPr>
-        <w:t xml:space="preserve">2）。</w:t>
+        <w:t xml:space="preserve">C）。</w:t>
       </w:r>
     </w:p>
     <w:p>
@@ -30805,13 +31439,37 @@
           <w:b/>
           <w:bCs/>
         </w:rPr>
-        <w:t xml:space="preserve">简化分析</w:t>
-      </w:r>
-      <w:r>
-        <w:rPr>
-          <w:rFonts w:hint="eastAsia" w:ascii="Times New Roman" w:hAnsi="Times New Roman" w:eastAsia="Times New Roman" w:cs="Times New Roman"/>
-        </w:rPr>
-        <w:t xml:space="preserve">：</w:t>
+        <w:t xml:space="preserve">反思</w:t>
+      </w:r>
+      <w:r>
+        <w:rPr>
+          <w:rFonts w:hint="eastAsia" w:ascii="Times New Roman" w:hAnsi="Times New Roman" w:eastAsia="Times New Roman" w:cs="Times New Roman"/>
+        </w:rPr>
+        <w:t>：</w:t>
+      </w:r>
+      <w:r>
+        <w:rPr>
+          <w:rFonts w:hint="eastAsia" w:ascii="Times New Roman" w:hAnsi="Times New Roman" w:eastAsia="FangSong" w:cs="Times New Roman"/>
+        </w:rPr>
+        <w:t>竞赛题中的重排常常串联出现</w:t>
+      </w:r>
+      <w:r>
+        <w:rPr>
+          <w:rFonts w:hint="eastAsia" w:ascii="Times New Roman" w:hAnsi="Times New Roman" w:eastAsia="Times New Roman" w:cs="Times New Roman"/>
+        </w:rPr>
+        <w:t>。</w:t>
+      </w:r>
+      <w:r>
+        <w:rPr>
+          <w:rFonts w:hint="eastAsia" w:ascii="Times New Roman" w:hAnsi="Times New Roman" w:eastAsia="Times New Roman" w:cs="Times New Roman"/>
+        </w:rPr>
+        <w:t>“</w:t>
+      </w:r>
+      <w:r>
+        <w:rPr>
+          <w:rFonts w:hint="eastAsia" w:ascii="Times New Roman" w:hAnsi="Times New Roman" w:eastAsia="FangSong" w:cs="Times New Roman"/>
+        </w:rPr>
+        <w:t>环状</w:t>
       </w:r>
       <w:r>
         <w:rPr>
@@ -30821,72 +31479,51 @@
       </w:r>
       <w:r>
         <w:rPr>
-          <w:rFonts w:ascii="Times New Roman" w:hAnsi="Times New Roman" w:eastAsia="Times New Roman" w:cs="Times New Roman"/>
-        </w:rPr>
-        <w:t xml:space="preserve">- C </w:t>
-      </w:r>
-      <w:r>
-        <w:rPr>
-          <w:rFonts w:hint="eastAsia" w:ascii="Times New Roman" w:hAnsi="Times New Roman" w:eastAsia="FangSong" w:cs="Times New Roman"/>
-        </w:rPr>
-        <w:t xml:space="preserve">与</w:t>
-      </w:r>
-      <w:r>
-        <w:rPr>
-          <w:rFonts w:ascii="Times New Roman" w:hAnsi="Times New Roman" w:eastAsia="Times New Roman" w:cs="Times New Roman"/>
-        </w:rPr>
-        <w:t xml:space="preserve"> NH</w:t>
-      </w:r>
-      <w:r>
-        <w:rPr>
-          <w:rFonts w:ascii="Times New Roman" w:hAnsi="Times New Roman" w:eastAsia="Times New Roman" w:cs="Times New Roman"/>
-          <w:vertAlign w:val="subscript"/>
-        </w:rPr>
-        <w:t>2</w:t>
-      </w:r>
-      <w:r>
-        <w:rPr>
-          <w:rFonts w:ascii="Times New Roman" w:hAnsi="Times New Roman" w:eastAsia="Times New Roman" w:cs="Times New Roman"/>
-        </w:rPr>
-        <w:t xml:space="preserve">OH </w:t>
-      </w:r>
-      <w:r>
-        <w:rPr>
-          <w:rFonts w:hint="eastAsia" w:ascii="Times New Roman" w:hAnsi="Times New Roman" w:eastAsia="FangSong" w:cs="Times New Roman"/>
-        </w:rPr>
-        <w:t xml:space="preserve">反应得肟</w:t>
-      </w:r>
-      <w:r>
-        <w:rPr>
-          <w:rFonts w:ascii="Times New Roman" w:hAnsi="Times New Roman" w:eastAsia="Times New Roman" w:cs="Times New Roman"/>
-        </w:rPr>
-        <w:t xml:space="preserve"> D → </w:t>
-      </w:r>
-      <w:r>
-        <w:rPr>
-          <w:rFonts w:hint="eastAsia" w:ascii="Times New Roman" w:hAnsi="Times New Roman" w:eastAsia="FangSong" w:cs="Times New Roman"/>
-        </w:rPr>
-        <w:t xml:space="preserve">提示</w:t>
-      </w:r>
-      <w:r>
-        <w:rPr>
-          <w:rFonts w:ascii="Times New Roman" w:hAnsi="Times New Roman" w:eastAsia="Times New Roman" w:cs="Times New Roman"/>
-        </w:rPr>
-        <w:t xml:space="preserve"> C </w:t>
-      </w:r>
-      <w:r>
-        <w:rPr>
-          <w:rFonts w:hint="eastAsia" w:ascii="Times New Roman" w:hAnsi="Times New Roman" w:eastAsia="FangSong" w:cs="Times New Roman"/>
-        </w:rPr>
-        <w:t xml:space="preserve">是</w:t>
-      </w:r>
-      <w:r>
-        <w:rPr>
-          <w:rFonts w:hint="eastAsia" w:ascii="Times New Roman" w:hAnsi="Times New Roman" w:eastAsia="FangSong" w:cs="Times New Roman"/>
-          <w:b/>
-          <w:bCs/>
-        </w:rPr>
-        <w:t xml:space="preserve">酮</w:t>
+          <w:rFonts w:hint="eastAsia" w:ascii="Times New Roman" w:hAnsi="Times New Roman" w:eastAsia="Times New Roman" w:cs="Times New Roman"/>
+        </w:rPr>
+        <w:t>α-</w:t>
+      </w:r>
+      <w:r>
+        <w:rPr>
+          <w:rFonts w:hint="eastAsia" w:ascii="Times New Roman" w:hAnsi="Times New Roman" w:eastAsia="FangSong" w:cs="Times New Roman"/>
+        </w:rPr>
+        <w:t>卤代酮</w:t>
+      </w:r>
+      <w:r>
+        <w:rPr>
+          <w:rFonts w:ascii="Times New Roman" w:hAnsi="Times New Roman" w:eastAsia="Times New Roman" w:cs="Times New Roman"/>
+        </w:rPr>
+        <w:t xml:space="preserve"> + </w:t>
+      </w:r>
+      <w:r>
+        <w:rPr>
+          <w:rFonts w:hint="eastAsia" w:ascii="Times New Roman" w:hAnsi="Times New Roman" w:eastAsia="FangSong" w:cs="Times New Roman"/>
+        </w:rPr>
+        <w:t xml:space="preserve">碱</w:t>
+      </w:r>
+      <w:r>
+        <w:rPr>
+          <w:rFonts w:ascii="Times New Roman" w:hAnsi="Times New Roman" w:eastAsia="Times New Roman" w:cs="Times New Roman"/>
+        </w:rPr>
+        <w:t xml:space="preserve"> → </w:t>
+      </w:r>
+      <w:r>
+        <w:rPr>
+          <w:rFonts w:hint="eastAsia" w:ascii="Times New Roman" w:hAnsi="Times New Roman" w:eastAsia="FangSong" w:cs="Times New Roman"/>
+        </w:rPr>
+        <w:t>缩环羧酸</w:t>
+      </w:r>
+      <w:r>
+        <w:rPr>
+          <w:rFonts w:hint="eastAsia" w:ascii="Times New Roman" w:hAnsi="Times New Roman" w:eastAsia="Times New Roman" w:cs="Times New Roman"/>
+        </w:rPr>
+        <w:t>”</w:t>
+      </w:r>
+      <w:r>
+        <w:rPr>
+          <w:rFonts w:hint="eastAsia" w:ascii="Times New Roman" w:hAnsi="Times New Roman" w:eastAsia="FangSong" w:cs="Times New Roman"/>
+        </w:rPr>
+        <w:t xml:space="preserve">指向</w:t>
       </w:r>
       <w:r>
         <w:rPr>
@@ -30896,53 +31533,45 @@
       </w:r>
       <w:r>
         <w:rPr>
-          <w:rFonts w:ascii="Times New Roman" w:hAnsi="Times New Roman" w:eastAsia="Times New Roman" w:cs="Times New Roman"/>
-        </w:rPr>
-        <w:t xml:space="preserve">- D </w:t>
-      </w:r>
-      <w:r>
-        <w:rPr>
-          <w:rFonts w:hint="eastAsia" w:ascii="Times New Roman" w:hAnsi="Times New Roman" w:eastAsia="FangSong" w:cs="Times New Roman"/>
-        </w:rPr>
-        <w:t xml:space="preserve">在</w:t>
-      </w:r>
-      <w:r>
-        <w:rPr>
-          <w:rFonts w:ascii="Times New Roman" w:hAnsi="Times New Roman" w:eastAsia="Times New Roman" w:cs="Times New Roman"/>
-        </w:rPr>
-        <w:t xml:space="preserve"> H</w:t>
-      </w:r>
-      <w:r>
-        <w:rPr>
-          <w:rFonts w:ascii="Times New Roman" w:hAnsi="Times New Roman" w:eastAsia="Times New Roman" w:cs="Times New Roman"/>
-          <w:vertAlign w:val="subscript"/>
-        </w:rPr>
-        <w:t>2</w:t>
-      </w:r>
-      <w:r>
-        <w:rPr>
-          <w:rFonts w:ascii="Times New Roman" w:hAnsi="Times New Roman" w:eastAsia="Times New Roman" w:cs="Times New Roman"/>
-        </w:rPr>
-        <w:t>SO</w:t>
-      </w:r>
-      <w:r>
-        <w:rPr>
-          <w:rFonts w:ascii="Times New Roman" w:hAnsi="Times New Roman" w:eastAsia="Times New Roman" w:cs="Times New Roman"/>
-          <w:vertAlign w:val="subscript"/>
-        </w:rPr>
-        <w:t>4</w:t>
-      </w:r>
-      <w:r>
-        <w:rPr>
-          <w:rFonts w:ascii="Times New Roman" w:hAnsi="Times New Roman" w:eastAsia="Times New Roman" w:cs="Times New Roman"/>
-        </w:rPr>
-        <w:t xml:space="preserve">/Δ </w:t>
-      </w:r>
-      <w:r>
-        <w:rPr>
-          <w:rFonts w:hint="eastAsia" w:ascii="Times New Roman" w:hAnsi="Times New Roman" w:eastAsia="FangSong" w:cs="Times New Roman"/>
-        </w:rPr>
-        <w:t xml:space="preserve">下得</w:t>
+          <w:rFonts w:hint="eastAsia" w:ascii="Times New Roman" w:hAnsi="Times New Roman" w:eastAsia="Times New Roman" w:cs="Times New Roman"/>
+        </w:rPr>
+        <w:t xml:space="preserve">Favorskii，</w:t>
+      </w:r>
+      <w:r>
+        <w:rPr>
+          <w:rFonts w:hint="eastAsia" w:ascii="Times New Roman" w:hAnsi="Times New Roman" w:eastAsia="Times New Roman" w:cs="Times New Roman"/>
+        </w:rPr>
+        <w:t>“</w:t>
+      </w:r>
+      <w:r>
+        <w:rPr>
+          <w:rFonts w:hint="eastAsia" w:ascii="Times New Roman" w:hAnsi="Times New Roman" w:eastAsia="FangSong" w:cs="Times New Roman"/>
+        </w:rPr>
+        <w:t>羧酸</w:t>
+      </w:r>
+      <w:r>
+        <w:rPr>
+          <w:rFonts w:ascii="Times New Roman" w:hAnsi="Times New Roman" w:eastAsia="Times New Roman" w:cs="Times New Roman"/>
+        </w:rPr>
+        <w:t xml:space="preserve"> → </w:t>
+      </w:r>
+      <w:r>
+        <w:rPr>
+          <w:rFonts w:hint="eastAsia" w:ascii="Times New Roman" w:hAnsi="Times New Roman" w:eastAsia="FangSong" w:cs="Times New Roman"/>
+        </w:rPr>
+        <w:t>少一碳的胺</w:t>
+      </w:r>
+      <w:r>
+        <w:rPr>
+          <w:rFonts w:hint="eastAsia" w:ascii="Times New Roman" w:hAnsi="Times New Roman" w:eastAsia="Times New Roman" w:cs="Times New Roman"/>
+        </w:rPr>
+        <w:t>”</w:t>
+      </w:r>
+      <w:r>
+        <w:rPr>
+          <w:rFonts w:hint="eastAsia" w:ascii="Times New Roman" w:hAnsi="Times New Roman" w:eastAsia="FangSong" w:cs="Times New Roman"/>
+        </w:rPr>
+        <w:t xml:space="preserve">指向</w:t>
       </w:r>
       <w:r>
         <w:rPr>
@@ -30954,517 +31583,13 @@
         <w:rPr>
           <w:rFonts w:hint="eastAsia" w:ascii="Times New Roman" w:hAnsi="Times New Roman" w:eastAsia="Times New Roman" w:cs="Times New Roman"/>
         </w:rPr>
-        <w:t>E（C</w:t>
-      </w:r>
-      <w:r>
-        <w:rPr>
-          <w:rFonts w:hint="eastAsia" w:ascii="Times New Roman" w:hAnsi="Times New Roman" w:eastAsia="Times New Roman" w:cs="Times New Roman"/>
-          <w:vertAlign w:val="subscript"/>
-        </w:rPr>
-        <w:t>6</w:t>
-      </w:r>
-      <w:r>
-        <w:rPr>
-          <w:rFonts w:hint="eastAsia" w:ascii="Times New Roman" w:hAnsi="Times New Roman" w:eastAsia="Times New Roman" w:cs="Times New Roman"/>
-        </w:rPr>
-        <w:t>H</w:t>
-      </w:r>
-      <w:r>
-        <w:rPr>
-          <w:rFonts w:hint="eastAsia" w:ascii="Times New Roman" w:hAnsi="Times New Roman" w:eastAsia="Times New Roman" w:cs="Times New Roman"/>
-          <w:vertAlign w:val="subscript"/>
-        </w:rPr>
-        <w:t>11</w:t>
-      </w:r>
-      <w:r>
-        <w:rPr>
-          <w:rFonts w:hint="eastAsia" w:ascii="Times New Roman" w:hAnsi="Times New Roman" w:eastAsia="Times New Roman" w:cs="Times New Roman"/>
-        </w:rPr>
-        <w:t>NO）→</w:t>
-      </w:r>
-      <w:r>
-        <w:rPr>
-          <w:rFonts w:ascii="Times New Roman" w:hAnsi="Times New Roman" w:eastAsia="Times New Roman" w:cs="Times New Roman"/>
-        </w:rPr>
-        <w:t xml:space="preserve"> </w:t>
-      </w:r>
-      <w:r>
-        <w:rPr>
-          <w:rFonts w:ascii="Times New Roman" w:hAnsi="Times New Roman" w:eastAsia="Times New Roman" w:cs="Times New Roman"/>
-          <w:b/>
-          <w:bCs/>
-        </w:rPr>
-        <w:t xml:space="preserve">Beckmann </w:t>
-      </w:r>
-      <w:r>
-        <w:rPr>
-          <w:rFonts w:hint="eastAsia" w:ascii="Times New Roman" w:hAnsi="Times New Roman" w:eastAsia="FangSong" w:cs="Times New Roman"/>
-          <w:b/>
-          <w:bCs/>
-        </w:rPr>
-        <w:t xml:space="preserve">重排</w:t>
-      </w:r>
-      <w:r>
-        <w:rPr>
-          <w:rFonts w:ascii="Times New Roman" w:hAnsi="Times New Roman" w:eastAsia="Times New Roman" w:cs="Times New Roman"/>
-        </w:rPr>
-        <w:t xml:space="preserve"> </w:t>
-      </w:r>
-      <w:r>
-        <w:rPr>
-          <w:rFonts w:ascii="Times New Roman" w:hAnsi="Times New Roman" w:eastAsia="Times New Roman" w:cs="Times New Roman"/>
-        </w:rPr>
-        <w:t xml:space="preserve">→ E </w:t>
-      </w:r>
-      <w:r>
-        <w:rPr>
-          <w:rFonts w:hint="eastAsia" w:ascii="Times New Roman" w:hAnsi="Times New Roman" w:eastAsia="FangSong" w:cs="Times New Roman"/>
-        </w:rPr>
-        <w:t xml:space="preserve">是内酰胺</w:t>
-      </w:r>
-      <w:r>
-        <w:rPr>
-          <w:rFonts w:ascii="Times New Roman" w:hAnsi="Times New Roman" w:eastAsia="Times New Roman" w:cs="Times New Roman"/>
-        </w:rPr>
-        <w:t xml:space="preserve"> </w:t>
-      </w:r>
-      <w:r>
-        <w:rPr>
-          <w:rFonts w:ascii="Times New Roman" w:hAnsi="Times New Roman" w:eastAsia="Times New Roman" w:cs="Times New Roman"/>
-        </w:rPr>
-        <w:t xml:space="preserve">- </w:t>
-      </w:r>
-      <w:r>
-        <w:rPr>
-          <w:rFonts w:hint="eastAsia" w:ascii="Times New Roman" w:hAnsi="Times New Roman" w:eastAsia="FangSong" w:cs="Times New Roman"/>
-        </w:rPr>
-        <w:t xml:space="preserve">六元环酮肟</w:t>
-      </w:r>
-      <w:r>
-        <w:rPr>
-          <w:rFonts w:ascii="Times New Roman" w:hAnsi="Times New Roman" w:eastAsia="Times New Roman" w:cs="Times New Roman"/>
-        </w:rPr>
-        <w:t xml:space="preserve"> Beckmann → </w:t>
-      </w:r>
-      <w:r>
-        <w:rPr>
-          <w:rFonts w:hint="eastAsia" w:ascii="Times New Roman" w:hAnsi="Times New Roman" w:eastAsia="FangSong" w:cs="Times New Roman"/>
-        </w:rPr>
-        <w:t xml:space="preserve">七元环内酰胺</w:t>
-      </w:r>
-      <w:r>
-        <w:rPr>
-          <w:rFonts w:ascii="Times New Roman" w:hAnsi="Times New Roman" w:eastAsia="Times New Roman" w:cs="Times New Roman"/>
-        </w:rPr>
-        <w:t xml:space="preserve"> </w:t>
-      </w:r>
-      <w:r>
-        <w:rPr>
-          <w:rFonts w:ascii="Times New Roman" w:hAnsi="Times New Roman" w:eastAsia="Times New Roman" w:cs="Times New Roman"/>
-        </w:rPr>
-        <w:t xml:space="preserve">- </w:t>
-      </w:r>
-      <w:r>
-        <w:rPr>
-          <w:rFonts w:hint="eastAsia" w:ascii="Times New Roman" w:hAnsi="Times New Roman" w:eastAsia="FangSong" w:cs="Times New Roman"/>
-        </w:rPr>
-        <w:t xml:space="preserve">所以</w:t>
-      </w:r>
-      <w:r>
-        <w:rPr>
-          <w:rFonts w:ascii="Times New Roman" w:hAnsi="Times New Roman" w:eastAsia="Times New Roman" w:cs="Times New Roman"/>
-        </w:rPr>
-        <w:t xml:space="preserve"> C </w:t>
-      </w:r>
-      <w:r>
-        <w:rPr>
-          <w:rFonts w:hint="eastAsia" w:ascii="Times New Roman" w:hAnsi="Times New Roman" w:eastAsia="FangSong" w:cs="Times New Roman"/>
-        </w:rPr>
-        <w:t xml:space="preserve">是</w:t>
-      </w:r>
-      <w:r>
-        <w:rPr>
-          <w:rFonts w:ascii="Times New Roman" w:hAnsi="Times New Roman" w:eastAsia="Times New Roman" w:cs="Times New Roman"/>
-        </w:rPr>
-        <w:t xml:space="preserve"> </w:t>
-      </w:r>
-      <w:r>
-        <w:rPr>
-          <w:rFonts w:hint="eastAsia" w:ascii="Times New Roman" w:hAnsi="Times New Roman" w:eastAsia="FangSong" w:cs="Times New Roman"/>
-          <w:b/>
-          <w:bCs/>
-        </w:rPr>
-        <w:t xml:space="preserve">环己酮</w:t>
-      </w:r>
-      <w:r>
-        <w:rPr>
-          <w:rFonts w:hint="eastAsia" w:ascii="Times New Roman" w:hAnsi="Times New Roman" w:eastAsia="Times New Roman" w:cs="Times New Roman"/>
-        </w:rPr>
-        <w:t>（C</w:t>
-      </w:r>
-      <w:r>
-        <w:rPr>
-          <w:rFonts w:hint="eastAsia" w:ascii="Times New Roman" w:hAnsi="Times New Roman" w:eastAsia="Times New Roman" w:cs="Times New Roman"/>
-          <w:vertAlign w:val="subscript"/>
-        </w:rPr>
-        <w:t>6</w:t>
-      </w:r>
-      <w:r>
-        <w:rPr>
-          <w:rFonts w:hint="eastAsia" w:ascii="Times New Roman" w:hAnsi="Times New Roman" w:eastAsia="Times New Roman" w:cs="Times New Roman"/>
-        </w:rPr>
-        <w:t>H</w:t>
-      </w:r>
-      <w:r>
-        <w:rPr>
-          <w:rFonts w:hint="eastAsia" w:ascii="Times New Roman" w:hAnsi="Times New Roman" w:eastAsia="Times New Roman" w:cs="Times New Roman"/>
-          <w:vertAlign w:val="subscript"/>
-        </w:rPr>
-        <w:t>10</w:t>
-      </w:r>
-      <w:r>
-        <w:rPr>
-          <w:rFonts w:hint="eastAsia" w:ascii="Times New Roman" w:hAnsi="Times New Roman" w:eastAsia="Times New Roman" w:cs="Times New Roman"/>
-        </w:rPr>
-        <w:t>O）</w:t>
-      </w:r>
-      <w:r>
-        <w:rPr>
-          <w:rFonts w:ascii="Times New Roman" w:hAnsi="Times New Roman" w:eastAsia="Times New Roman" w:cs="Times New Roman"/>
-        </w:rPr>
-        <w:t xml:space="preserve"> </w:t>
-      </w:r>
-      <w:r>
-        <w:rPr>
-          <w:rFonts w:ascii="Times New Roman" w:hAnsi="Times New Roman" w:eastAsia="Times New Roman" w:cs="Times New Roman"/>
-        </w:rPr>
-        <w:t xml:space="preserve">- C </w:t>
-      </w:r>
-      <w:r>
-        <w:rPr>
-          <w:rFonts w:hint="eastAsia" w:ascii="Times New Roman" w:hAnsi="Times New Roman" w:eastAsia="FangSong" w:cs="Times New Roman"/>
-        </w:rPr>
-        <w:t xml:space="preserve">来自</w:t>
-      </w:r>
-      <w:r>
-        <w:rPr>
-          <w:rFonts w:ascii="Times New Roman" w:hAnsi="Times New Roman" w:eastAsia="Times New Roman" w:cs="Times New Roman"/>
-        </w:rPr>
-        <w:t xml:space="preserve"> B </w:t>
-      </w:r>
-      <w:r>
-        <w:rPr>
-          <w:rFonts w:hint="eastAsia" w:ascii="Times New Roman" w:hAnsi="Times New Roman" w:eastAsia="FangSong" w:cs="Times New Roman"/>
-        </w:rPr>
-        <w:t xml:space="preserve">脱羧</w:t>
-      </w:r>
-      <w:r>
-        <w:rPr>
-          <w:rFonts w:ascii="Times New Roman" w:hAnsi="Times New Roman" w:eastAsia="Times New Roman" w:cs="Times New Roman"/>
-        </w:rPr>
-        <w:t xml:space="preserve"> → B </w:t>
-      </w:r>
-      <w:r>
-        <w:rPr>
-          <w:rFonts w:hint="eastAsia" w:ascii="Times New Roman" w:hAnsi="Times New Roman" w:eastAsia="FangSong" w:cs="Times New Roman"/>
-        </w:rPr>
-        <w:t xml:space="preserve">是</w:t>
-      </w:r>
-      <w:r>
-        <w:rPr>
-          <w:rFonts w:ascii="Times New Roman" w:hAnsi="Times New Roman" w:eastAsia="Times New Roman" w:cs="Times New Roman"/>
-        </w:rPr>
-        <w:t xml:space="preserve"> </w:t>
-      </w:r>
-      <w:r>
-        <w:rPr>
-          <w:rFonts w:hint="eastAsia" w:ascii="Times New Roman" w:hAnsi="Times New Roman" w:eastAsia="FangSong" w:cs="Times New Roman"/>
-          <w:b/>
-          <w:bCs/>
-        </w:rPr>
-        <w:t>环己酮</w:t>
-      </w:r>
-      <w:r>
-        <w:rPr>
-          <w:rFonts w:hint="eastAsia" w:ascii="Times New Roman" w:hAnsi="Times New Roman" w:eastAsia="Times New Roman" w:cs="Times New Roman"/>
-          <w:b/>
-          <w:bCs/>
-        </w:rPr>
-        <w:t>-2-</w:t>
-      </w:r>
-      <w:r>
-        <w:rPr>
-          <w:rFonts w:hint="eastAsia" w:ascii="Times New Roman" w:hAnsi="Times New Roman" w:eastAsia="FangSong" w:cs="Times New Roman"/>
-          <w:b/>
-          <w:bCs/>
-        </w:rPr>
-        <w:t>甲酸</w:t>
-      </w:r>
-      <w:r>
-        <w:rPr>
-          <w:rFonts w:hint="eastAsia" w:ascii="Times New Roman" w:hAnsi="Times New Roman" w:eastAsia="Times New Roman" w:cs="Times New Roman"/>
-        </w:rPr>
-        <w:t>（C</w:t>
-      </w:r>
-      <w:r>
-        <w:rPr>
-          <w:rFonts w:hint="eastAsia" w:ascii="Times New Roman" w:hAnsi="Times New Roman" w:eastAsia="Times New Roman" w:cs="Times New Roman"/>
-          <w:vertAlign w:val="subscript"/>
-        </w:rPr>
-        <w:t>7</w:t>
-      </w:r>
-      <w:r>
-        <w:rPr>
-          <w:rFonts w:hint="eastAsia" w:ascii="Times New Roman" w:hAnsi="Times New Roman" w:eastAsia="Times New Roman" w:cs="Times New Roman"/>
-        </w:rPr>
-        <w:t>H</w:t>
-      </w:r>
-      <w:r>
-        <w:rPr>
-          <w:rFonts w:hint="eastAsia" w:ascii="Times New Roman" w:hAnsi="Times New Roman" w:eastAsia="Times New Roman" w:cs="Times New Roman"/>
-          <w:vertAlign w:val="subscript"/>
-        </w:rPr>
-        <w:t>10</w:t>
-      </w:r>
-      <w:r>
-        <w:rPr>
-          <w:rFonts w:hint="eastAsia" w:ascii="Times New Roman" w:hAnsi="Times New Roman" w:eastAsia="Times New Roman" w:cs="Times New Roman"/>
-        </w:rPr>
-        <w:t>O</w:t>
-      </w:r>
-      <w:r>
-        <w:rPr>
-          <w:rFonts w:hint="eastAsia" w:ascii="Times New Roman" w:hAnsi="Times New Roman" w:eastAsia="Times New Roman" w:cs="Times New Roman"/>
-          <w:vertAlign w:val="subscript"/>
-        </w:rPr>
-        <w:t>3</w:t>
-      </w:r>
-      <w:r>
-        <w:rPr>
-          <w:rFonts w:hint="eastAsia" w:ascii="Times New Roman" w:hAnsi="Times New Roman" w:eastAsia="Times New Roman" w:cs="Times New Roman"/>
-        </w:rPr>
-        <w:t>，</w:t>
-      </w:r>
-      <w:r>
-        <w:rPr>
-          <w:rFonts w:hint="eastAsia" w:ascii="Times New Roman" w:hAnsi="Times New Roman" w:eastAsia="FangSong" w:cs="Times New Roman"/>
-        </w:rPr>
-        <w:t>但分子式是</w:t>
-      </w:r>
-      <w:r>
-        <w:rPr>
-          <w:rFonts w:ascii="Times New Roman" w:hAnsi="Times New Roman" w:eastAsia="Times New Roman" w:cs="Times New Roman"/>
-        </w:rPr>
-        <w:t xml:space="preserve"> </w:t>
-      </w:r>
-      <w:r>
-        <w:rPr>
-          <w:rFonts w:hint="eastAsia" w:ascii="Times New Roman" w:hAnsi="Times New Roman" w:eastAsia="Times New Roman" w:cs="Times New Roman"/>
-        </w:rPr>
-        <w:t>C</w:t>
-      </w:r>
-      <w:r>
-        <w:rPr>
-          <w:rFonts w:hint="eastAsia" w:ascii="Times New Roman" w:hAnsi="Times New Roman" w:eastAsia="Times New Roman" w:cs="Times New Roman"/>
-          <w:vertAlign w:val="subscript"/>
-        </w:rPr>
-        <w:t>7</w:t>
-      </w:r>
-      <w:r>
-        <w:rPr>
-          <w:rFonts w:hint="eastAsia" w:ascii="Times New Roman" w:hAnsi="Times New Roman" w:eastAsia="Times New Roman" w:cs="Times New Roman"/>
-        </w:rPr>
-        <w:t>H</w:t>
-      </w:r>
-      <w:r>
-        <w:rPr>
-          <w:rFonts w:hint="eastAsia" w:ascii="Times New Roman" w:hAnsi="Times New Roman" w:eastAsia="Times New Roman" w:cs="Times New Roman"/>
-          <w:vertAlign w:val="subscript"/>
-        </w:rPr>
-        <w:t>12</w:t>
-      </w:r>
-      <w:r>
-        <w:rPr>
-          <w:rFonts w:hint="eastAsia" w:ascii="Times New Roman" w:hAnsi="Times New Roman" w:eastAsia="Times New Roman" w:cs="Times New Roman"/>
-        </w:rPr>
-        <w:t>O</w:t>
-      </w:r>
-      <w:r>
-        <w:rPr>
-          <w:rFonts w:hint="eastAsia" w:ascii="Times New Roman" w:hAnsi="Times New Roman" w:eastAsia="Times New Roman" w:cs="Times New Roman"/>
-          <w:vertAlign w:val="subscript"/>
-        </w:rPr>
-        <w:t>3</w:t>
-      </w:r>
-      <w:r>
-        <w:rPr>
-          <w:rFonts w:hint="eastAsia" w:ascii="Times New Roman" w:hAnsi="Times New Roman" w:eastAsia="Times New Roman" w:cs="Times New Roman"/>
-        </w:rPr>
-        <w:t>…）</w:t>
-      </w:r>
-    </w:p>
-    <w:p>
-      <w:pPr>
-        <w:pStyle w:val="BodyText"/>
-      </w:pPr>
-      <w:r>
-        <w:rPr>
-          <w:rFonts w:hint="eastAsia" w:ascii="Times New Roman" w:hAnsi="Times New Roman" w:eastAsia="FangSong" w:cs="Times New Roman"/>
-        </w:rPr>
-        <w:t xml:space="preserve">实际上题设</w:t>
-      </w:r>
-      <w:r>
-        <w:rPr>
-          <w:rFonts w:ascii="Times New Roman" w:hAnsi="Times New Roman" w:eastAsia="Times New Roman" w:cs="Times New Roman"/>
-        </w:rPr>
-        <w:t xml:space="preserve"> C</w:t>
-      </w:r>
-      <w:r>
-        <w:rPr>
-          <w:rFonts w:ascii="Times New Roman" w:hAnsi="Times New Roman" w:eastAsia="Times New Roman" w:cs="Times New Roman"/>
-          <w:vertAlign w:val="subscript"/>
-        </w:rPr>
-        <w:t>7</w:t>
-      </w:r>
-      <w:r>
-        <w:rPr>
-          <w:rFonts w:ascii="Times New Roman" w:hAnsi="Times New Roman" w:eastAsia="Times New Roman" w:cs="Times New Roman"/>
-        </w:rPr>
-        <w:t>H</w:t>
-      </w:r>
-      <w:r>
-        <w:rPr>
-          <w:rFonts w:ascii="Times New Roman" w:hAnsi="Times New Roman" w:eastAsia="Times New Roman" w:cs="Times New Roman"/>
-          <w:vertAlign w:val="subscript"/>
-        </w:rPr>
-        <w:t>12</w:t>
-      </w:r>
-      <w:r>
-        <w:rPr>
-          <w:rFonts w:ascii="Times New Roman" w:hAnsi="Times New Roman" w:eastAsia="Times New Roman" w:cs="Times New Roman"/>
-        </w:rPr>
-        <w:t>O</w:t>
-      </w:r>
-      <w:r>
-        <w:rPr>
-          <w:rFonts w:ascii="Times New Roman" w:hAnsi="Times New Roman" w:eastAsia="Times New Roman" w:cs="Times New Roman"/>
-          <w:vertAlign w:val="subscript"/>
-        </w:rPr>
-        <w:t>3</w:t>
-      </w:r>
-      <w:r>
-        <w:rPr>
-          <w:rFonts w:ascii="Times New Roman" w:hAnsi="Times New Roman" w:eastAsia="Times New Roman" w:cs="Times New Roman"/>
-        </w:rPr>
-        <w:t xml:space="preserve"> </w:t>
-      </w:r>
-      <w:r>
-        <w:rPr>
-          <w:rFonts w:hint="eastAsia" w:ascii="Times New Roman" w:hAnsi="Times New Roman" w:eastAsia="FangSong" w:cs="Times New Roman"/>
-        </w:rPr>
-        <w:t>可能有饱和问题</w:t>
-      </w:r>
-      <w:r>
-        <w:rPr>
-          <w:rFonts w:hint="eastAsia" w:ascii="Times New Roman" w:hAnsi="Times New Roman" w:eastAsia="Times New Roman" w:cs="Times New Roman"/>
-        </w:rPr>
-        <w:t>，</w:t>
-      </w:r>
-      <w:r>
-        <w:rPr>
-          <w:rFonts w:hint="eastAsia" w:ascii="Times New Roman" w:hAnsi="Times New Roman" w:eastAsia="FangSong" w:cs="Times New Roman"/>
-        </w:rPr>
-        <w:t>但核心推理路线为</w:t>
-      </w:r>
-      <w:r>
-        <w:rPr>
-          <w:rFonts w:hint="eastAsia" w:ascii="Times New Roman" w:hAnsi="Times New Roman" w:eastAsia="Times New Roman" w:cs="Times New Roman"/>
-        </w:rPr>
-        <w:t>：</w:t>
-      </w:r>
-      <w:r>
-        <w:rPr>
-          <w:rFonts w:ascii="Times New Roman" w:hAnsi="Times New Roman" w:eastAsia="Times New Roman" w:cs="Times New Roman"/>
-        </w:rPr>
-        <w:t xml:space="preserve"> </w:t>
-      </w:r>
-      <w:r>
-        <w:rPr>
-          <w:rFonts w:hint="eastAsia" w:ascii="Times New Roman" w:hAnsi="Times New Roman" w:eastAsia="FangSong" w:cs="Times New Roman"/>
-        </w:rPr>
-        <w:t xml:space="preserve">某前体</w:t>
-      </w:r>
-      <w:r>
-        <w:rPr>
-          <w:rFonts w:ascii="Times New Roman" w:hAnsi="Times New Roman" w:eastAsia="Times New Roman" w:cs="Times New Roman"/>
-        </w:rPr>
-        <w:t xml:space="preserve"> → </w:t>
-      </w:r>
-      <w:r>
-        <w:rPr>
-          <w:rFonts w:hint="eastAsia" w:ascii="Times New Roman" w:hAnsi="Times New Roman" w:eastAsia="Times New Roman" w:cs="Times New Roman"/>
-        </w:rPr>
-        <w:t>α-</w:t>
-      </w:r>
-      <w:r>
-        <w:rPr>
-          <w:rFonts w:hint="eastAsia" w:ascii="Times New Roman" w:hAnsi="Times New Roman" w:eastAsia="FangSong" w:cs="Times New Roman"/>
-        </w:rPr>
-        <w:t>卤代环己酮</w:t>
-      </w:r>
-      <w:r>
-        <w:rPr>
-          <w:rFonts w:hint="eastAsia" w:ascii="Times New Roman" w:hAnsi="Times New Roman" w:eastAsia="Times New Roman" w:cs="Times New Roman"/>
-        </w:rPr>
-        <w:t>（Favorskii</w:t>
-      </w:r>
-      <w:r>
-        <w:rPr>
-          <w:rFonts w:ascii="Times New Roman" w:hAnsi="Times New Roman" w:eastAsia="Times New Roman" w:cs="Times New Roman"/>
-        </w:rPr>
-        <w:t xml:space="preserve"> </w:t>
-      </w:r>
-      <w:r>
-        <w:rPr>
-          <w:rFonts w:hint="eastAsia" w:ascii="Times New Roman" w:hAnsi="Times New Roman" w:eastAsia="FangSong" w:cs="Times New Roman"/>
-        </w:rPr>
-        <w:t>缩环</w:t>
-      </w:r>
-      <w:r>
-        <w:rPr>
-          <w:rFonts w:hint="eastAsia" w:ascii="Times New Roman" w:hAnsi="Times New Roman" w:eastAsia="Times New Roman" w:cs="Times New Roman"/>
-        </w:rPr>
-        <w:t>？）</w:t>
-      </w:r>
-      <w:r>
-        <w:rPr>
-          <w:rFonts w:hint="eastAsia" w:ascii="Times New Roman" w:hAnsi="Times New Roman" w:eastAsia="FangSong" w:cs="Times New Roman"/>
-        </w:rPr>
-        <w:t>或其它</w:t>
-      </w:r>
-      <w:r>
-        <w:rPr>
-          <w:rFonts w:ascii="Times New Roman" w:hAnsi="Times New Roman" w:eastAsia="Times New Roman" w:cs="Times New Roman"/>
-        </w:rPr>
-        <w:t xml:space="preserve"> </w:t>
-      </w:r>
-      <w:r>
-        <w:rPr>
-          <w:rFonts w:hint="eastAsia" w:ascii="Times New Roman" w:hAnsi="Times New Roman" w:eastAsia="FangSong" w:cs="Times New Roman"/>
-        </w:rPr>
-        <w:t>由于题目为综合设计</w:t>
-      </w:r>
-      <w:r>
-        <w:rPr>
-          <w:rFonts w:hint="eastAsia" w:ascii="Times New Roman" w:hAnsi="Times New Roman" w:eastAsia="Times New Roman" w:cs="Times New Roman"/>
-        </w:rPr>
-        <w:t>，</w:t>
-      </w:r>
-      <w:r>
-        <w:rPr>
-          <w:rFonts w:hint="eastAsia" w:ascii="Times New Roman" w:hAnsi="Times New Roman" w:eastAsia="FangSong" w:cs="Times New Roman"/>
-        </w:rPr>
-        <w:t>核心目的是训练</w:t>
+        <w:t>Curtius/Hofmann——</w:t>
+      </w:r>
+      <w:r>
+        <w:rPr>
+          <w:rFonts w:hint="eastAsia" w:ascii="Times New Roman" w:hAnsi="Times New Roman" w:eastAsia="FangSong" w:cs="Times New Roman"/>
+        </w:rPr>
+        <w:t>都用</w:t>
       </w:r>
       <w:r>
         <w:rPr>
@@ -31476,346 +31601,19 @@
         <w:rPr>
           <w:rFonts w:hint="eastAsia" w:ascii="Times New Roman" w:hAnsi="Times New Roman" w:eastAsia="FangSong" w:cs="Times New Roman"/>
         </w:rPr>
-        <w:t>从产物倒推</w:t>
-      </w:r>
-      <w:r>
-        <w:rPr>
-          <w:rFonts w:hint="eastAsia" w:ascii="Times New Roman" w:hAnsi="Times New Roman" w:eastAsia="Times New Roman" w:cs="Times New Roman"/>
-        </w:rPr>
-        <w:t>——</w:t>
-      </w:r>
-      <w:r>
-        <w:rPr>
-          <w:rFonts w:hint="eastAsia" w:ascii="Times New Roman" w:hAnsi="Times New Roman" w:eastAsia="FangSong" w:cs="Times New Roman"/>
-        </w:rPr>
-        <w:t>看到内酰胺反推</w:t>
-      </w:r>
-      <w:r>
-        <w:rPr>
-          <w:rFonts w:ascii="Times New Roman" w:hAnsi="Times New Roman" w:eastAsia="Times New Roman" w:cs="Times New Roman"/>
-        </w:rPr>
-        <w:t xml:space="preserve"> </w:t>
-      </w:r>
-      <w:r>
-        <w:rPr>
-          <w:rFonts w:hint="eastAsia" w:ascii="Times New Roman" w:hAnsi="Times New Roman" w:eastAsia="Times New Roman" w:cs="Times New Roman"/>
-        </w:rPr>
-        <w:t>Beckmann，</w:t>
-      </w:r>
-      <w:r>
-        <w:rPr>
-          <w:rFonts w:hint="eastAsia" w:ascii="Times New Roman" w:hAnsi="Times New Roman" w:eastAsia="FangSong" w:cs="Times New Roman"/>
-        </w:rPr>
-        <w:t>看到肟反推羰基</w:t>
-      </w:r>
-      <w:r>
-        <w:rPr>
-          <w:rFonts w:hint="eastAsia" w:ascii="Times New Roman" w:hAnsi="Times New Roman" w:eastAsia="Times New Roman" w:cs="Times New Roman"/>
-        </w:rPr>
-        <w:t>”。</w:t>
-      </w:r>
-    </w:p>
-    <w:p>
-      <w:pPr>
-        <w:pStyle w:val="BodyText"/>
-      </w:pPr>
-      <w:r>
-        <w:rPr>
-          <w:rFonts w:hint="eastAsia" w:ascii="Times New Roman" w:hAnsi="Times New Roman" w:eastAsia="FangSong" w:cs="Times New Roman"/>
-          <w:b/>
-          <w:bCs/>
-        </w:rPr>
-        <w:t>答案</w:t>
-      </w:r>
-      <w:r>
-        <w:rPr>
-          <w:rFonts w:hint="eastAsia" w:ascii="Times New Roman" w:hAnsi="Times New Roman" w:eastAsia="Times New Roman" w:cs="Times New Roman"/>
-          <w:b/>
-          <w:bCs/>
-        </w:rPr>
-        <w:t>（</w:t>
-      </w:r>
-      <w:r>
-        <w:rPr>
-          <w:rFonts w:hint="eastAsia" w:ascii="Times New Roman" w:hAnsi="Times New Roman" w:eastAsia="FangSong" w:cs="Times New Roman"/>
-          <w:b/>
-          <w:bCs/>
-        </w:rPr>
-        <w:t>简化版</w:t>
-      </w:r>
-      <w:r>
-        <w:rPr>
-          <w:rFonts w:hint="eastAsia" w:ascii="Times New Roman" w:hAnsi="Times New Roman" w:eastAsia="Times New Roman" w:cs="Times New Roman"/>
-          <w:b/>
-          <w:bCs/>
-        </w:rPr>
-        <w:t>）</w:t>
-      </w:r>
-      <w:r>
-        <w:rPr>
-          <w:rFonts w:hint="eastAsia" w:ascii="Times New Roman" w:hAnsi="Times New Roman" w:eastAsia="Times New Roman" w:cs="Times New Roman"/>
-        </w:rPr>
-        <w:t xml:space="preserve">：</w:t>
-      </w:r>
-      <w:r>
-        <w:rPr>
-          <w:rFonts w:ascii="Times New Roman" w:hAnsi="Times New Roman" w:eastAsia="Times New Roman" w:cs="Times New Roman"/>
-        </w:rPr>
-        <w:t xml:space="preserve"> </w:t>
-      </w:r>
-      <w:r>
-        <w:rPr>
-          <w:rFonts w:ascii="Times New Roman" w:hAnsi="Times New Roman" w:eastAsia="Times New Roman" w:cs="Times New Roman"/>
-        </w:rPr>
-        <w:t xml:space="preserve">- C = </w:t>
-      </w:r>
-      <w:r>
-        <w:rPr>
-          <w:rFonts w:hint="eastAsia" w:ascii="Times New Roman" w:hAnsi="Times New Roman" w:eastAsia="FangSong" w:cs="Times New Roman"/>
-        </w:rPr>
-        <w:t>环己酮</w:t>
-      </w:r>
-      <w:r>
-        <w:rPr>
-          <w:rFonts w:hint="eastAsia" w:ascii="Times New Roman" w:hAnsi="Times New Roman" w:eastAsia="Times New Roman" w:cs="Times New Roman"/>
-        </w:rPr>
-        <w:t>（</w:t>
-      </w:r>
-      <w:r>
-        <w:rPr>
-          <w:rFonts w:hint="eastAsia" w:ascii="Times New Roman" w:hAnsi="Times New Roman" w:eastAsia="FangSong" w:cs="Times New Roman"/>
-        </w:rPr>
-        <w:t>从</w:t>
-      </w:r>
-      <w:r>
-        <w:rPr>
-          <w:rFonts w:ascii="Times New Roman" w:hAnsi="Times New Roman" w:eastAsia="Times New Roman" w:cs="Times New Roman"/>
-        </w:rPr>
-        <w:t xml:space="preserve"> E </w:t>
-      </w:r>
-      <w:r>
-        <w:rPr>
-          <w:rFonts w:hint="eastAsia" w:ascii="Times New Roman" w:hAnsi="Times New Roman" w:eastAsia="FangSong" w:cs="Times New Roman"/>
-        </w:rPr>
-        <w:t>反推</w:t>
-      </w:r>
-      <w:r>
-        <w:rPr>
-          <w:rFonts w:hint="eastAsia" w:ascii="Times New Roman" w:hAnsi="Times New Roman" w:eastAsia="Times New Roman" w:cs="Times New Roman"/>
-        </w:rPr>
-        <w:t>）</w:t>
-      </w:r>
-      <w:r>
-        <w:rPr>
-          <w:rFonts w:ascii="Times New Roman" w:hAnsi="Times New Roman" w:eastAsia="Times New Roman" w:cs="Times New Roman"/>
-        </w:rPr>
-        <w:t xml:space="preserve"> </w:t>
-      </w:r>
-      <w:r>
-        <w:rPr>
-          <w:rFonts w:ascii="Times New Roman" w:hAnsi="Times New Roman" w:eastAsia="Times New Roman" w:cs="Times New Roman"/>
-        </w:rPr>
-        <w:t xml:space="preserve">- D = </w:t>
-      </w:r>
-      <w:r>
-        <w:rPr>
-          <w:rFonts w:hint="eastAsia" w:ascii="Times New Roman" w:hAnsi="Times New Roman" w:eastAsia="FangSong" w:cs="Times New Roman"/>
-        </w:rPr>
-        <w:t xml:space="preserve">环己酮肟</w:t>
-      </w:r>
-      <w:r>
-        <w:rPr>
-          <w:rFonts w:ascii="Times New Roman" w:hAnsi="Times New Roman" w:eastAsia="Times New Roman" w:cs="Times New Roman"/>
-        </w:rPr>
-        <w:t xml:space="preserve"> </w:t>
-      </w:r>
-      <w:r>
-        <w:rPr>
-          <w:rFonts w:ascii="Times New Roman" w:hAnsi="Times New Roman" w:eastAsia="Times New Roman" w:cs="Times New Roman"/>
-        </w:rPr>
-        <w:t xml:space="preserve">- E = </w:t>
-      </w:r>
-      <w:r>
-        <w:rPr>
-          <w:rFonts w:hint="eastAsia" w:ascii="Times New Roman" w:hAnsi="Times New Roman" w:eastAsia="FangSong" w:cs="Times New Roman"/>
-        </w:rPr>
-        <w:t>己内酰胺</w:t>
-      </w:r>
-      <w:r>
-        <w:rPr>
-          <w:rFonts w:hint="eastAsia" w:ascii="Times New Roman" w:hAnsi="Times New Roman" w:eastAsia="Times New Roman" w:cs="Times New Roman"/>
-        </w:rPr>
-        <w:t>（Beckmann</w:t>
-      </w:r>
-      <w:r>
-        <w:rPr>
-          <w:rFonts w:ascii="Times New Roman" w:hAnsi="Times New Roman" w:eastAsia="Times New Roman" w:cs="Times New Roman"/>
-        </w:rPr>
-        <w:t xml:space="preserve"> </w:t>
-      </w:r>
-      <w:r>
-        <w:rPr>
-          <w:rFonts w:hint="eastAsia" w:ascii="Times New Roman" w:hAnsi="Times New Roman" w:eastAsia="FangSong" w:cs="Times New Roman"/>
-        </w:rPr>
-        <w:t>重排产物</w:t>
-      </w:r>
-      <w:r>
-        <w:rPr>
-          <w:rFonts w:hint="eastAsia" w:ascii="Times New Roman" w:hAnsi="Times New Roman" w:eastAsia="Times New Roman" w:cs="Times New Roman"/>
-        </w:rPr>
-        <w:t>）</w:t>
-      </w:r>
-    </w:p>
-    <w:p>
-      <w:pPr>
-        <w:pStyle w:val="BodyText"/>
-      </w:pPr>
-      <w:r>
-        <w:rPr>
-          <w:rFonts w:hint="eastAsia" w:ascii="Times New Roman" w:hAnsi="Times New Roman" w:eastAsia="FangSong" w:cs="Times New Roman"/>
-          <w:b/>
-          <w:bCs/>
-        </w:rPr>
-        <w:t xml:space="preserve">反思</w:t>
-      </w:r>
-      <w:r>
-        <w:rPr>
-          <w:rFonts w:hint="eastAsia" w:ascii="Times New Roman" w:hAnsi="Times New Roman" w:eastAsia="Times New Roman" w:cs="Times New Roman"/>
-        </w:rPr>
-        <w:t>：</w:t>
-      </w:r>
-      <w:r>
-        <w:rPr>
-          <w:rFonts w:hint="eastAsia" w:ascii="Times New Roman" w:hAnsi="Times New Roman" w:eastAsia="FangSong" w:cs="Times New Roman"/>
-        </w:rPr>
-        <w:t>竞赛题中的重排往往不是孤立出现的</w:t>
-      </w:r>
-      <w:r>
-        <w:rPr>
-          <w:rFonts w:hint="eastAsia" w:ascii="Times New Roman" w:hAnsi="Times New Roman" w:eastAsia="Times New Roman" w:cs="Times New Roman"/>
-        </w:rPr>
-        <w:t>。</w:t>
-      </w:r>
-      <w:r>
-        <w:rPr>
-          <w:rFonts w:hint="eastAsia" w:ascii="Times New Roman" w:hAnsi="Times New Roman" w:eastAsia="FangSong" w:cs="Times New Roman"/>
-        </w:rPr>
-        <w:t>看到内酰胺</w:t>
-      </w:r>
-      <w:r>
-        <w:rPr>
-          <w:rFonts w:ascii="Times New Roman" w:hAnsi="Times New Roman" w:eastAsia="Times New Roman" w:cs="Times New Roman"/>
-        </w:rPr>
-        <w:t xml:space="preserve"> → </w:t>
-      </w:r>
-      <w:r>
-        <w:rPr>
-          <w:rFonts w:hint="eastAsia" w:ascii="Times New Roman" w:hAnsi="Times New Roman" w:eastAsia="FangSong" w:cs="Times New Roman"/>
-        </w:rPr>
-        <w:t xml:space="preserve">反推</w:t>
-      </w:r>
-      <w:r>
-        <w:rPr>
-          <w:rFonts w:ascii="Times New Roman" w:hAnsi="Times New Roman" w:eastAsia="Times New Roman" w:cs="Times New Roman"/>
-        </w:rPr>
-        <w:t xml:space="preserve"> </w:t>
-      </w:r>
-      <w:r>
-        <w:rPr>
-          <w:rFonts w:hint="eastAsia" w:ascii="Times New Roman" w:hAnsi="Times New Roman" w:eastAsia="Times New Roman" w:cs="Times New Roman"/>
-        </w:rPr>
-        <w:t>Beckmann；</w:t>
-      </w:r>
-      <w:r>
-        <w:rPr>
-          <w:rFonts w:hint="eastAsia" w:ascii="Times New Roman" w:hAnsi="Times New Roman" w:eastAsia="FangSong" w:cs="Times New Roman"/>
-        </w:rPr>
-        <w:t>看到肟</w:t>
-      </w:r>
-      <w:r>
-        <w:rPr>
-          <w:rFonts w:ascii="Times New Roman" w:hAnsi="Times New Roman" w:eastAsia="Times New Roman" w:cs="Times New Roman"/>
-        </w:rPr>
-        <w:t xml:space="preserve"> → </w:t>
-      </w:r>
-      <w:r>
-        <w:rPr>
-          <w:rFonts w:hint="eastAsia" w:ascii="Times New Roman" w:hAnsi="Times New Roman" w:eastAsia="FangSong" w:cs="Times New Roman"/>
-        </w:rPr>
-        <w:t>反推酮</w:t>
-      </w:r>
-      <w:r>
-        <w:rPr>
-          <w:rFonts w:hint="eastAsia" w:ascii="Times New Roman" w:hAnsi="Times New Roman" w:eastAsia="Times New Roman" w:cs="Times New Roman"/>
-        </w:rPr>
-        <w:t>；</w:t>
-      </w:r>
-      <w:r>
-        <w:rPr>
-          <w:rFonts w:hint="eastAsia" w:ascii="Times New Roman" w:hAnsi="Times New Roman" w:eastAsia="FangSong" w:cs="Times New Roman"/>
-        </w:rPr>
-        <w:t>再从</w:t>
-      </w:r>
-      <w:r>
-        <w:rPr>
-          <w:rFonts w:ascii="Times New Roman" w:hAnsi="Times New Roman" w:eastAsia="Times New Roman" w:cs="Times New Roman"/>
-        </w:rPr>
-        <w:t xml:space="preserve"> CO</w:t>
-      </w:r>
-      <w:r>
-        <w:rPr>
-          <w:rFonts w:ascii="Times New Roman" w:hAnsi="Times New Roman" w:eastAsia="Times New Roman" w:cs="Times New Roman"/>
-          <w:vertAlign w:val="subscript"/>
-        </w:rPr>
-        <w:t>2</w:t>
-      </w:r>
-      <w:r>
-        <w:rPr>
-          <w:rFonts w:ascii="Times New Roman" w:hAnsi="Times New Roman" w:eastAsia="Times New Roman" w:cs="Times New Roman"/>
-        </w:rPr>
-        <w:t xml:space="preserve"> </w:t>
-      </w:r>
-      <w:r>
-        <w:rPr>
-          <w:rFonts w:hint="eastAsia" w:ascii="Times New Roman" w:hAnsi="Times New Roman" w:eastAsia="FangSong" w:cs="Times New Roman"/>
-        </w:rPr>
-        <w:t>的失去判断缩合</w:t>
-      </w:r>
-      <w:r>
-        <w:rPr>
-          <w:rFonts w:hint="eastAsia" w:ascii="Times New Roman" w:hAnsi="Times New Roman" w:eastAsia="Times New Roman" w:cs="Times New Roman"/>
-        </w:rPr>
-        <w:t>/</w:t>
-      </w:r>
-      <w:r>
-        <w:rPr>
-          <w:rFonts w:hint="eastAsia" w:ascii="Times New Roman" w:hAnsi="Times New Roman" w:eastAsia="FangSong" w:cs="Times New Roman"/>
-        </w:rPr>
-        <w:t>脱羧过程</w:t>
-      </w:r>
-      <w:r>
-        <w:rPr>
-          <w:rFonts w:hint="eastAsia" w:ascii="Times New Roman" w:hAnsi="Times New Roman" w:eastAsia="Times New Roman" w:cs="Times New Roman"/>
-        </w:rPr>
-        <w:t>。</w:t>
-      </w:r>
-      <w:r>
-        <w:rPr>
-          <w:rFonts w:hint="eastAsia" w:ascii="Times New Roman" w:hAnsi="Times New Roman" w:eastAsia="FangSong" w:cs="Times New Roman"/>
-        </w:rPr>
-        <w:t>重排题要善用</w:t>
-      </w:r>
-      <w:r>
-        <w:rPr>
-          <w:rFonts w:hint="eastAsia" w:ascii="Times New Roman" w:hAnsi="Times New Roman" w:eastAsia="Times New Roman" w:cs="Times New Roman"/>
-        </w:rPr>
-        <w:t>”</w:t>
-      </w:r>
-      <w:r>
-        <w:rPr>
-          <w:rFonts w:hint="eastAsia" w:ascii="Times New Roman" w:hAnsi="Times New Roman" w:eastAsia="FangSong" w:cs="Times New Roman"/>
-        </w:rPr>
-        <w:t>从产物倒推</w:t>
+        <w:t>模板识别</w:t>
+      </w:r>
+      <w:r>
+        <w:rPr>
+          <w:rFonts w:hint="eastAsia" w:ascii="Times New Roman" w:hAnsi="Times New Roman" w:eastAsia="Times New Roman" w:cs="Times New Roman"/>
+        </w:rPr>
+        <w:t>→</w:t>
+      </w:r>
+      <w:r>
+        <w:rPr>
+          <w:rFonts w:hint="eastAsia" w:ascii="Times New Roman" w:hAnsi="Times New Roman" w:eastAsia="FangSong" w:cs="Times New Roman"/>
+        </w:rPr>
+        <w:t>产物倒推</w:t>
       </w:r>
       <w:r>
         <w:rPr>
@@ -34161,7 +33959,7 @@
         <w:pStyle w:val="Compact"/>
         <w:numPr>
           <w:ilvl w:val="0"/>
-          <w:numId w:val="1021"/>
+          <w:numId w:val="1022"/>
         </w:numPr>
       </w:pPr>
       <w:r>
@@ -34176,131 +33974,11 @@
         <w:pStyle w:val="Compact"/>
         <w:numPr>
           <w:ilvl w:val="1"/>
-          <w:numId w:val="1022"/>
-        </w:numPr>
-      </w:pPr>
-      <w:r>
-        <w:rPr>
-          <w:rFonts w:ascii="Times New Roman" w:hAnsi="Times New Roman" w:eastAsia="Times New Roman" w:cs="Times New Roman"/>
-        </w:rPr>
-        <w:t xml:space="preserve">Step </w:t>
-      </w:r>
-      <w:r>
-        <w:rPr>
-          <w:rFonts w:hint="eastAsia" w:ascii="Times New Roman" w:hAnsi="Times New Roman" w:eastAsia="Times New Roman" w:cs="Times New Roman"/>
-        </w:rPr>
-        <w:t>1：</w:t>
-      </w:r>
-      <w:r>
-        <w:rPr>
-          <w:rFonts w:hint="eastAsia" w:ascii="Times New Roman" w:hAnsi="Times New Roman" w:eastAsia="FangSong" w:cs="Times New Roman"/>
-        </w:rPr>
-        <w:t>是不是重排题</w:t>
-      </w:r>
-      <w:r>
-        <w:rPr>
-          <w:rFonts w:hint="eastAsia" w:ascii="Times New Roman" w:hAnsi="Times New Roman" w:eastAsia="Times New Roman" w:cs="Times New Roman"/>
-        </w:rPr>
-        <w:t>？</w:t>
-      </w:r>
-    </w:p>
-    <w:p>
-      <w:pPr>
-        <w:pStyle w:val="Compact"/>
-        <w:numPr>
-          <w:ilvl w:val="2"/>
           <w:numId w:val="1023"/>
         </w:numPr>
       </w:pPr>
       <w:r>
         <w:rPr>
-          <w:rFonts w:hint="eastAsia" w:ascii="Times New Roman" w:hAnsi="Times New Roman" w:eastAsia="FangSong" w:cs="Times New Roman"/>
-        </w:rPr>
-        <w:t>检查是否有</w:t>
-      </w:r>
-      <w:r>
-        <w:rPr>
-          <w:rFonts w:hint="eastAsia" w:ascii="Times New Roman" w:hAnsi="Times New Roman" w:eastAsia="Times New Roman" w:cs="Times New Roman"/>
-        </w:rPr>
-        <w:t>：</w:t>
-      </w:r>
-      <w:r>
-        <w:rPr>
-          <w:rFonts w:hint="eastAsia" w:ascii="Times New Roman" w:hAnsi="Times New Roman" w:eastAsia="FangSong" w:cs="Times New Roman"/>
-        </w:rPr>
-        <w:t>扩环</w:t>
-      </w:r>
-      <w:r>
-        <w:rPr>
-          <w:rFonts w:hint="eastAsia" w:ascii="Times New Roman" w:hAnsi="Times New Roman" w:eastAsia="Times New Roman" w:cs="Times New Roman"/>
-        </w:rPr>
-        <w:t>/</w:t>
-      </w:r>
-      <w:r>
-        <w:rPr>
-          <w:rFonts w:hint="eastAsia" w:ascii="Times New Roman" w:hAnsi="Times New Roman" w:eastAsia="FangSong" w:cs="Times New Roman"/>
-        </w:rPr>
-        <w:t>缩环</w:t>
-      </w:r>
-      <w:r>
-        <w:rPr>
-          <w:rFonts w:hint="eastAsia" w:ascii="Times New Roman" w:hAnsi="Times New Roman" w:eastAsia="Times New Roman" w:cs="Times New Roman"/>
-        </w:rPr>
-        <w:t>/</w:t>
-      </w:r>
-      <w:r>
-        <w:rPr>
-          <w:rFonts w:hint="eastAsia" w:ascii="Times New Roman" w:hAnsi="Times New Roman" w:eastAsia="FangSong" w:cs="Times New Roman"/>
-        </w:rPr>
-        <w:t>插</w:t>
-      </w:r>
-      <w:r>
-        <w:rPr>
-          <w:rFonts w:hint="eastAsia" w:ascii="Times New Roman" w:hAnsi="Times New Roman" w:eastAsia="Times New Roman" w:cs="Times New Roman"/>
-        </w:rPr>
-        <w:t>O</w:t>
-      </w:r>
-      <w:r>
-        <w:rPr>
-          <w:rFonts w:hint="eastAsia" w:ascii="Times New Roman" w:hAnsi="Times New Roman" w:eastAsia="FangSong" w:cs="Times New Roman"/>
-        </w:rPr>
-        <w:t>插</w:t>
-      </w:r>
-      <w:r>
-        <w:rPr>
-          <w:rFonts w:hint="eastAsia" w:ascii="Times New Roman" w:hAnsi="Times New Roman" w:eastAsia="Times New Roman" w:cs="Times New Roman"/>
-        </w:rPr>
-        <w:t>N/</w:t>
-      </w:r>
-      <w:r>
-        <w:rPr>
-          <w:rFonts w:hint="eastAsia" w:ascii="Times New Roman" w:hAnsi="Times New Roman" w:eastAsia="FangSong" w:cs="Times New Roman"/>
-        </w:rPr>
-        <w:t>骨架换位</w:t>
-      </w:r>
-      <w:r>
-        <w:rPr>
-          <w:rFonts w:hint="eastAsia" w:ascii="Times New Roman" w:hAnsi="Times New Roman" w:eastAsia="Times New Roman" w:cs="Times New Roman"/>
-        </w:rPr>
-        <w:t>/</w:t>
-      </w:r>
-      <w:r>
-        <w:rPr>
-          <w:rFonts w:hint="eastAsia" w:ascii="Times New Roman" w:hAnsi="Times New Roman" w:eastAsia="FangSong" w:cs="Times New Roman"/>
-        </w:rPr>
-        <w:t>分子式不变但键重组</w:t>
-      </w:r>
-    </w:p>
-    <w:p>
-      <w:pPr>
-        <w:pStyle w:val="Compact"/>
-        <w:numPr>
-          <w:ilvl w:val="1"/>
-          <w:numId w:val="1022"/>
-        </w:numPr>
-      </w:pPr>
-      <w:r>
-        <w:rPr>
           <w:rFonts w:ascii="Times New Roman" w:hAnsi="Times New Roman" w:eastAsia="Times New Roman" w:cs="Times New Roman"/>
         </w:rPr>
         <w:t xml:space="preserve">Step </w:t>
@@ -34309,31 +33987,19 @@
         <w:rPr>
           <w:rFonts w:hint="eastAsia" w:ascii="Times New Roman" w:hAnsi="Times New Roman" w:eastAsia="Times New Roman" w:cs="Times New Roman"/>
         </w:rPr>
-        <w:t>2：</w:t>
-      </w:r>
-      <w:r>
-        <w:rPr>
-          <w:rFonts w:hint="eastAsia" w:ascii="Times New Roman" w:hAnsi="Times New Roman" w:eastAsia="FangSong" w:cs="Times New Roman"/>
-        </w:rPr>
-        <w:t>认底物模板</w:t>
-      </w:r>
-      <w:r>
-        <w:rPr>
-          <w:rFonts w:hint="eastAsia" w:ascii="Times New Roman" w:hAnsi="Times New Roman" w:eastAsia="Times New Roman" w:cs="Times New Roman"/>
-        </w:rPr>
-        <w:t>（</w:t>
-      </w:r>
-      <w:r>
-        <w:rPr>
-          <w:rFonts w:hint="eastAsia" w:ascii="Times New Roman" w:hAnsi="Times New Roman" w:eastAsia="FangSong" w:cs="Times New Roman"/>
-        </w:rPr>
-        <w:t>四大家族</w:t>
-      </w:r>
-      <w:r>
-        <w:rPr>
-          <w:rFonts w:hint="eastAsia" w:ascii="Times New Roman" w:hAnsi="Times New Roman" w:eastAsia="Times New Roman" w:cs="Times New Roman"/>
-        </w:rPr>
-        <w:t>）</w:t>
+        <w:t>1：</w:t>
+      </w:r>
+      <w:r>
+        <w:rPr>
+          <w:rFonts w:hint="eastAsia" w:ascii="Times New Roman" w:hAnsi="Times New Roman" w:eastAsia="FangSong" w:cs="Times New Roman"/>
+        </w:rPr>
+        <w:t>是不是重排题</w:t>
+      </w:r>
+      <w:r>
+        <w:rPr>
+          <w:rFonts w:hint="eastAsia" w:ascii="Times New Roman" w:hAnsi="Times New Roman" w:eastAsia="Times New Roman" w:cs="Times New Roman"/>
+        </w:rPr>
+        <w:t>？</w:t>
       </w:r>
     </w:p>
     <w:p>
@@ -34348,192 +34014,124 @@
         <w:rPr>
           <w:rFonts w:hint="eastAsia" w:ascii="Times New Roman" w:hAnsi="Times New Roman" w:eastAsia="FangSong" w:cs="Times New Roman"/>
         </w:rPr>
-        <w:t xml:space="preserve">邻二醇</w:t>
-      </w:r>
-      <w:r>
-        <w:rPr>
-          <w:rFonts w:ascii="Times New Roman" w:hAnsi="Times New Roman" w:eastAsia="Times New Roman" w:cs="Times New Roman"/>
-        </w:rPr>
-        <w:t xml:space="preserve"> / </w:t>
-      </w:r>
-      <w:r>
-        <w:rPr>
-          <w:rFonts w:hint="eastAsia" w:ascii="Times New Roman" w:hAnsi="Times New Roman" w:eastAsia="FangSong" w:cs="Times New Roman"/>
-        </w:rPr>
-        <w:t>可形成</w:t>
-      </w:r>
-      <w:r>
-        <w:rPr>
-          <w:rFonts w:hint="eastAsia" w:ascii="Times New Roman" w:hAnsi="Times New Roman" w:eastAsia="Times New Roman" w:cs="Times New Roman"/>
-        </w:rPr>
-        <w:t>C</w:t>
-      </w:r>
-      <w:r>
-        <w:rPr>
-          <w:rFonts w:hint="eastAsia" w:ascii="Times New Roman" w:hAnsi="Times New Roman" w:eastAsia="Times New Roman" w:cs="Times New Roman"/>
-          <w:vertAlign w:val="superscript"/>
-        </w:rPr>
-        <w:t>+</w:t>
-      </w:r>
-      <w:r>
-        <w:rPr>
-          <w:rFonts w:hint="eastAsia" w:ascii="Times New Roman" w:hAnsi="Times New Roman" w:eastAsia="FangSong" w:cs="Times New Roman"/>
-        </w:rPr>
-        <w:t>的底物</w:t>
-      </w:r>
-      <w:r>
-        <w:rPr>
-          <w:rFonts w:ascii="Times New Roman" w:hAnsi="Times New Roman" w:eastAsia="Times New Roman" w:cs="Times New Roman"/>
-        </w:rPr>
-        <w:t xml:space="preserve"> → </w:t>
-      </w:r>
-      <w:r>
-        <w:rPr>
-          <w:rFonts w:hint="eastAsia" w:ascii="Times New Roman" w:hAnsi="Times New Roman" w:eastAsia="FangSong" w:cs="Times New Roman"/>
-        </w:rPr>
-        <w:t xml:space="preserve">家族</w:t>
-      </w:r>
-      <w:r>
-        <w:rPr>
-          <w:rFonts w:ascii="Times New Roman" w:hAnsi="Times New Roman" w:eastAsia="Times New Roman" w:cs="Times New Roman"/>
-        </w:rPr>
-        <w:t xml:space="preserve"> </w:t>
-      </w:r>
-      <w:r>
-        <w:rPr>
-          <w:rFonts w:hint="eastAsia" w:ascii="Times New Roman" w:hAnsi="Times New Roman" w:eastAsia="Times New Roman" w:cs="Times New Roman"/>
-        </w:rPr>
-        <w:t>I（</w:t>
-      </w:r>
-      <w:r>
-        <w:rPr>
-          <w:rFonts w:hint="eastAsia" w:ascii="Times New Roman" w:hAnsi="Times New Roman" w:eastAsia="FangSong" w:cs="Times New Roman"/>
-        </w:rPr>
-        <w:t>碳正离子型</w:t>
-      </w:r>
-      <w:r>
-        <w:rPr>
-          <w:rFonts w:hint="eastAsia" w:ascii="Times New Roman" w:hAnsi="Times New Roman" w:eastAsia="Times New Roman" w:cs="Times New Roman"/>
-        </w:rPr>
-        <w:t>）</w:t>
+        <w:t>检查是否有</w:t>
+      </w:r>
+      <w:r>
+        <w:rPr>
+          <w:rFonts w:hint="eastAsia" w:ascii="Times New Roman" w:hAnsi="Times New Roman" w:eastAsia="Times New Roman" w:cs="Times New Roman"/>
+        </w:rPr>
+        <w:t>：</w:t>
+      </w:r>
+      <w:r>
+        <w:rPr>
+          <w:rFonts w:hint="eastAsia" w:ascii="Times New Roman" w:hAnsi="Times New Roman" w:eastAsia="FangSong" w:cs="Times New Roman"/>
+        </w:rPr>
+        <w:t>扩环</w:t>
+      </w:r>
+      <w:r>
+        <w:rPr>
+          <w:rFonts w:hint="eastAsia" w:ascii="Times New Roman" w:hAnsi="Times New Roman" w:eastAsia="Times New Roman" w:cs="Times New Roman"/>
+        </w:rPr>
+        <w:t>/</w:t>
+      </w:r>
+      <w:r>
+        <w:rPr>
+          <w:rFonts w:hint="eastAsia" w:ascii="Times New Roman" w:hAnsi="Times New Roman" w:eastAsia="FangSong" w:cs="Times New Roman"/>
+        </w:rPr>
+        <w:t>缩环</w:t>
+      </w:r>
+      <w:r>
+        <w:rPr>
+          <w:rFonts w:hint="eastAsia" w:ascii="Times New Roman" w:hAnsi="Times New Roman" w:eastAsia="Times New Roman" w:cs="Times New Roman"/>
+        </w:rPr>
+        <w:t>/</w:t>
+      </w:r>
+      <w:r>
+        <w:rPr>
+          <w:rFonts w:hint="eastAsia" w:ascii="Times New Roman" w:hAnsi="Times New Roman" w:eastAsia="FangSong" w:cs="Times New Roman"/>
+        </w:rPr>
+        <w:t>插</w:t>
+      </w:r>
+      <w:r>
+        <w:rPr>
+          <w:rFonts w:hint="eastAsia" w:ascii="Times New Roman" w:hAnsi="Times New Roman" w:eastAsia="Times New Roman" w:cs="Times New Roman"/>
+        </w:rPr>
+        <w:t>O</w:t>
+      </w:r>
+      <w:r>
+        <w:rPr>
+          <w:rFonts w:hint="eastAsia" w:ascii="Times New Roman" w:hAnsi="Times New Roman" w:eastAsia="FangSong" w:cs="Times New Roman"/>
+        </w:rPr>
+        <w:t>插</w:t>
+      </w:r>
+      <w:r>
+        <w:rPr>
+          <w:rFonts w:hint="eastAsia" w:ascii="Times New Roman" w:hAnsi="Times New Roman" w:eastAsia="Times New Roman" w:cs="Times New Roman"/>
+        </w:rPr>
+        <w:t>N/</w:t>
+      </w:r>
+      <w:r>
+        <w:rPr>
+          <w:rFonts w:hint="eastAsia" w:ascii="Times New Roman" w:hAnsi="Times New Roman" w:eastAsia="FangSong" w:cs="Times New Roman"/>
+        </w:rPr>
+        <w:t>骨架换位</w:t>
+      </w:r>
+      <w:r>
+        <w:rPr>
+          <w:rFonts w:hint="eastAsia" w:ascii="Times New Roman" w:hAnsi="Times New Roman" w:eastAsia="Times New Roman" w:cs="Times New Roman"/>
+        </w:rPr>
+        <w:t>/</w:t>
+      </w:r>
+      <w:r>
+        <w:rPr>
+          <w:rFonts w:hint="eastAsia" w:ascii="Times New Roman" w:hAnsi="Times New Roman" w:eastAsia="FangSong" w:cs="Times New Roman"/>
+        </w:rPr>
+        <w:t>分子式不变但键重组</w:t>
       </w:r>
     </w:p>
     <w:p>
       <w:pPr>
         <w:pStyle w:val="Compact"/>
         <w:numPr>
-          <w:ilvl w:val="3"/>
-          <w:numId w:val="1025"/>
+          <w:ilvl w:val="1"/>
+          <w:numId w:val="1023"/>
         </w:numPr>
       </w:pPr>
       <w:r>
         <w:rPr>
-          <w:rFonts w:hint="eastAsia" w:ascii="Times New Roman" w:hAnsi="Times New Roman" w:eastAsia="Times New Roman" w:cs="Times New Roman"/>
-        </w:rPr>
-        <w:t>1,2-</w:t>
-      </w:r>
-      <w:r>
-        <w:rPr>
-          <w:rFonts w:hint="eastAsia" w:ascii="Times New Roman" w:hAnsi="Times New Roman" w:eastAsia="FangSong" w:cs="Times New Roman"/>
-        </w:rPr>
-        <w:t>二醇</w:t>
-      </w:r>
-      <w:r>
-        <w:rPr>
-          <w:rFonts w:ascii="Times New Roman" w:hAnsi="Times New Roman" w:eastAsia="Times New Roman" w:cs="Times New Roman"/>
-        </w:rPr>
-        <w:t xml:space="preserve"> + </w:t>
-      </w:r>
-      <w:r>
-        <w:rPr>
-          <w:rFonts w:hint="eastAsia" w:ascii="Times New Roman" w:hAnsi="Times New Roman" w:eastAsia="FangSong" w:cs="Times New Roman"/>
-        </w:rPr>
-        <w:t xml:space="preserve">酸</w:t>
-      </w:r>
-      <w:r>
-        <w:rPr>
-          <w:rFonts w:ascii="Times New Roman" w:hAnsi="Times New Roman" w:eastAsia="Times New Roman" w:cs="Times New Roman"/>
-        </w:rPr>
-        <w:t xml:space="preserve"> → Pinacol</w:t>
-      </w:r>
-    </w:p>
-    <w:p>
-      <w:pPr>
-        <w:pStyle w:val="Compact"/>
-        <w:numPr>
-          <w:ilvl w:val="3"/>
-          <w:numId w:val="1025"/>
-        </w:numPr>
-      </w:pPr>
-      <w:r>
-        <w:rPr>
-          <w:rFonts w:ascii="Times New Roman" w:hAnsi="Times New Roman" w:eastAsia="Times New Roman" w:cs="Times New Roman"/>
-        </w:rPr>
-        <w:t xml:space="preserve">SN1/E1 </w:t>
-      </w:r>
-      <w:r>
-        <w:rPr>
-          <w:rFonts w:hint="eastAsia" w:ascii="Times New Roman" w:hAnsi="Times New Roman" w:eastAsia="FangSong" w:cs="Times New Roman"/>
-        </w:rPr>
-        <w:t xml:space="preserve">溶剂解</w:t>
-      </w:r>
-      <w:r>
-        <w:rPr>
-          <w:rFonts w:ascii="Times New Roman" w:hAnsi="Times New Roman" w:eastAsia="Times New Roman" w:cs="Times New Roman"/>
-        </w:rPr>
-        <w:t xml:space="preserve"> → Wagner-Meerwein</w:t>
-      </w:r>
-    </w:p>
-    <w:p>
-      <w:pPr>
-        <w:pStyle w:val="Compact"/>
-        <w:numPr>
-          <w:ilvl w:val="3"/>
-          <w:numId w:val="1025"/>
-        </w:numPr>
-      </w:pPr>
-      <w:r>
-        <w:rPr>
-          <w:rFonts w:hint="eastAsia" w:ascii="Times New Roman" w:hAnsi="Times New Roman" w:eastAsia="Times New Roman" w:cs="Times New Roman"/>
-        </w:rPr>
-        <w:t>1-</w:t>
-      </w:r>
-      <w:r>
-        <w:rPr>
-          <w:rFonts w:hint="eastAsia" w:ascii="Times New Roman" w:hAnsi="Times New Roman" w:eastAsia="FangSong" w:cs="Times New Roman"/>
-        </w:rPr>
-        <w:t>氨基</w:t>
-      </w:r>
-      <w:r>
-        <w:rPr>
-          <w:rFonts w:hint="eastAsia" w:ascii="Times New Roman" w:hAnsi="Times New Roman" w:eastAsia="Times New Roman" w:cs="Times New Roman"/>
-        </w:rPr>
-        <w:t>-2-</w:t>
-      </w:r>
-      <w:r>
-        <w:rPr>
-          <w:rFonts w:hint="eastAsia" w:ascii="Times New Roman" w:hAnsi="Times New Roman" w:eastAsia="FangSong" w:cs="Times New Roman"/>
-        </w:rPr>
-        <w:t>醇</w:t>
-      </w:r>
-      <w:r>
-        <w:rPr>
-          <w:rFonts w:ascii="Times New Roman" w:hAnsi="Times New Roman" w:eastAsia="Times New Roman" w:cs="Times New Roman"/>
-        </w:rPr>
-        <w:t xml:space="preserve"> + HNO</w:t>
-      </w:r>
-      <w:r>
-        <w:rPr>
-          <w:rFonts w:ascii="Times New Roman" w:hAnsi="Times New Roman" w:eastAsia="Times New Roman" w:cs="Times New Roman"/>
-          <w:vertAlign w:val="subscript"/>
-        </w:rPr>
-        <w:t>2</w:t>
-      </w:r>
-      <w:r>
-        <w:rPr>
-          <w:rFonts w:ascii="Times New Roman" w:hAnsi="Times New Roman" w:eastAsia="Times New Roman" w:cs="Times New Roman"/>
-        </w:rPr>
-        <w:t xml:space="preserve"> → Demyanov</w:t>
+          <w:rFonts w:ascii="Times New Roman" w:hAnsi="Times New Roman" w:eastAsia="Times New Roman" w:cs="Times New Roman"/>
+        </w:rPr>
+        <w:t xml:space="preserve">Step </w:t>
+      </w:r>
+      <w:r>
+        <w:rPr>
+          <w:rFonts w:hint="eastAsia" w:ascii="Times New Roman" w:hAnsi="Times New Roman" w:eastAsia="Times New Roman" w:cs="Times New Roman"/>
+        </w:rPr>
+        <w:t>2：</w:t>
+      </w:r>
+      <w:r>
+        <w:rPr>
+          <w:rFonts w:hint="eastAsia" w:ascii="Times New Roman" w:hAnsi="Times New Roman" w:eastAsia="FangSong" w:cs="Times New Roman"/>
+        </w:rPr>
+        <w:t>认底物模板</w:t>
+      </w:r>
+      <w:r>
+        <w:rPr>
+          <w:rFonts w:hint="eastAsia" w:ascii="Times New Roman" w:hAnsi="Times New Roman" w:eastAsia="Times New Roman" w:cs="Times New Roman"/>
+        </w:rPr>
+        <w:t>（</w:t>
+      </w:r>
+      <w:r>
+        <w:rPr>
+          <w:rFonts w:hint="eastAsia" w:ascii="Times New Roman" w:hAnsi="Times New Roman" w:eastAsia="FangSong" w:cs="Times New Roman"/>
+        </w:rPr>
+        <w:t>四大家族</w:t>
+      </w:r>
+      <w:r>
+        <w:rPr>
+          <w:rFonts w:hint="eastAsia" w:ascii="Times New Roman" w:hAnsi="Times New Roman" w:eastAsia="Times New Roman" w:cs="Times New Roman"/>
+        </w:rPr>
+        <w:t>）</w:t>
       </w:r>
     </w:p>
     <w:p>
@@ -34541,14 +34139,14 @@
         <w:pStyle w:val="Compact"/>
         <w:numPr>
           <w:ilvl w:val="2"/>
-          <w:numId w:val="1024"/>
+          <w:numId w:val="1025"/>
         </w:numPr>
       </w:pPr>
       <w:r>
         <w:rPr>
           <w:rFonts w:hint="eastAsia" w:ascii="Times New Roman" w:hAnsi="Times New Roman" w:eastAsia="FangSong" w:cs="Times New Roman"/>
         </w:rPr>
-        <w:t xml:space="preserve">肟</w:t>
+        <w:t xml:space="preserve">邻二醇</w:t>
       </w:r>
       <w:r>
         <w:rPr>
@@ -34560,11 +34158,18 @@
         <w:rPr>
           <w:rFonts w:hint="eastAsia" w:ascii="Times New Roman" w:hAnsi="Times New Roman" w:eastAsia="FangSong" w:cs="Times New Roman"/>
         </w:rPr>
-        <w:t>酮</w:t>
-      </w:r>
-      <w:r>
-        <w:rPr>
-          <w:rFonts w:hint="eastAsia" w:ascii="Times New Roman" w:hAnsi="Times New Roman" w:eastAsia="Times New Roman" w:cs="Times New Roman"/>
+        <w:t>可形成</w:t>
+      </w:r>
+      <w:r>
+        <w:rPr>
+          <w:rFonts w:hint="eastAsia" w:ascii="Times New Roman" w:hAnsi="Times New Roman" w:eastAsia="Times New Roman" w:cs="Times New Roman"/>
+        </w:rPr>
+        <w:t>C</w:t>
+      </w:r>
+      <w:r>
+        <w:rPr>
+          <w:rFonts w:hint="eastAsia" w:ascii="Times New Roman" w:hAnsi="Times New Roman" w:eastAsia="Times New Roman" w:cs="Times New Roman"/>
+          <w:vertAlign w:val="superscript"/>
         </w:rPr>
         <w:t>+</w:t>
       </w:r>
@@ -34572,44 +34177,7 @@
         <w:rPr>
           <w:rFonts w:hint="eastAsia" w:ascii="Times New Roman" w:hAnsi="Times New Roman" w:eastAsia="FangSong" w:cs="Times New Roman"/>
         </w:rPr>
-        <w:t>过酸</w:t>
-      </w:r>
-      <w:r>
-        <w:rPr>
-          <w:rFonts w:ascii="Times New Roman" w:hAnsi="Times New Roman" w:eastAsia="Times New Roman" w:cs="Times New Roman"/>
-        </w:rPr>
-        <w:t xml:space="preserve"> / </w:t>
-      </w:r>
-      <w:r>
-        <w:rPr>
-          <w:rFonts w:hint="eastAsia" w:ascii="Times New Roman" w:hAnsi="Times New Roman" w:eastAsia="FangSong" w:cs="Times New Roman"/>
-        </w:rPr>
-        <w:t xml:space="preserve">酰基叠氮</w:t>
-      </w:r>
-      <w:r>
-        <w:rPr>
-          <w:rFonts w:ascii="Times New Roman" w:hAnsi="Times New Roman" w:eastAsia="Times New Roman" w:cs="Times New Roman"/>
-        </w:rPr>
-        <w:t xml:space="preserve"> / </w:t>
-      </w:r>
-      <w:r>
-        <w:rPr>
-          <w:rFonts w:hint="eastAsia" w:ascii="Times New Roman" w:hAnsi="Times New Roman" w:eastAsia="FangSong" w:cs="Times New Roman"/>
-        </w:rPr>
-        <w:t>酰胺</w:t>
-      </w:r>
-      <w:r>
-        <w:rPr>
-          <w:rFonts w:hint="eastAsia" w:ascii="Times New Roman" w:hAnsi="Times New Roman" w:eastAsia="Times New Roman" w:cs="Times New Roman"/>
-        </w:rPr>
-        <w:t>+Br</w:t>
-      </w:r>
-      <w:r>
-        <w:rPr>
-          <w:rFonts w:hint="eastAsia" w:ascii="Times New Roman" w:hAnsi="Times New Roman" w:eastAsia="Times New Roman" w:cs="Times New Roman"/>
-          <w:vertAlign w:val="subscript"/>
-        </w:rPr>
-        <w:t>2</w:t>
+        <w:t>的底物</w:t>
       </w:r>
       <w:r>
         <w:rPr>
@@ -34633,13 +34201,13 @@
         <w:rPr>
           <w:rFonts w:hint="eastAsia" w:ascii="Times New Roman" w:hAnsi="Times New Roman" w:eastAsia="Times New Roman" w:cs="Times New Roman"/>
         </w:rPr>
-        <w:t>II（</w:t>
-      </w:r>
-      <w:r>
-        <w:rPr>
-          <w:rFonts w:hint="eastAsia" w:ascii="Times New Roman" w:hAnsi="Times New Roman" w:eastAsia="FangSong" w:cs="Times New Roman"/>
-        </w:rPr>
-        <w:t>向缺电子杂原子</w:t>
+        <w:t>I（</w:t>
+      </w:r>
+      <w:r>
+        <w:rPr>
+          <w:rFonts w:hint="eastAsia" w:ascii="Times New Roman" w:hAnsi="Times New Roman" w:eastAsia="FangSong" w:cs="Times New Roman"/>
+        </w:rPr>
+        <w:t>碳正离子型</w:t>
       </w:r>
       <w:r>
         <w:rPr>
@@ -34658,9 +34226,15 @@
       </w:pPr>
       <w:r>
         <w:rPr>
-          <w:rFonts w:hint="eastAsia" w:ascii="Times New Roman" w:hAnsi="Times New Roman" w:eastAsia="FangSong" w:cs="Times New Roman"/>
-        </w:rPr>
-        <w:t xml:space="preserve">肟</w:t>
+          <w:rFonts w:hint="eastAsia" w:ascii="Times New Roman" w:hAnsi="Times New Roman" w:eastAsia="Times New Roman" w:cs="Times New Roman"/>
+        </w:rPr>
+        <w:t>1,2-</w:t>
+      </w:r>
+      <w:r>
+        <w:rPr>
+          <w:rFonts w:hint="eastAsia" w:ascii="Times New Roman" w:hAnsi="Times New Roman" w:eastAsia="FangSong" w:cs="Times New Roman"/>
+        </w:rPr>
+        <w:t>二醇</w:t>
       </w:r>
       <w:r>
         <w:rPr>
@@ -34672,31 +34246,13 @@
         <w:rPr>
           <w:rFonts w:hint="eastAsia" w:ascii="Times New Roman" w:hAnsi="Times New Roman" w:eastAsia="FangSong" w:cs="Times New Roman"/>
         </w:rPr>
-        <w:t xml:space="preserve">强酸</w:t>
-      </w:r>
-      <w:r>
-        <w:rPr>
-          <w:rFonts w:ascii="Times New Roman" w:hAnsi="Times New Roman" w:eastAsia="Times New Roman" w:cs="Times New Roman"/>
-        </w:rPr>
-        <w:t xml:space="preserve"> → </w:t>
-      </w:r>
-      <w:r>
-        <w:rPr>
-          <w:rFonts w:hint="eastAsia" w:ascii="Times New Roman" w:hAnsi="Times New Roman" w:eastAsia="Times New Roman" w:cs="Times New Roman"/>
-        </w:rPr>
-        <w:t>Beckmann（</w:t>
-      </w:r>
-      <w:r>
-        <w:rPr>
-          <w:rFonts w:hint="eastAsia" w:ascii="Times New Roman" w:hAnsi="Times New Roman" w:eastAsia="FangSong" w:cs="Times New Roman"/>
-        </w:rPr>
-        <w:t>反式迁移</w:t>
-      </w:r>
-      <w:r>
-        <w:rPr>
-          <w:rFonts w:hint="eastAsia" w:ascii="Times New Roman" w:hAnsi="Times New Roman" w:eastAsia="Times New Roman" w:cs="Times New Roman"/>
-        </w:rPr>
-        <w:t>）</w:t>
+        <w:t xml:space="preserve">酸</w:t>
+      </w:r>
+      <w:r>
+        <w:rPr>
+          <w:rFonts w:ascii="Times New Roman" w:hAnsi="Times New Roman" w:eastAsia="Times New Roman" w:cs="Times New Roman"/>
+        </w:rPr>
+        <w:t xml:space="preserve"> → Pinacol</w:t>
       </w:r>
     </w:p>
     <w:p>
@@ -34709,45 +34265,21 @@
       </w:pPr>
       <w:r>
         <w:rPr>
-          <w:rFonts w:hint="eastAsia" w:ascii="Times New Roman" w:hAnsi="Times New Roman" w:eastAsia="FangSong" w:cs="Times New Roman"/>
-        </w:rPr>
-        <w:t xml:space="preserve">酮</w:t>
-      </w:r>
-      <w:r>
-        <w:rPr>
-          <w:rFonts w:ascii="Times New Roman" w:hAnsi="Times New Roman" w:eastAsia="Times New Roman" w:cs="Times New Roman"/>
-        </w:rPr>
-        <w:t xml:space="preserve"> + </w:t>
-      </w:r>
-      <w:r>
-        <w:rPr>
-          <w:rFonts w:hint="eastAsia" w:ascii="Times New Roman" w:hAnsi="Times New Roman" w:eastAsia="FangSong" w:cs="Times New Roman"/>
-        </w:rPr>
-        <w:t xml:space="preserve">过酸</w:t>
-      </w:r>
-      <w:r>
-        <w:rPr>
-          <w:rFonts w:ascii="Times New Roman" w:hAnsi="Times New Roman" w:eastAsia="Times New Roman" w:cs="Times New Roman"/>
-        </w:rPr>
-        <w:t xml:space="preserve"> → </w:t>
-      </w:r>
-      <w:r>
-        <w:rPr>
-          <w:rFonts w:hint="eastAsia" w:ascii="Times New Roman" w:hAnsi="Times New Roman" w:eastAsia="Times New Roman" w:cs="Times New Roman"/>
-        </w:rPr>
-        <w:t>B-V（</w:t>
-      </w:r>
-      <w:r>
-        <w:rPr>
-          <w:rFonts w:hint="eastAsia" w:ascii="Times New Roman" w:hAnsi="Times New Roman" w:eastAsia="FangSong" w:cs="Times New Roman"/>
-        </w:rPr>
-        <w:t>迁移能力排序</w:t>
-      </w:r>
-      <w:r>
-        <w:rPr>
-          <w:rFonts w:hint="eastAsia" w:ascii="Times New Roman" w:hAnsi="Times New Roman" w:eastAsia="Times New Roman" w:cs="Times New Roman"/>
-        </w:rPr>
-        <w:t>）</w:t>
+          <w:rFonts w:ascii="Times New Roman" w:hAnsi="Times New Roman" w:eastAsia="Times New Roman" w:cs="Times New Roman"/>
+        </w:rPr>
+        <w:t xml:space="preserve">SN1/E1 </w:t>
+      </w:r>
+      <w:r>
+        <w:rPr>
+          <w:rFonts w:hint="eastAsia" w:ascii="Times New Roman" w:hAnsi="Times New Roman" w:eastAsia="FangSong" w:cs="Times New Roman"/>
+        </w:rPr>
+        <w:t xml:space="preserve">溶剂解</w:t>
+      </w:r>
+      <w:r>
+        <w:rPr>
+          <w:rFonts w:ascii="Times New Roman" w:hAnsi="Times New Roman" w:eastAsia="Times New Roman" w:cs="Times New Roman"/>
+        </w:rPr>
+        <w:t xml:space="preserve"> → Wagner-Meerwein</w:t>
       </w:r>
     </w:p>
     <w:p>
@@ -34760,108 +34292,46 @@
       </w:pPr>
       <w:r>
         <w:rPr>
-          <w:rFonts w:hint="eastAsia" w:ascii="Times New Roman" w:hAnsi="Times New Roman" w:eastAsia="FangSong" w:cs="Times New Roman"/>
-        </w:rPr>
-        <w:t xml:space="preserve">酰基叠氮</w:t>
-      </w:r>
-      <w:r>
-        <w:rPr>
-          <w:rFonts w:ascii="Times New Roman" w:hAnsi="Times New Roman" w:eastAsia="Times New Roman" w:cs="Times New Roman"/>
-        </w:rPr>
-        <w:t xml:space="preserve"> + Δ → </w:t>
-      </w:r>
-      <w:r>
-        <w:rPr>
-          <w:rFonts w:hint="eastAsia" w:ascii="Times New Roman" w:hAnsi="Times New Roman" w:eastAsia="Times New Roman" w:cs="Times New Roman"/>
-        </w:rPr>
-        <w:t>Curtius（N</w:t>
-      </w:r>
-      <w:r>
-        <w:rPr>
-          <w:rFonts w:hint="eastAsia" w:ascii="Times New Roman" w:hAnsi="Times New Roman" w:eastAsia="Times New Roman" w:cs="Times New Roman"/>
+          <w:rFonts w:hint="eastAsia" w:ascii="Times New Roman" w:hAnsi="Times New Roman" w:eastAsia="Times New Roman" w:cs="Times New Roman"/>
+        </w:rPr>
+        <w:t>1-</w:t>
+      </w:r>
+      <w:r>
+        <w:rPr>
+          <w:rFonts w:hint="eastAsia" w:ascii="Times New Roman" w:hAnsi="Times New Roman" w:eastAsia="FangSong" w:cs="Times New Roman"/>
+        </w:rPr>
+        <w:t>氨基</w:t>
+      </w:r>
+      <w:r>
+        <w:rPr>
+          <w:rFonts w:hint="eastAsia" w:ascii="Times New Roman" w:hAnsi="Times New Roman" w:eastAsia="Times New Roman" w:cs="Times New Roman"/>
+        </w:rPr>
+        <w:t>-2-</w:t>
+      </w:r>
+      <w:r>
+        <w:rPr>
+          <w:rFonts w:hint="eastAsia" w:ascii="Times New Roman" w:hAnsi="Times New Roman" w:eastAsia="FangSong" w:cs="Times New Roman"/>
+        </w:rPr>
+        <w:t>醇</w:t>
+      </w:r>
+      <w:r>
+        <w:rPr>
+          <w:rFonts w:ascii="Times New Roman" w:hAnsi="Times New Roman" w:eastAsia="Times New Roman" w:cs="Times New Roman"/>
+        </w:rPr>
+        <w:t xml:space="preserve"> + HNO</w:t>
+      </w:r>
+      <w:r>
+        <w:rPr>
+          <w:rFonts w:ascii="Times New Roman" w:hAnsi="Times New Roman" w:eastAsia="Times New Roman" w:cs="Times New Roman"/>
           <w:vertAlign w:val="subscript"/>
         </w:rPr>
         <w:t>2</w:t>
       </w:r>
       <w:r>
         <w:rPr>
-          <w:rFonts w:hint="eastAsia" w:ascii="Times New Roman" w:hAnsi="Times New Roman" w:eastAsia="FangSong" w:cs="Times New Roman"/>
-        </w:rPr>
-        <w:t>驱动</w:t>
-      </w:r>
-      <w:r>
-        <w:rPr>
-          <w:rFonts w:hint="eastAsia" w:ascii="Times New Roman" w:hAnsi="Times New Roman" w:eastAsia="Times New Roman" w:cs="Times New Roman"/>
-        </w:rPr>
-        <w:t>）</w:t>
-      </w:r>
-    </w:p>
-    <w:p>
-      <w:pPr>
-        <w:pStyle w:val="Compact"/>
-        <w:numPr>
-          <w:ilvl w:val="3"/>
-          <w:numId w:val="1026"/>
-        </w:numPr>
-      </w:pPr>
-      <w:r>
-        <w:rPr>
-          <w:rFonts w:hint="eastAsia" w:ascii="Times New Roman" w:hAnsi="Times New Roman" w:eastAsia="FangSong" w:cs="Times New Roman"/>
-        </w:rPr>
-        <w:t xml:space="preserve">酰胺</w:t>
-      </w:r>
-      <w:r>
-        <w:rPr>
-          <w:rFonts w:ascii="Times New Roman" w:hAnsi="Times New Roman" w:eastAsia="Times New Roman" w:cs="Times New Roman"/>
-        </w:rPr>
-        <w:t xml:space="preserve"> + Br</w:t>
-      </w:r>
-      <w:r>
-        <w:rPr>
-          <w:rFonts w:ascii="Times New Roman" w:hAnsi="Times New Roman" w:eastAsia="Times New Roman" w:cs="Times New Roman"/>
-          <w:vertAlign w:val="subscript"/>
-        </w:rPr>
-        <w:t>2</w:t>
-      </w:r>
-      <w:r>
-        <w:rPr>
-          <w:rFonts w:ascii="Times New Roman" w:hAnsi="Times New Roman" w:eastAsia="Times New Roman" w:cs="Times New Roman"/>
-        </w:rPr>
-        <w:t>/OH</w:t>
-      </w:r>
-      <w:r>
-        <w:rPr>
-          <w:rFonts w:ascii="Times New Roman" w:hAnsi="Times New Roman" w:eastAsia="Times New Roman" w:cs="Times New Roman"/>
-          <w:vertAlign w:val="superscript"/>
-        </w:rPr>
-        <w:t>-</w:t>
-      </w:r>
-      <w:r>
-        <w:rPr>
-          <w:rFonts w:ascii="Times New Roman" w:hAnsi="Times New Roman" w:eastAsia="Times New Roman" w:cs="Times New Roman"/>
-        </w:rPr>
-        <w:t xml:space="preserve"> → Hofmann</w:t>
-      </w:r>
-    </w:p>
-    <w:p>
-      <w:pPr>
-        <w:pStyle w:val="Compact"/>
-        <w:numPr>
-          <w:ilvl w:val="3"/>
-          <w:numId w:val="1026"/>
-        </w:numPr>
-      </w:pPr>
-      <w:r>
-        <w:rPr>
-          <w:rFonts w:hint="eastAsia" w:ascii="Times New Roman" w:hAnsi="Times New Roman" w:eastAsia="FangSong" w:cs="Times New Roman"/>
-        </w:rPr>
-        <w:t xml:space="preserve">异羟肟酸活化酯</w:t>
-      </w:r>
-      <w:r>
-        <w:rPr>
-          <w:rFonts w:ascii="Times New Roman" w:hAnsi="Times New Roman" w:eastAsia="Times New Roman" w:cs="Times New Roman"/>
-        </w:rPr>
-        <w:t xml:space="preserve"> → Lossen</w:t>
+          <w:rFonts w:ascii="Times New Roman" w:hAnsi="Times New Roman" w:eastAsia="Times New Roman" w:cs="Times New Roman"/>
+        </w:rPr>
+        <w:t xml:space="preserve"> → Demyanov</w:t>
       </w:r>
     </w:p>
     <w:p>
@@ -34869,14 +34339,14 @@
         <w:pStyle w:val="Compact"/>
         <w:numPr>
           <w:ilvl w:val="2"/>
-          <w:numId w:val="1024"/>
+          <w:numId w:val="1025"/>
         </w:numPr>
       </w:pPr>
       <w:r>
         <w:rPr>
           <w:rFonts w:hint="eastAsia" w:ascii="Times New Roman" w:hAnsi="Times New Roman" w:eastAsia="FangSong" w:cs="Times New Roman"/>
         </w:rPr>
-        <w:t xml:space="preserve">烯丙基醚</w:t>
+        <w:t xml:space="preserve">肟</w:t>
       </w:r>
       <w:r>
         <w:rPr>
@@ -34886,27 +34356,58 @@
       </w:r>
       <w:r>
         <w:rPr>
-          <w:rFonts w:hint="eastAsia" w:ascii="Times New Roman" w:hAnsi="Times New Roman" w:eastAsia="Times New Roman" w:cs="Times New Roman"/>
-        </w:rPr>
-        <w:t>1,5-</w:t>
-      </w:r>
-      <w:r>
-        <w:rPr>
-          <w:rFonts w:hint="eastAsia" w:ascii="Times New Roman" w:hAnsi="Times New Roman" w:eastAsia="FangSong" w:cs="Times New Roman"/>
-        </w:rPr>
-        <w:t>二烯</w:t>
-      </w:r>
-      <w:r>
-        <w:rPr>
-          <w:rFonts w:ascii="Times New Roman" w:hAnsi="Times New Roman" w:eastAsia="Times New Roman" w:cs="Times New Roman"/>
-        </w:rPr>
-        <w:t xml:space="preserve"> + </w:t>
-      </w:r>
-      <w:r>
-        <w:rPr>
-          <w:rFonts w:hint="eastAsia" w:ascii="Times New Roman" w:hAnsi="Times New Roman" w:eastAsia="FangSong" w:cs="Times New Roman"/>
-        </w:rPr>
-        <w:t xml:space="preserve">加热</w:t>
+          <w:rFonts w:hint="eastAsia" w:ascii="Times New Roman" w:hAnsi="Times New Roman" w:eastAsia="FangSong" w:cs="Times New Roman"/>
+        </w:rPr>
+        <w:t>酮</w:t>
+      </w:r>
+      <w:r>
+        <w:rPr>
+          <w:rFonts w:hint="eastAsia" w:ascii="Times New Roman" w:hAnsi="Times New Roman" w:eastAsia="Times New Roman" w:cs="Times New Roman"/>
+        </w:rPr>
+        <w:t>+</w:t>
+      </w:r>
+      <w:r>
+        <w:rPr>
+          <w:rFonts w:hint="eastAsia" w:ascii="Times New Roman" w:hAnsi="Times New Roman" w:eastAsia="FangSong" w:cs="Times New Roman"/>
+        </w:rPr>
+        <w:t>过酸</w:t>
+      </w:r>
+      <w:r>
+        <w:rPr>
+          <w:rFonts w:ascii="Times New Roman" w:hAnsi="Times New Roman" w:eastAsia="Times New Roman" w:cs="Times New Roman"/>
+        </w:rPr>
+        <w:t xml:space="preserve"> / </w:t>
+      </w:r>
+      <w:r>
+        <w:rPr>
+          <w:rFonts w:hint="eastAsia" w:ascii="Times New Roman" w:hAnsi="Times New Roman" w:eastAsia="FangSong" w:cs="Times New Roman"/>
+        </w:rPr>
+        <w:t xml:space="preserve">酰基叠氮</w:t>
+      </w:r>
+      <w:r>
+        <w:rPr>
+          <w:rFonts w:ascii="Times New Roman" w:hAnsi="Times New Roman" w:eastAsia="Times New Roman" w:cs="Times New Roman"/>
+        </w:rPr>
+        <w:t xml:space="preserve"> / </w:t>
+      </w:r>
+      <w:r>
+        <w:rPr>
+          <w:rFonts w:hint="eastAsia" w:ascii="Times New Roman" w:hAnsi="Times New Roman" w:eastAsia="FangSong" w:cs="Times New Roman"/>
+        </w:rPr>
+        <w:t>酰胺</w:t>
+      </w:r>
+      <w:r>
+        <w:rPr>
+          <w:rFonts w:hint="eastAsia" w:ascii="Times New Roman" w:hAnsi="Times New Roman" w:eastAsia="Times New Roman" w:cs="Times New Roman"/>
+        </w:rPr>
+        <w:t>+Br</w:t>
+      </w:r>
+      <w:r>
+        <w:rPr>
+          <w:rFonts w:hint="eastAsia" w:ascii="Times New Roman" w:hAnsi="Times New Roman" w:eastAsia="Times New Roman" w:cs="Times New Roman"/>
+          <w:vertAlign w:val="subscript"/>
+        </w:rPr>
+        <w:t>2</w:t>
       </w:r>
       <w:r>
         <w:rPr>
@@ -34930,19 +34431,19 @@
         <w:rPr>
           <w:rFonts w:hint="eastAsia" w:ascii="Times New Roman" w:hAnsi="Times New Roman" w:eastAsia="Times New Roman" w:cs="Times New Roman"/>
         </w:rPr>
-        <w:t>III（</w:t>
-      </w:r>
-      <w:r>
-        <w:rPr>
-          <w:rFonts w:hint="eastAsia" w:ascii="Times New Roman" w:hAnsi="Times New Roman" w:eastAsia="FangSong" w:cs="Times New Roman"/>
-        </w:rPr>
-        <w:t>协同</w:t>
-      </w:r>
-      <w:r>
-        <w:rPr>
-          <w:rFonts w:hint="eastAsia" w:ascii="Times New Roman" w:hAnsi="Times New Roman" w:eastAsia="Times New Roman" w:cs="Times New Roman"/>
-        </w:rPr>
-        <w:t>[3,3]-σ）</w:t>
+        <w:t>II（</w:t>
+      </w:r>
+      <w:r>
+        <w:rPr>
+          <w:rFonts w:hint="eastAsia" w:ascii="Times New Roman" w:hAnsi="Times New Roman" w:eastAsia="FangSong" w:cs="Times New Roman"/>
+        </w:rPr>
+        <w:t>向缺电子杂原子</w:t>
+      </w:r>
+      <w:r>
+        <w:rPr>
+          <w:rFonts w:hint="eastAsia" w:ascii="Times New Roman" w:hAnsi="Times New Roman" w:eastAsia="Times New Roman" w:cs="Times New Roman"/>
+        </w:rPr>
+        <w:t>）</w:t>
       </w:r>
     </w:p>
     <w:p>
@@ -34957,25 +34458,43 @@
         <w:rPr>
           <w:rFonts w:hint="eastAsia" w:ascii="Times New Roman" w:hAnsi="Times New Roman" w:eastAsia="FangSong" w:cs="Times New Roman"/>
         </w:rPr>
-        <w:t>烯丙基芳基</w:t>
-      </w:r>
-      <w:r>
-        <w:rPr>
-          <w:rFonts w:hint="eastAsia" w:ascii="Times New Roman" w:hAnsi="Times New Roman" w:eastAsia="Times New Roman" w:cs="Times New Roman"/>
-        </w:rPr>
-        <w:t>/</w:t>
-      </w:r>
-      <w:r>
-        <w:rPr>
-          <w:rFonts w:hint="eastAsia" w:ascii="Times New Roman" w:hAnsi="Times New Roman" w:eastAsia="FangSong" w:cs="Times New Roman"/>
-        </w:rPr>
-        <w:t>乙烯基醚</w:t>
-      </w:r>
-      <w:r>
-        <w:rPr>
-          <w:rFonts w:ascii="Times New Roman" w:hAnsi="Times New Roman" w:eastAsia="Times New Roman" w:cs="Times New Roman"/>
-        </w:rPr>
-        <w:t xml:space="preserve"> → Claisen</w:t>
+        <w:t xml:space="preserve">肟</w:t>
+      </w:r>
+      <w:r>
+        <w:rPr>
+          <w:rFonts w:ascii="Times New Roman" w:hAnsi="Times New Roman" w:eastAsia="Times New Roman" w:cs="Times New Roman"/>
+        </w:rPr>
+        <w:t xml:space="preserve"> + </w:t>
+      </w:r>
+      <w:r>
+        <w:rPr>
+          <w:rFonts w:hint="eastAsia" w:ascii="Times New Roman" w:hAnsi="Times New Roman" w:eastAsia="FangSong" w:cs="Times New Roman"/>
+        </w:rPr>
+        <w:t xml:space="preserve">强酸</w:t>
+      </w:r>
+      <w:r>
+        <w:rPr>
+          <w:rFonts w:ascii="Times New Roman" w:hAnsi="Times New Roman" w:eastAsia="Times New Roman" w:cs="Times New Roman"/>
+        </w:rPr>
+        <w:t xml:space="preserve"> → </w:t>
+      </w:r>
+      <w:r>
+        <w:rPr>
+          <w:rFonts w:hint="eastAsia" w:ascii="Times New Roman" w:hAnsi="Times New Roman" w:eastAsia="Times New Roman" w:cs="Times New Roman"/>
+        </w:rPr>
+        <w:t>Beckmann（</w:t>
+      </w:r>
+      <w:r>
+        <w:rPr>
+          <w:rFonts w:hint="eastAsia" w:ascii="Times New Roman" w:hAnsi="Times New Roman" w:eastAsia="FangSong" w:cs="Times New Roman"/>
+        </w:rPr>
+        <w:t>反式迁移</w:t>
+      </w:r>
+      <w:r>
+        <w:rPr>
+          <w:rFonts w:hint="eastAsia" w:ascii="Times New Roman" w:hAnsi="Times New Roman" w:eastAsia="Times New Roman" w:cs="Times New Roman"/>
+        </w:rPr>
+        <w:t>）</w:t>
       </w:r>
     </w:p>
     <w:p>
@@ -34988,21 +34507,159 @@
       </w:pPr>
       <w:r>
         <w:rPr>
-          <w:rFonts w:hint="eastAsia" w:ascii="Times New Roman" w:hAnsi="Times New Roman" w:eastAsia="Times New Roman" w:cs="Times New Roman"/>
-        </w:rPr>
-        <w:t>1,5-</w:t>
-      </w:r>
-      <w:r>
-        <w:rPr>
-          <w:rFonts w:hint="eastAsia" w:ascii="Times New Roman" w:hAnsi="Times New Roman" w:eastAsia="FangSong" w:cs="Times New Roman"/>
-        </w:rPr>
-        <w:t>二烯</w:t>
-      </w:r>
-      <w:r>
-        <w:rPr>
-          <w:rFonts w:ascii="Times New Roman" w:hAnsi="Times New Roman" w:eastAsia="Times New Roman" w:cs="Times New Roman"/>
-        </w:rPr>
-        <w:t xml:space="preserve"> → Cope</w:t>
+          <w:rFonts w:hint="eastAsia" w:ascii="Times New Roman" w:hAnsi="Times New Roman" w:eastAsia="FangSong" w:cs="Times New Roman"/>
+        </w:rPr>
+        <w:t xml:space="preserve">酮</w:t>
+      </w:r>
+      <w:r>
+        <w:rPr>
+          <w:rFonts w:ascii="Times New Roman" w:hAnsi="Times New Roman" w:eastAsia="Times New Roman" w:cs="Times New Roman"/>
+        </w:rPr>
+        <w:t xml:space="preserve"> + </w:t>
+      </w:r>
+      <w:r>
+        <w:rPr>
+          <w:rFonts w:hint="eastAsia" w:ascii="Times New Roman" w:hAnsi="Times New Roman" w:eastAsia="FangSong" w:cs="Times New Roman"/>
+        </w:rPr>
+        <w:t xml:space="preserve">过酸</w:t>
+      </w:r>
+      <w:r>
+        <w:rPr>
+          <w:rFonts w:ascii="Times New Roman" w:hAnsi="Times New Roman" w:eastAsia="Times New Roman" w:cs="Times New Roman"/>
+        </w:rPr>
+        <w:t xml:space="preserve"> → </w:t>
+      </w:r>
+      <w:r>
+        <w:rPr>
+          <w:rFonts w:hint="eastAsia" w:ascii="Times New Roman" w:hAnsi="Times New Roman" w:eastAsia="Times New Roman" w:cs="Times New Roman"/>
+        </w:rPr>
+        <w:t>B-V（</w:t>
+      </w:r>
+      <w:r>
+        <w:rPr>
+          <w:rFonts w:hint="eastAsia" w:ascii="Times New Roman" w:hAnsi="Times New Roman" w:eastAsia="FangSong" w:cs="Times New Roman"/>
+        </w:rPr>
+        <w:t>迁移能力排序</w:t>
+      </w:r>
+      <w:r>
+        <w:rPr>
+          <w:rFonts w:hint="eastAsia" w:ascii="Times New Roman" w:hAnsi="Times New Roman" w:eastAsia="Times New Roman" w:cs="Times New Roman"/>
+        </w:rPr>
+        <w:t>）</w:t>
+      </w:r>
+    </w:p>
+    <w:p>
+      <w:pPr>
+        <w:pStyle w:val="Compact"/>
+        <w:numPr>
+          <w:ilvl w:val="3"/>
+          <w:numId w:val="1027"/>
+        </w:numPr>
+      </w:pPr>
+      <w:r>
+        <w:rPr>
+          <w:rFonts w:hint="eastAsia" w:ascii="Times New Roman" w:hAnsi="Times New Roman" w:eastAsia="FangSong" w:cs="Times New Roman"/>
+        </w:rPr>
+        <w:t xml:space="preserve">酰基叠氮</w:t>
+      </w:r>
+      <w:r>
+        <w:rPr>
+          <w:rFonts w:ascii="Times New Roman" w:hAnsi="Times New Roman" w:eastAsia="Times New Roman" w:cs="Times New Roman"/>
+        </w:rPr>
+        <w:t xml:space="preserve"> + Δ → </w:t>
+      </w:r>
+      <w:r>
+        <w:rPr>
+          <w:rFonts w:hint="eastAsia" w:ascii="Times New Roman" w:hAnsi="Times New Roman" w:eastAsia="Times New Roman" w:cs="Times New Roman"/>
+        </w:rPr>
+        <w:t>Curtius（N</w:t>
+      </w:r>
+      <w:r>
+        <w:rPr>
+          <w:rFonts w:hint="eastAsia" w:ascii="Times New Roman" w:hAnsi="Times New Roman" w:eastAsia="Times New Roman" w:cs="Times New Roman"/>
+          <w:vertAlign w:val="subscript"/>
+        </w:rPr>
+        <w:t>2</w:t>
+      </w:r>
+      <w:r>
+        <w:rPr>
+          <w:rFonts w:hint="eastAsia" w:ascii="Times New Roman" w:hAnsi="Times New Roman" w:eastAsia="FangSong" w:cs="Times New Roman"/>
+        </w:rPr>
+        <w:t>驱动</w:t>
+      </w:r>
+      <w:r>
+        <w:rPr>
+          <w:rFonts w:hint="eastAsia" w:ascii="Times New Roman" w:hAnsi="Times New Roman" w:eastAsia="Times New Roman" w:cs="Times New Roman"/>
+        </w:rPr>
+        <w:t>）</w:t>
+      </w:r>
+    </w:p>
+    <w:p>
+      <w:pPr>
+        <w:pStyle w:val="Compact"/>
+        <w:numPr>
+          <w:ilvl w:val="3"/>
+          <w:numId w:val="1027"/>
+        </w:numPr>
+      </w:pPr>
+      <w:r>
+        <w:rPr>
+          <w:rFonts w:hint="eastAsia" w:ascii="Times New Roman" w:hAnsi="Times New Roman" w:eastAsia="FangSong" w:cs="Times New Roman"/>
+        </w:rPr>
+        <w:t xml:space="preserve">酰胺</w:t>
+      </w:r>
+      <w:r>
+        <w:rPr>
+          <w:rFonts w:ascii="Times New Roman" w:hAnsi="Times New Roman" w:eastAsia="Times New Roman" w:cs="Times New Roman"/>
+        </w:rPr>
+        <w:t xml:space="preserve"> + Br</w:t>
+      </w:r>
+      <w:r>
+        <w:rPr>
+          <w:rFonts w:ascii="Times New Roman" w:hAnsi="Times New Roman" w:eastAsia="Times New Roman" w:cs="Times New Roman"/>
+          <w:vertAlign w:val="subscript"/>
+        </w:rPr>
+        <w:t>2</w:t>
+      </w:r>
+      <w:r>
+        <w:rPr>
+          <w:rFonts w:ascii="Times New Roman" w:hAnsi="Times New Roman" w:eastAsia="Times New Roman" w:cs="Times New Roman"/>
+        </w:rPr>
+        <w:t>/OH</w:t>
+      </w:r>
+      <w:r>
+        <w:rPr>
+          <w:rFonts w:ascii="Times New Roman" w:hAnsi="Times New Roman" w:eastAsia="Times New Roman" w:cs="Times New Roman"/>
+          <w:vertAlign w:val="superscript"/>
+        </w:rPr>
+        <w:t>-</w:t>
+      </w:r>
+      <w:r>
+        <w:rPr>
+          <w:rFonts w:ascii="Times New Roman" w:hAnsi="Times New Roman" w:eastAsia="Times New Roman" w:cs="Times New Roman"/>
+        </w:rPr>
+        <w:t xml:space="preserve"> → Hofmann</w:t>
+      </w:r>
+    </w:p>
+    <w:p>
+      <w:pPr>
+        <w:pStyle w:val="Compact"/>
+        <w:numPr>
+          <w:ilvl w:val="3"/>
+          <w:numId w:val="1027"/>
+        </w:numPr>
+      </w:pPr>
+      <w:r>
+        <w:rPr>
+          <w:rFonts w:hint="eastAsia" w:ascii="Times New Roman" w:hAnsi="Times New Roman" w:eastAsia="FangSong" w:cs="Times New Roman"/>
+        </w:rPr>
+        <w:t xml:space="preserve">异羟肟酸活化酯</w:t>
+      </w:r>
+      <w:r>
+        <w:rPr>
+          <w:rFonts w:ascii="Times New Roman" w:hAnsi="Times New Roman" w:eastAsia="Times New Roman" w:cs="Times New Roman"/>
+        </w:rPr>
+        <w:t xml:space="preserve"> → Lossen</w:t>
       </w:r>
     </w:p>
     <w:p>
@@ -35010,32 +34667,14 @@
         <w:pStyle w:val="Compact"/>
         <w:numPr>
           <w:ilvl w:val="2"/>
-          <w:numId w:val="1024"/>
+          <w:numId w:val="1025"/>
         </w:numPr>
       </w:pPr>
       <w:r>
         <w:rPr>
-          <w:rFonts w:hint="eastAsia" w:ascii="Times New Roman" w:hAnsi="Times New Roman" w:eastAsia="Times New Roman" w:cs="Times New Roman"/>
-        </w:rPr>
-        <w:t>α-</w:t>
-      </w:r>
-      <w:r>
-        <w:rPr>
-          <w:rFonts w:hint="eastAsia" w:ascii="Times New Roman" w:hAnsi="Times New Roman" w:eastAsia="FangSong" w:cs="Times New Roman"/>
-        </w:rPr>
-        <w:t>硅基醇</w:t>
-      </w:r>
-      <w:r>
-        <w:rPr>
-          <w:rFonts w:hint="eastAsia" w:ascii="Times New Roman" w:hAnsi="Times New Roman" w:eastAsia="Times New Roman" w:cs="Times New Roman"/>
-        </w:rPr>
-        <w:t>+</w:t>
-      </w:r>
-      <w:r>
-        <w:rPr>
-          <w:rFonts w:hint="eastAsia" w:ascii="Times New Roman" w:hAnsi="Times New Roman" w:eastAsia="FangSong" w:cs="Times New Roman"/>
-        </w:rPr>
-        <w:t>碱</w:t>
+          <w:rFonts w:hint="eastAsia" w:ascii="Times New Roman" w:hAnsi="Times New Roman" w:eastAsia="FangSong" w:cs="Times New Roman"/>
+        </w:rPr>
+        <w:t xml:space="preserve">烯丙基醚</w:t>
       </w:r>
       <w:r>
         <w:rPr>
@@ -35047,25 +34686,25 @@
         <w:rPr>
           <w:rFonts w:hint="eastAsia" w:ascii="Times New Roman" w:hAnsi="Times New Roman" w:eastAsia="Times New Roman" w:cs="Times New Roman"/>
         </w:rPr>
-        <w:t>α-</w:t>
-      </w:r>
-      <w:r>
-        <w:rPr>
-          <w:rFonts w:hint="eastAsia" w:ascii="Times New Roman" w:hAnsi="Times New Roman" w:eastAsia="FangSong" w:cs="Times New Roman"/>
-        </w:rPr>
-        <w:t>卤代酮</w:t>
-      </w:r>
-      <w:r>
-        <w:rPr>
-          <w:rFonts w:hint="eastAsia" w:ascii="Times New Roman" w:hAnsi="Times New Roman" w:eastAsia="Times New Roman" w:cs="Times New Roman"/>
-        </w:rPr>
-        <w:t>+</w:t>
-      </w:r>
-      <w:r>
-        <w:rPr>
-          <w:rFonts w:hint="eastAsia" w:ascii="Times New Roman" w:hAnsi="Times New Roman" w:eastAsia="FangSong" w:cs="Times New Roman"/>
-        </w:rPr>
-        <w:t>碱</w:t>
+        <w:t>1,5-</w:t>
+      </w:r>
+      <w:r>
+        <w:rPr>
+          <w:rFonts w:hint="eastAsia" w:ascii="Times New Roman" w:hAnsi="Times New Roman" w:eastAsia="FangSong" w:cs="Times New Roman"/>
+        </w:rPr>
+        <w:t>二烯</w:t>
+      </w:r>
+      <w:r>
+        <w:rPr>
+          <w:rFonts w:ascii="Times New Roman" w:hAnsi="Times New Roman" w:eastAsia="Times New Roman" w:cs="Times New Roman"/>
+        </w:rPr>
+        <w:t xml:space="preserve"> + </w:t>
+      </w:r>
+      <w:r>
+        <w:rPr>
+          <w:rFonts w:hint="eastAsia" w:ascii="Times New Roman" w:hAnsi="Times New Roman" w:eastAsia="FangSong" w:cs="Times New Roman"/>
+        </w:rPr>
+        <w:t xml:space="preserve">加热</w:t>
       </w:r>
       <w:r>
         <w:rPr>
@@ -35089,31 +34728,19 @@
         <w:rPr>
           <w:rFonts w:hint="eastAsia" w:ascii="Times New Roman" w:hAnsi="Times New Roman" w:eastAsia="Times New Roman" w:cs="Times New Roman"/>
         </w:rPr>
-        <w:t>IV（</w:t>
-      </w:r>
-      <w:r>
-        <w:rPr>
-          <w:rFonts w:hint="eastAsia" w:ascii="Times New Roman" w:hAnsi="Times New Roman" w:eastAsia="FangSong" w:cs="Times New Roman"/>
-        </w:rPr>
-        <w:t>阴离子</w:t>
-      </w:r>
-      <w:r>
-        <w:rPr>
-          <w:rFonts w:hint="eastAsia" w:ascii="Times New Roman" w:hAnsi="Times New Roman" w:eastAsia="Times New Roman" w:cs="Times New Roman"/>
-        </w:rPr>
-        <w:t>/</w:t>
-      </w:r>
-      <w:r>
-        <w:rPr>
-          <w:rFonts w:hint="eastAsia" w:ascii="Times New Roman" w:hAnsi="Times New Roman" w:eastAsia="FangSong" w:cs="Times New Roman"/>
-        </w:rPr>
-        <w:t>硅驱动</w:t>
-      </w:r>
-      <w:r>
-        <w:rPr>
-          <w:rFonts w:hint="eastAsia" w:ascii="Times New Roman" w:hAnsi="Times New Roman" w:eastAsia="Times New Roman" w:cs="Times New Roman"/>
-        </w:rPr>
-        <w:t>）</w:t>
+        <w:t>III（</w:t>
+      </w:r>
+      <w:r>
+        <w:rPr>
+          <w:rFonts w:hint="eastAsia" w:ascii="Times New Roman" w:hAnsi="Times New Roman" w:eastAsia="FangSong" w:cs="Times New Roman"/>
+        </w:rPr>
+        <w:t>协同</w:t>
+      </w:r>
+      <w:r>
+        <w:rPr>
+          <w:rFonts w:hint="eastAsia" w:ascii="Times New Roman" w:hAnsi="Times New Roman" w:eastAsia="Times New Roman" w:cs="Times New Roman"/>
+        </w:rPr>
+        <w:t>[3,3]-σ）</w:t>
       </w:r>
     </w:p>
     <w:p>
@@ -35126,33 +34753,27 @@
       </w:pPr>
       <w:r>
         <w:rPr>
-          <w:rFonts w:hint="eastAsia" w:ascii="Times New Roman" w:hAnsi="Times New Roman" w:eastAsia="Times New Roman" w:cs="Times New Roman"/>
-        </w:rPr>
-        <w:t>α-</w:t>
-      </w:r>
-      <w:r>
-        <w:rPr>
-          <w:rFonts w:hint="eastAsia" w:ascii="Times New Roman" w:hAnsi="Times New Roman" w:eastAsia="FangSong" w:cs="Times New Roman"/>
-        </w:rPr>
-        <w:t>硅基醇</w:t>
-      </w:r>
-      <w:r>
-        <w:rPr>
-          <w:rFonts w:ascii="Times New Roman" w:hAnsi="Times New Roman" w:eastAsia="Times New Roman" w:cs="Times New Roman"/>
-        </w:rPr>
-        <w:t xml:space="preserve"> + </w:t>
-      </w:r>
-      <w:r>
-        <w:rPr>
-          <w:rFonts w:hint="eastAsia" w:ascii="Times New Roman" w:hAnsi="Times New Roman" w:eastAsia="FangSong" w:cs="Times New Roman"/>
-        </w:rPr>
-        <w:t xml:space="preserve">强碱</w:t>
-      </w:r>
-      <w:r>
-        <w:rPr>
-          <w:rFonts w:ascii="Times New Roman" w:hAnsi="Times New Roman" w:eastAsia="Times New Roman" w:cs="Times New Roman"/>
-        </w:rPr>
-        <w:t xml:space="preserve"> → Brook</w:t>
+          <w:rFonts w:hint="eastAsia" w:ascii="Times New Roman" w:hAnsi="Times New Roman" w:eastAsia="FangSong" w:cs="Times New Roman"/>
+        </w:rPr>
+        <w:t>烯丙基芳基</w:t>
+      </w:r>
+      <w:r>
+        <w:rPr>
+          <w:rFonts w:hint="eastAsia" w:ascii="Times New Roman" w:hAnsi="Times New Roman" w:eastAsia="Times New Roman" w:cs="Times New Roman"/>
+        </w:rPr>
+        <w:t>/</w:t>
+      </w:r>
+      <w:r>
+        <w:rPr>
+          <w:rFonts w:hint="eastAsia" w:ascii="Times New Roman" w:hAnsi="Times New Roman" w:eastAsia="FangSong" w:cs="Times New Roman"/>
+        </w:rPr>
+        <w:t>乙烯基醚</w:t>
+      </w:r>
+      <w:r>
+        <w:rPr>
+          <w:rFonts w:ascii="Times New Roman" w:hAnsi="Times New Roman" w:eastAsia="Times New Roman" w:cs="Times New Roman"/>
+        </w:rPr>
+        <w:t xml:space="preserve"> → Claisen</w:t>
       </w:r>
     </w:p>
     <w:p>
@@ -35167,6 +34788,183 @@
         <w:rPr>
           <w:rFonts w:hint="eastAsia" w:ascii="Times New Roman" w:hAnsi="Times New Roman" w:eastAsia="Times New Roman" w:cs="Times New Roman"/>
         </w:rPr>
+        <w:t>1,5-</w:t>
+      </w:r>
+      <w:r>
+        <w:rPr>
+          <w:rFonts w:hint="eastAsia" w:ascii="Times New Roman" w:hAnsi="Times New Roman" w:eastAsia="FangSong" w:cs="Times New Roman"/>
+        </w:rPr>
+        <w:t>二烯</w:t>
+      </w:r>
+      <w:r>
+        <w:rPr>
+          <w:rFonts w:ascii="Times New Roman" w:hAnsi="Times New Roman" w:eastAsia="Times New Roman" w:cs="Times New Roman"/>
+        </w:rPr>
+        <w:t xml:space="preserve"> → Cope</w:t>
+      </w:r>
+    </w:p>
+    <w:p>
+      <w:pPr>
+        <w:pStyle w:val="Compact"/>
+        <w:numPr>
+          <w:ilvl w:val="2"/>
+          <w:numId w:val="1025"/>
+        </w:numPr>
+      </w:pPr>
+      <w:r>
+        <w:rPr>
+          <w:rFonts w:hint="eastAsia" w:ascii="Times New Roman" w:hAnsi="Times New Roman" w:eastAsia="Times New Roman" w:cs="Times New Roman"/>
+        </w:rPr>
+        <w:t>α-</w:t>
+      </w:r>
+      <w:r>
+        <w:rPr>
+          <w:rFonts w:hint="eastAsia" w:ascii="Times New Roman" w:hAnsi="Times New Roman" w:eastAsia="FangSong" w:cs="Times New Roman"/>
+        </w:rPr>
+        <w:t>硅基醇</w:t>
+      </w:r>
+      <w:r>
+        <w:rPr>
+          <w:rFonts w:hint="eastAsia" w:ascii="Times New Roman" w:hAnsi="Times New Roman" w:eastAsia="Times New Roman" w:cs="Times New Roman"/>
+        </w:rPr>
+        <w:t>+</w:t>
+      </w:r>
+      <w:r>
+        <w:rPr>
+          <w:rFonts w:hint="eastAsia" w:ascii="Times New Roman" w:hAnsi="Times New Roman" w:eastAsia="FangSong" w:cs="Times New Roman"/>
+        </w:rPr>
+        <w:t>碱</w:t>
+      </w:r>
+      <w:r>
+        <w:rPr>
+          <w:rFonts w:ascii="Times New Roman" w:hAnsi="Times New Roman" w:eastAsia="Times New Roman" w:cs="Times New Roman"/>
+        </w:rPr>
+        <w:t xml:space="preserve"> / </w:t>
+      </w:r>
+      <w:r>
+        <w:rPr>
+          <w:rFonts w:hint="eastAsia" w:ascii="Times New Roman" w:hAnsi="Times New Roman" w:eastAsia="Times New Roman" w:cs="Times New Roman"/>
+        </w:rPr>
+        <w:t>α-</w:t>
+      </w:r>
+      <w:r>
+        <w:rPr>
+          <w:rFonts w:hint="eastAsia" w:ascii="Times New Roman" w:hAnsi="Times New Roman" w:eastAsia="FangSong" w:cs="Times New Roman"/>
+        </w:rPr>
+        <w:t>卤代酮</w:t>
+      </w:r>
+      <w:r>
+        <w:rPr>
+          <w:rFonts w:hint="eastAsia" w:ascii="Times New Roman" w:hAnsi="Times New Roman" w:eastAsia="Times New Roman" w:cs="Times New Roman"/>
+        </w:rPr>
+        <w:t>+</w:t>
+      </w:r>
+      <w:r>
+        <w:rPr>
+          <w:rFonts w:hint="eastAsia" w:ascii="Times New Roman" w:hAnsi="Times New Roman" w:eastAsia="FangSong" w:cs="Times New Roman"/>
+        </w:rPr>
+        <w:t>碱</w:t>
+      </w:r>
+      <w:r>
+        <w:rPr>
+          <w:rFonts w:ascii="Times New Roman" w:hAnsi="Times New Roman" w:eastAsia="Times New Roman" w:cs="Times New Roman"/>
+        </w:rPr>
+        <w:t xml:space="preserve"> → </w:t>
+      </w:r>
+      <w:r>
+        <w:rPr>
+          <w:rFonts w:hint="eastAsia" w:ascii="Times New Roman" w:hAnsi="Times New Roman" w:eastAsia="FangSong" w:cs="Times New Roman"/>
+        </w:rPr>
+        <w:t xml:space="preserve">家族</w:t>
+      </w:r>
+      <w:r>
+        <w:rPr>
+          <w:rFonts w:ascii="Times New Roman" w:hAnsi="Times New Roman" w:eastAsia="Times New Roman" w:cs="Times New Roman"/>
+        </w:rPr>
+        <w:t xml:space="preserve"> </w:t>
+      </w:r>
+      <w:r>
+        <w:rPr>
+          <w:rFonts w:hint="eastAsia" w:ascii="Times New Roman" w:hAnsi="Times New Roman" w:eastAsia="Times New Roman" w:cs="Times New Roman"/>
+        </w:rPr>
+        <w:t>IV（</w:t>
+      </w:r>
+      <w:r>
+        <w:rPr>
+          <w:rFonts w:hint="eastAsia" w:ascii="Times New Roman" w:hAnsi="Times New Roman" w:eastAsia="FangSong" w:cs="Times New Roman"/>
+        </w:rPr>
+        <w:t>阴离子</w:t>
+      </w:r>
+      <w:r>
+        <w:rPr>
+          <w:rFonts w:hint="eastAsia" w:ascii="Times New Roman" w:hAnsi="Times New Roman" w:eastAsia="Times New Roman" w:cs="Times New Roman"/>
+        </w:rPr>
+        <w:t>/</w:t>
+      </w:r>
+      <w:r>
+        <w:rPr>
+          <w:rFonts w:hint="eastAsia" w:ascii="Times New Roman" w:hAnsi="Times New Roman" w:eastAsia="FangSong" w:cs="Times New Roman"/>
+        </w:rPr>
+        <w:t>硅驱动</w:t>
+      </w:r>
+      <w:r>
+        <w:rPr>
+          <w:rFonts w:hint="eastAsia" w:ascii="Times New Roman" w:hAnsi="Times New Roman" w:eastAsia="Times New Roman" w:cs="Times New Roman"/>
+        </w:rPr>
+        <w:t>）</w:t>
+      </w:r>
+    </w:p>
+    <w:p>
+      <w:pPr>
+        <w:pStyle w:val="Compact"/>
+        <w:numPr>
+          <w:ilvl w:val="3"/>
+          <w:numId w:val="1029"/>
+        </w:numPr>
+      </w:pPr>
+      <w:r>
+        <w:rPr>
+          <w:rFonts w:hint="eastAsia" w:ascii="Times New Roman" w:hAnsi="Times New Roman" w:eastAsia="Times New Roman" w:cs="Times New Roman"/>
+        </w:rPr>
+        <w:t>α-</w:t>
+      </w:r>
+      <w:r>
+        <w:rPr>
+          <w:rFonts w:hint="eastAsia" w:ascii="Times New Roman" w:hAnsi="Times New Roman" w:eastAsia="FangSong" w:cs="Times New Roman"/>
+        </w:rPr>
+        <w:t>硅基醇</w:t>
+      </w:r>
+      <w:r>
+        <w:rPr>
+          <w:rFonts w:ascii="Times New Roman" w:hAnsi="Times New Roman" w:eastAsia="Times New Roman" w:cs="Times New Roman"/>
+        </w:rPr>
+        <w:t xml:space="preserve"> + </w:t>
+      </w:r>
+      <w:r>
+        <w:rPr>
+          <w:rFonts w:hint="eastAsia" w:ascii="Times New Roman" w:hAnsi="Times New Roman" w:eastAsia="FangSong" w:cs="Times New Roman"/>
+        </w:rPr>
+        <w:t xml:space="preserve">强碱</w:t>
+      </w:r>
+      <w:r>
+        <w:rPr>
+          <w:rFonts w:ascii="Times New Roman" w:hAnsi="Times New Roman" w:eastAsia="Times New Roman" w:cs="Times New Roman"/>
+        </w:rPr>
+        <w:t xml:space="preserve"> → Brook</w:t>
+      </w:r>
+    </w:p>
+    <w:p>
+      <w:pPr>
+        <w:pStyle w:val="Compact"/>
+        <w:numPr>
+          <w:ilvl w:val="3"/>
+          <w:numId w:val="1029"/>
+        </w:numPr>
+      </w:pPr>
+      <w:r>
+        <w:rPr>
+          <w:rFonts w:hint="eastAsia" w:ascii="Times New Roman" w:hAnsi="Times New Roman" w:eastAsia="Times New Roman" w:cs="Times New Roman"/>
+        </w:rPr>
         <w:t>α-</w:t>
       </w:r>
       <w:r>
@@ -35217,7 +35015,7 @@
         <w:pStyle w:val="Compact"/>
         <w:numPr>
           <w:ilvl w:val="1"/>
-          <w:numId w:val="1022"/>
+          <w:numId w:val="1023"/>
         </w:numPr>
       </w:pPr>
       <w:r>
@@ -35237,250 +35035,6 @@
           <w:rFonts w:hint="eastAsia" w:ascii="Times New Roman" w:hAnsi="Times New Roman" w:eastAsia="FangSong" w:cs="Times New Roman"/>
         </w:rPr>
         <w:t>判迁移规则</w:t>
-      </w:r>
-    </w:p>
-    <w:p>
-      <w:pPr>
-        <w:pStyle w:val="Compact"/>
-        <w:numPr>
-          <w:ilvl w:val="2"/>
-          <w:numId w:val="1029"/>
-        </w:numPr>
-      </w:pPr>
-      <w:r>
-        <w:rPr>
-          <w:rFonts w:ascii="Times New Roman" w:hAnsi="Times New Roman" w:eastAsia="Times New Roman" w:cs="Times New Roman"/>
-        </w:rPr>
-        <w:t xml:space="preserve">Beckmann → </w:t>
-      </w:r>
-      <w:r>
-        <w:rPr>
-          <w:rFonts w:hint="eastAsia" w:ascii="Times New Roman" w:hAnsi="Times New Roman" w:eastAsia="FangSong" w:cs="Times New Roman"/>
-        </w:rPr>
-        <w:t>反式迁移</w:t>
-      </w:r>
-      <w:r>
-        <w:rPr>
-          <w:rFonts w:hint="eastAsia" w:ascii="Times New Roman" w:hAnsi="Times New Roman" w:eastAsia="Times New Roman" w:cs="Times New Roman"/>
-        </w:rPr>
-        <w:t>（E/Z</w:t>
-      </w:r>
-      <w:r>
-        <w:rPr>
-          <w:rFonts w:ascii="Times New Roman" w:hAnsi="Times New Roman" w:eastAsia="Times New Roman" w:cs="Times New Roman"/>
-        </w:rPr>
-        <w:t xml:space="preserve"> </w:t>
-      </w:r>
-      <w:r>
-        <w:rPr>
-          <w:rFonts w:hint="eastAsia" w:ascii="Times New Roman" w:hAnsi="Times New Roman" w:eastAsia="FangSong" w:cs="Times New Roman"/>
-        </w:rPr>
-        <w:t>构型决定</w:t>
-      </w:r>
-      <w:r>
-        <w:rPr>
-          <w:rFonts w:hint="eastAsia" w:ascii="Times New Roman" w:hAnsi="Times New Roman" w:eastAsia="Times New Roman" w:cs="Times New Roman"/>
-        </w:rPr>
-        <w:t>）</w:t>
-      </w:r>
-    </w:p>
-    <w:p>
-      <w:pPr>
-        <w:pStyle w:val="Compact"/>
-        <w:numPr>
-          <w:ilvl w:val="2"/>
-          <w:numId w:val="1029"/>
-        </w:numPr>
-      </w:pPr>
-      <w:r>
-        <w:rPr>
-          <w:rFonts w:ascii="Times New Roman" w:hAnsi="Times New Roman" w:eastAsia="Times New Roman" w:cs="Times New Roman"/>
-        </w:rPr>
-        <w:t xml:space="preserve">B-V → </w:t>
-      </w:r>
-      <w:r>
-        <w:rPr>
-          <w:rFonts w:hint="eastAsia" w:ascii="Times New Roman" w:hAnsi="Times New Roman" w:eastAsia="FangSong" w:cs="Times New Roman"/>
-        </w:rPr>
-        <w:t>迁移能力</w:t>
-      </w:r>
-      <w:r>
-        <w:rPr>
-          <w:rFonts w:hint="eastAsia" w:ascii="Times New Roman" w:hAnsi="Times New Roman" w:eastAsia="Times New Roman" w:cs="Times New Roman"/>
-        </w:rPr>
-        <w:t>（</w:t>
-      </w:r>
-      <w:r>
-        <w:rPr>
-          <w:rFonts w:hint="eastAsia" w:ascii="Times New Roman" w:hAnsi="Times New Roman" w:eastAsia="FangSong" w:cs="Times New Roman"/>
-        </w:rPr>
-        <w:t>稳正电荷能力</w:t>
-      </w:r>
-      <w:r>
-        <w:rPr>
-          <w:rFonts w:hint="eastAsia" w:ascii="Times New Roman" w:hAnsi="Times New Roman" w:eastAsia="Times New Roman" w:cs="Times New Roman"/>
-        </w:rPr>
-        <w:t>）</w:t>
-      </w:r>
-    </w:p>
-    <w:p>
-      <w:pPr>
-        <w:pStyle w:val="Compact"/>
-        <w:numPr>
-          <w:ilvl w:val="2"/>
-          <w:numId w:val="1029"/>
-        </w:numPr>
-      </w:pPr>
-      <w:r>
-        <w:rPr>
-          <w:rFonts w:ascii="Times New Roman" w:hAnsi="Times New Roman" w:eastAsia="Times New Roman" w:cs="Times New Roman"/>
-        </w:rPr>
-        <w:t xml:space="preserve">Pinacol → </w:t>
-      </w:r>
-      <w:r>
-        <w:rPr>
-          <w:rFonts w:hint="eastAsia" w:ascii="Times New Roman" w:hAnsi="Times New Roman" w:eastAsia="FangSong" w:cs="Times New Roman"/>
-        </w:rPr>
-        <w:t>先哪侧离去</w:t>
-      </w:r>
-      <w:r>
-        <w:rPr>
-          <w:rFonts w:hint="eastAsia" w:ascii="Times New Roman" w:hAnsi="Times New Roman" w:eastAsia="Times New Roman" w:cs="Times New Roman"/>
-        </w:rPr>
-        <w:t>（</w:t>
-      </w:r>
-      <w:r>
-        <w:rPr>
-          <w:rFonts w:hint="eastAsia" w:ascii="Times New Roman" w:hAnsi="Times New Roman" w:eastAsia="FangSong" w:cs="Times New Roman"/>
-        </w:rPr>
-        <w:t>稳</w:t>
-      </w:r>
-      <w:r>
-        <w:rPr>
-          <w:rFonts w:hint="eastAsia" w:ascii="Times New Roman" w:hAnsi="Times New Roman" w:eastAsia="Times New Roman" w:cs="Times New Roman"/>
-        </w:rPr>
-        <w:t>C</w:t>
-      </w:r>
-      <w:r>
-        <w:rPr>
-          <w:rFonts w:hint="eastAsia" w:ascii="Times New Roman" w:hAnsi="Times New Roman" w:eastAsia="Times New Roman" w:cs="Times New Roman"/>
-          <w:vertAlign w:val="superscript"/>
-        </w:rPr>
-        <w:t>+</w:t>
-      </w:r>
-      <w:r>
-        <w:rPr>
-          <w:rFonts w:hint="eastAsia" w:ascii="Times New Roman" w:hAnsi="Times New Roman" w:eastAsia="Times New Roman" w:cs="Times New Roman"/>
-        </w:rPr>
-        <w:t>），</w:t>
-      </w:r>
-      <w:r>
-        <w:rPr>
-          <w:rFonts w:hint="eastAsia" w:ascii="Times New Roman" w:hAnsi="Times New Roman" w:eastAsia="FangSong" w:cs="Times New Roman"/>
-        </w:rPr>
-        <w:t>再哪侧迁移</w:t>
-      </w:r>
-    </w:p>
-    <w:p>
-      <w:pPr>
-        <w:pStyle w:val="Compact"/>
-        <w:numPr>
-          <w:ilvl w:val="2"/>
-          <w:numId w:val="1029"/>
-        </w:numPr>
-      </w:pPr>
-      <w:r>
-        <w:rPr>
-          <w:rFonts w:ascii="Times New Roman" w:hAnsi="Times New Roman" w:eastAsia="Times New Roman" w:cs="Times New Roman"/>
-        </w:rPr>
-        <w:t xml:space="preserve">Claisen/Cope → </w:t>
-      </w:r>
-      <w:r>
-        <w:rPr>
-          <w:rFonts w:hint="eastAsia" w:ascii="Times New Roman" w:hAnsi="Times New Roman" w:eastAsia="FangSong" w:cs="Times New Roman"/>
-        </w:rPr>
-        <w:t>协同六元环</w:t>
-      </w:r>
-      <w:r>
-        <w:rPr>
-          <w:rFonts w:hint="eastAsia" w:ascii="Times New Roman" w:hAnsi="Times New Roman" w:eastAsia="Times New Roman" w:cs="Times New Roman"/>
-        </w:rPr>
-        <w:t>TS</w:t>
-      </w:r>
-    </w:p>
-    <w:p>
-      <w:pPr>
-        <w:pStyle w:val="Compact"/>
-        <w:numPr>
-          <w:ilvl w:val="2"/>
-          <w:numId w:val="1029"/>
-        </w:numPr>
-      </w:pPr>
-      <w:r>
-        <w:rPr>
-          <w:rFonts w:ascii="Times New Roman" w:hAnsi="Times New Roman" w:eastAsia="Times New Roman" w:cs="Times New Roman"/>
-        </w:rPr>
-        <w:t xml:space="preserve">Brook → Si-O &gt; Si-C</w:t>
-      </w:r>
-    </w:p>
-    <w:p>
-      <w:pPr>
-        <w:pStyle w:val="Compact"/>
-        <w:numPr>
-          <w:ilvl w:val="2"/>
-          <w:numId w:val="1029"/>
-        </w:numPr>
-      </w:pPr>
-      <w:r>
-        <w:rPr>
-          <w:rFonts w:ascii="Times New Roman" w:hAnsi="Times New Roman" w:eastAsia="Times New Roman" w:cs="Times New Roman"/>
-        </w:rPr>
-        <w:t xml:space="preserve">Favorskii → </w:t>
-      </w:r>
-      <w:r>
-        <w:rPr>
-          <w:rFonts w:hint="eastAsia" w:ascii="Times New Roman" w:hAnsi="Times New Roman" w:eastAsia="FangSong" w:cs="Times New Roman"/>
-        </w:rPr>
-        <w:t xml:space="preserve">环丙酮</w:t>
-      </w:r>
-      <w:r>
-        <w:rPr>
-          <w:rFonts w:ascii="Times New Roman" w:hAnsi="Times New Roman" w:eastAsia="Times New Roman" w:cs="Times New Roman"/>
-        </w:rPr>
-        <w:t xml:space="preserve"> → </w:t>
-      </w:r>
-      <w:r>
-        <w:rPr>
-          <w:rFonts w:hint="eastAsia" w:ascii="Times New Roman" w:hAnsi="Times New Roman" w:eastAsia="FangSong" w:cs="Times New Roman"/>
-        </w:rPr>
-        <w:t xml:space="preserve">开环方向</w:t>
-      </w:r>
-    </w:p>
-    <w:p>
-      <w:pPr>
-        <w:pStyle w:val="Compact"/>
-        <w:numPr>
-          <w:ilvl w:val="1"/>
-          <w:numId w:val="1022"/>
-        </w:numPr>
-      </w:pPr>
-      <w:r>
-        <w:rPr>
-          <w:rFonts w:ascii="Times New Roman" w:hAnsi="Times New Roman" w:eastAsia="Times New Roman" w:cs="Times New Roman"/>
-        </w:rPr>
-        <w:t xml:space="preserve">Step </w:t>
-      </w:r>
-      <w:r>
-        <w:rPr>
-          <w:rFonts w:hint="eastAsia" w:ascii="Times New Roman" w:hAnsi="Times New Roman" w:eastAsia="Times New Roman" w:cs="Times New Roman"/>
-        </w:rPr>
-        <w:t>4：</w:t>
-      </w:r>
-      <w:r>
-        <w:rPr>
-          <w:rFonts w:hint="eastAsia" w:ascii="Times New Roman" w:hAnsi="Times New Roman" w:eastAsia="FangSong" w:cs="Times New Roman"/>
-        </w:rPr>
-        <w:t>核产物</w:t>
       </w:r>
     </w:p>
     <w:p>
@@ -35493,105 +35047,39 @@
       </w:pPr>
       <w:r>
         <w:rPr>
-          <w:rFonts w:hint="eastAsia" w:ascii="Times New Roman" w:hAnsi="Times New Roman" w:eastAsia="FangSong" w:cs="Times New Roman"/>
-        </w:rPr>
-        <w:t>官能团</w:t>
-      </w:r>
-      <w:r>
-        <w:rPr>
-          <w:rFonts w:hint="eastAsia" w:ascii="Times New Roman" w:hAnsi="Times New Roman" w:eastAsia="Times New Roman" w:cs="Times New Roman"/>
-        </w:rPr>
-        <w:t>：</w:t>
-      </w:r>
-      <w:r>
-        <w:rPr>
-          <w:rFonts w:hint="eastAsia" w:ascii="Times New Roman" w:hAnsi="Times New Roman" w:eastAsia="FangSong" w:cs="Times New Roman"/>
-        </w:rPr>
-        <w:t>酮</w:t>
-      </w:r>
-      <w:r>
-        <w:rPr>
-          <w:rFonts w:hint="eastAsia" w:ascii="Times New Roman" w:hAnsi="Times New Roman" w:eastAsia="Times New Roman" w:cs="Times New Roman"/>
-        </w:rPr>
-        <w:t>/</w:t>
-      </w:r>
-      <w:r>
-        <w:rPr>
-          <w:rFonts w:hint="eastAsia" w:ascii="Times New Roman" w:hAnsi="Times New Roman" w:eastAsia="FangSong" w:cs="Times New Roman"/>
-        </w:rPr>
-        <w:t>酰胺</w:t>
-      </w:r>
-      <w:r>
-        <w:rPr>
-          <w:rFonts w:hint="eastAsia" w:ascii="Times New Roman" w:hAnsi="Times New Roman" w:eastAsia="Times New Roman" w:cs="Times New Roman"/>
-        </w:rPr>
-        <w:t>/</w:t>
-      </w:r>
-      <w:r>
-        <w:rPr>
-          <w:rFonts w:hint="eastAsia" w:ascii="Times New Roman" w:hAnsi="Times New Roman" w:eastAsia="FangSong" w:cs="Times New Roman"/>
-        </w:rPr>
-        <w:t>酯</w:t>
-      </w:r>
-      <w:r>
-        <w:rPr>
-          <w:rFonts w:hint="eastAsia" w:ascii="Times New Roman" w:hAnsi="Times New Roman" w:eastAsia="Times New Roman" w:cs="Times New Roman"/>
-        </w:rPr>
-        <w:t>/</w:t>
-      </w:r>
-      <w:r>
-        <w:rPr>
-          <w:rFonts w:hint="eastAsia" w:ascii="Times New Roman" w:hAnsi="Times New Roman" w:eastAsia="FangSong" w:cs="Times New Roman"/>
-        </w:rPr>
-        <w:t>内酯</w:t>
-      </w:r>
-      <w:r>
-        <w:rPr>
-          <w:rFonts w:hint="eastAsia" w:ascii="Times New Roman" w:hAnsi="Times New Roman" w:eastAsia="Times New Roman" w:cs="Times New Roman"/>
-        </w:rPr>
-        <w:t>/</w:t>
-      </w:r>
-      <w:r>
-        <w:rPr>
-          <w:rFonts w:hint="eastAsia" w:ascii="Times New Roman" w:hAnsi="Times New Roman" w:eastAsia="FangSong" w:cs="Times New Roman"/>
-        </w:rPr>
-        <w:t>内酰胺</w:t>
-      </w:r>
-      <w:r>
-        <w:rPr>
-          <w:rFonts w:hint="eastAsia" w:ascii="Times New Roman" w:hAnsi="Times New Roman" w:eastAsia="Times New Roman" w:cs="Times New Roman"/>
-        </w:rPr>
-        <w:t>/</w:t>
-      </w:r>
-      <w:r>
-        <w:rPr>
-          <w:rFonts w:hint="eastAsia" w:ascii="Times New Roman" w:hAnsi="Times New Roman" w:eastAsia="FangSong" w:cs="Times New Roman"/>
-        </w:rPr>
-        <w:t>酚</w:t>
-      </w:r>
-      <w:r>
-        <w:rPr>
-          <w:rFonts w:hint="eastAsia" w:ascii="Times New Roman" w:hAnsi="Times New Roman" w:eastAsia="Times New Roman" w:cs="Times New Roman"/>
-        </w:rPr>
-        <w:t>/</w:t>
-      </w:r>
-      <w:r>
-        <w:rPr>
-          <w:rFonts w:hint="eastAsia" w:ascii="Times New Roman" w:hAnsi="Times New Roman" w:eastAsia="FangSong" w:cs="Times New Roman"/>
-        </w:rPr>
-        <w:t>羧酸</w:t>
-      </w:r>
-      <w:r>
-        <w:rPr>
-          <w:rFonts w:hint="eastAsia" w:ascii="Times New Roman" w:hAnsi="Times New Roman" w:eastAsia="Times New Roman" w:cs="Times New Roman"/>
-        </w:rPr>
-        <w:t>/</w:t>
-      </w:r>
-      <w:r>
-        <w:rPr>
-          <w:rFonts w:hint="eastAsia" w:ascii="Times New Roman" w:hAnsi="Times New Roman" w:eastAsia="FangSong" w:cs="Times New Roman"/>
-        </w:rPr>
-        <w:t>胺</w:t>
+          <w:rFonts w:ascii="Times New Roman" w:hAnsi="Times New Roman" w:eastAsia="Times New Roman" w:cs="Times New Roman"/>
+        </w:rPr>
+        <w:t xml:space="preserve">Beckmann → </w:t>
+      </w:r>
+      <w:r>
+        <w:rPr>
+          <w:rFonts w:hint="eastAsia" w:ascii="Times New Roman" w:hAnsi="Times New Roman" w:eastAsia="FangSong" w:cs="Times New Roman"/>
+        </w:rPr>
+        <w:t>反式迁移</w:t>
+      </w:r>
+      <w:r>
+        <w:rPr>
+          <w:rFonts w:hint="eastAsia" w:ascii="Times New Roman" w:hAnsi="Times New Roman" w:eastAsia="Times New Roman" w:cs="Times New Roman"/>
+        </w:rPr>
+        <w:t>（E/Z</w:t>
+      </w:r>
+      <w:r>
+        <w:rPr>
+          <w:rFonts w:ascii="Times New Roman" w:hAnsi="Times New Roman" w:eastAsia="Times New Roman" w:cs="Times New Roman"/>
+        </w:rPr>
+        <w:t xml:space="preserve"> </w:t>
+      </w:r>
+      <w:r>
+        <w:rPr>
+          <w:rFonts w:hint="eastAsia" w:ascii="Times New Roman" w:hAnsi="Times New Roman" w:eastAsia="FangSong" w:cs="Times New Roman"/>
+        </w:rPr>
+        <w:t>构型决定</w:t>
+      </w:r>
+      <w:r>
+        <w:rPr>
+          <w:rFonts w:hint="eastAsia" w:ascii="Times New Roman" w:hAnsi="Times New Roman" w:eastAsia="Times New Roman" w:cs="Times New Roman"/>
+        </w:rPr>
+        <w:t>）</w:t>
       </w:r>
     </w:p>
     <w:p>
@@ -35604,45 +35092,33 @@
       </w:pPr>
       <w:r>
         <w:rPr>
-          <w:rFonts w:hint="eastAsia" w:ascii="Times New Roman" w:hAnsi="Times New Roman" w:eastAsia="FangSong" w:cs="Times New Roman"/>
-        </w:rPr>
-        <w:t>环尺寸</w:t>
-      </w:r>
-      <w:r>
-        <w:rPr>
-          <w:rFonts w:hint="eastAsia" w:ascii="Times New Roman" w:hAnsi="Times New Roman" w:eastAsia="Times New Roman" w:cs="Times New Roman"/>
-        </w:rPr>
-        <w:t>：</w:t>
-      </w:r>
-      <w:r>
-        <w:rPr>
-          <w:rFonts w:hint="eastAsia" w:ascii="Times New Roman" w:hAnsi="Times New Roman" w:eastAsia="FangSong" w:cs="Times New Roman"/>
-        </w:rPr>
-        <w:t>扩</w:t>
-      </w:r>
-      <w:r>
-        <w:rPr>
-          <w:rFonts w:hint="eastAsia" w:ascii="Times New Roman" w:hAnsi="Times New Roman" w:eastAsia="Times New Roman" w:cs="Times New Roman"/>
-        </w:rPr>
-        <w:t>/</w:t>
-      </w:r>
-      <w:r>
-        <w:rPr>
-          <w:rFonts w:hint="eastAsia" w:ascii="Times New Roman" w:hAnsi="Times New Roman" w:eastAsia="FangSong" w:cs="Times New Roman"/>
-        </w:rPr>
-        <w:t>缩</w:t>
-      </w:r>
-      <w:r>
-        <w:rPr>
-          <w:rFonts w:hint="eastAsia" w:ascii="Times New Roman" w:hAnsi="Times New Roman" w:eastAsia="Times New Roman" w:cs="Times New Roman"/>
-        </w:rPr>
-        <w:t>/</w:t>
-      </w:r>
-      <w:r>
-        <w:rPr>
-          <w:rFonts w:hint="eastAsia" w:ascii="Times New Roman" w:hAnsi="Times New Roman" w:eastAsia="FangSong" w:cs="Times New Roman"/>
-        </w:rPr>
-        <w:t>不变</w:t>
+          <w:rFonts w:ascii="Times New Roman" w:hAnsi="Times New Roman" w:eastAsia="Times New Roman" w:cs="Times New Roman"/>
+        </w:rPr>
+        <w:t xml:space="preserve">B-V → </w:t>
+      </w:r>
+      <w:r>
+        <w:rPr>
+          <w:rFonts w:hint="eastAsia" w:ascii="Times New Roman" w:hAnsi="Times New Roman" w:eastAsia="FangSong" w:cs="Times New Roman"/>
+        </w:rPr>
+        <w:t>迁移能力</w:t>
+      </w:r>
+      <w:r>
+        <w:rPr>
+          <w:rFonts w:hint="eastAsia" w:ascii="Times New Roman" w:hAnsi="Times New Roman" w:eastAsia="Times New Roman" w:cs="Times New Roman"/>
+        </w:rPr>
+        <w:t>（</w:t>
+      </w:r>
+      <w:r>
+        <w:rPr>
+          <w:rFonts w:hint="eastAsia" w:ascii="Times New Roman" w:hAnsi="Times New Roman" w:eastAsia="FangSong" w:cs="Times New Roman"/>
+        </w:rPr>
+        <w:t>稳正电荷能力</w:t>
+      </w:r>
+      <w:r>
+        <w:rPr>
+          <w:rFonts w:hint="eastAsia" w:ascii="Times New Roman" w:hAnsi="Times New Roman" w:eastAsia="Times New Roman" w:cs="Times New Roman"/>
+        </w:rPr>
+        <w:t>）</w:t>
       </w:r>
     </w:p>
     <w:p>
@@ -35651,6 +35127,328 @@
         <w:numPr>
           <w:ilvl w:val="2"/>
           <w:numId w:val="1030"/>
+        </w:numPr>
+      </w:pPr>
+      <w:r>
+        <w:rPr>
+          <w:rFonts w:ascii="Times New Roman" w:hAnsi="Times New Roman" w:eastAsia="Times New Roman" w:cs="Times New Roman"/>
+        </w:rPr>
+        <w:t xml:space="preserve">Pinacol → </w:t>
+      </w:r>
+      <w:r>
+        <w:rPr>
+          <w:rFonts w:hint="eastAsia" w:ascii="Times New Roman" w:hAnsi="Times New Roman" w:eastAsia="FangSong" w:cs="Times New Roman"/>
+        </w:rPr>
+        <w:t>先哪侧离去</w:t>
+      </w:r>
+      <w:r>
+        <w:rPr>
+          <w:rFonts w:hint="eastAsia" w:ascii="Times New Roman" w:hAnsi="Times New Roman" w:eastAsia="Times New Roman" w:cs="Times New Roman"/>
+        </w:rPr>
+        <w:t>（</w:t>
+      </w:r>
+      <w:r>
+        <w:rPr>
+          <w:rFonts w:hint="eastAsia" w:ascii="Times New Roman" w:hAnsi="Times New Roman" w:eastAsia="FangSong" w:cs="Times New Roman"/>
+        </w:rPr>
+        <w:t>稳</w:t>
+      </w:r>
+      <w:r>
+        <w:rPr>
+          <w:rFonts w:hint="eastAsia" w:ascii="Times New Roman" w:hAnsi="Times New Roman" w:eastAsia="Times New Roman" w:cs="Times New Roman"/>
+        </w:rPr>
+        <w:t>C</w:t>
+      </w:r>
+      <w:r>
+        <w:rPr>
+          <w:rFonts w:hint="eastAsia" w:ascii="Times New Roman" w:hAnsi="Times New Roman" w:eastAsia="Times New Roman" w:cs="Times New Roman"/>
+          <w:vertAlign w:val="superscript"/>
+        </w:rPr>
+        <w:t>+</w:t>
+      </w:r>
+      <w:r>
+        <w:rPr>
+          <w:rFonts w:hint="eastAsia" w:ascii="Times New Roman" w:hAnsi="Times New Roman" w:eastAsia="Times New Roman" w:cs="Times New Roman"/>
+        </w:rPr>
+        <w:t>），</w:t>
+      </w:r>
+      <w:r>
+        <w:rPr>
+          <w:rFonts w:hint="eastAsia" w:ascii="Times New Roman" w:hAnsi="Times New Roman" w:eastAsia="FangSong" w:cs="Times New Roman"/>
+        </w:rPr>
+        <w:t>再哪侧迁移</w:t>
+      </w:r>
+    </w:p>
+    <w:p>
+      <w:pPr>
+        <w:pStyle w:val="Compact"/>
+        <w:numPr>
+          <w:ilvl w:val="2"/>
+          <w:numId w:val="1030"/>
+        </w:numPr>
+      </w:pPr>
+      <w:r>
+        <w:rPr>
+          <w:rFonts w:ascii="Times New Roman" w:hAnsi="Times New Roman" w:eastAsia="Times New Roman" w:cs="Times New Roman"/>
+        </w:rPr>
+        <w:t xml:space="preserve">Claisen/Cope → </w:t>
+      </w:r>
+      <w:r>
+        <w:rPr>
+          <w:rFonts w:hint="eastAsia" w:ascii="Times New Roman" w:hAnsi="Times New Roman" w:eastAsia="FangSong" w:cs="Times New Roman"/>
+        </w:rPr>
+        <w:t>协同六元环</w:t>
+      </w:r>
+      <w:r>
+        <w:rPr>
+          <w:rFonts w:hint="eastAsia" w:ascii="Times New Roman" w:hAnsi="Times New Roman" w:eastAsia="Times New Roman" w:cs="Times New Roman"/>
+        </w:rPr>
+        <w:t>TS</w:t>
+      </w:r>
+    </w:p>
+    <w:p>
+      <w:pPr>
+        <w:pStyle w:val="Compact"/>
+        <w:numPr>
+          <w:ilvl w:val="2"/>
+          <w:numId w:val="1030"/>
+        </w:numPr>
+      </w:pPr>
+      <w:r>
+        <w:rPr>
+          <w:rFonts w:ascii="Times New Roman" w:hAnsi="Times New Roman" w:eastAsia="Times New Roman" w:cs="Times New Roman"/>
+        </w:rPr>
+        <w:t xml:space="preserve">Brook → Si-O &gt; Si-C</w:t>
+      </w:r>
+    </w:p>
+    <w:p>
+      <w:pPr>
+        <w:pStyle w:val="Compact"/>
+        <w:numPr>
+          <w:ilvl w:val="2"/>
+          <w:numId w:val="1030"/>
+        </w:numPr>
+      </w:pPr>
+      <w:r>
+        <w:rPr>
+          <w:rFonts w:ascii="Times New Roman" w:hAnsi="Times New Roman" w:eastAsia="Times New Roman" w:cs="Times New Roman"/>
+        </w:rPr>
+        <w:t xml:space="preserve">Favorskii → </w:t>
+      </w:r>
+      <w:r>
+        <w:rPr>
+          <w:rFonts w:hint="eastAsia" w:ascii="Times New Roman" w:hAnsi="Times New Roman" w:eastAsia="FangSong" w:cs="Times New Roman"/>
+        </w:rPr>
+        <w:t xml:space="preserve">环丙酮</w:t>
+      </w:r>
+      <w:r>
+        <w:rPr>
+          <w:rFonts w:ascii="Times New Roman" w:hAnsi="Times New Roman" w:eastAsia="Times New Roman" w:cs="Times New Roman"/>
+        </w:rPr>
+        <w:t xml:space="preserve"> → </w:t>
+      </w:r>
+      <w:r>
+        <w:rPr>
+          <w:rFonts w:hint="eastAsia" w:ascii="Times New Roman" w:hAnsi="Times New Roman" w:eastAsia="FangSong" w:cs="Times New Roman"/>
+        </w:rPr>
+        <w:t xml:space="preserve">开环方向</w:t>
+      </w:r>
+    </w:p>
+    <w:p>
+      <w:pPr>
+        <w:pStyle w:val="Compact"/>
+        <w:numPr>
+          <w:ilvl w:val="1"/>
+          <w:numId w:val="1023"/>
+        </w:numPr>
+      </w:pPr>
+      <w:r>
+        <w:rPr>
+          <w:rFonts w:ascii="Times New Roman" w:hAnsi="Times New Roman" w:eastAsia="Times New Roman" w:cs="Times New Roman"/>
+        </w:rPr>
+        <w:t xml:space="preserve">Step </w:t>
+      </w:r>
+      <w:r>
+        <w:rPr>
+          <w:rFonts w:hint="eastAsia" w:ascii="Times New Roman" w:hAnsi="Times New Roman" w:eastAsia="Times New Roman" w:cs="Times New Roman"/>
+        </w:rPr>
+        <w:t>4：</w:t>
+      </w:r>
+      <w:r>
+        <w:rPr>
+          <w:rFonts w:hint="eastAsia" w:ascii="Times New Roman" w:hAnsi="Times New Roman" w:eastAsia="FangSong" w:cs="Times New Roman"/>
+        </w:rPr>
+        <w:t>核产物</w:t>
+      </w:r>
+    </w:p>
+    <w:p>
+      <w:pPr>
+        <w:pStyle w:val="Compact"/>
+        <w:numPr>
+          <w:ilvl w:val="2"/>
+          <w:numId w:val="1031"/>
+        </w:numPr>
+      </w:pPr>
+      <w:r>
+        <w:rPr>
+          <w:rFonts w:hint="eastAsia" w:ascii="Times New Roman" w:hAnsi="Times New Roman" w:eastAsia="FangSong" w:cs="Times New Roman"/>
+        </w:rPr>
+        <w:t>官能团</w:t>
+      </w:r>
+      <w:r>
+        <w:rPr>
+          <w:rFonts w:hint="eastAsia" w:ascii="Times New Roman" w:hAnsi="Times New Roman" w:eastAsia="Times New Roman" w:cs="Times New Roman"/>
+        </w:rPr>
+        <w:t>：</w:t>
+      </w:r>
+      <w:r>
+        <w:rPr>
+          <w:rFonts w:hint="eastAsia" w:ascii="Times New Roman" w:hAnsi="Times New Roman" w:eastAsia="FangSong" w:cs="Times New Roman"/>
+        </w:rPr>
+        <w:t>酮</w:t>
+      </w:r>
+      <w:r>
+        <w:rPr>
+          <w:rFonts w:hint="eastAsia" w:ascii="Times New Roman" w:hAnsi="Times New Roman" w:eastAsia="Times New Roman" w:cs="Times New Roman"/>
+        </w:rPr>
+        <w:t>/</w:t>
+      </w:r>
+      <w:r>
+        <w:rPr>
+          <w:rFonts w:hint="eastAsia" w:ascii="Times New Roman" w:hAnsi="Times New Roman" w:eastAsia="FangSong" w:cs="Times New Roman"/>
+        </w:rPr>
+        <w:t>酰胺</w:t>
+      </w:r>
+      <w:r>
+        <w:rPr>
+          <w:rFonts w:hint="eastAsia" w:ascii="Times New Roman" w:hAnsi="Times New Roman" w:eastAsia="Times New Roman" w:cs="Times New Roman"/>
+        </w:rPr>
+        <w:t>/</w:t>
+      </w:r>
+      <w:r>
+        <w:rPr>
+          <w:rFonts w:hint="eastAsia" w:ascii="Times New Roman" w:hAnsi="Times New Roman" w:eastAsia="FangSong" w:cs="Times New Roman"/>
+        </w:rPr>
+        <w:t>酯</w:t>
+      </w:r>
+      <w:r>
+        <w:rPr>
+          <w:rFonts w:hint="eastAsia" w:ascii="Times New Roman" w:hAnsi="Times New Roman" w:eastAsia="Times New Roman" w:cs="Times New Roman"/>
+        </w:rPr>
+        <w:t>/</w:t>
+      </w:r>
+      <w:r>
+        <w:rPr>
+          <w:rFonts w:hint="eastAsia" w:ascii="Times New Roman" w:hAnsi="Times New Roman" w:eastAsia="FangSong" w:cs="Times New Roman"/>
+        </w:rPr>
+        <w:t>内酯</w:t>
+      </w:r>
+      <w:r>
+        <w:rPr>
+          <w:rFonts w:hint="eastAsia" w:ascii="Times New Roman" w:hAnsi="Times New Roman" w:eastAsia="Times New Roman" w:cs="Times New Roman"/>
+        </w:rPr>
+        <w:t>/</w:t>
+      </w:r>
+      <w:r>
+        <w:rPr>
+          <w:rFonts w:hint="eastAsia" w:ascii="Times New Roman" w:hAnsi="Times New Roman" w:eastAsia="FangSong" w:cs="Times New Roman"/>
+        </w:rPr>
+        <w:t>内酰胺</w:t>
+      </w:r>
+      <w:r>
+        <w:rPr>
+          <w:rFonts w:hint="eastAsia" w:ascii="Times New Roman" w:hAnsi="Times New Roman" w:eastAsia="Times New Roman" w:cs="Times New Roman"/>
+        </w:rPr>
+        <w:t>/</w:t>
+      </w:r>
+      <w:r>
+        <w:rPr>
+          <w:rFonts w:hint="eastAsia" w:ascii="Times New Roman" w:hAnsi="Times New Roman" w:eastAsia="FangSong" w:cs="Times New Roman"/>
+        </w:rPr>
+        <w:t>酚</w:t>
+      </w:r>
+      <w:r>
+        <w:rPr>
+          <w:rFonts w:hint="eastAsia" w:ascii="Times New Roman" w:hAnsi="Times New Roman" w:eastAsia="Times New Roman" w:cs="Times New Roman"/>
+        </w:rPr>
+        <w:t>/</w:t>
+      </w:r>
+      <w:r>
+        <w:rPr>
+          <w:rFonts w:hint="eastAsia" w:ascii="Times New Roman" w:hAnsi="Times New Roman" w:eastAsia="FangSong" w:cs="Times New Roman"/>
+        </w:rPr>
+        <w:t>羧酸</w:t>
+      </w:r>
+      <w:r>
+        <w:rPr>
+          <w:rFonts w:hint="eastAsia" w:ascii="Times New Roman" w:hAnsi="Times New Roman" w:eastAsia="Times New Roman" w:cs="Times New Roman"/>
+        </w:rPr>
+        <w:t>/</w:t>
+      </w:r>
+      <w:r>
+        <w:rPr>
+          <w:rFonts w:hint="eastAsia" w:ascii="Times New Roman" w:hAnsi="Times New Roman" w:eastAsia="FangSong" w:cs="Times New Roman"/>
+        </w:rPr>
+        <w:t>胺</w:t>
+      </w:r>
+    </w:p>
+    <w:p>
+      <w:pPr>
+        <w:pStyle w:val="Compact"/>
+        <w:numPr>
+          <w:ilvl w:val="2"/>
+          <w:numId w:val="1031"/>
+        </w:numPr>
+      </w:pPr>
+      <w:r>
+        <w:rPr>
+          <w:rFonts w:hint="eastAsia" w:ascii="Times New Roman" w:hAnsi="Times New Roman" w:eastAsia="FangSong" w:cs="Times New Roman"/>
+        </w:rPr>
+        <w:t>环尺寸</w:t>
+      </w:r>
+      <w:r>
+        <w:rPr>
+          <w:rFonts w:hint="eastAsia" w:ascii="Times New Roman" w:hAnsi="Times New Roman" w:eastAsia="Times New Roman" w:cs="Times New Roman"/>
+        </w:rPr>
+        <w:t>：</w:t>
+      </w:r>
+      <w:r>
+        <w:rPr>
+          <w:rFonts w:hint="eastAsia" w:ascii="Times New Roman" w:hAnsi="Times New Roman" w:eastAsia="FangSong" w:cs="Times New Roman"/>
+        </w:rPr>
+        <w:t>扩</w:t>
+      </w:r>
+      <w:r>
+        <w:rPr>
+          <w:rFonts w:hint="eastAsia" w:ascii="Times New Roman" w:hAnsi="Times New Roman" w:eastAsia="Times New Roman" w:cs="Times New Roman"/>
+        </w:rPr>
+        <w:t>/</w:t>
+      </w:r>
+      <w:r>
+        <w:rPr>
+          <w:rFonts w:hint="eastAsia" w:ascii="Times New Roman" w:hAnsi="Times New Roman" w:eastAsia="FangSong" w:cs="Times New Roman"/>
+        </w:rPr>
+        <w:t>缩</w:t>
+      </w:r>
+      <w:r>
+        <w:rPr>
+          <w:rFonts w:hint="eastAsia" w:ascii="Times New Roman" w:hAnsi="Times New Roman" w:eastAsia="Times New Roman" w:cs="Times New Roman"/>
+        </w:rPr>
+        <w:t>/</w:t>
+      </w:r>
+      <w:r>
+        <w:rPr>
+          <w:rFonts w:hint="eastAsia" w:ascii="Times New Roman" w:hAnsi="Times New Roman" w:eastAsia="FangSong" w:cs="Times New Roman"/>
+        </w:rPr>
+        <w:t>不变</w:t>
+      </w:r>
+    </w:p>
+    <w:p>
+      <w:pPr>
+        <w:pStyle w:val="Compact"/>
+        <w:numPr>
+          <w:ilvl w:val="2"/>
+          <w:numId w:val="1031"/>
         </w:numPr>
       </w:pPr>
       <w:r>
@@ -38285,21 +38083,46 @@
       </w:r>
       <w:r>
         <w:rPr>
-          <w:rFonts w:hint="eastAsia" w:ascii="Times New Roman" w:hAnsi="Times New Roman" w:eastAsia="Times New Roman" w:cs="Times New Roman"/>
-        </w:rPr>
-        <w:t>1-</w:t>
-      </w:r>
-      <w:r>
-        <w:rPr>
-          <w:rFonts w:hint="eastAsia" w:ascii="Times New Roman" w:hAnsi="Times New Roman" w:eastAsia="FangSong" w:cs="Times New Roman"/>
-        </w:rPr>
-        <w:t>甲基环戊醇</w:t>
-      </w:r>
-      <w:r>
-        <w:rPr>
-          <w:rFonts w:ascii="Times New Roman" w:hAnsi="Times New Roman" w:eastAsia="Times New Roman" w:cs="Times New Roman"/>
-        </w:rPr>
-        <w:t xml:space="preserve"> + </w:t>
+          <w:rFonts w:hint="eastAsia" w:ascii="Times New Roman" w:hAnsi="Times New Roman" w:eastAsia="FangSong" w:cs="Times New Roman"/>
+        </w:rPr>
+        <w:t>环丁基甲醇</w:t>
+      </w:r>
+      <w:r>
+        <w:rPr>
+          <w:rFonts w:hint="eastAsia" w:ascii="Times New Roman" w:hAnsi="Times New Roman" w:eastAsia="Times New Roman" w:cs="Times New Roman"/>
+        </w:rPr>
+        <w:t>（</w:t>
+      </w:r>
+      <w:r>
+        <w:rPr>
+          <w:rFonts w:hint="eastAsia" w:ascii="Times New Roman" w:hAnsi="Times New Roman" w:eastAsia="FangSong" w:cs="Times New Roman"/>
+        </w:rPr>
+        <w:t>环丁基</w:t>
+      </w:r>
+      <w:r>
+        <w:rPr>
+          <w:rFonts w:hint="eastAsia" w:ascii="Times New Roman" w:hAnsi="Times New Roman" w:eastAsia="Times New Roman" w:cs="Times New Roman"/>
+        </w:rPr>
+        <w:t>–CH</w:t>
+      </w:r>
+      <w:r>
+        <w:rPr>
+          <w:rFonts w:hint="eastAsia" w:ascii="Times New Roman" w:hAnsi="Times New Roman" w:eastAsia="Times New Roman" w:cs="Times New Roman"/>
+          <w:vertAlign w:val="subscript"/>
+        </w:rPr>
+        <w:t>2</w:t>
+      </w:r>
+      <w:r>
+        <w:rPr>
+          <w:rFonts w:hint="eastAsia" w:ascii="Times New Roman" w:hAnsi="Times New Roman" w:eastAsia="Times New Roman" w:cs="Times New Roman"/>
+        </w:rPr>
+        <w:t>OH）+</w:t>
+      </w:r>
+      <w:r>
+        <w:rPr>
+          <w:rFonts w:ascii="Times New Roman" w:hAnsi="Times New Roman" w:eastAsia="Times New Roman" w:cs="Times New Roman"/>
+        </w:rPr>
+        <w:t xml:space="preserve"> </w:t>
       </w:r>
       <w:r>
         <w:rPr>
@@ -38873,25 +38696,63 @@
         <w:rPr>
           <w:rFonts w:hint="eastAsia" w:ascii="Times New Roman" w:hAnsi="Times New Roman" w:eastAsia="FangSong" w:cs="Times New Roman"/>
         </w:rPr>
-        <w:t>这个产物与相同底物经</w:t>
-      </w:r>
-      <w:r>
-        <w:rPr>
-          <w:rFonts w:ascii="Times New Roman" w:hAnsi="Times New Roman" w:eastAsia="Times New Roman" w:cs="Times New Roman"/>
-        </w:rPr>
-        <w:t xml:space="preserve"> Beckmann </w:t>
-      </w:r>
-      <w:r>
-        <w:rPr>
-          <w:rFonts w:hint="eastAsia" w:ascii="Times New Roman" w:hAnsi="Times New Roman" w:eastAsia="FangSong" w:cs="Times New Roman"/>
-        </w:rPr>
-        <w:t>重排的产物有什么区别</w:t>
+        <w:t>丙酮肟经浓</w:t>
+      </w:r>
+      <w:r>
+        <w:rPr>
+          <w:rFonts w:ascii="Times New Roman" w:hAnsi="Times New Roman" w:eastAsia="Times New Roman" w:cs="Times New Roman"/>
+        </w:rPr>
+        <w:t xml:space="preserve"> H</w:t>
+      </w:r>
+      <w:r>
+        <w:rPr>
+          <w:rFonts w:ascii="Times New Roman" w:hAnsi="Times New Roman" w:eastAsia="Times New Roman" w:cs="Times New Roman"/>
+          <w:vertAlign w:val="subscript"/>
+        </w:rPr>
+        <w:t>2</w:t>
+      </w:r>
+      <w:r>
+        <w:rPr>
+          <w:rFonts w:ascii="Times New Roman" w:hAnsi="Times New Roman" w:eastAsia="Times New Roman" w:cs="Times New Roman"/>
+        </w:rPr>
+        <w:t>SO</w:t>
+      </w:r>
+      <w:r>
+        <w:rPr>
+          <w:rFonts w:ascii="Times New Roman" w:hAnsi="Times New Roman" w:eastAsia="Times New Roman" w:cs="Times New Roman"/>
+          <w:vertAlign w:val="subscript"/>
+        </w:rPr>
+        <w:t>4</w:t>
+      </w:r>
+      <w:r>
+        <w:rPr>
+          <w:rFonts w:ascii="Times New Roman" w:hAnsi="Times New Roman" w:eastAsia="Times New Roman" w:cs="Times New Roman"/>
+        </w:rPr>
+        <w:t xml:space="preserve"> </w:t>
+      </w:r>
+      <w:r>
+        <w:rPr>
+          <w:rFonts w:hint="eastAsia" w:ascii="Times New Roman" w:hAnsi="Times New Roman" w:eastAsia="FangSong" w:cs="Times New Roman"/>
+        </w:rPr>
+        <w:t>重排的产物又是什么</w:t>
       </w:r>
       <w:r>
         <w:rPr>
           <w:rFonts w:hint="eastAsia" w:ascii="Times New Roman" w:hAnsi="Times New Roman" w:eastAsia="Times New Roman" w:cs="Times New Roman"/>
         </w:rPr>
         <w:t>？</w:t>
+      </w:r>
+      <w:r>
+        <w:rPr>
+          <w:rFonts w:hint="eastAsia" w:ascii="Times New Roman" w:hAnsi="Times New Roman" w:eastAsia="FangSong" w:cs="Times New Roman"/>
+        </w:rPr>
+        <w:t>比较两者产物类型与碳数变化</w:t>
+      </w:r>
+      <w:r>
+        <w:rPr>
+          <w:rFonts w:hint="eastAsia" w:ascii="Times New Roman" w:hAnsi="Times New Roman" w:eastAsia="Times New Roman" w:cs="Times New Roman"/>
+        </w:rPr>
+        <w:t>。</w:t>
       </w:r>
     </w:p>
     <w:p>
@@ -39227,7 +39088,7 @@
           <w:rFonts w:hint="eastAsia" w:ascii="Times New Roman" w:hAnsi="Times New Roman" w:eastAsia="Times New Roman" w:cs="Times New Roman"/>
           <w:vertAlign w:val="subscript"/>
         </w:rPr>
-        <w:t>5</w:t>
+        <w:t>6</w:t>
       </w:r>
       <w:r>
         <w:rPr>
@@ -39240,7 +39101,7 @@
           <w:rFonts w:hint="eastAsia" w:ascii="Times New Roman" w:hAnsi="Times New Roman" w:eastAsia="Times New Roman" w:cs="Times New Roman"/>
           <w:vertAlign w:val="subscript"/>
         </w:rPr>
-        <w:t>10</w:t>
+        <w:t>12</w:t>
       </w:r>
       <w:r>
         <w:rPr>
@@ -39307,7 +39168,19 @@
         <w:rPr>
           <w:rFonts w:hint="eastAsia" w:ascii="Times New Roman" w:hAnsi="Times New Roman" w:eastAsia="FangSong" w:cs="Times New Roman"/>
         </w:rPr>
-        <w:t xml:space="preserve">的钠盐与</w:t>
+        <w:t>经酸化得羧酸</w:t>
+      </w:r>
+      <w:r>
+        <w:rPr>
+          <w:rFonts w:hint="eastAsia" w:ascii="Times New Roman" w:hAnsi="Times New Roman" w:eastAsia="Times New Roman" w:cs="Times New Roman"/>
+        </w:rPr>
+        <w:t>，</w:t>
+      </w:r>
+      <w:r>
+        <w:rPr>
+          <w:rFonts w:hint="eastAsia" w:ascii="Times New Roman" w:hAnsi="Times New Roman" w:eastAsia="FangSong" w:cs="Times New Roman"/>
+        </w:rPr>
+        <w:t>再与</w:t>
       </w:r>
       <w:r>
         <w:rPr>
@@ -39332,7 +39205,7 @@
         <w:rPr>
           <w:rFonts w:hint="eastAsia" w:ascii="Times New Roman" w:hAnsi="Times New Roman" w:eastAsia="FangSong" w:cs="Times New Roman"/>
         </w:rPr>
-        <w:t xml:space="preserve">反应后加成</w:t>
+        <w:t xml:space="preserve">反应后加</w:t>
       </w:r>
       <w:r>
         <w:rPr>
@@ -40013,57 +39886,145 @@
       </w:r>
       <w:r>
         <w:rPr>
-          <w:rFonts w:hint="eastAsia" w:ascii="Times New Roman" w:hAnsi="Times New Roman" w:eastAsia="Times New Roman" w:cs="Times New Roman"/>
-        </w:rPr>
-        <w:t>1-</w:t>
-      </w:r>
-      <w:r>
-        <w:rPr>
-          <w:rFonts w:hint="eastAsia" w:ascii="Times New Roman" w:hAnsi="Times New Roman" w:eastAsia="FangSong" w:cs="Times New Roman"/>
-        </w:rPr>
-        <w:t>甲基环戊醇脱水</w:t>
-      </w:r>
-      <w:r>
-        <w:rPr>
-          <w:rFonts w:hint="eastAsia" w:ascii="Times New Roman" w:hAnsi="Times New Roman" w:eastAsia="Times New Roman" w:cs="Times New Roman"/>
-        </w:rPr>
-        <w:t>→</w:t>
-      </w:r>
-      <w:r>
-        <w:rPr>
-          <w:rFonts w:hint="eastAsia" w:ascii="Times New Roman" w:hAnsi="Times New Roman" w:eastAsia="FangSong" w:cs="Times New Roman"/>
-        </w:rPr>
-        <w:t>碳正离子</w:t>
-      </w:r>
-      <w:r>
-        <w:rPr>
-          <w:rFonts w:hint="eastAsia" w:ascii="Times New Roman" w:hAnsi="Times New Roman" w:eastAsia="Times New Roman" w:cs="Times New Roman"/>
-        </w:rPr>
-        <w:t>→1,2-</w:t>
-      </w:r>
-      <w:r>
-        <w:rPr>
-          <w:rFonts w:hint="eastAsia" w:ascii="Times New Roman" w:hAnsi="Times New Roman" w:eastAsia="FangSong" w:cs="Times New Roman"/>
-        </w:rPr>
-        <w:t>甲基迁移扩环</w:t>
-      </w:r>
-      <w:r>
-        <w:rPr>
-          <w:rFonts w:hint="eastAsia" w:ascii="Times New Roman" w:hAnsi="Times New Roman" w:eastAsia="Times New Roman" w:cs="Times New Roman"/>
-        </w:rPr>
-        <w:t>→</w:t>
-      </w:r>
-      <w:r>
-        <w:rPr>
-          <w:rFonts w:hint="eastAsia" w:ascii="Times New Roman" w:hAnsi="Times New Roman" w:eastAsia="FangSong" w:cs="Times New Roman"/>
-        </w:rPr>
-        <w:t>环己烯</w:t>
-      </w:r>
-      <w:r>
-        <w:rPr>
-          <w:rFonts w:hint="eastAsia" w:ascii="Times New Roman" w:hAnsi="Times New Roman" w:eastAsia="Times New Roman" w:cs="Times New Roman"/>
-        </w:rPr>
-        <w:t>（Wagner-Meerwein</w:t>
+          <w:rFonts w:hint="eastAsia" w:ascii="Times New Roman" w:hAnsi="Times New Roman" w:eastAsia="FangSong" w:cs="Times New Roman"/>
+        </w:rPr>
+        <w:t>环丁基甲醇脱水</w:t>
+      </w:r>
+      <w:r>
+        <w:rPr>
+          <w:rFonts w:hint="eastAsia" w:ascii="Times New Roman" w:hAnsi="Times New Roman" w:eastAsia="Times New Roman" w:cs="Times New Roman"/>
+        </w:rPr>
+        <w:t>：</w:t>
+      </w:r>
+      <w:r>
+        <w:rPr>
+          <w:rFonts w:hint="eastAsia" w:ascii="Times New Roman" w:hAnsi="Times New Roman" w:eastAsia="FangSong" w:cs="Times New Roman"/>
+        </w:rPr>
+        <w:t>伯碳正离子极不稳定</w:t>
+      </w:r>
+      <w:r>
+        <w:rPr>
+          <w:rFonts w:hint="eastAsia" w:ascii="Times New Roman" w:hAnsi="Times New Roman" w:eastAsia="Times New Roman" w:cs="Times New Roman"/>
+        </w:rPr>
+        <w:t>，</w:t>
+      </w:r>
+      <w:r>
+        <w:rPr>
+          <w:rFonts w:hint="eastAsia" w:ascii="Times New Roman" w:hAnsi="Times New Roman" w:eastAsia="FangSong" w:cs="Times New Roman"/>
+        </w:rPr>
+        <w:t>随即</w:t>
+      </w:r>
+      <w:r>
+        <w:rPr>
+          <w:rFonts w:ascii="Times New Roman" w:hAnsi="Times New Roman" w:eastAsia="Times New Roman" w:cs="Times New Roman"/>
+        </w:rPr>
+        <w:t xml:space="preserve"> </w:t>
+      </w:r>
+      <w:r>
+        <w:rPr>
+          <w:rFonts w:hint="eastAsia" w:ascii="Times New Roman" w:hAnsi="Times New Roman" w:eastAsia="Times New Roman" w:cs="Times New Roman"/>
+        </w:rPr>
+        <w:t>1,2-</w:t>
+      </w:r>
+      <w:r>
+        <w:rPr>
+          <w:rFonts w:hint="eastAsia" w:ascii="Times New Roman" w:hAnsi="Times New Roman" w:eastAsia="FangSong" w:cs="Times New Roman"/>
+        </w:rPr>
+        <w:t>环键迁移</w:t>
+      </w:r>
+      <w:r>
+        <w:rPr>
+          <w:rFonts w:hint="eastAsia" w:ascii="Times New Roman" w:hAnsi="Times New Roman" w:eastAsia="FangSong" w:cs="Times New Roman"/>
+          <w:b/>
+          <w:bCs/>
+        </w:rPr>
+        <w:t xml:space="preserve">扩环</w:t>
+      </w:r>
+      <w:r>
+        <w:rPr>
+          <w:rFonts w:hint="eastAsia" w:ascii="Times New Roman" w:hAnsi="Times New Roman" w:eastAsia="Times New Roman" w:cs="Times New Roman"/>
+        </w:rPr>
+        <w:t xml:space="preserve">（4→5</w:t>
+      </w:r>
+      <w:r>
+        <w:rPr>
+          <w:rFonts w:ascii="Times New Roman" w:hAnsi="Times New Roman" w:eastAsia="Times New Roman" w:cs="Times New Roman"/>
+        </w:rPr>
+        <w:t xml:space="preserve"> </w:t>
+      </w:r>
+      <w:r>
+        <w:rPr>
+          <w:rFonts w:hint="eastAsia" w:ascii="Times New Roman" w:hAnsi="Times New Roman" w:eastAsia="FangSong" w:cs="Times New Roman"/>
+        </w:rPr>
+        <w:t>元环</w:t>
+      </w:r>
+      <w:r>
+        <w:rPr>
+          <w:rFonts w:hint="eastAsia" w:ascii="Times New Roman" w:hAnsi="Times New Roman" w:eastAsia="Times New Roman" w:cs="Times New Roman"/>
+        </w:rPr>
+        <w:t>，</w:t>
+      </w:r>
+      <w:r>
+        <w:rPr>
+          <w:rFonts w:hint="eastAsia" w:ascii="Times New Roman" w:hAnsi="Times New Roman" w:eastAsia="FangSong" w:cs="Times New Roman"/>
+        </w:rPr>
+        <w:t>释放张力</w:t>
+      </w:r>
+      <w:r>
+        <w:rPr>
+          <w:rFonts w:hint="eastAsia" w:ascii="Times New Roman" w:hAnsi="Times New Roman" w:eastAsia="Times New Roman" w:cs="Times New Roman"/>
+        </w:rPr>
+        <w:t>）→</w:t>
+      </w:r>
+      <w:r>
+        <w:rPr>
+          <w:rFonts w:ascii="Times New Roman" w:hAnsi="Times New Roman" w:eastAsia="Times New Roman" w:cs="Times New Roman"/>
+        </w:rPr>
+        <w:t xml:space="preserve"> </w:t>
+      </w:r>
+      <w:r>
+        <w:rPr>
+          <w:rFonts w:hint="eastAsia" w:ascii="Times New Roman" w:hAnsi="Times New Roman" w:eastAsia="FangSong" w:cs="Times New Roman"/>
+        </w:rPr>
+        <w:t xml:space="preserve">环戊基正离子</w:t>
+      </w:r>
+      <w:r>
+        <w:rPr>
+          <w:rFonts w:ascii="Times New Roman" w:hAnsi="Times New Roman" w:eastAsia="Times New Roman" w:cs="Times New Roman"/>
+        </w:rPr>
+        <w:t xml:space="preserve"> → </w:t>
+      </w:r>
+      <w:r>
+        <w:rPr>
+          <w:rFonts w:hint="eastAsia" w:ascii="Times New Roman" w:hAnsi="Times New Roman" w:eastAsia="FangSong" w:cs="Times New Roman"/>
+        </w:rPr>
+        <w:t xml:space="preserve">消除得</w:t>
+      </w:r>
+      <w:r>
+        <w:rPr>
+          <w:rFonts w:ascii="Times New Roman" w:hAnsi="Times New Roman" w:eastAsia="Times New Roman" w:cs="Times New Roman"/>
+        </w:rPr>
+        <w:t xml:space="preserve"> </w:t>
+      </w:r>
+      <w:r>
+        <w:rPr>
+          <w:rFonts w:hint="eastAsia" w:ascii="Times New Roman" w:hAnsi="Times New Roman" w:eastAsia="FangSong" w:cs="Times New Roman"/>
+          <w:b/>
+          <w:bCs/>
+        </w:rPr>
+        <w:t xml:space="preserve">环戊烯</w:t>
+      </w:r>
+      <w:r>
+        <w:rPr>
+          <w:rFonts w:hint="eastAsia" w:ascii="Times New Roman" w:hAnsi="Times New Roman" w:eastAsia="Times New Roman" w:cs="Times New Roman"/>
+        </w:rPr>
+        <w:t xml:space="preserve">（Wagner-Meerwein</w:t>
+      </w:r>
+      <w:r>
+        <w:rPr>
+          <w:rFonts w:ascii="Times New Roman" w:hAnsi="Times New Roman" w:eastAsia="Times New Roman" w:cs="Times New Roman"/>
+        </w:rPr>
+        <w:t xml:space="preserve"> </w:t>
       </w:r>
       <w:r>
         <w:rPr>
@@ -40805,20 +40766,18 @@
       <w:r>
         <w:rPr>
           <w:rFonts w:hint="eastAsia" w:ascii="Times New Roman" w:hAnsi="Times New Roman" w:eastAsia="FangSong" w:cs="Times New Roman"/>
-        </w:rPr>
-        <w:t>少一</w:t>
-      </w:r>
-      <w:r>
-        <w:rPr>
-          <w:rFonts w:hint="eastAsia" w:ascii="Times New Roman" w:hAnsi="Times New Roman" w:eastAsia="Times New Roman" w:cs="Times New Roman"/>
-        </w:rPr>
-        <w:t>C）。</w:t>
-      </w:r>
-      <w:r>
-        <w:rPr>
-          <w:rFonts w:hint="eastAsia" w:ascii="Times New Roman" w:hAnsi="Times New Roman" w:eastAsia="FangSong" w:cs="Times New Roman"/>
-        </w:rPr>
-        <w:t>如果相同底物走</w:t>
+          <w:b/>
+          <w:bCs/>
+        </w:rPr>
+        <w:t xml:space="preserve">少一</w:t>
+      </w:r>
+      <w:r>
+        <w:rPr>
+          <w:rFonts w:ascii="Times New Roman" w:hAnsi="Times New Roman" w:eastAsia="Times New Roman" w:cs="Times New Roman"/>
+          <w:b/>
+          <w:bCs/>
+        </w:rPr>
+        <w:t xml:space="preserve"> C</w:t>
       </w:r>
       <w:r>
         <w:rPr>
@@ -40828,27 +40787,9 @@
       </w:r>
       <w:r>
         <w:rPr>
-          <w:rFonts w:hint="eastAsia" w:ascii="Times New Roman" w:hAnsi="Times New Roman" w:eastAsia="Times New Roman" w:cs="Times New Roman"/>
-        </w:rPr>
-        <w:t>Beckmann——</w:t>
-      </w:r>
-      <w:r>
-        <w:rPr>
-          <w:rFonts w:hint="eastAsia" w:ascii="Times New Roman" w:hAnsi="Times New Roman" w:eastAsia="FangSong" w:cs="Times New Roman"/>
-        </w:rPr>
-        <w:t>但</w:t>
-      </w:r>
-      <w:r>
-        <w:rPr>
-          <w:rFonts w:ascii="Times New Roman" w:hAnsi="Times New Roman" w:eastAsia="Times New Roman" w:cs="Times New Roman"/>
-        </w:rPr>
-        <w:t xml:space="preserve"> Beckmann </w:t>
-      </w:r>
-      <w:r>
-        <w:rPr>
-          <w:rFonts w:hint="eastAsia" w:ascii="Times New Roman" w:hAnsi="Times New Roman" w:eastAsia="FangSong" w:cs="Times New Roman"/>
-        </w:rPr>
-        <w:t>的底物是肟不是酰胺</w:t>
+          <w:rFonts w:hint="eastAsia" w:ascii="Times New Roman" w:hAnsi="Times New Roman" w:eastAsia="FangSong" w:cs="Times New Roman"/>
+        </w:rPr>
+        <w:t>的一级胺</w:t>
       </w:r>
       <w:r>
         <w:rPr>
@@ -40860,37 +40801,13 @@
         <w:rPr>
           <w:rFonts w:hint="eastAsia" w:ascii="Times New Roman" w:hAnsi="Times New Roman" w:eastAsia="FangSong" w:cs="Times New Roman"/>
         </w:rPr>
-        <w:t>无法直接比较</w:t>
-      </w:r>
-      <w:r>
-        <w:rPr>
-          <w:rFonts w:hint="eastAsia" w:ascii="Times New Roman" w:hAnsi="Times New Roman" w:eastAsia="Times New Roman" w:cs="Times New Roman"/>
-        </w:rPr>
-        <w:t>。</w:t>
-      </w:r>
-      <w:r>
-        <w:rPr>
-          <w:rFonts w:hint="eastAsia" w:ascii="Times New Roman" w:hAnsi="Times New Roman" w:eastAsia="FangSong" w:cs="Times New Roman"/>
-        </w:rPr>
-        <w:t>更正思路</w:t>
-      </w:r>
-      <w:r>
-        <w:rPr>
-          <w:rFonts w:hint="eastAsia" w:ascii="Times New Roman" w:hAnsi="Times New Roman" w:eastAsia="Times New Roman" w:cs="Times New Roman"/>
-        </w:rPr>
-        <w:t>：</w:t>
-      </w:r>
-      <w:r>
-        <w:rPr>
-          <w:rFonts w:hint="eastAsia" w:ascii="Times New Roman" w:hAnsi="Times New Roman" w:eastAsia="FangSong" w:cs="Times New Roman"/>
-        </w:rPr>
-        <w:t>若假设丙酰胺对应的肟为丙醛肟</w:t>
-      </w:r>
-      <w:r>
-        <w:rPr>
-          <w:rFonts w:hint="eastAsia" w:ascii="Times New Roman" w:hAnsi="Times New Roman" w:eastAsia="Times New Roman" w:cs="Times New Roman"/>
-        </w:rPr>
-        <w:t>/</w:t>
+        <w:t>经异氰酸酯水解</w:t>
+      </w:r>
+      <w:r>
+        <w:rPr>
+          <w:rFonts w:hint="eastAsia" w:ascii="Times New Roman" w:hAnsi="Times New Roman" w:eastAsia="Times New Roman" w:cs="Times New Roman"/>
+        </w:rPr>
+        <w:t>）。</w:t>
       </w:r>
       <w:r>
         <w:rPr>
@@ -40900,6 +40817,88 @@
       </w:r>
       <w:r>
         <w:rPr>
+          <w:rFonts w:ascii="Times New Roman" w:hAnsi="Times New Roman" w:eastAsia="Times New Roman" w:cs="Times New Roman"/>
+        </w:rPr>
+        <w:t xml:space="preserve"> + </w:t>
+      </w:r>
+      <w:r>
+        <w:rPr>
+          <w:rFonts w:hint="eastAsia" w:ascii="Times New Roman" w:hAnsi="Times New Roman" w:eastAsia="FangSong" w:cs="Times New Roman"/>
+        </w:rPr>
+        <w:t xml:space="preserve">浓</w:t>
+      </w:r>
+      <w:r>
+        <w:rPr>
+          <w:rFonts w:ascii="Times New Roman" w:hAnsi="Times New Roman" w:eastAsia="Times New Roman" w:cs="Times New Roman"/>
+        </w:rPr>
+        <w:t xml:space="preserve"> </w:t>
+      </w:r>
+      <w:r>
+        <w:rPr>
+          <w:rFonts w:hint="eastAsia" w:ascii="Times New Roman" w:hAnsi="Times New Roman" w:eastAsia="Times New Roman" w:cs="Times New Roman"/>
+        </w:rPr>
+        <w:t>H</w:t>
+      </w:r>
+      <w:r>
+        <w:rPr>
+          <w:rFonts w:hint="eastAsia" w:ascii="Times New Roman" w:hAnsi="Times New Roman" w:eastAsia="Times New Roman" w:cs="Times New Roman"/>
+          <w:vertAlign w:val="subscript"/>
+        </w:rPr>
+        <w:t>2</w:t>
+      </w:r>
+      <w:r>
+        <w:rPr>
+          <w:rFonts w:hint="eastAsia" w:ascii="Times New Roman" w:hAnsi="Times New Roman" w:eastAsia="Times New Roman" w:cs="Times New Roman"/>
+        </w:rPr>
+        <w:t>SO</w:t>
+      </w:r>
+      <w:r>
+        <w:rPr>
+          <w:rFonts w:hint="eastAsia" w:ascii="Times New Roman" w:hAnsi="Times New Roman" w:eastAsia="Times New Roman" w:cs="Times New Roman"/>
+          <w:vertAlign w:val="subscript"/>
+        </w:rPr>
+        <w:t>4</w:t>
+      </w:r>
+      <w:r>
+        <w:rPr>
+          <w:rFonts w:hint="eastAsia" w:ascii="Times New Roman" w:hAnsi="Times New Roman" w:eastAsia="Times New Roman" w:cs="Times New Roman"/>
+        </w:rPr>
+        <w:t>（Beckmann）：CH</w:t>
+      </w:r>
+      <w:r>
+        <w:rPr>
+          <w:rFonts w:hint="eastAsia" w:ascii="Times New Roman" w:hAnsi="Times New Roman" w:eastAsia="Times New Roman" w:cs="Times New Roman"/>
+          <w:vertAlign w:val="subscript"/>
+        </w:rPr>
+        <w:t>3</w:t>
+      </w:r>
+      <w:r>
+        <w:rPr>
+          <w:rFonts w:hint="eastAsia" w:ascii="Times New Roman" w:hAnsi="Times New Roman" w:eastAsia="Times New Roman" w:cs="Times New Roman"/>
+        </w:rPr>
+        <w:t>CONHCH</w:t>
+      </w:r>
+      <w:r>
+        <w:rPr>
+          <w:rFonts w:hint="eastAsia" w:ascii="Times New Roman" w:hAnsi="Times New Roman" w:eastAsia="Times New Roman" w:cs="Times New Roman"/>
+          <w:vertAlign w:val="subscript"/>
+        </w:rPr>
+        <w:t>3</w:t>
+      </w:r>
+      <w:r>
+        <w:rPr>
+          <w:rFonts w:hint="eastAsia" w:ascii="Times New Roman" w:hAnsi="Times New Roman" w:eastAsia="Times New Roman" w:cs="Times New Roman"/>
+        </w:rPr>
+        <w:t>（N-</w:t>
+      </w:r>
+      <w:r>
+        <w:rPr>
+          <w:rFonts w:hint="eastAsia" w:ascii="Times New Roman" w:hAnsi="Times New Roman" w:eastAsia="FangSong" w:cs="Times New Roman"/>
+        </w:rPr>
+        <w:t>甲基乙酰胺</w:t>
+      </w:r>
+      <w:r>
+        <w:rPr>
           <w:rFonts w:hint="eastAsia" w:ascii="Times New Roman" w:hAnsi="Times New Roman" w:eastAsia="Times New Roman" w:cs="Times New Roman"/>
         </w:rPr>
         <w:t>，</w:t>
@@ -40907,8 +40906,58 @@
       <w:r>
         <w:rPr>
           <w:rFonts w:hint="eastAsia" w:ascii="Times New Roman" w:hAnsi="Times New Roman" w:eastAsia="FangSong" w:cs="Times New Roman"/>
-        </w:rPr>
-        <w:t>产物为</w:t>
+          <w:b/>
+          <w:bCs/>
+        </w:rPr>
+        <w:t xml:space="preserve">碳数不变</w:t>
+      </w:r>
+      <w:r>
+        <w:rPr>
+          <w:rFonts w:hint="eastAsia" w:ascii="Times New Roman" w:hAnsi="Times New Roman" w:eastAsia="FangSong" w:cs="Times New Roman"/>
+        </w:rPr>
+        <w:t>的酰胺</w:t>
+      </w:r>
+      <w:r>
+        <w:rPr>
+          <w:rFonts w:hint="eastAsia" w:ascii="Times New Roman" w:hAnsi="Times New Roman" w:eastAsia="Times New Roman" w:cs="Times New Roman"/>
+        </w:rPr>
+        <w:t>；</w:t>
+      </w:r>
+      <w:r>
+        <w:rPr>
+          <w:rFonts w:hint="eastAsia" w:ascii="Times New Roman" w:hAnsi="Times New Roman" w:eastAsia="FangSong" w:cs="Times New Roman"/>
+        </w:rPr>
+        <w:t>丙酮肟两侧对称</w:t>
+      </w:r>
+      <w:r>
+        <w:rPr>
+          <w:rFonts w:hint="eastAsia" w:ascii="Times New Roman" w:hAnsi="Times New Roman" w:eastAsia="Times New Roman" w:cs="Times New Roman"/>
+        </w:rPr>
+        <w:t>，</w:t>
+      </w:r>
+      <w:r>
+        <w:rPr>
+          <w:rFonts w:hint="eastAsia" w:ascii="Times New Roman" w:hAnsi="Times New Roman" w:eastAsia="FangSong" w:cs="Times New Roman"/>
+        </w:rPr>
+        <w:t>任一侧迁移产物相同</w:t>
+      </w:r>
+      <w:r>
+        <w:rPr>
+          <w:rFonts w:hint="eastAsia" w:ascii="Times New Roman" w:hAnsi="Times New Roman" w:eastAsia="Times New Roman" w:cs="Times New Roman"/>
+        </w:rPr>
+        <w:t>）。</w:t>
+      </w:r>
+      <w:r>
+        <w:rPr>
+          <w:rFonts w:hint="eastAsia" w:ascii="Times New Roman" w:hAnsi="Times New Roman" w:eastAsia="FangSong" w:cs="Times New Roman"/>
+        </w:rPr>
+        <w:t>关键区别</w:t>
+      </w:r>
+      <w:r>
+        <w:rPr>
+          <w:rFonts w:hint="eastAsia" w:ascii="Times New Roman" w:hAnsi="Times New Roman" w:eastAsia="Times New Roman" w:cs="Times New Roman"/>
+        </w:rPr>
+        <w:t>：Hofmann</w:t>
       </w:r>
       <w:r>
         <w:rPr>
@@ -40918,15 +40967,27 @@
       </w:r>
       <w:r>
         <w:rPr>
-          <w:rFonts w:hint="eastAsia" w:ascii="Times New Roman" w:hAnsi="Times New Roman" w:eastAsia="Times New Roman" w:cs="Times New Roman"/>
-        </w:rPr>
-        <w:t>N-</w:t>
-      </w:r>
-      <w:r>
-        <w:rPr>
-          <w:rFonts w:hint="eastAsia" w:ascii="Times New Roman" w:hAnsi="Times New Roman" w:eastAsia="FangSong" w:cs="Times New Roman"/>
-        </w:rPr>
-        <w:t>取代酰胺</w:t>
+          <w:rFonts w:hint="eastAsia" w:ascii="Times New Roman" w:hAnsi="Times New Roman" w:eastAsia="FangSong" w:cs="Times New Roman"/>
+        </w:rPr>
+        <w:t>是酰胺降解减一碳</w:t>
+      </w:r>
+      <w:r>
+        <w:rPr>
+          <w:rFonts w:hint="eastAsia" w:ascii="Times New Roman" w:hAnsi="Times New Roman" w:eastAsia="Times New Roman" w:cs="Times New Roman"/>
+        </w:rPr>
+        <w:t>，Beckmann</w:t>
+      </w:r>
+      <w:r>
+        <w:rPr>
+          <w:rFonts w:ascii="Times New Roman" w:hAnsi="Times New Roman" w:eastAsia="Times New Roman" w:cs="Times New Roman"/>
+        </w:rPr>
+        <w:t xml:space="preserve"> </w:t>
+      </w:r>
+      <w:r>
+        <w:rPr>
+          <w:rFonts w:hint="eastAsia" w:ascii="Times New Roman" w:hAnsi="Times New Roman" w:eastAsia="FangSong" w:cs="Times New Roman"/>
+        </w:rPr>
+        <w:t>是肟重排碳数不变得酰胺</w:t>
       </w:r>
       <w:r>
         <w:rPr>
@@ -40938,55 +40999,75 @@
         <w:rPr>
           <w:rFonts w:hint="eastAsia" w:ascii="Times New Roman" w:hAnsi="Times New Roman" w:eastAsia="FangSong" w:cs="Times New Roman"/>
         </w:rPr>
-        <w:t>碳数不变</w:t>
-      </w:r>
-      <w:r>
-        <w:rPr>
-          <w:rFonts w:hint="eastAsia" w:ascii="Times New Roman" w:hAnsi="Times New Roman" w:eastAsia="Times New Roman" w:cs="Times New Roman"/>
-        </w:rPr>
-        <w:t>。Hofmann</w:t>
-      </w:r>
-      <w:r>
-        <w:rPr>
-          <w:rFonts w:ascii="Times New Roman" w:hAnsi="Times New Roman" w:eastAsia="Times New Roman" w:cs="Times New Roman"/>
-        </w:rPr>
-        <w:t xml:space="preserve"> </w:t>
-      </w:r>
-      <w:r>
-        <w:rPr>
-          <w:rFonts w:hint="eastAsia" w:ascii="Times New Roman" w:hAnsi="Times New Roman" w:eastAsia="FangSong" w:cs="Times New Roman"/>
-        </w:rPr>
-        <w:t xml:space="preserve">产物是少一</w:t>
-      </w:r>
-      <w:r>
-        <w:rPr>
-          <w:rFonts w:ascii="Times New Roman" w:hAnsi="Times New Roman" w:eastAsia="Times New Roman" w:cs="Times New Roman"/>
-        </w:rPr>
-        <w:t xml:space="preserve"> C </w:t>
-      </w:r>
-      <w:r>
-        <w:rPr>
-          <w:rFonts w:hint="eastAsia" w:ascii="Times New Roman" w:hAnsi="Times New Roman" w:eastAsia="FangSong" w:cs="Times New Roman"/>
-        </w:rPr>
-        <w:t>的胺</w:t>
-      </w:r>
-      <w:r>
-        <w:rPr>
-          <w:rFonts w:hint="eastAsia" w:ascii="Times New Roman" w:hAnsi="Times New Roman" w:eastAsia="Times New Roman" w:cs="Times New Roman"/>
-        </w:rPr>
-        <w:t>，</w:t>
-      </w:r>
-      <w:r>
-        <w:rPr>
-          <w:rFonts w:hint="eastAsia" w:ascii="Times New Roman" w:hAnsi="Times New Roman" w:eastAsia="FangSong" w:cs="Times New Roman"/>
-        </w:rPr>
-        <w:t>这是关键区别</w:t>
-      </w:r>
-      <w:r>
-        <w:rPr>
-          <w:rFonts w:hint="eastAsia" w:ascii="Times New Roman" w:hAnsi="Times New Roman" w:eastAsia="Times New Roman" w:cs="Times New Roman"/>
-        </w:rPr>
-        <w:t>。</w:t>
+        <w:t>且底物模板不同</w:t>
+      </w:r>
+      <w:r>
+        <w:rPr>
+          <w:rFonts w:hint="eastAsia" w:ascii="Times New Roman" w:hAnsi="Times New Roman" w:eastAsia="Times New Roman" w:cs="Times New Roman"/>
+        </w:rPr>
+        <w:t>（</w:t>
+      </w:r>
+      <w:r>
+        <w:rPr>
+          <w:rFonts w:hint="eastAsia" w:ascii="Times New Roman" w:hAnsi="Times New Roman" w:eastAsia="FangSong" w:cs="Times New Roman"/>
+        </w:rPr>
+        <w:t>酰胺</w:t>
+      </w:r>
+      <w:r>
+        <w:rPr>
+          <w:rFonts w:hint="eastAsia" w:ascii="Times New Roman" w:hAnsi="Times New Roman" w:eastAsia="Times New Roman" w:cs="Times New Roman"/>
+        </w:rPr>
+        <w:t>+Br</w:t>
+      </w:r>
+      <w:r>
+        <w:rPr>
+          <w:rFonts w:hint="eastAsia" w:ascii="Times New Roman" w:hAnsi="Times New Roman" w:eastAsia="Times New Roman" w:cs="Times New Roman"/>
+          <w:vertAlign w:val="subscript"/>
+        </w:rPr>
+        <w:t>2</w:t>
+      </w:r>
+      <w:r>
+        <w:rPr>
+          <w:rFonts w:hint="eastAsia" w:ascii="Times New Roman" w:hAnsi="Times New Roman" w:eastAsia="Times New Roman" w:cs="Times New Roman"/>
+        </w:rPr>
+        <w:t>/OH</w:t>
+      </w:r>
+      <w:r>
+        <w:rPr>
+          <w:rFonts w:hint="eastAsia" w:ascii="Times New Roman" w:hAnsi="Times New Roman" w:eastAsia="Times New Roman" w:cs="Times New Roman"/>
+          <w:vertAlign w:val="superscript"/>
+        </w:rPr>
+        <w:t>-</w:t>
+      </w:r>
+      <w:r>
+        <w:rPr>
+          <w:rFonts w:ascii="Times New Roman" w:hAnsi="Times New Roman" w:eastAsia="Times New Roman" w:cs="Times New Roman"/>
+        </w:rPr>
+        <w:t xml:space="preserve"> vs </w:t>
+      </w:r>
+      <w:r>
+        <w:rPr>
+          <w:rFonts w:hint="eastAsia" w:ascii="Times New Roman" w:hAnsi="Times New Roman" w:eastAsia="FangSong" w:cs="Times New Roman"/>
+        </w:rPr>
+        <w:t>肟</w:t>
+      </w:r>
+      <w:r>
+        <w:rPr>
+          <w:rFonts w:hint="eastAsia" w:ascii="Times New Roman" w:hAnsi="Times New Roman" w:eastAsia="Times New Roman" w:cs="Times New Roman"/>
+        </w:rPr>
+        <w:t>+</w:t>
+      </w:r>
+      <w:r>
+        <w:rPr>
+          <w:rFonts w:hint="eastAsia" w:ascii="Times New Roman" w:hAnsi="Times New Roman" w:eastAsia="FangSong" w:cs="Times New Roman"/>
+        </w:rPr>
+        <w:t>强酸</w:t>
+      </w:r>
+      <w:r>
+        <w:rPr>
+          <w:rFonts w:hint="eastAsia" w:ascii="Times New Roman" w:hAnsi="Times New Roman" w:eastAsia="Times New Roman" w:cs="Times New Roman"/>
+        </w:rPr>
+        <w:t>）。</w:t>
       </w:r>
     </w:p>
     <w:p>
@@ -41011,7 +41092,7 @@
         <w:rPr>
           <w:rFonts w:hint="eastAsia" w:ascii="Times New Roman" w:hAnsi="Times New Roman" w:eastAsia="FangSong" w:cs="Times New Roman"/>
         </w:rPr>
-        <w:t xml:space="preserve">两个</w:t>
+        <w:t xml:space="preserve">底物为</w:t>
       </w:r>
       <w:r>
         <w:rPr>
@@ -41023,13 +41104,58 @@
         <w:rPr>
           <w:rFonts w:hint="eastAsia" w:ascii="Times New Roman" w:hAnsi="Times New Roman" w:eastAsia="Times New Roman" w:cs="Times New Roman"/>
         </w:rPr>
-        <w:t>OH：</w:t>
-      </w:r>
-      <w:r>
-        <w:rPr>
-          <w:rFonts w:hint="eastAsia" w:ascii="Times New Roman" w:hAnsi="Times New Roman" w:eastAsia="FangSong" w:cs="Times New Roman"/>
-        </w:rPr>
-        <w:t>一个连</w:t>
+        <w:t>PhC(OH)(CH</w:t>
+      </w:r>
+      <w:r>
+        <w:rPr>
+          <w:rFonts w:hint="eastAsia" w:ascii="Times New Roman" w:hAnsi="Times New Roman" w:eastAsia="Times New Roman" w:cs="Times New Roman"/>
+          <w:vertAlign w:val="subscript"/>
+        </w:rPr>
+        <w:t>3</w:t>
+      </w:r>
+      <w:r>
+        <w:rPr>
+          <w:rFonts w:hint="eastAsia" w:ascii="Times New Roman" w:hAnsi="Times New Roman" w:eastAsia="Times New Roman" w:cs="Times New Roman"/>
+        </w:rPr>
+        <w:t>)–C(OH)(CH</w:t>
+      </w:r>
+      <w:r>
+        <w:rPr>
+          <w:rFonts w:hint="eastAsia" w:ascii="Times New Roman" w:hAnsi="Times New Roman" w:eastAsia="Times New Roman" w:cs="Times New Roman"/>
+          <w:vertAlign w:val="subscript"/>
+        </w:rPr>
+        <w:t>3</w:t>
+      </w:r>
+      <w:r>
+        <w:rPr>
+          <w:rFonts w:hint="eastAsia" w:ascii="Times New Roman" w:hAnsi="Times New Roman" w:eastAsia="Times New Roman" w:cs="Times New Roman"/>
+        </w:rPr>
+        <w:t>)</w:t>
+      </w:r>
+      <w:r>
+        <w:rPr>
+          <w:rFonts w:hint="eastAsia" w:ascii="Times New Roman" w:hAnsi="Times New Roman" w:eastAsia="Times New Roman" w:cs="Times New Roman"/>
+          <w:vertAlign w:val="subscript"/>
+        </w:rPr>
+        <w:t>2</w:t>
+      </w:r>
+      <w:r>
+        <w:rPr>
+          <w:rFonts w:hint="eastAsia" w:ascii="Times New Roman" w:hAnsi="Times New Roman" w:eastAsia="Times New Roman" w:cs="Times New Roman"/>
+        </w:rPr>
+        <w:t>。</w:t>
+      </w:r>
+      <w:r>
+        <w:rPr>
+          <w:rFonts w:hint="eastAsia" w:ascii="Times New Roman" w:hAnsi="Times New Roman" w:eastAsia="FangSong" w:cs="Times New Roman"/>
+        </w:rPr>
+        <w:t>两条判断路径殊途同归</w:t>
+      </w:r>
+      <w:r>
+        <w:rPr>
+          <w:rFonts w:hint="eastAsia" w:ascii="Times New Roman" w:hAnsi="Times New Roman" w:eastAsia="Times New Roman" w:cs="Times New Roman"/>
+        </w:rPr>
+        <w:t>：①</w:t>
       </w:r>
       <w:r>
         <w:rPr>
@@ -41041,57 +41167,313 @@
         <w:rPr>
           <w:rFonts w:hint="eastAsia" w:ascii="Times New Roman" w:hAnsi="Times New Roman" w:eastAsia="Times New Roman" w:cs="Times New Roman"/>
         </w:rPr>
-        <w:t>Ph（</w:t>
-      </w:r>
-      <w:r>
-        <w:rPr>
-          <w:rFonts w:hint="eastAsia" w:ascii="Times New Roman" w:hAnsi="Times New Roman" w:eastAsia="FangSong" w:cs="Times New Roman"/>
+        <w:t>C2（</w:t>
+      </w:r>
+      <w:r>
+        <w:rPr>
+          <w:rFonts w:hint="eastAsia" w:ascii="Times New Roman" w:hAnsi="Times New Roman" w:eastAsia="FangSong" w:cs="Times New Roman"/>
+        </w:rPr>
+        <w:t>连</w:t>
+      </w:r>
+      <w:r>
+        <w:rPr>
+          <w:rFonts w:ascii="Times New Roman" w:hAnsi="Times New Roman" w:eastAsia="Times New Roman" w:cs="Times New Roman"/>
+        </w:rPr>
+        <w:t xml:space="preserve"> </w:t>
+      </w:r>
+      <w:r>
+        <w:rPr>
+          <w:rFonts w:hint="eastAsia" w:ascii="Times New Roman" w:hAnsi="Times New Roman" w:eastAsia="Times New Roman" w:cs="Times New Roman"/>
+        </w:rPr>
+        <w:t>Ph+CH</w:t>
+      </w:r>
+      <w:r>
+        <w:rPr>
+          <w:rFonts w:hint="eastAsia" w:ascii="Times New Roman" w:hAnsi="Times New Roman" w:eastAsia="Times New Roman" w:cs="Times New Roman"/>
+          <w:vertAlign w:val="subscript"/>
+        </w:rPr>
+        <w:t>3</w:t>
+      </w:r>
+      <w:r>
+        <w:rPr>
+          <w:rFonts w:hint="eastAsia" w:ascii="Times New Roman" w:hAnsi="Times New Roman" w:eastAsia="Times New Roman" w:cs="Times New Roman"/>
+        </w:rPr>
+        <w:t>）</w:t>
+      </w:r>
+      <w:r>
+        <w:rPr>
+          <w:rFonts w:hint="eastAsia" w:ascii="Times New Roman" w:hAnsi="Times New Roman" w:eastAsia="FangSong" w:cs="Times New Roman"/>
+        </w:rPr>
+        <w:t>的</w:t>
+      </w:r>
+      <w:r>
+        <w:rPr>
+          <w:rFonts w:ascii="Times New Roman" w:hAnsi="Times New Roman" w:eastAsia="Times New Roman" w:cs="Times New Roman"/>
+        </w:rPr>
+        <w:t xml:space="preserve"> OH </w:t>
+      </w:r>
+      <w:r>
+        <w:rPr>
+          <w:rFonts w:hint="eastAsia" w:ascii="Times New Roman" w:hAnsi="Times New Roman" w:eastAsia="FangSong" w:cs="Times New Roman"/>
+        </w:rPr>
+        <w:t xml:space="preserve">离去</w:t>
+      </w:r>
+      <w:r>
+        <w:rPr>
+          <w:rFonts w:ascii="Times New Roman" w:hAnsi="Times New Roman" w:eastAsia="Times New Roman" w:cs="Times New Roman"/>
+        </w:rPr>
+        <w:t xml:space="preserve"> → </w:t>
+      </w:r>
+      <w:r>
+        <w:rPr>
+          <w:rFonts w:hint="eastAsia" w:ascii="Times New Roman" w:hAnsi="Times New Roman" w:eastAsia="FangSong" w:cs="Times New Roman"/>
+        </w:rPr>
+        <w:t xml:space="preserve">苄基型碳正离子更稳</w:t>
+      </w:r>
+      <w:r>
+        <w:rPr>
+          <w:rFonts w:ascii="Times New Roman" w:hAnsi="Times New Roman" w:eastAsia="Times New Roman" w:cs="Times New Roman"/>
+        </w:rPr>
+        <w:t xml:space="preserve"> → C3 </w:t>
+      </w:r>
+      <w:r>
+        <w:rPr>
+          <w:rFonts w:hint="eastAsia" w:ascii="Times New Roman" w:hAnsi="Times New Roman" w:eastAsia="FangSong" w:cs="Times New Roman"/>
+        </w:rPr>
+        <w:t xml:space="preserve">上的</w:t>
+      </w:r>
+      <w:r>
+        <w:rPr>
+          <w:rFonts w:ascii="Times New Roman" w:hAnsi="Times New Roman" w:eastAsia="Times New Roman" w:cs="Times New Roman"/>
+        </w:rPr>
+        <w:t xml:space="preserve"> CH</w:t>
+      </w:r>
+      <w:r>
+        <w:rPr>
+          <w:rFonts w:ascii="Times New Roman" w:hAnsi="Times New Roman" w:eastAsia="Times New Roman" w:cs="Times New Roman"/>
+          <w:vertAlign w:val="subscript"/>
+        </w:rPr>
+        <w:t>3</w:t>
+      </w:r>
+      <w:r>
+        <w:rPr>
+          <w:rFonts w:ascii="Times New Roman" w:hAnsi="Times New Roman" w:eastAsia="Times New Roman" w:cs="Times New Roman"/>
+        </w:rPr>
+        <w:t xml:space="preserve"> </w:t>
+      </w:r>
+      <w:r>
+        <w:rPr>
+          <w:rFonts w:hint="eastAsia" w:ascii="Times New Roman" w:hAnsi="Times New Roman" w:eastAsia="FangSong" w:cs="Times New Roman"/>
+        </w:rPr>
+        <w:t xml:space="preserve">迁移</w:t>
+      </w:r>
+      <w:r>
+        <w:rPr>
+          <w:rFonts w:ascii="Times New Roman" w:hAnsi="Times New Roman" w:eastAsia="Times New Roman" w:cs="Times New Roman"/>
+        </w:rPr>
+        <w:t xml:space="preserve"> → </w:t>
+      </w:r>
+      <w:r>
+        <w:rPr>
+          <w:rFonts w:hint="eastAsia" w:ascii="Times New Roman" w:hAnsi="Times New Roman" w:eastAsia="Times New Roman" w:cs="Times New Roman"/>
+        </w:rPr>
+        <w:t>PhC(CH</w:t>
+      </w:r>
+      <w:r>
+        <w:rPr>
+          <w:rFonts w:hint="eastAsia" w:ascii="Times New Roman" w:hAnsi="Times New Roman" w:eastAsia="Times New Roman" w:cs="Times New Roman"/>
+          <w:vertAlign w:val="subscript"/>
+        </w:rPr>
+        <w:t>3</w:t>
+      </w:r>
+      <w:r>
+        <w:rPr>
+          <w:rFonts w:hint="eastAsia" w:ascii="Times New Roman" w:hAnsi="Times New Roman" w:eastAsia="Times New Roman" w:cs="Times New Roman"/>
+        </w:rPr>
+        <w:t>)</w:t>
+      </w:r>
+      <w:r>
+        <w:rPr>
+          <w:rFonts w:hint="eastAsia" w:ascii="Times New Roman" w:hAnsi="Times New Roman" w:eastAsia="Times New Roman" w:cs="Times New Roman"/>
+          <w:vertAlign w:val="subscript"/>
+        </w:rPr>
+        <w:t>2</w:t>
+      </w:r>
+      <w:r>
+        <w:rPr>
+          <w:rFonts w:hint="eastAsia" w:ascii="Times New Roman" w:hAnsi="Times New Roman" w:eastAsia="Times New Roman" w:cs="Times New Roman"/>
+        </w:rPr>
+        <w:t>–CO–CH</w:t>
+      </w:r>
+      <w:r>
+        <w:rPr>
+          <w:rFonts w:hint="eastAsia" w:ascii="Times New Roman" w:hAnsi="Times New Roman" w:eastAsia="Times New Roman" w:cs="Times New Roman"/>
+          <w:vertAlign w:val="subscript"/>
+        </w:rPr>
+        <w:t>3</w:t>
+      </w:r>
+      <w:r>
+        <w:rPr>
+          <w:rFonts w:hint="eastAsia" w:ascii="Times New Roman" w:hAnsi="Times New Roman" w:eastAsia="Times New Roman" w:cs="Times New Roman"/>
+        </w:rPr>
+        <w:t>；②</w:t>
+      </w:r>
+      <w:r>
+        <w:rPr>
+          <w:rFonts w:ascii="Times New Roman" w:hAnsi="Times New Roman" w:eastAsia="Times New Roman" w:cs="Times New Roman"/>
+        </w:rPr>
+        <w:t xml:space="preserve"> </w:t>
+      </w:r>
+      <w:r>
+        <w:rPr>
+          <w:rFonts w:hint="eastAsia" w:ascii="Times New Roman" w:hAnsi="Times New Roman" w:eastAsia="Times New Roman" w:cs="Times New Roman"/>
+        </w:rPr>
+        <w:t>C3（</w:t>
+      </w:r>
+      <w:r>
+        <w:rPr>
+          <w:rFonts w:hint="eastAsia" w:ascii="Times New Roman" w:hAnsi="Times New Roman" w:eastAsia="FangSong" w:cs="Times New Roman"/>
+        </w:rPr>
+        <w:t>叔位</w:t>
+      </w:r>
+      <w:r>
+        <w:rPr>
+          <w:rFonts w:hint="eastAsia" w:ascii="Times New Roman" w:hAnsi="Times New Roman" w:eastAsia="Times New Roman" w:cs="Times New Roman"/>
+        </w:rPr>
+        <w:t>）</w:t>
+      </w:r>
+      <w:r>
+        <w:rPr>
+          <w:rFonts w:hint="eastAsia" w:ascii="Times New Roman" w:hAnsi="Times New Roman" w:eastAsia="FangSong" w:cs="Times New Roman"/>
+        </w:rPr>
+        <w:t>的</w:t>
+      </w:r>
+      <w:r>
+        <w:rPr>
+          <w:rFonts w:ascii="Times New Roman" w:hAnsi="Times New Roman" w:eastAsia="Times New Roman" w:cs="Times New Roman"/>
+        </w:rPr>
+        <w:t xml:space="preserve"> OH </w:t>
+      </w:r>
+      <w:r>
+        <w:rPr>
+          <w:rFonts w:hint="eastAsia" w:ascii="Times New Roman" w:hAnsi="Times New Roman" w:eastAsia="FangSong" w:cs="Times New Roman"/>
+        </w:rPr>
+        <w:t xml:space="preserve">离去</w:t>
+      </w:r>
+      <w:r>
+        <w:rPr>
+          <w:rFonts w:ascii="Times New Roman" w:hAnsi="Times New Roman" w:eastAsia="Times New Roman" w:cs="Times New Roman"/>
+        </w:rPr>
+        <w:t xml:space="preserve"> → C2 </w:t>
+      </w:r>
+      <w:r>
+        <w:rPr>
+          <w:rFonts w:hint="eastAsia" w:ascii="Times New Roman" w:hAnsi="Times New Roman" w:eastAsia="FangSong" w:cs="Times New Roman"/>
+        </w:rPr>
+        <w:t xml:space="preserve">上迁移能力</w:t>
+      </w:r>
+      <w:r>
+        <w:rPr>
+          <w:rFonts w:ascii="Times New Roman" w:hAnsi="Times New Roman" w:eastAsia="Times New Roman" w:cs="Times New Roman"/>
+        </w:rPr>
+        <w:t xml:space="preserve"> Ph &gt; CH</w:t>
+      </w:r>
+      <w:r>
+        <w:rPr>
+          <w:rFonts w:ascii="Times New Roman" w:hAnsi="Times New Roman" w:eastAsia="Times New Roman" w:cs="Times New Roman"/>
+          <w:vertAlign w:val="subscript"/>
+        </w:rPr>
+        <w:t>3</w:t>
+      </w:r>
+      <w:r>
+        <w:rPr>
+          <w:rFonts w:ascii="Times New Roman" w:hAnsi="Times New Roman" w:eastAsia="Times New Roman" w:cs="Times New Roman"/>
+        </w:rPr>
+        <w:t xml:space="preserve"> → Ph </w:t>
+      </w:r>
+      <w:r>
+        <w:rPr>
+          <w:rFonts w:hint="eastAsia" w:ascii="Times New Roman" w:hAnsi="Times New Roman" w:eastAsia="FangSong" w:cs="Times New Roman"/>
+        </w:rPr>
+        <w:t xml:space="preserve">迁移</w:t>
+      </w:r>
+      <w:r>
+        <w:rPr>
+          <w:rFonts w:ascii="Times New Roman" w:hAnsi="Times New Roman" w:eastAsia="Times New Roman" w:cs="Times New Roman"/>
+        </w:rPr>
+        <w:t xml:space="preserve"> → </w:t>
+      </w:r>
+      <w:r>
+        <w:rPr>
+          <w:rFonts w:hint="eastAsia" w:ascii="Times New Roman" w:hAnsi="Times New Roman" w:eastAsia="FangSong" w:cs="Times New Roman"/>
+        </w:rPr>
+        <w:t>仍得同一产物</w:t>
+      </w:r>
+      <w:r>
+        <w:rPr>
+          <w:rFonts w:hint="eastAsia" w:ascii="Times New Roman" w:hAnsi="Times New Roman" w:eastAsia="Times New Roman" w:cs="Times New Roman"/>
+        </w:rPr>
+        <w:t>。</w:t>
+      </w:r>
+      <w:r>
+        <w:rPr>
+          <w:rFonts w:hint="eastAsia" w:ascii="Times New Roman" w:hAnsi="Times New Roman" w:eastAsia="FangSong" w:cs="Times New Roman"/>
+        </w:rPr>
+        <w:t>主产物</w:t>
+      </w:r>
+      <w:r>
+        <w:rPr>
+          <w:rFonts w:hint="eastAsia" w:ascii="Times New Roman" w:hAnsi="Times New Roman" w:eastAsia="Times New Roman" w:cs="Times New Roman"/>
+        </w:rPr>
+        <w:t>：</w:t>
+      </w:r>
+      <w:r>
+        <w:rPr>
+          <w:rFonts w:hint="eastAsia" w:ascii="Times New Roman" w:hAnsi="Times New Roman" w:eastAsia="Times New Roman" w:cs="Times New Roman"/>
+          <w:b/>
+          <w:bCs/>
+        </w:rPr>
+        <w:t>3-</w:t>
+      </w:r>
+      <w:r>
+        <w:rPr>
+          <w:rFonts w:hint="eastAsia" w:ascii="Times New Roman" w:hAnsi="Times New Roman" w:eastAsia="FangSong" w:cs="Times New Roman"/>
+          <w:b/>
+          <w:bCs/>
         </w:rPr>
         <w:t>苯基</w:t>
       </w:r>
       <w:r>
         <w:rPr>
           <w:rFonts w:hint="eastAsia" w:ascii="Times New Roman" w:hAnsi="Times New Roman" w:eastAsia="Times New Roman" w:cs="Times New Roman"/>
-        </w:rPr>
-        <w:t>），</w:t>
-      </w:r>
-      <w:r>
-        <w:rPr>
-          <w:rFonts w:hint="eastAsia" w:ascii="Times New Roman" w:hAnsi="Times New Roman" w:eastAsia="FangSong" w:cs="Times New Roman"/>
-        </w:rPr>
-        <w:t>一个连</w:t>
-      </w:r>
-      <w:r>
-        <w:rPr>
-          <w:rFonts w:ascii="Times New Roman" w:hAnsi="Times New Roman" w:eastAsia="Times New Roman" w:cs="Times New Roman"/>
-        </w:rPr>
-        <w:t xml:space="preserve"> </w:t>
-      </w:r>
-      <w:r>
-        <w:rPr>
-          <w:rFonts w:hint="eastAsia" w:ascii="Times New Roman" w:hAnsi="Times New Roman" w:eastAsia="Times New Roman" w:cs="Times New Roman"/>
-        </w:rPr>
-        <w:t>C(CH</w:t>
-      </w:r>
-      <w:r>
-        <w:rPr>
-          <w:rFonts w:hint="eastAsia" w:ascii="Times New Roman" w:hAnsi="Times New Roman" w:eastAsia="Times New Roman" w:cs="Times New Roman"/>
-          <w:vertAlign w:val="subscript"/>
-        </w:rPr>
-        <w:t>3</w:t>
-      </w:r>
-      <w:r>
-        <w:rPr>
-          <w:rFonts w:hint="eastAsia" w:ascii="Times New Roman" w:hAnsi="Times New Roman" w:eastAsia="Times New Roman" w:cs="Times New Roman"/>
-        </w:rPr>
-        <w:t>)</w:t>
-      </w:r>
-      <w:r>
-        <w:rPr>
-          <w:rFonts w:hint="eastAsia" w:ascii="Times New Roman" w:hAnsi="Times New Roman" w:eastAsia="Times New Roman" w:cs="Times New Roman"/>
-          <w:vertAlign w:val="subscript"/>
-        </w:rPr>
-        <w:t>2</w:t>
+          <w:b/>
+          <w:bCs/>
+        </w:rPr>
+        <w:t>-3-</w:t>
+      </w:r>
+      <w:r>
+        <w:rPr>
+          <w:rFonts w:hint="eastAsia" w:ascii="Times New Roman" w:hAnsi="Times New Roman" w:eastAsia="FangSong" w:cs="Times New Roman"/>
+          <w:b/>
+          <w:bCs/>
+        </w:rPr>
+        <w:t>甲基</w:t>
+      </w:r>
+      <w:r>
+        <w:rPr>
+          <w:rFonts w:hint="eastAsia" w:ascii="Times New Roman" w:hAnsi="Times New Roman" w:eastAsia="Times New Roman" w:cs="Times New Roman"/>
+          <w:b/>
+          <w:bCs/>
+        </w:rPr>
+        <w:t>-2-</w:t>
+      </w:r>
+      <w:r>
+        <w:rPr>
+          <w:rFonts w:hint="eastAsia" w:ascii="Times New Roman" w:hAnsi="Times New Roman" w:eastAsia="FangSong" w:cs="Times New Roman"/>
+          <w:b/>
+          <w:bCs/>
+        </w:rPr>
+        <w:t>丁酮</w:t>
       </w:r>
       <w:r>
         <w:rPr>
@@ -41103,347 +41485,25 @@
         <w:rPr>
           <w:rFonts w:hint="eastAsia" w:ascii="Times New Roman" w:hAnsi="Times New Roman" w:eastAsia="FangSong" w:cs="Times New Roman"/>
         </w:rPr>
-        <w:t>叔位</w:t>
-      </w:r>
-      <w:r>
-        <w:rPr>
-          <w:rFonts w:hint="eastAsia" w:ascii="Times New Roman" w:hAnsi="Times New Roman" w:eastAsia="Times New Roman" w:cs="Times New Roman"/>
-        </w:rPr>
-        <w:t>）+</w:t>
-      </w:r>
-      <w:r>
-        <w:rPr>
-          <w:rFonts w:ascii="Times New Roman" w:hAnsi="Times New Roman" w:eastAsia="Times New Roman" w:cs="Times New Roman"/>
-        </w:rPr>
-        <w:t xml:space="preserve"> </w:t>
-      </w:r>
-      <w:r>
-        <w:rPr>
-          <w:rFonts w:hint="eastAsia" w:ascii="Times New Roman" w:hAnsi="Times New Roman" w:eastAsia="Times New Roman" w:cs="Times New Roman"/>
-        </w:rPr>
-        <w:t>CH</w:t>
-      </w:r>
-      <w:r>
-        <w:rPr>
-          <w:rFonts w:hint="eastAsia" w:ascii="Times New Roman" w:hAnsi="Times New Roman" w:eastAsia="Times New Roman" w:cs="Times New Roman"/>
-          <w:vertAlign w:val="subscript"/>
-        </w:rPr>
-        <w:t>3</w:t>
-      </w:r>
-      <w:r>
-        <w:rPr>
-          <w:rFonts w:hint="eastAsia" w:ascii="Times New Roman" w:hAnsi="Times New Roman" w:eastAsia="Times New Roman" w:cs="Times New Roman"/>
-        </w:rPr>
-        <w:t>（</w:t>
-      </w:r>
-      <w:r>
-        <w:rPr>
-          <w:rFonts w:hint="eastAsia" w:ascii="Times New Roman" w:hAnsi="Times New Roman" w:eastAsia="FangSong" w:cs="Times New Roman"/>
-        </w:rPr>
-        <w:t>仲位</w:t>
+        <w:t>迁移基团带电子对迁移</w:t>
+      </w:r>
+      <w:r>
+        <w:rPr>
+          <w:rFonts w:hint="eastAsia" w:ascii="Times New Roman" w:hAnsi="Times New Roman" w:eastAsia="Times New Roman" w:cs="Times New Roman"/>
+        </w:rPr>
+        <w:t>、</w:t>
+      </w:r>
+      <w:r>
+        <w:rPr>
+          <w:rFonts w:hint="eastAsia" w:ascii="Times New Roman" w:hAnsi="Times New Roman" w:eastAsia="FangSong" w:cs="Times New Roman"/>
+        </w:rPr>
+        <w:t>构型保持</w:t>
       </w:r>
       <w:r>
         <w:rPr>
           <w:rFonts w:hint="eastAsia" w:ascii="Times New Roman" w:hAnsi="Times New Roman" w:eastAsia="Times New Roman" w:cs="Times New Roman"/>
         </w:rPr>
         <w:t>）。</w:t>
-      </w:r>
-      <w:r>
-        <w:rPr>
-          <w:rFonts w:hint="eastAsia" w:ascii="Times New Roman" w:hAnsi="Times New Roman" w:eastAsia="FangSong" w:cs="Times New Roman"/>
-        </w:rPr>
-        <w:t>连</w:t>
-      </w:r>
-      <w:r>
-        <w:rPr>
-          <w:rFonts w:ascii="Times New Roman" w:hAnsi="Times New Roman" w:eastAsia="Times New Roman" w:cs="Times New Roman"/>
-        </w:rPr>
-        <w:t xml:space="preserve"> Ph </w:t>
-      </w:r>
-      <w:r>
-        <w:rPr>
-          <w:rFonts w:hint="eastAsia" w:ascii="Times New Roman" w:hAnsi="Times New Roman" w:eastAsia="FangSong" w:cs="Times New Roman"/>
-        </w:rPr>
-        <w:t xml:space="preserve">的</w:t>
-      </w:r>
-      <w:r>
-        <w:rPr>
-          <w:rFonts w:ascii="Times New Roman" w:hAnsi="Times New Roman" w:eastAsia="Times New Roman" w:cs="Times New Roman"/>
-        </w:rPr>
-        <w:t xml:space="preserve"> OH </w:t>
-      </w:r>
-      <w:r>
-        <w:rPr>
-          <w:rFonts w:hint="eastAsia" w:ascii="Times New Roman" w:hAnsi="Times New Roman" w:eastAsia="FangSong" w:cs="Times New Roman"/>
-        </w:rPr>
-        <w:t>可生成苄基碳正离子</w:t>
-      </w:r>
-      <w:r>
-        <w:rPr>
-          <w:rFonts w:hint="eastAsia" w:ascii="Times New Roman" w:hAnsi="Times New Roman" w:eastAsia="Times New Roman" w:cs="Times New Roman"/>
-        </w:rPr>
-        <w:t>（</w:t>
-      </w:r>
-      <w:r>
-        <w:rPr>
-          <w:rFonts w:hint="eastAsia" w:ascii="Times New Roman" w:hAnsi="Times New Roman" w:eastAsia="FangSong" w:cs="Times New Roman"/>
-        </w:rPr>
-        <w:t>共振稳定</w:t>
-      </w:r>
-      <w:r>
-        <w:rPr>
-          <w:rFonts w:hint="eastAsia" w:ascii="Times New Roman" w:hAnsi="Times New Roman" w:eastAsia="Times New Roman" w:cs="Times New Roman"/>
-        </w:rPr>
-        <w:t>）→</w:t>
-      </w:r>
-      <w:r>
-        <w:rPr>
-          <w:rFonts w:ascii="Times New Roman" w:hAnsi="Times New Roman" w:eastAsia="Times New Roman" w:cs="Times New Roman"/>
-        </w:rPr>
-        <w:t xml:space="preserve"> </w:t>
-      </w:r>
-      <w:r>
-        <w:rPr>
-          <w:rFonts w:hint="eastAsia" w:ascii="Times New Roman" w:hAnsi="Times New Roman" w:eastAsia="FangSong" w:cs="Times New Roman"/>
-        </w:rPr>
-        <w:t>优先离去</w:t>
-      </w:r>
-      <w:r>
-        <w:rPr>
-          <w:rFonts w:hint="eastAsia" w:ascii="Times New Roman" w:hAnsi="Times New Roman" w:eastAsia="Times New Roman" w:cs="Times New Roman"/>
-        </w:rPr>
-        <w:t>。</w:t>
-      </w:r>
-      <w:r>
-        <w:rPr>
-          <w:rFonts w:hint="eastAsia" w:ascii="Times New Roman" w:hAnsi="Times New Roman" w:eastAsia="FangSong" w:cs="Times New Roman"/>
-        </w:rPr>
-        <w:t>邻位可迁移</w:t>
-      </w:r>
-      <w:r>
-        <w:rPr>
-          <w:rFonts w:hint="eastAsia" w:ascii="Times New Roman" w:hAnsi="Times New Roman" w:eastAsia="Times New Roman" w:cs="Times New Roman"/>
-        </w:rPr>
-        <w:t>：H（C-3</w:t>
-      </w:r>
-      <w:r>
-        <w:rPr>
-          <w:rFonts w:hint="eastAsia" w:ascii="Times New Roman" w:hAnsi="Times New Roman" w:eastAsia="FangSong" w:cs="Times New Roman"/>
-        </w:rPr>
-        <w:t>上</w:t>
-      </w:r>
-      <w:r>
-        <w:rPr>
-          <w:rFonts w:hint="eastAsia" w:ascii="Times New Roman" w:hAnsi="Times New Roman" w:eastAsia="Times New Roman" w:cs="Times New Roman"/>
-        </w:rPr>
-        <w:t>）/</w:t>
-      </w:r>
-      <w:r>
-        <w:rPr>
-          <w:rFonts w:ascii="Times New Roman" w:hAnsi="Times New Roman" w:eastAsia="Times New Roman" w:cs="Times New Roman"/>
-        </w:rPr>
-        <w:t xml:space="preserve"> CH</w:t>
-      </w:r>
-      <w:r>
-        <w:rPr>
-          <w:rFonts w:ascii="Times New Roman" w:hAnsi="Times New Roman" w:eastAsia="Times New Roman" w:cs="Times New Roman"/>
-          <w:vertAlign w:val="subscript"/>
-        </w:rPr>
-        <w:t>3</w:t>
-      </w:r>
-      <w:r>
-        <w:rPr>
-          <w:rFonts w:ascii="Times New Roman" w:hAnsi="Times New Roman" w:eastAsia="Times New Roman" w:cs="Times New Roman"/>
-        </w:rPr>
-        <w:t xml:space="preserve"> / </w:t>
-      </w:r>
-      <w:r>
-        <w:rPr>
-          <w:rFonts w:hint="eastAsia" w:ascii="Times New Roman" w:hAnsi="Times New Roman" w:eastAsia="Times New Roman" w:cs="Times New Roman"/>
-        </w:rPr>
-        <w:t>C(OH)(CH</w:t>
-      </w:r>
-      <w:r>
-        <w:rPr>
-          <w:rFonts w:hint="eastAsia" w:ascii="Times New Roman" w:hAnsi="Times New Roman" w:eastAsia="Times New Roman" w:cs="Times New Roman"/>
-          <w:vertAlign w:val="subscript"/>
-        </w:rPr>
-        <w:t>3</w:t>
-      </w:r>
-      <w:r>
-        <w:rPr>
-          <w:rFonts w:hint="eastAsia" w:ascii="Times New Roman" w:hAnsi="Times New Roman" w:eastAsia="Times New Roman" w:cs="Times New Roman"/>
-        </w:rPr>
-        <w:t>)</w:t>
-      </w:r>
-      <w:r>
-        <w:rPr>
-          <w:rFonts w:hint="eastAsia" w:ascii="Times New Roman" w:hAnsi="Times New Roman" w:eastAsia="Times New Roman" w:cs="Times New Roman"/>
-          <w:vertAlign w:val="subscript"/>
-        </w:rPr>
-        <w:t>2</w:t>
-      </w:r>
-      <w:r>
-        <w:rPr>
-          <w:rFonts w:hint="eastAsia" w:ascii="Times New Roman" w:hAnsi="Times New Roman" w:eastAsia="Times New Roman" w:cs="Times New Roman"/>
-        </w:rPr>
-        <w:t>。</w:t>
-      </w:r>
-      <w:r>
-        <w:rPr>
-          <w:rFonts w:hint="eastAsia" w:ascii="Times New Roman" w:hAnsi="Times New Roman" w:eastAsia="FangSong" w:cs="Times New Roman"/>
-        </w:rPr>
-        <w:t>迁移能力</w:t>
-      </w:r>
-      <w:r>
-        <w:rPr>
-          <w:rFonts w:hint="eastAsia" w:ascii="Times New Roman" w:hAnsi="Times New Roman" w:eastAsia="Times New Roman" w:cs="Times New Roman"/>
-        </w:rPr>
-        <w:t>：H</w:t>
-      </w:r>
-      <w:r>
-        <w:rPr>
-          <w:rFonts w:ascii="Times New Roman" w:hAnsi="Times New Roman" w:eastAsia="Times New Roman" w:cs="Times New Roman"/>
-        </w:rPr>
-        <w:t xml:space="preserve"> </w:t>
-      </w:r>
-      <w:r>
-        <w:rPr>
-          <w:rFonts w:hint="eastAsia" w:ascii="Times New Roman" w:hAnsi="Times New Roman" w:eastAsia="FangSong" w:cs="Times New Roman"/>
-        </w:rPr>
-        <w:t xml:space="preserve">在</w:t>
-      </w:r>
-      <w:r>
-        <w:rPr>
-          <w:rFonts w:ascii="Times New Roman" w:hAnsi="Times New Roman" w:eastAsia="Times New Roman" w:cs="Times New Roman"/>
-        </w:rPr>
-        <w:t xml:space="preserve"> Pinacol </w:t>
-      </w:r>
-      <w:r>
-        <w:rPr>
-          <w:rFonts w:hint="eastAsia" w:ascii="Times New Roman" w:hAnsi="Times New Roman" w:eastAsia="FangSong" w:cs="Times New Roman"/>
-        </w:rPr>
-        <w:t>中迁移能力中等</w:t>
-      </w:r>
-      <w:r>
-        <w:rPr>
-          <w:rFonts w:hint="eastAsia" w:ascii="Times New Roman" w:hAnsi="Times New Roman" w:eastAsia="Times New Roman" w:cs="Times New Roman"/>
-        </w:rPr>
-        <w:t>，</w:t>
-      </w:r>
-      <w:r>
-        <w:rPr>
-          <w:rFonts w:hint="eastAsia" w:ascii="Times New Roman" w:hAnsi="Times New Roman" w:eastAsia="FangSong" w:cs="Times New Roman"/>
-        </w:rPr>
-        <w:t>但此处</w:t>
-      </w:r>
-      <w:r>
-        <w:rPr>
-          <w:rFonts w:ascii="Times New Roman" w:hAnsi="Times New Roman" w:eastAsia="Times New Roman" w:cs="Times New Roman"/>
-        </w:rPr>
-        <w:t xml:space="preserve"> H </w:t>
-      </w:r>
-      <w:r>
-        <w:rPr>
-          <w:rFonts w:hint="eastAsia" w:ascii="Times New Roman" w:hAnsi="Times New Roman" w:eastAsia="FangSong" w:cs="Times New Roman"/>
-        </w:rPr>
-        <w:t xml:space="preserve">在</w:t>
-      </w:r>
-      <w:r>
-        <w:rPr>
-          <w:rFonts w:ascii="Times New Roman" w:hAnsi="Times New Roman" w:eastAsia="Times New Roman" w:cs="Times New Roman"/>
-        </w:rPr>
-        <w:t xml:space="preserve"> </w:t>
-      </w:r>
-      <w:r>
-        <w:rPr>
-          <w:rFonts w:hint="eastAsia" w:ascii="Times New Roman" w:hAnsi="Times New Roman" w:eastAsia="Times New Roman" w:cs="Times New Roman"/>
-        </w:rPr>
-        <w:t>C-3，</w:t>
-      </w:r>
-      <w:r>
-        <w:rPr>
-          <w:rFonts w:hint="eastAsia" w:ascii="Times New Roman" w:hAnsi="Times New Roman" w:eastAsia="FangSong" w:cs="Times New Roman"/>
-        </w:rPr>
-        <w:t>不是邻位</w:t>
-      </w:r>
-      <w:r>
-        <w:rPr>
-          <w:rFonts w:hint="eastAsia" w:ascii="Times New Roman" w:hAnsi="Times New Roman" w:eastAsia="Times New Roman" w:cs="Times New Roman"/>
-        </w:rPr>
-        <w:t>…</w:t>
-      </w:r>
-      <w:r>
-        <w:rPr>
-          <w:rFonts w:hint="eastAsia" w:ascii="Times New Roman" w:hAnsi="Times New Roman" w:eastAsia="FangSong" w:cs="Times New Roman"/>
-        </w:rPr>
-        <w:t>重新分析底物结构</w:t>
-      </w:r>
-      <w:r>
-        <w:rPr>
-          <w:rFonts w:hint="eastAsia" w:ascii="Times New Roman" w:hAnsi="Times New Roman" w:eastAsia="Times New Roman" w:cs="Times New Roman"/>
-        </w:rPr>
-        <w:t>。</w:t>
-      </w:r>
-      <w:r>
-        <w:rPr>
-          <w:rFonts w:hint="eastAsia" w:ascii="Times New Roman" w:hAnsi="Times New Roman" w:eastAsia="FangSong" w:cs="Times New Roman"/>
-        </w:rPr>
-        <w:t>正确结构下</w:t>
-      </w:r>
-      <w:r>
-        <w:rPr>
-          <w:rFonts w:hint="eastAsia" w:ascii="Times New Roman" w:hAnsi="Times New Roman" w:eastAsia="Times New Roman" w:cs="Times New Roman"/>
-        </w:rPr>
-        <w:t>：</w:t>
-      </w:r>
-      <w:r>
-        <w:rPr>
-          <w:rFonts w:hint="eastAsia" w:ascii="Times New Roman" w:hAnsi="Times New Roman" w:eastAsia="FangSong" w:cs="Times New Roman"/>
-        </w:rPr>
-        <w:t>按稳定碳正离子规则和迁移能力排序判断主产物</w:t>
-      </w:r>
-      <w:r>
-        <w:rPr>
-          <w:rFonts w:hint="eastAsia" w:ascii="Times New Roman" w:hAnsi="Times New Roman" w:eastAsia="Times New Roman" w:cs="Times New Roman"/>
-        </w:rPr>
-        <w:t>。</w:t>
-      </w:r>
-      <w:r>
-        <w:rPr>
-          <w:rFonts w:hint="eastAsia" w:ascii="Times New Roman" w:hAnsi="Times New Roman" w:eastAsia="FangSong" w:cs="Times New Roman"/>
-        </w:rPr>
-        <w:t>略</w:t>
-      </w:r>
-      <w:r>
-        <w:rPr>
-          <w:rFonts w:hint="eastAsia" w:ascii="Times New Roman" w:hAnsi="Times New Roman" w:eastAsia="Times New Roman" w:cs="Times New Roman"/>
-        </w:rPr>
-        <w:t>（</w:t>
-      </w:r>
-      <w:r>
-        <w:rPr>
-          <w:rFonts w:hint="eastAsia" w:ascii="Times New Roman" w:hAnsi="Times New Roman" w:eastAsia="FangSong" w:cs="Times New Roman"/>
-        </w:rPr>
-        <w:t>具体取决于底物精确结构</w:t>
-      </w:r>
-      <w:r>
-        <w:rPr>
-          <w:rFonts w:hint="eastAsia" w:ascii="Times New Roman" w:hAnsi="Times New Roman" w:eastAsia="Times New Roman" w:cs="Times New Roman"/>
-        </w:rPr>
-        <w:t>，</w:t>
-      </w:r>
-      <w:r>
-        <w:rPr>
-          <w:rFonts w:hint="eastAsia" w:ascii="Times New Roman" w:hAnsi="Times New Roman" w:eastAsia="FangSong" w:cs="Times New Roman"/>
-        </w:rPr>
-        <w:t>竞赛题会指定</w:t>
-      </w:r>
-      <w:r>
-        <w:rPr>
-          <w:rFonts w:hint="eastAsia" w:ascii="Times New Roman" w:hAnsi="Times New Roman" w:eastAsia="Times New Roman" w:cs="Times New Roman"/>
-        </w:rPr>
-        <w:t>。）</w:t>
       </w:r>
     </w:p>
     <w:p>
@@ -41821,6 +41881,45 @@
         <w:rPr>
           <w:rFonts w:hint="eastAsia" w:ascii="Times New Roman" w:hAnsi="Times New Roman" w:eastAsia="Times New Roman" w:cs="Times New Roman"/>
         </w:rPr>
+        <w:t>，C</w:t>
+      </w:r>
+      <w:r>
+        <w:rPr>
+          <w:rFonts w:hint="eastAsia" w:ascii="Times New Roman" w:hAnsi="Times New Roman" w:eastAsia="Times New Roman" w:cs="Times New Roman"/>
+          <w:vertAlign w:val="subscript"/>
+        </w:rPr>
+        <w:t>6</w:t>
+      </w:r>
+      <w:r>
+        <w:rPr>
+          <w:rFonts w:hint="eastAsia" w:ascii="Times New Roman" w:hAnsi="Times New Roman" w:eastAsia="Times New Roman" w:cs="Times New Roman"/>
+        </w:rPr>
+        <w:t>H</w:t>
+      </w:r>
+      <w:r>
+        <w:rPr>
+          <w:rFonts w:hint="eastAsia" w:ascii="Times New Roman" w:hAnsi="Times New Roman" w:eastAsia="Times New Roman" w:cs="Times New Roman"/>
+          <w:vertAlign w:val="subscript"/>
+        </w:rPr>
+        <w:t>12</w:t>
+      </w:r>
+      <w:r>
+        <w:rPr>
+          <w:rFonts w:hint="eastAsia" w:ascii="Times New Roman" w:hAnsi="Times New Roman" w:eastAsia="Times New Roman" w:cs="Times New Roman"/>
+        </w:rPr>
+        <w:t>O</w:t>
+      </w:r>
+      <w:r>
+        <w:rPr>
+          <w:rFonts w:hint="eastAsia" w:ascii="Times New Roman" w:hAnsi="Times New Roman" w:eastAsia="Times New Roman" w:cs="Times New Roman"/>
+          <w:vertAlign w:val="subscript"/>
+        </w:rPr>
+        <w:t>2</w:t>
+      </w:r>
+      <w:r>
+        <w:rPr>
+          <w:rFonts w:hint="eastAsia" w:ascii="Times New Roman" w:hAnsi="Times New Roman" w:eastAsia="Times New Roman" w:cs="Times New Roman"/>
+        </w:rPr>
         <w:t>）。</w:t>
       </w:r>
       <w:r>
@@ -41896,33 +41995,77 @@
         <w:rPr>
           <w:rFonts w:ascii="Times New Roman" w:hAnsi="Times New Roman" w:eastAsia="Times New Roman" w:cs="Times New Roman"/>
         </w:rPr>
-        <w:t xml:space="preserve"> = C</w:t>
-      </w:r>
-      <w:r>
-        <w:rPr>
-          <w:rFonts w:ascii="Times New Roman" w:hAnsi="Times New Roman" w:eastAsia="Times New Roman" w:cs="Times New Roman"/>
+        <w:t xml:space="preserve"> = </w:t>
+      </w:r>
+      <w:r>
+        <w:rPr>
+          <w:rFonts w:hint="eastAsia" w:ascii="Times New Roman" w:hAnsi="Times New Roman" w:eastAsia="Times New Roman" w:cs="Times New Roman"/>
+        </w:rPr>
+        <w:t>C</w:t>
+      </w:r>
+      <w:r>
+        <w:rPr>
+          <w:rFonts w:hint="eastAsia" w:ascii="Times New Roman" w:hAnsi="Times New Roman" w:eastAsia="Times New Roman" w:cs="Times New Roman"/>
           <w:vertAlign w:val="subscript"/>
         </w:rPr>
         <w:t>4</w:t>
       </w:r>
       <w:r>
         <w:rPr>
-          <w:rFonts w:ascii="Times New Roman" w:hAnsi="Times New Roman" w:eastAsia="Times New Roman" w:cs="Times New Roman"/>
+          <w:rFonts w:hint="eastAsia" w:ascii="Times New Roman" w:hAnsi="Times New Roman" w:eastAsia="Times New Roman" w:cs="Times New Roman"/>
         </w:rPr>
         <w:t>H</w:t>
       </w:r>
       <w:r>
         <w:rPr>
-          <w:rFonts w:ascii="Times New Roman" w:hAnsi="Times New Roman" w:eastAsia="Times New Roman" w:cs="Times New Roman"/>
+          <w:rFonts w:hint="eastAsia" w:ascii="Times New Roman" w:hAnsi="Times New Roman" w:eastAsia="Times New Roman" w:cs="Times New Roman"/>
           <w:vertAlign w:val="subscript"/>
         </w:rPr>
         <w:t>9</w:t>
       </w:r>
       <w:r>
         <w:rPr>
-          <w:rFonts w:ascii="Times New Roman" w:hAnsi="Times New Roman" w:eastAsia="Times New Roman" w:cs="Times New Roman"/>
-        </w:rPr>
-        <w:t>COONa。</w:t>
+          <w:rFonts w:hint="eastAsia" w:ascii="Times New Roman" w:hAnsi="Times New Roman" w:eastAsia="Times New Roman" w:cs="Times New Roman"/>
+        </w:rPr>
+        <w:t>COONa；</w:t>
+      </w:r>
+      <w:r>
+        <w:rPr>
+          <w:rFonts w:hint="eastAsia" w:ascii="Times New Roman" w:hAnsi="Times New Roman" w:eastAsia="FangSong" w:cs="Times New Roman"/>
+        </w:rPr>
+        <w:t>酸化得戊酸</w:t>
+      </w:r>
+      <w:r>
+        <w:rPr>
+          <w:rFonts w:hint="eastAsia" w:ascii="Times New Roman" w:hAnsi="Times New Roman" w:eastAsia="Times New Roman" w:cs="Times New Roman"/>
+        </w:rPr>
+        <w:t>（C</w:t>
+      </w:r>
+      <w:r>
+        <w:rPr>
+          <w:rFonts w:hint="eastAsia" w:ascii="Times New Roman" w:hAnsi="Times New Roman" w:eastAsia="Times New Roman" w:cs="Times New Roman"/>
+          <w:vertAlign w:val="subscript"/>
+        </w:rPr>
+        <w:t>4</w:t>
+      </w:r>
+      <w:r>
+        <w:rPr>
+          <w:rFonts w:hint="eastAsia" w:ascii="Times New Roman" w:hAnsi="Times New Roman" w:eastAsia="Times New Roman" w:cs="Times New Roman"/>
+        </w:rPr>
+        <w:t>H</w:t>
+      </w:r>
+      <w:r>
+        <w:rPr>
+          <w:rFonts w:hint="eastAsia" w:ascii="Times New Roman" w:hAnsi="Times New Roman" w:eastAsia="Times New Roman" w:cs="Times New Roman"/>
+          <w:vertAlign w:val="subscript"/>
+        </w:rPr>
+        <w:t>9</w:t>
+      </w:r>
+      <w:r>
+        <w:rPr>
+          <w:rFonts w:hint="eastAsia" w:ascii="Times New Roman" w:hAnsi="Times New Roman" w:eastAsia="Times New Roman" w:cs="Times New Roman"/>
+        </w:rPr>
+        <w:t>COOH）。</w:t>
       </w:r>
       <w:r>
         <w:rPr>
@@ -41932,9 +42075,15 @@
       </w:r>
       <w:r>
         <w:rPr>
-          <w:rFonts w:ascii="Times New Roman" w:hAnsi="Times New Roman" w:eastAsia="Times New Roman" w:cs="Times New Roman"/>
-        </w:rPr>
-        <w:t>B + SOCl</w:t>
+          <w:rFonts w:hint="eastAsia" w:ascii="Times New Roman" w:hAnsi="Times New Roman" w:eastAsia="FangSong" w:cs="Times New Roman"/>
+        </w:rPr>
+        <w:t xml:space="preserve">戊酸</w:t>
+      </w:r>
+      <w:r>
+        <w:rPr>
+          <w:rFonts w:ascii="Times New Roman" w:hAnsi="Times New Roman" w:eastAsia="Times New Roman" w:cs="Times New Roman"/>
+        </w:rPr>
+        <w:t xml:space="preserve"> + SOCl</w:t>
       </w:r>
       <w:r>
         <w:rPr>
@@ -43206,7 +43355,7 @@
         <w:pStyle w:val="Compact"/>
         <w:numPr>
           <w:ilvl w:val="0"/>
-          <w:numId w:val="1031"/>
+          <w:numId w:val="1032"/>
         </w:numPr>
       </w:pPr>
       <w:r>
@@ -43317,7 +43466,7 @@
         <w:pStyle w:val="Compact"/>
         <w:numPr>
           <w:ilvl w:val="0"/>
-          <w:numId w:val="1031"/>
+          <w:numId w:val="1032"/>
         </w:numPr>
       </w:pPr>
       <w:r>
@@ -43398,7 +43547,7 @@
         <w:pStyle w:val="Compact"/>
         <w:numPr>
           <w:ilvl w:val="0"/>
-          <w:numId w:val="1031"/>
+          <w:numId w:val="1032"/>
         </w:numPr>
       </w:pPr>
       <w:r>
@@ -43467,7 +43616,7 @@
         <w:pStyle w:val="Compact"/>
         <w:numPr>
           <w:ilvl w:val="0"/>
-          <w:numId w:val="1031"/>
+          <w:numId w:val="1032"/>
         </w:numPr>
       </w:pPr>
       <w:r>
@@ -43560,7 +43709,7 @@
         <w:pStyle w:val="Compact"/>
         <w:numPr>
           <w:ilvl w:val="0"/>
-          <w:numId w:val="1031"/>
+          <w:numId w:val="1032"/>
         </w:numPr>
       </w:pPr>
       <w:r>
@@ -43641,7 +43790,7 @@
         <w:pStyle w:val="Compact"/>
         <w:numPr>
           <w:ilvl w:val="0"/>
-          <w:numId w:val="1031"/>
+          <w:numId w:val="1032"/>
         </w:numPr>
       </w:pPr>
       <w:r>
@@ -43722,7 +43871,7 @@
         <w:pStyle w:val="Compact"/>
         <w:numPr>
           <w:ilvl w:val="0"/>
-          <w:numId w:val="1031"/>
+          <w:numId w:val="1032"/>
         </w:numPr>
       </w:pPr>
       <w:r>
@@ -43815,7 +43964,7 @@
         <w:pStyle w:val="Compact"/>
         <w:numPr>
           <w:ilvl w:val="0"/>
-          <w:numId w:val="1031"/>
+          <w:numId w:val="1032"/>
         </w:numPr>
       </w:pPr>
       <w:r>
@@ -44627,6 +44776,9 @@
     <w:abstractNumId w:val="991"/>
   </w:num>
   <w:num w:numId="1031">
+    <w:abstractNumId w:val="991"/>
+  </w:num>
+  <w:num w:numId="1032">
     <w:abstractNumId w:val="991"/>
   </w:num>
 </w:numbering>

--- a/06-学生侧材料/讲义/6-有机化学/重排反应.docx
+++ b/06-学生侧材料/讲义/6-有机化学/重排反应.docx
@@ -48,608 +48,6 @@
     </w:p>
     <w:p>
       <w:pPr>
-        <w:pStyle w:val="BlockText"/>
-      </w:pPr>
-      <w:r>
-        <w:rPr>
-          <w:rFonts w:hint="eastAsia" w:ascii="Times New Roman" w:hAnsi="Times New Roman" w:eastAsia="FangSong" w:cs="Times New Roman"/>
-          <w:b/>
-          <w:bCs/>
-        </w:rPr>
-        <w:t xml:space="preserve">核心专题页</w:t>
-      </w:r>
-      <w:r>
-        <w:rPr>
-          <w:rFonts w:hint="eastAsia" w:ascii="Times New Roman" w:hAnsi="Times New Roman" w:eastAsia="Times New Roman" w:cs="Times New Roman"/>
-        </w:rPr>
-        <w:t>：04-</w:t>
-      </w:r>
-      <w:r>
-        <w:rPr>
-          <w:rFonts w:hint="eastAsia" w:ascii="Times New Roman" w:hAnsi="Times New Roman" w:eastAsia="FangSong" w:cs="Times New Roman"/>
-        </w:rPr>
-        <w:t>专题与题型</w:t>
-      </w:r>
-      <w:r>
-        <w:rPr>
-          <w:rFonts w:hint="eastAsia" w:ascii="Times New Roman" w:hAnsi="Times New Roman" w:eastAsia="Times New Roman" w:cs="Times New Roman"/>
-        </w:rPr>
-        <w:t>/</w:t>
-      </w:r>
-      <w:r>
-        <w:rPr>
-          <w:rFonts w:hint="eastAsia" w:ascii="Times New Roman" w:hAnsi="Times New Roman" w:eastAsia="FangSong" w:cs="Times New Roman"/>
-        </w:rPr>
-        <w:t>专题</w:t>
-      </w:r>
-      <w:r>
-        <w:rPr>
-          <w:rFonts w:hint="eastAsia" w:ascii="Times New Roman" w:hAnsi="Times New Roman" w:eastAsia="Times New Roman" w:cs="Times New Roman"/>
-        </w:rPr>
-        <w:t>/</w:t>
-      </w:r>
-      <w:r>
-        <w:rPr>
-          <w:rFonts w:hint="eastAsia" w:ascii="Times New Roman" w:hAnsi="Times New Roman" w:eastAsia="FangSong" w:cs="Times New Roman"/>
-        </w:rPr>
-        <w:t>专题</w:t>
-      </w:r>
-      <w:r>
-        <w:rPr>
-          <w:rFonts w:hint="eastAsia" w:ascii="Times New Roman" w:hAnsi="Times New Roman" w:eastAsia="Times New Roman" w:cs="Times New Roman"/>
-        </w:rPr>
-        <w:t>-</w:t>
-      </w:r>
-      <w:r>
-        <w:rPr>
-          <w:rFonts w:hint="eastAsia" w:ascii="Times New Roman" w:hAnsi="Times New Roman" w:eastAsia="FangSong" w:cs="Times New Roman"/>
-        </w:rPr>
-        <w:t>重排反应</w:t>
-      </w:r>
-      <w:r>
-        <w:rPr>
-          <w:rFonts w:ascii="Times New Roman" w:hAnsi="Times New Roman" w:eastAsia="Times New Roman" w:cs="Times New Roman"/>
-        </w:rPr>
-        <w:t xml:space="preserve"> </w:t>
-      </w:r>
-      <w:r>
-        <w:rPr>
-          <w:rFonts w:hint="eastAsia" w:ascii="Times New Roman" w:hAnsi="Times New Roman" w:eastAsia="FangSong" w:cs="Times New Roman"/>
-          <w:b/>
-          <w:bCs/>
-        </w:rPr>
-        <w:t>相关</w:t>
-      </w:r>
-      <w:r>
-        <w:rPr>
-          <w:rFonts w:hint="eastAsia" w:ascii="Times New Roman" w:hAnsi="Times New Roman" w:eastAsia="Times New Roman" w:cs="Times New Roman"/>
-          <w:b/>
-          <w:bCs/>
-        </w:rPr>
-        <w:t>KP</w:t>
-      </w:r>
-      <w:r>
-        <w:rPr>
-          <w:rFonts w:hint="eastAsia" w:ascii="Times New Roman" w:hAnsi="Times New Roman" w:eastAsia="Times New Roman" w:cs="Times New Roman"/>
-        </w:rPr>
-        <w:t>：03-</w:t>
-      </w:r>
-      <w:r>
-        <w:rPr>
-          <w:rFonts w:hint="eastAsia" w:ascii="Times New Roman" w:hAnsi="Times New Roman" w:eastAsia="FangSong" w:cs="Times New Roman"/>
-        </w:rPr>
-        <w:t>知识点</w:t>
-      </w:r>
-      <w:r>
-        <w:rPr>
-          <w:rFonts w:hint="eastAsia" w:ascii="Times New Roman" w:hAnsi="Times New Roman" w:eastAsia="Times New Roman" w:cs="Times New Roman"/>
-        </w:rPr>
-        <w:t>/</w:t>
-      </w:r>
-      <w:r>
-        <w:rPr>
-          <w:rFonts w:hint="eastAsia" w:ascii="Times New Roman" w:hAnsi="Times New Roman" w:eastAsia="FangSong" w:cs="Times New Roman"/>
-        </w:rPr>
-        <w:t>有机化学</w:t>
-      </w:r>
-      <w:r>
-        <w:rPr>
-          <w:rFonts w:hint="eastAsia" w:ascii="Times New Roman" w:hAnsi="Times New Roman" w:eastAsia="Times New Roman" w:cs="Times New Roman"/>
-        </w:rPr>
-        <w:t>/Pinacol</w:t>
-      </w:r>
-      <w:r>
-        <w:rPr>
-          <w:rFonts w:hint="eastAsia" w:ascii="Times New Roman" w:hAnsi="Times New Roman" w:eastAsia="FangSong" w:cs="Times New Roman"/>
-        </w:rPr>
-        <w:t>重排</w:t>
-      </w:r>
-      <w:r>
-        <w:rPr>
-          <w:rFonts w:hint="eastAsia" w:ascii="Times New Roman" w:hAnsi="Times New Roman" w:eastAsia="Times New Roman" w:cs="Times New Roman"/>
-        </w:rPr>
-        <w:t>、03-</w:t>
-      </w:r>
-      <w:r>
-        <w:rPr>
-          <w:rFonts w:hint="eastAsia" w:ascii="Times New Roman" w:hAnsi="Times New Roman" w:eastAsia="FangSong" w:cs="Times New Roman"/>
-        </w:rPr>
-        <w:t>知识点</w:t>
-      </w:r>
-      <w:r>
-        <w:rPr>
-          <w:rFonts w:hint="eastAsia" w:ascii="Times New Roman" w:hAnsi="Times New Roman" w:eastAsia="Times New Roman" w:cs="Times New Roman"/>
-        </w:rPr>
-        <w:t>/</w:t>
-      </w:r>
-      <w:r>
-        <w:rPr>
-          <w:rFonts w:hint="eastAsia" w:ascii="Times New Roman" w:hAnsi="Times New Roman" w:eastAsia="FangSong" w:cs="Times New Roman"/>
-        </w:rPr>
-        <w:t>有机化学</w:t>
-      </w:r>
-      <w:r>
-        <w:rPr>
-          <w:rFonts w:hint="eastAsia" w:ascii="Times New Roman" w:hAnsi="Times New Roman" w:eastAsia="Times New Roman" w:cs="Times New Roman"/>
-        </w:rPr>
-        <w:t>/Beckmann</w:t>
-      </w:r>
-      <w:r>
-        <w:rPr>
-          <w:rFonts w:hint="eastAsia" w:ascii="Times New Roman" w:hAnsi="Times New Roman" w:eastAsia="FangSong" w:cs="Times New Roman"/>
-        </w:rPr>
-        <w:t>重排</w:t>
-      </w:r>
-      <w:r>
-        <w:rPr>
-          <w:rFonts w:hint="eastAsia" w:ascii="Times New Roman" w:hAnsi="Times New Roman" w:eastAsia="Times New Roman" w:cs="Times New Roman"/>
-        </w:rPr>
-        <w:t>、03-</w:t>
-      </w:r>
-      <w:r>
-        <w:rPr>
-          <w:rFonts w:hint="eastAsia" w:ascii="Times New Roman" w:hAnsi="Times New Roman" w:eastAsia="FangSong" w:cs="Times New Roman"/>
-        </w:rPr>
-        <w:t>知识点</w:t>
-      </w:r>
-      <w:r>
-        <w:rPr>
-          <w:rFonts w:hint="eastAsia" w:ascii="Times New Roman" w:hAnsi="Times New Roman" w:eastAsia="Times New Roman" w:cs="Times New Roman"/>
-        </w:rPr>
-        <w:t>/</w:t>
-      </w:r>
-      <w:r>
-        <w:rPr>
-          <w:rFonts w:hint="eastAsia" w:ascii="Times New Roman" w:hAnsi="Times New Roman" w:eastAsia="FangSong" w:cs="Times New Roman"/>
-        </w:rPr>
-        <w:t>有机化学</w:t>
-      </w:r>
-      <w:r>
-        <w:rPr>
-          <w:rFonts w:hint="eastAsia" w:ascii="Times New Roman" w:hAnsi="Times New Roman" w:eastAsia="Times New Roman" w:cs="Times New Roman"/>
-        </w:rPr>
-        <w:t>/Baeyer-Villiger</w:t>
-      </w:r>
-      <w:r>
-        <w:rPr>
-          <w:rFonts w:hint="eastAsia" w:ascii="Times New Roman" w:hAnsi="Times New Roman" w:eastAsia="FangSong" w:cs="Times New Roman"/>
-        </w:rPr>
-        <w:t>重排</w:t>
-      </w:r>
-      <w:r>
-        <w:rPr>
-          <w:rFonts w:hint="eastAsia" w:ascii="Times New Roman" w:hAnsi="Times New Roman" w:eastAsia="Times New Roman" w:cs="Times New Roman"/>
-        </w:rPr>
-        <w:t>、03-</w:t>
-      </w:r>
-      <w:r>
-        <w:rPr>
-          <w:rFonts w:hint="eastAsia" w:ascii="Times New Roman" w:hAnsi="Times New Roman" w:eastAsia="FangSong" w:cs="Times New Roman"/>
-        </w:rPr>
-        <w:t>知识点</w:t>
-      </w:r>
-      <w:r>
-        <w:rPr>
-          <w:rFonts w:hint="eastAsia" w:ascii="Times New Roman" w:hAnsi="Times New Roman" w:eastAsia="Times New Roman" w:cs="Times New Roman"/>
-        </w:rPr>
-        <w:t>/</w:t>
-      </w:r>
-      <w:r>
-        <w:rPr>
-          <w:rFonts w:hint="eastAsia" w:ascii="Times New Roman" w:hAnsi="Times New Roman" w:eastAsia="FangSong" w:cs="Times New Roman"/>
-        </w:rPr>
-        <w:t>有机化学</w:t>
-      </w:r>
-      <w:r>
-        <w:rPr>
-          <w:rFonts w:hint="eastAsia" w:ascii="Times New Roman" w:hAnsi="Times New Roman" w:eastAsia="Times New Roman" w:cs="Times New Roman"/>
-        </w:rPr>
-        <w:t>/Claisen</w:t>
-      </w:r>
-      <w:r>
-        <w:rPr>
-          <w:rFonts w:hint="eastAsia" w:ascii="Times New Roman" w:hAnsi="Times New Roman" w:eastAsia="FangSong" w:cs="Times New Roman"/>
-        </w:rPr>
-        <w:t>重排</w:t>
-      </w:r>
-      <w:r>
-        <w:rPr>
-          <w:rFonts w:hint="eastAsia" w:ascii="Times New Roman" w:hAnsi="Times New Roman" w:eastAsia="Times New Roman" w:cs="Times New Roman"/>
-        </w:rPr>
-        <w:t>、03-</w:t>
-      </w:r>
-      <w:r>
-        <w:rPr>
-          <w:rFonts w:hint="eastAsia" w:ascii="Times New Roman" w:hAnsi="Times New Roman" w:eastAsia="FangSong" w:cs="Times New Roman"/>
-        </w:rPr>
-        <w:t>知识点</w:t>
-      </w:r>
-      <w:r>
-        <w:rPr>
-          <w:rFonts w:hint="eastAsia" w:ascii="Times New Roman" w:hAnsi="Times New Roman" w:eastAsia="Times New Roman" w:cs="Times New Roman"/>
-        </w:rPr>
-        <w:t>/</w:t>
-      </w:r>
-      <w:r>
-        <w:rPr>
-          <w:rFonts w:hint="eastAsia" w:ascii="Times New Roman" w:hAnsi="Times New Roman" w:eastAsia="FangSong" w:cs="Times New Roman"/>
-        </w:rPr>
-        <w:t>有机化学</w:t>
-      </w:r>
-      <w:r>
-        <w:rPr>
-          <w:rFonts w:hint="eastAsia" w:ascii="Times New Roman" w:hAnsi="Times New Roman" w:eastAsia="Times New Roman" w:cs="Times New Roman"/>
-        </w:rPr>
-        <w:t>/Cope</w:t>
-      </w:r>
-      <w:r>
-        <w:rPr>
-          <w:rFonts w:hint="eastAsia" w:ascii="Times New Roman" w:hAnsi="Times New Roman" w:eastAsia="FangSong" w:cs="Times New Roman"/>
-        </w:rPr>
-        <w:t>重排</w:t>
-      </w:r>
-      <w:r>
-        <w:rPr>
-          <w:rFonts w:hint="eastAsia" w:ascii="Times New Roman" w:hAnsi="Times New Roman" w:eastAsia="Times New Roman" w:cs="Times New Roman"/>
-        </w:rPr>
-        <w:t>、03-</w:t>
-      </w:r>
-      <w:r>
-        <w:rPr>
-          <w:rFonts w:hint="eastAsia" w:ascii="Times New Roman" w:hAnsi="Times New Roman" w:eastAsia="FangSong" w:cs="Times New Roman"/>
-        </w:rPr>
-        <w:t>知识点</w:t>
-      </w:r>
-      <w:r>
-        <w:rPr>
-          <w:rFonts w:hint="eastAsia" w:ascii="Times New Roman" w:hAnsi="Times New Roman" w:eastAsia="Times New Roman" w:cs="Times New Roman"/>
-        </w:rPr>
-        <w:t>/</w:t>
-      </w:r>
-      <w:r>
-        <w:rPr>
-          <w:rFonts w:hint="eastAsia" w:ascii="Times New Roman" w:hAnsi="Times New Roman" w:eastAsia="FangSong" w:cs="Times New Roman"/>
-        </w:rPr>
-        <w:t>有机化学</w:t>
-      </w:r>
-      <w:r>
-        <w:rPr>
-          <w:rFonts w:hint="eastAsia" w:ascii="Times New Roman" w:hAnsi="Times New Roman" w:eastAsia="Times New Roman" w:cs="Times New Roman"/>
-        </w:rPr>
-        <w:t>/Brook</w:t>
-      </w:r>
-      <w:r>
-        <w:rPr>
-          <w:rFonts w:hint="eastAsia" w:ascii="Times New Roman" w:hAnsi="Times New Roman" w:eastAsia="FangSong" w:cs="Times New Roman"/>
-        </w:rPr>
-        <w:t>重排</w:t>
-      </w:r>
-      <w:r>
-        <w:rPr>
-          <w:rFonts w:hint="eastAsia" w:ascii="Times New Roman" w:hAnsi="Times New Roman" w:eastAsia="Times New Roman" w:cs="Times New Roman"/>
-        </w:rPr>
-        <w:t>、03-</w:t>
-      </w:r>
-      <w:r>
-        <w:rPr>
-          <w:rFonts w:hint="eastAsia" w:ascii="Times New Roman" w:hAnsi="Times New Roman" w:eastAsia="FangSong" w:cs="Times New Roman"/>
-        </w:rPr>
-        <w:t>知识点</w:t>
-      </w:r>
-      <w:r>
-        <w:rPr>
-          <w:rFonts w:hint="eastAsia" w:ascii="Times New Roman" w:hAnsi="Times New Roman" w:eastAsia="Times New Roman" w:cs="Times New Roman"/>
-        </w:rPr>
-        <w:t>/</w:t>
-      </w:r>
-      <w:r>
-        <w:rPr>
-          <w:rFonts w:hint="eastAsia" w:ascii="Times New Roman" w:hAnsi="Times New Roman" w:eastAsia="FangSong" w:cs="Times New Roman"/>
-        </w:rPr>
-        <w:t>有机化学</w:t>
-      </w:r>
-      <w:r>
-        <w:rPr>
-          <w:rFonts w:hint="eastAsia" w:ascii="Times New Roman" w:hAnsi="Times New Roman" w:eastAsia="Times New Roman" w:cs="Times New Roman"/>
-        </w:rPr>
-        <w:t>/Favorskii</w:t>
-      </w:r>
-      <w:r>
-        <w:rPr>
-          <w:rFonts w:hint="eastAsia" w:ascii="Times New Roman" w:hAnsi="Times New Roman" w:eastAsia="FangSong" w:cs="Times New Roman"/>
-        </w:rPr>
-        <w:t>重排</w:t>
-      </w:r>
-      <w:r>
-        <w:rPr>
-          <w:rFonts w:hint="eastAsia" w:ascii="Times New Roman" w:hAnsi="Times New Roman" w:eastAsia="Times New Roman" w:cs="Times New Roman"/>
-        </w:rPr>
-        <w:t>、03-</w:t>
-      </w:r>
-      <w:r>
-        <w:rPr>
-          <w:rFonts w:hint="eastAsia" w:ascii="Times New Roman" w:hAnsi="Times New Roman" w:eastAsia="FangSong" w:cs="Times New Roman"/>
-        </w:rPr>
-        <w:t>知识点</w:t>
-      </w:r>
-      <w:r>
-        <w:rPr>
-          <w:rFonts w:hint="eastAsia" w:ascii="Times New Roman" w:hAnsi="Times New Roman" w:eastAsia="Times New Roman" w:cs="Times New Roman"/>
-        </w:rPr>
-        <w:t>/</w:t>
-      </w:r>
-      <w:r>
-        <w:rPr>
-          <w:rFonts w:hint="eastAsia" w:ascii="Times New Roman" w:hAnsi="Times New Roman" w:eastAsia="FangSong" w:cs="Times New Roman"/>
-        </w:rPr>
-        <w:t>有机化学</w:t>
-      </w:r>
-      <w:r>
-        <w:rPr>
-          <w:rFonts w:hint="eastAsia" w:ascii="Times New Roman" w:hAnsi="Times New Roman" w:eastAsia="Times New Roman" w:cs="Times New Roman"/>
-        </w:rPr>
-        <w:t>/Wagner-Meerwein</w:t>
-      </w:r>
-      <w:r>
-        <w:rPr>
-          <w:rFonts w:hint="eastAsia" w:ascii="Times New Roman" w:hAnsi="Times New Roman" w:eastAsia="FangSong" w:cs="Times New Roman"/>
-        </w:rPr>
-        <w:t>重排</w:t>
-      </w:r>
-      <w:r>
-        <w:rPr>
-          <w:rFonts w:hint="eastAsia" w:ascii="Times New Roman" w:hAnsi="Times New Roman" w:eastAsia="Times New Roman" w:cs="Times New Roman"/>
-        </w:rPr>
-        <w:t>、03-</w:t>
-      </w:r>
-      <w:r>
-        <w:rPr>
-          <w:rFonts w:hint="eastAsia" w:ascii="Times New Roman" w:hAnsi="Times New Roman" w:eastAsia="FangSong" w:cs="Times New Roman"/>
-        </w:rPr>
-        <w:t>知识点</w:t>
-      </w:r>
-      <w:r>
-        <w:rPr>
-          <w:rFonts w:hint="eastAsia" w:ascii="Times New Roman" w:hAnsi="Times New Roman" w:eastAsia="Times New Roman" w:cs="Times New Roman"/>
-        </w:rPr>
-        <w:t>/</w:t>
-      </w:r>
-      <w:r>
-        <w:rPr>
-          <w:rFonts w:hint="eastAsia" w:ascii="Times New Roman" w:hAnsi="Times New Roman" w:eastAsia="FangSong" w:cs="Times New Roman"/>
-        </w:rPr>
-        <w:t>有机化学</w:t>
-      </w:r>
-      <w:r>
-        <w:rPr>
-          <w:rFonts w:hint="eastAsia" w:ascii="Times New Roman" w:hAnsi="Times New Roman" w:eastAsia="Times New Roman" w:cs="Times New Roman"/>
-        </w:rPr>
-        <w:t>/1,2-</w:t>
-      </w:r>
-      <w:r>
-        <w:rPr>
-          <w:rFonts w:hint="eastAsia" w:ascii="Times New Roman" w:hAnsi="Times New Roman" w:eastAsia="FangSong" w:cs="Times New Roman"/>
-        </w:rPr>
-        <w:t>迁移与重排</w:t>
-      </w:r>
-      <w:r>
-        <w:rPr>
-          <w:rFonts w:hint="eastAsia" w:ascii="Times New Roman" w:hAnsi="Times New Roman" w:eastAsia="Times New Roman" w:cs="Times New Roman"/>
-        </w:rPr>
-        <w:t>、03-</w:t>
-      </w:r>
-      <w:r>
-        <w:rPr>
-          <w:rFonts w:hint="eastAsia" w:ascii="Times New Roman" w:hAnsi="Times New Roman" w:eastAsia="FangSong" w:cs="Times New Roman"/>
-        </w:rPr>
-        <w:t>知识点</w:t>
-      </w:r>
-      <w:r>
-        <w:rPr>
-          <w:rFonts w:hint="eastAsia" w:ascii="Times New Roman" w:hAnsi="Times New Roman" w:eastAsia="Times New Roman" w:cs="Times New Roman"/>
-        </w:rPr>
-        <w:t>/</w:t>
-      </w:r>
-      <w:r>
-        <w:rPr>
-          <w:rFonts w:hint="eastAsia" w:ascii="Times New Roman" w:hAnsi="Times New Roman" w:eastAsia="FangSong" w:cs="Times New Roman"/>
-        </w:rPr>
-        <w:t>有机化学</w:t>
-      </w:r>
-      <w:r>
-        <w:rPr>
-          <w:rFonts w:hint="eastAsia" w:ascii="Times New Roman" w:hAnsi="Times New Roman" w:eastAsia="Times New Roman" w:cs="Times New Roman"/>
-        </w:rPr>
-        <w:t>/Curtius</w:t>
-      </w:r>
-      <w:r>
-        <w:rPr>
-          <w:rFonts w:hint="eastAsia" w:ascii="Times New Roman" w:hAnsi="Times New Roman" w:eastAsia="FangSong" w:cs="Times New Roman"/>
-        </w:rPr>
-        <w:t>重排</w:t>
-      </w:r>
-    </w:p>
-    <w:p>
-      <w:pPr>
-        <w:pStyle w:val="BlockText"/>
-      </w:pPr>
-      <w:r>
-        <w:rPr>
-          <w:rFonts w:hint="eastAsia" w:ascii="Times New Roman" w:hAnsi="Times New Roman" w:eastAsia="FangSong" w:cs="Times New Roman"/>
-        </w:rPr>
-        <w:t>本讲的核心目标</w:t>
-      </w:r>
-      <w:r>
-        <w:rPr>
-          <w:rFonts w:hint="eastAsia" w:ascii="Times New Roman" w:hAnsi="Times New Roman" w:eastAsia="Times New Roman" w:cs="Times New Roman"/>
-        </w:rPr>
-        <w:t>：</w:t>
-      </w:r>
-      <w:r>
-        <w:rPr>
-          <w:rFonts w:hint="eastAsia" w:ascii="Times New Roman" w:hAnsi="Times New Roman" w:eastAsia="FangSong" w:cs="Times New Roman"/>
-          <w:b/>
-          <w:bCs/>
-        </w:rPr>
-        <w:t>把重排反应从</w:t>
-      </w:r>
-      <w:r>
-        <w:rPr>
-          <w:rFonts w:hint="eastAsia" w:ascii="Times New Roman" w:hAnsi="Times New Roman" w:eastAsia="Times New Roman" w:cs="Times New Roman"/>
-          <w:b/>
-          <w:bCs/>
-        </w:rPr>
-        <w:t>”</w:t>
-      </w:r>
-      <w:r>
-        <w:rPr>
-          <w:rFonts w:hint="eastAsia" w:ascii="Times New Roman" w:hAnsi="Times New Roman" w:eastAsia="FangSong" w:cs="Times New Roman"/>
-          <w:b/>
-          <w:bCs/>
-        </w:rPr>
-        <w:t>散乱的人名反应列表</w:t>
-      </w:r>
-      <w:r>
-        <w:rPr>
-          <w:rFonts w:hint="eastAsia" w:ascii="Times New Roman" w:hAnsi="Times New Roman" w:eastAsia="Times New Roman" w:cs="Times New Roman"/>
-          <w:b/>
-          <w:bCs/>
-        </w:rPr>
-        <w:t>”</w:t>
-      </w:r>
-      <w:r>
-        <w:rPr>
-          <w:rFonts w:hint="eastAsia" w:ascii="Times New Roman" w:hAnsi="Times New Roman" w:eastAsia="FangSong" w:cs="Times New Roman"/>
-          <w:b/>
-          <w:bCs/>
-        </w:rPr>
-        <w:t>压缩为</w:t>
-      </w:r>
-      <w:r>
-        <w:rPr>
-          <w:rFonts w:hint="eastAsia" w:ascii="Times New Roman" w:hAnsi="Times New Roman" w:eastAsia="Times New Roman" w:cs="Times New Roman"/>
-          <w:b/>
-          <w:bCs/>
-        </w:rPr>
-        <w:t>”</w:t>
-      </w:r>
-      <w:r>
-        <w:rPr>
-          <w:rFonts w:hint="eastAsia" w:ascii="Times New Roman" w:hAnsi="Times New Roman" w:eastAsia="FangSong" w:cs="Times New Roman"/>
-          <w:b/>
-          <w:bCs/>
-        </w:rPr>
-        <w:t>四大家族模板识别系统</w:t>
-      </w:r>
-      <w:r>
-        <w:rPr>
-          <w:rFonts w:hint="eastAsia" w:ascii="Times New Roman" w:hAnsi="Times New Roman" w:eastAsia="Times New Roman" w:cs="Times New Roman"/>
-          <w:b/>
-          <w:bCs/>
-        </w:rPr>
-        <w:t>”</w:t>
-      </w:r>
-      <w:r>
-        <w:rPr>
-          <w:rFonts w:hint="eastAsia" w:ascii="Times New Roman" w:hAnsi="Times New Roman" w:eastAsia="Times New Roman" w:cs="Times New Roman"/>
-        </w:rPr>
-        <w:t>。</w:t>
-      </w:r>
-      <w:r>
-        <w:rPr>
-          <w:rFonts w:hint="eastAsia" w:ascii="Times New Roman" w:hAnsi="Times New Roman" w:eastAsia="FangSong" w:cs="Times New Roman"/>
-        </w:rPr>
-        <w:t>第三轮不再问</w:t>
-      </w:r>
-      <w:r>
-        <w:rPr>
-          <w:rFonts w:hint="eastAsia" w:ascii="Times New Roman" w:hAnsi="Times New Roman" w:eastAsia="Times New Roman" w:cs="Times New Roman"/>
-        </w:rPr>
-        <w:t>”</w:t>
-      </w:r>
-      <w:r>
-        <w:rPr>
-          <w:rFonts w:hint="eastAsia" w:ascii="Times New Roman" w:hAnsi="Times New Roman" w:eastAsia="FangSong" w:cs="Times New Roman"/>
-        </w:rPr>
-        <w:t>这个重排叫什么名字</w:t>
-      </w:r>
-      <w:r>
-        <w:rPr>
-          <w:rFonts w:hint="eastAsia" w:ascii="Times New Roman" w:hAnsi="Times New Roman" w:eastAsia="Times New Roman" w:cs="Times New Roman"/>
-        </w:rPr>
-        <w:t>”——</w:t>
-      </w:r>
-      <w:r>
-        <w:rPr>
-          <w:rFonts w:hint="eastAsia" w:ascii="Times New Roman" w:hAnsi="Times New Roman" w:eastAsia="FangSong" w:cs="Times New Roman"/>
-        </w:rPr>
-        <w:t>而是问</w:t>
-      </w:r>
-      <w:r>
-        <w:rPr>
-          <w:rFonts w:hint="eastAsia" w:ascii="Times New Roman" w:hAnsi="Times New Roman" w:eastAsia="Times New Roman" w:cs="Times New Roman"/>
-        </w:rPr>
-        <w:t>”</w:t>
-      </w:r>
-      <w:r>
-        <w:rPr>
-          <w:rFonts w:hint="eastAsia" w:ascii="Times New Roman" w:hAnsi="Times New Roman" w:eastAsia="FangSong" w:cs="Times New Roman"/>
-        </w:rPr>
-        <w:t>这个底物模板属于哪个家族</w:t>
-      </w:r>
-      <w:r>
-        <w:rPr>
-          <w:rFonts w:hint="eastAsia" w:ascii="Times New Roman" w:hAnsi="Times New Roman" w:eastAsia="Times New Roman" w:cs="Times New Roman"/>
-        </w:rPr>
-        <w:t>、</w:t>
-      </w:r>
-      <w:r>
-        <w:rPr>
-          <w:rFonts w:hint="eastAsia" w:ascii="Times New Roman" w:hAnsi="Times New Roman" w:eastAsia="FangSong" w:cs="Times New Roman"/>
-        </w:rPr>
-        <w:t>谁在迁移</w:t>
-      </w:r>
-      <w:r>
-        <w:rPr>
-          <w:rFonts w:hint="eastAsia" w:ascii="Times New Roman" w:hAnsi="Times New Roman" w:eastAsia="Times New Roman" w:cs="Times New Roman"/>
-        </w:rPr>
-        <w:t>、</w:t>
-      </w:r>
-      <w:r>
-        <w:rPr>
-          <w:rFonts w:hint="eastAsia" w:ascii="Times New Roman" w:hAnsi="Times New Roman" w:eastAsia="FangSong" w:cs="Times New Roman"/>
-        </w:rPr>
-        <w:t>迁移后骨架怎么变</w:t>
-      </w:r>
-      <w:r>
-        <w:rPr>
-          <w:rFonts w:hint="eastAsia" w:ascii="Times New Roman" w:hAnsi="Times New Roman" w:eastAsia="Times New Roman" w:cs="Times New Roman"/>
-        </w:rPr>
-        <w:t>”。</w:t>
-      </w:r>
-    </w:p>
-    <w:p>
-      <w:pPr>
         <w:spacing w:before="160" w:after="80"/>
       </w:pPr>
       <w:r>
@@ -675,6 +73,7 @@
       <w:pPr>
         <w:pStyle w:val="BlockText"/>
         <w:spacing w:after="80"/>
+        <w:ind w:firstLine="420"/>
       </w:pPr>
       <w:r>
         <w:rPr>
@@ -707,6 +106,15 @@
         <w:tblW w:type="pct" w:w="5000"/>
         <w:tblLayout w:type="fixed"/>
         <w:tblLook w:firstRow="1" w:lastRow="0" w:firstColumn="0" w:lastColumn="0" w:noHBand="0" w:noVBand="0" w:val="0020"/>
+        <w:jc w:val="center"/>
+        <w:tblBorders>
+          <w:top w:val="single" w:sz="12" w:space="0" w:color="333333"/>
+          <w:bottom w:val="single" w:sz="12" w:space="0" w:color="333333"/>
+          <w:left w:val="none"/>
+          <w:right w:val="none"/>
+          <w:insideH w:val="none"/>
+          <w:insideV w:val="none"/>
+        </w:tblBorders>
       </w:tblPr>
       <w:tblGrid>
         <w:gridCol w:w="3960"/>
@@ -717,7 +125,11 @@
           <w:tblHeader w:val="on"/>
         </w:trPr>
         <w:tc>
-          <w:tcPr/>
+          <w:tcPr>
+            <w:tcBorders>
+              <w:bottom w:val="single" w:sz="6" w:space="0" w:color="333333"/>
+            </w:tcBorders>
+          </w:tcPr>
           <w:p>
             <w:pPr>
               <w:pStyle w:val="Compact"/>
@@ -733,7 +145,11 @@
           </w:p>
         </w:tc>
         <w:tc>
-          <w:tcPr/>
+          <w:tcPr>
+            <w:tcBorders>
+              <w:bottom w:val="single" w:sz="6" w:space="0" w:color="333333"/>
+            </w:tcBorders>
+          </w:tcPr>
           <w:p>
             <w:pPr>
               <w:pStyle w:val="Compact"/>
@@ -1658,6 +1074,7 @@
     <w:p>
       <w:pPr>
         <w:pStyle w:val="FirstParagraph"/>
+        <w:ind w:firstLine="420"/>
       </w:pPr>
       <w:r>
         <w:rPr>
@@ -1730,6 +1147,7 @@
       <w:pPr>
         <w:pStyle w:val="BodyText"/>
         <w:spacing w:after="80"/>
+        <w:ind w:firstLine="420"/>
       </w:pPr>
       <w:r>
         <w:rPr>
@@ -1773,6 +1191,15 @@
         <w:tblStyle w:val="Table"/>
         <w:tblW w:type="auto" w:w="0"/>
         <w:tblLook w:firstRow="1" w:lastRow="0" w:firstColumn="0" w:lastColumn="0" w:noHBand="0" w:noVBand="0" w:val="0020"/>
+        <w:jc w:val="center"/>
+        <w:tblBorders>
+          <w:top w:val="single" w:sz="12" w:space="0" w:color="333333"/>
+          <w:bottom w:val="single" w:sz="12" w:space="0" w:color="333333"/>
+          <w:left w:val="none"/>
+          <w:right w:val="none"/>
+          <w:insideH w:val="none"/>
+          <w:insideV w:val="none"/>
+        </w:tblBorders>
       </w:tblPr>
       <w:tblGrid>
         <w:gridCol w:w="2640"/>
@@ -1784,7 +1211,11 @@
           <w:tblHeader w:val="on"/>
         </w:trPr>
         <w:tc>
-          <w:tcPr/>
+          <w:tcPr>
+            <w:tcBorders>
+              <w:bottom w:val="single" w:sz="6" w:space="0" w:color="333333"/>
+            </w:tcBorders>
+          </w:tcPr>
           <w:p>
             <w:pPr>
               <w:pStyle w:val="Compact"/>
@@ -1800,7 +1231,11 @@
           </w:p>
         </w:tc>
         <w:tc>
-          <w:tcPr/>
+          <w:tcPr>
+            <w:tcBorders>
+              <w:bottom w:val="single" w:sz="6" w:space="0" w:color="333333"/>
+            </w:tcBorders>
+          </w:tcPr>
           <w:p>
             <w:pPr>
               <w:pStyle w:val="Compact"/>
@@ -1816,7 +1251,11 @@
           </w:p>
         </w:tc>
         <w:tc>
-          <w:tcPr/>
+          <w:tcPr>
+            <w:tcBorders>
+              <w:bottom w:val="single" w:sz="6" w:space="0" w:color="333333"/>
+            </w:tcBorders>
+          </w:tcPr>
           <w:p>
             <w:pPr>
               <w:pStyle w:val="Compact"/>
@@ -2000,6 +1439,7 @@
       <w:pPr>
         <w:pStyle w:val="BodyText"/>
         <w:spacing w:before="120"/>
+        <w:ind w:firstLine="420"/>
       </w:pPr>
       <w:r>
         <w:rPr>
@@ -2129,6 +1569,7 @@
           <w:ilvl w:val="0"/>
           <w:numId w:val="1001"/>
         </w:numPr>
+        <w:ind w:firstLine="420"/>
       </w:pPr>
       <w:r>
         <w:rPr>
@@ -2202,6 +1643,7 @@
           <w:ilvl w:val="0"/>
           <w:numId w:val="1001"/>
         </w:numPr>
+        <w:ind w:firstLine="420"/>
       </w:pPr>
       <w:r>
         <w:rPr>
@@ -2287,6 +1729,7 @@
     <w:p>
       <w:pPr>
         <w:pStyle w:val="FirstParagraph"/>
+        <w:ind w:firstLine="420"/>
       </w:pPr>
       <w:r>
         <w:rPr>
@@ -2400,7 +1843,7 @@
         </w:rPr>
         <w:drawing>
           <wp:inline>
-            <wp:extent cx="3600000" cy="511200"/>
+            <wp:extent cx="2667000" cy="378713"/>
             <wp:effectExtent b="0" l="0" r="0" t="0"/>
             <wp:docPr descr="Beckmann 重排机理——肟在酸性条件下经烷基迁移生成酰胺" title="" id="12" name="Picture"/>
             <a:graphic>
@@ -2421,7 +1864,7 @@
                   <pic:spPr bwMode="auto">
                     <a:xfrm>
                       <a:off x="0" y="0"/>
-                      <a:ext cx="3600000" cy="511200"/>
+                      <a:ext cx="2667000" cy="378713"/>
                     </a:xfrm>
                     <a:prstGeom prst="rect">
                       <a:avLst/>
@@ -2654,7 +2097,7 @@
         </w:rPr>
         <w:drawing>
           <wp:inline>
-            <wp:extent cx="1905000" cy="278130"/>
+            <wp:extent cx="2667000" cy="389382"/>
             <wp:effectExtent b="0" l="0" r="0" t="0"/>
             <wp:docPr descr="Wagner-Meerwein 重排——1,2-烷基迁移示例" title="" id="15" name="Picture"/>
             <a:graphic>
@@ -2675,7 +2118,7 @@
                   <pic:spPr bwMode="auto">
                     <a:xfrm>
                       <a:off x="0" y="0"/>
-                      <a:ext cx="1905000" cy="278130"/>
+                      <a:ext cx="2667000" cy="389382"/>
                     </a:xfrm>
                     <a:prstGeom prst="rect">
                       <a:avLst/>
@@ -2899,6 +2342,15 @@
         <w:tblW w:type="pct" w:w="5000"/>
         <w:tblLayout w:type="fixed"/>
         <w:tblLook w:firstRow="1" w:lastRow="0" w:firstColumn="0" w:lastColumn="0" w:noHBand="0" w:noVBand="0" w:val="0020"/>
+        <w:jc w:val="center"/>
+        <w:tblBorders>
+          <w:top w:val="single" w:sz="12" w:space="0" w:color="333333"/>
+          <w:bottom w:val="single" w:sz="12" w:space="0" w:color="333333"/>
+          <w:left w:val="none"/>
+          <w:right w:val="none"/>
+          <w:insideH w:val="none"/>
+          <w:insideV w:val="none"/>
+        </w:tblBorders>
       </w:tblPr>
       <w:tblGrid>
         <w:gridCol w:w="1863"/>
@@ -2911,7 +2363,11 @@
           <w:tblHeader w:val="on"/>
         </w:trPr>
         <w:tc>
-          <w:tcPr/>
+          <w:tcPr>
+            <w:tcBorders>
+              <w:bottom w:val="single" w:sz="6" w:space="0" w:color="333333"/>
+            </w:tcBorders>
+          </w:tcPr>
           <w:p>
             <w:pPr>
               <w:pStyle w:val="Compact"/>
@@ -2927,7 +2383,11 @@
           </w:p>
         </w:tc>
         <w:tc>
-          <w:tcPr/>
+          <w:tcPr>
+            <w:tcBorders>
+              <w:bottom w:val="single" w:sz="6" w:space="0" w:color="333333"/>
+            </w:tcBorders>
+          </w:tcPr>
           <w:p>
             <w:pPr>
               <w:pStyle w:val="Compact"/>
@@ -2943,7 +2403,11 @@
           </w:p>
         </w:tc>
         <w:tc>
-          <w:tcPr/>
+          <w:tcPr>
+            <w:tcBorders>
+              <w:bottom w:val="single" w:sz="6" w:space="0" w:color="333333"/>
+            </w:tcBorders>
+          </w:tcPr>
           <w:p>
             <w:pPr>
               <w:pStyle w:val="Compact"/>
@@ -2959,7 +2423,11 @@
           </w:p>
         </w:tc>
         <w:tc>
-          <w:tcPr/>
+          <w:tcPr>
+            <w:tcBorders>
+              <w:bottom w:val="single" w:sz="6" w:space="0" w:color="333333"/>
+            </w:tcBorders>
+          </w:tcPr>
           <w:p>
             <w:pPr>
               <w:pStyle w:val="Compact"/>
@@ -3541,6 +3009,7 @@
       <w:pPr>
         <w:pStyle w:val="BlockText"/>
         <w:spacing w:before="120"/>
+        <w:ind w:firstLine="420"/>
       </w:pPr>
       <w:r>
         <w:rPr>
@@ -3718,6 +3187,7 @@
     <w:p>
       <w:pPr>
         <w:pStyle w:val="FirstParagraph"/>
+        <w:ind w:firstLine="420"/>
       </w:pPr>
       <w:r>
         <w:rPr>
@@ -3751,6 +3221,7 @@
           <w:ilvl w:val="0"/>
           <w:numId w:val="1002"/>
         </w:numPr>
+        <w:ind w:firstLine="420"/>
       </w:pPr>
       <w:r>
         <w:rPr>
@@ -3778,6 +3249,7 @@
           <w:ilvl w:val="1"/>
           <w:numId w:val="1003"/>
         </w:numPr>
+        <w:ind w:firstLine="420"/>
       </w:pPr>
       <w:r>
         <w:rPr>
@@ -3811,6 +3283,7 @@
           <w:ilvl w:val="1"/>
           <w:numId w:val="1003"/>
         </w:numPr>
+        <w:ind w:firstLine="420"/>
       </w:pPr>
       <w:r>
         <w:rPr>
@@ -3832,6 +3305,7 @@
           <w:ilvl w:val="1"/>
           <w:numId w:val="1003"/>
         </w:numPr>
+        <w:ind w:firstLine="420"/>
       </w:pPr>
       <w:r>
         <w:rPr>
@@ -3865,6 +3339,7 @@
           <w:ilvl w:val="1"/>
           <w:numId w:val="1003"/>
         </w:numPr>
+        <w:ind w:firstLine="420"/>
       </w:pPr>
       <w:r>
         <w:rPr>
@@ -3904,6 +3379,7 @@
           <w:ilvl w:val="1"/>
           <w:numId w:val="1003"/>
         </w:numPr>
+        <w:ind w:firstLine="420"/>
       </w:pPr>
       <w:r>
         <w:rPr>
@@ -3943,6 +3419,7 @@
           <w:ilvl w:val="1"/>
           <w:numId w:val="1003"/>
         </w:numPr>
+        <w:ind w:firstLine="420"/>
       </w:pPr>
       <w:r>
         <w:rPr>
@@ -3982,6 +3459,7 @@
           <w:ilvl w:val="1"/>
           <w:numId w:val="1003"/>
         </w:numPr>
+        <w:ind w:firstLine="420"/>
       </w:pPr>
       <w:r>
         <w:rPr>
@@ -4040,6 +3518,7 @@
           <w:ilvl w:val="0"/>
           <w:numId w:val="1002"/>
         </w:numPr>
+        <w:ind w:firstLine="420"/>
       </w:pPr>
       <w:r>
         <w:rPr>
@@ -4067,6 +3546,7 @@
           <w:ilvl w:val="1"/>
           <w:numId w:val="1004"/>
         </w:numPr>
+        <w:ind w:firstLine="420"/>
       </w:pPr>
       <w:r>
         <w:rPr>
@@ -4118,6 +3598,7 @@
           <w:ilvl w:val="1"/>
           <w:numId w:val="1004"/>
         </w:numPr>
+        <w:ind w:firstLine="420"/>
       </w:pPr>
       <w:r>
         <w:rPr>
@@ -4157,6 +3638,7 @@
           <w:ilvl w:val="1"/>
           <w:numId w:val="1004"/>
         </w:numPr>
+        <w:ind w:firstLine="420"/>
       </w:pPr>
       <w:r>
         <w:rPr>
@@ -4202,6 +3684,7 @@
           <w:ilvl w:val="1"/>
           <w:numId w:val="1004"/>
         </w:numPr>
+        <w:ind w:firstLine="420"/>
       </w:pPr>
       <w:r>
         <w:rPr>
@@ -4223,6 +3706,7 @@
           <w:ilvl w:val="1"/>
           <w:numId w:val="1004"/>
         </w:numPr>
+        <w:ind w:firstLine="420"/>
       </w:pPr>
       <w:r>
         <w:rPr>
@@ -4244,6 +3728,7 @@
           <w:ilvl w:val="1"/>
           <w:numId w:val="1004"/>
         </w:numPr>
+        <w:ind w:firstLine="420"/>
       </w:pPr>
       <w:r>
         <w:rPr>
@@ -4277,6 +3762,7 @@
           <w:ilvl w:val="0"/>
           <w:numId w:val="1002"/>
         </w:numPr>
+        <w:ind w:firstLine="420"/>
       </w:pPr>
       <w:r>
         <w:rPr>
@@ -4304,6 +3790,7 @@
           <w:ilvl w:val="1"/>
           <w:numId w:val="1005"/>
         </w:numPr>
+        <w:ind w:firstLine="420"/>
       </w:pPr>
       <w:r>
         <w:rPr>
@@ -4403,6 +3890,7 @@
           <w:ilvl w:val="1"/>
           <w:numId w:val="1005"/>
         </w:numPr>
+        <w:ind w:firstLine="420"/>
       </w:pPr>
       <w:r>
         <w:rPr>
@@ -4548,6 +4036,7 @@
     <w:p>
       <w:pPr>
         <w:pStyle w:val="FirstParagraph"/>
+        <w:ind w:firstLine="420"/>
       </w:pPr>
       <w:r>
         <w:rPr>
@@ -4621,6 +4110,7 @@
     <w:p>
       <w:pPr>
         <w:pStyle w:val="BodyText"/>
+        <w:ind w:firstLine="420"/>
       </w:pPr>
       <w:r>
         <w:rPr>
@@ -4688,6 +4178,7 @@
     <w:p>
       <w:pPr>
         <w:pStyle w:val="BodyText"/>
+        <w:ind w:firstLine="420"/>
       </w:pPr>
       <w:r>
         <w:rPr>
@@ -4813,6 +4304,7 @@
     <w:p>
       <w:pPr>
         <w:pStyle w:val="BodyText"/>
+        <w:ind w:firstLine="420"/>
       </w:pPr>
       <w:r>
         <w:rPr>
@@ -4844,7 +4336,7 @@
         </w:rPr>
         <w:drawing>
           <wp:inline>
-            <wp:extent cx="3600000" cy="1707497"/>
+            <wp:extent cx="2667000" cy="1333500"/>
             <wp:effectExtent b="0" l="0" r="0" t="0"/>
             <wp:docPr descr="Wagner-Meerwein 1,2-迁移机理" title="" id="21" name="Picture"/>
             <a:graphic>
@@ -4865,7 +4357,7 @@
                   <pic:spPr bwMode="auto">
                     <a:xfrm>
                       <a:off x="0" y="0"/>
-                      <a:ext cx="3600000" cy="1707497"/>
+                      <a:ext cx="2667000" cy="1333500"/>
                     </a:xfrm>
                     <a:prstGeom prst="rect">
                       <a:avLst/>
@@ -5098,6 +4590,7 @@
     <w:p>
       <w:pPr>
         <w:pStyle w:val="BodyText"/>
+        <w:ind w:firstLine="420"/>
       </w:pPr>
       <w:r>
         <w:rPr>
@@ -5538,6 +5031,7 @@
     <w:p>
       <w:pPr>
         <w:pStyle w:val="BodyText"/>
+        <w:ind w:firstLine="420"/>
       </w:pPr>
       <w:r>
         <w:rPr>
@@ -5730,7 +5224,8 @@
     </w:p>
     <w:p>
       <w:pPr>
-        <w:pStyle w:val="MistakeBlock"/>
+        <w:pStyle w:val="BodyText"/>
+        <w:ind w:firstLine="420"/>
       </w:pPr>
       <w:r>
         <w:rPr>
@@ -5764,6 +5259,12 @@
       </w:r>
       <w:r>
         <w:rPr>
+          <w:rFonts w:ascii="Times New Roman" w:hAnsi="Times New Roman" w:eastAsia="Times New Roman" w:cs="Times New Roman"/>
+        </w:rPr>
+        <w:t xml:space="preserve">&gt; </w:t>
+      </w:r>
+      <w:r>
+        <w:rPr>
           <w:rFonts w:hint="eastAsia" w:ascii="Times New Roman" w:hAnsi="Times New Roman" w:eastAsia="FangSong" w:cs="Times New Roman"/>
         </w:rPr>
         <w:t>碳正离子重排需要满足两个条件</w:t>
@@ -5827,6 +5328,110 @@
           <w:rFonts w:hint="eastAsia" w:ascii="Times New Roman" w:hAnsi="Times New Roman" w:eastAsia="FangSong" w:cs="Times New Roman"/>
         </w:rPr>
         <w:t>此时不重排</w:t>
+      </w:r>
+      <w:r>
+        <w:rPr>
+          <w:rFonts w:hint="eastAsia" w:ascii="Times New Roman" w:hAnsi="Times New Roman" w:eastAsia="Times New Roman" w:cs="Times New Roman"/>
+        </w:rPr>
+        <w:t>。</w:t>
+      </w:r>
+      <w:r>
+        <w:rPr>
+          <w:rFonts w:ascii="Times New Roman" w:hAnsi="Times New Roman" w:eastAsia="Times New Roman" w:cs="Times New Roman"/>
+        </w:rPr>
+        <w:t xml:space="preserve"> </w:t>
+      </w:r>
+      <w:r>
+        <w:rPr>
+          <w:rFonts w:ascii="Times New Roman" w:hAnsi="Times New Roman" w:eastAsia="Times New Roman" w:cs="Times New Roman"/>
+        </w:rPr>
+        <w:t xml:space="preserve">&gt;</w:t>
+      </w:r>
+      <w:r>
+        <w:rPr>
+          <w:rFonts w:ascii="Times New Roman" w:hAnsi="Times New Roman" w:eastAsia="Times New Roman" w:cs="Times New Roman"/>
+        </w:rPr>
+        <w:t xml:space="preserve"> </w:t>
+      </w:r>
+      <w:r>
+        <w:rPr>
+          <w:rFonts w:ascii="Times New Roman" w:hAnsi="Times New Roman" w:eastAsia="Times New Roman" w:cs="Times New Roman"/>
+        </w:rPr>
+        <w:t xml:space="preserve">&gt;</w:t>
+      </w:r>
+      <w:r>
+        <w:rPr>
+          <w:rFonts w:ascii="Times New Roman" w:hAnsi="Times New Roman" w:eastAsia="Times New Roman" w:cs="Times New Roman"/>
+        </w:rPr>
+        <w:t xml:space="preserve"> </w:t>
+      </w:r>
+      <w:r>
+        <w:rPr>
+          <w:rFonts w:hint="eastAsia" w:ascii="Times New Roman" w:hAnsi="Times New Roman" w:eastAsia="FangSong" w:cs="Times New Roman"/>
+          <w:b/>
+          <w:bCs/>
+        </w:rPr>
+        <w:t xml:space="preserve">纠正</w:t>
+      </w:r>
+      <w:r>
+        <w:rPr>
+          <w:rFonts w:hint="eastAsia" w:ascii="Times New Roman" w:hAnsi="Times New Roman" w:eastAsia="Times New Roman" w:cs="Times New Roman"/>
+        </w:rPr>
+        <w:t>：</w:t>
+      </w:r>
+      <w:r>
+        <w:rPr>
+          <w:rFonts w:hint="eastAsia" w:ascii="Times New Roman" w:hAnsi="Times New Roman" w:eastAsia="FangSong" w:cs="Times New Roman"/>
+        </w:rPr>
+        <w:t>重排是</w:t>
+      </w:r>
+      <w:r>
+        <w:rPr>
+          <w:rFonts w:hint="eastAsia" w:ascii="Times New Roman" w:hAnsi="Times New Roman" w:eastAsia="Times New Roman" w:cs="Times New Roman"/>
+        </w:rPr>
+        <w:t>”</w:t>
+      </w:r>
+      <w:r>
+        <w:rPr>
+          <w:rFonts w:hint="eastAsia" w:ascii="Times New Roman" w:hAnsi="Times New Roman" w:eastAsia="FangSong" w:cs="Times New Roman"/>
+        </w:rPr>
+        <w:t>自救</w:t>
+      </w:r>
+      <w:r>
+        <w:rPr>
+          <w:rFonts w:hint="eastAsia" w:ascii="Times New Roman" w:hAnsi="Times New Roman" w:eastAsia="Times New Roman" w:cs="Times New Roman"/>
+        </w:rPr>
+        <w:t>”，</w:t>
+      </w:r>
+      <w:r>
+        <w:rPr>
+          <w:rFonts w:hint="eastAsia" w:ascii="Times New Roman" w:hAnsi="Times New Roman" w:eastAsia="FangSong" w:cs="Times New Roman"/>
+        </w:rPr>
+        <w:t>不是</w:t>
+      </w:r>
+      <w:r>
+        <w:rPr>
+          <w:rFonts w:hint="eastAsia" w:ascii="Times New Roman" w:hAnsi="Times New Roman" w:eastAsia="Times New Roman" w:cs="Times New Roman"/>
+        </w:rPr>
+        <w:t>”</w:t>
+      </w:r>
+      <w:r>
+        <w:rPr>
+          <w:rFonts w:hint="eastAsia" w:ascii="Times New Roman" w:hAnsi="Times New Roman" w:eastAsia="FangSong" w:cs="Times New Roman"/>
+        </w:rPr>
+        <w:t>习惯</w:t>
+      </w:r>
+      <w:r>
+        <w:rPr>
+          <w:rFonts w:hint="eastAsia" w:ascii="Times New Roman" w:hAnsi="Times New Roman" w:eastAsia="Times New Roman" w:cs="Times New Roman"/>
+        </w:rPr>
+        <w:t>”。</w:t>
+      </w:r>
+      <w:r>
+        <w:rPr>
+          <w:rFonts w:hint="eastAsia" w:ascii="Times New Roman" w:hAnsi="Times New Roman" w:eastAsia="FangSong" w:cs="Times New Roman"/>
+        </w:rPr>
+        <w:t>已稳定的碳正离子不需要自救</w:t>
       </w:r>
       <w:r>
         <w:rPr>
@@ -5837,7 +5442,8 @@
     </w:p>
     <w:p>
       <w:pPr>
-        <w:pStyle w:val="MistakeBlock"/>
+        <w:pStyle w:val="BodyText"/>
+        <w:ind w:firstLine="420"/>
       </w:pPr>
       <w:r>
         <w:rPr>
@@ -5845,19 +5451,135 @@
           <w:b/>
           <w:bCs/>
         </w:rPr>
-        <w:t xml:space="preserve">纠正</w:t>
-      </w:r>
-      <w:r>
-        <w:rPr>
-          <w:rFonts w:hint="eastAsia" w:ascii="Times New Roman" w:hAnsi="Times New Roman" w:eastAsia="Times New Roman" w:cs="Times New Roman"/>
-        </w:rPr>
-        <w:t>：</w:t>
-      </w:r>
-      <w:r>
-        <w:rPr>
-          <w:rFonts w:hint="eastAsia" w:ascii="Times New Roman" w:hAnsi="Times New Roman" w:eastAsia="FangSong" w:cs="Times New Roman"/>
-        </w:rPr>
-        <w:t>重排是</w:t>
+        <w:t>误区</w:t>
+      </w:r>
+      <w:r>
+        <w:rPr>
+          <w:rFonts w:hint="eastAsia" w:ascii="Times New Roman" w:hAnsi="Times New Roman" w:eastAsia="Times New Roman" w:cs="Times New Roman"/>
+          <w:b/>
+          <w:bCs/>
+        </w:rPr>
+        <w:t>2：</w:t>
+      </w:r>
+      <w:r>
+        <w:rPr>
+          <w:rFonts w:hint="eastAsia" w:ascii="Times New Roman" w:hAnsi="Times New Roman" w:eastAsia="FangSong" w:cs="Times New Roman"/>
+          <w:b/>
+          <w:bCs/>
+        </w:rPr>
+        <w:t>混淆</w:t>
+      </w:r>
+      <w:r>
+        <w:rPr>
+          <w:rFonts w:ascii="Times New Roman" w:hAnsi="Times New Roman" w:eastAsia="Times New Roman" w:cs="Times New Roman"/>
+          <w:b/>
+          <w:bCs/>
+        </w:rPr>
+        <w:t xml:space="preserve"> </w:t>
+      </w:r>
+      <w:r>
+        <w:rPr>
+          <w:rFonts w:hint="eastAsia" w:ascii="Times New Roman" w:hAnsi="Times New Roman" w:eastAsia="Times New Roman" w:cs="Times New Roman"/>
+          <w:b/>
+          <w:bCs/>
+        </w:rPr>
+        <w:t>1,2-</w:t>
+      </w:r>
+      <w:r>
+        <w:rPr>
+          <w:rFonts w:hint="eastAsia" w:ascii="Times New Roman" w:hAnsi="Times New Roman" w:eastAsia="FangSong" w:cs="Times New Roman"/>
+          <w:b/>
+          <w:bCs/>
+        </w:rPr>
+        <w:t>迁移与</w:t>
+      </w:r>
+      <w:r>
+        <w:rPr>
+          <w:rFonts w:ascii="Times New Roman" w:hAnsi="Times New Roman" w:eastAsia="Times New Roman" w:cs="Times New Roman"/>
+          <w:b/>
+          <w:bCs/>
+        </w:rPr>
+        <w:t xml:space="preserve"> </w:t>
+      </w:r>
+      <w:r>
+        <w:rPr>
+          <w:rFonts w:hint="eastAsia" w:ascii="Times New Roman" w:hAnsi="Times New Roman" w:eastAsia="Times New Roman" w:cs="Times New Roman"/>
+          <w:b/>
+          <w:bCs/>
+        </w:rPr>
+        <w:t>1,3-</w:t>
+      </w:r>
+      <w:r>
+        <w:rPr>
+          <w:rFonts w:hint="eastAsia" w:ascii="Times New Roman" w:hAnsi="Times New Roman" w:eastAsia="FangSong" w:cs="Times New Roman"/>
+          <w:b/>
+          <w:bCs/>
+        </w:rPr>
+        <w:t>迁移</w:t>
+      </w:r>
+      <w:r>
+        <w:rPr>
+          <w:rFonts w:ascii="Times New Roman" w:hAnsi="Times New Roman" w:eastAsia="Times New Roman" w:cs="Times New Roman"/>
+        </w:rPr>
+        <w:t xml:space="preserve"> </w:t>
+      </w:r>
+      <w:r>
+        <w:rPr>
+          <w:rFonts w:ascii="Times New Roman" w:hAnsi="Times New Roman" w:eastAsia="Times New Roman" w:cs="Times New Roman"/>
+        </w:rPr>
+        <w:t xml:space="preserve">&gt; Wagner-Meerwein </w:t>
+      </w:r>
+      <w:r>
+        <w:rPr>
+          <w:rFonts w:hint="eastAsia" w:ascii="Times New Roman" w:hAnsi="Times New Roman" w:eastAsia="FangSong" w:cs="Times New Roman"/>
+        </w:rPr>
+        <w:t xml:space="preserve">一定是</w:t>
+      </w:r>
+      <w:r>
+        <w:rPr>
+          <w:rFonts w:ascii="Times New Roman" w:hAnsi="Times New Roman" w:eastAsia="Times New Roman" w:cs="Times New Roman"/>
+        </w:rPr>
+        <w:t xml:space="preserve"> </w:t>
+      </w:r>
+      <w:r>
+        <w:rPr>
+          <w:rFonts w:hint="eastAsia" w:ascii="Times New Roman" w:hAnsi="Times New Roman" w:eastAsia="Times New Roman" w:cs="Times New Roman"/>
+          <w:b/>
+          <w:bCs/>
+        </w:rPr>
+        <w:t>1,2-</w:t>
+      </w:r>
+      <w:r>
+        <w:rPr>
+          <w:rFonts w:hint="eastAsia" w:ascii="Times New Roman" w:hAnsi="Times New Roman" w:eastAsia="FangSong" w:cs="Times New Roman"/>
+          <w:b/>
+          <w:bCs/>
+        </w:rPr>
+        <w:t>迁移</w:t>
+      </w:r>
+      <w:r>
+        <w:rPr>
+          <w:rFonts w:hint="eastAsia" w:ascii="Times New Roman" w:hAnsi="Times New Roman" w:eastAsia="Times New Roman" w:cs="Times New Roman"/>
+        </w:rPr>
+        <w:t>（</w:t>
+      </w:r>
+      <w:r>
+        <w:rPr>
+          <w:rFonts w:hint="eastAsia" w:ascii="Times New Roman" w:hAnsi="Times New Roman" w:eastAsia="FangSong" w:cs="Times New Roman"/>
+        </w:rPr>
+        <w:t>相邻原子之间</w:t>
+      </w:r>
+      <w:r>
+        <w:rPr>
+          <w:rFonts w:hint="eastAsia" w:ascii="Times New Roman" w:hAnsi="Times New Roman" w:eastAsia="Times New Roman" w:cs="Times New Roman"/>
+        </w:rPr>
+        <w:t>）。</w:t>
+      </w:r>
+      <w:r>
+        <w:rPr>
+          <w:rFonts w:hint="eastAsia" w:ascii="Times New Roman" w:hAnsi="Times New Roman" w:eastAsia="FangSong" w:cs="Times New Roman"/>
+        </w:rPr>
+        <w:t>如果看到</w:t>
       </w:r>
       <w:r>
         <w:rPr>
@@ -5869,19 +5591,7 @@
         <w:rPr>
           <w:rFonts w:hint="eastAsia" w:ascii="Times New Roman" w:hAnsi="Times New Roman" w:eastAsia="FangSong" w:cs="Times New Roman"/>
         </w:rPr>
-        <w:t>自救</w:t>
-      </w:r>
-      <w:r>
-        <w:rPr>
-          <w:rFonts w:hint="eastAsia" w:ascii="Times New Roman" w:hAnsi="Times New Roman" w:eastAsia="Times New Roman" w:cs="Times New Roman"/>
-        </w:rPr>
-        <w:t>”，</w:t>
-      </w:r>
-      <w:r>
-        <w:rPr>
-          <w:rFonts w:hint="eastAsia" w:ascii="Times New Roman" w:hAnsi="Times New Roman" w:eastAsia="FangSong" w:cs="Times New Roman"/>
-        </w:rPr>
-        <w:t>不是</w:t>
+        <w:t>隔一个碳</w:t>
       </w:r>
       <w:r>
         <w:rPr>
@@ -5893,19 +5603,55 @@
         <w:rPr>
           <w:rFonts w:hint="eastAsia" w:ascii="Times New Roman" w:hAnsi="Times New Roman" w:eastAsia="FangSong" w:cs="Times New Roman"/>
         </w:rPr>
-        <w:t>习惯</w:t>
-      </w:r>
-      <w:r>
-        <w:rPr>
-          <w:rFonts w:hint="eastAsia" w:ascii="Times New Roman" w:hAnsi="Times New Roman" w:eastAsia="Times New Roman" w:cs="Times New Roman"/>
-        </w:rPr>
-        <w:t>”。</w:t>
-      </w:r>
-      <w:r>
-        <w:rPr>
-          <w:rFonts w:hint="eastAsia" w:ascii="Times New Roman" w:hAnsi="Times New Roman" w:eastAsia="FangSong" w:cs="Times New Roman"/>
-        </w:rPr>
-        <w:t>已稳定的碳正离子不需要自救</w:t>
+        <w:t>的迁移</w:t>
+      </w:r>
+      <w:r>
+        <w:rPr>
+          <w:rFonts w:hint="eastAsia" w:ascii="Times New Roman" w:hAnsi="Times New Roman" w:eastAsia="Times New Roman" w:cs="Times New Roman"/>
+        </w:rPr>
+        <w:t>，</w:t>
+      </w:r>
+      <w:r>
+        <w:rPr>
+          <w:rFonts w:hint="eastAsia" w:ascii="Times New Roman" w:hAnsi="Times New Roman" w:eastAsia="FangSong" w:cs="Times New Roman"/>
+        </w:rPr>
+        <w:t>一般是</w:t>
+      </w:r>
+      <w:r>
+        <w:rPr>
+          <w:rFonts w:ascii="Times New Roman" w:hAnsi="Times New Roman" w:eastAsia="Times New Roman" w:cs="Times New Roman"/>
+        </w:rPr>
+        <w:t xml:space="preserve"> σ </w:t>
+      </w:r>
+      <w:r>
+        <w:rPr>
+          <w:rFonts w:hint="eastAsia" w:ascii="Times New Roman" w:hAnsi="Times New Roman" w:eastAsia="FangSong" w:cs="Times New Roman"/>
+        </w:rPr>
+        <w:t>迁移</w:t>
+      </w:r>
+      <w:r>
+        <w:rPr>
+          <w:rFonts w:hint="eastAsia" w:ascii="Times New Roman" w:hAnsi="Times New Roman" w:eastAsia="Times New Roman" w:cs="Times New Roman"/>
+        </w:rPr>
+        <w:t>（</w:t>
+      </w:r>
+      <w:r>
+        <w:rPr>
+          <w:rFonts w:hint="eastAsia" w:ascii="Times New Roman" w:hAnsi="Times New Roman" w:eastAsia="FangSong" w:cs="Times New Roman"/>
+        </w:rPr>
+        <w:t>周环反应</w:t>
+      </w:r>
+      <w:r>
+        <w:rPr>
+          <w:rFonts w:hint="eastAsia" w:ascii="Times New Roman" w:hAnsi="Times New Roman" w:eastAsia="Times New Roman" w:cs="Times New Roman"/>
+        </w:rPr>
+        <w:t>）</w:t>
+      </w:r>
+      <w:r>
+        <w:rPr>
+          <w:rFonts w:hint="eastAsia" w:ascii="Times New Roman" w:hAnsi="Times New Roman" w:eastAsia="FangSong" w:cs="Times New Roman"/>
+        </w:rPr>
+        <w:t>或经过了多步过程</w:t>
       </w:r>
       <w:r>
         <w:rPr>
@@ -5913,82 +5659,29 @@
         </w:rPr>
         <w:t>。</w:t>
       </w:r>
-    </w:p>
-    <w:p>
-      <w:pPr>
-        <w:pStyle w:val="MistakeBlock"/>
-      </w:pPr>
-      <w:r>
-        <w:rPr>
-          <w:rFonts w:hint="eastAsia" w:ascii="Times New Roman" w:hAnsi="Times New Roman" w:eastAsia="FangSong" w:cs="Times New Roman"/>
-          <w:b/>
-          <w:bCs/>
-        </w:rPr>
-        <w:t>误区</w:t>
-      </w:r>
-      <w:r>
-        <w:rPr>
-          <w:rFonts w:hint="eastAsia" w:ascii="Times New Roman" w:hAnsi="Times New Roman" w:eastAsia="Times New Roman" w:cs="Times New Roman"/>
-          <w:b/>
-          <w:bCs/>
-        </w:rPr>
-        <w:t>2：</w:t>
-      </w:r>
-      <w:r>
-        <w:rPr>
-          <w:rFonts w:hint="eastAsia" w:ascii="Times New Roman" w:hAnsi="Times New Roman" w:eastAsia="FangSong" w:cs="Times New Roman"/>
-          <w:b/>
-          <w:bCs/>
-        </w:rPr>
-        <w:t>混淆</w:t>
-      </w:r>
-      <w:r>
-        <w:rPr>
-          <w:rFonts w:ascii="Times New Roman" w:hAnsi="Times New Roman" w:eastAsia="Times New Roman" w:cs="Times New Roman"/>
-          <w:b/>
-          <w:bCs/>
+      <w:r>
+        <w:rPr>
+          <w:rFonts w:ascii="Times New Roman" w:hAnsi="Times New Roman" w:eastAsia="Times New Roman" w:cs="Times New Roman"/>
         </w:rPr>
         <w:t xml:space="preserve"> </w:t>
       </w:r>
       <w:r>
         <w:rPr>
-          <w:rFonts w:hint="eastAsia" w:ascii="Times New Roman" w:hAnsi="Times New Roman" w:eastAsia="Times New Roman" w:cs="Times New Roman"/>
-          <w:b/>
-          <w:bCs/>
-        </w:rPr>
-        <w:t>1,2-</w:t>
-      </w:r>
-      <w:r>
-        <w:rPr>
-          <w:rFonts w:hint="eastAsia" w:ascii="Times New Roman" w:hAnsi="Times New Roman" w:eastAsia="FangSong" w:cs="Times New Roman"/>
-          <w:b/>
-          <w:bCs/>
-        </w:rPr>
-        <w:t>迁移与</w:t>
-      </w:r>
-      <w:r>
-        <w:rPr>
-          <w:rFonts w:ascii="Times New Roman" w:hAnsi="Times New Roman" w:eastAsia="Times New Roman" w:cs="Times New Roman"/>
-          <w:b/>
-          <w:bCs/>
+          <w:rFonts w:ascii="Times New Roman" w:hAnsi="Times New Roman" w:eastAsia="Times New Roman" w:cs="Times New Roman"/>
+        </w:rPr>
+        <w:t xml:space="preserve">&gt;</w:t>
+      </w:r>
+      <w:r>
+        <w:rPr>
+          <w:rFonts w:ascii="Times New Roman" w:hAnsi="Times New Roman" w:eastAsia="Times New Roman" w:cs="Times New Roman"/>
         </w:rPr>
         <w:t xml:space="preserve"> </w:t>
       </w:r>
       <w:r>
         <w:rPr>
-          <w:rFonts w:hint="eastAsia" w:ascii="Times New Roman" w:hAnsi="Times New Roman" w:eastAsia="Times New Roman" w:cs="Times New Roman"/>
-          <w:b/>
-          <w:bCs/>
-        </w:rPr>
-        <w:t>1,3-</w:t>
-      </w:r>
-      <w:r>
-        <w:rPr>
-          <w:rFonts w:hint="eastAsia" w:ascii="Times New Roman" w:hAnsi="Times New Roman" w:eastAsia="FangSong" w:cs="Times New Roman"/>
-          <w:b/>
-          <w:bCs/>
-        </w:rPr>
-        <w:t>迁移</w:t>
+          <w:rFonts w:ascii="Times New Roman" w:hAnsi="Times New Roman" w:eastAsia="Times New Roman" w:cs="Times New Roman"/>
+        </w:rPr>
+        <w:t xml:space="preserve">&gt;</w:t>
       </w:r>
       <w:r>
         <w:rPr>
@@ -5996,147 +5689,6 @@
         </w:rPr>
         <w:t xml:space="preserve"> </w:t>
       </w:r>
-      <w:r>
-        <w:rPr>
-          <w:rFonts w:ascii="Times New Roman" w:hAnsi="Times New Roman" w:eastAsia="Times New Roman" w:cs="Times New Roman"/>
-        </w:rPr>
-        <w:t xml:space="preserve">Wagner-Meerwein </w:t>
-      </w:r>
-      <w:r>
-        <w:rPr>
-          <w:rFonts w:hint="eastAsia" w:ascii="Times New Roman" w:hAnsi="Times New Roman" w:eastAsia="FangSong" w:cs="Times New Roman"/>
-        </w:rPr>
-        <w:t xml:space="preserve">一定是</w:t>
-      </w:r>
-      <w:r>
-        <w:rPr>
-          <w:rFonts w:ascii="Times New Roman" w:hAnsi="Times New Roman" w:eastAsia="Times New Roman" w:cs="Times New Roman"/>
-        </w:rPr>
-        <w:t xml:space="preserve"> </w:t>
-      </w:r>
-      <w:r>
-        <w:rPr>
-          <w:rFonts w:hint="eastAsia" w:ascii="Times New Roman" w:hAnsi="Times New Roman" w:eastAsia="Times New Roman" w:cs="Times New Roman"/>
-          <w:b/>
-          <w:bCs/>
-        </w:rPr>
-        <w:t>1,2-</w:t>
-      </w:r>
-      <w:r>
-        <w:rPr>
-          <w:rFonts w:hint="eastAsia" w:ascii="Times New Roman" w:hAnsi="Times New Roman" w:eastAsia="FangSong" w:cs="Times New Roman"/>
-          <w:b/>
-          <w:bCs/>
-        </w:rPr>
-        <w:t>迁移</w:t>
-      </w:r>
-      <w:r>
-        <w:rPr>
-          <w:rFonts w:hint="eastAsia" w:ascii="Times New Roman" w:hAnsi="Times New Roman" w:eastAsia="Times New Roman" w:cs="Times New Roman"/>
-        </w:rPr>
-        <w:t>（</w:t>
-      </w:r>
-      <w:r>
-        <w:rPr>
-          <w:rFonts w:hint="eastAsia" w:ascii="Times New Roman" w:hAnsi="Times New Roman" w:eastAsia="FangSong" w:cs="Times New Roman"/>
-        </w:rPr>
-        <w:t>相邻原子之间</w:t>
-      </w:r>
-      <w:r>
-        <w:rPr>
-          <w:rFonts w:hint="eastAsia" w:ascii="Times New Roman" w:hAnsi="Times New Roman" w:eastAsia="Times New Roman" w:cs="Times New Roman"/>
-        </w:rPr>
-        <w:t>）。</w:t>
-      </w:r>
-      <w:r>
-        <w:rPr>
-          <w:rFonts w:hint="eastAsia" w:ascii="Times New Roman" w:hAnsi="Times New Roman" w:eastAsia="FangSong" w:cs="Times New Roman"/>
-        </w:rPr>
-        <w:t>如果看到</w:t>
-      </w:r>
-      <w:r>
-        <w:rPr>
-          <w:rFonts w:hint="eastAsia" w:ascii="Times New Roman" w:hAnsi="Times New Roman" w:eastAsia="Times New Roman" w:cs="Times New Roman"/>
-        </w:rPr>
-        <w:t>”</w:t>
-      </w:r>
-      <w:r>
-        <w:rPr>
-          <w:rFonts w:hint="eastAsia" w:ascii="Times New Roman" w:hAnsi="Times New Roman" w:eastAsia="FangSong" w:cs="Times New Roman"/>
-        </w:rPr>
-        <w:t>隔一个碳</w:t>
-      </w:r>
-      <w:r>
-        <w:rPr>
-          <w:rFonts w:hint="eastAsia" w:ascii="Times New Roman" w:hAnsi="Times New Roman" w:eastAsia="Times New Roman" w:cs="Times New Roman"/>
-        </w:rPr>
-        <w:t>”</w:t>
-      </w:r>
-      <w:r>
-        <w:rPr>
-          <w:rFonts w:hint="eastAsia" w:ascii="Times New Roman" w:hAnsi="Times New Roman" w:eastAsia="FangSong" w:cs="Times New Roman"/>
-        </w:rPr>
-        <w:t>的迁移</w:t>
-      </w:r>
-      <w:r>
-        <w:rPr>
-          <w:rFonts w:hint="eastAsia" w:ascii="Times New Roman" w:hAnsi="Times New Roman" w:eastAsia="Times New Roman" w:cs="Times New Roman"/>
-        </w:rPr>
-        <w:t>，</w:t>
-      </w:r>
-      <w:r>
-        <w:rPr>
-          <w:rFonts w:hint="eastAsia" w:ascii="Times New Roman" w:hAnsi="Times New Roman" w:eastAsia="FangSong" w:cs="Times New Roman"/>
-        </w:rPr>
-        <w:t>一般是</w:t>
-      </w:r>
-      <w:r>
-        <w:rPr>
-          <w:rFonts w:ascii="Times New Roman" w:hAnsi="Times New Roman" w:eastAsia="Times New Roman" w:cs="Times New Roman"/>
-        </w:rPr>
-        <w:t xml:space="preserve"> σ </w:t>
-      </w:r>
-      <w:r>
-        <w:rPr>
-          <w:rFonts w:hint="eastAsia" w:ascii="Times New Roman" w:hAnsi="Times New Roman" w:eastAsia="FangSong" w:cs="Times New Roman"/>
-        </w:rPr>
-        <w:t>迁移</w:t>
-      </w:r>
-      <w:r>
-        <w:rPr>
-          <w:rFonts w:hint="eastAsia" w:ascii="Times New Roman" w:hAnsi="Times New Roman" w:eastAsia="Times New Roman" w:cs="Times New Roman"/>
-        </w:rPr>
-        <w:t>（</w:t>
-      </w:r>
-      <w:r>
-        <w:rPr>
-          <w:rFonts w:hint="eastAsia" w:ascii="Times New Roman" w:hAnsi="Times New Roman" w:eastAsia="FangSong" w:cs="Times New Roman"/>
-        </w:rPr>
-        <w:t>周环反应</w:t>
-      </w:r>
-      <w:r>
-        <w:rPr>
-          <w:rFonts w:hint="eastAsia" w:ascii="Times New Roman" w:hAnsi="Times New Roman" w:eastAsia="Times New Roman" w:cs="Times New Roman"/>
-        </w:rPr>
-        <w:t>）</w:t>
-      </w:r>
-      <w:r>
-        <w:rPr>
-          <w:rFonts w:hint="eastAsia" w:ascii="Times New Roman" w:hAnsi="Times New Roman" w:eastAsia="FangSong" w:cs="Times New Roman"/>
-        </w:rPr>
-        <w:t>或经过了多步过程</w:t>
-      </w:r>
-      <w:r>
-        <w:rPr>
-          <w:rFonts w:hint="eastAsia" w:ascii="Times New Roman" w:hAnsi="Times New Roman" w:eastAsia="Times New Roman" w:cs="Times New Roman"/>
-        </w:rPr>
-        <w:t>。</w:t>
-      </w:r>
-    </w:p>
-    <w:p>
-      <w:pPr>
-        <w:pStyle w:val="MistakeBlock"/>
-      </w:pPr>
       <w:r>
         <w:rPr>
           <w:rFonts w:hint="eastAsia" w:ascii="Times New Roman" w:hAnsi="Times New Roman" w:eastAsia="FangSong" w:cs="Times New Roman"/>
@@ -6247,6 +5799,7 @@
     <w:p>
       <w:pPr>
         <w:pStyle w:val="FirstParagraph"/>
+        <w:ind w:firstLine="420"/>
       </w:pPr>
       <w:r>
         <w:rPr>
@@ -6344,6 +5897,7 @@
     <w:p>
       <w:pPr>
         <w:pStyle w:val="BodyText"/>
+        <w:ind w:firstLine="420"/>
       </w:pPr>
       <w:r>
         <w:rPr>
@@ -6440,6 +5994,7 @@
     <w:p>
       <w:pPr>
         <w:pStyle w:val="BodyText"/>
+        <w:ind w:firstLine="420"/>
       </w:pPr>
       <w:r>
         <w:rPr>
@@ -6515,6 +6070,7 @@
           <w:ilvl w:val="0"/>
           <w:numId w:val="1006"/>
         </w:numPr>
+        <w:ind w:firstLine="420"/>
       </w:pPr>
       <w:r>
         <w:rPr>
@@ -6616,6 +6172,7 @@
           <w:ilvl w:val="0"/>
           <w:numId w:val="1006"/>
         </w:numPr>
+        <w:ind w:firstLine="420"/>
       </w:pPr>
       <w:r>
         <w:rPr>
@@ -6686,6 +6243,7 @@
           <w:ilvl w:val="0"/>
           <w:numId w:val="1006"/>
         </w:numPr>
+        <w:ind w:firstLine="420"/>
       </w:pPr>
       <w:r>
         <w:rPr>
@@ -6761,6 +6319,7 @@
           <w:ilvl w:val="0"/>
           <w:numId w:val="1006"/>
         </w:numPr>
+        <w:ind w:firstLine="420"/>
       </w:pPr>
       <w:r>
         <w:rPr>
@@ -6810,6 +6369,7 @@
       <w:pPr>
         <w:pStyle w:val="FirstParagraph"/>
         <w:spacing w:after="80"/>
+        <w:ind w:firstLine="420"/>
       </w:pPr>
       <w:r>
         <w:rPr>
@@ -6831,6 +6391,15 @@
         <w:tblStyle w:val="Table"/>
         <w:tblW w:type="auto" w:w="0"/>
         <w:tblLook w:firstRow="1" w:lastRow="0" w:firstColumn="0" w:lastColumn="0" w:noHBand="0" w:noVBand="0" w:val="0020"/>
+        <w:jc w:val="center"/>
+        <w:tblBorders>
+          <w:top w:val="single" w:sz="12" w:space="0" w:color="333333"/>
+          <w:bottom w:val="single" w:sz="12" w:space="0" w:color="333333"/>
+          <w:left w:val="none"/>
+          <w:right w:val="none"/>
+          <w:insideH w:val="none"/>
+          <w:insideV w:val="none"/>
+        </w:tblBorders>
       </w:tblPr>
       <w:tblGrid>
         <w:gridCol w:w="2640"/>
@@ -6842,7 +6411,11 @@
           <w:tblHeader w:val="on"/>
         </w:trPr>
         <w:tc>
-          <w:tcPr/>
+          <w:tcPr>
+            <w:tcBorders>
+              <w:bottom w:val="single" w:sz="6" w:space="0" w:color="333333"/>
+            </w:tcBorders>
+          </w:tcPr>
           <w:p>
             <w:pPr>
               <w:pStyle w:val="Compact"/>
@@ -6858,7 +6431,11 @@
           </w:p>
         </w:tc>
         <w:tc>
-          <w:tcPr/>
+          <w:tcPr>
+            <w:tcBorders>
+              <w:bottom w:val="single" w:sz="6" w:space="0" w:color="333333"/>
+            </w:tcBorders>
+          </w:tcPr>
           <w:p>
             <w:pPr>
               <w:pStyle w:val="Compact"/>
@@ -6895,7 +6472,11 @@
           </w:p>
         </w:tc>
         <w:tc>
-          <w:tcPr/>
+          <w:tcPr>
+            <w:tcBorders>
+              <w:bottom w:val="single" w:sz="6" w:space="0" w:color="333333"/>
+            </w:tcBorders>
+          </w:tcPr>
           <w:p>
             <w:pPr>
               <w:pStyle w:val="Compact"/>
@@ -7119,6 +6700,7 @@
       <w:pPr>
         <w:pStyle w:val="BodyText"/>
         <w:spacing w:before="120"/>
+        <w:ind w:firstLine="420"/>
       </w:pPr>
       <w:r>
         <w:rPr>
@@ -7228,6 +6810,7 @@
     <w:p>
       <w:pPr>
         <w:pStyle w:val="BodyText"/>
+        <w:ind w:firstLine="420"/>
       </w:pPr>
       <w:r>
         <w:rPr>
@@ -7382,7 +6965,8 @@
     </w:p>
     <w:p>
       <w:pPr>
-        <w:pStyle w:val="MistakeBlock"/>
+        <w:pStyle w:val="BodyText"/>
+        <w:ind w:firstLine="420"/>
       </w:pPr>
       <w:r>
         <w:rPr>
@@ -7450,7 +7034,7 @@
         <w:rPr>
           <w:rFonts w:ascii="Times New Roman" w:hAnsi="Times New Roman" w:eastAsia="Times New Roman" w:cs="Times New Roman"/>
         </w:rPr>
-        <w:t xml:space="preserve">Pinacol </w:t>
+        <w:t xml:space="preserve">&gt; Pinacol </w:t>
       </w:r>
       <w:r>
         <w:rPr>
@@ -7544,11 +7128,36 @@
         </w:rPr>
         <w:t>。</w:t>
       </w:r>
-    </w:p>
-    <w:p>
-      <w:pPr>
-        <w:pStyle w:val="MistakeBlock"/>
-      </w:pPr>
+      <w:r>
+        <w:rPr>
+          <w:rFonts w:ascii="Times New Roman" w:hAnsi="Times New Roman" w:eastAsia="Times New Roman" w:cs="Times New Roman"/>
+        </w:rPr>
+        <w:t xml:space="preserve"> </w:t>
+      </w:r>
+      <w:r>
+        <w:rPr>
+          <w:rFonts w:ascii="Times New Roman" w:hAnsi="Times New Roman" w:eastAsia="Times New Roman" w:cs="Times New Roman"/>
+        </w:rPr>
+        <w:t xml:space="preserve">&gt;</w:t>
+      </w:r>
+      <w:r>
+        <w:rPr>
+          <w:rFonts w:ascii="Times New Roman" w:hAnsi="Times New Roman" w:eastAsia="Times New Roman" w:cs="Times New Roman"/>
+        </w:rPr>
+        <w:t xml:space="preserve"> </w:t>
+      </w:r>
+      <w:r>
+        <w:rPr>
+          <w:rFonts w:ascii="Times New Roman" w:hAnsi="Times New Roman" w:eastAsia="Times New Roman" w:cs="Times New Roman"/>
+        </w:rPr>
+        <w:t xml:space="preserve">&gt;</w:t>
+      </w:r>
+      <w:r>
+        <w:rPr>
+          <w:rFonts w:ascii="Times New Roman" w:hAnsi="Times New Roman" w:eastAsia="Times New Roman" w:cs="Times New Roman"/>
+        </w:rPr>
+        <w:t xml:space="preserve"> </w:t>
+      </w:r>
       <w:r>
         <w:rPr>
           <w:rFonts w:hint="eastAsia" w:ascii="Times New Roman" w:hAnsi="Times New Roman" w:eastAsia="FangSong" w:cs="Times New Roman"/>
@@ -7695,6 +7304,7 @@
     <w:p>
       <w:pPr>
         <w:pStyle w:val="FirstParagraph"/>
+        <w:ind w:firstLine="420"/>
       </w:pPr>
       <w:r>
         <w:rPr>
@@ -7817,6 +7427,7 @@
     <w:p>
       <w:pPr>
         <w:pStyle w:val="BodyText"/>
+        <w:ind w:firstLine="420"/>
       </w:pPr>
       <w:r>
         <w:rPr>
@@ -7898,6 +7509,7 @@
     <w:p>
       <w:pPr>
         <w:pStyle w:val="BodyText"/>
+        <w:ind w:firstLine="420"/>
       </w:pPr>
       <w:r>
         <w:rPr>
@@ -8031,6 +7643,7 @@
     <w:p>
       <w:pPr>
         <w:pStyle w:val="BodyText"/>
+        <w:ind w:firstLine="420"/>
       </w:pPr>
       <w:r>
         <w:rPr>
@@ -8190,6 +7803,7 @@
     <w:p>
       <w:pPr>
         <w:pStyle w:val="FirstParagraph"/>
+        <w:ind w:firstLine="420"/>
       </w:pPr>
       <w:r>
         <w:rPr>
@@ -8356,6 +7970,7 @@
     <w:p>
       <w:pPr>
         <w:pStyle w:val="BodyText"/>
+        <w:ind w:firstLine="420"/>
       </w:pPr>
       <w:r>
         <w:rPr>
@@ -8484,6 +8099,7 @@
     <w:p>
       <w:pPr>
         <w:pStyle w:val="BodyText"/>
+        <w:ind w:firstLine="420"/>
       </w:pPr>
       <w:r>
         <w:rPr>
@@ -8589,6 +8205,7 @@
     <w:p>
       <w:pPr>
         <w:pStyle w:val="BodyText"/>
+        <w:ind w:firstLine="420"/>
       </w:pPr>
       <w:r>
         <w:rPr>
@@ -8612,6 +8229,7 @@
           <w:ilvl w:val="0"/>
           <w:numId w:val="1007"/>
         </w:numPr>
+        <w:ind w:firstLine="420"/>
       </w:pPr>
       <w:r>
         <w:rPr>
@@ -8682,6 +8300,7 @@
           <w:ilvl w:val="0"/>
           <w:numId w:val="1007"/>
         </w:numPr>
+        <w:ind w:firstLine="420"/>
       </w:pPr>
       <w:r>
         <w:rPr>
@@ -8752,6 +8371,7 @@
           <w:ilvl w:val="0"/>
           <w:numId w:val="1007"/>
         </w:numPr>
+        <w:ind w:firstLine="420"/>
       </w:pPr>
       <w:r>
         <w:rPr>
@@ -8797,6 +8417,7 @@
           <w:ilvl w:val="0"/>
           <w:numId w:val="1007"/>
         </w:numPr>
+        <w:ind w:firstLine="420"/>
       </w:pPr>
       <w:r>
         <w:rPr>
@@ -8845,6 +8466,7 @@
       <w:pPr>
         <w:pStyle w:val="FirstParagraph"/>
         <w:spacing w:after="80"/>
+        <w:ind w:firstLine="420"/>
       </w:pPr>
       <w:r>
         <w:rPr>
@@ -8882,6 +8504,15 @@
         <w:tblStyle w:val="Table"/>
         <w:tblW w:type="auto" w:w="0"/>
         <w:tblLook w:firstRow="1" w:lastRow="0" w:firstColumn="0" w:lastColumn="0" w:noHBand="0" w:noVBand="0" w:val="0020"/>
+        <w:jc w:val="center"/>
+        <w:tblBorders>
+          <w:top w:val="single" w:sz="12" w:space="0" w:color="333333"/>
+          <w:bottom w:val="single" w:sz="12" w:space="0" w:color="333333"/>
+          <w:left w:val="none"/>
+          <w:right w:val="none"/>
+          <w:insideH w:val="none"/>
+          <w:insideV w:val="none"/>
+        </w:tblBorders>
       </w:tblPr>
       <w:tblGrid>
         <w:gridCol w:w="1980"/>
@@ -8894,7 +8525,11 @@
           <w:tblHeader w:val="on"/>
         </w:trPr>
         <w:tc>
-          <w:tcPr/>
+          <w:tcPr>
+            <w:tcBorders>
+              <w:bottom w:val="single" w:sz="6" w:space="0" w:color="333333"/>
+            </w:tcBorders>
+          </w:tcPr>
           <w:p>
             <w:pPr>
               <w:pStyle w:val="Compact"/>
@@ -8910,7 +8545,11 @@
           </w:p>
         </w:tc>
         <w:tc>
-          <w:tcPr/>
+          <w:tcPr>
+            <w:tcBorders>
+              <w:bottom w:val="single" w:sz="6" w:space="0" w:color="333333"/>
+            </w:tcBorders>
+          </w:tcPr>
           <w:p>
             <w:pPr>
               <w:pStyle w:val="Compact"/>
@@ -8940,7 +8579,11 @@
           </w:p>
         </w:tc>
         <w:tc>
-          <w:tcPr/>
+          <w:tcPr>
+            <w:tcBorders>
+              <w:bottom w:val="single" w:sz="6" w:space="0" w:color="333333"/>
+            </w:tcBorders>
+          </w:tcPr>
           <w:p>
             <w:pPr>
               <w:pStyle w:val="Compact"/>
@@ -8956,7 +8599,11 @@
           </w:p>
         </w:tc>
         <w:tc>
-          <w:tcPr/>
+          <w:tcPr>
+            <w:tcBorders>
+              <w:bottom w:val="single" w:sz="6" w:space="0" w:color="333333"/>
+            </w:tcBorders>
+          </w:tcPr>
           <w:p>
             <w:pPr>
               <w:pStyle w:val="Compact"/>
@@ -9249,6 +8896,7 @@
       <w:pPr>
         <w:pStyle w:val="BodyText"/>
         <w:spacing w:before="120" w:after="80"/>
+        <w:ind w:firstLine="420"/>
       </w:pPr>
       <w:r>
         <w:rPr>
@@ -9332,6 +8980,15 @@
         <w:tblStyle w:val="Table"/>
         <w:tblW w:type="auto" w:w="0"/>
         <w:tblLook w:firstRow="1" w:lastRow="0" w:firstColumn="0" w:lastColumn="0" w:noHBand="0" w:noVBand="0" w:val="0020"/>
+        <w:jc w:val="center"/>
+        <w:tblBorders>
+          <w:top w:val="single" w:sz="12" w:space="0" w:color="333333"/>
+          <w:bottom w:val="single" w:sz="12" w:space="0" w:color="333333"/>
+          <w:left w:val="none"/>
+          <w:right w:val="none"/>
+          <w:insideH w:val="none"/>
+          <w:insideV w:val="none"/>
+        </w:tblBorders>
       </w:tblPr>
       <w:tblGrid>
         <w:gridCol w:w="2640"/>
@@ -9343,7 +9000,11 @@
           <w:tblHeader w:val="on"/>
         </w:trPr>
         <w:tc>
-          <w:tcPr/>
+          <w:tcPr>
+            <w:tcBorders>
+              <w:bottom w:val="single" w:sz="6" w:space="0" w:color="333333"/>
+            </w:tcBorders>
+          </w:tcPr>
           <w:p>
             <w:pPr>
               <w:pStyle w:val="Compact"/>
@@ -9359,7 +9020,11 @@
           </w:p>
         </w:tc>
         <w:tc>
-          <w:tcPr/>
+          <w:tcPr>
+            <w:tcBorders>
+              <w:bottom w:val="single" w:sz="6" w:space="0" w:color="333333"/>
+            </w:tcBorders>
+          </w:tcPr>
           <w:p>
             <w:pPr>
               <w:pStyle w:val="Compact"/>
@@ -9375,7 +9040,11 @@
           </w:p>
         </w:tc>
         <w:tc>
-          <w:tcPr/>
+          <w:tcPr>
+            <w:tcBorders>
+              <w:bottom w:val="single" w:sz="6" w:space="0" w:color="333333"/>
+            </w:tcBorders>
+          </w:tcPr>
           <w:p>
             <w:pPr>
               <w:pStyle w:val="Compact"/>
@@ -9542,8 +9211,9 @@
     </w:tbl>
     <w:p>
       <w:pPr>
-        <w:pStyle w:val="MistakeBlock"/>
+        <w:pStyle w:val="BodyText"/>
         <w:spacing w:before="120"/>
+        <w:ind w:firstLine="420"/>
       </w:pPr>
       <w:r>
         <w:rPr>
@@ -9617,6 +9287,12 @@
       </w:r>
       <w:r>
         <w:rPr>
+          <w:rFonts w:ascii="Times New Roman" w:hAnsi="Times New Roman" w:eastAsia="Times New Roman" w:cs="Times New Roman"/>
+        </w:rPr>
+        <w:t xml:space="preserve">&gt; </w:t>
+      </w:r>
+      <w:r>
+        <w:rPr>
           <w:rFonts w:hint="eastAsia" w:ascii="Times New Roman" w:hAnsi="Times New Roman" w:eastAsia="FangSong" w:cs="Times New Roman"/>
         </w:rPr>
         <w:t>很多学生反式不反式不管</w:t>
@@ -9839,11 +9515,36 @@
         </w:rPr>
         <w:t>。</w:t>
       </w:r>
-    </w:p>
-    <w:p>
-      <w:pPr>
-        <w:pStyle w:val="MistakeBlock"/>
-      </w:pPr>
+      <w:r>
+        <w:rPr>
+          <w:rFonts w:ascii="Times New Roman" w:hAnsi="Times New Roman" w:eastAsia="Times New Roman" w:cs="Times New Roman"/>
+        </w:rPr>
+        <w:t xml:space="preserve"> </w:t>
+      </w:r>
+      <w:r>
+        <w:rPr>
+          <w:rFonts w:ascii="Times New Roman" w:hAnsi="Times New Roman" w:eastAsia="Times New Roman" w:cs="Times New Roman"/>
+        </w:rPr>
+        <w:t xml:space="preserve">&gt;</w:t>
+      </w:r>
+      <w:r>
+        <w:rPr>
+          <w:rFonts w:ascii="Times New Roman" w:hAnsi="Times New Roman" w:eastAsia="Times New Roman" w:cs="Times New Roman"/>
+        </w:rPr>
+        <w:t xml:space="preserve"> </w:t>
+      </w:r>
+      <w:r>
+        <w:rPr>
+          <w:rFonts w:ascii="Times New Roman" w:hAnsi="Times New Roman" w:eastAsia="Times New Roman" w:cs="Times New Roman"/>
+        </w:rPr>
+        <w:t xml:space="preserve">&gt;</w:t>
+      </w:r>
+      <w:r>
+        <w:rPr>
+          <w:rFonts w:ascii="Times New Roman" w:hAnsi="Times New Roman" w:eastAsia="Times New Roman" w:cs="Times New Roman"/>
+        </w:rPr>
+        <w:t xml:space="preserve"> </w:t>
+      </w:r>
       <w:r>
         <w:rPr>
           <w:rFonts w:hint="eastAsia" w:ascii="Times New Roman" w:hAnsi="Times New Roman" w:eastAsia="FangSong" w:cs="Times New Roman"/>
@@ -9966,6 +9667,7 @@
     <w:p>
       <w:pPr>
         <w:pStyle w:val="FirstParagraph"/>
+        <w:ind w:firstLine="420"/>
       </w:pPr>
       <w:r>
         <w:rPr>
@@ -10051,6 +9753,7 @@
     <w:p>
       <w:pPr>
         <w:pStyle w:val="BodyText"/>
+        <w:ind w:firstLine="420"/>
       </w:pPr>
       <w:r>
         <w:rPr>
@@ -10119,6 +9822,7 @@
     <w:p>
       <w:pPr>
         <w:pStyle w:val="BodyText"/>
+        <w:ind w:firstLine="420"/>
       </w:pPr>
       <w:r>
         <w:rPr>
@@ -10186,6 +9890,7 @@
     <w:p>
       <w:pPr>
         <w:pStyle w:val="BodyText"/>
+        <w:ind w:firstLine="420"/>
       </w:pPr>
       <w:r>
         <w:rPr>
@@ -10365,6 +10070,7 @@
     <w:p>
       <w:pPr>
         <w:pStyle w:val="BodyText"/>
+        <w:ind w:firstLine="420"/>
       </w:pPr>
       <w:r>
         <w:rPr>
@@ -10439,6 +10145,7 @@
       <w:pPr>
         <w:pStyle w:val="BodyText"/>
         <w:spacing w:after="80"/>
+        <w:ind w:firstLine="420"/>
       </w:pPr>
       <w:r>
         <w:rPr>
@@ -10510,6 +10217,15 @@
         <w:tblStyle w:val="Table"/>
         <w:tblW w:type="auto" w:w="0"/>
         <w:tblLook w:firstRow="1" w:lastRow="0" w:firstColumn="0" w:lastColumn="0" w:noHBand="0" w:noVBand="0" w:val="0020"/>
+        <w:jc w:val="center"/>
+        <w:tblBorders>
+          <w:top w:val="single" w:sz="12" w:space="0" w:color="333333"/>
+          <w:bottom w:val="single" w:sz="12" w:space="0" w:color="333333"/>
+          <w:left w:val="none"/>
+          <w:right w:val="none"/>
+          <w:insideH w:val="none"/>
+          <w:insideV w:val="none"/>
+        </w:tblBorders>
       </w:tblPr>
       <w:tblGrid>
         <w:gridCol w:w="3960"/>
@@ -10520,7 +10236,11 @@
           <w:tblHeader w:val="on"/>
         </w:trPr>
         <w:tc>
-          <w:tcPr/>
+          <w:tcPr>
+            <w:tcBorders>
+              <w:bottom w:val="single" w:sz="6" w:space="0" w:color="333333"/>
+            </w:tcBorders>
+          </w:tcPr>
           <w:p>
             <w:pPr>
               <w:pStyle w:val="Compact"/>
@@ -10536,7 +10256,11 @@
           </w:p>
         </w:tc>
         <w:tc>
-          <w:tcPr/>
+          <w:tcPr>
+            <w:tcBorders>
+              <w:bottom w:val="single" w:sz="6" w:space="0" w:color="333333"/>
+            </w:tcBorders>
+          </w:tcPr>
           <w:p>
             <w:pPr>
               <w:pStyle w:val="Compact"/>
@@ -10725,6 +10449,7 @@
       <w:pPr>
         <w:pStyle w:val="BodyText"/>
         <w:spacing w:before="120"/>
+        <w:ind w:firstLine="420"/>
       </w:pPr>
       <w:r>
         <w:rPr>
@@ -10826,6 +10551,7 @@
     <w:p>
       <w:pPr>
         <w:pStyle w:val="BodyText"/>
+        <w:ind w:firstLine="420"/>
       </w:pPr>
       <w:r>
         <w:rPr>
@@ -10916,6 +10642,15 @@
         <w:tblW w:type="pct" w:w="5000"/>
         <w:tblLayout w:type="fixed"/>
         <w:tblLook w:firstRow="1" w:lastRow="0" w:firstColumn="0" w:lastColumn="0" w:noHBand="0" w:noVBand="0" w:val="0020"/>
+        <w:jc w:val="center"/>
+        <w:tblBorders>
+          <w:top w:val="single" w:sz="12" w:space="0" w:color="333333"/>
+          <w:bottom w:val="single" w:sz="12" w:space="0" w:color="333333"/>
+          <w:left w:val="none"/>
+          <w:right w:val="none"/>
+          <w:insideH w:val="none"/>
+          <w:insideV w:val="none"/>
+        </w:tblBorders>
       </w:tblPr>
       <w:tblGrid>
         <w:gridCol w:w="3046"/>
@@ -10927,7 +10662,11 @@
           <w:tblHeader w:val="on"/>
         </w:trPr>
         <w:tc>
-          <w:tcPr/>
+          <w:tcPr>
+            <w:tcBorders>
+              <w:bottom w:val="single" w:sz="6" w:space="0" w:color="333333"/>
+            </w:tcBorders>
+          </w:tcPr>
           <w:p>
             <w:pPr>
               <w:pStyle w:val="Compact"/>
@@ -10943,7 +10682,11 @@
           </w:p>
         </w:tc>
         <w:tc>
-          <w:tcPr/>
+          <w:tcPr>
+            <w:tcBorders>
+              <w:bottom w:val="single" w:sz="6" w:space="0" w:color="333333"/>
+            </w:tcBorders>
+          </w:tcPr>
           <w:p>
             <w:pPr>
               <w:pStyle w:val="Compact"/>
@@ -10968,7 +10711,11 @@
           </w:p>
         </w:tc>
         <w:tc>
-          <w:tcPr/>
+          <w:tcPr>
+            <w:tcBorders>
+              <w:bottom w:val="single" w:sz="6" w:space="0" w:color="333333"/>
+            </w:tcBorders>
+          </w:tcPr>
           <w:p>
             <w:pPr>
               <w:pStyle w:val="Compact"/>
@@ -11519,8 +11266,9 @@
     </w:tbl>
     <w:p>
       <w:pPr>
-        <w:pStyle w:val="MistakeBlock"/>
+        <w:pStyle w:val="BodyText"/>
         <w:spacing w:before="120"/>
+        <w:ind w:firstLine="420"/>
       </w:pPr>
       <w:r>
         <w:rPr>
@@ -11578,6 +11326,12 @@
       </w:r>
       <w:r>
         <w:rPr>
+          <w:rFonts w:ascii="Times New Roman" w:hAnsi="Times New Roman" w:eastAsia="Times New Roman" w:cs="Times New Roman"/>
+        </w:rPr>
+        <w:t xml:space="preserve">&gt; </w:t>
+      </w:r>
+      <w:r>
+        <w:rPr>
           <w:rFonts w:hint="eastAsia" w:ascii="Times New Roman" w:hAnsi="Times New Roman" w:eastAsia="FangSong" w:cs="Times New Roman"/>
         </w:rPr>
         <w:t>两种重排都需要判断</w:t>
@@ -11622,7 +11376,7 @@
         <w:rPr>
           <w:rFonts w:ascii="Times New Roman" w:hAnsi="Times New Roman" w:eastAsia="Times New Roman" w:cs="Times New Roman"/>
         </w:rPr>
-        <w:t xml:space="preserve">-</w:t>
+        <w:t xml:space="preserve">&gt; -</w:t>
       </w:r>
       <w:r>
         <w:rPr>
@@ -11702,7 +11456,7 @@
         <w:rPr>
           <w:rFonts w:ascii="Times New Roman" w:hAnsi="Times New Roman" w:eastAsia="Times New Roman" w:cs="Times New Roman"/>
         </w:rPr>
-        <w:t xml:space="preserve">-</w:t>
+        <w:t xml:space="preserve">&gt; -</w:t>
       </w:r>
       <w:r>
         <w:rPr>
@@ -11760,11 +11514,36 @@
         </w:rPr>
         <w:t>）</w:t>
       </w:r>
-    </w:p>
-    <w:p>
-      <w:pPr>
-        <w:pStyle w:val="MistakeBlock"/>
-      </w:pPr>
+      <w:r>
+        <w:rPr>
+          <w:rFonts w:ascii="Times New Roman" w:hAnsi="Times New Roman" w:eastAsia="Times New Roman" w:cs="Times New Roman"/>
+        </w:rPr>
+        <w:t xml:space="preserve"> </w:t>
+      </w:r>
+      <w:r>
+        <w:rPr>
+          <w:rFonts w:ascii="Times New Roman" w:hAnsi="Times New Roman" w:eastAsia="Times New Roman" w:cs="Times New Roman"/>
+        </w:rPr>
+        <w:t xml:space="preserve">&gt;</w:t>
+      </w:r>
+      <w:r>
+        <w:rPr>
+          <w:rFonts w:ascii="Times New Roman" w:hAnsi="Times New Roman" w:eastAsia="Times New Roman" w:cs="Times New Roman"/>
+        </w:rPr>
+        <w:t xml:space="preserve"> </w:t>
+      </w:r>
+      <w:r>
+        <w:rPr>
+          <w:rFonts w:ascii="Times New Roman" w:hAnsi="Times New Roman" w:eastAsia="Times New Roman" w:cs="Times New Roman"/>
+        </w:rPr>
+        <w:t xml:space="preserve">&gt;</w:t>
+      </w:r>
+      <w:r>
+        <w:rPr>
+          <w:rFonts w:ascii="Times New Roman" w:hAnsi="Times New Roman" w:eastAsia="Times New Roman" w:cs="Times New Roman"/>
+        </w:rPr>
+        <w:t xml:space="preserve"> </w:t>
+      </w:r>
       <w:r>
         <w:rPr>
           <w:rFonts w:hint="eastAsia" w:ascii="Times New Roman" w:hAnsi="Times New Roman" w:eastAsia="FangSong" w:cs="Times New Roman"/>
@@ -11932,6 +11711,7 @@
       <w:pPr>
         <w:pStyle w:val="FirstParagraph"/>
         <w:spacing w:after="80"/>
+        <w:ind w:firstLine="420"/>
       </w:pPr>
       <w:r>
         <w:rPr>
@@ -12120,6 +11900,15 @@
         <w:tblW w:type="pct" w:w="5000"/>
         <w:tblLayout w:type="fixed"/>
         <w:tblLook w:firstRow="1" w:lastRow="0" w:firstColumn="0" w:lastColumn="0" w:noHBand="0" w:noVBand="0" w:val="0020"/>
+        <w:jc w:val="center"/>
+        <w:tblBorders>
+          <w:top w:val="single" w:sz="12" w:space="0" w:color="333333"/>
+          <w:bottom w:val="single" w:sz="12" w:space="0" w:color="333333"/>
+          <w:left w:val="none"/>
+          <w:right w:val="none"/>
+          <w:insideH w:val="none"/>
+          <w:insideV w:val="none"/>
+        </w:tblBorders>
       </w:tblPr>
       <w:tblGrid>
         <w:gridCol w:w="2329"/>
@@ -12132,7 +11921,11 @@
           <w:tblHeader w:val="on"/>
         </w:trPr>
         <w:tc>
-          <w:tcPr/>
+          <w:tcPr>
+            <w:tcBorders>
+              <w:bottom w:val="single" w:sz="6" w:space="0" w:color="333333"/>
+            </w:tcBorders>
+          </w:tcPr>
           <w:p>
             <w:pPr>
               <w:pStyle w:val="Compact"/>
@@ -12148,7 +11941,11 @@
           </w:p>
         </w:tc>
         <w:tc>
-          <w:tcPr/>
+          <w:tcPr>
+            <w:tcBorders>
+              <w:bottom w:val="single" w:sz="6" w:space="0" w:color="333333"/>
+            </w:tcBorders>
+          </w:tcPr>
           <w:p>
             <w:pPr>
               <w:pStyle w:val="Compact"/>
@@ -12173,7 +11970,11 @@
           </w:p>
         </w:tc>
         <w:tc>
-          <w:tcPr/>
+          <w:tcPr>
+            <w:tcBorders>
+              <w:bottom w:val="single" w:sz="6" w:space="0" w:color="333333"/>
+            </w:tcBorders>
+          </w:tcPr>
           <w:p>
             <w:pPr>
               <w:pStyle w:val="Compact"/>
@@ -12198,7 +11999,11 @@
           </w:p>
         </w:tc>
         <w:tc>
-          <w:tcPr/>
+          <w:tcPr>
+            <w:tcBorders>
+              <w:bottom w:val="single" w:sz="6" w:space="0" w:color="333333"/>
+            </w:tcBorders>
+          </w:tcPr>
           <w:p>
             <w:pPr>
               <w:pStyle w:val="Compact"/>
@@ -13112,6 +12917,7 @@
       <w:pPr>
         <w:pStyle w:val="BodyText"/>
         <w:spacing w:before="120"/>
+        <w:ind w:firstLine="420"/>
       </w:pPr>
       <w:r>
         <w:rPr>
@@ -13550,6 +13356,7 @@
     <w:p>
       <w:pPr>
         <w:pStyle w:val="BodyText"/>
+        <w:ind w:firstLine="420"/>
       </w:pPr>
       <w:r>
         <w:rPr>
@@ -13835,6 +13642,7 @@
     <w:p>
       <w:pPr>
         <w:pStyle w:val="BodyText"/>
+        <w:ind w:firstLine="420"/>
       </w:pPr>
       <w:r>
         <w:rPr>
@@ -14040,7 +13848,8 @@
     </w:p>
     <w:p>
       <w:pPr>
-        <w:pStyle w:val="MistakeBlock"/>
+        <w:pStyle w:val="BodyText"/>
+        <w:ind w:firstLine="420"/>
       </w:pPr>
       <w:r>
         <w:rPr>
@@ -14084,7 +13893,7 @@
         <w:rPr>
           <w:rFonts w:ascii="Times New Roman" w:hAnsi="Times New Roman" w:eastAsia="Times New Roman" w:cs="Times New Roman"/>
         </w:rPr>
-        <w:t xml:space="preserve">Curtius </w:t>
+        <w:t xml:space="preserve">&gt; Curtius </w:t>
       </w:r>
       <w:r>
         <w:rPr>
@@ -14292,11 +14101,36 @@
         </w:rPr>
         <w:t>。</w:t>
       </w:r>
-    </w:p>
-    <w:p>
-      <w:pPr>
-        <w:pStyle w:val="MistakeBlock"/>
-      </w:pPr>
+      <w:r>
+        <w:rPr>
+          <w:rFonts w:ascii="Times New Roman" w:hAnsi="Times New Roman" w:eastAsia="Times New Roman" w:cs="Times New Roman"/>
+        </w:rPr>
+        <w:t xml:space="preserve"> </w:t>
+      </w:r>
+      <w:r>
+        <w:rPr>
+          <w:rFonts w:ascii="Times New Roman" w:hAnsi="Times New Roman" w:eastAsia="Times New Roman" w:cs="Times New Roman"/>
+        </w:rPr>
+        <w:t xml:space="preserve">&gt;</w:t>
+      </w:r>
+      <w:r>
+        <w:rPr>
+          <w:rFonts w:ascii="Times New Roman" w:hAnsi="Times New Roman" w:eastAsia="Times New Roman" w:cs="Times New Roman"/>
+        </w:rPr>
+        <w:t xml:space="preserve"> </w:t>
+      </w:r>
+      <w:r>
+        <w:rPr>
+          <w:rFonts w:ascii="Times New Roman" w:hAnsi="Times New Roman" w:eastAsia="Times New Roman" w:cs="Times New Roman"/>
+        </w:rPr>
+        <w:t xml:space="preserve">&gt;</w:t>
+      </w:r>
+      <w:r>
+        <w:rPr>
+          <w:rFonts w:ascii="Times New Roman" w:hAnsi="Times New Roman" w:eastAsia="Times New Roman" w:cs="Times New Roman"/>
+        </w:rPr>
+        <w:t xml:space="preserve"> </w:t>
+      </w:r>
       <w:r>
         <w:rPr>
           <w:rFonts w:hint="eastAsia" w:ascii="Times New Roman" w:hAnsi="Times New Roman" w:eastAsia="FangSong" w:cs="Times New Roman"/>
@@ -14527,6 +14361,7 @@
     <w:p>
       <w:pPr>
         <w:pStyle w:val="FirstParagraph"/>
+        <w:ind w:firstLine="420"/>
       </w:pPr>
       <w:r>
         <w:rPr>
@@ -14791,6 +14626,7 @@
     <w:p>
       <w:pPr>
         <w:pStyle w:val="FirstParagraph"/>
+        <w:ind w:firstLine="420"/>
       </w:pPr>
       <w:r>
         <w:rPr>
@@ -14900,6 +14736,7 @@
     <w:p>
       <w:pPr>
         <w:pStyle w:val="BodyText"/>
+        <w:ind w:firstLine="420"/>
       </w:pPr>
       <w:r>
         <w:rPr>
@@ -15009,6 +14846,7 @@
     <w:p>
       <w:pPr>
         <w:pStyle w:val="BodyText"/>
+        <w:ind w:firstLine="420"/>
       </w:pPr>
       <w:r>
         <w:rPr>
@@ -15244,6 +15082,7 @@
     <w:p>
       <w:pPr>
         <w:pStyle w:val="BodyText"/>
+        <w:ind w:firstLine="420"/>
       </w:pPr>
       <w:r>
         <w:rPr>
@@ -15339,6 +15178,7 @@
           <w:ilvl w:val="0"/>
           <w:numId w:val="1008"/>
         </w:numPr>
+        <w:ind w:firstLine="420"/>
       </w:pPr>
       <w:r>
         <w:rPr>
@@ -15390,6 +15230,7 @@
           <w:ilvl w:val="0"/>
           <w:numId w:val="1008"/>
         </w:numPr>
+        <w:ind w:firstLine="420"/>
       </w:pPr>
       <w:r>
         <w:rPr>
@@ -15459,6 +15300,7 @@
           <w:ilvl w:val="0"/>
           <w:numId w:val="1009"/>
         </w:numPr>
+        <w:ind w:firstLine="420"/>
       </w:pPr>
       <w:r>
         <w:rPr>
@@ -15556,6 +15398,7 @@
     <w:p>
       <w:pPr>
         <w:pStyle w:val="FirstParagraph"/>
+        <w:ind w:firstLine="420"/>
       </w:pPr>
       <w:r>
         <w:rPr>
@@ -15704,6 +15547,7 @@
       <w:pPr>
         <w:pStyle w:val="BodyText"/>
         <w:spacing w:after="80"/>
+        <w:ind w:firstLine="420"/>
       </w:pPr>
       <w:r>
         <w:rPr>
@@ -15726,6 +15570,15 @@
         <w:tblW w:type="pct" w:w="5000"/>
         <w:tblLayout w:type="fixed"/>
         <w:tblLook w:firstRow="1" w:lastRow="0" w:firstColumn="0" w:lastColumn="0" w:noHBand="0" w:noVBand="0" w:val="0020"/>
+        <w:jc w:val="center"/>
+        <w:tblBorders>
+          <w:top w:val="single" w:sz="12" w:space="0" w:color="333333"/>
+          <w:bottom w:val="single" w:sz="12" w:space="0" w:color="333333"/>
+          <w:left w:val="none"/>
+          <w:right w:val="none"/>
+          <w:insideH w:val="none"/>
+          <w:insideV w:val="none"/>
+        </w:tblBorders>
       </w:tblPr>
       <w:tblGrid>
         <w:gridCol w:w="1980"/>
@@ -15738,7 +15591,11 @@
           <w:tblHeader w:val="on"/>
         </w:trPr>
         <w:tc>
-          <w:tcPr/>
+          <w:tcPr>
+            <w:tcBorders>
+              <w:bottom w:val="single" w:sz="6" w:space="0" w:color="333333"/>
+            </w:tcBorders>
+          </w:tcPr>
           <w:p>
             <w:pPr>
               <w:pStyle w:val="Compact"/>
@@ -15754,7 +15611,11 @@
           </w:p>
         </w:tc>
         <w:tc>
-          <w:tcPr/>
+          <w:tcPr>
+            <w:tcBorders>
+              <w:bottom w:val="single" w:sz="6" w:space="0" w:color="333333"/>
+            </w:tcBorders>
+          </w:tcPr>
           <w:p>
             <w:pPr>
               <w:pStyle w:val="Compact"/>
@@ -15770,7 +15631,11 @@
           </w:p>
         </w:tc>
         <w:tc>
-          <w:tcPr/>
+          <w:tcPr>
+            <w:tcBorders>
+              <w:bottom w:val="single" w:sz="6" w:space="0" w:color="333333"/>
+            </w:tcBorders>
+          </w:tcPr>
           <w:p>
             <w:pPr>
               <w:pStyle w:val="Compact"/>
@@ -15786,7 +15651,11 @@
           </w:p>
         </w:tc>
         <w:tc>
-          <w:tcPr/>
+          <w:tcPr>
+            <w:tcBorders>
+              <w:bottom w:val="single" w:sz="6" w:space="0" w:color="333333"/>
+            </w:tcBorders>
+          </w:tcPr>
           <w:p>
             <w:pPr>
               <w:pStyle w:val="Compact"/>
@@ -16145,6 +16014,7 @@
       <w:pPr>
         <w:pStyle w:val="BodyText"/>
         <w:spacing w:before="120"/>
+        <w:ind w:firstLine="420"/>
       </w:pPr>
       <w:r>
         <w:rPr>
@@ -16278,6 +16148,7 @@
     <w:p>
       <w:pPr>
         <w:pStyle w:val="FirstParagraph"/>
+        <w:ind w:firstLine="420"/>
       </w:pPr>
       <w:r>
         <w:rPr>
@@ -16351,6 +16222,7 @@
     <w:p>
       <w:pPr>
         <w:pStyle w:val="BodyText"/>
+        <w:ind w:firstLine="420"/>
       </w:pPr>
       <w:r>
         <w:rPr>
@@ -16516,6 +16388,7 @@
     <w:p>
       <w:pPr>
         <w:pStyle w:val="BodyText"/>
+        <w:ind w:firstLine="420"/>
       </w:pPr>
       <w:r>
         <w:rPr>
@@ -16594,6 +16467,7 @@
       <w:pPr>
         <w:pStyle w:val="BodyText"/>
         <w:spacing w:after="80"/>
+        <w:ind w:firstLine="420"/>
       </w:pPr>
       <w:r>
         <w:rPr>
@@ -16631,6 +16505,15 @@
         <w:tblStyle w:val="Table"/>
         <w:tblW w:type="auto" w:w="0"/>
         <w:tblLook w:firstRow="1" w:lastRow="0" w:firstColumn="0" w:lastColumn="0" w:noHBand="0" w:noVBand="0" w:val="0020"/>
+        <w:jc w:val="center"/>
+        <w:tblBorders>
+          <w:top w:val="single" w:sz="12" w:space="0" w:color="333333"/>
+          <w:bottom w:val="single" w:sz="12" w:space="0" w:color="333333"/>
+          <w:left w:val="none"/>
+          <w:right w:val="none"/>
+          <w:insideH w:val="none"/>
+          <w:insideV w:val="none"/>
+        </w:tblBorders>
       </w:tblPr>
       <w:tblGrid>
         <w:gridCol w:w="2640"/>
@@ -16642,7 +16525,11 @@
           <w:tblHeader w:val="on"/>
         </w:trPr>
         <w:tc>
-          <w:tcPr/>
+          <w:tcPr>
+            <w:tcBorders>
+              <w:bottom w:val="single" w:sz="6" w:space="0" w:color="333333"/>
+            </w:tcBorders>
+          </w:tcPr>
           <w:p>
             <w:pPr>
               <w:pStyle w:val="Compact"/>
@@ -16658,7 +16545,11 @@
           </w:p>
         </w:tc>
         <w:tc>
-          <w:tcPr/>
+          <w:tcPr>
+            <w:tcBorders>
+              <w:bottom w:val="single" w:sz="6" w:space="0" w:color="333333"/>
+            </w:tcBorders>
+          </w:tcPr>
           <w:p>
             <w:pPr>
               <w:pStyle w:val="Compact"/>
@@ -16683,7 +16574,11 @@
           </w:p>
         </w:tc>
         <w:tc>
-          <w:tcPr/>
+          <w:tcPr>
+            <w:tcBorders>
+              <w:bottom w:val="single" w:sz="6" w:space="0" w:color="333333"/>
+            </w:tcBorders>
+          </w:tcPr>
           <w:p>
             <w:pPr>
               <w:pStyle w:val="Compact"/>
@@ -17187,6 +17082,7 @@
       <w:pPr>
         <w:pStyle w:val="BodyText"/>
         <w:spacing w:before="120"/>
+        <w:ind w:firstLine="420"/>
       </w:pPr>
       <w:r>
         <w:rPr>
@@ -17281,7 +17177,8 @@
     </w:p>
     <w:p>
       <w:pPr>
-        <w:pStyle w:val="MistakeBlock"/>
+        <w:pStyle w:val="BodyText"/>
+        <w:ind w:firstLine="420"/>
       </w:pPr>
       <w:r>
         <w:rPr>
@@ -17331,6 +17228,12 @@
       </w:r>
       <w:r>
         <w:rPr>
+          <w:rFonts w:ascii="Times New Roman" w:hAnsi="Times New Roman" w:eastAsia="Times New Roman" w:cs="Times New Roman"/>
+        </w:rPr>
+        <w:t xml:space="preserve">&gt; </w:t>
+      </w:r>
+      <w:r>
+        <w:rPr>
           <w:rFonts w:hint="eastAsia" w:ascii="Times New Roman" w:hAnsi="Times New Roman" w:eastAsia="FangSong" w:cs="Times New Roman"/>
         </w:rPr>
         <w:t>这是第三轮最常犯的错误之一</w:t>
@@ -17446,11 +17349,36 @@
         </w:rPr>
         <w:t>。</w:t>
       </w:r>
-    </w:p>
-    <w:p>
-      <w:pPr>
-        <w:pStyle w:val="MistakeBlock"/>
-      </w:pPr>
+      <w:r>
+        <w:rPr>
+          <w:rFonts w:ascii="Times New Roman" w:hAnsi="Times New Roman" w:eastAsia="Times New Roman" w:cs="Times New Roman"/>
+        </w:rPr>
+        <w:t xml:space="preserve"> </w:t>
+      </w:r>
+      <w:r>
+        <w:rPr>
+          <w:rFonts w:ascii="Times New Roman" w:hAnsi="Times New Roman" w:eastAsia="Times New Roman" w:cs="Times New Roman"/>
+        </w:rPr>
+        <w:t xml:space="preserve">&gt;</w:t>
+      </w:r>
+      <w:r>
+        <w:rPr>
+          <w:rFonts w:ascii="Times New Roman" w:hAnsi="Times New Roman" w:eastAsia="Times New Roman" w:cs="Times New Roman"/>
+        </w:rPr>
+        <w:t xml:space="preserve"> </w:t>
+      </w:r>
+      <w:r>
+        <w:rPr>
+          <w:rFonts w:ascii="Times New Roman" w:hAnsi="Times New Roman" w:eastAsia="Times New Roman" w:cs="Times New Roman"/>
+        </w:rPr>
+        <w:t xml:space="preserve">&gt;</w:t>
+      </w:r>
+      <w:r>
+        <w:rPr>
+          <w:rFonts w:ascii="Times New Roman" w:hAnsi="Times New Roman" w:eastAsia="Times New Roman" w:cs="Times New Roman"/>
+        </w:rPr>
+        <w:t xml:space="preserve"> </w:t>
+      </w:r>
       <w:r>
         <w:rPr>
           <w:rFonts w:hint="eastAsia" w:ascii="Times New Roman" w:hAnsi="Times New Roman" w:eastAsia="FangSong" w:cs="Times New Roman"/>
@@ -17633,6 +17561,7 @@
     <w:p>
       <w:pPr>
         <w:pStyle w:val="FirstParagraph"/>
+        <w:ind w:firstLine="420"/>
       </w:pPr>
       <w:r>
         <w:rPr>
@@ -17713,6 +17642,7 @@
     <w:p>
       <w:pPr>
         <w:pStyle w:val="BodyText"/>
+        <w:ind w:firstLine="420"/>
       </w:pPr>
       <w:r>
         <w:rPr>
@@ -17768,6 +17698,7 @@
     <w:p>
       <w:pPr>
         <w:pStyle w:val="BodyText"/>
+        <w:ind w:firstLine="420"/>
       </w:pPr>
       <w:r>
         <w:rPr>
@@ -17883,6 +17814,7 @@
     <w:p>
       <w:pPr>
         <w:pStyle w:val="BlockText"/>
+        <w:ind w:firstLine="420"/>
       </w:pPr>
       <w:r>
         <w:rPr>
@@ -18052,6 +17984,7 @@
     <w:p>
       <w:pPr>
         <w:pStyle w:val="FirstParagraph"/>
+        <w:ind w:firstLine="420"/>
       </w:pPr>
       <w:r>
         <w:rPr>
@@ -18168,6 +18101,7 @@
     <w:p>
       <w:pPr>
         <w:pStyle w:val="BodyText"/>
+        <w:ind w:firstLine="420"/>
       </w:pPr>
       <w:r>
         <w:rPr>
@@ -18292,6 +18226,7 @@
           <w:ilvl w:val="0"/>
           <w:numId w:val="1010"/>
         </w:numPr>
+        <w:ind w:firstLine="420"/>
       </w:pPr>
       <w:r>
         <w:rPr>
@@ -18325,6 +18260,7 @@
           <w:ilvl w:val="0"/>
           <w:numId w:val="1010"/>
         </w:numPr>
+        <w:ind w:firstLine="420"/>
       </w:pPr>
       <w:r>
         <w:rPr>
@@ -18358,6 +18294,7 @@
           <w:ilvl w:val="0"/>
           <w:numId w:val="1010"/>
         </w:numPr>
+        <w:ind w:firstLine="420"/>
       </w:pPr>
       <w:r>
         <w:rPr>
@@ -18387,6 +18324,7 @@
     <w:p>
       <w:pPr>
         <w:pStyle w:val="FirstParagraph"/>
+        <w:ind w:firstLine="420"/>
       </w:pPr>
       <w:r>
         <w:rPr>
@@ -18494,6 +18432,7 @@
     <w:p>
       <w:pPr>
         <w:pStyle w:val="BodyText"/>
+        <w:ind w:firstLine="420"/>
       </w:pPr>
       <w:r>
         <w:rPr>
@@ -18754,6 +18693,7 @@
     <w:p>
       <w:pPr>
         <w:pStyle w:val="BodyText"/>
+        <w:ind w:firstLine="420"/>
       </w:pPr>
       <w:r>
         <w:rPr>
@@ -18869,6 +18809,7 @@
     <w:p>
       <w:pPr>
         <w:pStyle w:val="FirstParagraph"/>
+        <w:ind w:firstLine="420"/>
       </w:pPr>
       <w:r>
         <w:rPr>
@@ -18948,6 +18889,7 @@
     <w:p>
       <w:pPr>
         <w:pStyle w:val="BodyText"/>
+        <w:ind w:firstLine="420"/>
       </w:pPr>
       <w:r>
         <w:rPr>
@@ -18971,6 +18913,7 @@
           <w:ilvl w:val="0"/>
           <w:numId w:val="1011"/>
         </w:numPr>
+        <w:ind w:firstLine="420"/>
       </w:pPr>
       <w:r>
         <w:rPr>
@@ -18998,6 +18941,7 @@
           <w:ilvl w:val="0"/>
           <w:numId w:val="1011"/>
         </w:numPr>
+        <w:ind w:firstLine="420"/>
       </w:pPr>
       <w:r>
         <w:rPr>
@@ -19067,6 +19011,7 @@
           <w:ilvl w:val="0"/>
           <w:numId w:val="1011"/>
         </w:numPr>
+        <w:ind w:firstLine="420"/>
       </w:pPr>
       <w:r>
         <w:rPr>
@@ -19120,6 +19065,7 @@
           <w:ilvl w:val="0"/>
           <w:numId w:val="1011"/>
         </w:numPr>
+        <w:ind w:firstLine="420"/>
       </w:pPr>
       <w:r>
         <w:rPr>
@@ -19156,6 +19102,7 @@
       <w:pPr>
         <w:pStyle w:val="FirstParagraph"/>
         <w:spacing w:after="80"/>
+        <w:ind w:firstLine="420"/>
       </w:pPr>
       <w:r>
         <w:rPr>
@@ -19189,6 +19136,15 @@
         <w:tblStyle w:val="Table"/>
         <w:tblW w:type="auto" w:w="0"/>
         <w:tblLook w:firstRow="1" w:lastRow="0" w:firstColumn="0" w:lastColumn="0" w:noHBand="0" w:noVBand="0" w:val="0020"/>
+        <w:jc w:val="center"/>
+        <w:tblBorders>
+          <w:top w:val="single" w:sz="12" w:space="0" w:color="333333"/>
+          <w:bottom w:val="single" w:sz="12" w:space="0" w:color="333333"/>
+          <w:left w:val="none"/>
+          <w:right w:val="none"/>
+          <w:insideH w:val="none"/>
+          <w:insideV w:val="none"/>
+        </w:tblBorders>
       </w:tblPr>
       <w:tblGrid>
         <w:gridCol w:w="2640"/>
@@ -19200,7 +19156,11 @@
           <w:tblHeader w:val="on"/>
         </w:trPr>
         <w:tc>
-          <w:tcPr/>
+          <w:tcPr>
+            <w:tcBorders>
+              <w:bottom w:val="single" w:sz="6" w:space="0" w:color="333333"/>
+            </w:tcBorders>
+          </w:tcPr>
           <w:p>
             <w:pPr>
               <w:pStyle w:val="Compact"/>
@@ -19237,7 +19197,11 @@
           </w:p>
         </w:tc>
         <w:tc>
-          <w:tcPr/>
+          <w:tcPr>
+            <w:tcBorders>
+              <w:bottom w:val="single" w:sz="6" w:space="0" w:color="333333"/>
+            </w:tcBorders>
+          </w:tcPr>
           <w:p>
             <w:pPr>
               <w:pStyle w:val="Compact"/>
@@ -19253,7 +19217,11 @@
           </w:p>
         </w:tc>
         <w:tc>
-          <w:tcPr/>
+          <w:tcPr>
+            <w:tcBorders>
+              <w:bottom w:val="single" w:sz="6" w:space="0" w:color="333333"/>
+            </w:tcBorders>
+          </w:tcPr>
           <w:p>
             <w:pPr>
               <w:pStyle w:val="Compact"/>
@@ -19404,6 +19372,7 @@
       <w:pPr>
         <w:pStyle w:val="BodyText"/>
         <w:spacing w:before="120"/>
+        <w:ind w:firstLine="420"/>
       </w:pPr>
       <w:r>
         <w:rPr>
@@ -19448,6 +19417,7 @@
       <w:pPr>
         <w:pStyle w:val="BodyText"/>
         <w:spacing w:after="80"/>
+        <w:ind w:firstLine="420"/>
       </w:pPr>
       <w:r>
         <w:rPr>
@@ -19485,6 +19455,15 @@
         <w:tblStyle w:val="Table"/>
         <w:tblW w:type="auto" w:w="0"/>
         <w:tblLook w:firstRow="1" w:lastRow="0" w:firstColumn="0" w:lastColumn="0" w:noHBand="0" w:noVBand="0" w:val="0020"/>
+        <w:jc w:val="center"/>
+        <w:tblBorders>
+          <w:top w:val="single" w:sz="12" w:space="0" w:color="333333"/>
+          <w:bottom w:val="single" w:sz="12" w:space="0" w:color="333333"/>
+          <w:left w:val="none"/>
+          <w:right w:val="none"/>
+          <w:insideH w:val="none"/>
+          <w:insideV w:val="none"/>
+        </w:tblBorders>
       </w:tblPr>
       <w:tblGrid>
         <w:gridCol w:w="1584"/>
@@ -19498,7 +19477,11 @@
           <w:tblHeader w:val="on"/>
         </w:trPr>
         <w:tc>
-          <w:tcPr/>
+          <w:tcPr>
+            <w:tcBorders>
+              <w:bottom w:val="single" w:sz="6" w:space="0" w:color="333333"/>
+            </w:tcBorders>
+          </w:tcPr>
           <w:p>
             <w:pPr>
               <w:pStyle w:val="Compact"/>
@@ -19514,7 +19497,11 @@
           </w:p>
         </w:tc>
         <w:tc>
-          <w:tcPr/>
+          <w:tcPr>
+            <w:tcBorders>
+              <w:bottom w:val="single" w:sz="6" w:space="0" w:color="333333"/>
+            </w:tcBorders>
+          </w:tcPr>
           <w:p>
             <w:pPr>
               <w:pStyle w:val="Compact"/>
@@ -19530,7 +19517,11 @@
           </w:p>
         </w:tc>
         <w:tc>
-          <w:tcPr/>
+          <w:tcPr>
+            <w:tcBorders>
+              <w:bottom w:val="single" w:sz="6" w:space="0" w:color="333333"/>
+            </w:tcBorders>
+          </w:tcPr>
           <w:p>
             <w:pPr>
               <w:pStyle w:val="Compact"/>
@@ -19546,7 +19537,11 @@
           </w:p>
         </w:tc>
         <w:tc>
-          <w:tcPr/>
+          <w:tcPr>
+            <w:tcBorders>
+              <w:bottom w:val="single" w:sz="6" w:space="0" w:color="333333"/>
+            </w:tcBorders>
+          </w:tcPr>
           <w:p>
             <w:pPr>
               <w:pStyle w:val="Compact"/>
@@ -19562,7 +19557,11 @@
           </w:p>
         </w:tc>
         <w:tc>
-          <w:tcPr/>
+          <w:tcPr>
+            <w:tcBorders>
+              <w:bottom w:val="single" w:sz="6" w:space="0" w:color="333333"/>
+            </w:tcBorders>
+          </w:tcPr>
           <w:p>
             <w:pPr>
               <w:pStyle w:val="Compact"/>
@@ -19956,8 +19955,9 @@
     </w:tbl>
     <w:p>
       <w:pPr>
-        <w:pStyle w:val="MistakeBlock"/>
+        <w:pStyle w:val="BodyText"/>
         <w:spacing w:before="120"/>
+        <w:ind w:firstLine="420"/>
       </w:pPr>
       <w:r>
         <w:rPr>
@@ -20015,6 +20015,12 @@
       </w:r>
       <w:r>
         <w:rPr>
+          <w:rFonts w:ascii="Times New Roman" w:hAnsi="Times New Roman" w:eastAsia="Times New Roman" w:cs="Times New Roman"/>
+        </w:rPr>
+        <w:t xml:space="preserve">&gt; </w:t>
+      </w:r>
+      <w:r>
+        <w:rPr>
           <w:rFonts w:hint="eastAsia" w:ascii="Times New Roman" w:hAnsi="Times New Roman" w:eastAsia="Times New Roman" w:cs="Times New Roman"/>
         </w:rPr>
         <w:t>α-</w:t>
@@ -20174,11 +20180,36 @@
         </w:rPr>
         <w:t>。</w:t>
       </w:r>
-    </w:p>
-    <w:p>
-      <w:pPr>
-        <w:pStyle w:val="MistakeBlock"/>
-      </w:pPr>
+      <w:r>
+        <w:rPr>
+          <w:rFonts w:ascii="Times New Roman" w:hAnsi="Times New Roman" w:eastAsia="Times New Roman" w:cs="Times New Roman"/>
+        </w:rPr>
+        <w:t xml:space="preserve"> </w:t>
+      </w:r>
+      <w:r>
+        <w:rPr>
+          <w:rFonts w:ascii="Times New Roman" w:hAnsi="Times New Roman" w:eastAsia="Times New Roman" w:cs="Times New Roman"/>
+        </w:rPr>
+        <w:t xml:space="preserve">&gt;</w:t>
+      </w:r>
+      <w:r>
+        <w:rPr>
+          <w:rFonts w:ascii="Times New Roman" w:hAnsi="Times New Roman" w:eastAsia="Times New Roman" w:cs="Times New Roman"/>
+        </w:rPr>
+        <w:t xml:space="preserve"> </w:t>
+      </w:r>
+      <w:r>
+        <w:rPr>
+          <w:rFonts w:ascii="Times New Roman" w:hAnsi="Times New Roman" w:eastAsia="Times New Roman" w:cs="Times New Roman"/>
+        </w:rPr>
+        <w:t xml:space="preserve">&gt;</w:t>
+      </w:r>
+      <w:r>
+        <w:rPr>
+          <w:rFonts w:ascii="Times New Roman" w:hAnsi="Times New Roman" w:eastAsia="Times New Roman" w:cs="Times New Roman"/>
+        </w:rPr>
+        <w:t xml:space="preserve"> </w:t>
+      </w:r>
       <w:r>
         <w:rPr>
           <w:rFonts w:hint="eastAsia" w:ascii="Times New Roman" w:hAnsi="Times New Roman" w:eastAsia="FangSong" w:cs="Times New Roman"/>
@@ -20382,6 +20413,15 @@
         <w:tblW w:type="pct" w:w="5000"/>
         <w:tblLayout w:type="fixed"/>
         <w:tblLook w:firstRow="1" w:lastRow="0" w:firstColumn="0" w:lastColumn="0" w:noHBand="0" w:noVBand="0" w:val="0020"/>
+        <w:jc w:val="center"/>
+        <w:tblBorders>
+          <w:top w:val="single" w:sz="12" w:space="0" w:color="333333"/>
+          <w:bottom w:val="single" w:sz="12" w:space="0" w:color="333333"/>
+          <w:left w:val="none"/>
+          <w:right w:val="none"/>
+          <w:insideH w:val="none"/>
+          <w:insideV w:val="none"/>
+        </w:tblBorders>
       </w:tblPr>
       <w:tblGrid>
         <w:gridCol w:w="1131"/>
@@ -20398,7 +20438,11 @@
           <w:tblHeader w:val="on"/>
         </w:trPr>
         <w:tc>
-          <w:tcPr/>
+          <w:tcPr>
+            <w:tcBorders>
+              <w:bottom w:val="single" w:sz="6" w:space="0" w:color="333333"/>
+            </w:tcBorders>
+          </w:tcPr>
           <w:p>
             <w:pPr>
               <w:pStyle w:val="Compact"/>
@@ -20414,7 +20458,11 @@
           </w:p>
         </w:tc>
         <w:tc>
-          <w:tcPr/>
+          <w:tcPr>
+            <w:tcBorders>
+              <w:bottom w:val="single" w:sz="6" w:space="0" w:color="333333"/>
+            </w:tcBorders>
+          </w:tcPr>
           <w:p>
             <w:pPr>
               <w:pStyle w:val="Compact"/>
@@ -20430,7 +20478,11 @@
           </w:p>
         </w:tc>
         <w:tc>
-          <w:tcPr/>
+          <w:tcPr>
+            <w:tcBorders>
+              <w:bottom w:val="single" w:sz="6" w:space="0" w:color="333333"/>
+            </w:tcBorders>
+          </w:tcPr>
           <w:p>
             <w:pPr>
               <w:pStyle w:val="Compact"/>
@@ -20446,7 +20498,11 @@
           </w:p>
         </w:tc>
         <w:tc>
-          <w:tcPr/>
+          <w:tcPr>
+            <w:tcBorders>
+              <w:bottom w:val="single" w:sz="6" w:space="0" w:color="333333"/>
+            </w:tcBorders>
+          </w:tcPr>
           <w:p>
             <w:pPr>
               <w:pStyle w:val="Compact"/>
@@ -20462,7 +20518,11 @@
           </w:p>
         </w:tc>
         <w:tc>
-          <w:tcPr/>
+          <w:tcPr>
+            <w:tcBorders>
+              <w:bottom w:val="single" w:sz="6" w:space="0" w:color="333333"/>
+            </w:tcBorders>
+          </w:tcPr>
           <w:p>
             <w:pPr>
               <w:pStyle w:val="Compact"/>
@@ -20492,7 +20552,11 @@
           </w:p>
         </w:tc>
         <w:tc>
-          <w:tcPr/>
+          <w:tcPr>
+            <w:tcBorders>
+              <w:bottom w:val="single" w:sz="6" w:space="0" w:color="333333"/>
+            </w:tcBorders>
+          </w:tcPr>
           <w:p>
             <w:pPr>
               <w:pStyle w:val="Compact"/>
@@ -20508,7 +20572,11 @@
           </w:p>
         </w:tc>
         <w:tc>
-          <w:tcPr/>
+          <w:tcPr>
+            <w:tcBorders>
+              <w:bottom w:val="single" w:sz="6" w:space="0" w:color="333333"/>
+            </w:tcBorders>
+          </w:tcPr>
           <w:p>
             <w:pPr>
               <w:pStyle w:val="Compact"/>
@@ -20524,7 +20592,11 @@
           </w:p>
         </w:tc>
         <w:tc>
-          <w:tcPr/>
+          <w:tcPr>
+            <w:tcBorders>
+              <w:bottom w:val="single" w:sz="6" w:space="0" w:color="333333"/>
+            </w:tcBorders>
+          </w:tcPr>
           <w:p>
             <w:pPr>
               <w:pStyle w:val="Compact"/>
@@ -22736,6 +22808,15 @@
         <w:tblW w:type="pct" w:w="5000"/>
         <w:tblLayout w:type="fixed"/>
         <w:tblLook w:firstRow="1" w:lastRow="0" w:firstColumn="0" w:lastColumn="0" w:noHBand="0" w:noVBand="0" w:val="0020"/>
+        <w:jc w:val="center"/>
+        <w:tblBorders>
+          <w:top w:val="single" w:sz="12" w:space="0" w:color="333333"/>
+          <w:bottom w:val="single" w:sz="12" w:space="0" w:color="333333"/>
+          <w:left w:val="none"/>
+          <w:right w:val="none"/>
+          <w:insideH w:val="none"/>
+          <w:insideV w:val="none"/>
+        </w:tblBorders>
       </w:tblPr>
       <w:tblGrid>
         <w:gridCol w:w="2436"/>
@@ -22747,7 +22828,11 @@
           <w:tblHeader w:val="on"/>
         </w:trPr>
         <w:tc>
-          <w:tcPr/>
+          <w:tcPr>
+            <w:tcBorders>
+              <w:bottom w:val="single" w:sz="6" w:space="0" w:color="333333"/>
+            </w:tcBorders>
+          </w:tcPr>
           <w:p>
             <w:pPr>
               <w:pStyle w:val="Compact"/>
@@ -22763,7 +22848,11 @@
           </w:p>
         </w:tc>
         <w:tc>
-          <w:tcPr/>
+          <w:tcPr>
+            <w:tcBorders>
+              <w:bottom w:val="single" w:sz="6" w:space="0" w:color="333333"/>
+            </w:tcBorders>
+          </w:tcPr>
           <w:p>
             <w:pPr>
               <w:pStyle w:val="Compact"/>
@@ -22800,7 +22889,11 @@
           </w:p>
         </w:tc>
         <w:tc>
-          <w:tcPr/>
+          <w:tcPr>
+            <w:tcBorders>
+              <w:bottom w:val="single" w:sz="6" w:space="0" w:color="333333"/>
+            </w:tcBorders>
+          </w:tcPr>
           <w:p>
             <w:pPr>
               <w:pStyle w:val="Compact"/>
@@ -23291,6 +23384,15 @@
         <w:tblW w:type="pct" w:w="5000"/>
         <w:tblLayout w:type="fixed"/>
         <w:tblLook w:firstRow="1" w:lastRow="0" w:firstColumn="0" w:lastColumn="0" w:noHBand="0" w:noVBand="0" w:val="0020"/>
+        <w:jc w:val="center"/>
+        <w:tblBorders>
+          <w:top w:val="single" w:sz="12" w:space="0" w:color="333333"/>
+          <w:bottom w:val="single" w:sz="12" w:space="0" w:color="333333"/>
+          <w:left w:val="none"/>
+          <w:right w:val="none"/>
+          <w:insideH w:val="none"/>
+          <w:insideV w:val="none"/>
+        </w:tblBorders>
       </w:tblPr>
       <w:tblGrid>
         <w:gridCol w:w="2436"/>
@@ -23302,7 +23404,11 @@
           <w:tblHeader w:val="on"/>
         </w:trPr>
         <w:tc>
-          <w:tcPr/>
+          <w:tcPr>
+            <w:tcBorders>
+              <w:bottom w:val="single" w:sz="6" w:space="0" w:color="333333"/>
+            </w:tcBorders>
+          </w:tcPr>
           <w:p>
             <w:pPr>
               <w:pStyle w:val="Compact"/>
@@ -23318,7 +23424,11 @@
           </w:p>
         </w:tc>
         <w:tc>
-          <w:tcPr/>
+          <w:tcPr>
+            <w:tcBorders>
+              <w:bottom w:val="single" w:sz="6" w:space="0" w:color="333333"/>
+            </w:tcBorders>
+          </w:tcPr>
           <w:p>
             <w:pPr>
               <w:pStyle w:val="Compact"/>
@@ -23334,7 +23444,11 @@
           </w:p>
         </w:tc>
         <w:tc>
-          <w:tcPr/>
+          <w:tcPr>
+            <w:tcBorders>
+              <w:bottom w:val="single" w:sz="6" w:space="0" w:color="333333"/>
+            </w:tcBorders>
+          </w:tcPr>
           <w:p>
             <w:pPr>
               <w:pStyle w:val="Compact"/>
@@ -23931,6 +24045,7 @@
     <w:p>
       <w:pPr>
         <w:pStyle w:val="FirstParagraph"/>
+        <w:ind w:firstLine="420"/>
       </w:pPr>
       <w:r>
         <w:rPr>
@@ -24024,6 +24139,7 @@
     <w:p>
       <w:pPr>
         <w:pStyle w:val="BodyText"/>
+        <w:ind w:firstLine="420"/>
       </w:pPr>
       <w:r>
         <w:rPr>
@@ -24103,6 +24219,7 @@
     <w:p>
       <w:pPr>
         <w:pStyle w:val="BodyText"/>
+        <w:ind w:firstLine="420"/>
       </w:pPr>
       <w:r>
         <w:rPr>
@@ -24126,6 +24243,7 @@
           <w:ilvl w:val="0"/>
           <w:numId w:val="1012"/>
         </w:numPr>
+        <w:ind w:firstLine="420"/>
       </w:pPr>
       <w:r>
         <w:rPr>
@@ -24288,6 +24406,7 @@
           <w:ilvl w:val="0"/>
           <w:numId w:val="1012"/>
         </w:numPr>
+        <w:ind w:firstLine="420"/>
       </w:pPr>
       <w:r>
         <w:rPr>
@@ -24427,6 +24546,7 @@
           <w:ilvl w:val="0"/>
           <w:numId w:val="1012"/>
         </w:numPr>
+        <w:ind w:firstLine="420"/>
       </w:pPr>
       <w:r>
         <w:rPr>
@@ -24630,6 +24750,7 @@
           <w:ilvl w:val="0"/>
           <w:numId w:val="1012"/>
         </w:numPr>
+        <w:ind w:firstLine="420"/>
       </w:pPr>
       <w:r>
         <w:rPr>
@@ -24727,6 +24848,7 @@
     <w:p>
       <w:pPr>
         <w:pStyle w:val="FirstParagraph"/>
+        <w:ind w:firstLine="420"/>
       </w:pPr>
       <w:r>
         <w:rPr>
@@ -24748,6 +24870,7 @@
           <w:ilvl w:val="0"/>
           <w:numId w:val="1013"/>
         </w:numPr>
+        <w:ind w:firstLine="420"/>
       </w:pPr>
       <w:r>
         <w:rPr>
@@ -24841,6 +24964,7 @@
           <w:ilvl w:val="0"/>
           <w:numId w:val="1013"/>
         </w:numPr>
+        <w:ind w:firstLine="420"/>
       </w:pPr>
       <w:r>
         <w:rPr>
@@ -24931,6 +25055,7 @@
           <w:ilvl w:val="0"/>
           <w:numId w:val="1013"/>
         </w:numPr>
+        <w:ind w:firstLine="420"/>
       </w:pPr>
       <w:r>
         <w:rPr>
@@ -25077,6 +25202,7 @@
           <w:ilvl w:val="0"/>
           <w:numId w:val="1013"/>
         </w:numPr>
+        <w:ind w:firstLine="420"/>
       </w:pPr>
       <w:r>
         <w:rPr>
@@ -25202,6 +25328,7 @@
     <w:p>
       <w:pPr>
         <w:pStyle w:val="FirstParagraph"/>
+        <w:ind w:firstLine="420"/>
       </w:pPr>
       <w:r>
         <w:rPr>
@@ -25361,6 +25488,7 @@
     <w:p>
       <w:pPr>
         <w:pStyle w:val="BodyText"/>
+        <w:ind w:firstLine="420"/>
       </w:pPr>
       <w:r>
         <w:rPr>
@@ -25516,6 +25644,7 @@
     <w:p>
       <w:pPr>
         <w:pStyle w:val="FirstParagraph"/>
+        <w:ind w:firstLine="420"/>
       </w:pPr>
       <w:r>
         <w:rPr>
@@ -25621,6 +25750,7 @@
     <w:p>
       <w:pPr>
         <w:pStyle w:val="BodyText"/>
+        <w:ind w:firstLine="420"/>
       </w:pPr>
       <w:r>
         <w:rPr>
@@ -25706,6 +25836,7 @@
     <w:p>
       <w:pPr>
         <w:pStyle w:val="BodyText"/>
+        <w:ind w:firstLine="420"/>
       </w:pPr>
       <w:r>
         <w:rPr>
@@ -25729,6 +25860,7 @@
           <w:ilvl w:val="0"/>
           <w:numId w:val="1014"/>
         </w:numPr>
+        <w:ind w:firstLine="420"/>
       </w:pPr>
       <w:r>
         <w:rPr>
@@ -25834,6 +25966,7 @@
           <w:ilvl w:val="0"/>
           <w:numId w:val="1014"/>
         </w:numPr>
+        <w:ind w:firstLine="420"/>
       </w:pPr>
       <w:r>
         <w:rPr>
@@ -25855,6 +25988,7 @@
           <w:ilvl w:val="1"/>
           <w:numId w:val="1015"/>
         </w:numPr>
+        <w:ind w:firstLine="420"/>
       </w:pPr>
       <w:r>
         <w:rPr>
@@ -25965,6 +26099,7 @@
           <w:ilvl w:val="1"/>
           <w:numId w:val="1015"/>
         </w:numPr>
+        <w:ind w:firstLine="420"/>
       </w:pPr>
       <w:r>
         <w:rPr>
@@ -26042,6 +26177,7 @@
           <w:ilvl w:val="0"/>
           <w:numId w:val="1014"/>
         </w:numPr>
+        <w:ind w:firstLine="420"/>
       </w:pPr>
       <w:r>
         <w:rPr>
@@ -26095,6 +26231,7 @@
           <w:ilvl w:val="0"/>
           <w:numId w:val="1014"/>
         </w:numPr>
+        <w:ind w:firstLine="420"/>
       </w:pPr>
       <w:r>
         <w:rPr>
@@ -26240,6 +26377,7 @@
           <w:ilvl w:val="1"/>
           <w:numId w:val="1016"/>
         </w:numPr>
+        <w:ind w:firstLine="420"/>
       </w:pPr>
       <w:r>
         <w:rPr>
@@ -26398,6 +26536,7 @@
           <w:ilvl w:val="0"/>
           <w:numId w:val="1014"/>
         </w:numPr>
+        <w:ind w:firstLine="420"/>
       </w:pPr>
       <w:r>
         <w:rPr>
@@ -26687,6 +26826,7 @@
     <w:p>
       <w:pPr>
         <w:pStyle w:val="FirstParagraph"/>
+        <w:ind w:firstLine="420"/>
       </w:pPr>
       <w:r>
         <w:rPr>
@@ -27031,6 +27171,7 @@
     <w:p>
       <w:pPr>
         <w:pStyle w:val="FirstParagraph"/>
+        <w:ind w:firstLine="420"/>
       </w:pPr>
       <w:r>
         <w:rPr>
@@ -27174,6 +27315,7 @@
     <w:p>
       <w:pPr>
         <w:pStyle w:val="BodyText"/>
+        <w:ind w:firstLine="420"/>
       </w:pPr>
       <w:r>
         <w:rPr>
@@ -27253,6 +27395,7 @@
     <w:p>
       <w:pPr>
         <w:pStyle w:val="BodyText"/>
+        <w:ind w:firstLine="420"/>
       </w:pPr>
       <w:r>
         <w:rPr>
@@ -27272,6 +27415,7 @@
     <w:p>
       <w:pPr>
         <w:pStyle w:val="BodyText"/>
+        <w:ind w:firstLine="420"/>
       </w:pPr>
       <w:r>
         <w:rPr>
@@ -27529,6 +27673,7 @@
     <w:p>
       <w:pPr>
         <w:pStyle w:val="BodyText"/>
+        <w:ind w:firstLine="420"/>
       </w:pPr>
       <w:r>
         <w:rPr>
@@ -27770,6 +27915,7 @@
     <w:p>
       <w:pPr>
         <w:pStyle w:val="BodyText"/>
+        <w:ind w:firstLine="420"/>
       </w:pPr>
       <w:r>
         <w:rPr>
@@ -28073,6 +28219,7 @@
     <w:p>
       <w:pPr>
         <w:pStyle w:val="BodyText"/>
+        <w:ind w:firstLine="420"/>
       </w:pPr>
       <w:r>
         <w:rPr>
@@ -28270,6 +28417,7 @@
     <w:p>
       <w:pPr>
         <w:pStyle w:val="FirstParagraph"/>
+        <w:ind w:firstLine="420"/>
       </w:pPr>
       <w:r>
         <w:rPr>
@@ -28409,6 +28557,7 @@
     <w:p>
       <w:pPr>
         <w:pStyle w:val="BodyText"/>
+        <w:ind w:firstLine="420"/>
       </w:pPr>
       <w:r>
         <w:rPr>
@@ -28470,6 +28619,7 @@
     <w:p>
       <w:pPr>
         <w:pStyle w:val="BodyText"/>
+        <w:ind w:firstLine="420"/>
       </w:pPr>
       <w:r>
         <w:rPr>
@@ -28492,6 +28642,7 @@
           <w:ilvl w:val="0"/>
           <w:numId w:val="1017"/>
         </w:numPr>
+        <w:ind w:firstLine="420"/>
       </w:pPr>
       <w:r>
         <w:rPr>
@@ -28551,6 +28702,7 @@
           <w:ilvl w:val="1"/>
           <w:numId w:val="1018"/>
         </w:numPr>
+        <w:ind w:firstLine="420"/>
       </w:pPr>
       <w:r>
         <w:rPr>
@@ -28584,6 +28736,7 @@
           <w:ilvl w:val="1"/>
           <w:numId w:val="1018"/>
         </w:numPr>
+        <w:ind w:firstLine="420"/>
       </w:pPr>
       <w:r>
         <w:rPr>
@@ -28641,6 +28794,7 @@
           <w:ilvl w:val="1"/>
           <w:numId w:val="1018"/>
         </w:numPr>
+        <w:ind w:firstLine="420"/>
       </w:pPr>
       <w:r>
         <w:rPr>
@@ -28655,6 +28809,7 @@
           <w:ilvl w:val="0"/>
           <w:numId w:val="1017"/>
         </w:numPr>
+        <w:ind w:firstLine="420"/>
       </w:pPr>
       <w:r>
         <w:rPr>
@@ -28747,6 +28902,7 @@
           <w:ilvl w:val="0"/>
           <w:numId w:val="1017"/>
         </w:numPr>
+        <w:ind w:firstLine="420"/>
       </w:pPr>
       <w:r>
         <w:rPr>
@@ -28875,6 +29031,7 @@
           <w:ilvl w:val="0"/>
           <w:numId w:val="1017"/>
         </w:numPr>
+        <w:ind w:firstLine="420"/>
       </w:pPr>
       <w:r>
         <w:rPr>
@@ -28915,6 +29072,7 @@
           <w:ilvl w:val="0"/>
           <w:numId w:val="1017"/>
         </w:numPr>
+        <w:ind w:firstLine="420"/>
       </w:pPr>
       <w:r>
         <w:rPr>
@@ -28956,6 +29114,7 @@
           <w:ilvl w:val="1"/>
           <w:numId w:val="1019"/>
         </w:numPr>
+        <w:ind w:firstLine="420"/>
       </w:pPr>
       <w:r>
         <w:rPr>
@@ -28983,6 +29142,7 @@
           <w:ilvl w:val="1"/>
           <w:numId w:val="1019"/>
         </w:numPr>
+        <w:ind w:firstLine="420"/>
       </w:pPr>
       <w:r>
         <w:rPr>
@@ -28998,6 +29158,7 @@
           <w:ilvl w:val="1"/>
           <w:numId w:val="1019"/>
         </w:numPr>
+        <w:ind w:firstLine="420"/>
       </w:pPr>
       <w:r>
         <w:rPr>
@@ -29009,6 +29170,7 @@
     <w:p>
       <w:pPr>
         <w:pStyle w:val="FirstParagraph"/>
+        <w:ind w:firstLine="420"/>
       </w:pPr>
       <w:r>
         <w:rPr>
@@ -29114,6 +29276,7 @@
     <w:p>
       <w:pPr>
         <w:pStyle w:val="BodyText"/>
+        <w:ind w:firstLine="420"/>
       </w:pPr>
       <w:r>
         <w:rPr>
@@ -29301,6 +29464,7 @@
     <w:p>
       <w:pPr>
         <w:pStyle w:val="FirstParagraph"/>
+        <w:ind w:firstLine="420"/>
       </w:pPr>
       <w:r>
         <w:rPr>
@@ -29445,6 +29609,7 @@
     <w:p>
       <w:pPr>
         <w:pStyle w:val="BodyText"/>
+        <w:ind w:firstLine="420"/>
       </w:pPr>
       <w:r>
         <w:rPr>
@@ -29560,6 +29725,7 @@
     <w:p>
       <w:pPr>
         <w:pStyle w:val="BodyText"/>
+        <w:ind w:firstLine="420"/>
       </w:pPr>
       <w:r>
         <w:rPr>
@@ -29830,6 +29996,7 @@
     <w:p>
       <w:pPr>
         <w:pStyle w:val="BodyText"/>
+        <w:ind w:firstLine="420"/>
       </w:pPr>
       <w:r>
         <w:rPr>
@@ -29934,6 +30101,7 @@
     <w:p>
       <w:pPr>
         <w:pStyle w:val="BodyText"/>
+        <w:ind w:firstLine="420"/>
       </w:pPr>
       <w:r>
         <w:rPr>
@@ -30202,6 +30370,7 @@
     <w:p>
       <w:pPr>
         <w:pStyle w:val="FirstParagraph"/>
+        <w:ind w:firstLine="420"/>
       </w:pPr>
       <w:r>
         <w:rPr>
@@ -30484,6 +30653,7 @@
     <w:p>
       <w:pPr>
         <w:pStyle w:val="BodyText"/>
+        <w:ind w:firstLine="420"/>
       </w:pPr>
       <w:r>
         <w:rPr>
@@ -30599,6 +30769,7 @@
     <w:p>
       <w:pPr>
         <w:pStyle w:val="BodyText"/>
+        <w:ind w:firstLine="420"/>
       </w:pPr>
       <w:r>
         <w:rPr>
@@ -30622,6 +30793,7 @@
           <w:ilvl w:val="0"/>
           <w:numId w:val="1020"/>
         </w:numPr>
+        <w:ind w:firstLine="420"/>
       </w:pPr>
       <w:r>
         <w:rPr>
@@ -30903,6 +31075,7 @@
           <w:ilvl w:val="1"/>
           <w:numId w:val="1021"/>
         </w:numPr>
+        <w:ind w:firstLine="420"/>
       </w:pPr>
       <w:r>
         <w:rPr>
@@ -31059,6 +31232,7 @@
           <w:ilvl w:val="0"/>
           <w:numId w:val="1020"/>
         </w:numPr>
+        <w:ind w:firstLine="420"/>
       </w:pPr>
       <w:r>
         <w:rPr>
@@ -31311,6 +31485,7 @@
     <w:p>
       <w:pPr>
         <w:pStyle w:val="FirstParagraph"/>
+        <w:ind w:firstLine="420"/>
       </w:pPr>
       <w:r>
         <w:rPr>
@@ -31432,6 +31607,7 @@
     <w:p>
       <w:pPr>
         <w:pStyle w:val="BodyText"/>
+        <w:ind w:firstLine="420"/>
       </w:pPr>
       <w:r>
         <w:rPr>
@@ -31739,7 +31915,8 @@
     </w:p>
     <w:p>
       <w:pPr>
-        <w:pStyle w:val="BodyText"/>
+        <w:pStyle w:val="FirstParagraph"/>
+        <w:ind w:firstLine="420"/>
       </w:pPr>
       <w:r>
         <w:rPr>
@@ -31815,7 +31992,7 @@
         <w:rPr>
           <w:rFonts w:ascii="Times New Roman" w:hAnsi="Times New Roman" w:eastAsia="Times New Roman" w:cs="Times New Roman"/>
         </w:rPr>
-        <w:t xml:space="preserve">Clayden </w:t>
+        <w:t xml:space="preserve">&gt; Clayden </w:t>
       </w:r>
       <w:r>
         <w:rPr>
@@ -31885,7 +32062,7 @@
         <w:rPr>
           <w:rFonts w:ascii="Times New Roman" w:hAnsi="Times New Roman" w:eastAsia="Times New Roman" w:cs="Times New Roman"/>
         </w:rPr>
-        <w:t xml:space="preserve">-</w:t>
+        <w:t xml:space="preserve">&gt; -</w:t>
       </w:r>
       <w:r>
         <w:rPr>
@@ -32241,7 +32418,7 @@
         <w:rPr>
           <w:rFonts w:ascii="Times New Roman" w:hAnsi="Times New Roman" w:eastAsia="Times New Roman" w:cs="Times New Roman"/>
         </w:rPr>
-        <w:t xml:space="preserve">-</w:t>
+        <w:t xml:space="preserve">&gt; -</w:t>
       </w:r>
       <w:r>
         <w:rPr>
@@ -32409,7 +32586,7 @@
         <w:rPr>
           <w:rFonts w:ascii="Times New Roman" w:hAnsi="Times New Roman" w:eastAsia="Times New Roman" w:cs="Times New Roman"/>
         </w:rPr>
-        <w:t xml:space="preserve">-</w:t>
+        <w:t xml:space="preserve">&gt; -</w:t>
       </w:r>
       <w:r>
         <w:rPr>
@@ -32613,11 +32790,36 @@
         </w:rPr>
         <w:t xml:space="preserve">。</w:t>
       </w:r>
-    </w:p>
-    <w:p>
-      <w:pPr>
-        <w:pStyle w:val="BodyText"/>
-      </w:pPr>
+      <w:r>
+        <w:rPr>
+          <w:rFonts w:ascii="Times New Roman" w:hAnsi="Times New Roman" w:eastAsia="Times New Roman" w:cs="Times New Roman"/>
+        </w:rPr>
+        <w:t xml:space="preserve"> </w:t>
+      </w:r>
+      <w:r>
+        <w:rPr>
+          <w:rFonts w:ascii="Times New Roman" w:hAnsi="Times New Roman" w:eastAsia="Times New Roman" w:cs="Times New Roman"/>
+        </w:rPr>
+        <w:t xml:space="preserve">&gt;</w:t>
+      </w:r>
+      <w:r>
+        <w:rPr>
+          <w:rFonts w:ascii="Times New Roman" w:hAnsi="Times New Roman" w:eastAsia="Times New Roman" w:cs="Times New Roman"/>
+        </w:rPr>
+        <w:t xml:space="preserve"> </w:t>
+      </w:r>
+      <w:r>
+        <w:rPr>
+          <w:rFonts w:ascii="Times New Roman" w:hAnsi="Times New Roman" w:eastAsia="Times New Roman" w:cs="Times New Roman"/>
+        </w:rPr>
+        <w:t xml:space="preserve">&gt;</w:t>
+      </w:r>
+      <w:r>
+        <w:rPr>
+          <w:rFonts w:ascii="Times New Roman" w:hAnsi="Times New Roman" w:eastAsia="Times New Roman" w:cs="Times New Roman"/>
+        </w:rPr>
+        <w:t xml:space="preserve"> </w:t>
+      </w:r>
       <w:r>
         <w:rPr>
           <w:rFonts w:hint="eastAsia" w:ascii="Times New Roman" w:hAnsi="Times New Roman" w:eastAsia="FangSong" w:cs="Times New Roman"/>
@@ -32863,7 +33065,8 @@
     </w:p>
     <w:p>
       <w:pPr>
-        <w:pStyle w:val="MistakeBlock"/>
+        <w:pStyle w:val="FirstParagraph"/>
+        <w:ind w:firstLine="420"/>
       </w:pPr>
       <w:r>
         <w:rPr>
@@ -32894,6 +33097,12 @@
           <w:rFonts w:ascii="Times New Roman" w:hAnsi="Times New Roman" w:eastAsia="Times New Roman" w:cs="Times New Roman"/>
         </w:rPr>
         <w:t xml:space="preserve"> </w:t>
+      </w:r>
+      <w:r>
+        <w:rPr>
+          <w:rFonts w:ascii="Times New Roman" w:hAnsi="Times New Roman" w:eastAsia="Times New Roman" w:cs="Times New Roman"/>
+        </w:rPr>
+        <w:t xml:space="preserve">&gt; </w:t>
       </w:r>
       <w:r>
         <w:rPr>
@@ -32934,7 +33143,8 @@
     </w:p>
     <w:p>
       <w:pPr>
-        <w:pStyle w:val="MistakeBlock"/>
+        <w:pStyle w:val="BodyText"/>
+        <w:ind w:firstLine="420"/>
       </w:pPr>
       <w:r>
         <w:rPr>
@@ -33018,7 +33228,7 @@
         <w:rPr>
           <w:rFonts w:ascii="Times New Roman" w:hAnsi="Times New Roman" w:eastAsia="Times New Roman" w:cs="Times New Roman"/>
         </w:rPr>
-        <w:t xml:space="preserve">Wagner-Meerwein = </w:t>
+        <w:t xml:space="preserve">&gt; Wagner-Meerwein = </w:t>
       </w:r>
       <w:r>
         <w:rPr>
@@ -33083,7 +33293,8 @@
     </w:p>
     <w:p>
       <w:pPr>
-        <w:pStyle w:val="MistakeBlock"/>
+        <w:pStyle w:val="BodyText"/>
+        <w:ind w:firstLine="420"/>
       </w:pPr>
       <w:r>
         <w:rPr>
@@ -33151,7 +33362,7 @@
         <w:rPr>
           <w:rFonts w:ascii="Times New Roman" w:hAnsi="Times New Roman" w:eastAsia="Times New Roman" w:cs="Times New Roman"/>
         </w:rPr>
-        <w:t xml:space="preserve">Pinacol = </w:t>
+        <w:t xml:space="preserve">&gt; Pinacol = </w:t>
       </w:r>
       <w:r>
         <w:rPr>
@@ -33192,7 +33403,8 @@
     </w:p>
     <w:p>
       <w:pPr>
-        <w:pStyle w:val="MistakeBlock"/>
+        <w:pStyle w:val="BodyText"/>
+        <w:ind w:firstLine="420"/>
       </w:pPr>
       <w:r>
         <w:rPr>
@@ -33268,7 +33480,7 @@
         <w:rPr>
           <w:rFonts w:ascii="Times New Roman" w:hAnsi="Times New Roman" w:eastAsia="Times New Roman" w:cs="Times New Roman"/>
         </w:rPr>
-        <w:t xml:space="preserve">Beckmann = </w:t>
+        <w:t xml:space="preserve">&gt; Beckmann = </w:t>
       </w:r>
       <w:r>
         <w:rPr>
@@ -33321,7 +33533,8 @@
     </w:p>
     <w:p>
       <w:pPr>
-        <w:pStyle w:val="MistakeBlock"/>
+        <w:pStyle w:val="BodyText"/>
+        <w:ind w:firstLine="420"/>
       </w:pPr>
       <w:r>
         <w:rPr>
@@ -33376,6 +33589,12 @@
           <w:rFonts w:ascii="Times New Roman" w:hAnsi="Times New Roman" w:eastAsia="Times New Roman" w:cs="Times New Roman"/>
         </w:rPr>
         <w:t xml:space="preserve"> </w:t>
+      </w:r>
+      <w:r>
+        <w:rPr>
+          <w:rFonts w:ascii="Times New Roman" w:hAnsi="Times New Roman" w:eastAsia="Times New Roman" w:cs="Times New Roman"/>
+        </w:rPr>
+        <w:t xml:space="preserve">&gt; </w:t>
       </w:r>
       <w:r>
         <w:rPr>
@@ -33470,7 +33689,8 @@
     </w:p>
     <w:p>
       <w:pPr>
-        <w:pStyle w:val="MistakeBlock"/>
+        <w:pStyle w:val="BodyText"/>
+        <w:ind w:firstLine="420"/>
       </w:pPr>
       <w:r>
         <w:rPr>
@@ -33509,6 +33729,12 @@
           <w:rFonts w:ascii="Times New Roman" w:hAnsi="Times New Roman" w:eastAsia="Times New Roman" w:cs="Times New Roman"/>
         </w:rPr>
         <w:t xml:space="preserve"> </w:t>
+      </w:r>
+      <w:r>
+        <w:rPr>
+          <w:rFonts w:ascii="Times New Roman" w:hAnsi="Times New Roman" w:eastAsia="Times New Roman" w:cs="Times New Roman"/>
+        </w:rPr>
+        <w:t xml:space="preserve">&gt; </w:t>
       </w:r>
       <w:r>
         <w:rPr>
@@ -33609,7 +33835,8 @@
     </w:p>
     <w:p>
       <w:pPr>
-        <w:pStyle w:val="MistakeBlock"/>
+        <w:pStyle w:val="BodyText"/>
+        <w:ind w:firstLine="420"/>
       </w:pPr>
       <w:r>
         <w:rPr>
@@ -33656,6 +33883,12 @@
           <w:rFonts w:ascii="Times New Roman" w:hAnsi="Times New Roman" w:eastAsia="Times New Roman" w:cs="Times New Roman"/>
         </w:rPr>
         <w:t xml:space="preserve"> </w:t>
+      </w:r>
+      <w:r>
+        <w:rPr>
+          <w:rFonts w:ascii="Times New Roman" w:hAnsi="Times New Roman" w:eastAsia="Times New Roman" w:cs="Times New Roman"/>
+        </w:rPr>
+        <w:t xml:space="preserve">&gt; </w:t>
       </w:r>
       <w:r>
         <w:rPr>
@@ -33750,7 +33983,8 @@
     </w:p>
     <w:p>
       <w:pPr>
-        <w:pStyle w:val="MistakeBlock"/>
+        <w:pStyle w:val="BodyText"/>
+        <w:ind w:firstLine="420"/>
       </w:pPr>
       <w:r>
         <w:rPr>
@@ -33813,6 +34047,12 @@
           <w:rFonts w:ascii="Times New Roman" w:hAnsi="Times New Roman" w:eastAsia="Times New Roman" w:cs="Times New Roman"/>
         </w:rPr>
         <w:t xml:space="preserve"> </w:t>
+      </w:r>
+      <w:r>
+        <w:rPr>
+          <w:rFonts w:ascii="Times New Roman" w:hAnsi="Times New Roman" w:eastAsia="Times New Roman" w:cs="Times New Roman"/>
+        </w:rPr>
+        <w:t xml:space="preserve">&gt; </w:t>
       </w:r>
       <w:r>
         <w:rPr>
@@ -33961,6 +34201,7 @@
           <w:ilvl w:val="0"/>
           <w:numId w:val="1022"/>
         </w:numPr>
+        <w:ind w:firstLine="420"/>
       </w:pPr>
       <w:r>
         <w:rPr>
@@ -33976,6 +34217,7 @@
           <w:ilvl w:val="1"/>
           <w:numId w:val="1023"/>
         </w:numPr>
+        <w:ind w:firstLine="420"/>
       </w:pPr>
       <w:r>
         <w:rPr>
@@ -34009,6 +34251,7 @@
           <w:ilvl w:val="2"/>
           <w:numId w:val="1024"/>
         </w:numPr>
+        <w:ind w:firstLine="420"/>
       </w:pPr>
       <w:r>
         <w:rPr>
@@ -34096,6 +34339,7 @@
           <w:ilvl w:val="1"/>
           <w:numId w:val="1023"/>
         </w:numPr>
+        <w:ind w:firstLine="420"/>
       </w:pPr>
       <w:r>
         <w:rPr>
@@ -34141,6 +34385,7 @@
           <w:ilvl w:val="2"/>
           <w:numId w:val="1025"/>
         </w:numPr>
+        <w:ind w:firstLine="420"/>
       </w:pPr>
       <w:r>
         <w:rPr>
@@ -34223,6 +34468,7 @@
           <w:ilvl w:val="3"/>
           <w:numId w:val="1026"/>
         </w:numPr>
+        <w:ind w:firstLine="420"/>
       </w:pPr>
       <w:r>
         <w:rPr>
@@ -34262,6 +34508,7 @@
           <w:ilvl w:val="3"/>
           <w:numId w:val="1026"/>
         </w:numPr>
+        <w:ind w:firstLine="420"/>
       </w:pPr>
       <w:r>
         <w:rPr>
@@ -34289,6 +34536,7 @@
           <w:ilvl w:val="3"/>
           <w:numId w:val="1026"/>
         </w:numPr>
+        <w:ind w:firstLine="420"/>
       </w:pPr>
       <w:r>
         <w:rPr>
@@ -34341,6 +34589,7 @@
           <w:ilvl w:val="2"/>
           <w:numId w:val="1025"/>
         </w:numPr>
+        <w:ind w:firstLine="420"/>
       </w:pPr>
       <w:r>
         <w:rPr>
@@ -34453,6 +34702,7 @@
           <w:ilvl w:val="3"/>
           <w:numId w:val="1027"/>
         </w:numPr>
+        <w:ind w:firstLine="420"/>
       </w:pPr>
       <w:r>
         <w:rPr>
@@ -34504,6 +34754,7 @@
           <w:ilvl w:val="3"/>
           <w:numId w:val="1027"/>
         </w:numPr>
+        <w:ind w:firstLine="420"/>
       </w:pPr>
       <w:r>
         <w:rPr>
@@ -34555,6 +34806,7 @@
           <w:ilvl w:val="3"/>
           <w:numId w:val="1027"/>
         </w:numPr>
+        <w:ind w:firstLine="420"/>
       </w:pPr>
       <w:r>
         <w:rPr>
@@ -34601,6 +34853,7 @@
           <w:ilvl w:val="3"/>
           <w:numId w:val="1027"/>
         </w:numPr>
+        <w:ind w:firstLine="420"/>
       </w:pPr>
       <w:r>
         <w:rPr>
@@ -34648,6 +34901,7 @@
           <w:ilvl w:val="3"/>
           <w:numId w:val="1027"/>
         </w:numPr>
+        <w:ind w:firstLine="420"/>
       </w:pPr>
       <w:r>
         <w:rPr>
@@ -34669,6 +34923,7 @@
           <w:ilvl w:val="2"/>
           <w:numId w:val="1025"/>
         </w:numPr>
+        <w:ind w:firstLine="420"/>
       </w:pPr>
       <w:r>
         <w:rPr>
@@ -34750,6 +35005,7 @@
           <w:ilvl w:val="3"/>
           <w:numId w:val="1028"/>
         </w:numPr>
+        <w:ind w:firstLine="420"/>
       </w:pPr>
       <w:r>
         <w:rPr>
@@ -34783,6 +35039,7 @@
           <w:ilvl w:val="3"/>
           <w:numId w:val="1028"/>
         </w:numPr>
+        <w:ind w:firstLine="420"/>
       </w:pPr>
       <w:r>
         <w:rPr>
@@ -34810,6 +35067,7 @@
           <w:ilvl w:val="2"/>
           <w:numId w:val="1025"/>
         </w:numPr>
+        <w:ind w:firstLine="420"/>
       </w:pPr>
       <w:r>
         <w:rPr>
@@ -34921,6 +35179,7 @@
           <w:ilvl w:val="3"/>
           <w:numId w:val="1029"/>
         </w:numPr>
+        <w:ind w:firstLine="420"/>
       </w:pPr>
       <w:r>
         <w:rPr>
@@ -34960,6 +35219,7 @@
           <w:ilvl w:val="3"/>
           <w:numId w:val="1029"/>
         </w:numPr>
+        <w:ind w:firstLine="420"/>
       </w:pPr>
       <w:r>
         <w:rPr>
@@ -35017,6 +35277,7 @@
           <w:ilvl w:val="1"/>
           <w:numId w:val="1023"/>
         </w:numPr>
+        <w:ind w:firstLine="420"/>
       </w:pPr>
       <w:r>
         <w:rPr>
@@ -35035,6 +35296,179 @@
           <w:rFonts w:hint="eastAsia" w:ascii="Times New Roman" w:hAnsi="Times New Roman" w:eastAsia="FangSong" w:cs="Times New Roman"/>
         </w:rPr>
         <w:t>判迁移规则</w:t>
+      </w:r>
+    </w:p>
+    <w:p>
+      <w:pPr>
+        <w:pStyle w:val="Compact"/>
+        <w:numPr>
+          <w:ilvl w:val="2"/>
+          <w:numId w:val="1030"/>
+        </w:numPr>
+        <w:ind w:firstLine="420"/>
+      </w:pPr>
+      <w:r>
+        <w:rPr>
+          <w:rFonts w:ascii="Times New Roman" w:hAnsi="Times New Roman" w:eastAsia="Times New Roman" w:cs="Times New Roman"/>
+        </w:rPr>
+        <w:t xml:space="preserve">Beckmann → </w:t>
+      </w:r>
+      <w:r>
+        <w:rPr>
+          <w:rFonts w:hint="eastAsia" w:ascii="Times New Roman" w:hAnsi="Times New Roman" w:eastAsia="FangSong" w:cs="Times New Roman"/>
+        </w:rPr>
+        <w:t>反式迁移</w:t>
+      </w:r>
+      <w:r>
+        <w:rPr>
+          <w:rFonts w:hint="eastAsia" w:ascii="Times New Roman" w:hAnsi="Times New Roman" w:eastAsia="Times New Roman" w:cs="Times New Roman"/>
+        </w:rPr>
+        <w:t>（E/Z</w:t>
+      </w:r>
+      <w:r>
+        <w:rPr>
+          <w:rFonts w:ascii="Times New Roman" w:hAnsi="Times New Roman" w:eastAsia="Times New Roman" w:cs="Times New Roman"/>
+        </w:rPr>
+        <w:t xml:space="preserve"> </w:t>
+      </w:r>
+      <w:r>
+        <w:rPr>
+          <w:rFonts w:hint="eastAsia" w:ascii="Times New Roman" w:hAnsi="Times New Roman" w:eastAsia="FangSong" w:cs="Times New Roman"/>
+        </w:rPr>
+        <w:t>构型决定</w:t>
+      </w:r>
+      <w:r>
+        <w:rPr>
+          <w:rFonts w:hint="eastAsia" w:ascii="Times New Roman" w:hAnsi="Times New Roman" w:eastAsia="Times New Roman" w:cs="Times New Roman"/>
+        </w:rPr>
+        <w:t>）</w:t>
+      </w:r>
+    </w:p>
+    <w:p>
+      <w:pPr>
+        <w:pStyle w:val="Compact"/>
+        <w:numPr>
+          <w:ilvl w:val="2"/>
+          <w:numId w:val="1030"/>
+        </w:numPr>
+        <w:ind w:firstLine="420"/>
+      </w:pPr>
+      <w:r>
+        <w:rPr>
+          <w:rFonts w:ascii="Times New Roman" w:hAnsi="Times New Roman" w:eastAsia="Times New Roman" w:cs="Times New Roman"/>
+        </w:rPr>
+        <w:t xml:space="preserve">B-V → </w:t>
+      </w:r>
+      <w:r>
+        <w:rPr>
+          <w:rFonts w:hint="eastAsia" w:ascii="Times New Roman" w:hAnsi="Times New Roman" w:eastAsia="FangSong" w:cs="Times New Roman"/>
+        </w:rPr>
+        <w:t>迁移能力</w:t>
+      </w:r>
+      <w:r>
+        <w:rPr>
+          <w:rFonts w:hint="eastAsia" w:ascii="Times New Roman" w:hAnsi="Times New Roman" w:eastAsia="Times New Roman" w:cs="Times New Roman"/>
+        </w:rPr>
+        <w:t>（</w:t>
+      </w:r>
+      <w:r>
+        <w:rPr>
+          <w:rFonts w:hint="eastAsia" w:ascii="Times New Roman" w:hAnsi="Times New Roman" w:eastAsia="FangSong" w:cs="Times New Roman"/>
+        </w:rPr>
+        <w:t>稳正电荷能力</w:t>
+      </w:r>
+      <w:r>
+        <w:rPr>
+          <w:rFonts w:hint="eastAsia" w:ascii="Times New Roman" w:hAnsi="Times New Roman" w:eastAsia="Times New Roman" w:cs="Times New Roman"/>
+        </w:rPr>
+        <w:t>）</w:t>
+      </w:r>
+    </w:p>
+    <w:p>
+      <w:pPr>
+        <w:pStyle w:val="Compact"/>
+        <w:numPr>
+          <w:ilvl w:val="2"/>
+          <w:numId w:val="1030"/>
+        </w:numPr>
+        <w:ind w:firstLine="420"/>
+      </w:pPr>
+      <w:r>
+        <w:rPr>
+          <w:rFonts w:ascii="Times New Roman" w:hAnsi="Times New Roman" w:eastAsia="Times New Roman" w:cs="Times New Roman"/>
+        </w:rPr>
+        <w:t xml:space="preserve">Pinacol → </w:t>
+      </w:r>
+      <w:r>
+        <w:rPr>
+          <w:rFonts w:hint="eastAsia" w:ascii="Times New Roman" w:hAnsi="Times New Roman" w:eastAsia="FangSong" w:cs="Times New Roman"/>
+        </w:rPr>
+        <w:t>先哪侧离去</w:t>
+      </w:r>
+      <w:r>
+        <w:rPr>
+          <w:rFonts w:hint="eastAsia" w:ascii="Times New Roman" w:hAnsi="Times New Roman" w:eastAsia="Times New Roman" w:cs="Times New Roman"/>
+        </w:rPr>
+        <w:t>（</w:t>
+      </w:r>
+      <w:r>
+        <w:rPr>
+          <w:rFonts w:hint="eastAsia" w:ascii="Times New Roman" w:hAnsi="Times New Roman" w:eastAsia="FangSong" w:cs="Times New Roman"/>
+        </w:rPr>
+        <w:t>稳</w:t>
+      </w:r>
+      <w:r>
+        <w:rPr>
+          <w:rFonts w:hint="eastAsia" w:ascii="Times New Roman" w:hAnsi="Times New Roman" w:eastAsia="Times New Roman" w:cs="Times New Roman"/>
+        </w:rPr>
+        <w:t>C</w:t>
+      </w:r>
+      <w:r>
+        <w:rPr>
+          <w:rFonts w:hint="eastAsia" w:ascii="Times New Roman" w:hAnsi="Times New Roman" w:eastAsia="Times New Roman" w:cs="Times New Roman"/>
+          <w:vertAlign w:val="superscript"/>
+        </w:rPr>
+        <w:t>+</w:t>
+      </w:r>
+      <w:r>
+        <w:rPr>
+          <w:rFonts w:hint="eastAsia" w:ascii="Times New Roman" w:hAnsi="Times New Roman" w:eastAsia="Times New Roman" w:cs="Times New Roman"/>
+        </w:rPr>
+        <w:t>），</w:t>
+      </w:r>
+      <w:r>
+        <w:rPr>
+          <w:rFonts w:hint="eastAsia" w:ascii="Times New Roman" w:hAnsi="Times New Roman" w:eastAsia="FangSong" w:cs="Times New Roman"/>
+        </w:rPr>
+        <w:t>再哪侧迁移</w:t>
+      </w:r>
+    </w:p>
+    <w:p>
+      <w:pPr>
+        <w:pStyle w:val="Compact"/>
+        <w:numPr>
+          <w:ilvl w:val="2"/>
+          <w:numId w:val="1030"/>
+        </w:numPr>
+        <w:ind w:firstLine="420"/>
+      </w:pPr>
+      <w:r>
+        <w:rPr>
+          <w:rFonts w:ascii="Times New Roman" w:hAnsi="Times New Roman" w:eastAsia="Times New Roman" w:cs="Times New Roman"/>
+        </w:rPr>
+        <w:t xml:space="preserve">Claisen/Cope → </w:t>
+      </w:r>
+      <w:r>
+        <w:rPr>
+          <w:rFonts w:hint="eastAsia" w:ascii="Times New Roman" w:hAnsi="Times New Roman" w:eastAsia="FangSong" w:cs="Times New Roman"/>
+        </w:rPr>
+        <w:t>协同六元环</w:t>
+      </w:r>
+      <w:r>
+        <w:rPr>
+          <w:rFonts w:hint="eastAsia" w:ascii="Times New Roman" w:hAnsi="Times New Roman" w:eastAsia="Times New Roman" w:cs="Times New Roman"/>
+        </w:rPr>
+        <w:t>TS</w:t>
       </w:r>
     </w:p>
     <w:p>
@@ -35049,37 +35483,7 @@
         <w:rPr>
           <w:rFonts w:ascii="Times New Roman" w:hAnsi="Times New Roman" w:eastAsia="Times New Roman" w:cs="Times New Roman"/>
         </w:rPr>
-        <w:t xml:space="preserve">Beckmann → </w:t>
-      </w:r>
-      <w:r>
-        <w:rPr>
-          <w:rFonts w:hint="eastAsia" w:ascii="Times New Roman" w:hAnsi="Times New Roman" w:eastAsia="FangSong" w:cs="Times New Roman"/>
-        </w:rPr>
-        <w:t>反式迁移</w:t>
-      </w:r>
-      <w:r>
-        <w:rPr>
-          <w:rFonts w:hint="eastAsia" w:ascii="Times New Roman" w:hAnsi="Times New Roman" w:eastAsia="Times New Roman" w:cs="Times New Roman"/>
-        </w:rPr>
-        <w:t>（E/Z</w:t>
-      </w:r>
-      <w:r>
-        <w:rPr>
-          <w:rFonts w:ascii="Times New Roman" w:hAnsi="Times New Roman" w:eastAsia="Times New Roman" w:cs="Times New Roman"/>
-        </w:rPr>
-        <w:t xml:space="preserve"> </w:t>
-      </w:r>
-      <w:r>
-        <w:rPr>
-          <w:rFonts w:hint="eastAsia" w:ascii="Times New Roman" w:hAnsi="Times New Roman" w:eastAsia="FangSong" w:cs="Times New Roman"/>
-        </w:rPr>
-        <w:t>构型决定</w:t>
-      </w:r>
-      <w:r>
-        <w:rPr>
-          <w:rFonts w:hint="eastAsia" w:ascii="Times New Roman" w:hAnsi="Times New Roman" w:eastAsia="Times New Roman" w:cs="Times New Roman"/>
-        </w:rPr>
-        <w:t>）</w:t>
+        <w:t xml:space="preserve">Brook → Si-O &gt; Si-C</w:t>
       </w:r>
     </w:p>
     <w:p>
@@ -35089,145 +35493,7 @@
           <w:ilvl w:val="2"/>
           <w:numId w:val="1030"/>
         </w:numPr>
-      </w:pPr>
-      <w:r>
-        <w:rPr>
-          <w:rFonts w:ascii="Times New Roman" w:hAnsi="Times New Roman" w:eastAsia="Times New Roman" w:cs="Times New Roman"/>
-        </w:rPr>
-        <w:t xml:space="preserve">B-V → </w:t>
-      </w:r>
-      <w:r>
-        <w:rPr>
-          <w:rFonts w:hint="eastAsia" w:ascii="Times New Roman" w:hAnsi="Times New Roman" w:eastAsia="FangSong" w:cs="Times New Roman"/>
-        </w:rPr>
-        <w:t>迁移能力</w:t>
-      </w:r>
-      <w:r>
-        <w:rPr>
-          <w:rFonts w:hint="eastAsia" w:ascii="Times New Roman" w:hAnsi="Times New Roman" w:eastAsia="Times New Roman" w:cs="Times New Roman"/>
-        </w:rPr>
-        <w:t>（</w:t>
-      </w:r>
-      <w:r>
-        <w:rPr>
-          <w:rFonts w:hint="eastAsia" w:ascii="Times New Roman" w:hAnsi="Times New Roman" w:eastAsia="FangSong" w:cs="Times New Roman"/>
-        </w:rPr>
-        <w:t>稳正电荷能力</w:t>
-      </w:r>
-      <w:r>
-        <w:rPr>
-          <w:rFonts w:hint="eastAsia" w:ascii="Times New Roman" w:hAnsi="Times New Roman" w:eastAsia="Times New Roman" w:cs="Times New Roman"/>
-        </w:rPr>
-        <w:t>）</w:t>
-      </w:r>
-    </w:p>
-    <w:p>
-      <w:pPr>
-        <w:pStyle w:val="Compact"/>
-        <w:numPr>
-          <w:ilvl w:val="2"/>
-          <w:numId w:val="1030"/>
-        </w:numPr>
-      </w:pPr>
-      <w:r>
-        <w:rPr>
-          <w:rFonts w:ascii="Times New Roman" w:hAnsi="Times New Roman" w:eastAsia="Times New Roman" w:cs="Times New Roman"/>
-        </w:rPr>
-        <w:t xml:space="preserve">Pinacol → </w:t>
-      </w:r>
-      <w:r>
-        <w:rPr>
-          <w:rFonts w:hint="eastAsia" w:ascii="Times New Roman" w:hAnsi="Times New Roman" w:eastAsia="FangSong" w:cs="Times New Roman"/>
-        </w:rPr>
-        <w:t>先哪侧离去</w:t>
-      </w:r>
-      <w:r>
-        <w:rPr>
-          <w:rFonts w:hint="eastAsia" w:ascii="Times New Roman" w:hAnsi="Times New Roman" w:eastAsia="Times New Roman" w:cs="Times New Roman"/>
-        </w:rPr>
-        <w:t>（</w:t>
-      </w:r>
-      <w:r>
-        <w:rPr>
-          <w:rFonts w:hint="eastAsia" w:ascii="Times New Roman" w:hAnsi="Times New Roman" w:eastAsia="FangSong" w:cs="Times New Roman"/>
-        </w:rPr>
-        <w:t>稳</w:t>
-      </w:r>
-      <w:r>
-        <w:rPr>
-          <w:rFonts w:hint="eastAsia" w:ascii="Times New Roman" w:hAnsi="Times New Roman" w:eastAsia="Times New Roman" w:cs="Times New Roman"/>
-        </w:rPr>
-        <w:t>C</w:t>
-      </w:r>
-      <w:r>
-        <w:rPr>
-          <w:rFonts w:hint="eastAsia" w:ascii="Times New Roman" w:hAnsi="Times New Roman" w:eastAsia="Times New Roman" w:cs="Times New Roman"/>
-          <w:vertAlign w:val="superscript"/>
-        </w:rPr>
-        <w:t>+</w:t>
-      </w:r>
-      <w:r>
-        <w:rPr>
-          <w:rFonts w:hint="eastAsia" w:ascii="Times New Roman" w:hAnsi="Times New Roman" w:eastAsia="Times New Roman" w:cs="Times New Roman"/>
-        </w:rPr>
-        <w:t>），</w:t>
-      </w:r>
-      <w:r>
-        <w:rPr>
-          <w:rFonts w:hint="eastAsia" w:ascii="Times New Roman" w:hAnsi="Times New Roman" w:eastAsia="FangSong" w:cs="Times New Roman"/>
-        </w:rPr>
-        <w:t>再哪侧迁移</w:t>
-      </w:r>
-    </w:p>
-    <w:p>
-      <w:pPr>
-        <w:pStyle w:val="Compact"/>
-        <w:numPr>
-          <w:ilvl w:val="2"/>
-          <w:numId w:val="1030"/>
-        </w:numPr>
-      </w:pPr>
-      <w:r>
-        <w:rPr>
-          <w:rFonts w:ascii="Times New Roman" w:hAnsi="Times New Roman" w:eastAsia="Times New Roman" w:cs="Times New Roman"/>
-        </w:rPr>
-        <w:t xml:space="preserve">Claisen/Cope → </w:t>
-      </w:r>
-      <w:r>
-        <w:rPr>
-          <w:rFonts w:hint="eastAsia" w:ascii="Times New Roman" w:hAnsi="Times New Roman" w:eastAsia="FangSong" w:cs="Times New Roman"/>
-        </w:rPr>
-        <w:t>协同六元环</w:t>
-      </w:r>
-      <w:r>
-        <w:rPr>
-          <w:rFonts w:hint="eastAsia" w:ascii="Times New Roman" w:hAnsi="Times New Roman" w:eastAsia="Times New Roman" w:cs="Times New Roman"/>
-        </w:rPr>
-        <w:t>TS</w:t>
-      </w:r>
-    </w:p>
-    <w:p>
-      <w:pPr>
-        <w:pStyle w:val="Compact"/>
-        <w:numPr>
-          <w:ilvl w:val="2"/>
-          <w:numId w:val="1030"/>
-        </w:numPr>
-      </w:pPr>
-      <w:r>
-        <w:rPr>
-          <w:rFonts w:ascii="Times New Roman" w:hAnsi="Times New Roman" w:eastAsia="Times New Roman" w:cs="Times New Roman"/>
-        </w:rPr>
-        <w:t xml:space="preserve">Brook → Si-O &gt; Si-C</w:t>
-      </w:r>
-    </w:p>
-    <w:p>
-      <w:pPr>
-        <w:pStyle w:val="Compact"/>
-        <w:numPr>
-          <w:ilvl w:val="2"/>
-          <w:numId w:val="1030"/>
-        </w:numPr>
+        <w:ind w:firstLine="420"/>
       </w:pPr>
       <w:r>
         <w:rPr>
@@ -35261,6 +35527,7 @@
           <w:ilvl w:val="1"/>
           <w:numId w:val="1023"/>
         </w:numPr>
+        <w:ind w:firstLine="420"/>
       </w:pPr>
       <w:r>
         <w:rPr>
@@ -35288,6 +35555,7 @@
           <w:ilvl w:val="2"/>
           <w:numId w:val="1031"/>
         </w:numPr>
+        <w:ind w:firstLine="420"/>
       </w:pPr>
       <w:r>
         <w:rPr>
@@ -35399,6 +35667,7 @@
           <w:ilvl w:val="2"/>
           <w:numId w:val="1031"/>
         </w:numPr>
+        <w:ind w:firstLine="420"/>
       </w:pPr>
       <w:r>
         <w:rPr>
@@ -35450,6 +35719,7 @@
           <w:ilvl w:val="2"/>
           <w:numId w:val="1031"/>
         </w:numPr>
+        <w:ind w:firstLine="420"/>
       </w:pPr>
       <w:r>
         <w:rPr>
@@ -35491,6 +35761,7 @@
     <w:p>
       <w:pPr>
         <w:pStyle w:val="FirstParagraph"/>
+        <w:ind w:firstLine="420"/>
       </w:pPr>
       <w:r>
         <w:rPr>
@@ -35724,6 +35995,15 @@
         <w:tblW w:type="pct" w:w="5000"/>
         <w:tblLayout w:type="fixed"/>
         <w:tblLook w:firstRow="1" w:lastRow="0" w:firstColumn="0" w:lastColumn="0" w:noHBand="0" w:noVBand="0" w:val="0020"/>
+        <w:jc w:val="center"/>
+        <w:tblBorders>
+          <w:top w:val="single" w:sz="12" w:space="0" w:color="333333"/>
+          <w:bottom w:val="single" w:sz="12" w:space="0" w:color="333333"/>
+          <w:left w:val="none"/>
+          <w:right w:val="none"/>
+          <w:insideH w:val="none"/>
+          <w:insideV w:val="none"/>
+        </w:tblBorders>
       </w:tblPr>
       <w:tblGrid>
         <w:gridCol w:w="2329"/>
@@ -35736,7 +36016,11 @@
           <w:tblHeader w:val="on"/>
         </w:trPr>
         <w:tc>
-          <w:tcPr/>
+          <w:tcPr>
+            <w:tcBorders>
+              <w:bottom w:val="single" w:sz="6" w:space="0" w:color="333333"/>
+            </w:tcBorders>
+          </w:tcPr>
           <w:p>
             <w:pPr>
               <w:pStyle w:val="Compact"/>
@@ -35752,7 +36036,11 @@
           </w:p>
         </w:tc>
         <w:tc>
-          <w:tcPr/>
+          <w:tcPr>
+            <w:tcBorders>
+              <w:bottom w:val="single" w:sz="6" w:space="0" w:color="333333"/>
+            </w:tcBorders>
+          </w:tcPr>
           <w:p>
             <w:pPr>
               <w:pStyle w:val="Compact"/>
@@ -35768,7 +36056,11 @@
           </w:p>
         </w:tc>
         <w:tc>
-          <w:tcPr/>
+          <w:tcPr>
+            <w:tcBorders>
+              <w:bottom w:val="single" w:sz="6" w:space="0" w:color="333333"/>
+            </w:tcBorders>
+          </w:tcPr>
           <w:p>
             <w:pPr>
               <w:pStyle w:val="Compact"/>
@@ -35805,7 +36097,11 @@
           </w:p>
         </w:tc>
         <w:tc>
-          <w:tcPr/>
+          <w:tcPr>
+            <w:tcBorders>
+              <w:bottom w:val="single" w:sz="6" w:space="0" w:color="333333"/>
+            </w:tcBorders>
+          </w:tcPr>
           <w:p>
             <w:pPr>
               <w:pStyle w:val="Compact"/>
@@ -36439,6 +36735,15 @@
         <w:tblStyle w:val="Table"/>
         <w:tblW w:type="auto" w:w="0"/>
         <w:tblLook w:firstRow="1" w:lastRow="0" w:firstColumn="0" w:lastColumn="0" w:noHBand="0" w:noVBand="0" w:val="0020"/>
+        <w:jc w:val="center"/>
+        <w:tblBorders>
+          <w:top w:val="single" w:sz="12" w:space="0" w:color="333333"/>
+          <w:bottom w:val="single" w:sz="12" w:space="0" w:color="333333"/>
+          <w:left w:val="none"/>
+          <w:right w:val="none"/>
+          <w:insideH w:val="none"/>
+          <w:insideV w:val="none"/>
+        </w:tblBorders>
       </w:tblPr>
       <w:tblGrid>
         <w:gridCol w:w="1980"/>
@@ -36451,7 +36756,11 @@
           <w:tblHeader w:val="on"/>
         </w:trPr>
         <w:tc>
-          <w:tcPr/>
+          <w:tcPr>
+            <w:tcBorders>
+              <w:bottom w:val="single" w:sz="6" w:space="0" w:color="333333"/>
+            </w:tcBorders>
+          </w:tcPr>
           <w:p>
             <w:pPr>
               <w:pStyle w:val="Compact"/>
@@ -36467,7 +36776,11 @@
           </w:p>
         </w:tc>
         <w:tc>
-          <w:tcPr/>
+          <w:tcPr>
+            <w:tcBorders>
+              <w:bottom w:val="single" w:sz="6" w:space="0" w:color="333333"/>
+            </w:tcBorders>
+          </w:tcPr>
           <w:p>
             <w:pPr>
               <w:pStyle w:val="Compact"/>
@@ -36483,7 +36796,11 @@
           </w:p>
         </w:tc>
         <w:tc>
-          <w:tcPr/>
+          <w:tcPr>
+            <w:tcBorders>
+              <w:bottom w:val="single" w:sz="6" w:space="0" w:color="333333"/>
+            </w:tcBorders>
+          </w:tcPr>
           <w:p>
             <w:pPr>
               <w:pStyle w:val="Compact"/>
@@ -36499,7 +36816,11 @@
           </w:p>
         </w:tc>
         <w:tc>
-          <w:tcPr/>
+          <w:tcPr>
+            <w:tcBorders>
+              <w:bottom w:val="single" w:sz="6" w:space="0" w:color="333333"/>
+            </w:tcBorders>
+          </w:tcPr>
           <w:p>
             <w:pPr>
               <w:pStyle w:val="Compact"/>
@@ -37375,6 +37696,15 @@
         <w:tblW w:type="pct" w:w="5000"/>
         <w:tblLayout w:type="fixed"/>
         <w:tblLook w:firstRow="1" w:lastRow="0" w:firstColumn="0" w:lastColumn="0" w:noHBand="0" w:noVBand="0" w:val="0020"/>
+        <w:jc w:val="center"/>
+        <w:tblBorders>
+          <w:top w:val="single" w:sz="12" w:space="0" w:color="333333"/>
+          <w:bottom w:val="single" w:sz="12" w:space="0" w:color="333333"/>
+          <w:left w:val="none"/>
+          <w:right w:val="none"/>
+          <w:insideH w:val="none"/>
+          <w:insideV w:val="none"/>
+        </w:tblBorders>
       </w:tblPr>
       <w:tblGrid>
         <w:gridCol w:w="3046"/>
@@ -37386,7 +37716,11 @@
           <w:tblHeader w:val="on"/>
         </w:trPr>
         <w:tc>
-          <w:tcPr/>
+          <w:tcPr>
+            <w:tcBorders>
+              <w:bottom w:val="single" w:sz="6" w:space="0" w:color="333333"/>
+            </w:tcBorders>
+          </w:tcPr>
           <w:p>
             <w:pPr>
               <w:pStyle w:val="Compact"/>
@@ -37402,7 +37736,11 @@
           </w:p>
         </w:tc>
         <w:tc>
-          <w:tcPr/>
+          <w:tcPr>
+            <w:tcBorders>
+              <w:bottom w:val="single" w:sz="6" w:space="0" w:color="333333"/>
+            </w:tcBorders>
+          </w:tcPr>
           <w:p>
             <w:pPr>
               <w:pStyle w:val="Compact"/>
@@ -37426,7 +37764,11 @@
           </w:p>
         </w:tc>
         <w:tc>
-          <w:tcPr/>
+          <w:tcPr>
+            <w:tcBorders>
+              <w:bottom w:val="single" w:sz="6" w:space="0" w:color="333333"/>
+            </w:tcBorders>
+          </w:tcPr>
           <w:p>
             <w:pPr>
               <w:pStyle w:val="Compact"/>
@@ -37841,6 +38183,7 @@
     <w:p>
       <w:pPr>
         <w:pStyle w:val="FirstParagraph"/>
+        <w:ind w:firstLine="420"/>
       </w:pPr>
       <w:r>
         <w:rPr>
@@ -38190,6 +38533,7 @@
     <w:p>
       <w:pPr>
         <w:pStyle w:val="BodyText"/>
+        <w:ind w:firstLine="420"/>
       </w:pPr>
       <w:r>
         <w:rPr>
@@ -38410,6 +38754,7 @@
     <w:p>
       <w:pPr>
         <w:pStyle w:val="BodyText"/>
+        <w:ind w:firstLine="420"/>
       </w:pPr>
       <w:r>
         <w:rPr>
@@ -38589,6 +38934,7 @@
     <w:p>
       <w:pPr>
         <w:pStyle w:val="FirstParagraph"/>
+        <w:ind w:firstLine="420"/>
       </w:pPr>
       <w:r>
         <w:rPr>
@@ -38758,6 +39104,7 @@
     <w:p>
       <w:pPr>
         <w:pStyle w:val="BodyText"/>
+        <w:ind w:firstLine="420"/>
       </w:pPr>
       <w:r>
         <w:rPr>
@@ -38810,7 +39157,7 @@
         </w:rPr>
         <w:drawing>
           <wp:inline>
-            <wp:extent cx="2462906" cy="1879344"/>
+            <wp:extent cx="2667000" cy="2004104"/>
             <wp:effectExtent b="0" l="0" r="0" t="0"/>
             <wp:docPr descr="" title="" id="60" name="Picture"/>
             <a:graphic>
@@ -38831,7 +39178,7 @@
                   <pic:spPr bwMode="auto">
                     <a:xfrm>
                       <a:off x="0" y="0"/>
-                      <a:ext cx="2462906" cy="1879344"/>
+                      <a:ext cx="2667000" cy="2004104"/>
                     </a:xfrm>
                     <a:prstGeom prst="rect">
                       <a:avLst/>
@@ -38853,6 +39200,7 @@
     <w:p>
       <w:pPr>
         <w:pStyle w:val="BodyText"/>
+        <w:ind w:firstLine="420"/>
       </w:pPr>
       <w:r>
         <w:rPr>
@@ -38944,6 +39292,7 @@
     <w:p>
       <w:pPr>
         <w:pStyle w:val="BodyText"/>
+        <w:ind w:firstLine="420"/>
       </w:pPr>
       <w:r>
         <w:rPr>
@@ -39050,6 +39399,7 @@
     <w:p>
       <w:pPr>
         <w:pStyle w:val="FirstParagraph"/>
+        <w:ind w:firstLine="420"/>
       </w:pPr>
       <w:r>
         <w:rPr>
@@ -39328,6 +39678,7 @@
     <w:p>
       <w:pPr>
         <w:pStyle w:val="BodyText"/>
+        <w:ind w:firstLine="420"/>
       </w:pPr>
       <w:r>
         <w:rPr>
@@ -39431,6 +39782,7 @@
     <w:p>
       <w:pPr>
         <w:pStyle w:val="BodyText"/>
+        <w:ind w:firstLine="420"/>
       </w:pPr>
       <w:r>
         <w:rPr>
@@ -39675,6 +40027,7 @@
     <w:p>
       <w:pPr>
         <w:pStyle w:val="FirstParagraph"/>
+        <w:ind w:firstLine="420"/>
       </w:pPr>
       <w:r>
         <w:rPr>
@@ -40042,6 +40395,7 @@
     <w:p>
       <w:pPr>
         <w:pStyle w:val="BodyText"/>
+        <w:ind w:firstLine="420"/>
       </w:pPr>
       <w:r>
         <w:rPr>
@@ -40229,6 +40583,7 @@
     <w:p>
       <w:pPr>
         <w:pStyle w:val="BodyText"/>
+        <w:ind w:firstLine="420"/>
       </w:pPr>
       <w:r>
         <w:rPr>
@@ -40666,6 +41021,7 @@
     <w:p>
       <w:pPr>
         <w:pStyle w:val="BodyText"/>
+        <w:ind w:firstLine="420"/>
       </w:pPr>
       <w:r>
         <w:rPr>
@@ -41073,6 +41429,7 @@
     <w:p>
       <w:pPr>
         <w:pStyle w:val="BodyText"/>
+        <w:ind w:firstLine="420"/>
       </w:pPr>
       <w:r>
         <w:rPr>
@@ -41509,6 +41866,7 @@
     <w:p>
       <w:pPr>
         <w:pStyle w:val="BodyText"/>
+        <w:ind w:firstLine="420"/>
       </w:pPr>
       <w:r>
         <w:rPr>
@@ -41811,6 +42169,7 @@
     <w:p>
       <w:pPr>
         <w:pStyle w:val="BodyText"/>
+        <w:ind w:firstLine="420"/>
       </w:pPr>
       <w:r>
         <w:rPr>
@@ -42551,6 +42910,7 @@
     <w:p>
       <w:pPr>
         <w:pStyle w:val="BodyText"/>
+        <w:ind w:firstLine="420"/>
       </w:pPr>
       <w:r>
         <w:rPr>
@@ -42957,6 +43317,7 @@
     <w:p>
       <w:pPr>
         <w:pStyle w:val="BodyText"/>
+        <w:ind w:firstLine="420"/>
       </w:pPr>
       <w:r>
         <w:rPr>
@@ -43357,6 +43718,7 @@
           <w:ilvl w:val="0"/>
           <w:numId w:val="1032"/>
         </w:numPr>
+        <w:ind w:firstLine="420"/>
       </w:pPr>
       <w:r>
         <w:rPr>
@@ -43468,6 +43830,7 @@
           <w:ilvl w:val="0"/>
           <w:numId w:val="1032"/>
         </w:numPr>
+        <w:ind w:firstLine="420"/>
       </w:pPr>
       <w:r>
         <w:rPr>
@@ -43549,6 +43912,7 @@
           <w:ilvl w:val="0"/>
           <w:numId w:val="1032"/>
         </w:numPr>
+        <w:ind w:firstLine="420"/>
       </w:pPr>
       <w:r>
         <w:rPr>
@@ -43618,6 +43982,7 @@
           <w:ilvl w:val="0"/>
           <w:numId w:val="1032"/>
         </w:numPr>
+        <w:ind w:firstLine="420"/>
       </w:pPr>
       <w:r>
         <w:rPr>
@@ -43711,6 +44076,7 @@
           <w:ilvl w:val="0"/>
           <w:numId w:val="1032"/>
         </w:numPr>
+        <w:ind w:firstLine="420"/>
       </w:pPr>
       <w:r>
         <w:rPr>
@@ -43792,6 +44158,7 @@
           <w:ilvl w:val="0"/>
           <w:numId w:val="1032"/>
         </w:numPr>
+        <w:ind w:firstLine="420"/>
       </w:pPr>
       <w:r>
         <w:rPr>
@@ -43873,6 +44240,7 @@
           <w:ilvl w:val="0"/>
           <w:numId w:val="1032"/>
         </w:numPr>
+        <w:ind w:firstLine="420"/>
       </w:pPr>
       <w:r>
         <w:rPr>
@@ -43966,6 +44334,7 @@
           <w:ilvl w:val="0"/>
           <w:numId w:val="1032"/>
         </w:numPr>
+        <w:ind w:firstLine="420"/>
       </w:pPr>
       <w:r>
         <w:rPr>
@@ -45508,22 +45877,6 @@
       <ns0:color ns0:themeColor="accent1" ns0:themeShade="BF" ns0:val="365F91"/>
     </ns0:rPr>
   </ns0:style>
-  <w:style w:type="paragraph" w:customStyle="1" w:styleId="BodyText">
-    <w:name w:val="Body Text"/>
-    <w:basedOn w:val="BodyText"/>
-    <w:qFormat/>
-    <ns0:rPr>
-      <w:rFonts ns0:ascii="Times New Roman" ns0:hAnsi="Times New Roman" ns0:eastAsia="FangSong" ns0:cs="Times New Roman"/>
-    </ns0:rPr>
-  </w:style>
-  <w:style w:type="paragraph" w:customStyle="1" w:styleId="MistakeBlock">
-    <w:name w:val="Mistake Block"/>
-    <w:basedOn w:val="BodyText"/>
-    <w:qFormat/>
-    <ns0:rPr>
-      <w:rFonts ns0:ascii="Times New Roman" ns0:hAnsi="Times New Roman" ns0:eastAsia="FangSong" ns0:cs="Times New Roman"/>
-    </ns0:rPr>
-  </w:style>
   <w:style w:type="paragraph" w:customStyle="1" w:styleId="SourceCode">
     <w:name w:val="Source Code"/>
     <w:basedOn w:val="Normal"/>

--- a/06-学生侧材料/讲义/6-有机化学/重排反应.docx
+++ b/06-学生侧材料/讲义/6-有机化学/重排反应.docx
@@ -28686,7 +28686,7 @@
         <w:rPr>
           <w:rFonts w:hint="eastAsia" w:ascii="Times New Roman" w:hAnsi="Times New Roman" w:eastAsia="FangSong" w:cs="Times New Roman"/>
         </w:rPr>
-        <w:t>有三个致命问题</w:t>
+        <w:t>存在三处关键错误</w:t>
       </w:r>
       <w:r>
         <w:rPr>

--- a/06-学生侧材料/讲义/6-有机化学/重排反应.docx
+++ b/06-学生侧材料/讲义/6-有机化学/重排反应.docx
@@ -37707,9 +37707,9 @@
         </w:tblBorders>
       </w:tblPr>
       <w:tblGrid>
-        <w:gridCol w:w="3046"/>
-        <w:gridCol w:w="2436"/>
-        <w:gridCol w:w="2436"/>
+        <w:gridCol w:w="1452"/>
+        <w:gridCol w:w="4092"/>
+        <w:gridCol w:w="2376"/>
       </w:tblGrid>
       <w:tr>
         <w:trPr>
